--- a/scripts/_out-anexo-1738/ANEXO_N1_ANEXOS_PMU.docx
+++ b/scripts/_out-anexo-1738/ANEXO_N1_ANEXOS_PMU.docx
@@ -1,6 +1,6 @@
 
 <file path=word/document.xml><?xml version="1.0" encoding="UTF-8" standalone="yes"?>
-<w:document xmlns:pic="http://schemas.openxmlformats.org/drawingml/2006/picture" xmlns:wpc="http://schemas.microsoft.com/office/word/2010/wordprocessingCanvas" xmlns:cx="http://schemas.microsoft.com/office/drawing/2014/chartex" xmlns:cx1="http://schemas.microsoft.com/office/drawing/2015/9/8/chartex" xmlns:cx2="http://schemas.microsoft.com/office/drawing/2015/10/21/chartex" xmlns:cx3="http://schemas.microsoft.com/office/drawing/2016/5/9/chartex" xmlns:cx4="http://schemas.microsoft.com/office/drawing/2016/5/10/chartex" xmlns:cx5="http://schemas.microsoft.com/office/drawing/2016/5/11/chartex" xmlns:cx6="http://schemas.microsoft.com/office/drawing/2016/5/12/chartex" xmlns:cx7="http://schemas.microsoft.com/office/drawing/2016/5/13/chartex" xmlns:cx8="http://schemas.microsoft.com/office/drawing/2016/5/14/chartex" xmlns:mc="http://schemas.openxmlformats.org/markup-compatibility/2006" xmlns:aink="http://schemas.microsoft.com/office/drawing/2016/ink" xmlns:am3d="http://schemas.microsoft.com/office/drawing/2017/model3d" xmlns:o="urn:schemas-microsoft-com:office:office" xmlns:oel="http://schemas.microsoft.com/office/2019/extlst" xmlns:r="http://schemas.openxmlformats.org/officeDocument/2006/relationships" xmlns:m="http://schemas.openxmlformats.org/officeDocument/2006/math" xmlns:v="urn:schemas-microsoft-com:vml" xmlns:wp14="http://schemas.microsoft.com/office/word/2010/wordprocessingDrawing" xmlns:wp="http://schemas.openxmlformats.org/drawingml/2006/wordprocessingDrawing" xmlns:w10="urn:schemas-microsoft-com:office:word" xmlns:w="http://schemas.openxmlformats.org/wordprocessingml/2006/main" xmlns:w14="http://schemas.microsoft.com/office/word/2010/wordml" xmlns:w15="http://schemas.microsoft.com/office/word/2012/wordml" xmlns:w16cex="http://schemas.microsoft.com/office/word/2018/wordml/cex" xmlns:w16cid="http://schemas.microsoft.com/office/word/2016/wordml/cid" xmlns:w16="http://schemas.microsoft.com/office/word/2018/wordml" xmlns:w16du="http://schemas.microsoft.com/office/word/2023/wordml/word16du" xmlns:w16sdtdh="http://schemas.microsoft.com/office/word/2020/wordml/sdtdatahash" xmlns:w16sdtfl="http://schemas.microsoft.com/office/word/2024/wordml/sdtformatlock" xmlns:w16se="http://schemas.microsoft.com/office/word/2015/wordml/symex" xmlns:wpg="http://schemas.microsoft.com/office/word/2010/wordprocessingGroup" xmlns:wpi="http://schemas.microsoft.com/office/word/2010/wordprocessingInk" xmlns:wne="http://schemas.microsoft.com/office/word/2006/wordml" xmlns:wps="http://schemas.microsoft.com/office/word/2010/wordprocessingShape" mc:Ignorable="w14 w15 w16se w16cid w16 w16cex w16sdtdh w16sdtfl w16du wp14"><w:body><w:p><w:pPr><w:spacing w:before="91"/><w:ind w:left="131" w:right="421"/><w:jc w:val="center"/><w:rPr><w:rFonts w:ascii="Arial" w:hAnsi="Arial" w:cs="Arial"/><w:b/><w:sz w:val="24"/><w:szCs w:val="18"/></w:rPr></w:pPr><w:r><w:rPr><w:rFonts w:ascii="Arial" w:hAnsi="Arial" w:cs="Arial"/><w:b/><w:sz w:val="24"/><w:szCs w:val="18"/></w:rPr><w:t>ANEXO</w:t></w:r><w:r><w:rPr><w:rFonts w:ascii="Arial" w:hAnsi="Arial" w:cs="Arial"/><w:b/><w:spacing w:val="-2"/><w:sz w:val="24"/><w:szCs w:val="18"/></w:rPr><w:t xml:space="preserve"> </w:t></w:r><w:r><w:rPr><w:rFonts w:ascii="Arial" w:hAnsi="Arial" w:cs="Arial"/><w:b/><w:sz w:val="24"/><w:szCs w:val="18"/></w:rPr><w:t>Nº1</w:t></w:r></w:p><w:p><w:pPr><w:spacing w:before="24"/><w:ind w:left="48" w:right="684"/><w:jc w:val="center"/><w:rPr><w:rFonts w:ascii="Arial" w:hAnsi="Arial" w:cs="Arial"/><w:b/><w:sz w:val="24"/><w:szCs w:val="18"/></w:rPr></w:pPr><w:r><w:rPr><w:rFonts w:ascii="Arial" w:hAnsi="Arial" w:cs="Arial"/><w:b/><w:sz w:val="24"/><w:szCs w:val="18"/></w:rPr><w:t>IDENTIFICACION</w:t></w:r><w:r><w:rPr><w:rFonts w:ascii="Arial" w:hAnsi="Arial" w:cs="Arial"/><w:b/><w:spacing w:val="-6"/><w:sz w:val="24"/><w:szCs w:val="18"/></w:rPr><w:t xml:space="preserve"> </w:t></w:r><w:r><w:rPr><w:rFonts w:ascii="Arial" w:hAnsi="Arial" w:cs="Arial"/><w:b/><w:sz w:val="24"/><w:szCs w:val="18"/></w:rPr><w:t>DEL</w:t></w:r><w:r><w:rPr><w:rFonts w:ascii="Arial" w:hAnsi="Arial" w:cs="Arial"/><w:b/><w:spacing w:val="-10"/><w:sz w:val="24"/><w:szCs w:val="18"/></w:rPr><w:t xml:space="preserve"> </w:t></w:r><w:r><w:rPr><w:rFonts w:ascii="Arial" w:hAnsi="Arial" w:cs="Arial"/><w:b/><w:sz w:val="24"/><w:szCs w:val="18"/></w:rPr><w:t>OFERENTE</w:t></w:r></w:p><w:p><w:pPr><w:pStyle w:val="Textoindependiente"/><w:spacing w:before="6"/><w:rPr><w:rFonts w:ascii="Arial" w:hAnsi="Arial" w:cs="Arial"/><w:b/><w:sz w:val="27"/></w:rPr></w:pPr></w:p><w:p><w:pPr><w:rPr><w:rFonts w:ascii="Arial" w:hAnsi="Arial" w:cs="Arial"/><w:b/><w:bCs/><w:spacing w:val="-9"/><w:sz w:val="24"/><w:lang w:val="es-CL"/></w:rPr></w:pPr><w:r><w:rPr><w:rFonts w:ascii="Arial" w:hAnsi="Arial" w:cs="Arial"/><w:b/><w:sz w:val="24"/></w:rPr><w:t>Nombre:</w:t></w:r><w:r><w:rPr><w:rFonts w:ascii="Arial" w:hAnsi="Arial" w:cs="Arial"/><w:b/><w:spacing w:val="-9"/><w:sz w:val="24"/></w:rPr><w:t xml:space="preserve"> </w:t></w:r><w:r><w:rPr><w:rFonts w:ascii="Arial" w:hAnsi="Arial" w:cs="Arial"/><w:b/><w:bCs/><w:spacing w:val="-9"/><w:sz w:val="24"/><w:lang w:val="es-CL"/></w:rPr><w:t>“ADQUISICIÓN DE MATERIALES, IMPLEMENTOS DE SEGURIDAD Y HERRAMIENTAS NECESARIAS PARA</w:t></w:r><w:r><w:rPr><w:rFonts w:ascii="Arial" w:hAnsi="Arial" w:cs="Arial"/><w:b/><w:bCs/><w:spacing w:val="-9"/><w:sz w:val="24"/><w:lang w:val="es-CL"/></w:rPr><w:t xml:space="preserve"> </w:t></w:r><w:r><w:rPr><w:rFonts w:ascii="Arial" w:hAnsi="Arial" w:cs="Arial"/><w:b/><w:bCs/><w:spacing w:val="-9"/><w:sz w:val="24"/><w:lang w:val="es-CL"/></w:rPr><w:t>LA EJECUCION DEL PROYECTO REPOSICIÓN VEREDAS ESTACIÓN VILLA ALEGRE”</w:t></w:r></w:p><w:p><w:pPr><w:pBdr><w:bottom w:val="single" w:sz="12" w:space="1" w:color="000000"/></w:pBdr><w:rPr><w:rFonts w:ascii="Arial" w:hAnsi="Arial" w:cs="Arial"/><w:b/><w:spacing w:val="-9"/><w:sz w:val="24"/></w:rPr></w:pPr></w:p><w:p><w:pPr><w:ind w:left="131" w:right="684"/><w:jc w:val="both"/><w:rPr><w:rFonts w:ascii="Arial" w:hAnsi="Arial" w:cs="Arial"/><w:b/></w:rPr></w:pPr></w:p><w:p><w:pPr><w:pStyle w:val="Textoindependiente"/><w:spacing w:before="6"/><w:rPr><w:rFonts w:ascii="Arial" w:hAnsi="Arial" w:cs="Arial"/><w:b/><w:sz w:val="13"/></w:rPr></w:pPr></w:p><w:p><w:pPr><w:pStyle w:val="Textoindependiente"/><w:spacing w:before="6"/><w:rPr><w:rFonts w:ascii="Arial" w:hAnsi="Arial" w:cs="Arial"/><w:b/><w:sz w:val="24"/></w:rPr></w:pPr></w:p><w:p><w:pPr><w:rPr><w:rFonts w:ascii="Arial" w:hAnsi="Arial" w:cs="Arial"/><w:b/><w:sz w:val="24"/></w:rPr></w:pPr><w:r><w:rPr><w:rFonts w:ascii="Arial" w:hAnsi="Arial" w:cs="Arial"/><w:b/><w:sz w:val="24"/></w:rPr><w:t>1.-</w:t></w:r><w:r><w:rPr><w:rFonts w:ascii="Arial" w:hAnsi="Arial" w:cs="Arial"/><w:b/><w:spacing w:val="-5"/><w:sz w:val="24"/></w:rPr><w:t xml:space="preserve"> </w:t></w:r><w:r><w:rPr><w:rFonts w:ascii="Arial" w:hAnsi="Arial" w:cs="Arial"/><w:b/><w:sz w:val="24"/></w:rPr><w:t>NOMBRE</w:t></w:r><w:r><w:rPr><w:rFonts w:ascii="Arial" w:hAnsi="Arial" w:cs="Arial"/><w:b/><w:spacing w:val="-4"/><w:sz w:val="24"/></w:rPr><w:t xml:space="preserve"> </w:t></w:r><w:r><w:rPr><w:rFonts w:ascii="Arial" w:hAnsi="Arial" w:cs="Arial"/><w:b/><w:sz w:val="24"/></w:rPr><w:t>COMPLETO</w:t></w:r><w:r><w:rPr><w:rFonts w:ascii="Arial" w:hAnsi="Arial" w:cs="Arial"/><w:b/><w:spacing w:val="-5"/><w:sz w:val="24"/></w:rPr><w:t xml:space="preserve"> </w:t></w:r><w:r><w:rPr><w:rFonts w:ascii="Arial" w:hAnsi="Arial" w:cs="Arial"/><w:b/><w:sz w:val="24"/></w:rPr><w:t>DEL</w:t></w:r><w:r><w:rPr><w:rFonts w:ascii="Arial" w:hAnsi="Arial" w:cs="Arial"/><w:b/><w:spacing w:val="-5"/><w:sz w:val="24"/></w:rPr><w:t xml:space="preserve"> </w:t></w:r><w:r><w:rPr><w:rFonts w:ascii="Arial" w:hAnsi="Arial" w:cs="Arial"/><w:b/><w:sz w:val="24"/></w:rPr><w:t>PROPONENTE</w:t></w:r><w:r><w:rPr><w:rFonts w:ascii="Arial" w:hAnsi="Arial" w:cs="Arial"/><w:b/><w:spacing w:val="-7"/><w:sz w:val="24"/></w:rPr><w:t xml:space="preserve"> </w:t></w:r><w:r><w:rPr><w:rFonts w:ascii="Arial" w:hAnsi="Arial" w:cs="Arial"/><w:b/><w:sz w:val="24"/></w:rPr><w:t>O</w:t></w:r><w:r><w:rPr><w:rFonts w:ascii="Arial" w:hAnsi="Arial" w:cs="Arial"/><w:b/><w:spacing w:val="-6"/><w:sz w:val="24"/></w:rPr><w:t xml:space="preserve"> </w:t></w:r><w:r><w:rPr><w:rFonts w:ascii="Arial" w:hAnsi="Arial" w:cs="Arial"/><w:b/><w:sz w:val="24"/></w:rPr><w:t>RAZON</w:t></w:r><w:r><w:rPr><w:rFonts w:ascii="Arial" w:hAnsi="Arial" w:cs="Arial"/><w:b/><w:spacing w:val="-4"/><w:sz w:val="24"/></w:rPr><w:t xml:space="preserve"> </w:t></w:r><w:r><w:rPr><w:rFonts w:ascii="Arial" w:hAnsi="Arial" w:cs="Arial"/><w:b/><w:sz w:val="24"/></w:rPr><w:t xml:space="preserve">SOCIAL: </w:t></w:r></w:p><w:p><w:pPr><w:pStyle w:val="Textoindependiente"/><w:rPr><w:rFonts w:ascii="Arial" w:hAnsi="Arial" w:cs="Arial"/><w:b/><w:sz w:val="24"/></w:rPr></w:pPr><w:r><w:rPr><w:rFonts w:ascii="Arial" w:hAnsi="Arial" w:cs="Arial"/><w:b/><w:sz w:val="24"/></w:rPr><w:t xml:space="preserve">Comercial MP SpA</w:t></w:r></w:p><w:p><w:pPr><w:pStyle w:val="Textoindependiente"/><w:spacing w:before="7"/><w:rPr><w:rFonts w:ascii="Arial" w:hAnsi="Arial" w:cs="Arial"/><w:b/><w:sz w:val="24"/></w:rPr></w:pPr></w:p><w:p><w:pPr><w:rPr><w:rFonts w:ascii="Arial" w:hAnsi="Arial" w:cs="Arial"/><w:b/><w:sz w:val="24"/></w:rPr></w:pPr><w:r><w:rPr><w:rFonts w:ascii="Arial" w:hAnsi="Arial" w:cs="Arial"/><w:b/><w:sz w:val="24"/></w:rPr><w:t>2.-</w:t></w:r><w:r><w:rPr><w:rFonts w:ascii="Arial" w:hAnsi="Arial" w:cs="Arial"/><w:b/><w:spacing w:val="-8"/><w:sz w:val="24"/></w:rPr><w:t xml:space="preserve"> </w:t></w:r><w:r><w:rPr><w:rFonts w:ascii="Arial" w:hAnsi="Arial" w:cs="Arial"/><w:b/><w:sz w:val="24"/></w:rPr><w:t xml:space="preserve">RUT: </w:t></w:r></w:p><w:p><w:pPr><w:pStyle w:val="Textoindependiente"/><w:rPr><w:rFonts w:ascii="Arial" w:hAnsi="Arial" w:cs="Arial"/><w:b/><w:sz w:val="24"/></w:rPr></w:pPr><w:r><w:rPr><w:rFonts w:ascii="Arial" w:hAnsi="Arial" w:cs="Arial"/><w:b/><w:sz w:val="24"/></w:rPr><w:t xml:space="preserve">78.388.175-6</w:t></w:r></w:p><w:p><w:pPr><w:pStyle w:val="Textoindependiente"/><w:spacing w:before="4"/><w:rPr><w:rFonts w:ascii="Arial" w:hAnsi="Arial" w:cs="Arial"/><w:b/><w:sz w:val="24"/></w:rPr></w:pPr></w:p><w:p><w:pPr><w:spacing w:before="1"/><w:rPr><w:rFonts w:ascii="Arial" w:hAnsi="Arial" w:cs="Arial"/><w:b/><w:sz w:val="24"/></w:rPr></w:pPr><w:r><w:rPr><w:rFonts w:ascii="Arial" w:hAnsi="Arial" w:cs="Arial"/><w:b/><w:sz w:val="24"/></w:rPr><w:t>3.-</w:t></w:r><w:r><w:rPr><w:rFonts w:ascii="Arial" w:hAnsi="Arial" w:cs="Arial"/><w:b/><w:spacing w:val="-8"/><w:sz w:val="24"/></w:rPr><w:t xml:space="preserve"> </w:t></w:r><w:r><w:rPr><w:rFonts w:ascii="Arial" w:hAnsi="Arial" w:cs="Arial"/><w:b/><w:sz w:val="24"/></w:rPr><w:t>NOMBRE</w:t></w:r><w:r><w:rPr><w:rFonts w:ascii="Arial" w:hAnsi="Arial" w:cs="Arial"/><w:b/><w:spacing w:val="-8"/><w:sz w:val="24"/></w:rPr><w:t xml:space="preserve"> </w:t></w:r><w:r><w:rPr><w:rFonts w:ascii="Arial" w:hAnsi="Arial" w:cs="Arial"/><w:b/><w:sz w:val="24"/></w:rPr><w:t>DEL</w:t></w:r><w:r><w:rPr><w:rFonts w:ascii="Arial" w:hAnsi="Arial" w:cs="Arial"/><w:b/><w:spacing w:val="-9"/><w:sz w:val="24"/></w:rPr><w:t xml:space="preserve"> </w:t></w:r><w:r><w:rPr><w:rFonts w:ascii="Arial" w:hAnsi="Arial" w:cs="Arial"/><w:b/><w:sz w:val="24"/></w:rPr><w:t>REPRESENTANTE</w:t></w:r><w:r><w:rPr><w:rFonts w:ascii="Arial" w:hAnsi="Arial" w:cs="Arial"/><w:b/><w:spacing w:val="-8"/><w:sz w:val="24"/></w:rPr><w:t xml:space="preserve"> </w:t></w:r><w:r><w:rPr><w:rFonts w:ascii="Arial" w:hAnsi="Arial" w:cs="Arial"/><w:b/><w:sz w:val="24"/></w:rPr><w:t xml:space="preserve">LEGAL: </w:t></w:r></w:p><w:p><w:pPr><w:pStyle w:val="Textoindependiente"/><w:rPr><w:rFonts w:ascii="Arial" w:hAnsi="Arial" w:cs="Arial"/><w:b/><w:sz w:val="24"/></w:rPr></w:pPr><w:r><w:rPr><w:rFonts w:ascii="Arial" w:hAnsi="Arial" w:cs="Arial"/><w:b/><w:sz w:val="24"/></w:rPr><w:t xml:space="preserve">Lidia Valenzuela</w:t></w:r></w:p><w:p><w:pPr><w:pStyle w:val="Textoindependiente"/><w:spacing w:before="6"/><w:rPr><w:rFonts w:ascii="Arial" w:hAnsi="Arial" w:cs="Arial"/><w:b/><w:sz w:val="24"/></w:rPr></w:pPr></w:p><w:p><w:pPr><w:rPr><w:rFonts w:ascii="Arial" w:hAnsi="Arial" w:cs="Arial"/><w:b/><w:sz w:val="24"/></w:rPr></w:pPr><w:r><w:rPr><w:rFonts w:ascii="Arial" w:hAnsi="Arial" w:cs="Arial"/><w:b/><w:sz w:val="24"/></w:rPr><w:t>4.-</w:t></w:r><w:r><w:rPr><w:rFonts w:ascii="Arial" w:hAnsi="Arial" w:cs="Arial"/><w:b/><w:spacing w:val="-8"/><w:sz w:val="24"/></w:rPr><w:t xml:space="preserve"> </w:t></w:r><w:r><w:rPr><w:rFonts w:ascii="Arial" w:hAnsi="Arial" w:cs="Arial"/><w:b/><w:sz w:val="24"/></w:rPr><w:t>RUT</w:t></w:r><w:r><w:rPr><w:rFonts w:ascii="Arial" w:hAnsi="Arial" w:cs="Arial"/><w:b/><w:spacing w:val="-9"/><w:sz w:val="24"/></w:rPr><w:t xml:space="preserve"> </w:t></w:r><w:r><w:rPr><w:rFonts w:ascii="Arial" w:hAnsi="Arial" w:cs="Arial"/><w:b/><w:sz w:val="24"/></w:rPr><w:t>DEL</w:t></w:r><w:r><w:rPr><w:rFonts w:ascii="Arial" w:hAnsi="Arial" w:cs="Arial"/><w:b/><w:spacing w:val="-8"/><w:sz w:val="24"/></w:rPr><w:t xml:space="preserve"> </w:t></w:r><w:r><w:rPr><w:rFonts w:ascii="Arial" w:hAnsi="Arial" w:cs="Arial"/><w:b/><w:sz w:val="24"/></w:rPr><w:t>REPRESENTANTE</w:t></w:r><w:r><w:rPr><w:rFonts w:ascii="Arial" w:hAnsi="Arial" w:cs="Arial"/><w:b/><w:spacing w:val="-10"/><w:sz w:val="24"/></w:rPr><w:t xml:space="preserve"> </w:t></w:r><w:r><w:rPr><w:rFonts w:ascii="Arial" w:hAnsi="Arial" w:cs="Arial"/><w:b/><w:sz w:val="24"/></w:rPr><w:t xml:space="preserve">LEGAL: </w:t></w:r></w:p><w:p><w:pPr><w:pStyle w:val="Textoindependiente"/><w:rPr><w:rFonts w:ascii="Arial" w:hAnsi="Arial" w:cs="Arial"/><w:b/><w:sz w:val="24"/></w:rPr></w:pPr><w:r><w:rPr><w:rFonts w:ascii="Arial" w:hAnsi="Arial" w:cs="Arial"/><w:b/><w:sz w:val="24"/></w:rPr><w:t xml:space="preserve">6.736.698-0</w:t></w:r></w:p><w:p><w:pPr><w:pStyle w:val="Textoindependiente"/><w:spacing w:before="7"/><w:rPr><w:rFonts w:ascii="Arial" w:hAnsi="Arial" w:cs="Arial"/><w:b/><w:sz w:val="24"/></w:rPr></w:pPr></w:p><w:p><w:pPr><w:rPr><w:rFonts w:ascii="Arial" w:hAnsi="Arial" w:cs="Arial"/><w:b/><w:sz w:val="24"/></w:rPr></w:pPr><w:r><w:rPr><w:rFonts w:ascii="Arial" w:hAnsi="Arial" w:cs="Arial"/><w:b/><w:sz w:val="24"/></w:rPr><w:t>5.-</w:t></w:r><w:r><w:rPr><w:rFonts w:ascii="Arial" w:hAnsi="Arial" w:cs="Arial"/><w:b/><w:spacing w:val="-5"/><w:sz w:val="24"/></w:rPr><w:t xml:space="preserve"> </w:t></w:r><w:r><w:rPr><w:rFonts w:ascii="Arial" w:hAnsi="Arial" w:cs="Arial"/><w:b/><w:sz w:val="24"/></w:rPr><w:t>DIRECCION</w:t></w:r><w:r><w:rPr><w:rFonts w:ascii="Arial" w:hAnsi="Arial" w:cs="Arial"/><w:b/><w:spacing w:val="-4"/><w:sz w:val="24"/></w:rPr><w:t xml:space="preserve"> </w:t></w:r><w:r><w:rPr><w:rFonts w:ascii="Arial" w:hAnsi="Arial" w:cs="Arial"/><w:b/><w:sz w:val="24"/></w:rPr><w:t>(Calle,</w:t></w:r><w:r><w:rPr><w:rFonts w:ascii="Arial" w:hAnsi="Arial" w:cs="Arial"/><w:b/><w:spacing w:val="-4"/><w:sz w:val="24"/></w:rPr><w:t xml:space="preserve"> </w:t></w:r><w:r><w:rPr><w:rFonts w:ascii="Arial" w:hAnsi="Arial" w:cs="Arial"/><w:b/><w:sz w:val="24"/></w:rPr><w:t>N°,</w:t></w:r><w:r><w:rPr><w:rFonts w:ascii="Arial" w:hAnsi="Arial" w:cs="Arial"/><w:b/><w:spacing w:val="-7"/><w:sz w:val="24"/></w:rPr><w:t xml:space="preserve"> </w:t></w:r><w:proofErr w:type="spellStart"/><w:r><w:rPr><w:rFonts w:ascii="Arial" w:hAnsi="Arial" w:cs="Arial"/><w:b/><w:sz w:val="24"/></w:rPr><w:t>Comuna</w:t></w:r><w:proofErr w:type="spellEnd"/><w:r><w:rPr><w:rFonts w:ascii="Arial" w:hAnsi="Arial" w:cs="Arial"/><w:b/><w:sz w:val="24"/></w:rPr><w:t xml:space="preserve">): </w:t></w:r></w:p><w:p><w:pPr><w:pStyle w:val="Textoindependiente"/><w:rPr><w:rFonts w:ascii="Arial" w:hAnsi="Arial" w:cs="Arial"/><w:b/><w:sz w:val="24"/></w:rPr></w:pPr><w:r><w:rPr><w:rFonts w:ascii="Arial" w:hAnsi="Arial" w:cs="Arial"/><w:b/><w:sz w:val="24"/></w:rPr><w:t xml:space="preserve">Camino El Oliveto N° 575 N° 6, Talagante</w:t></w:r></w:p><w:p><w:pPr><w:pStyle w:val="Textoindependiente"/><w:spacing w:before="4"/><w:rPr><w:rFonts w:ascii="Arial" w:hAnsi="Arial" w:cs="Arial"/><w:b/><w:sz w:val="24"/></w:rPr></w:pPr></w:p><w:p><w:pPr><w:rPr><w:rFonts w:ascii="Arial" w:hAnsi="Arial" w:cs="Arial"/><w:b/><w:sz w:val="24"/></w:rPr></w:pPr><w:r><w:rPr><w:rFonts w:ascii="Arial" w:hAnsi="Arial" w:cs="Arial"/><w:b/><w:sz w:val="24"/></w:rPr><w:t>6.-</w:t></w:r><w:r><w:rPr><w:rFonts w:ascii="Arial" w:hAnsi="Arial" w:cs="Arial"/><w:b/><w:spacing w:val="-3"/><w:sz w:val="24"/></w:rPr><w:t xml:space="preserve"> </w:t></w:r><w:r><w:rPr><w:rFonts w:ascii="Arial" w:hAnsi="Arial" w:cs="Arial"/><w:b/><w:sz w:val="24"/></w:rPr><w:t>N°</w:t></w:r><w:r><w:rPr><w:rFonts w:ascii="Arial" w:hAnsi="Arial" w:cs="Arial"/><w:b/><w:spacing w:val="-5"/><w:sz w:val="24"/></w:rPr><w:t xml:space="preserve"> </w:t></w:r><w:r><w:rPr><w:rFonts w:ascii="Arial" w:hAnsi="Arial" w:cs="Arial"/><w:b/><w:sz w:val="24"/></w:rPr><w:t>DE</w:t></w:r><w:r><w:rPr><w:rFonts w:ascii="Arial" w:hAnsi="Arial" w:cs="Arial"/><w:b/><w:spacing w:val="-5"/><w:sz w:val="24"/></w:rPr><w:t xml:space="preserve"> </w:t></w:r><w:r><w:rPr><w:rFonts w:ascii="Arial" w:hAnsi="Arial" w:cs="Arial"/><w:b/><w:sz w:val="24"/></w:rPr><w:t xml:space="preserve">TELEFONO: </w:t></w:r></w:p><w:p><w:pPr><w:pStyle w:val="Textoindependiente"/><w:rPr><w:rFonts w:ascii="Arial" w:hAnsi="Arial" w:cs="Arial"/><w:b/><w:sz w:val="24"/></w:rPr></w:pPr><w:r><w:rPr><w:rFonts w:ascii="Arial" w:hAnsi="Arial" w:cs="Arial"/><w:b/><w:sz w:val="24"/></w:rPr><w:t xml:space="preserve">+569 7549 1833</w:t></w:r></w:p><w:p><w:pPr><w:pStyle w:val="Textoindependiente"/><w:spacing w:before="7"/><w:rPr><w:rFonts w:ascii="Arial" w:hAnsi="Arial" w:cs="Arial"/><w:b/><w:sz w:val="24"/></w:rPr></w:pPr></w:p><w:p><w:pPr><w:rPr><w:rFonts w:ascii="Arial" w:hAnsi="Arial" w:cs="Arial"/><w:b/><w:sz w:val="24"/></w:rPr></w:pPr><w:r><w:rPr><w:rFonts w:ascii="Arial" w:hAnsi="Arial" w:cs="Arial"/><w:b/><w:sz w:val="24"/></w:rPr><w:t>7.-</w:t></w:r><w:r><w:rPr><w:rFonts w:ascii="Arial" w:hAnsi="Arial" w:cs="Arial"/><w:b/><w:spacing w:val="-9"/><w:sz w:val="24"/></w:rPr><w:t xml:space="preserve"> </w:t></w:r><w:r><w:rPr><w:rFonts w:ascii="Arial" w:hAnsi="Arial" w:cs="Arial"/><w:b/><w:sz w:val="24"/></w:rPr><w:t>CORREO</w:t></w:r><w:r><w:rPr><w:rFonts w:ascii="Arial" w:hAnsi="Arial" w:cs="Arial"/><w:b/><w:spacing w:val="-10"/><w:sz w:val="24"/></w:rPr><w:t xml:space="preserve"> </w:t></w:r><w:r><w:rPr><w:rFonts w:ascii="Arial" w:hAnsi="Arial" w:cs="Arial"/><w:b/><w:sz w:val="24"/></w:rPr><w:t xml:space="preserve">ELECTRÓNICO: </w:t></w:r></w:p><w:p><w:pPr><w:pStyle w:val="Textoindependiente"/><w:rPr><w:rFonts w:ascii="Arial" w:hAnsi="Arial" w:cs="Arial"/><w:b/><w:sz w:val="24"/></w:rPr></w:pPr><w:r><w:rPr><w:rFonts w:ascii="Arial" w:hAnsi="Arial" w:cs="Arial"/><w:b/><w:sz w:val="24"/></w:rPr><w:t xml:space="preserve">ventas@sociedadcomercialmp.cl</w:t></w:r></w:p><w:p><w:pPr><w:pStyle w:val="Textoindependiente"/><w:spacing w:before="7"/><w:rPr><w:rFonts w:ascii="Arial" w:hAnsi="Arial" w:cs="Arial"/><w:b/><w:sz w:val="24"/></w:rPr></w:pPr></w:p><w:p><w:pPr><w:rPr><w:rFonts w:ascii="Arial" w:hAnsi="Arial" w:cs="Arial"/><w:b/><w:sz w:val="24"/></w:rPr></w:pPr><w:r><w:rPr><w:rFonts w:ascii="Arial" w:hAnsi="Arial" w:cs="Arial"/><w:b/><w:sz w:val="24"/></w:rPr><w:t>8.-</w:t></w:r><w:r><w:rPr><w:rFonts w:ascii="Arial" w:hAnsi="Arial" w:cs="Arial"/><w:b/><w:spacing w:val="-8"/><w:sz w:val="24"/></w:rPr><w:t xml:space="preserve"> </w:t></w:r><w:r><w:rPr><w:rFonts w:ascii="Arial" w:hAnsi="Arial" w:cs="Arial"/><w:b/><w:sz w:val="24"/></w:rPr><w:t>NOMBRE</w:t></w:r><w:r><w:rPr><w:rFonts w:ascii="Arial" w:hAnsi="Arial" w:cs="Arial"/><w:b/><w:spacing w:val="-7"/><w:sz w:val="24"/></w:rPr><w:t xml:space="preserve"> </w:t></w:r><w:r><w:rPr><w:rFonts w:ascii="Arial" w:hAnsi="Arial" w:cs="Arial"/><w:b/><w:sz w:val="24"/></w:rPr><w:t>Y</w:t></w:r><w:r><w:rPr><w:rFonts w:ascii="Arial" w:hAnsi="Arial" w:cs="Arial"/><w:b/><w:spacing w:val="-10"/><w:sz w:val="24"/></w:rPr><w:t xml:space="preserve"> </w:t></w:r><w:r><w:rPr><w:rFonts w:ascii="Arial" w:hAnsi="Arial" w:cs="Arial"/><w:b/><w:sz w:val="24"/></w:rPr><w:t>TELEFONO</w:t></w:r><w:r><w:rPr><w:rFonts w:ascii="Arial" w:hAnsi="Arial" w:cs="Arial"/><w:b/><w:spacing w:val="-8"/><w:sz w:val="24"/></w:rPr><w:t xml:space="preserve"> </w:t></w:r><w:r><w:rPr><w:rFonts w:ascii="Arial" w:hAnsi="Arial" w:cs="Arial"/><w:b/><w:sz w:val="24"/></w:rPr><w:t>DE</w:t></w:r><w:r><w:rPr><w:rFonts w:ascii="Arial" w:hAnsi="Arial" w:cs="Arial"/><w:b/><w:spacing w:val="-7"/><w:sz w:val="24"/></w:rPr><w:t xml:space="preserve"> </w:t></w:r><w:r><w:rPr><w:rFonts w:ascii="Arial" w:hAnsi="Arial" w:cs="Arial"/><w:b/><w:sz w:val="24"/></w:rPr><w:t xml:space="preserve">CONTACTO: </w:t></w:r></w:p><w:p><w:pPr><w:pStyle w:val="Textoindependiente"/><w:rPr><w:rFonts w:ascii="Arial" w:hAnsi="Arial" w:cs="Arial"/><w:b/></w:rPr></w:pPr></w:p><w:p><w:pPr><w:pStyle w:val="Textoindependiente"/><w:rPr><w:rFonts w:ascii="Arial" w:hAnsi="Arial" w:cs="Arial"/><w:b/></w:rPr></w:pPr></w:p><w:p><w:pPr><w:pStyle w:val="Textoindependiente"/><w:rPr><w:rFonts w:ascii="Arial" w:hAnsi="Arial" w:cs="Arial"/><w:b/></w:rPr></w:pPr></w:p><w:p><w:pPr><w:pStyle w:val="Textoindependiente"/><w:rPr><w:rFonts w:ascii="Arial" w:hAnsi="Arial" w:cs="Arial"/><w:b/></w:rPr></w:pPr></w:p><w:p><w:pPr><w:pStyle w:val="Textoindependiente"/><w:rPr><w:rFonts w:ascii="Arial" w:hAnsi="Arial" w:cs="Arial"/><w:b/></w:rPr></w:pPr></w:p><w:p><w:pPr><w:pStyle w:val="Textoindependiente"/><w:jc w:val="center"/><w:rPr><w:rFonts w:ascii="Arial" w:hAnsi="Arial" w:cs="Arial"/><w:b/></w:rPr></w:pPr></w:p><w:p><w:pPr><w:pStyle w:val="Textoindependiente"/><w:rPr><w:rFonts w:ascii="Arial" w:hAnsi="Arial" w:cs="Arial"/><w:b/></w:rPr></w:pPr></w:p><w:p><w:pPr><w:pStyle w:val="Textoindependiente"/><w:rPr><w:rFonts w:ascii="Arial" w:hAnsi="Arial" w:cs="Arial"/><w:b/><w:sz w:val="26"/></w:rPr></w:pPr><w:r><w:rPr><w:rFonts w:ascii="Arial" w:hAnsi="Arial" w:cs="Arial"/><w:noProof/></w:rPr><mc:AlternateContent><mc:Choice Requires="wps"><w:drawing><wp:anchor distT="0" distB="0" distL="0" distR="0" simplePos="0" relativeHeight="251659264" behindDoc="1" locked="0" layoutInCell="1" allowOverlap="1" wp14:anchorId="422207AE" wp14:editId="2E8D67CB"><wp:simplePos x="0" y="0"/><wp:positionH relativeFrom="page"><wp:posOffset>2673985</wp:posOffset></wp:positionH><wp:positionV relativeFrom="paragraph"><wp:posOffset>233045</wp:posOffset></wp:positionV><wp:extent cx="2202815" cy="1270"/><wp:effectExtent l="0" t="0" r="0" b="0"/><wp:wrapTopAndBottom/><wp:docPr id="533083118" name="Freeform 2"/><wp:cNvGraphicFramePr><a:graphicFrameLocks xmlns:a="http://schemas.openxmlformats.org/drawingml/2006/main"/></wp:cNvGraphicFramePr><a:graphic xmlns:a="http://schemas.openxmlformats.org/drawingml/2006/main"><a:graphicData uri="http://schemas.microsoft.com/office/word/2010/wordprocessingShape"><wps:wsp><wps:cNvSpPr><a:spLocks/></wps:cNvSpPr><wps:spPr bwMode="auto"><a:xfrm><a:off x="0" y="0"/><a:ext cx="2202815" cy="1270"/></a:xfrm><a:custGeom><a:avLst/><a:gdLst><a:gd name="T0" fmla="+- 0 4211 4211"/><a:gd name="T1" fmla="*/ T0 w 3469"/><a:gd name="T2" fmla="+- 0 7679 4211"/><a:gd name="T3" fmla="*/ T2 w 3469"/></a:gdLst><a:ahLst/><a:cxnLst><a:cxn ang="0"><a:pos x="T1" y="0"/></a:cxn><a:cxn ang="0"><a:pos x="T3" y="0"/></a:cxn></a:cxnLst><a:rect l="0" t="0" r="r" b="b"/><a:pathLst><a:path w="3469"><a:moveTo><a:pt x="0" y="0"/></a:moveTo><a:lnTo><a:pt x="3468" y="0"/></a:lnTo></a:path></a:pathLst></a:custGeom><a:noFill/><a:ln w="13564"><a:solidFill><a:srgbClr val="000000"/></a:solidFill><a:round/><a:headEnd/><a:tailEnd/></a:ln><a:extLst><a:ext uri="{909E8E84-426E-40DD-AFC4-6F175D3DCCD1}"><a14:hiddenFill xmlns:a14="http://schemas.microsoft.com/office/drawing/2010/main"><a:solidFill><a:srgbClr val="FFFFFF"/></a:solidFill></a14:hiddenFill></a:ext></a:extLst></wps:spPr><wps:bodyPr rot="0" vert="horz" wrap="square" lIns="91440" tIns="45720" rIns="91440" bIns="45720" anchor="t" anchorCtr="0" upright="1"><a:noAutofit/></wps:bodyPr></wps:wsp></a:graphicData></a:graphic><wp14:sizeRelH relativeFrom="page"><wp14:pctWidth>0</wp14:pctWidth></wp14:sizeRelH><wp14:sizeRelV relativeFrom="page"><wp14:pctHeight>0</wp14:pctHeight></wp14:sizeRelV></wp:anchor></w:drawing></mc:Choice><mc:Fallback><w:pict><v:shape w14:anchorId="7CFFE317" id="Freeform 2" o:spid="_x0000_s1026" style="position:absolute;margin-left:210.55pt;margin-top:18.35pt;width:173.45pt;height:.1pt;z-index:-251657216;visibility:visible;mso-wrap-style:square;mso-width-percent:0;mso-height-percent:0;mso-wrap-distance-left:0;mso-wrap-distance-top:0;mso-wrap-distance-right:0;mso-wrap-distance-bottom:0;mso-position-horizontal:absolute;mso-position-horizontal-relative:page;mso-position-vertical:absolute;mso-position-vertical-relative:text;mso-width-percent:0;mso-height-percent:0;mso-width-relative:page;mso-height-relative:page;v-text-anchor:top" coordsize="3469,1270" o:gfxdata="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" path="m,l3468,e" filled="f" strokeweight=".37678mm"><v:path arrowok="t" o:connecttype="custom" o:connectlocs="0,0;2202180,0" o:connectangles="0,0"/><w10:wrap type="topAndBottom" anchorx="page"/></v:shape></w:pict></mc:Fallback></mc:AlternateContent></w:r></w:p><w:p><w:pPr><w:spacing w:line="264" w:lineRule="auto"/><w:ind w:left="2840" w:right="2835" w:hanging="243"/><w:rPr><w:rFonts w:ascii="Arial" w:hAnsi="Arial" w:cs="Arial"/><w:b/><w:sz w:val="24"/></w:rPr></w:pPr><w:r><w:rPr><w:rFonts w:ascii="Arial" w:hAnsi="Arial" w:cs="Arial"/><w:b/><w:sz w:val="24"/></w:rPr><w:t>FIRMA</w:t></w:r><w:r><w:rPr><w:rFonts w:ascii="Arial" w:hAnsi="Arial" w:cs="Arial"/><w:b/><w:spacing w:val="-16"/><w:sz w:val="24"/></w:rPr><w:t xml:space="preserve"> </w:t></w:r><w:r><w:rPr><w:rFonts w:ascii="Arial" w:hAnsi="Arial" w:cs="Arial"/><w:b/><w:sz w:val="24"/></w:rPr><w:t>Y</w:t></w:r><w:r><w:rPr><w:rFonts w:ascii="Arial" w:hAnsi="Arial" w:cs="Arial"/><w:b/><w:spacing w:val="-8"/><w:sz w:val="24"/></w:rPr><w:t xml:space="preserve"> </w:t></w:r><w:r><w:rPr><w:rFonts w:ascii="Arial" w:hAnsi="Arial" w:cs="Arial"/><w:b/><w:sz w:val="24"/></w:rPr><w:t>TIMBRE</w:t></w:r><w:r><w:rPr><w:rFonts w:ascii="Arial" w:hAnsi="Arial" w:cs="Arial"/><w:b/><w:spacing w:val="-4"/><w:sz w:val="24"/></w:rPr><w:t xml:space="preserve"> </w:t></w:r><w:r><w:rPr><w:rFonts w:ascii="Arial" w:hAnsi="Arial" w:cs="Arial"/><w:b/><w:sz w:val="24"/></w:rPr><w:t>OFERENTE</w:t></w:r><w:r><w:rPr><w:rFonts w:ascii="Arial" w:hAnsi="Arial" w:cs="Arial"/><w:b/><w:spacing w:val="-4"/><w:sz w:val="24"/></w:rPr><w:t xml:space="preserve"> </w:t></w:r><w:r><w:rPr><w:rFonts w:ascii="Arial" w:hAnsi="Arial" w:cs="Arial"/><w:b/><w:sz w:val="24"/></w:rPr><w:t>O</w:t></w:r><w:r><w:rPr><w:rFonts w:ascii="Arial" w:hAnsi="Arial" w:cs="Arial"/><w:b/><w:spacing w:val="-64"/><w:sz w:val="24"/></w:rPr><w:t xml:space="preserve"> </w:t></w:r><w:r><w:rPr><w:rFonts w:ascii="Arial" w:hAnsi="Arial" w:cs="Arial"/><w:b/><w:sz w:val="24"/></w:rPr><w:t>REPRESENTANTE</w:t></w:r><w:r><w:rPr><w:rFonts w:ascii="Arial" w:hAnsi="Arial" w:cs="Arial"/><w:b/><w:spacing w:val="-5"/><w:sz w:val="24"/></w:rPr><w:t xml:space="preserve"> </w:t></w:r><w:r><w:rPr><w:rFonts w:ascii="Arial" w:hAnsi="Arial" w:cs="Arial"/><w:b/><w:sz w:val="24"/></w:rPr><w:t>LEGAL</w:t></w:r></w:p><w:p><w:pPr><w:spacing w:line="264" w:lineRule="auto"/><w:rPr><w:rFonts w:ascii="Arial" w:hAnsi="Arial" w:cs="Arial"/><w:sz w:val="24"/></w:rPr><w:sectPr><w:headerReference w:type="default" r:id="rId7"/><w:footerReference w:type="default" r:id="rId8"/><w:pgSz w:w="12240" w:h="18720"/><w:pgMar w:top="1640" w:right="1660" w:bottom="280" w:left="1560" w:header="825" w:footer="0" w:gutter="0"/><w:cols w:space="720"/></w:sectPr></w:pPr><w:r><w:drawing><wp:inline distT="0" distB="0" distL="0" distR="0"><wp:extent cx="1260000" cy="795273"/><wp:effectExtent l="0" t="0" r="0" b="0"/><wp:docPr id="988875" name="Firma"/><wp:cNvGraphicFramePr><a:graphicFrameLocks noChangeAspect="1"/></wp:cNvGraphicFramePr><a:graphic><a:graphicData uri="http://schemas.openxmlformats.org/drawingml/2006/picture"><pic:pic><pic:nvPicPr><pic:cNvPr id="988875" name="Firma"/><pic:cNvPicPr/></pic:nvPicPr><pic:blipFill><a:blip r:embed="rId13"/><a:stretch><a:fillRect/></a:stretch></pic:blipFill><pic:spPr><a:xfrm><a:off x="0" y="0"/><a:ext cx="1260000" cy="795273"/></a:xfrm><a:prstGeom prst="rect"><a:avLst/></a:prstGeom></pic:spPr></pic:pic></a:graphicData></a:graphic></wp:inline></w:drawing></w:r></w:p><w:sectPr><w:headerReference w:type="default" r:id="rId7"/><w:footerReference w:type="default" r:id="rId8"/><w:pgSz w:w="12240" w:h="18720"/><w:pgMar w:top="1640" w:right="1660" w:bottom="280" w:left="1560" w:header="825" w:footer="0" w:gutter="0"/><w:cols w:space="720"/></w:sectPr></w:pPr><w:r><w:drawing><wp:inline distT="0" distB="0" distL="0" distR="0"><wp:extent cx="1260000" cy="795273"/><wp:effectExtent l="0" t="0" r="0" b="0"/><wp:docPr id="988875" name="Firma"/><wp:cNvGraphicFramePr><a:graphicFrameLocks noChangeAspect="1"/></wp:cNvGraphicFramePr><a:graphic><a:graphicData uri="http://schemas.openxmlformats.org/drawingml/2006/picture"><pic:pic><pic:nvPicPr><pic:cNvPr id="988875" name="Firma"/><pic:cNvPicPr/></pic:nvPicPr><pic:blipFill><a:blip r:embed="rId13"/><a:stretch><a:fillRect/></a:stretch></pic:blipFill><pic:spPr><a:xfrm><a:off x="0" y="0"/><a:ext cx="1260000" cy="795273"/></a:xfrm><a:prstGeom prst="rect"><a:avLst/></a:prstGeom></pic:spPr></pic:pic></a:graphicData></a:graphic></wp:inline></w:drawing></w:r></w:p><w:p><w:pPr><w:spacing w:before="83"/><w:ind w:left="2442" w:right="2731"/><w:jc w:val="center"/><w:rPr><w:rFonts w:ascii="Arial" w:hAnsi="Arial" w:cs="Arial"/><w:b/><w:sz w:val="24"/></w:rPr></w:pPr><w:r><w:rPr><w:rFonts w:ascii="Arial" w:hAnsi="Arial" w:cs="Arial"/><w:b/><w:sz w:val="24"/></w:rPr><w:lastRenderedPageBreak/><w:t>ANEXO</w:t></w:r><w:r><w:rPr><w:rFonts w:ascii="Arial" w:hAnsi="Arial" w:cs="Arial"/><w:b/><w:spacing w:val="-4"/><w:sz w:val="24"/></w:rPr><w:t xml:space="preserve"> </w:t></w:r><w:r><w:rPr><w:rFonts w:ascii="Arial" w:hAnsi="Arial" w:cs="Arial"/><w:b/><w:sz w:val="24"/></w:rPr><w:t>N°2</w:t></w:r><w:r><w:rPr><w:rFonts w:ascii="Arial" w:hAnsi="Arial" w:cs="Arial"/><w:b/><w:spacing w:val="-3"/><w:sz w:val="24"/></w:rPr><w:t xml:space="preserve"> </w:t></w:r><w:r><w:rPr><w:rFonts w:ascii="Arial" w:hAnsi="Arial" w:cs="Arial"/><w:b/><w:sz w:val="24"/></w:rPr><w:t>ECONOMICO</w:t></w:r></w:p><w:p><w:pPr><w:pStyle w:val="Textoindependiente"/><w:spacing w:before="7"/><w:rPr><w:rFonts w:ascii="Arial" w:hAnsi="Arial" w:cs="Arial"/><w:b/><w:sz w:val="27"/></w:rPr></w:pPr></w:p><w:p><w:pPr><w:rPr><w:rFonts w:ascii="Arial" w:hAnsi="Arial" w:cs="Arial"/><w:b/><w:bCs/><w:spacing w:val="-9"/><w:sz w:val="24"/><w:lang w:val="es-CL"/></w:rPr></w:pPr><w:r><w:rPr><w:rFonts w:ascii="Arial" w:hAnsi="Arial" w:cs="Arial"/><w:b/><w:spacing w:val="-1"/><w:sz w:val="24"/></w:rPr><w:t>Nombre:</w:t></w:r><w:r><w:rPr><w:rFonts w:ascii="Arial" w:hAnsi="Arial" w:cs="Arial"/><w:b/><w:spacing w:val="-3"/><w:sz w:val="24"/></w:rPr><w:t xml:space="preserve"> </w:t></w:r><w:r><w:rPr><w:rFonts w:ascii="Arial" w:hAnsi="Arial" w:cs="Arial"/><w:b/><w:spacing w:val="-9"/><w:sz w:val="24"/></w:rPr><w:t>“</w:t></w:r><w:r><w:rPr><w:rFonts w:ascii="Arial" w:hAnsi="Arial" w:cs="Arial"/><w:b/><w:bCs/><w:spacing w:val="-9"/><w:sz w:val="24"/><w:lang w:val="es-CL"/></w:rPr><w:t>ADQUISICIÓN DE MATERIALES, IMPLEMENTOS DE SEGURIDAD Y HERRAMIENTAS NECESARIAS PARA</w:t></w:r><w:r><w:rPr><w:rFonts w:ascii="Arial" w:hAnsi="Arial" w:cs="Arial"/><w:b/><w:bCs/><w:spacing w:val="-9"/><w:sz w:val="24"/><w:lang w:val="es-CL"/></w:rPr><w:t xml:space="preserve"> </w:t></w:r><w:r><w:rPr><w:rFonts w:ascii="Arial" w:hAnsi="Arial" w:cs="Arial"/><w:b/><w:bCs/><w:spacing w:val="-9"/><w:sz w:val="24"/><w:lang w:val="es-CL"/></w:rPr><w:t>LA EJECUCION DEL PROYECTO REPOSICIÓN VEREDAS ESTACIÓN VILLA ALEGRE”</w:t></w:r></w:p><w:p><w:pPr><w:pBdr><w:bottom w:val="single" w:sz="12" w:space="1" w:color="000000"/></w:pBdr><w:rPr><w:rFonts w:ascii="Arial" w:eastAsia="Arial" w:hAnsi="Arial" w:cs="Arial"/><w:b/><w:bCs/></w:rPr></w:pPr></w:p><w:p><w:pPr><w:spacing w:before="1"/><w:rPr><w:rFonts w:ascii="Arial" w:hAnsi="Arial" w:cs="Arial"/><w:b/><w:sz w:val="24"/></w:rPr></w:pPr></w:p><w:p><w:pPr><w:pStyle w:val="Textoindependiente"/><w:rPr><w:rFonts w:ascii="Arial" w:hAnsi="Arial" w:cs="Arial"/><w:b/></w:rPr></w:pPr></w:p><w:p><w:pPr><w:pStyle w:val="Textoindependiente"/><w:spacing w:before="5"/><w:rPr><w:rFonts w:ascii="Arial" w:hAnsi="Arial" w:cs="Arial"/><w:b/><w:sz w:val="10"/></w:rPr></w:pPr></w:p><w:tbl><w:tblPr><w:tblStyle w:val="TableNormal"/><w:tblW w:w="9055" w:type="dxa"/><w:tblInd w:w="154" w:type="dxa"/><w:tblBorders><w:top w:val="single" w:sz="4" w:space="0" w:color="000000"/><w:left w:val="single" w:sz="4" w:space="0" w:color="000000"/><w:bottom w:val="single" w:sz="4" w:space="0" w:color="000000"/><w:right w:val="single" w:sz="4" w:space="0" w:color="000000"/><w:insideH w:val="single" w:sz="4" w:space="0" w:color="000000"/><w:insideV w:val="single" w:sz="4" w:space="0" w:color="000000"/></w:tblBorders><w:tblLayout w:type="fixed"/><w:tblLook w:val="01E0" w:firstRow="1" w:lastRow="1" w:firstColumn="1" w:lastColumn="1" w:noHBand="0" w:noVBand="0"/></w:tblPr><w:tblGrid><w:gridCol w:w="4810"/><w:gridCol w:w="4245"/></w:tblGrid><w:tr><w:trPr><w:trHeight w:val="536"/></w:trPr><w:tc><w:tcPr><w:tcW w:w="4810" w:type="dxa"/></w:tcPr><w:p><w:pPr><w:pStyle w:val="TableParagraph"/><w:ind w:left="107"/><w:rPr><w:rFonts w:ascii="Arial" w:hAnsi="Arial" w:cs="Arial"/><w:b/><w:bCs/><w:sz w:val="24"/></w:rPr></w:pPr><w:r><w:rPr><w:rFonts w:ascii="Arial" w:hAnsi="Arial" w:cs="Arial"/><w:b/><w:bCs/><w:sz w:val="24"/></w:rPr><w:t>IDENTIFICACIÓN</w:t></w:r><w:r><w:rPr><w:rFonts w:ascii="Arial" w:hAnsi="Arial" w:cs="Arial"/><w:b/><w:bCs/><w:spacing w:val="-5"/><w:sz w:val="24"/></w:rPr><w:t xml:space="preserve"> </w:t></w:r><w:r><w:rPr><w:rFonts w:ascii="Arial" w:hAnsi="Arial" w:cs="Arial"/><w:b/><w:bCs/><w:sz w:val="24"/></w:rPr><w:t>DEL</w:t></w:r><w:r><w:rPr><w:rFonts w:ascii="Arial" w:hAnsi="Arial" w:cs="Arial"/><w:b/><w:bCs/><w:spacing w:val="-12"/><w:sz w:val="24"/></w:rPr><w:t xml:space="preserve"> </w:t></w:r><w:r><w:rPr><w:rFonts w:ascii="Arial" w:hAnsi="Arial" w:cs="Arial"/><w:b/><w:bCs/><w:sz w:val="24"/></w:rPr><w:t>OFERENTE</w:t></w:r></w:p></w:tc><w:tc><w:tcPr><w:tcW w:w="4245" w:type="dxa"/></w:tcPr><w:p><w:pPr><w:pStyle w:val="TableParagraph"/><w:rPr><w:rFonts w:ascii="Arial" w:hAnsi="Arial" w:cs="Arial"/><w:sz w:val="20"/></w:rPr></w:pPr></w:p></w:tc></w:tr><w:tr><w:trPr><w:trHeight w:val="482"/></w:trPr><w:tc><w:tcPr><w:tcW w:w="4810" w:type="dxa"/></w:tcPr><w:p><w:pPr><w:pStyle w:val="TableParagraph"/><w:spacing w:before="2"/><w:rPr><w:rFonts w:ascii="Arial" w:hAnsi="Arial" w:cs="Arial"/><w:b/><w:bCs/><w:sz w:val="24"/></w:rPr></w:pPr><w:r><w:rPr><w:rFonts w:ascii="Arial" w:hAnsi="Arial" w:cs="Arial"/><w:b/><w:bCs/><w:sz w:val="24"/></w:rPr><w:t xml:space="preserve">  </w:t></w:r><w:r><w:rPr><w:rFonts w:ascii="Arial" w:hAnsi="Arial" w:cs="Arial"/><w:b/><w:bCs/><w:sz w:val="24"/></w:rPr><w:t>RUT</w:t></w:r></w:p></w:tc><w:tc><w:tcPr><w:tcW w:w="4245" w:type="dxa"/></w:tcPr><w:p><w:pPr><w:pStyle w:val="TableParagraph"/><w:rPr><w:rFonts w:ascii="Arial" w:hAnsi="Arial" w:cs="Arial"/><w:sz w:val="20"/></w:rPr></w:pPr></w:p></w:tc></w:tr><w:tr><w:trPr><w:trHeight w:val="585"/></w:trPr><w:tc><w:tcPr><w:tcW w:w="4810" w:type="dxa"/></w:tcPr><w:p><w:pPr><w:pStyle w:val="TableParagraph"/><w:ind w:left="107"/><w:rPr><w:rFonts w:ascii="Arial" w:hAnsi="Arial" w:cs="Arial"/><w:b/><w:bCs/><w:spacing w:val="-1"/><w:sz w:val="24"/></w:rPr></w:pPr></w:p><w:p><w:pPr><w:pStyle w:val="TableParagraph"/><w:ind w:left="107"/><w:rPr><w:rFonts w:ascii="Arial" w:hAnsi="Arial" w:cs="Arial"/><w:b/><w:bCs/><w:sz w:val="24"/></w:rPr></w:pPr><w:r><w:rPr><w:rFonts w:ascii="Arial" w:hAnsi="Arial" w:cs="Arial"/><w:b/><w:bCs/><w:spacing w:val="-1"/><w:sz w:val="24"/></w:rPr><w:t>IDENTIFICACIÓN</w:t></w:r><w:r><w:rPr><w:rFonts w:ascii="Arial" w:hAnsi="Arial" w:cs="Arial"/><w:b/><w:bCs/><w:spacing w:val="-8"/><w:sz w:val="24"/></w:rPr><w:t xml:space="preserve"> </w:t></w:r><w:r><w:rPr><w:rFonts w:ascii="Arial" w:hAnsi="Arial" w:cs="Arial"/><w:b/><w:bCs/><w:sz w:val="24"/></w:rPr><w:t>DEL</w:t></w:r><w:r><w:rPr><w:rFonts w:ascii="Arial" w:hAnsi="Arial" w:cs="Arial"/><w:b/><w:bCs/><w:spacing w:val="-15"/><w:sz w:val="24"/></w:rPr><w:t xml:space="preserve"> </w:t></w:r><w:r><w:rPr><w:rFonts w:ascii="Arial" w:hAnsi="Arial" w:cs="Arial"/><w:b/><w:bCs/><w:sz w:val="24"/></w:rPr><w:t>REP.</w:t></w:r><w:r><w:rPr><w:rFonts w:ascii="Arial" w:hAnsi="Arial" w:cs="Arial"/><w:b/><w:bCs/><w:spacing w:val="-6"/><w:sz w:val="24"/></w:rPr><w:t xml:space="preserve"> </w:t></w:r><w:r><w:rPr><w:rFonts w:ascii="Arial" w:hAnsi="Arial" w:cs="Arial"/><w:b/><w:bCs/><w:sz w:val="24"/></w:rPr><w:t>LEGAL</w:t></w:r></w:p></w:tc><w:tc><w:tcPr><w:tcW w:w="4245" w:type="dxa"/></w:tcPr><w:p><w:pPr><w:pStyle w:val="TableParagraph"/><w:rPr><w:rFonts w:ascii="Arial" w:hAnsi="Arial" w:cs="Arial"/><w:sz w:val="20"/></w:rPr></w:pPr></w:p></w:tc></w:tr><w:tr><w:trPr><w:trHeight w:val="588"/></w:trPr><w:tc><w:tcPr><w:tcW w:w="4810" w:type="dxa"/></w:tcPr><w:p><w:pPr><w:pStyle w:val="TableParagraph"/><w:spacing w:before="3"/><w:rPr><w:rFonts w:ascii="Arial" w:hAnsi="Arial" w:cs="Arial"/><w:b/><w:bCs/><w:sz w:val="25"/></w:rPr></w:pPr></w:p><w:p><w:pPr><w:pStyle w:val="TableParagraph"/><w:ind w:left="107"/><w:rPr><w:rFonts w:ascii="Arial" w:hAnsi="Arial" w:cs="Arial"/><w:b/><w:bCs/><w:sz w:val="24"/></w:rPr></w:pPr><w:r><w:rPr><w:rFonts w:ascii="Arial" w:hAnsi="Arial" w:cs="Arial"/><w:b/><w:bCs/><w:sz w:val="24"/></w:rPr><w:t>RUT</w:t></w:r></w:p></w:tc><w:tc><w:tcPr><w:tcW w:w="4245" w:type="dxa"/></w:tcPr><w:p><w:pPr><w:pStyle w:val="TableParagraph"/><w:rPr><w:rFonts w:ascii="Arial" w:hAnsi="Arial" w:cs="Arial"/><w:sz w:val="20"/></w:rPr></w:pPr></w:p></w:tc></w:tr><w:tr><w:trPr><w:trHeight w:val="700"/></w:trPr><w:tc><w:tcPr><w:tcW w:w="4810" w:type="dxa"/></w:tcPr><w:p><w:pPr><w:pStyle w:val="TableParagraph"/><w:spacing w:before="3"/><w:rPr><w:rFonts w:ascii="Arial" w:hAnsi="Arial" w:cs="Arial"/><w:b/><w:bCs/><w:sz w:val="25"/></w:rPr></w:pPr></w:p><w:p><w:pPr><w:pStyle w:val="TableParagraph"/><w:ind w:left="107"/><w:rPr><w:rFonts w:ascii="Arial" w:hAnsi="Arial" w:cs="Arial"/><w:b/><w:bCs/><w:sz w:val="24"/></w:rPr></w:pPr><w:r><w:rPr><w:rFonts w:ascii="Arial" w:hAnsi="Arial" w:cs="Arial"/><w:b/><w:bCs/><w:sz w:val="24"/></w:rPr><w:t>DOMICILIO</w:t></w:r><w:r><w:rPr><w:rFonts w:ascii="Arial" w:hAnsi="Arial" w:cs="Arial"/><w:b/><w:bCs/><w:spacing w:val="-5"/><w:sz w:val="24"/></w:rPr><w:t xml:space="preserve"> </w:t></w:r><w:r><w:rPr><w:rFonts w:ascii="Arial" w:hAnsi="Arial" w:cs="Arial"/><w:b/><w:bCs/><w:sz w:val="24"/></w:rPr><w:t>COMERCIAL</w:t></w:r></w:p></w:tc><w:tc><w:tcPr><w:tcW w:w="4245" w:type="dxa"/></w:tcPr><w:p><w:pPr><w:pStyle w:val="TableParagraph"/><w:rPr><w:rFonts w:ascii="Arial" w:hAnsi="Arial" w:cs="Arial"/><w:sz w:val="20"/></w:rPr></w:pPr></w:p></w:tc></w:tr><w:tr><w:trPr><w:trHeight w:val="587"/></w:trPr><w:tc><w:tcPr><w:tcW w:w="4810" w:type="dxa"/></w:tcPr><w:p><w:pPr><w:pStyle w:val="TableParagraph"/><w:spacing w:before="3"/><w:rPr><w:rFonts w:ascii="Arial" w:hAnsi="Arial" w:cs="Arial"/><w:b/><w:bCs/><w:sz w:val="25"/></w:rPr></w:pPr></w:p><w:p><w:pPr><w:pStyle w:val="TableParagraph"/><w:ind w:left="107"/><w:rPr><w:rFonts w:ascii="Arial" w:hAnsi="Arial" w:cs="Arial"/><w:b/><w:bCs/><w:sz w:val="24"/></w:rPr></w:pPr><w:r><w:rPr><w:rFonts w:ascii="Arial" w:hAnsi="Arial" w:cs="Arial"/><w:b/><w:bCs/><w:sz w:val="24"/></w:rPr><w:t>TELÉFONO</w:t></w:r></w:p></w:tc><w:tc><w:tcPr><w:tcW w:w="4245" w:type="dxa"/></w:tcPr><w:p><w:pPr><w:pStyle w:val="TableParagraph"/><w:rPr><w:rFonts w:ascii="Arial" w:hAnsi="Arial" w:cs="Arial"/><w:sz w:val="20"/></w:rPr></w:pPr></w:p></w:tc></w:tr><w:tr><w:trPr><w:trHeight w:val="587"/></w:trPr><w:tc><w:tcPr><w:tcW w:w="4810" w:type="dxa"/></w:tcPr><w:p><w:pPr><w:pStyle w:val="TableParagraph"/><w:spacing w:before="3"/><w:rPr><w:rFonts w:ascii="Arial" w:hAnsi="Arial" w:cs="Arial"/><w:b/><w:bCs/><w:sz w:val="25"/></w:rPr></w:pPr></w:p><w:p><w:pPr><w:pStyle w:val="TableParagraph"/><w:ind w:left="107"/><w:rPr><w:rFonts w:ascii="Arial" w:hAnsi="Arial" w:cs="Arial"/><w:b/><w:bCs/><w:sz w:val="24"/></w:rPr></w:pPr><w:r><w:rPr><w:rFonts w:ascii="Arial" w:hAnsi="Arial" w:cs="Arial"/><w:b/><w:bCs/><w:sz w:val="24"/></w:rPr><w:t>E-MAIL</w:t></w:r></w:p></w:tc><w:tc><w:tcPr><w:tcW w:w="4245" w:type="dxa"/></w:tcPr><w:p><w:pPr><w:pStyle w:val="TableParagraph"/><w:rPr><w:rFonts w:ascii="Arial" w:hAnsi="Arial" w:cs="Arial"/><w:sz w:val="20"/></w:rPr></w:pPr></w:p></w:tc></w:tr></w:tbl><w:p><w:pPr><w:ind w:right="82"/><w:jc w:val="both"/><w:rPr><w:rFonts w:ascii="Arial" w:eastAsia="Arial" w:hAnsi="Arial" w:cs="Arial"/><w:spacing w:val="3"/><w:lang w:val="es-CL"/></w:rPr></w:pPr></w:p><w:p><w:pPr><w:ind w:right="82"/><w:jc w:val="both"/><w:rPr><w:rFonts w:ascii="Arial" w:eastAsia="Arial" w:hAnsi="Arial" w:cs="Arial"/><w:spacing w:val="3"/><w:lang w:val="es-CL"/></w:rPr></w:pPr></w:p><w:p><w:pPr><w:ind w:left="677" w:right="82"/><w:jc w:val="both"/><w:rPr><w:rFonts w:ascii="Arial" w:eastAsia="Arial" w:hAnsi="Arial" w:cs="Arial"/><w:b/><w:bCs/><w:spacing w:val="3"/><w:lang w:val="es-CL"/></w:rPr></w:pPr><w:r><w:rPr><w:rFonts w:ascii="Arial" w:eastAsia="Arial" w:hAnsi="Arial" w:cs="Arial"/><w:b/><w:bCs/><w:spacing w:val="3"/><w:lang w:val="es-CL"/></w:rPr><w:t>LÍNEA 1:</w:t></w:r><w:r><w:rPr><w:rFonts w:ascii="Arial" w:eastAsia="Arial" w:hAnsi="Arial" w:cs="Arial"/><w:b/><w:bCs/><w:spacing w:val="3"/><w:lang w:val="es-CL"/></w:rPr><w:t xml:space="preserve"> </w:t></w:r><w:r><w:rPr><w:rFonts w:ascii="Arial" w:eastAsia="Arial" w:hAnsi="Arial" w:cs="Arial"/><w:b/><w:bCs/><w:spacing w:val="3"/><w:lang w:val="es-CL"/></w:rPr><w:t>LETRERO DE OBRAS</w:t></w:r></w:p><w:p><w:pPr><w:ind w:left="677" w:right="82"/><w:jc w:val="both"/><w:rPr><w:rFonts w:ascii="Arial" w:eastAsia="Arial" w:hAnsi="Arial" w:cs="Arial"/><w:b/><w:bCs/><w:spacing w:val="3"/><w:lang w:val="es-CL"/></w:rPr></w:pPr></w:p><w:tbl><w:tblPr><w:tblW w:w="5000" w:type="pct"/><w:tblCellMar><w:left w:w="70" w:type="dxa"/><w:right w:w="70" w:type="dxa"/></w:tblCellMar><w:tblLook w:val="04A0" w:firstRow="1" w:lastRow="0" w:firstColumn="1" w:lastColumn="0" w:noHBand="0" w:noVBand="1"/></w:tblPr><w:tblGrid><w:gridCol w:w="523"/><w:gridCol w:w="519"/><w:gridCol w:w="519"/><w:gridCol w:w="4100"/><w:gridCol w:w="1520"/><w:gridCol w:w="1185"/><w:gridCol w:w="2234"/></w:tblGrid><w:tr><w:trPr><w:trHeight w:val="514"/></w:trPr><w:tc><w:tcPr><w:tcW w:w="735" w:type="pct"/><w:gridSpan w:val="3"/><w:tcBorders><w:top w:val="single" w:sz="8" w:space="0" w:color="auto"/><w:left w:val="single" w:sz="8" w:space="0" w:color="auto"/><w:bottom w:val="nil"/><w:right w:val="single" w:sz="8" w:space="0" w:color="000000"/></w:tcBorders><w:shd w:val="clear" w:color="000000" w:fill="D9D9D9"/><w:vAlign w:val="center"/><w:hideMark/></w:tcPr><w:p><w:pPr><w:rPr><w:rFonts w:ascii="Arial" w:hAnsi="Arial" w:cs="Arial"/><w:b/><w:bCs/><w:color w:val="000000"/><w:lang w:val="es-CL" w:eastAsia="es-CL"/></w:rPr></w:pPr><w:r><w:rPr><w:rFonts w:ascii="Arial" w:hAnsi="Arial" w:cs="Arial"/><w:color w:val="000000"/><w:lang w:val="es-CL" w:eastAsia="es-CL"/></w:rPr><w:t>LETRERO INDICADOR DE OBRAS</w:t></w:r></w:p></w:tc><w:tc><w:tcPr><w:tcW w:w="1934" w:type="pct"/><w:tcBorders><w:top w:val="single" w:sz="8" w:space="0" w:color="auto"/><w:left w:val="nil"/><w:bottom w:val="single" w:sz="8" w:space="0" w:color="auto"/><w:right w:val="single" w:sz="8" w:space="0" w:color="000000"/></w:tcBorders><w:shd w:val="clear" w:color="000000" w:fill="D9D9D9"/><w:noWrap/><w:hideMark/></w:tcPr><w:p><w:pPr><w:rPr><w:rFonts w:ascii="Arial" w:hAnsi="Arial" w:cs="Arial"/><w:b/><w:bCs/><w:color w:val="000000"/><w:lang w:val="es-CL" w:eastAsia="es-CL"/></w:rPr></w:pPr></w:p><w:p><w:pPr><w:rPr><w:rFonts w:ascii="Arial" w:hAnsi="Arial" w:cs="Arial"/><w:b/><w:bCs/><w:color w:val="000000"/><w:lang w:val="es-CL" w:eastAsia="es-CL"/></w:rPr></w:pPr><w:r><w:rPr><w:rFonts w:ascii="Arial" w:hAnsi="Arial" w:cs="Arial"/><w:b/><w:bCs/><w:color w:val="000000"/><w:lang w:val="es-CL" w:eastAsia="es-CL"/></w:rPr><w:t>DESCRIPCIÓN</w:t></w:r></w:p></w:tc><w:tc><w:tcPr><w:tcW w:w="717" w:type="pct"/><w:tcBorders><w:top w:val="single" w:sz="8" w:space="0" w:color="auto"/><w:left w:val="nil"/><w:bottom w:val="single" w:sz="8" w:space="0" w:color="auto"/><w:right w:val="single" w:sz="8" w:space="0" w:color="auto"/></w:tcBorders><w:shd w:val="clear" w:color="000000" w:fill="D9D9D9"/><w:noWrap/><w:vAlign w:val="center"/><w:hideMark/></w:tcPr><w:p><w:pPr><w:rPr><w:rFonts w:ascii="Arial" w:hAnsi="Arial" w:cs="Arial"/><w:b/><w:bCs/><w:color w:val="000000"/><w:lang w:val="es-CL" w:eastAsia="es-CL"/></w:rPr></w:pPr><w:r><w:rPr><w:rFonts w:ascii="Arial" w:hAnsi="Arial" w:cs="Arial"/><w:b/><w:bCs/><w:color w:val="000000"/><w:lang w:val="es-CL" w:eastAsia="es-CL"/></w:rPr><w:t>UNIDAD</w:t></w:r></w:p></w:tc><w:tc><w:tcPr><w:tcW w:w="559" w:type="pct"/><w:tcBorders><w:top w:val="single" w:sz="8" w:space="0" w:color="auto"/><w:left w:val="nil"/><w:bottom w:val="single" w:sz="8" w:space="0" w:color="auto"/><w:right w:val="single" w:sz="8" w:space="0" w:color="auto"/></w:tcBorders><w:shd w:val="clear" w:color="000000" w:fill="D9D9D9"/><w:noWrap/><w:vAlign w:val="center"/><w:hideMark/></w:tcPr><w:p><w:pPr><w:rPr><w:rFonts w:ascii="Arial" w:hAnsi="Arial" w:cs="Arial"/><w:b/><w:bCs/><w:color w:val="000000"/><w:lang w:val="es-CL" w:eastAsia="es-CL"/></w:rPr></w:pPr><w:r><w:rPr><w:rFonts w:ascii="Arial" w:hAnsi="Arial" w:cs="Arial"/><w:b/><w:bCs/><w:color w:val="000000"/><w:lang w:val="es-CL" w:eastAsia="es-CL"/></w:rPr><w:t>CANTIDAD</w:t></w:r></w:p></w:tc><w:tc><w:tcPr><w:tcW w:w="1054" w:type="pct"/><w:tcBorders><w:top w:val="single" w:sz="8" w:space="0" w:color="auto"/><w:left w:val="nil"/><w:bottom w:val="single" w:sz="8" w:space="0" w:color="auto"/><w:right w:val="single" w:sz="8" w:space="0" w:color="auto"/></w:tcBorders><w:shd w:val="clear" w:color="000000" w:fill="D9D9D9"/></w:tcPr><w:p><w:pPr><w:rPr><w:rFonts w:ascii="Arial" w:hAnsi="Arial" w:cs="Arial"/><w:b/><w:bCs/><w:color w:val="000000"/><w:lang w:val="es-CL" w:eastAsia="es-CL"/></w:rPr></w:pPr></w:p><w:p><w:pPr><w:rPr><w:rFonts w:ascii="Arial" w:hAnsi="Arial" w:cs="Arial"/><w:b/><w:bCs/><w:color w:val="000000"/><w:lang w:val="es-CL" w:eastAsia="es-CL"/></w:rPr></w:pPr><w:r><w:rPr><w:rFonts w:ascii="Arial" w:hAnsi="Arial" w:cs="Arial"/><w:b/><w:bCs/><w:color w:val="000000"/><w:lang w:val="es-CL" w:eastAsia="es-CL"/></w:rPr><w:t>PRECIO</w:t></w:r></w:p></w:tc></w:tr><w:tr><w:trPr><w:trHeight w:val="330"/></w:trPr><w:tc><w:tcPr><w:tcW w:w="246" w:type="pct"/><w:tcBorders><w:top w:val="nil"/><w:left w:val="single" w:sz="8" w:space="0" w:color="auto"/><w:bottom w:val="nil"/><w:right w:val="nil"/></w:tcBorders><w:shd w:val="clear" w:color="000000" w:fill="D9D9D9"/><w:vAlign w:val="center"/><w:hideMark/></w:tcPr><w:p><w:pPr><w:jc w:val="center"/><w:rPr><w:rFonts w:ascii="Arial" w:hAnsi="Arial" w:cs="Arial"/><w:b/><w:bCs/><w:color w:val="000000"/><w:lang w:val="es-CL" w:eastAsia="es-CL"/></w:rPr></w:pPr><w:r><w:rPr><w:rFonts w:ascii="Arial" w:hAnsi="Arial" w:cs="Arial"/><w:b/><w:bCs/><w:color w:val="000000"/><w:lang w:val="es-CL" w:eastAsia="es-CL"/></w:rPr><w:t> </w:t></w:r></w:p></w:tc><w:tc><w:tcPr><w:tcW w:w="245" w:type="pct"/><w:tcBorders><w:top w:val="nil"/><w:left w:val="nil"/><w:bottom w:val="nil"/><w:right w:val="nil"/></w:tcBorders><w:shd w:val="clear" w:color="000000" w:fill="D9D9D9"/><w:vAlign w:val="center"/><w:hideMark/></w:tcPr><w:p><w:pPr><w:jc w:val="center"/><w:rPr><w:rFonts w:ascii="Arial" w:hAnsi="Arial" w:cs="Arial"/><w:b/><w:bCs/><w:color w:val="000000"/><w:lang w:val="es-CL" w:eastAsia="es-CL"/></w:rPr></w:pPr><w:r><w:rPr><w:rFonts w:ascii="Arial" w:hAnsi="Arial" w:cs="Arial"/><w:b/><w:bCs/><w:color w:val="000000"/><w:lang w:val="es-CL" w:eastAsia="es-CL"/></w:rPr><w:t> </w:t></w:r></w:p></w:tc><w:tc><w:tcPr><w:tcW w:w="245" w:type="pct"/><w:tcBorders><w:top w:val="nil"/><w:left w:val="nil"/><w:bottom w:val="nil"/><w:right w:val="single" w:sz="8" w:space="0" w:color="auto"/></w:tcBorders><w:shd w:val="clear" w:color="000000" w:fill="D9D9D9"/><w:vAlign w:val="center"/><w:hideMark/></w:tcPr><w:p><w:pPr><w:jc w:val="center"/><w:rPr><w:rFonts w:ascii="Arial" w:hAnsi="Arial" w:cs="Arial"/><w:b/><w:bCs/><w:color w:val="000000"/><w:lang w:val="es-CL" w:eastAsia="es-CL"/></w:rPr></w:pPr><w:r><w:rPr><w:rFonts w:ascii="Arial" w:hAnsi="Arial" w:cs="Arial"/><w:b/><w:bCs/><w:color w:val="000000"/><w:lang w:val="es-CL" w:eastAsia="es-CL"/></w:rPr><w:t> </w:t></w:r></w:p></w:tc><w:tc><w:tcPr><w:tcW w:w="1934" w:type="pct"/><w:tcBorders><w:top w:val="single" w:sz="4" w:space="0" w:color="auto"/><w:left w:val="nil"/><w:bottom w:val="single" w:sz="4" w:space="0" w:color="auto"/><w:right w:val="single" w:sz="4" w:space="0" w:color="auto"/></w:tcBorders><w:noWrap/><w:hideMark/></w:tcPr><w:p><w:pPr><w:rPr><w:rFonts w:ascii="Arial" w:hAnsi="Arial" w:cs="Arial"/><w:color w:val="000000"/><w:lang w:val="es-CL" w:eastAsia="es-CL"/></w:rPr></w:pPr><w:r><w:rPr><w:rFonts w:ascii="Arial" w:hAnsi="Arial" w:cs="Arial"/><w:color w:val="000000"/><w:lang w:val="es-CL" w:eastAsia="es-CL"/></w:rPr><w:t>CUARTON 4"x 4"</w:t></w:r></w:p></w:tc><w:tc><w:tcPr><w:tcW w:w="717" w:type="pct"/><w:tcBorders><w:top w:val="nil"/><w:left w:val="nil"/><w:bottom w:val="single" w:sz="4" w:space="0" w:color="auto"/><w:right w:val="single" w:sz="4" w:space="0" w:color="auto"/></w:tcBorders><w:noWrap/><w:vAlign w:val="center"/></w:tcPr><w:p><w:pPr><w:jc w:val="center"/><w:rPr><w:rFonts w:ascii="Arial" w:hAnsi="Arial" w:cs="Arial"/><w:color w:val="000000"/><w:lang w:val="es-CL" w:eastAsia="es-CL"/></w:rPr></w:pPr><w:r><w:rPr><w:rFonts w:ascii="Arial" w:hAnsi="Arial" w:cs="Arial"/><w:lang w:val="es-CL" w:eastAsia="es-CL"/></w:rPr><w:t>UN</w:t></w:r></w:p></w:tc><w:tc><w:tcPr><w:tcW w:w="559" w:type="pct"/><w:tcBorders><w:top w:val="nil"/><w:left w:val="nil"/><w:bottom w:val="single" w:sz="4" w:space="0" w:color="auto"/><w:right w:val="single" w:sz="4" w:space="0" w:color="auto"/></w:tcBorders><w:noWrap/><w:vAlign w:val="center"/></w:tcPr><w:p><w:pPr><w:jc w:val="center"/><w:rPr><w:rFonts w:ascii="Arial" w:hAnsi="Arial" w:cs="Arial"/><w:color w:val="000000"/><w:lang w:val="es-CL" w:eastAsia="es-CL"/></w:rPr></w:pPr><w:r><w:rPr><w:rFonts w:ascii="Arial" w:hAnsi="Arial" w:cs="Arial"/><w:lang w:val="es-CL" w:eastAsia="es-CL"/></w:rPr><w:t>6.0</w:t></w:r></w:p></w:tc><w:tc><w:tcPr><w:tcW w:w="1054" w:type="pct"/><w:tcBorders><w:top w:val="nil"/><w:left w:val="nil"/><w:bottom w:val="single" w:sz="4" w:space="0" w:color="auto"/><w:right w:val="single" w:sz="4" w:space="0" w:color="auto"/></w:tcBorders></w:tcPr><w:p><w:pPr><w:jc w:val="center"/><w:rPr><w:rFonts w:ascii="Arial" w:hAnsi="Arial" w:cs="Arial"/><w:lang w:val="es-CL" w:eastAsia="es-CL"/></w:rPr></w:pPr></w:p></w:tc></w:tr><w:tr><w:trPr><w:trHeight w:val="330"/></w:trPr><w:tc><w:tcPr><w:tcW w:w="246" w:type="pct"/><w:tcBorders><w:top w:val="nil"/><w:left w:val="single" w:sz="8" w:space="0" w:color="auto"/><w:bottom w:val="nil"/><w:right w:val="nil"/></w:tcBorders><w:shd w:val="clear" w:color="000000" w:fill="D9D9D9"/><w:vAlign w:val="center"/><w:hideMark/></w:tcPr><w:p><w:pPr><w:jc w:val="center"/><w:rPr><w:rFonts w:ascii="Arial" w:hAnsi="Arial" w:cs="Arial"/><w:b/><w:bCs/><w:color w:val="000000"/><w:lang w:val="es-CL" w:eastAsia="es-CL"/></w:rPr></w:pPr><w:r><w:rPr><w:rFonts w:ascii="Arial" w:hAnsi="Arial" w:cs="Arial"/><w:b/><w:bCs/><w:color w:val="000000"/><w:lang w:val="es-CL" w:eastAsia="es-CL"/></w:rPr><w:t> </w:t></w:r></w:p></w:tc><w:tc><w:tcPr><w:tcW w:w="245" w:type="pct"/><w:tcBorders><w:top w:val="nil"/><w:left w:val="nil"/><w:bottom w:val="nil"/><w:right w:val="nil"/></w:tcBorders><w:shd w:val="clear" w:color="000000" w:fill="D9D9D9"/><w:vAlign w:val="center"/><w:hideMark/></w:tcPr><w:p><w:pPr><w:jc w:val="center"/><w:rPr><w:rFonts w:ascii="Arial" w:hAnsi="Arial" w:cs="Arial"/><w:b/><w:bCs/><w:color w:val="000000"/><w:lang w:val="es-CL" w:eastAsia="es-CL"/></w:rPr></w:pPr><w:r><w:rPr><w:rFonts w:ascii="Arial" w:hAnsi="Arial" w:cs="Arial"/><w:b/><w:bCs/><w:color w:val="000000"/><w:lang w:val="es-CL" w:eastAsia="es-CL"/></w:rPr><w:t> </w:t></w:r></w:p></w:tc><w:tc><w:tcPr><w:tcW w:w="245" w:type="pct"/><w:tcBorders><w:top w:val="nil"/><w:left w:val="nil"/><w:bottom w:val="nil"/><w:right w:val="single" w:sz="8" w:space="0" w:color="auto"/></w:tcBorders><w:shd w:val="clear" w:color="000000" w:fill="D9D9D9"/><w:vAlign w:val="center"/><w:hideMark/></w:tcPr><w:p><w:pPr><w:jc w:val="center"/><w:rPr><w:rFonts w:ascii="Arial" w:hAnsi="Arial" w:cs="Arial"/><w:b/><w:bCs/><w:color w:val="000000"/><w:lang w:val="es-CL" w:eastAsia="es-CL"/></w:rPr></w:pPr><w:r><w:rPr><w:rFonts w:ascii="Arial" w:hAnsi="Arial" w:cs="Arial"/><w:b/><w:bCs/><w:color w:val="000000"/><w:lang w:val="es-CL" w:eastAsia="es-CL"/></w:rPr><w:t> </w:t></w:r></w:p></w:tc><w:tc><w:tcPr><w:tcW w:w="1934" w:type="pct"/><w:tcBorders><w:top w:val="single" w:sz="4" w:space="0" w:color="auto"/><w:left w:val="nil"/><w:bottom w:val="single" w:sz="4" w:space="0" w:color="auto"/><w:right w:val="single" w:sz="4" w:space="0" w:color="auto"/></w:tcBorders><w:noWrap/><w:hideMark/></w:tcPr><w:p><w:pPr><w:rPr><w:rFonts w:ascii="Arial" w:hAnsi="Arial" w:cs="Arial"/><w:color w:val="000000"/><w:lang w:val="es-CL" w:eastAsia="es-CL"/></w:rPr></w:pPr><w:r><w:rPr><w:rFonts w:ascii="Arial" w:hAnsi="Arial" w:cs="Arial"/><w:color w:val="000000"/><w:lang w:val="es-CL" w:eastAsia="es-CL"/></w:rPr><w:t>LISTÓN 2"x 3"</w:t></w:r></w:p></w:tc><w:tc><w:tcPr><w:tcW w:w="717" w:type="pct"/><w:tcBorders><w:top w:val="nil"/><w:left w:val="nil"/><w:bottom w:val="single" w:sz="4" w:space="0" w:color="auto"/><w:right w:val="single" w:sz="4" w:space="0" w:color="auto"/></w:tcBorders><w:noWrap/><w:vAlign w:val="center"/></w:tcPr><w:p><w:pPr><w:jc w:val="center"/><w:rPr><w:rFonts w:ascii="Arial" w:hAnsi="Arial" w:cs="Arial"/><w:color w:val="000000"/><w:lang w:val="es-CL" w:eastAsia="es-CL"/></w:rPr></w:pPr><w:r><w:rPr><w:rFonts w:ascii="Arial" w:hAnsi="Arial" w:cs="Arial"/><w:color w:val="000000"/><w:lang w:val="es-CL" w:eastAsia="es-CL"/></w:rPr><w:t>UN</w:t></w:r></w:p></w:tc><w:tc><w:tcPr><w:tcW w:w="559" w:type="pct"/><w:tcBorders><w:top w:val="nil"/><w:left w:val="nil"/><w:bottom w:val="single" w:sz="4" w:space="0" w:color="auto"/><w:right w:val="single" w:sz="4" w:space="0" w:color="auto"/></w:tcBorders><w:noWrap/><w:vAlign w:val="center"/></w:tcPr><w:p><w:pPr><w:jc w:val="center"/><w:rPr><w:rFonts w:ascii="Arial" w:hAnsi="Arial" w:cs="Arial"/><w:color w:val="000000"/><w:lang w:val="es-CL" w:eastAsia="es-CL"/></w:rPr></w:pPr><w:r><w:rPr><w:rFonts w:ascii="Arial" w:hAnsi="Arial" w:cs="Arial"/><w:lang w:val="es-CL" w:eastAsia="es-CL"/></w:rPr><w:t>6.0</w:t></w:r></w:p></w:tc><w:tc><w:tcPr><w:tcW w:w="1054" w:type="pct"/><w:tcBorders><w:top w:val="nil"/><w:left w:val="nil"/><w:bottom w:val="single" w:sz="4" w:space="0" w:color="auto"/><w:right w:val="single" w:sz="4" w:space="0" w:color="auto"/></w:tcBorders></w:tcPr><w:p><w:pPr><w:jc w:val="center"/><w:rPr><w:rFonts w:ascii="Arial" w:hAnsi="Arial" w:cs="Arial"/><w:lang w:val="es-CL" w:eastAsia="es-CL"/></w:rPr></w:pPr></w:p></w:tc></w:tr><w:tr><w:trPr><w:trHeight w:val="330"/></w:trPr><w:tc><w:tcPr><w:tcW w:w="246" w:type="pct"/><w:tcBorders><w:top w:val="nil"/><w:left w:val="single" w:sz="8" w:space="0" w:color="auto"/><w:bottom w:val="nil"/><w:right w:val="nil"/></w:tcBorders><w:shd w:val="clear" w:color="000000" w:fill="D9D9D9"/><w:vAlign w:val="center"/></w:tcPr><w:p><w:pPr><w:jc w:val="center"/><w:rPr><w:rFonts w:ascii="Arial" w:hAnsi="Arial" w:cs="Arial"/><w:b/><w:bCs/><w:color w:val="000000"/><w:lang w:val="es-CL" w:eastAsia="es-CL"/></w:rPr></w:pPr></w:p></w:tc><w:tc><w:tcPr><w:tcW w:w="245" w:type="pct"/><w:tcBorders><w:top w:val="nil"/><w:left w:val="nil"/><w:bottom w:val="nil"/><w:right w:val="nil"/></w:tcBorders><w:shd w:val="clear" w:color="000000" w:fill="D9D9D9"/><w:vAlign w:val="center"/></w:tcPr><w:p><w:pPr><w:jc w:val="center"/><w:rPr><w:rFonts w:ascii="Arial" w:hAnsi="Arial" w:cs="Arial"/><w:b/><w:bCs/><w:color w:val="000000"/><w:lang w:val="es-CL" w:eastAsia="es-CL"/></w:rPr></w:pPr></w:p></w:tc><w:tc><w:tcPr><w:tcW w:w="245" w:type="pct"/><w:tcBorders><w:top w:val="nil"/><w:left w:val="nil"/><w:bottom w:val="nil"/><w:right w:val="single" w:sz="8" w:space="0" w:color="auto"/></w:tcBorders><w:shd w:val="clear" w:color="000000" w:fill="D9D9D9"/><w:vAlign w:val="center"/></w:tcPr><w:p><w:pPr><w:jc w:val="center"/><w:rPr><w:rFonts w:ascii="Arial" w:hAnsi="Arial" w:cs="Arial"/><w:b/><w:bCs/><w:color w:val="000000"/><w:lang w:val="es-CL" w:eastAsia="es-CL"/></w:rPr></w:pPr></w:p></w:tc><w:tc><w:tcPr><w:tcW w:w="1934" w:type="pct"/><w:tcBorders><w:top w:val="single" w:sz="4" w:space="0" w:color="auto"/><w:left w:val="nil"/><w:bottom w:val="single" w:sz="4" w:space="0" w:color="auto"/><w:right w:val="single" w:sz="4" w:space="0" w:color="auto"/></w:tcBorders><w:noWrap/></w:tcPr><w:p><w:pPr><w:rPr><w:rFonts w:ascii="Arial" w:hAnsi="Arial" w:cs="Arial"/><w:color w:val="000000"/><w:lang w:val="es-CL" w:eastAsia="es-CL"/></w:rPr></w:pPr><w:r><w:rPr><w:rFonts w:ascii="Arial" w:hAnsi="Arial" w:cs="Arial"/><w:color w:val="000000"/><w:lang w:val="es-CL" w:eastAsia="es-CL"/></w:rPr><w:t>LIENZO DE 3,6 x 1,5 METROS</w:t></w:r></w:p></w:tc><w:tc><w:tcPr><w:tcW w:w="717" w:type="pct"/><w:tcBorders><w:top w:val="single" w:sz="4" w:space="0" w:color="auto"/><w:left w:val="nil"/><w:bottom w:val="single" w:sz="4" w:space="0" w:color="auto"/><w:right w:val="single" w:sz="4" w:space="0" w:color="auto"/></w:tcBorders><w:noWrap/><w:vAlign w:val="center"/></w:tcPr><w:p><w:pPr><w:jc w:val="center"/><w:rPr><w:rFonts w:ascii="Arial" w:hAnsi="Arial" w:cs="Arial"/><w:color w:val="000000"/><w:lang w:val="es-CL" w:eastAsia="es-CL"/></w:rPr></w:pPr><w:r><w:rPr><w:rFonts w:ascii="Arial" w:hAnsi="Arial" w:cs="Arial"/><w:color w:val="000000"/><w:lang w:val="es-CL" w:eastAsia="es-CL"/></w:rPr><w:t>UN</w:t></w:r></w:p></w:tc><w:tc><w:tcPr><w:tcW w:w="559" w:type="pct"/><w:tcBorders><w:top w:val="single" w:sz="4" w:space="0" w:color="auto"/><w:left w:val="nil"/><w:bottom w:val="single" w:sz="4" w:space="0" w:color="auto"/><w:right w:val="single" w:sz="4" w:space="0" w:color="auto"/></w:tcBorders><w:noWrap/><w:vAlign w:val="center"/></w:tcPr><w:p><w:pPr><w:jc w:val="center"/><w:rPr><w:rFonts w:ascii="Arial" w:hAnsi="Arial" w:cs="Arial"/><w:color w:val="000000"/><w:lang w:val="es-CL" w:eastAsia="es-CL"/></w:rPr></w:pPr><w:r><w:rPr><w:rFonts w:ascii="Arial" w:hAnsi="Arial" w:cs="Arial"/><w:lang w:val="es-CL" w:eastAsia="es-CL"/></w:rPr><w:t>1.0</w:t></w:r></w:p></w:tc><w:tc><w:tcPr><w:tcW w:w="1054" w:type="pct"/><w:tcBorders><w:top w:val="single" w:sz="4" w:space="0" w:color="auto"/><w:left w:val="nil"/><w:bottom w:val="single" w:sz="4" w:space="0" w:color="auto"/><w:right w:val="single" w:sz="4" w:space="0" w:color="auto"/></w:tcBorders></w:tcPr><w:p><w:pPr><w:jc w:val="center"/><w:rPr><w:rFonts w:ascii="Arial" w:hAnsi="Arial" w:cs="Arial"/><w:lang w:val="es-CL" w:eastAsia="es-CL"/></w:rPr></w:pPr></w:p></w:tc></w:tr><w:tr><w:trPr><w:trHeight w:val="330"/></w:trPr><w:tc><w:tcPr><w:tcW w:w="246" w:type="pct"/><w:tcBorders><w:top w:val="nil"/><w:left w:val="single" w:sz="8" w:space="0" w:color="auto"/><w:bottom w:val="single" w:sz="8" w:space="0" w:color="auto"/><w:right w:val="nil"/></w:tcBorders><w:shd w:val="clear" w:color="000000" w:fill="D9D9D9"/><w:vAlign w:val="center"/></w:tcPr><w:p><w:pPr><w:jc w:val="center"/><w:rPr><w:rFonts w:ascii="Arial" w:hAnsi="Arial" w:cs="Arial"/><w:b/><w:bCs/><w:color w:val="000000"/><w:lang w:val="es-CL" w:eastAsia="es-CL"/></w:rPr></w:pPr></w:p></w:tc><w:tc><w:tcPr><w:tcW w:w="245" w:type="pct"/><w:tcBorders><w:top w:val="nil"/><w:left w:val="nil"/><w:bottom w:val="single" w:sz="8" w:space="0" w:color="auto"/><w:right w:val="nil"/></w:tcBorders><w:shd w:val="clear" w:color="000000" w:fill="D9D9D9"/><w:vAlign w:val="center"/></w:tcPr><w:p><w:pPr><w:jc w:val="center"/><w:rPr><w:rFonts w:ascii="Arial" w:hAnsi="Arial" w:cs="Arial"/><w:b/><w:bCs/><w:color w:val="000000"/><w:lang w:val="es-CL" w:eastAsia="es-CL"/></w:rPr></w:pPr></w:p></w:tc><w:tc><w:tcPr><w:tcW w:w="245" w:type="pct"/><w:tcBorders><w:top w:val="nil"/><w:left w:val="nil"/><w:bottom w:val="single" w:sz="8" w:space="0" w:color="auto"/><w:right w:val="single" w:sz="8" w:space="0" w:color="auto"/></w:tcBorders><w:shd w:val="clear" w:color="000000" w:fill="D9D9D9"/><w:vAlign w:val="center"/></w:tcPr><w:p><w:pPr><w:jc w:val="center"/><w:rPr><w:rFonts w:ascii="Arial" w:hAnsi="Arial" w:cs="Arial"/><w:b/><w:bCs/><w:color w:val="000000"/><w:lang w:val="es-CL" w:eastAsia="es-CL"/></w:rPr></w:pPr></w:p></w:tc><w:tc><w:tcPr><w:tcW w:w="1934" w:type="pct"/><w:tcBorders><w:top w:val="single" w:sz="4" w:space="0" w:color="auto"/><w:left w:val="nil"/><w:bottom w:val="single" w:sz="8" w:space="0" w:color="auto"/><w:right w:val="single" w:sz="4" w:space="0" w:color="auto"/></w:tcBorders><w:noWrap/></w:tcPr><w:p><w:pPr><w:rPr><w:rFonts w:ascii="Arial" w:hAnsi="Arial" w:cs="Arial"/><w:color w:val="000000"/><w:lang w:val="es-CL" w:eastAsia="es-CL"/></w:rPr></w:pPr><w:r><w:rPr><w:rFonts w:ascii="Arial" w:hAnsi="Arial" w:cs="Arial"/><w:color w:val="000000"/><w:lang w:val="es-CL" w:eastAsia="es-CL"/></w:rPr><w:t>CLAVOS 6"</w:t></w:r></w:p></w:tc><w:tc><w:tcPr><w:tcW w:w="717" w:type="pct"/><w:tcBorders><w:top w:val="single" w:sz="4" w:space="0" w:color="auto"/><w:left w:val="nil"/><w:bottom w:val="single" w:sz="8" w:space="0" w:color="auto"/><w:right w:val="single" w:sz="4" w:space="0" w:color="auto"/></w:tcBorders><w:noWrap/><w:vAlign w:val="center"/></w:tcPr><w:p><w:pPr><w:jc w:val="center"/><w:rPr><w:rFonts w:ascii="Arial" w:hAnsi="Arial" w:cs="Arial"/><w:color w:val="000000"/><w:lang w:val="es-CL" w:eastAsia="es-CL"/></w:rPr></w:pPr><w:r><w:rPr><w:rFonts w:ascii="Arial" w:hAnsi="Arial" w:cs="Arial"/><w:color w:val="000000"/><w:lang w:val="es-CL" w:eastAsia="es-CL"/></w:rPr><w:t>KG</w:t></w:r></w:p></w:tc><w:tc><w:tcPr><w:tcW w:w="559" w:type="pct"/><w:tcBorders><w:top w:val="single" w:sz="4" w:space="0" w:color="auto"/><w:left w:val="nil"/><w:bottom w:val="single" w:sz="8" w:space="0" w:color="auto"/><w:right w:val="single" w:sz="4" w:space="0" w:color="auto"/></w:tcBorders><w:noWrap/><w:vAlign w:val="center"/></w:tcPr><w:p><w:pPr><w:jc w:val="center"/><w:rPr><w:rFonts w:ascii="Arial" w:hAnsi="Arial" w:cs="Arial"/><w:color w:val="000000"/><w:lang w:val="es-CL" w:eastAsia="es-CL"/></w:rPr></w:pPr><w:r><w:rPr><w:rFonts w:ascii="Arial" w:hAnsi="Arial" w:cs="Arial"/><w:color w:val="000000"/><w:lang w:val="es-CL" w:eastAsia="es-CL"/></w:rPr><w:t>2.0</w:t></w:r></w:p></w:tc><w:tc><w:tcPr><w:tcW w:w="1054" w:type="pct"/><w:tcBorders><w:top w:val="single" w:sz="4" w:space="0" w:color="auto"/><w:left w:val="nil"/><w:bottom w:val="single" w:sz="8" w:space="0" w:color="auto"/><w:right w:val="single" w:sz="4" w:space="0" w:color="auto"/></w:tcBorders></w:tcPr><w:p><w:pPr><w:jc w:val="center"/><w:rPr><w:rFonts w:ascii="Arial" w:hAnsi="Arial" w:cs="Arial"/><w:color w:val="000000"/><w:lang w:val="es-CL" w:eastAsia="es-CL"/></w:rPr></w:pPr></w:p></w:tc></w:tr></w:tbl><w:p><w:pPr><w:ind w:right="82"/><w:jc w:val="both"/><w:rPr><w:rFonts w:ascii="Arial" w:eastAsia="Arial" w:hAnsi="Arial" w:cs="Arial"/><w:b/><w:bCs/><w:spacing w:val="3"/><w:lang w:val="es-CL"/></w:rPr></w:pPr></w:p><w:p><w:pPr><w:ind w:left="677" w:right="82"/><w:jc w:val="both"/><w:rPr><w:rFonts w:ascii="Arial" w:eastAsia="Arial" w:hAnsi="Arial" w:cs="Arial"/><w:b/><w:bCs/><w:spacing w:val="3"/><w:lang w:val="es-CL"/></w:rPr></w:pPr><w:r><w:rPr><w:rFonts w:ascii="Arial" w:eastAsia="Arial" w:hAnsi="Arial" w:cs="Arial"/><w:b/><w:bCs/><w:spacing w:val="3"/><w:lang w:val="es-CL"/></w:rPr><w:t>LÍNEA 2: ARRIENDO BAÑOS QUIMICO</w:t></w:r></w:p><w:p><w:pPr><w:ind w:left="677" w:right="82"/><w:jc w:val="both"/><w:rPr><w:rFonts w:ascii="Arial" w:eastAsia="Arial" w:hAnsi="Arial" w:cs="Arial"/><w:b/><w:bCs/><w:spacing w:val="3"/><w:lang w:val="es-CL"/></w:rPr></w:pPr></w:p><w:tbl><w:tblPr><w:tblW w:w="5000" w:type="pct"/><w:tblCellMar><w:left w:w="70" w:type="dxa"/><w:right w:w="70" w:type="dxa"/></w:tblCellMar><w:tblLook w:val="04A0" w:firstRow="1" w:lastRow="0" w:firstColumn="1" w:lastColumn="0" w:noHBand="0" w:noVBand="1"/></w:tblPr><w:tblGrid><w:gridCol w:w="1513"/><w:gridCol w:w="4194"/><w:gridCol w:w="1511"/><w:gridCol w:w="1185"/><w:gridCol w:w="2202"/></w:tblGrid><w:tr><w:trPr><w:trHeight w:val="345"/></w:trPr><w:tc><w:tcPr><w:tcW w:w="736" w:type="pct"/><w:tcBorders><w:top w:val="single" w:sz="8" w:space="0" w:color="auto"/><w:left w:val="single" w:sz="8" w:space="0" w:color="auto"/><w:bottom w:val="single" w:sz="8" w:space="0" w:color="auto"/><w:right w:val="single" w:sz="8" w:space="0" w:color="auto"/></w:tcBorders><w:shd w:val="clear" w:color="000000" w:fill="D9D9D9"/><w:noWrap/><w:vAlign w:val="center"/></w:tcPr><w:p><w:pPr><w:rPr><w:rFonts w:ascii="Arial" w:hAnsi="Arial" w:cs="Arial"/><w:b/><w:bCs/><w:color w:val="000000"/><w:lang w:val="es-CL" w:eastAsia="es-CL"/></w:rPr></w:pPr><w:r><w:rPr><w:rFonts w:ascii="Arial" w:hAnsi="Arial" w:cs="Arial"/><w:b/><w:bCs/><w:color w:val="000000"/><w:lang w:val="es-CL" w:eastAsia="es-CL"/></w:rPr><w:t>PARTIDA</w:t></w:r></w:p></w:tc><w:tc><w:tcPr><w:tcW w:w="2000" w:type="pct"/><w:tcBorders><w:top w:val="single" w:sz="8" w:space="0" w:color="auto"/><w:left w:val="nil"/><w:bottom w:val="single" w:sz="8" w:space="0" w:color="auto"/><w:right w:val="single" w:sz="8" w:space="0" w:color="000000"/></w:tcBorders><w:shd w:val="clear" w:color="000000" w:fill="D9D9D9"/><w:noWrap/><w:vAlign w:val="center"/><w:hideMark/></w:tcPr><w:p><w:pPr><w:rPr><w:rFonts w:ascii="Arial" w:hAnsi="Arial" w:cs="Arial"/><w:b/><w:bCs/><w:color w:val="000000"/><w:lang w:val="es-CL" w:eastAsia="es-CL"/></w:rPr></w:pPr><w:r><w:rPr><w:rFonts w:ascii="Arial" w:hAnsi="Arial" w:cs="Arial"/><w:b/><w:bCs/><w:color w:val="000000"/><w:lang w:val="es-CL" w:eastAsia="es-CL"/></w:rPr><w:t>DESCRIPCIÓN</w:t></w:r></w:p></w:tc><w:tc><w:tcPr><w:tcW w:w="735" w:type="pct"/><w:tcBorders><w:top w:val="single" w:sz="8" w:space="0" w:color="auto"/><w:left w:val="nil"/><w:bottom w:val="single" w:sz="8" w:space="0" w:color="auto"/><w:right w:val="single" w:sz="8" w:space="0" w:color="auto"/></w:tcBorders><w:shd w:val="clear" w:color="000000" w:fill="D9D9D9"/><w:noWrap/><w:vAlign w:val="center"/><w:hideMark/></w:tcPr><w:p><w:pPr><w:rPr><w:rFonts w:ascii="Arial" w:hAnsi="Arial" w:cs="Arial"/><w:b/><w:bCs/><w:color w:val="000000"/><w:lang w:val="es-CL" w:eastAsia="es-CL"/></w:rPr></w:pPr><w:r><w:rPr><w:rFonts w:ascii="Arial" w:hAnsi="Arial" w:cs="Arial"/><w:b/><w:bCs/><w:color w:val="000000"/><w:lang w:val="es-CL" w:eastAsia="es-CL"/></w:rPr><w:t>UNIDAD</w:t></w:r></w:p></w:tc><w:tc><w:tcPr><w:tcW w:w="468" w:type="pct"/><w:tcBorders><w:top w:val="single" w:sz="8" w:space="0" w:color="auto"/><w:left w:val="nil"/><w:bottom w:val="single" w:sz="8" w:space="0" w:color="auto"/><w:right w:val="single" w:sz="4" w:space="0" w:color="auto"/></w:tcBorders><w:shd w:val="clear" w:color="000000" w:fill="D9D9D9"/><w:noWrap/><w:vAlign w:val="center"/><w:hideMark/></w:tcPr><w:p><w:pPr><w:jc w:val="center"/><w:rPr><w:rFonts w:ascii="Arial" w:hAnsi="Arial" w:cs="Arial"/><w:b/><w:bCs/><w:color w:val="000000"/><w:lang w:val="es-CL" w:eastAsia="es-CL"/></w:rPr></w:pPr><w:r><w:rPr><w:rFonts w:ascii="Arial" w:hAnsi="Arial" w:cs="Arial"/><w:b/><w:bCs/><w:color w:val="000000"/><w:lang w:val="es-CL" w:eastAsia="es-CL"/></w:rPr><w:t>CANTIDAD</w:t></w:r></w:p></w:tc><w:tc><w:tcPr><w:tcW w:w="1061" w:type="pct"/><w:tcBorders><w:top w:val="single" w:sz="8" w:space="0" w:color="auto"/><w:left w:val="nil"/><w:bottom w:val="single" w:sz="8" w:space="0" w:color="auto"/><w:right w:val="single" w:sz="4" w:space="0" w:color="auto"/></w:tcBorders><w:shd w:val="clear" w:color="000000" w:fill="D9D9D9"/></w:tcPr><w:p><w:pPr><w:jc w:val="center"/><w:rPr><w:rFonts w:ascii="Arial" w:hAnsi="Arial" w:cs="Arial"/><w:b/><w:bCs/><w:color w:val="000000"/><w:lang w:val="es-CL" w:eastAsia="es-CL"/></w:rPr></w:pPr><w:r><w:rPr><w:rFonts w:ascii="Arial" w:hAnsi="Arial" w:cs="Arial"/><w:b/><w:bCs/><w:color w:val="000000"/><w:lang w:val="es-CL" w:eastAsia="es-CL"/></w:rPr><w:t>PRECIO</w:t></w:r></w:p></w:tc></w:tr><w:tr><w:trPr><w:trHeight w:val="330"/></w:trPr><w:tc><w:tcPr><w:tcW w:w="736" w:type="pct"/><w:tcBorders><w:top w:val="nil"/><w:left w:val="single" w:sz="8" w:space="0" w:color="auto"/><w:bottom w:val="single" w:sz="4" w:space="0" w:color="auto"/><w:right w:val="single" w:sz="4" w:space="0" w:color="auto"/></w:tcBorders><w:shd w:val="clear" w:color="000000" w:fill="FFFFFF"/><w:noWrap/></w:tcPr><w:p><w:pPr><w:rPr><w:rFonts w:ascii="Arial" w:hAnsi="Arial" w:cs="Arial"/><w:color w:val="000000"/><w:lang w:val="es-CL" w:eastAsia="es-CL"/></w:rPr></w:pPr><w:r><w:rPr><w:rFonts w:ascii="Arial" w:hAnsi="Arial" w:cs="Arial"/><w:color w:val="000000"/><w:lang w:val="es-CL" w:eastAsia="es-CL"/></w:rPr><w:t>ARRIENDO</w:t></w:r></w:p></w:tc><w:tc><w:tcPr><w:tcW w:w="2000" w:type="pct"/><w:tcBorders><w:top w:val="single" w:sz="4" w:space="0" w:color="auto"/><w:left w:val="nil"/><w:bottom w:val="single" w:sz="4" w:space="0" w:color="auto"/><w:right w:val="nil"/></w:tcBorders><w:noWrap/><w:hideMark/></w:tcPr><w:p><w:pPr><w:rPr><w:rFonts w:ascii="Arial" w:hAnsi="Arial" w:cs="Arial"/><w:color w:val="000000"/><w:lang w:val="es-CL" w:eastAsia="es-CL"/></w:rPr></w:pPr><w:r><w:rPr><w:rFonts w:ascii="Arial" w:hAnsi="Arial" w:cs="Arial"/><w:color w:val="000000"/><w:lang w:val="es-CL" w:eastAsia="es-CL"/></w:rPr><w:t>ARRIENDO BAÑO QUÍMICO 2 UNIDADES</w:t></w:r></w:p></w:tc><w:tc><w:tcPr><w:tcW w:w="735" w:type="pct"/><w:tcBorders><w:top w:val="nil"/><w:left w:val="single" w:sz="4" w:space="0" w:color="auto"/><w:bottom w:val="single" w:sz="4" w:space="0" w:color="auto"/><w:right w:val="single" w:sz="4" w:space="0" w:color="auto"/></w:tcBorders><w:shd w:val="clear" w:color="000000" w:fill="FFFFFF"/><w:noWrap/><w:vAlign w:val="center"/><w:hideMark/></w:tcPr><w:p><w:pPr><w:jc w:val="center"/><w:rPr><w:rFonts w:ascii="Arial" w:hAnsi="Arial" w:cs="Arial"/><w:lang w:val="es-CL" w:eastAsia="es-CL"/></w:rPr></w:pPr><w:r><w:rPr><w:rFonts w:ascii="Arial" w:hAnsi="Arial" w:cs="Arial"/><w:lang w:val="es-CL" w:eastAsia="es-CL"/></w:rPr><w:t>MES</w:t></w:r></w:p></w:tc><w:tc><w:tcPr><w:tcW w:w="468" w:type="pct"/><w:tcBorders><w:top w:val="nil"/><w:left w:val="nil"/><w:bottom w:val="single" w:sz="4" w:space="0" w:color="auto"/><w:right w:val="single" w:sz="4" w:space="0" w:color="auto"/></w:tcBorders><w:shd w:val="clear" w:color="000000" w:fill="FFFFFF"/><w:noWrap/><w:vAlign w:val="center"/><w:hideMark/></w:tcPr><w:p><w:pPr><w:jc w:val="right"/><w:rPr><w:rFonts w:ascii="Arial" w:hAnsi="Arial" w:cs="Arial"/><w:lang w:val="es-CL" w:eastAsia="es-CL"/></w:rPr></w:pPr><w:r><w:rPr><w:rFonts w:ascii="Arial" w:hAnsi="Arial" w:cs="Arial"/><w:lang w:val="es-CL" w:eastAsia="es-CL"/></w:rPr><w:t>6.0</w:t></w:r></w:p></w:tc><w:tc><w:tcPr><w:tcW w:w="1061" w:type="pct"/><w:tcBorders><w:top w:val="nil"/><w:left w:val="nil"/><w:bottom w:val="single" w:sz="4" w:space="0" w:color="auto"/><w:right w:val="single" w:sz="4" w:space="0" w:color="auto"/></w:tcBorders><w:shd w:val="clear" w:color="000000" w:fill="FFFFFF"/></w:tcPr><w:p><w:pPr><w:jc w:val="right"/><w:rPr><w:rFonts w:ascii="Arial" w:hAnsi="Arial" w:cs="Arial"/><w:lang w:val="es-CL" w:eastAsia="es-CL"/></w:rPr></w:pPr></w:p></w:tc></w:tr></w:tbl><w:p><w:pPr><w:ind w:right="82"/><w:jc w:val="both"/><w:rPr><w:rFonts w:ascii="Arial" w:eastAsia="Arial" w:hAnsi="Arial" w:cs="Arial"/><w:b/><w:bCs/><w:spacing w:val="3"/><w:lang w:val="es-CL"/></w:rPr></w:pPr></w:p><w:p><w:pPr><w:ind w:left="677" w:right="82"/><w:jc w:val="both"/><w:rPr><w:rFonts w:ascii="Arial" w:eastAsia="Arial" w:hAnsi="Arial" w:cs="Arial"/><w:b/><w:bCs/><w:spacing w:val="3"/><w:lang w:val="es-CL"/></w:rPr></w:pPr></w:p><w:p><w:pPr><w:ind w:left="677" w:right="82"/><w:jc w:val="both"/><w:rPr><w:rFonts w:ascii="Arial" w:eastAsia="Arial" w:hAnsi="Arial" w:cs="Arial"/><w:b/><w:bCs/><w:spacing w:val="3"/><w:lang w:val="es-CL"/></w:rPr></w:pPr></w:p><w:p><w:pPr><w:ind w:left="677" w:right="82"/><w:jc w:val="both"/><w:rPr><w:rFonts w:ascii="Arial" w:eastAsia="Arial" w:hAnsi="Arial" w:cs="Arial"/><w:b/><w:bCs/><w:spacing w:val="3"/><w:lang w:val="es-CL"/></w:rPr></w:pPr></w:p><w:p><w:pPr><w:ind w:left="677" w:right="82"/><w:jc w:val="both"/><w:rPr><w:rFonts w:ascii="Arial" w:eastAsia="Arial" w:hAnsi="Arial" w:cs="Arial"/><w:b/><w:bCs/><w:spacing w:val="3"/><w:lang w:val="es-CL"/></w:rPr></w:pPr></w:p><w:p><w:pPr><w:ind w:left="677" w:right="82"/><w:jc w:val="both"/><w:rPr><w:rFonts w:ascii="Arial" w:eastAsia="Arial" w:hAnsi="Arial" w:cs="Arial"/><w:b/><w:bCs/><w:spacing w:val="3"/><w:lang w:val="es-CL"/></w:rPr></w:pPr></w:p><w:p><w:pPr><w:ind w:left="677" w:right="82"/><w:jc w:val="both"/><w:rPr><w:rFonts w:ascii="Arial" w:eastAsia="Arial" w:hAnsi="Arial" w:cs="Arial"/><w:b/><w:bCs/><w:spacing w:val="3"/><w:lang w:val="es-CL"/></w:rPr></w:pPr></w:p><w:p><w:pPr><w:ind w:left="677" w:right="82"/><w:jc w:val="both"/><w:rPr><w:rFonts w:ascii="Arial" w:eastAsia="Arial" w:hAnsi="Arial" w:cs="Arial"/><w:b/><w:bCs/><w:spacing w:val="3"/><w:lang w:val="es-CL"/></w:rPr></w:pPr></w:p><w:p><w:pPr><w:ind w:left="677" w:right="82"/><w:jc w:val="both"/><w:rPr><w:rFonts w:ascii="Arial" w:eastAsia="Arial" w:hAnsi="Arial" w:cs="Arial"/><w:b/><w:bCs/><w:spacing w:val="3"/><w:lang w:val="es-CL"/></w:rPr></w:pPr><w:r><w:rPr><w:rFonts w:ascii="Arial" w:eastAsia="Arial" w:hAnsi="Arial" w:cs="Arial"/><w:b/><w:bCs/><w:spacing w:val="3"/><w:lang w:val="es-CL"/></w:rPr><w:lastRenderedPageBreak/><w:t>LÍNEA 3:</w:t></w:r><w:r><w:rPr><w:rFonts w:ascii="Arial" w:eastAsia="Arial" w:hAnsi="Arial" w:cs="Arial"/><w:b/><w:bCs/><w:spacing w:val="3"/><w:lang w:val="es-CL"/></w:rPr><w:t xml:space="preserve"> MATERIALES</w:t></w:r></w:p><w:p><w:pPr><w:ind w:left="677" w:right="82"/><w:jc w:val="both"/><w:rPr><w:rFonts w:ascii="Arial" w:eastAsia="Arial" w:hAnsi="Arial" w:cs="Arial"/><w:spacing w:val="3"/><w:lang w:val="es-CL"/></w:rPr></w:pPr></w:p><w:tbl><w:tblPr><w:tblW w:w="5000" w:type="pct"/><w:tblLayout w:type="fixed"/><w:tblCellMar><w:left w:w="70" w:type="dxa"/><w:right w:w="70" w:type="dxa"/></w:tblCellMar><w:tblLook w:val="04A0" w:firstRow="1" w:lastRow="0" w:firstColumn="1" w:lastColumn="0" w:noHBand="0" w:noVBand="1"/></w:tblPr><w:tblGrid><w:gridCol w:w="332"/><w:gridCol w:w="335"/><w:gridCol w:w="929"/><w:gridCol w:w="4821"/><w:gridCol w:w="365"/><w:gridCol w:w="297"/><w:gridCol w:w="66"/><w:gridCol w:w="161"/><w:gridCol w:w="1066"/><w:gridCol w:w="1115"/><w:gridCol w:w="1113"/></w:tblGrid><w:tr><w:trPr><w:trHeight w:val="345"/></w:trPr><w:tc><w:tcPr><w:tcW w:w="752" w:type="pct"/><w:gridSpan w:val="3"/><w:tcBorders><w:top w:val="single" w:sz="8" w:space="0" w:color="auto"/><w:left w:val="single" w:sz="8" w:space="0" w:color="auto"/><w:bottom w:val="single" w:sz="8" w:space="0" w:color="auto"/><w:right w:val="single" w:sz="8" w:space="0" w:color="000000"/></w:tcBorders><w:shd w:val="clear" w:color="000000" w:fill="D9D9D9"/><w:noWrap/><w:vAlign w:val="center"/><w:hideMark/></w:tcPr><w:p><w:pPr><w:rPr><w:rFonts w:ascii="Arial" w:hAnsi="Arial" w:cs="Arial"/><w:b/><w:bCs/><w:color w:val="000000"/><w:lang w:val="es-CL" w:eastAsia="es-CL"/></w:rPr></w:pPr><w:r><w:rPr><w:rFonts w:ascii="Arial" w:hAnsi="Arial" w:cs="Arial"/><w:b/><w:bCs/><w:color w:val="000000"/><w:lang w:val="es-CL" w:eastAsia="es-CL"/></w:rPr><w:t>PARTIDA</w:t></w:r></w:p></w:tc><w:tc><w:tcPr><w:tcW w:w="2586" w:type="pct"/><w:gridSpan w:val="3"/><w:tcBorders><w:top w:val="single" w:sz="8" w:space="0" w:color="auto"/><w:left w:val="nil"/><w:bottom w:val="single" w:sz="8" w:space="0" w:color="auto"/><w:right w:val="single" w:sz="8" w:space="0" w:color="000000"/></w:tcBorders><w:shd w:val="clear" w:color="000000" w:fill="D9D9D9"/><w:noWrap/><w:vAlign w:val="center"/><w:hideMark/></w:tcPr><w:p><w:pPr><w:rPr><w:rFonts w:ascii="Arial" w:hAnsi="Arial" w:cs="Arial"/><w:b/><w:bCs/><w:color w:val="000000"/><w:lang w:val="es-CL" w:eastAsia="es-CL"/></w:rPr></w:pPr><w:r><w:rPr><w:rFonts w:ascii="Arial" w:hAnsi="Arial" w:cs="Arial"/><w:b/><w:bCs/><w:color w:val="000000"/><w:lang w:val="es-CL" w:eastAsia="es-CL"/></w:rPr><w:t>DESCRIPCIÓN</w:t></w:r></w:p></w:tc><w:tc><w:tcPr><w:tcW w:w="610" w:type="pct"/><w:gridSpan w:val="3"/><w:tcBorders><w:top w:val="single" w:sz="8" w:space="0" w:color="auto"/><w:left w:val="nil"/><w:bottom w:val="single" w:sz="8" w:space="0" w:color="auto"/><w:right w:val="single" w:sz="8" w:space="0" w:color="auto"/></w:tcBorders><w:shd w:val="clear" w:color="000000" w:fill="D9D9D9"/><w:noWrap/><w:vAlign w:val="center"/><w:hideMark/></w:tcPr><w:p><w:pPr><w:rPr><w:rFonts w:ascii="Arial" w:hAnsi="Arial" w:cs="Arial"/><w:b/><w:bCs/><w:color w:val="000000"/><w:lang w:val="es-CL" w:eastAsia="es-CL"/></w:rPr></w:pPr><w:r><w:rPr><w:rFonts w:ascii="Arial" w:hAnsi="Arial" w:cs="Arial"/><w:b/><w:bCs/><w:color w:val="000000"/><w:lang w:val="es-CL" w:eastAsia="es-CL"/></w:rPr><w:t>UNIDAD</w:t></w:r></w:p></w:tc><w:tc><w:tcPr><w:tcW w:w="526" w:type="pct"/><w:tcBorders><w:top w:val="single" w:sz="8" w:space="0" w:color="auto"/><w:left w:val="nil"/><w:bottom w:val="single" w:sz="8" w:space="0" w:color="auto"/><w:right w:val="single" w:sz="8" w:space="0" w:color="auto"/></w:tcBorders><w:shd w:val="clear" w:color="000000" w:fill="D9D9D9"/><w:noWrap/><w:vAlign w:val="center"/><w:hideMark/></w:tcPr><w:p><w:pPr><w:jc w:val="center"/><w:rPr><w:rFonts w:ascii="Arial" w:hAnsi="Arial" w:cs="Arial"/><w:b/><w:bCs/><w:color w:val="000000"/><w:lang w:val="es-CL" w:eastAsia="es-CL"/></w:rPr></w:pPr><w:r><w:rPr><w:rFonts w:ascii="Arial" w:hAnsi="Arial" w:cs="Arial"/><w:b/><w:bCs/><w:color w:val="000000"/><w:lang w:val="es-CL" w:eastAsia="es-CL"/></w:rPr><w:t>CANTIDAD</w:t></w:r></w:p></w:tc><w:tc><w:tcPr><w:tcW w:w="525" w:type="pct"/><w:tcBorders><w:top w:val="single" w:sz="8" w:space="0" w:color="auto"/><w:left w:val="nil"/><w:bottom w:val="single" w:sz="8" w:space="0" w:color="auto"/><w:right w:val="single" w:sz="8" w:space="0" w:color="auto"/></w:tcBorders><w:shd w:val="clear" w:color="000000" w:fill="D9D9D9"/></w:tcPr><w:p><w:pPr><w:jc w:val="center"/><w:rPr><w:rFonts w:ascii="Arial" w:hAnsi="Arial" w:cs="Arial"/><w:b/><w:bCs/><w:color w:val="000000"/><w:lang w:val="es-CL" w:eastAsia="es-CL"/></w:rPr></w:pPr><w:r><w:rPr><w:rFonts w:ascii="Arial" w:hAnsi="Arial" w:cs="Arial"/><w:b/><w:bCs/><w:color w:val="000000"/><w:lang w:val="es-CL" w:eastAsia="es-CL"/></w:rPr><w:t>PRECIO</w:t></w:r></w:p></w:tc></w:tr><w:tr><w:trPr><w:trHeight w:val="289"/></w:trPr><w:tc><w:tcPr><w:tcW w:w="752" w:type="pct"/><w:gridSpan w:val="3"/><w:vMerge w:val="restart"/><w:tcBorders><w:top w:val="single" w:sz="8" w:space="0" w:color="auto"/><w:left w:val="single" w:sz="8" w:space="0" w:color="auto"/><w:bottom w:val="nil"/><w:right w:val="single" w:sz="8" w:space="0" w:color="000000"/></w:tcBorders><w:vAlign w:val="center"/><w:hideMark/></w:tcPr><w:p><w:pPr><w:rPr><w:rFonts w:ascii="Arial" w:hAnsi="Arial" w:cs="Arial"/><w:b/><w:bCs/><w:color w:val="000000"/><w:lang w:val="es-CL" w:eastAsia="es-CL"/></w:rPr></w:pPr><w:r><w:rPr><w:rFonts w:ascii="Arial" w:hAnsi="Arial" w:cs="Arial"/><w:b/><w:bCs/><w:color w:val="000000"/><w:lang w:val="es-CL" w:eastAsia="es-CL"/></w:rPr><w:t>MATERIAL</w:t></w:r></w:p></w:tc><w:tc><w:tcPr><w:tcW w:w="2586" w:type="pct"/><w:gridSpan w:val="3"/><w:tcBorders><w:top w:val="single" w:sz="4" w:space="0" w:color="auto"/><w:left w:val="nil"/><w:bottom w:val="single" w:sz="4" w:space="0" w:color="auto"/><w:right w:val="single" w:sz="4" w:space="0" w:color="auto"/></w:tcBorders><w:noWrap/><w:vAlign w:val="center"/><w:hideMark/></w:tcPr><w:p><w:pPr><w:rPr><w:rFonts w:ascii="Arial" w:hAnsi="Arial" w:cs="Arial"/><w:b/><w:bCs/><w:color w:val="000000"/><w:lang w:val="es-CL" w:eastAsia="es-CL"/></w:rPr></w:pPr><w:r><w:rPr><w:rFonts w:ascii="Arial" w:hAnsi="Arial" w:cs="Arial"/><w:b/><w:bCs/><w:color w:val="000000"/><w:lang w:val="es-CL" w:eastAsia="es-CL"/></w:rPr><w:t>OBRAS DE CONSTRUCCIÓN</w:t></w:r></w:p></w:tc><w:tc><w:tcPr><w:tcW w:w="610" w:type="pct"/><w:gridSpan w:val="3"/><w:tcBorders><w:top w:val="nil"/><w:left w:val="single" w:sz="4" w:space="0" w:color="auto"/><w:bottom w:val="single" w:sz="4" w:space="0" w:color="auto"/><w:right w:val="nil"/></w:tcBorders><w:shd w:val="clear" w:color="000000" w:fill="FFFFFF"/><w:noWrap/><w:vAlign w:val="center"/><w:hideMark/></w:tcPr><w:p><w:pPr><w:jc w:val="center"/><w:rPr><w:rFonts w:ascii="Arial" w:hAnsi="Arial" w:cs="Arial"/><w:b/><w:bCs/><w:lang w:val="es-CL" w:eastAsia="es-CL"/></w:rPr></w:pPr><w:r><w:rPr><w:rFonts w:ascii="Arial" w:hAnsi="Arial" w:cs="Arial"/><w:b/><w:bCs/><w:lang w:val="es-CL" w:eastAsia="es-CL"/></w:rPr><w:t> </w:t></w:r></w:p></w:tc><w:tc><w:tcPr><w:tcW w:w="526" w:type="pct"/><w:tcBorders><w:top w:val="nil"/><w:left w:val="nil"/><w:bottom w:val="single" w:sz="4" w:space="0" w:color="auto"/><w:right w:val="single" w:sz="4" w:space="0" w:color="auto"/></w:tcBorders><w:shd w:val="clear" w:color="000000" w:fill="FFFFFF"/><w:noWrap/><w:vAlign w:val="center"/><w:hideMark/></w:tcPr><w:p><w:pPr><w:rPr><w:rFonts w:ascii="Arial" w:hAnsi="Arial" w:cs="Arial"/><w:b/><w:bCs/><w:lang w:val="es-CL" w:eastAsia="es-CL"/></w:rPr></w:pPr><w:r><w:rPr><w:rFonts w:ascii="Arial" w:hAnsi="Arial" w:cs="Arial"/><w:b/><w:bCs/><w:lang w:val="es-CL" w:eastAsia="es-CL"/></w:rPr><w:t> </w:t></w:r></w:p></w:tc><w:tc><w:tcPr><w:tcW w:w="525" w:type="pct"/><w:tcBorders><w:top w:val="nil"/><w:left w:val="nil"/><w:bottom w:val="single" w:sz="4" w:space="0" w:color="auto"/><w:right w:val="single" w:sz="4" w:space="0" w:color="auto"/></w:tcBorders><w:shd w:val="clear" w:color="000000" w:fill="FFFFFF"/></w:tcPr><w:p><w:pPr><w:rPr><w:rFonts w:ascii="Arial" w:hAnsi="Arial" w:cs="Arial"/><w:b/><w:bCs/><w:lang w:val="es-CL" w:eastAsia="es-CL"/></w:rPr></w:pPr><w:r><w:rPr><w:rFonts w:ascii="Arial" w:hAnsi="Arial" w:cs="Arial"/><w:b/><w:bCs/><w:lang w:val="es-CL" w:eastAsia="es-CL"/></w:rPr><w:t>-</w:t></w:r></w:p></w:tc></w:tr><w:tr><w:trPr><w:trHeight w:val="330"/></w:trPr><w:tc><w:tcPr><w:tcW w:w="752" w:type="pct"/><w:gridSpan w:val="3"/><w:vMerge/><w:tcBorders><w:top w:val="single" w:sz="8" w:space="0" w:color="auto"/><w:left w:val="single" w:sz="8" w:space="0" w:color="auto"/><w:bottom w:val="nil"/><w:right w:val="single" w:sz="8" w:space="0" w:color="000000"/></w:tcBorders><w:vAlign w:val="center"/><w:hideMark/></w:tcPr><w:p><w:pPr><w:rPr><w:rFonts w:ascii="Arial" w:hAnsi="Arial" w:cs="Arial"/><w:b/><w:bCs/><w:color w:val="000000"/><w:lang w:val="es-CL" w:eastAsia="es-CL"/></w:rPr></w:pPr></w:p></w:tc><w:tc><w:tcPr><w:tcW w:w="2586" w:type="pct"/><w:gridSpan w:val="3"/><w:tcBorders><w:top w:val="single" w:sz="4" w:space="0" w:color="auto"/><w:left w:val="nil"/><w:bottom w:val="single" w:sz="4" w:space="0" w:color="auto"/><w:right w:val="single" w:sz="4" w:space="0" w:color="auto"/></w:tcBorders><w:shd w:val="clear" w:color="000000" w:fill="FFFFFF"/><w:noWrap/><w:vAlign w:val="center"/><w:hideMark/></w:tcPr><w:p><w:pPr><w:rPr><w:rFonts w:ascii="Arial" w:hAnsi="Arial" w:cs="Arial"/><w:lang w:val="es-CL" w:eastAsia="es-CL"/></w:rPr></w:pPr><w:r><w:rPr><w:rFonts w:ascii="Arial" w:hAnsi="Arial" w:cs="Arial"/><w:lang w:val="es-CL" w:eastAsia="es-CL"/></w:rPr><w:t>TRAZADO Y NIVELES</w:t></w:r></w:p></w:tc><w:tc><w:tcPr><w:tcW w:w="610" w:type="pct"/><w:gridSpan w:val="3"/><w:tcBorders><w:top w:val="nil"/><w:left w:val="nil"/><w:bottom w:val="single" w:sz="4" w:space="0" w:color="auto"/><w:right w:val="nil"/></w:tcBorders><w:shd w:val="clear" w:color="000000" w:fill="FFFFFF"/><w:noWrap/><w:vAlign w:val="center"/><w:hideMark/></w:tcPr><w:p><w:pPr><w:jc w:val="center"/><w:rPr><w:rFonts w:ascii="Arial" w:hAnsi="Arial" w:cs="Arial"/><w:lang w:val="es-CL" w:eastAsia="es-CL"/></w:rPr></w:pPr><w:r><w:rPr><w:rFonts w:ascii="Arial" w:hAnsi="Arial" w:cs="Arial"/><w:lang w:val="es-CL" w:eastAsia="es-CL"/></w:rPr><w:t> </w:t></w:r></w:p></w:tc><w:tc><w:tcPr><w:tcW w:w="526" w:type="pct"/><w:tcBorders><w:top w:val="nil"/><w:left w:val="nil"/><w:bottom w:val="single" w:sz="4" w:space="0" w:color="auto"/><w:right w:val="single" w:sz="4" w:space="0" w:color="auto"/></w:tcBorders><w:shd w:val="clear" w:color="000000" w:fill="FFFFFF"/><w:noWrap/><w:vAlign w:val="center"/><w:hideMark/></w:tcPr><w:p><w:pPr><w:rPr><w:rFonts w:ascii="Arial" w:hAnsi="Arial" w:cs="Arial"/><w:lang w:val="es-CL" w:eastAsia="es-CL"/></w:rPr></w:pPr><w:r><w:rPr><w:rFonts w:ascii="Arial" w:hAnsi="Arial" w:cs="Arial"/><w:lang w:val="es-CL" w:eastAsia="es-CL"/></w:rPr><w:t> </w:t></w:r></w:p></w:tc><w:tc><w:tcPr><w:tcW w:w="525" w:type="pct"/><w:tcBorders><w:top w:val="nil"/><w:left w:val="nil"/><w:bottom w:val="single" w:sz="4" w:space="0" w:color="auto"/><w:right w:val="single" w:sz="4" w:space="0" w:color="auto"/></w:tcBorders><w:shd w:val="clear" w:color="000000" w:fill="FFFFFF"/></w:tcPr><w:p><w:pPr><w:rPr><w:rFonts w:ascii="Arial" w:hAnsi="Arial" w:cs="Arial"/><w:lang w:val="es-CL" w:eastAsia="es-CL"/></w:rPr></w:pPr></w:p></w:tc></w:tr><w:tr><w:trPr><w:trHeight w:val="330"/></w:trPr><w:tc><w:tcPr><w:tcW w:w="752" w:type="pct"/><w:gridSpan w:val="3"/><w:vMerge/><w:tcBorders><w:top w:val="single" w:sz="8" w:space="0" w:color="auto"/><w:left w:val="single" w:sz="8" w:space="0" w:color="auto"/><w:bottom w:val="nil"/><w:right w:val="single" w:sz="8" w:space="0" w:color="000000"/></w:tcBorders><w:vAlign w:val="center"/><w:hideMark/></w:tcPr><w:p><w:pPr><w:rPr><w:rFonts w:ascii="Arial" w:hAnsi="Arial" w:cs="Arial"/><w:b/><w:bCs/><w:color w:val="000000"/><w:lang w:val="es-CL" w:eastAsia="es-CL"/></w:rPr></w:pPr></w:p></w:tc><w:tc><w:tcPr><w:tcW w:w="2586" w:type="pct"/><w:gridSpan w:val="3"/><w:tcBorders><w:top w:val="single" w:sz="4" w:space="0" w:color="auto"/><w:left w:val="nil"/><w:bottom w:val="single" w:sz="4" w:space="0" w:color="auto"/><w:right w:val="single" w:sz="4" w:space="0" w:color="auto"/></w:tcBorders><w:shd w:val="clear" w:color="000000" w:fill="FFFFFF"/><w:noWrap/><w:vAlign w:val="center"/><w:hideMark/></w:tcPr><w:p><w:pPr><w:rPr><w:rFonts w:ascii="Arial" w:hAnsi="Arial" w:cs="Arial"/><w:lang w:val="es-CL" w:eastAsia="es-CL"/></w:rPr></w:pPr><w:r><w:rPr><w:rFonts w:ascii="Arial" w:hAnsi="Arial" w:cs="Arial"/><w:lang w:val="es-CL" w:eastAsia="es-CL"/></w:rPr><w:t>FIERRO Ø 12 ESTRIADO</w:t></w:r></w:p></w:tc><w:tc><w:tcPr><w:tcW w:w="610" w:type="pct"/><w:gridSpan w:val="3"/><w:tcBorders><w:top w:val="nil"/><w:left w:val="single" w:sz="4" w:space="0" w:color="auto"/><w:bottom w:val="single" w:sz="4" w:space="0" w:color="auto"/><w:right w:val="single" w:sz="4" w:space="0" w:color="auto"/></w:tcBorders><w:shd w:val="clear" w:color="000000" w:fill="FFFFFF"/><w:noWrap/><w:vAlign w:val="center"/><w:hideMark/></w:tcPr><w:p><w:pPr><w:jc w:val="center"/><w:rPr><w:rFonts w:ascii="Arial" w:hAnsi="Arial" w:cs="Arial"/><w:lang w:val="es-CL" w:eastAsia="es-CL"/></w:rPr></w:pPr><w:r><w:rPr><w:rFonts w:ascii="Arial" w:hAnsi="Arial" w:cs="Arial"/><w:lang w:val="es-CL" w:eastAsia="es-CL"/></w:rPr><w:t>BARRA</w:t></w:r></w:p></w:tc><w:tc><w:tcPr><w:tcW w:w="526" w:type="pct"/><w:tcBorders><w:top w:val="nil"/><w:left w:val="nil"/><w:bottom w:val="single" w:sz="4" w:space="0" w:color="auto"/><w:right w:val="single" w:sz="4" w:space="0" w:color="auto"/></w:tcBorders><w:shd w:val="clear" w:color="000000" w:fill="FFFFFF"/><w:noWrap/><w:vAlign w:val="center"/><w:hideMark/></w:tcPr><w:p><w:pPr><w:jc w:val="center"/><w:rPr><w:rFonts w:ascii="Arial" w:hAnsi="Arial" w:cs="Arial"/><w:lang w:val="es-CL" w:eastAsia="es-CL"/></w:rPr></w:pPr><w:r><w:rPr><w:rFonts w:ascii="Arial" w:hAnsi="Arial" w:cs="Arial"/><w:lang w:val="es-CL" w:eastAsia="es-CL"/></w:rPr><w:t>25.0</w:t></w:r></w:p></w:tc><w:tc><w:tcPr><w:tcW w:w="525" w:type="pct"/><w:tcBorders><w:top w:val="nil"/><w:left w:val="nil"/><w:bottom w:val="single" w:sz="4" w:space="0" w:color="auto"/><w:right w:val="single" w:sz="4" w:space="0" w:color="auto"/></w:tcBorders><w:shd w:val="clear" w:color="000000" w:fill="FFFFFF"/></w:tcPr><w:p><w:pPr><w:jc w:val="center"/><w:rPr><w:rFonts w:ascii="Arial" w:hAnsi="Arial" w:cs="Arial"/><w:lang w:val="es-CL" w:eastAsia="es-CL"/></w:rPr></w:pPr></w:p></w:tc></w:tr><w:tr><w:trPr><w:trHeight w:val="330"/></w:trPr><w:tc><w:tcPr><w:tcW w:w="752" w:type="pct"/><w:gridSpan w:val="3"/><w:vMerge/><w:tcBorders><w:top w:val="single" w:sz="8" w:space="0" w:color="auto"/><w:left w:val="single" w:sz="8" w:space="0" w:color="auto"/><w:bottom w:val="nil"/><w:right w:val="single" w:sz="8" w:space="0" w:color="000000"/></w:tcBorders><w:vAlign w:val="center"/><w:hideMark/></w:tcPr><w:p><w:pPr><w:rPr><w:rFonts w:ascii="Arial" w:hAnsi="Arial" w:cs="Arial"/><w:b/><w:bCs/><w:color w:val="000000"/><w:lang w:val="es-CL" w:eastAsia="es-CL"/></w:rPr></w:pPr></w:p></w:tc><w:tc><w:tcPr><w:tcW w:w="2586" w:type="pct"/><w:gridSpan w:val="3"/><w:tcBorders><w:top w:val="single" w:sz="4" w:space="0" w:color="auto"/><w:left w:val="nil"/><w:bottom w:val="single" w:sz="4" w:space="0" w:color="auto"/><w:right w:val="single" w:sz="4" w:space="0" w:color="auto"/></w:tcBorders><w:shd w:val="clear" w:color="000000" w:fill="FFFFFF"/><w:noWrap/><w:vAlign w:val="center"/><w:hideMark/></w:tcPr><w:p><w:pPr><w:rPr><w:rFonts w:ascii="Arial" w:hAnsi="Arial" w:cs="Arial"/><w:lang w:val="es-CL" w:eastAsia="es-CL"/></w:rPr></w:pPr><w:r><w:rPr><w:rFonts w:ascii="Arial" w:hAnsi="Arial" w:cs="Arial"/><w:lang w:val="es-CL" w:eastAsia="es-CL"/></w:rPr><w:t xml:space="preserve">MADERA DE PINO 1" </w:t></w:r><w:proofErr w:type="gramStart"/><w:r><w:rPr><w:rFonts w:ascii="Arial" w:hAnsi="Arial" w:cs="Arial"/><w:lang w:val="es-CL" w:eastAsia="es-CL"/></w:rPr><w:t>x  4</w:t></w:r><w:proofErr w:type="gramEnd"/><w:r><w:rPr><w:rFonts w:ascii="Arial" w:hAnsi="Arial" w:cs="Arial"/><w:lang w:val="es-CL" w:eastAsia="es-CL"/></w:rPr><w:t>"</w:t></w:r></w:p></w:tc><w:tc><w:tcPr><w:tcW w:w="610" w:type="pct"/><w:gridSpan w:val="3"/><w:tcBorders><w:top w:val="nil"/><w:left w:val="single" w:sz="4" w:space="0" w:color="auto"/><w:bottom w:val="single" w:sz="4" w:space="0" w:color="auto"/><w:right w:val="single" w:sz="4" w:space="0" w:color="auto"/></w:tcBorders><w:shd w:val="clear" w:color="000000" w:fill="FFFFFF"/><w:noWrap/><w:vAlign w:val="center"/><w:hideMark/></w:tcPr><w:p><w:pPr><w:jc w:val="center"/><w:rPr><w:rFonts w:ascii="Arial" w:hAnsi="Arial" w:cs="Arial"/><w:lang w:val="es-CL" w:eastAsia="es-CL"/></w:rPr></w:pPr><w:r><w:rPr><w:rFonts w:ascii="Arial" w:hAnsi="Arial" w:cs="Arial"/><w:lang w:val="es-CL" w:eastAsia="es-CL"/></w:rPr><w:t>UN</w:t></w:r></w:p></w:tc><w:tc><w:tcPr><w:tcW w:w="526" w:type="pct"/><w:tcBorders><w:top w:val="nil"/><w:left w:val="nil"/><w:bottom w:val="single" w:sz="4" w:space="0" w:color="auto"/><w:right w:val="single" w:sz="4" w:space="0" w:color="auto"/></w:tcBorders><w:shd w:val="clear" w:color="000000" w:fill="FFFFFF"/><w:noWrap/><w:vAlign w:val="center"/><w:hideMark/></w:tcPr><w:p><w:pPr><w:jc w:val="center"/><w:rPr><w:rFonts w:ascii="Arial" w:hAnsi="Arial" w:cs="Arial"/><w:lang w:val="es-CL" w:eastAsia="es-CL"/></w:rPr></w:pPr><w:r><w:rPr><w:rFonts w:ascii="Arial" w:hAnsi="Arial" w:cs="Arial"/><w:lang w:val="es-CL" w:eastAsia="es-CL"/></w:rPr><w:t>150.0</w:t></w:r></w:p></w:tc><w:tc><w:tcPr><w:tcW w:w="525" w:type="pct"/><w:tcBorders><w:top w:val="nil"/><w:left w:val="nil"/><w:bottom w:val="single" w:sz="4" w:space="0" w:color="auto"/><w:right w:val="single" w:sz="4" w:space="0" w:color="auto"/></w:tcBorders><w:shd w:val="clear" w:color="000000" w:fill="FFFFFF"/></w:tcPr><w:p><w:pPr><w:jc w:val="center"/><w:rPr><w:rFonts w:ascii="Arial" w:hAnsi="Arial" w:cs="Arial"/><w:lang w:val="es-CL" w:eastAsia="es-CL"/></w:rPr></w:pPr></w:p></w:tc></w:tr><w:tr><w:trPr><w:trHeight w:val="330"/></w:trPr><w:tc><w:tcPr><w:tcW w:w="752" w:type="pct"/><w:gridSpan w:val="3"/><w:vMerge/><w:tcBorders><w:top w:val="single" w:sz="8" w:space="0" w:color="auto"/><w:left w:val="single" w:sz="8" w:space="0" w:color="auto"/><w:bottom w:val="nil"/><w:right w:val="single" w:sz="8" w:space="0" w:color="000000"/></w:tcBorders><w:vAlign w:val="center"/><w:hideMark/></w:tcPr><w:p><w:pPr><w:rPr><w:rFonts w:ascii="Arial" w:hAnsi="Arial" w:cs="Arial"/><w:b/><w:bCs/><w:color w:val="000000"/><w:lang w:val="es-CL" w:eastAsia="es-CL"/></w:rPr></w:pPr></w:p></w:tc><w:tc><w:tcPr><w:tcW w:w="2446" w:type="pct"/><w:gridSpan w:val="2"/><w:tcBorders><w:top w:val="single" w:sz="4" w:space="0" w:color="auto"/><w:left w:val="single" w:sz="4" w:space="0" w:color="auto"/><w:bottom w:val="single" w:sz="4" w:space="0" w:color="auto"/><w:right w:val="nil"/></w:tcBorders><w:shd w:val="clear" w:color="000000" w:fill="FFFFFF"/><w:noWrap/><w:vAlign w:val="center"/><w:hideMark/></w:tcPr><w:p><w:pPr><w:rPr><w:rFonts w:ascii="Arial" w:hAnsi="Arial" w:cs="Arial"/><w:lang w:val="es-CL" w:eastAsia="es-CL"/></w:rPr></w:pPr><w:r><w:rPr><w:rFonts w:ascii="Arial" w:hAnsi="Arial" w:cs="Arial"/><w:lang w:val="es-CL" w:eastAsia="es-CL"/></w:rPr><w:t>MADERA DE PINO  2x2"</w:t></w:r></w:p></w:tc><w:tc><w:tcPr><w:tcW w:w="171" w:type="pct"/><w:gridSpan w:val="2"/><w:tcBorders><w:top w:val="nil"/><w:left w:val="nil"/><w:bottom w:val="single" w:sz="4" w:space="0" w:color="auto"/><w:right w:val="nil"/></w:tcBorders><w:shd w:val="clear" w:color="000000" w:fill="FFFFFF"/><w:noWrap/><w:vAlign w:val="center"/><w:hideMark/></w:tcPr><w:p><w:pPr><w:rPr><w:rFonts w:ascii="Arial" w:hAnsi="Arial" w:cs="Arial"/><w:lang w:val="es-CL" w:eastAsia="es-CL"/></w:rPr></w:pPr><w:r><w:rPr><w:rFonts w:ascii="Arial" w:hAnsi="Arial" w:cs="Arial"/><w:lang w:val="es-CL" w:eastAsia="es-CL"/></w:rPr><w:t> </w:t></w:r></w:p></w:tc><w:tc><w:tcPr><w:tcW w:w="76" w:type="pct"/><w:tcBorders><w:top w:val="nil"/><w:left w:val="nil"/><w:bottom w:val="single" w:sz="4" w:space="0" w:color="auto"/><w:right w:val="nil"/></w:tcBorders><w:shd w:val="clear" w:color="000000" w:fill="FFFFFF"/><w:noWrap/><w:vAlign w:val="center"/><w:hideMark/></w:tcPr><w:p><w:pPr><w:rPr><w:rFonts w:ascii="Arial" w:hAnsi="Arial" w:cs="Arial"/><w:lang w:val="es-CL" w:eastAsia="es-CL"/></w:rPr></w:pPr><w:r><w:rPr><w:rFonts w:ascii="Arial" w:hAnsi="Arial" w:cs="Arial"/><w:lang w:val="es-CL" w:eastAsia="es-CL"/></w:rPr><w:t> </w:t></w:r></w:p></w:tc><w:tc><w:tcPr><w:tcW w:w="503" w:type="pct"/><w:tcBorders><w:top w:val="nil"/><w:left w:val="single" w:sz="4" w:space="0" w:color="auto"/><w:bottom w:val="single" w:sz="4" w:space="0" w:color="auto"/><w:right w:val="single" w:sz="4" w:space="0" w:color="auto"/></w:tcBorders><w:shd w:val="clear" w:color="000000" w:fill="FFFFFF"/><w:noWrap/><w:vAlign w:val="center"/><w:hideMark/></w:tcPr><w:p><w:pPr><w:jc w:val="center"/><w:rPr><w:rFonts w:ascii="Arial" w:hAnsi="Arial" w:cs="Arial"/><w:lang w:val="es-CL" w:eastAsia="es-CL"/></w:rPr></w:pPr><w:r><w:rPr><w:rFonts w:ascii="Arial" w:hAnsi="Arial" w:cs="Arial"/><w:lang w:val="es-CL" w:eastAsia="es-CL"/></w:rPr><w:t>UN</w:t></w:r></w:p></w:tc><w:tc><w:tcPr><w:tcW w:w="526" w:type="pct"/><w:tcBorders><w:top w:val="nil"/><w:left w:val="nil"/><w:bottom w:val="single" w:sz="4" w:space="0" w:color="auto"/><w:right w:val="single" w:sz="4" w:space="0" w:color="auto"/></w:tcBorders><w:shd w:val="clear" w:color="000000" w:fill="FFFFFF"/><w:noWrap/><w:vAlign w:val="center"/><w:hideMark/></w:tcPr><w:p><w:pPr><w:jc w:val="center"/><w:rPr><w:rFonts w:ascii="Arial" w:hAnsi="Arial" w:cs="Arial"/><w:lang w:val="es-CL" w:eastAsia="es-CL"/></w:rPr></w:pPr><w:r><w:rPr><w:rFonts w:ascii="Arial" w:hAnsi="Arial" w:cs="Arial"/><w:lang w:val="es-CL" w:eastAsia="es-CL"/></w:rPr><w:t>120.0</w:t></w:r></w:p></w:tc><w:tc><w:tcPr><w:tcW w:w="525" w:type="pct"/><w:tcBorders><w:top w:val="nil"/><w:left w:val="nil"/><w:bottom w:val="single" w:sz="4" w:space="0" w:color="auto"/><w:right w:val="single" w:sz="4" w:space="0" w:color="auto"/></w:tcBorders><w:shd w:val="clear" w:color="000000" w:fill="FFFFFF"/></w:tcPr><w:p><w:pPr><w:jc w:val="center"/><w:rPr><w:rFonts w:ascii="Arial" w:hAnsi="Arial" w:cs="Arial"/><w:lang w:val="es-CL" w:eastAsia="es-CL"/></w:rPr></w:pPr></w:p></w:tc></w:tr><w:tr><w:trPr><w:trHeight w:val="330"/></w:trPr><w:tc><w:tcPr><w:tcW w:w="752" w:type="pct"/><w:gridSpan w:val="3"/><w:vMerge/><w:tcBorders><w:top w:val="single" w:sz="8" w:space="0" w:color="auto"/><w:left w:val="single" w:sz="8" w:space="0" w:color="auto"/><w:bottom w:val="nil"/><w:right w:val="single" w:sz="8" w:space="0" w:color="000000"/></w:tcBorders><w:vAlign w:val="center"/><w:hideMark/></w:tcPr><w:p><w:pPr><w:rPr><w:rFonts w:ascii="Arial" w:hAnsi="Arial" w:cs="Arial"/><w:b/><w:bCs/><w:color w:val="000000"/><w:lang w:val="es-CL" w:eastAsia="es-CL"/></w:rPr></w:pPr></w:p></w:tc><w:tc><w:tcPr><w:tcW w:w="2274" w:type="pct"/><w:tcBorders><w:top w:val="single" w:sz="4" w:space="0" w:color="auto"/><w:left w:val="single" w:sz="4" w:space="0" w:color="auto"/><w:bottom w:val="single" w:sz="4" w:space="0" w:color="auto"/><w:right w:val="nil"/></w:tcBorders><w:shd w:val="clear" w:color="000000" w:fill="FFFFFF"/><w:noWrap/><w:vAlign w:val="center"/><w:hideMark/></w:tcPr><w:p><w:pPr><w:rPr><w:rFonts w:ascii="Arial" w:hAnsi="Arial" w:cs="Arial"/><w:lang w:val="es-CL" w:eastAsia="es-CL"/></w:rPr></w:pPr><w:r><w:rPr><w:rFonts w:ascii="Arial" w:hAnsi="Arial" w:cs="Arial"/><w:lang w:val="es-CL" w:eastAsia="es-CL"/></w:rPr><w:t>CLAVOS  2,5"</w:t></w:r></w:p></w:tc><w:tc><w:tcPr><w:tcW w:w="172" w:type="pct"/><w:tcBorders><w:top w:val="nil"/><w:left w:val="nil"/><w:bottom w:val="single" w:sz="4" w:space="0" w:color="auto"/><w:right w:val="nil"/></w:tcBorders><w:shd w:val="clear" w:color="000000" w:fill="FFFFFF"/><w:noWrap/><w:vAlign w:val="center"/><w:hideMark/></w:tcPr><w:p><w:pPr><w:rPr><w:rFonts w:ascii="Arial" w:hAnsi="Arial" w:cs="Arial"/><w:lang w:val="es-CL" w:eastAsia="es-CL"/></w:rPr></w:pPr><w:r><w:rPr><w:rFonts w:ascii="Arial" w:hAnsi="Arial" w:cs="Arial"/><w:lang w:val="es-CL" w:eastAsia="es-CL"/></w:rPr><w:t> </w:t></w:r></w:p></w:tc><w:tc><w:tcPr><w:tcW w:w="171" w:type="pct"/><w:gridSpan w:val="2"/><w:tcBorders><w:top w:val="nil"/><w:left w:val="nil"/><w:bottom w:val="single" w:sz="4" w:space="0" w:color="auto"/><w:right w:val="nil"/></w:tcBorders><w:shd w:val="clear" w:color="000000" w:fill="FFFFFF"/><w:noWrap/><w:vAlign w:val="center"/><w:hideMark/></w:tcPr><w:p><w:pPr><w:rPr><w:rFonts w:ascii="Arial" w:hAnsi="Arial" w:cs="Arial"/><w:lang w:val="es-CL" w:eastAsia="es-CL"/></w:rPr></w:pPr><w:r><w:rPr><w:rFonts w:ascii="Arial" w:hAnsi="Arial" w:cs="Arial"/><w:lang w:val="es-CL" w:eastAsia="es-CL"/></w:rPr><w:t> </w:t></w:r></w:p></w:tc><w:tc><w:tcPr><w:tcW w:w="76" w:type="pct"/><w:tcBorders><w:top w:val="nil"/><w:left w:val="nil"/><w:bottom w:val="single" w:sz="4" w:space="0" w:color="auto"/><w:right w:val="nil"/></w:tcBorders><w:shd w:val="clear" w:color="000000" w:fill="FFFFFF"/><w:noWrap/><w:vAlign w:val="center"/><w:hideMark/></w:tcPr><w:p><w:pPr><w:rPr><w:rFonts w:ascii="Arial" w:hAnsi="Arial" w:cs="Arial"/><w:lang w:val="es-CL" w:eastAsia="es-CL"/></w:rPr></w:pPr><w:r><w:rPr><w:rFonts w:ascii="Arial" w:hAnsi="Arial" w:cs="Arial"/><w:lang w:val="es-CL" w:eastAsia="es-CL"/></w:rPr><w:t> </w:t></w:r></w:p></w:tc><w:tc><w:tcPr><w:tcW w:w="503" w:type="pct"/><w:tcBorders><w:top w:val="nil"/><w:left w:val="single" w:sz="4" w:space="0" w:color="auto"/><w:bottom w:val="single" w:sz="4" w:space="0" w:color="auto"/><w:right w:val="single" w:sz="4" w:space="0" w:color="auto"/></w:tcBorders><w:shd w:val="clear" w:color="000000" w:fill="FFFFFF"/><w:noWrap/><w:vAlign w:val="center"/><w:hideMark/></w:tcPr><w:p><w:pPr><w:jc w:val="center"/><w:rPr><w:rFonts w:ascii="Arial" w:hAnsi="Arial" w:cs="Arial"/><w:lang w:val="es-CL" w:eastAsia="es-CL"/></w:rPr></w:pPr><w:r><w:rPr><w:rFonts w:ascii="Arial" w:hAnsi="Arial" w:cs="Arial"/><w:lang w:val="es-CL" w:eastAsia="es-CL"/></w:rPr><w:t>KG</w:t></w:r></w:p></w:tc><w:tc><w:tcPr><w:tcW w:w="526" w:type="pct"/><w:tcBorders><w:top w:val="nil"/><w:left w:val="nil"/><w:bottom w:val="single" w:sz="4" w:space="0" w:color="auto"/><w:right w:val="single" w:sz="4" w:space="0" w:color="auto"/></w:tcBorders><w:shd w:val="clear" w:color="000000" w:fill="FFFFFF"/><w:noWrap/><w:vAlign w:val="center"/><w:hideMark/></w:tcPr><w:p><w:pPr><w:jc w:val="center"/><w:rPr><w:rFonts w:ascii="Arial" w:hAnsi="Arial" w:cs="Arial"/><w:lang w:val="es-CL" w:eastAsia="es-CL"/></w:rPr></w:pPr><w:r><w:rPr><w:rFonts w:ascii="Arial" w:hAnsi="Arial" w:cs="Arial"/><w:lang w:val="es-CL" w:eastAsia="es-CL"/></w:rPr><w:t>25.0</w:t></w:r></w:p></w:tc><w:tc><w:tcPr><w:tcW w:w="525" w:type="pct"/><w:tcBorders><w:top w:val="nil"/><w:left w:val="nil"/><w:bottom w:val="single" w:sz="4" w:space="0" w:color="auto"/><w:right w:val="single" w:sz="4" w:space="0" w:color="auto"/></w:tcBorders><w:shd w:val="clear" w:color="000000" w:fill="FFFFFF"/></w:tcPr><w:p><w:pPr><w:jc w:val="center"/><w:rPr><w:rFonts w:ascii="Arial" w:hAnsi="Arial" w:cs="Arial"/><w:lang w:val="es-CL" w:eastAsia="es-CL"/></w:rPr></w:pPr></w:p></w:tc></w:tr><w:tr><w:trPr><w:trHeight w:val="330"/></w:trPr><w:tc><w:tcPr><w:tcW w:w="752" w:type="pct"/><w:gridSpan w:val="3"/><w:vMerge/><w:tcBorders><w:top w:val="single" w:sz="8" w:space="0" w:color="auto"/><w:left w:val="single" w:sz="8" w:space="0" w:color="auto"/><w:bottom w:val="nil"/><w:right w:val="single" w:sz="8" w:space="0" w:color="000000"/></w:tcBorders><w:vAlign w:val="center"/><w:hideMark/></w:tcPr><w:p><w:pPr><w:rPr><w:rFonts w:ascii="Arial" w:hAnsi="Arial" w:cs="Arial"/><w:b/><w:bCs/><w:color w:val="000000"/><w:lang w:val="es-CL" w:eastAsia="es-CL"/></w:rPr></w:pPr></w:p></w:tc><w:tc><w:tcPr><w:tcW w:w="2586" w:type="pct"/><w:gridSpan w:val="3"/><w:tcBorders><w:top w:val="single" w:sz="4" w:space="0" w:color="auto"/><w:left w:val="nil"/><w:bottom w:val="single" w:sz="4" w:space="0" w:color="auto"/><w:right w:val="nil"/></w:tcBorders><w:shd w:val="clear" w:color="000000" w:fill="FFFFFF"/><w:noWrap/><w:vAlign w:val="center"/><w:hideMark/></w:tcPr><w:p><w:pPr><w:rPr><w:rFonts w:ascii="Arial" w:hAnsi="Arial" w:cs="Arial"/><w:b/><w:bCs/><w:lang w:val="es-CL" w:eastAsia="es-CL"/></w:rPr></w:pPr><w:r><w:rPr><w:rFonts w:ascii="Arial" w:hAnsi="Arial" w:cs="Arial"/><w:b/><w:bCs/><w:lang w:val="es-CL" w:eastAsia="es-CL"/></w:rPr><w:t>OBRA GRUESA</w:t></w:r></w:p></w:tc><w:tc><w:tcPr><w:tcW w:w="610" w:type="pct"/><w:gridSpan w:val="3"/><w:tcBorders><w:top w:val="nil"/><w:left w:val="nil"/><w:bottom w:val="single" w:sz="4" w:space="0" w:color="auto"/><w:right w:val="nil"/></w:tcBorders><w:shd w:val="clear" w:color="000000" w:fill="FFFFFF"/><w:noWrap/><w:vAlign w:val="center"/><w:hideMark/></w:tcPr><w:p><w:pPr><w:jc w:val="center"/><w:rPr><w:rFonts w:ascii="Arial" w:hAnsi="Arial" w:cs="Arial"/><w:lang w:val="es-CL" w:eastAsia="es-CL"/></w:rPr></w:pPr><w:r><w:rPr><w:rFonts w:ascii="Arial" w:hAnsi="Arial" w:cs="Arial"/><w:lang w:val="es-CL" w:eastAsia="es-CL"/></w:rPr><w:t> </w:t></w:r></w:p></w:tc><w:tc><w:tcPr><w:tcW w:w="526" w:type="pct"/><w:tcBorders><w:top w:val="nil"/><w:left w:val="nil"/><w:bottom w:val="single" w:sz="4" w:space="0" w:color="auto"/><w:right w:val="single" w:sz="4" w:space="0" w:color="auto"/></w:tcBorders><w:shd w:val="clear" w:color="000000" w:fill="FFFFFF"/><w:noWrap/><w:vAlign w:val="center"/><w:hideMark/></w:tcPr><w:p><w:pPr><w:jc w:val="center"/><w:rPr><w:rFonts w:ascii="Arial" w:hAnsi="Arial" w:cs="Arial"/><w:lang w:val="es-CL" w:eastAsia="es-CL"/></w:rPr></w:pPr><w:r><w:rPr><w:rFonts w:ascii="Arial" w:hAnsi="Arial" w:cs="Arial"/><w:lang w:val="es-CL" w:eastAsia="es-CL"/></w:rPr><w:t> </w:t></w:r></w:p></w:tc><w:tc><w:tcPr><w:tcW w:w="525" w:type="pct"/><w:tcBorders><w:top w:val="nil"/><w:left w:val="nil"/><w:bottom w:val="single" w:sz="4" w:space="0" w:color="auto"/><w:right w:val="single" w:sz="4" w:space="0" w:color="auto"/></w:tcBorders><w:shd w:val="clear" w:color="000000" w:fill="FFFFFF"/></w:tcPr><w:p><w:pPr><w:jc w:val="center"/><w:rPr><w:rFonts w:ascii="Arial" w:hAnsi="Arial" w:cs="Arial"/><w:lang w:val="es-CL" w:eastAsia="es-CL"/></w:rPr></w:pPr><w:r><w:rPr><w:rFonts w:ascii="Arial" w:hAnsi="Arial" w:cs="Arial"/><w:lang w:val="es-CL" w:eastAsia="es-CL"/></w:rPr><w:t>-</w:t></w:r></w:p></w:tc></w:tr><w:tr><w:trPr><w:trHeight w:val="330"/></w:trPr><w:tc><w:tcPr><w:tcW w:w="752" w:type="pct"/><w:gridSpan w:val="3"/><w:vMerge/><w:tcBorders><w:top w:val="single" w:sz="8" w:space="0" w:color="auto"/><w:left w:val="single" w:sz="8" w:space="0" w:color="auto"/><w:bottom w:val="nil"/><w:right w:val="single" w:sz="8" w:space="0" w:color="000000"/></w:tcBorders><w:vAlign w:val="center"/><w:hideMark/></w:tcPr><w:p><w:pPr><w:rPr><w:rFonts w:ascii="Arial" w:hAnsi="Arial" w:cs="Arial"/><w:b/><w:bCs/><w:color w:val="000000"/><w:lang w:val="es-CL" w:eastAsia="es-CL"/></w:rPr></w:pPr></w:p></w:tc><w:tc><w:tcPr><w:tcW w:w="2586" w:type="pct"/><w:gridSpan w:val="3"/><w:tcBorders><w:top w:val="single" w:sz="4" w:space="0" w:color="auto"/><w:left w:val="nil"/><w:bottom w:val="single" w:sz="4" w:space="0" w:color="auto"/><w:right w:val="nil"/></w:tcBorders><w:shd w:val="clear" w:color="000000" w:fill="FFFFFF"/><w:noWrap/><w:vAlign w:val="center"/><w:hideMark/></w:tcPr><w:p><w:pPr><w:rPr><w:rFonts w:ascii="Arial" w:hAnsi="Arial" w:cs="Arial"/><w:b/><w:bCs/><w:lang w:val="es-CL" w:eastAsia="es-CL"/></w:rPr></w:pPr><w:r><w:rPr><w:rFonts w:ascii="Arial" w:hAnsi="Arial" w:cs="Arial"/><w:b/><w:bCs/><w:lang w:val="es-CL" w:eastAsia="es-CL"/></w:rPr><w:t>VEREDAS PEATONALES e:0,07 METROS</w:t></w:r></w:p></w:tc><w:tc><w:tcPr><w:tcW w:w="610" w:type="pct"/><w:gridSpan w:val="3"/><w:tcBorders><w:top w:val="nil"/><w:left w:val="nil"/><w:bottom w:val="single" w:sz="4" w:space="0" w:color="auto"/><w:right w:val="nil"/></w:tcBorders><w:shd w:val="clear" w:color="000000" w:fill="FFFFFF"/><w:noWrap/><w:vAlign w:val="center"/><w:hideMark/></w:tcPr><w:p><w:pPr><w:jc w:val="center"/><w:rPr><w:rFonts w:ascii="Arial" w:hAnsi="Arial" w:cs="Arial"/><w:lang w:val="es-CL" w:eastAsia="es-CL"/></w:rPr></w:pPr><w:r><w:rPr><w:rFonts w:ascii="Arial" w:hAnsi="Arial" w:cs="Arial"/><w:lang w:val="es-CL" w:eastAsia="es-CL"/></w:rPr><w:t> </w:t></w:r></w:p></w:tc><w:tc><w:tcPr><w:tcW w:w="526" w:type="pct"/><w:tcBorders><w:top w:val="nil"/><w:left w:val="nil"/><w:bottom w:val="single" w:sz="4" w:space="0" w:color="auto"/><w:right w:val="single" w:sz="4" w:space="0" w:color="auto"/></w:tcBorders><w:shd w:val="clear" w:color="000000" w:fill="FFFFFF"/><w:noWrap/><w:vAlign w:val="center"/><w:hideMark/></w:tcPr><w:p><w:pPr><w:jc w:val="center"/><w:rPr><w:rFonts w:ascii="Arial" w:hAnsi="Arial" w:cs="Arial"/><w:lang w:val="es-CL" w:eastAsia="es-CL"/></w:rPr></w:pPr><w:r><w:rPr><w:rFonts w:ascii="Arial" w:hAnsi="Arial" w:cs="Arial"/><w:lang w:val="es-CL" w:eastAsia="es-CL"/></w:rPr><w:t> </w:t></w:r></w:p></w:tc><w:tc><w:tcPr><w:tcW w:w="525" w:type="pct"/><w:tcBorders><w:top w:val="nil"/><w:left w:val="nil"/><w:bottom w:val="single" w:sz="4" w:space="0" w:color="auto"/><w:right w:val="single" w:sz="4" w:space="0" w:color="auto"/></w:tcBorders><w:shd w:val="clear" w:color="000000" w:fill="FFFFFF"/></w:tcPr><w:p><w:pPr><w:jc w:val="center"/><w:rPr><w:rFonts w:ascii="Arial" w:hAnsi="Arial" w:cs="Arial"/><w:lang w:val="es-CL" w:eastAsia="es-CL"/></w:rPr></w:pPr><w:r><w:rPr><w:rFonts w:ascii="Arial" w:hAnsi="Arial" w:cs="Arial"/><w:lang w:val="es-CL" w:eastAsia="es-CL"/></w:rPr><w:t>-</w:t></w:r></w:p></w:tc></w:tr><w:tr><w:trPr><w:trHeight w:val="330"/></w:trPr><w:tc><w:tcPr><w:tcW w:w="752" w:type="pct"/><w:gridSpan w:val="3"/><w:vMerge/><w:tcBorders><w:top w:val="single" w:sz="8" w:space="0" w:color="auto"/><w:left w:val="single" w:sz="8" w:space="0" w:color="auto"/><w:bottom w:val="nil"/><w:right w:val="single" w:sz="8" w:space="0" w:color="000000"/></w:tcBorders><w:vAlign w:val="center"/><w:hideMark/></w:tcPr><w:p><w:pPr><w:rPr><w:rFonts w:ascii="Arial" w:hAnsi="Arial" w:cs="Arial"/><w:b/><w:bCs/><w:color w:val="000000"/><w:lang w:val="es-CL" w:eastAsia="es-CL"/></w:rPr></w:pPr></w:p></w:tc><w:tc><w:tcPr><w:tcW w:w="2586" w:type="pct"/><w:gridSpan w:val="3"/><w:tcBorders><w:top w:val="single" w:sz="4" w:space="0" w:color="auto"/><w:left w:val="nil"/><w:bottom w:val="single" w:sz="4" w:space="0" w:color="auto"/><w:right w:val="single" w:sz="4" w:space="0" w:color="auto"/></w:tcBorders><w:noWrap/><w:vAlign w:val="center"/><w:hideMark/></w:tcPr><w:p><w:pPr><w:rPr><w:rFonts w:ascii="Arial" w:hAnsi="Arial" w:cs="Arial"/><w:lang w:val="es-CL" w:eastAsia="es-CL"/></w:rPr></w:pPr><w:r><w:rPr><w:rFonts w:ascii="Arial" w:hAnsi="Arial" w:cs="Arial"/><w:lang w:val="es-CL" w:eastAsia="es-CL"/></w:rPr><w:t>BASE ESTABILIZADA e:0,10 METROS</w:t></w:r></w:p></w:tc><w:tc><w:tcPr><w:tcW w:w="610" w:type="pct"/><w:gridSpan w:val="3"/><w:tcBorders><w:top w:val="nil"/><w:left w:val="nil"/><w:bottom w:val="single" w:sz="4" w:space="0" w:color="auto"/><w:right w:val="single" w:sz="4" w:space="0" w:color="auto"/></w:tcBorders><w:noWrap/><w:vAlign w:val="center"/><w:hideMark/></w:tcPr><w:p><w:pPr><w:jc w:val="center"/><w:rPr><w:rFonts w:ascii="Arial" w:hAnsi="Arial" w:cs="Arial"/><w:lang w:val="es-CL" w:eastAsia="es-CL"/></w:rPr></w:pPr><w:r><w:rPr><w:rFonts w:ascii="Arial" w:hAnsi="Arial" w:cs="Arial"/><w:lang w:val="es-CL" w:eastAsia="es-CL"/></w:rPr><w:t>M3</w:t></w:r></w:p></w:tc><w:tc><w:tcPr><w:tcW w:w="526" w:type="pct"/><w:tcBorders><w:top w:val="nil"/><w:left w:val="nil"/><w:bottom w:val="single" w:sz="4" w:space="0" w:color="auto"/><w:right w:val="single" w:sz="4" w:space="0" w:color="auto"/></w:tcBorders><w:noWrap/><w:vAlign w:val="center"/><w:hideMark/></w:tcPr><w:p><w:pPr><w:jc w:val="center"/><w:rPr><w:rFonts w:ascii="Arial" w:hAnsi="Arial" w:cs="Arial"/><w:lang w:val="es-CL" w:eastAsia="es-CL"/></w:rPr></w:pPr><w:r><w:rPr><w:rFonts w:ascii="Arial" w:hAnsi="Arial" w:cs="Arial"/><w:lang w:val="es-CL" w:eastAsia="es-CL"/></w:rPr><w:t>115.6</w:t></w:r></w:p></w:tc><w:tc><w:tcPr><w:tcW w:w="525" w:type="pct"/><w:tcBorders><w:top w:val="nil"/><w:left w:val="nil"/><w:bottom w:val="single" w:sz="4" w:space="0" w:color="auto"/><w:right w:val="single" w:sz="4" w:space="0" w:color="auto"/></w:tcBorders></w:tcPr><w:p><w:pPr><w:jc w:val="center"/><w:rPr><w:rFonts w:ascii="Arial" w:hAnsi="Arial" w:cs="Arial"/><w:lang w:val="es-CL" w:eastAsia="es-CL"/></w:rPr></w:pPr></w:p></w:tc></w:tr><w:tr><w:trPr><w:trHeight w:val="330"/></w:trPr><w:tc><w:tcPr><w:tcW w:w="752" w:type="pct"/><w:gridSpan w:val="3"/><w:vMerge/><w:tcBorders><w:top w:val="single" w:sz="8" w:space="0" w:color="auto"/><w:left w:val="single" w:sz="8" w:space="0" w:color="auto"/><w:bottom w:val="nil"/><w:right w:val="single" w:sz="8" w:space="0" w:color="000000"/></w:tcBorders><w:vAlign w:val="center"/><w:hideMark/></w:tcPr><w:p><w:pPr><w:rPr><w:rFonts w:ascii="Arial" w:hAnsi="Arial" w:cs="Arial"/><w:b/><w:bCs/><w:color w:val="000000"/><w:lang w:val="es-CL" w:eastAsia="es-CL"/></w:rPr></w:pPr></w:p></w:tc><w:tc><w:tcPr><w:tcW w:w="2586" w:type="pct"/><w:gridSpan w:val="3"/><w:tcBorders><w:top w:val="single" w:sz="4" w:space="0" w:color="auto"/><w:left w:val="nil"/><w:bottom w:val="single" w:sz="4" w:space="0" w:color="auto"/><w:right w:val="single" w:sz="4" w:space="0" w:color="000000"/></w:tcBorders><w:noWrap/><w:vAlign w:val="center"/><w:hideMark/></w:tcPr><w:p><w:pPr><w:rPr><w:rFonts w:ascii="Arial" w:hAnsi="Arial" w:cs="Arial"/><w:lang w:val="es-CL" w:eastAsia="es-CL"/></w:rPr></w:pPr><w:r><w:rPr><w:rFonts w:ascii="Arial" w:hAnsi="Arial" w:cs="Arial"/><w:lang w:val="es-CL" w:eastAsia="es-CL"/></w:rPr><w:t>HORMIGÓN G-25 e:0,07 METROS</w:t></w:r></w:p></w:tc><w:tc><w:tcPr><w:tcW w:w="610" w:type="pct"/><w:gridSpan w:val="3"/><w:tcBorders><w:top w:val="nil"/><w:left w:val="nil"/><w:bottom w:val="single" w:sz="4" w:space="0" w:color="auto"/><w:right w:val="single" w:sz="4" w:space="0" w:color="auto"/></w:tcBorders><w:noWrap/><w:vAlign w:val="center"/><w:hideMark/></w:tcPr><w:p><w:pPr><w:jc w:val="center"/><w:rPr><w:rFonts w:ascii="Arial" w:hAnsi="Arial" w:cs="Arial"/><w:lang w:val="es-CL" w:eastAsia="es-CL"/></w:rPr></w:pPr><w:r><w:rPr><w:rFonts w:ascii="Arial" w:hAnsi="Arial" w:cs="Arial"/><w:lang w:val="es-CL" w:eastAsia="es-CL"/></w:rPr><w:t>M3</w:t></w:r></w:p></w:tc><w:tc><w:tcPr><w:tcW w:w="526" w:type="pct"/><w:tcBorders><w:top w:val="nil"/><w:left w:val="nil"/><w:bottom w:val="single" w:sz="4" w:space="0" w:color="auto"/><w:right w:val="single" w:sz="4" w:space="0" w:color="auto"/></w:tcBorders><w:noWrap/><w:vAlign w:val="center"/><w:hideMark/></w:tcPr><w:p><w:pPr><w:jc w:val="center"/><w:rPr><w:rFonts w:ascii="Arial" w:hAnsi="Arial" w:cs="Arial"/><w:lang w:val="es-CL" w:eastAsia="es-CL"/></w:rPr></w:pPr><w:r><w:rPr><w:rFonts w:ascii="Arial" w:hAnsi="Arial" w:cs="Arial"/><w:lang w:val="es-CL" w:eastAsia="es-CL"/></w:rPr><w:t>82.0</w:t></w:r></w:p></w:tc><w:tc><w:tcPr><w:tcW w:w="525" w:type="pct"/><w:tcBorders><w:top w:val="nil"/><w:left w:val="nil"/><w:bottom w:val="single" w:sz="4" w:space="0" w:color="auto"/><w:right w:val="single" w:sz="4" w:space="0" w:color="auto"/></w:tcBorders></w:tcPr><w:p><w:pPr><w:jc w:val="center"/><w:rPr><w:rFonts w:ascii="Arial" w:hAnsi="Arial" w:cs="Arial"/><w:lang w:val="es-CL" w:eastAsia="es-CL"/></w:rPr></w:pPr></w:p></w:tc></w:tr><w:tr><w:trPr><w:trHeight w:val="330"/></w:trPr><w:tc><w:tcPr><w:tcW w:w="752" w:type="pct"/><w:gridSpan w:val="3"/><w:vMerge/><w:tcBorders><w:top w:val="single" w:sz="8" w:space="0" w:color="auto"/><w:left w:val="single" w:sz="8" w:space="0" w:color="auto"/><w:bottom w:val="nil"/><w:right w:val="single" w:sz="8" w:space="0" w:color="000000"/></w:tcBorders><w:vAlign w:val="center"/><w:hideMark/></w:tcPr><w:p><w:pPr><w:rPr><w:rFonts w:ascii="Arial" w:hAnsi="Arial" w:cs="Arial"/><w:b/><w:bCs/><w:color w:val="000000"/><w:lang w:val="es-CL" w:eastAsia="es-CL"/></w:rPr></w:pPr></w:p></w:tc><w:tc><w:tcPr><w:tcW w:w="2586" w:type="pct"/><w:gridSpan w:val="3"/><w:tcBorders><w:top w:val="single" w:sz="4" w:space="0" w:color="auto"/><w:left w:val="nil"/><w:bottom w:val="single" w:sz="4" w:space="0" w:color="auto"/><w:right w:val="nil"/></w:tcBorders><w:noWrap/><w:vAlign w:val="center"/><w:hideMark/></w:tcPr><w:p><w:pPr><w:rPr><w:rFonts w:ascii="Arial" w:hAnsi="Arial" w:cs="Arial"/><w:b/><w:bCs/><w:lang w:val="es-CL" w:eastAsia="es-CL"/></w:rPr></w:pPr><w:r><w:rPr><w:rFonts w:ascii="Arial" w:hAnsi="Arial" w:cs="Arial"/><w:b/><w:bCs/><w:lang w:val="es-CL" w:eastAsia="es-CL"/></w:rPr><w:t>VEREDAS REFORZADAS (ACCESOS VEHICULARES) e: 0,10 METROS</w:t></w:r></w:p></w:tc><w:tc><w:tcPr><w:tcW w:w="610" w:type="pct"/><w:gridSpan w:val="3"/><w:tcBorders><w:top w:val="nil"/><w:left w:val="nil"/><w:bottom w:val="single" w:sz="4" w:space="0" w:color="auto"/><w:right w:val="nil"/></w:tcBorders><w:noWrap/><w:vAlign w:val="center"/><w:hideMark/></w:tcPr><w:p><w:pPr><w:jc w:val="center"/><w:rPr><w:rFonts w:ascii="Arial" w:hAnsi="Arial" w:cs="Arial"/><w:lang w:val="es-CL" w:eastAsia="es-CL"/></w:rPr></w:pPr><w:r><w:rPr><w:rFonts w:ascii="Arial" w:hAnsi="Arial" w:cs="Arial"/><w:lang w:val="es-CL" w:eastAsia="es-CL"/></w:rPr><w:t> </w:t></w:r></w:p></w:tc><w:tc><w:tcPr><w:tcW w:w="526" w:type="pct"/><w:tcBorders><w:top w:val="nil"/><w:left w:val="nil"/><w:bottom w:val="single" w:sz="4" w:space="0" w:color="auto"/><w:right w:val="single" w:sz="4" w:space="0" w:color="auto"/></w:tcBorders><w:noWrap/><w:vAlign w:val="center"/><w:hideMark/></w:tcPr><w:p><w:pPr><w:jc w:val="center"/><w:rPr><w:rFonts w:ascii="Arial" w:hAnsi="Arial" w:cs="Arial"/><w:lang w:val="es-CL" w:eastAsia="es-CL"/></w:rPr></w:pPr><w:r><w:rPr><w:rFonts w:ascii="Arial" w:hAnsi="Arial" w:cs="Arial"/><w:lang w:val="es-CL" w:eastAsia="es-CL"/></w:rPr><w:t> </w:t></w:r></w:p></w:tc><w:tc><w:tcPr><w:tcW w:w="525" w:type="pct"/><w:tcBorders><w:top w:val="nil"/><w:left w:val="nil"/><w:bottom w:val="single" w:sz="4" w:space="0" w:color="auto"/><w:right w:val="single" w:sz="4" w:space="0" w:color="auto"/></w:tcBorders></w:tcPr><w:p><w:pPr><w:jc w:val="center"/><w:rPr><w:rFonts w:ascii="Arial" w:hAnsi="Arial" w:cs="Arial"/><w:lang w:val="es-CL" w:eastAsia="es-CL"/></w:rPr></w:pPr><w:r><w:rPr><w:rFonts w:ascii="Arial" w:hAnsi="Arial" w:cs="Arial"/><w:lang w:val="es-CL" w:eastAsia="es-CL"/></w:rPr><w:t>-</w:t></w:r></w:p></w:tc></w:tr><w:tr><w:trPr><w:trHeight w:val="330"/></w:trPr><w:tc><w:tcPr><w:tcW w:w="752" w:type="pct"/><w:gridSpan w:val="3"/><w:vMerge/><w:tcBorders><w:top w:val="single" w:sz="8" w:space="0" w:color="auto"/><w:left w:val="single" w:sz="8" w:space="0" w:color="auto"/><w:bottom w:val="nil"/><w:right w:val="single" w:sz="8" w:space="0" w:color="000000"/></w:tcBorders><w:vAlign w:val="center"/><w:hideMark/></w:tcPr><w:p><w:pPr><w:rPr><w:rFonts w:ascii="Arial" w:hAnsi="Arial" w:cs="Arial"/><w:b/><w:bCs/><w:color w:val="000000"/><w:lang w:val="es-CL" w:eastAsia="es-CL"/></w:rPr></w:pPr></w:p></w:tc><w:tc><w:tcPr><w:tcW w:w="2586" w:type="pct"/><w:gridSpan w:val="3"/><w:tcBorders><w:top w:val="single" w:sz="4" w:space="0" w:color="auto"/><w:left w:val="nil"/><w:bottom w:val="single" w:sz="4" w:space="0" w:color="auto"/><w:right w:val="single" w:sz="4" w:space="0" w:color="auto"/></w:tcBorders><w:noWrap/><w:vAlign w:val="center"/><w:hideMark/></w:tcPr><w:p><w:pPr><w:rPr><w:rFonts w:ascii="Arial" w:hAnsi="Arial" w:cs="Arial"/><w:lang w:val="es-CL" w:eastAsia="es-CL"/></w:rPr></w:pPr><w:r><w:rPr><w:rFonts w:ascii="Arial" w:hAnsi="Arial" w:cs="Arial"/><w:lang w:val="es-CL" w:eastAsia="es-CL"/></w:rPr><w:t>BASE ESTABILIZADA e:0,10 METROS</w:t></w:r></w:p></w:tc><w:tc><w:tcPr><w:tcW w:w="610" w:type="pct"/><w:gridSpan w:val="3"/><w:tcBorders><w:top w:val="nil"/><w:left w:val="nil"/><w:bottom w:val="single" w:sz="4" w:space="0" w:color="auto"/><w:right w:val="single" w:sz="4" w:space="0" w:color="auto"/></w:tcBorders><w:noWrap/><w:vAlign w:val="center"/><w:hideMark/></w:tcPr><w:p><w:pPr><w:jc w:val="center"/><w:rPr><w:rFonts w:ascii="Arial" w:hAnsi="Arial" w:cs="Arial"/><w:lang w:val="es-CL" w:eastAsia="es-CL"/></w:rPr></w:pPr><w:r><w:rPr><w:rFonts w:ascii="Arial" w:hAnsi="Arial" w:cs="Arial"/><w:lang w:val="es-CL" w:eastAsia="es-CL"/></w:rPr><w:t>M3</w:t></w:r></w:p></w:tc><w:tc><w:tcPr><w:tcW w:w="526" w:type="pct"/><w:tcBorders><w:top w:val="nil"/><w:left w:val="nil"/><w:bottom w:val="single" w:sz="4" w:space="0" w:color="auto"/><w:right w:val="single" w:sz="4" w:space="0" w:color="auto"/></w:tcBorders><w:noWrap/><w:vAlign w:val="center"/><w:hideMark/></w:tcPr><w:p><w:pPr><w:jc w:val="center"/><w:rPr><w:rFonts w:ascii="Arial" w:hAnsi="Arial" w:cs="Arial"/><w:lang w:val="es-CL" w:eastAsia="es-CL"/></w:rPr></w:pPr><w:r><w:rPr><w:rFonts w:ascii="Arial" w:hAnsi="Arial" w:cs="Arial"/><w:lang w:val="es-CL" w:eastAsia="es-CL"/></w:rPr><w:t>21.0</w:t></w:r></w:p></w:tc><w:tc><w:tcPr><w:tcW w:w="525" w:type="pct"/><w:tcBorders><w:top w:val="nil"/><w:left w:val="nil"/><w:bottom w:val="single" w:sz="4" w:space="0" w:color="auto"/><w:right w:val="single" w:sz="4" w:space="0" w:color="auto"/></w:tcBorders></w:tcPr><w:p><w:pPr><w:jc w:val="center"/><w:rPr><w:rFonts w:ascii="Arial" w:hAnsi="Arial" w:cs="Arial"/><w:lang w:val="es-CL" w:eastAsia="es-CL"/></w:rPr></w:pPr></w:p></w:tc></w:tr><w:tr><w:trPr><w:trHeight w:val="330"/></w:trPr><w:tc><w:tcPr><w:tcW w:w="752" w:type="pct"/><w:gridSpan w:val="3"/><w:vMerge/><w:tcBorders><w:top w:val="single" w:sz="8" w:space="0" w:color="auto"/><w:left w:val="single" w:sz="8" w:space="0" w:color="auto"/><w:bottom w:val="nil"/><w:right w:val="single" w:sz="8" w:space="0" w:color="000000"/></w:tcBorders><w:vAlign w:val="center"/><w:hideMark/></w:tcPr><w:p><w:pPr><w:rPr><w:rFonts w:ascii="Arial" w:hAnsi="Arial" w:cs="Arial"/><w:b/><w:bCs/><w:color w:val="000000"/><w:lang w:val="es-CL" w:eastAsia="es-CL"/></w:rPr></w:pPr></w:p></w:tc><w:tc><w:tcPr><w:tcW w:w="2586" w:type="pct"/><w:gridSpan w:val="3"/><w:tcBorders><w:top w:val="single" w:sz="4" w:space="0" w:color="auto"/><w:left w:val="nil"/><w:bottom w:val="single" w:sz="4" w:space="0" w:color="auto"/><w:right w:val="single" w:sz="4" w:space="0" w:color="000000"/></w:tcBorders><w:noWrap/><w:vAlign w:val="center"/><w:hideMark/></w:tcPr><w:p><w:pPr><w:rPr><w:rFonts w:ascii="Arial" w:hAnsi="Arial" w:cs="Arial"/><w:lang w:val="es-CL" w:eastAsia="es-CL"/></w:rPr></w:pPr><w:r><w:rPr><w:rFonts w:ascii="Arial" w:hAnsi="Arial" w:cs="Arial"/><w:lang w:val="es-CL" w:eastAsia="es-CL"/></w:rPr><w:t>HORMIGÓN G-25 e:0,1 METROS</w:t></w:r></w:p></w:tc><w:tc><w:tcPr><w:tcW w:w="610" w:type="pct"/><w:gridSpan w:val="3"/><w:tcBorders><w:top w:val="nil"/><w:left w:val="nil"/><w:bottom w:val="single" w:sz="4" w:space="0" w:color="auto"/><w:right w:val="single" w:sz="4" w:space="0" w:color="auto"/></w:tcBorders><w:noWrap/><w:vAlign w:val="center"/><w:hideMark/></w:tcPr><w:p><w:pPr><w:jc w:val="center"/><w:rPr><w:rFonts w:ascii="Arial" w:hAnsi="Arial" w:cs="Arial"/><w:lang w:val="es-CL" w:eastAsia="es-CL"/></w:rPr></w:pPr><w:r><w:rPr><w:rFonts w:ascii="Arial" w:hAnsi="Arial" w:cs="Arial"/><w:lang w:val="es-CL" w:eastAsia="es-CL"/></w:rPr><w:t>M3</w:t></w:r></w:p></w:tc><w:tc><w:tcPr><w:tcW w:w="526" w:type="pct"/><w:tcBorders><w:top w:val="nil"/><w:left w:val="nil"/><w:bottom w:val="single" w:sz="4" w:space="0" w:color="auto"/><w:right w:val="single" w:sz="4" w:space="0" w:color="auto"/></w:tcBorders><w:noWrap/><w:vAlign w:val="center"/><w:hideMark/></w:tcPr><w:p><w:pPr><w:jc w:val="center"/><w:rPr><w:rFonts w:ascii="Arial" w:hAnsi="Arial" w:cs="Arial"/><w:lang w:val="es-CL" w:eastAsia="es-CL"/></w:rPr></w:pPr><w:r><w:rPr><w:rFonts w:ascii="Arial" w:hAnsi="Arial" w:cs="Arial"/><w:lang w:val="es-CL" w:eastAsia="es-CL"/></w:rPr><w:t>22.0</w:t></w:r></w:p></w:tc><w:tc><w:tcPr><w:tcW w:w="525" w:type="pct"/><w:tcBorders><w:top w:val="nil"/><w:left w:val="nil"/><w:bottom w:val="single" w:sz="4" w:space="0" w:color="auto"/><w:right w:val="single" w:sz="4" w:space="0" w:color="auto"/></w:tcBorders></w:tcPr><w:p><w:pPr><w:jc w:val="center"/><w:rPr><w:rFonts w:ascii="Arial" w:hAnsi="Arial" w:cs="Arial"/><w:lang w:val="es-CL" w:eastAsia="es-CL"/></w:rPr></w:pPr></w:p></w:tc></w:tr><w:tr><w:trPr><w:trHeight w:val="330"/></w:trPr><w:tc><w:tcPr><w:tcW w:w="752" w:type="pct"/><w:gridSpan w:val="3"/><w:vMerge/><w:tcBorders><w:top w:val="single" w:sz="8" w:space="0" w:color="auto"/><w:left w:val="single" w:sz="8" w:space="0" w:color="auto"/><w:bottom w:val="nil"/><w:right w:val="single" w:sz="8" w:space="0" w:color="000000"/></w:tcBorders><w:vAlign w:val="center"/><w:hideMark/></w:tcPr><w:p><w:pPr><w:rPr><w:rFonts w:ascii="Arial" w:hAnsi="Arial" w:cs="Arial"/><w:b/><w:bCs/><w:color w:val="000000"/><w:lang w:val="es-CL" w:eastAsia="es-CL"/></w:rPr></w:pPr></w:p></w:tc><w:tc><w:tcPr><w:tcW w:w="2586" w:type="pct"/><w:gridSpan w:val="3"/><w:tcBorders><w:top w:val="single" w:sz="4" w:space="0" w:color="auto"/><w:left w:val="nil"/><w:bottom w:val="single" w:sz="4" w:space="0" w:color="auto"/><w:right w:val="single" w:sz="4" w:space="0" w:color="000000"/></w:tcBorders><w:noWrap/><w:vAlign w:val="center"/><w:hideMark/></w:tcPr><w:p><w:pPr><w:rPr><w:rFonts w:ascii="Arial" w:hAnsi="Arial" w:cs="Arial"/><w:lang w:val="es-CL" w:eastAsia="es-CL"/></w:rPr></w:pPr><w:r><w:rPr><w:rFonts w:ascii="Arial" w:hAnsi="Arial" w:cs="Arial"/><w:lang w:val="es-CL" w:eastAsia="es-CL"/></w:rPr><w:t>MALLA ACMA C-139</w:t></w:r></w:p></w:tc><w:tc><w:tcPr><w:tcW w:w="610" w:type="pct"/><w:gridSpan w:val="3"/><w:tcBorders><w:top w:val="nil"/><w:left w:val="nil"/><w:bottom w:val="single" w:sz="4" w:space="0" w:color="auto"/><w:right w:val="single" w:sz="4" w:space="0" w:color="auto"/></w:tcBorders><w:noWrap/><w:vAlign w:val="center"/><w:hideMark/></w:tcPr><w:p><w:pPr><w:jc w:val="center"/><w:rPr><w:rFonts w:ascii="Arial" w:hAnsi="Arial" w:cs="Arial"/><w:lang w:val="es-CL" w:eastAsia="es-CL"/></w:rPr></w:pPr><w:r><w:rPr><w:rFonts w:ascii="Arial" w:hAnsi="Arial" w:cs="Arial"/><w:lang w:val="es-CL" w:eastAsia="es-CL"/></w:rPr><w:t>UN</w:t></w:r></w:p></w:tc><w:tc><w:tcPr><w:tcW w:w="526" w:type="pct"/><w:tcBorders><w:top w:val="nil"/><w:left w:val="nil"/><w:bottom w:val="single" w:sz="4" w:space="0" w:color="auto"/><w:right w:val="single" w:sz="4" w:space="0" w:color="auto"/></w:tcBorders><w:noWrap/><w:vAlign w:val="center"/><w:hideMark/></w:tcPr><w:p><w:pPr><w:jc w:val="center"/><w:rPr><w:rFonts w:ascii="Arial" w:hAnsi="Arial" w:cs="Arial"/><w:lang w:val="es-CL" w:eastAsia="es-CL"/></w:rPr></w:pPr><w:r><w:rPr><w:rFonts w:ascii="Arial" w:hAnsi="Arial" w:cs="Arial"/><w:lang w:val="es-CL" w:eastAsia="es-CL"/></w:rPr><w:t>10.0</w:t></w:r></w:p></w:tc><w:tc><w:tcPr><w:tcW w:w="525" w:type="pct"/><w:tcBorders><w:top w:val="nil"/><w:left w:val="nil"/><w:bottom w:val="single" w:sz="4" w:space="0" w:color="auto"/><w:right w:val="single" w:sz="4" w:space="0" w:color="auto"/></w:tcBorders></w:tcPr><w:p><w:pPr><w:jc w:val="center"/><w:rPr><w:rFonts w:ascii="Arial" w:hAnsi="Arial" w:cs="Arial"/><w:lang w:val="es-CL" w:eastAsia="es-CL"/></w:rPr></w:pPr></w:p></w:tc></w:tr><w:tr><w:trPr><w:trHeight w:val="330"/></w:trPr><w:tc><w:tcPr><w:tcW w:w="752" w:type="pct"/><w:gridSpan w:val="3"/><w:vMerge/><w:tcBorders><w:top w:val="single" w:sz="8" w:space="0" w:color="auto"/><w:left w:val="single" w:sz="8" w:space="0" w:color="auto"/><w:bottom w:val="nil"/><w:right w:val="single" w:sz="8" w:space="0" w:color="000000"/></w:tcBorders><w:vAlign w:val="center"/><w:hideMark/></w:tcPr><w:p><w:pPr><w:rPr><w:rFonts w:ascii="Arial" w:hAnsi="Arial" w:cs="Arial"/><w:b/><w:bCs/><w:color w:val="000000"/><w:lang w:val="es-CL" w:eastAsia="es-CL"/></w:rPr></w:pPr></w:p></w:tc><w:tc><w:tcPr><w:tcW w:w="2586" w:type="pct"/><w:gridSpan w:val="3"/><w:tcBorders><w:top w:val="single" w:sz="4" w:space="0" w:color="auto"/><w:left w:val="nil"/><w:bottom w:val="single" w:sz="4" w:space="0" w:color="auto"/><w:right w:val="single" w:sz="4" w:space="0" w:color="000000"/></w:tcBorders><w:noWrap/><w:vAlign w:val="center"/><w:hideMark/></w:tcPr><w:p><w:pPr><w:rPr><w:rFonts w:ascii="Arial" w:hAnsi="Arial" w:cs="Arial"/><w:lang w:val="es-CL" w:eastAsia="es-CL"/></w:rPr></w:pPr><w:r><w:rPr><w:rFonts w:ascii="Arial" w:hAnsi="Arial" w:cs="Arial"/><w:lang w:val="es-CL" w:eastAsia="es-CL"/></w:rPr><w:t>CALUGAS SEPARADORAS BOLSA 100 UNIDADES</w:t></w:r></w:p></w:tc><w:tc><w:tcPr><w:tcW w:w="610" w:type="pct"/><w:gridSpan w:val="3"/><w:tcBorders><w:top w:val="nil"/><w:left w:val="nil"/><w:bottom w:val="single" w:sz="4" w:space="0" w:color="auto"/><w:right w:val="single" w:sz="4" w:space="0" w:color="auto"/></w:tcBorders><w:noWrap/><w:vAlign w:val="center"/><w:hideMark/></w:tcPr><w:p><w:pPr><w:jc w:val="center"/><w:rPr><w:rFonts w:ascii="Arial" w:hAnsi="Arial" w:cs="Arial"/><w:lang w:val="es-CL" w:eastAsia="es-CL"/></w:rPr></w:pPr><w:r><w:rPr><w:rFonts w:ascii="Arial" w:hAnsi="Arial" w:cs="Arial"/><w:lang w:val="es-CL" w:eastAsia="es-CL"/></w:rPr><w:t>UN</w:t></w:r></w:p></w:tc><w:tc><w:tcPr><w:tcW w:w="526" w:type="pct"/><w:tcBorders><w:top w:val="nil"/><w:left w:val="nil"/><w:bottom w:val="single" w:sz="4" w:space="0" w:color="auto"/><w:right w:val="single" w:sz="4" w:space="0" w:color="auto"/></w:tcBorders><w:noWrap/><w:vAlign w:val="center"/><w:hideMark/></w:tcPr><w:p><w:pPr><w:jc w:val="center"/><w:rPr><w:rFonts w:ascii="Arial" w:hAnsi="Arial" w:cs="Arial"/><w:lang w:val="es-CL" w:eastAsia="es-CL"/></w:rPr></w:pPr><w:r><w:rPr><w:rFonts w:ascii="Arial" w:hAnsi="Arial" w:cs="Arial"/><w:lang w:val="es-CL" w:eastAsia="es-CL"/></w:rPr><w:t>3.0</w:t></w:r></w:p></w:tc><w:tc><w:tcPr><w:tcW w:w="525" w:type="pct"/><w:tcBorders><w:top w:val="nil"/><w:left w:val="nil"/><w:bottom w:val="single" w:sz="4" w:space="0" w:color="auto"/><w:right w:val="single" w:sz="4" w:space="0" w:color="auto"/></w:tcBorders></w:tcPr><w:p><w:pPr><w:jc w:val="center"/><w:rPr><w:rFonts w:ascii="Arial" w:hAnsi="Arial" w:cs="Arial"/><w:lang w:val="es-CL" w:eastAsia="es-CL"/></w:rPr></w:pPr></w:p></w:tc></w:tr><w:tr><w:trPr><w:trHeight w:val="330"/></w:trPr><w:tc><w:tcPr><w:tcW w:w="752" w:type="pct"/><w:gridSpan w:val="3"/><w:vMerge/><w:tcBorders><w:top w:val="single" w:sz="8" w:space="0" w:color="auto"/><w:left w:val="single" w:sz="8" w:space="0" w:color="auto"/><w:bottom w:val="nil"/><w:right w:val="single" w:sz="8" w:space="0" w:color="000000"/></w:tcBorders><w:vAlign w:val="center"/><w:hideMark/></w:tcPr><w:p><w:pPr><w:rPr><w:rFonts w:ascii="Arial" w:hAnsi="Arial" w:cs="Arial"/><w:b/><w:bCs/><w:color w:val="000000"/><w:lang w:val="es-CL" w:eastAsia="es-CL"/></w:rPr></w:pPr></w:p></w:tc><w:tc><w:tcPr><w:tcW w:w="2586" w:type="pct"/><w:gridSpan w:val="3"/><w:tcBorders><w:top w:val="single" w:sz="4" w:space="0" w:color="auto"/><w:left w:val="nil"/><w:bottom w:val="single" w:sz="4" w:space="0" w:color="auto"/><w:right w:val="nil"/></w:tcBorders><w:noWrap/><w:vAlign w:val="center"/><w:hideMark/></w:tcPr><w:p><w:pPr><w:rPr><w:rFonts w:ascii="Arial" w:hAnsi="Arial" w:cs="Arial"/><w:lang w:val="es-CL" w:eastAsia="es-CL"/></w:rPr></w:pPr><w:r><w:rPr><w:rFonts w:ascii="Arial" w:hAnsi="Arial" w:cs="Arial"/><w:lang w:val="es-CL" w:eastAsia="es-CL"/></w:rPr><w:t xml:space="preserve">MOLDAJE </w:t></w:r></w:p></w:tc><w:tc><w:tcPr><w:tcW w:w="610" w:type="pct"/><w:gridSpan w:val="3"/><w:tcBorders><w:top w:val="nil"/><w:left w:val="nil"/><w:bottom w:val="single" w:sz="4" w:space="0" w:color="auto"/><w:right w:val="nil"/></w:tcBorders><w:noWrap/><w:vAlign w:val="center"/><w:hideMark/></w:tcPr><w:p><w:pPr><w:jc w:val="center"/><w:rPr><w:rFonts w:ascii="Arial" w:hAnsi="Arial" w:cs="Arial"/><w:lang w:val="es-CL" w:eastAsia="es-CL"/></w:rPr></w:pPr><w:r><w:rPr><w:rFonts w:ascii="Arial" w:hAnsi="Arial" w:cs="Arial"/><w:lang w:val="es-CL" w:eastAsia="es-CL"/></w:rPr><w:t> </w:t></w:r></w:p></w:tc><w:tc><w:tcPr><w:tcW w:w="526" w:type="pct"/><w:tcBorders><w:top w:val="nil"/><w:left w:val="nil"/><w:bottom w:val="single" w:sz="4" w:space="0" w:color="auto"/><w:right w:val="single" w:sz="4" w:space="0" w:color="auto"/></w:tcBorders><w:noWrap/><w:vAlign w:val="center"/><w:hideMark/></w:tcPr><w:p><w:pPr><w:jc w:val="center"/><w:rPr><w:rFonts w:ascii="Arial" w:hAnsi="Arial" w:cs="Arial"/><w:lang w:val="es-CL" w:eastAsia="es-CL"/></w:rPr></w:pPr><w:r><w:rPr><w:rFonts w:ascii="Arial" w:hAnsi="Arial" w:cs="Arial"/><w:lang w:val="es-CL" w:eastAsia="es-CL"/></w:rPr><w:t> </w:t></w:r></w:p></w:tc><w:tc><w:tcPr><w:tcW w:w="525" w:type="pct"/><w:tcBorders><w:top w:val="nil"/><w:left w:val="nil"/><w:bottom w:val="single" w:sz="4" w:space="0" w:color="auto"/><w:right w:val="single" w:sz="4" w:space="0" w:color="auto"/></w:tcBorders></w:tcPr><w:p><w:pPr><w:jc w:val="center"/><w:rPr><w:rFonts w:ascii="Arial" w:hAnsi="Arial" w:cs="Arial"/><w:lang w:val="es-CL" w:eastAsia="es-CL"/></w:rPr></w:pPr></w:p></w:tc></w:tr><w:tr><w:trPr><w:trHeight w:val="330"/></w:trPr><w:tc><w:tcPr><w:tcW w:w="752" w:type="pct"/><w:gridSpan w:val="3"/><w:vMerge/><w:tcBorders><w:top w:val="single" w:sz="8" w:space="0" w:color="auto"/><w:left w:val="single" w:sz="8" w:space="0" w:color="auto"/><w:bottom w:val="nil"/><w:right w:val="single" w:sz="8" w:space="0" w:color="000000"/></w:tcBorders><w:vAlign w:val="center"/><w:hideMark/></w:tcPr><w:p><w:pPr><w:rPr><w:rFonts w:ascii="Arial" w:hAnsi="Arial" w:cs="Arial"/><w:b/><w:bCs/><w:color w:val="000000"/><w:lang w:val="es-CL" w:eastAsia="es-CL"/></w:rPr></w:pPr></w:p></w:tc><w:tc><w:tcPr><w:tcW w:w="2586" w:type="pct"/><w:gridSpan w:val="3"/><w:tcBorders><w:top w:val="single" w:sz="4" w:space="0" w:color="auto"/><w:left w:val="nil"/><w:bottom w:val="single" w:sz="4" w:space="0" w:color="auto"/><w:right w:val="single" w:sz="4" w:space="0" w:color="000000"/></w:tcBorders><w:noWrap/><w:vAlign w:val="center"/><w:hideMark/></w:tcPr><w:p><w:pPr><w:rPr><w:rFonts w:ascii="Arial" w:hAnsi="Arial" w:cs="Arial"/><w:lang w:val="es-CL" w:eastAsia="es-CL"/></w:rPr></w:pPr><w:r><w:rPr><w:rFonts w:ascii="Arial" w:hAnsi="Arial" w:cs="Arial"/><w:lang w:val="es-CL" w:eastAsia="es-CL"/></w:rPr><w:t>MADERA TAPA</w:t></w:r></w:p></w:tc><w:tc><w:tcPr><w:tcW w:w="610" w:type="pct"/><w:gridSpan w:val="3"/><w:tcBorders><w:top w:val="nil"/><w:left w:val="nil"/><w:bottom w:val="single" w:sz="4" w:space="0" w:color="auto"/><w:right w:val="single" w:sz="4" w:space="0" w:color="auto"/></w:tcBorders><w:noWrap/><w:vAlign w:val="center"/><w:hideMark/></w:tcPr><w:p><w:pPr><w:jc w:val="center"/><w:rPr><w:rFonts w:ascii="Arial" w:hAnsi="Arial" w:cs="Arial"/><w:lang w:val="es-CL" w:eastAsia="es-CL"/></w:rPr></w:pPr><w:r><w:rPr><w:rFonts w:ascii="Arial" w:hAnsi="Arial" w:cs="Arial"/><w:lang w:val="es-CL" w:eastAsia="es-CL"/></w:rPr><w:t>UN</w:t></w:r></w:p></w:tc><w:tc><w:tcPr><w:tcW w:w="526" w:type="pct"/><w:tcBorders><w:top w:val="nil"/><w:left w:val="nil"/><w:bottom w:val="single" w:sz="4" w:space="0" w:color="auto"/><w:right w:val="single" w:sz="4" w:space="0" w:color="auto"/></w:tcBorders><w:noWrap/><w:vAlign w:val="center"/><w:hideMark/></w:tcPr><w:p><w:pPr><w:jc w:val="center"/><w:rPr><w:rFonts w:ascii="Arial" w:hAnsi="Arial" w:cs="Arial"/><w:lang w:val="es-CL" w:eastAsia="es-CL"/></w:rPr></w:pPr><w:r><w:rPr><w:rFonts w:ascii="Arial" w:hAnsi="Arial" w:cs="Arial"/><w:lang w:val="es-CL" w:eastAsia="es-CL"/></w:rPr><w:t>190.0</w:t></w:r></w:p></w:tc><w:tc><w:tcPr><w:tcW w:w="525" w:type="pct"/><w:tcBorders><w:top w:val="nil"/><w:left w:val="nil"/><w:bottom w:val="single" w:sz="4" w:space="0" w:color="auto"/><w:right w:val="single" w:sz="4" w:space="0" w:color="auto"/></w:tcBorders></w:tcPr><w:p><w:pPr><w:jc w:val="center"/><w:rPr><w:rFonts w:ascii="Arial" w:hAnsi="Arial" w:cs="Arial"/><w:lang w:val="es-CL" w:eastAsia="es-CL"/></w:rPr></w:pPr></w:p></w:tc></w:tr><w:tr><w:trPr><w:trHeight w:val="330"/></w:trPr><w:tc><w:tcPr><w:tcW w:w="752" w:type="pct"/><w:gridSpan w:val="3"/><w:vMerge/><w:tcBorders><w:top w:val="single" w:sz="8" w:space="0" w:color="auto"/><w:left w:val="single" w:sz="8" w:space="0" w:color="auto"/><w:bottom w:val="nil"/><w:right w:val="single" w:sz="8" w:space="0" w:color="000000"/></w:tcBorders><w:vAlign w:val="center"/><w:hideMark/></w:tcPr><w:p><w:pPr><w:rPr><w:rFonts w:ascii="Arial" w:hAnsi="Arial" w:cs="Arial"/><w:b/><w:bCs/><w:color w:val="000000"/><w:lang w:val="es-CL" w:eastAsia="es-CL"/></w:rPr></w:pPr></w:p></w:tc><w:tc><w:tcPr><w:tcW w:w="2586" w:type="pct"/><w:gridSpan w:val="3"/><w:tcBorders><w:top w:val="single" w:sz="4" w:space="0" w:color="auto"/><w:left w:val="nil"/><w:bottom w:val="single" w:sz="4" w:space="0" w:color="auto"/><w:right w:val="single" w:sz="4" w:space="0" w:color="000000"/></w:tcBorders><w:noWrap/><w:vAlign w:val="center"/><w:hideMark/></w:tcPr><w:p><w:pPr><w:rPr><w:rFonts w:ascii="Arial" w:hAnsi="Arial" w:cs="Arial"/><w:lang w:val="es-CL" w:eastAsia="es-CL"/></w:rPr></w:pPr><w:r><w:rPr><w:rFonts w:ascii="Arial" w:hAnsi="Arial" w:cs="Arial"/><w:lang w:val="es-CL" w:eastAsia="es-CL"/></w:rPr><w:t>TERCIADO 12MM</w:t></w:r></w:p></w:tc><w:tc><w:tcPr><w:tcW w:w="610" w:type="pct"/><w:gridSpan w:val="3"/><w:tcBorders><w:top w:val="nil"/><w:left w:val="nil"/><w:bottom w:val="single" w:sz="4" w:space="0" w:color="auto"/><w:right w:val="single" w:sz="4" w:space="0" w:color="auto"/></w:tcBorders><w:noWrap/><w:vAlign w:val="center"/><w:hideMark/></w:tcPr><w:p><w:pPr><w:jc w:val="center"/><w:rPr><w:rFonts w:ascii="Arial" w:hAnsi="Arial" w:cs="Arial"/><w:lang w:val="es-CL" w:eastAsia="es-CL"/></w:rPr></w:pPr><w:r><w:rPr><w:rFonts w:ascii="Arial" w:hAnsi="Arial" w:cs="Arial"/><w:lang w:val="es-CL" w:eastAsia="es-CL"/></w:rPr><w:t>UN</w:t></w:r></w:p></w:tc><w:tc><w:tcPr><w:tcW w:w="526" w:type="pct"/><w:tcBorders><w:top w:val="nil"/><w:left w:val="nil"/><w:bottom w:val="single" w:sz="4" w:space="0" w:color="auto"/><w:right w:val="single" w:sz="4" w:space="0" w:color="auto"/></w:tcBorders><w:noWrap/><w:vAlign w:val="center"/><w:hideMark/></w:tcPr><w:p><w:pPr><w:jc w:val="center"/><w:rPr><w:rFonts w:ascii="Arial" w:hAnsi="Arial" w:cs="Arial"/><w:lang w:val="es-CL" w:eastAsia="es-CL"/></w:rPr></w:pPr><w:r><w:rPr><w:rFonts w:ascii="Arial" w:hAnsi="Arial" w:cs="Arial"/><w:lang w:val="es-CL" w:eastAsia="es-CL"/></w:rPr><w:t>10.0</w:t></w:r></w:p></w:tc><w:tc><w:tcPr><w:tcW w:w="525" w:type="pct"/><w:tcBorders><w:top w:val="nil"/><w:left w:val="nil"/><w:bottom w:val="single" w:sz="4" w:space="0" w:color="auto"/><w:right w:val="single" w:sz="4" w:space="0" w:color="auto"/></w:tcBorders></w:tcPr><w:p><w:pPr><w:jc w:val="center"/><w:rPr><w:rFonts w:ascii="Arial" w:hAnsi="Arial" w:cs="Arial"/><w:lang w:val="es-CL" w:eastAsia="es-CL"/></w:rPr></w:pPr></w:p></w:tc></w:tr><w:tr><w:trPr><w:trHeight w:val="330"/></w:trPr><w:tc><w:tcPr><w:tcW w:w="752" w:type="pct"/><w:gridSpan w:val="3"/><w:vMerge/><w:tcBorders><w:top w:val="single" w:sz="8" w:space="0" w:color="auto"/><w:left w:val="single" w:sz="8" w:space="0" w:color="auto"/><w:bottom w:val="nil"/><w:right w:val="single" w:sz="8" w:space="0" w:color="000000"/></w:tcBorders><w:vAlign w:val="center"/><w:hideMark/></w:tcPr><w:p><w:pPr><w:rPr><w:rFonts w:ascii="Arial" w:hAnsi="Arial" w:cs="Arial"/><w:b/><w:bCs/><w:color w:val="000000"/><w:lang w:val="es-CL" w:eastAsia="es-CL"/></w:rPr></w:pPr></w:p></w:tc><w:tc><w:tcPr><w:tcW w:w="2586" w:type="pct"/><w:gridSpan w:val="3"/><w:tcBorders><w:top w:val="single" w:sz="4" w:space="0" w:color="auto"/><w:left w:val="nil"/><w:bottom w:val="single" w:sz="4" w:space="0" w:color="auto"/><w:right w:val="single" w:sz="4" w:space="0" w:color="000000"/></w:tcBorders><w:noWrap/><w:vAlign w:val="center"/><w:hideMark/></w:tcPr><w:p><w:pPr><w:rPr><w:rFonts w:ascii="Arial" w:hAnsi="Arial" w:cs="Arial"/><w:lang w:val="es-CL" w:eastAsia="es-CL"/></w:rPr></w:pPr><w:r><w:rPr><w:rFonts w:ascii="Arial" w:hAnsi="Arial" w:cs="Arial"/><w:lang w:val="es-CL" w:eastAsia="es-CL"/></w:rPr><w:t xml:space="preserve">DESMOLDANTE </w:t></w:r></w:p></w:tc><w:tc><w:tcPr><w:tcW w:w="610" w:type="pct"/><w:gridSpan w:val="3"/><w:tcBorders><w:top w:val="nil"/><w:left w:val="nil"/><w:bottom w:val="single" w:sz="4" w:space="0" w:color="auto"/><w:right w:val="single" w:sz="4" w:space="0" w:color="auto"/></w:tcBorders><w:noWrap/><w:vAlign w:val="center"/><w:hideMark/></w:tcPr><w:p><w:pPr><w:jc w:val="center"/><w:rPr><w:rFonts w:ascii="Arial" w:hAnsi="Arial" w:cs="Arial"/><w:lang w:val="es-CL" w:eastAsia="es-CL"/></w:rPr></w:pPr><w:r><w:rPr><w:rFonts w:ascii="Arial" w:hAnsi="Arial" w:cs="Arial"/><w:lang w:val="es-CL" w:eastAsia="es-CL"/></w:rPr><w:t>GALÓN</w:t></w:r></w:p></w:tc><w:tc><w:tcPr><w:tcW w:w="526" w:type="pct"/><w:tcBorders><w:top w:val="nil"/><w:left w:val="nil"/><w:bottom w:val="single" w:sz="4" w:space="0" w:color="auto"/><w:right w:val="single" w:sz="4" w:space="0" w:color="auto"/></w:tcBorders><w:noWrap/><w:vAlign w:val="center"/><w:hideMark/></w:tcPr><w:p><w:pPr><w:jc w:val="center"/><w:rPr><w:rFonts w:ascii="Arial" w:hAnsi="Arial" w:cs="Arial"/><w:lang w:val="es-CL" w:eastAsia="es-CL"/></w:rPr></w:pPr><w:r><w:rPr><w:rFonts w:ascii="Arial" w:hAnsi="Arial" w:cs="Arial"/><w:lang w:val="es-CL" w:eastAsia="es-CL"/></w:rPr><w:t>5.0</w:t></w:r></w:p></w:tc><w:tc><w:tcPr><w:tcW w:w="525" w:type="pct"/><w:tcBorders><w:top w:val="nil"/><w:left w:val="nil"/><w:bottom w:val="single" w:sz="4" w:space="0" w:color="auto"/><w:right w:val="single" w:sz="4" w:space="0" w:color="auto"/></w:tcBorders></w:tcPr><w:p><w:pPr><w:jc w:val="center"/><w:rPr><w:rFonts w:ascii="Arial" w:hAnsi="Arial" w:cs="Arial"/><w:lang w:val="es-CL" w:eastAsia="es-CL"/></w:rPr></w:pPr></w:p></w:tc></w:tr><w:tr><w:trPr><w:trHeight w:val="330"/></w:trPr><w:tc><w:tcPr><w:tcW w:w="752" w:type="pct"/><w:gridSpan w:val="3"/><w:vMerge/><w:tcBorders><w:top w:val="single" w:sz="8" w:space="0" w:color="auto"/><w:left w:val="single" w:sz="8" w:space="0" w:color="auto"/><w:bottom w:val="nil"/><w:right w:val="single" w:sz="8" w:space="0" w:color="000000"/></w:tcBorders><w:vAlign w:val="center"/><w:hideMark/></w:tcPr><w:p><w:pPr><w:rPr><w:rFonts w:ascii="Arial" w:hAnsi="Arial" w:cs="Arial"/><w:b/><w:bCs/><w:color w:val="000000"/><w:lang w:val="es-CL" w:eastAsia="es-CL"/></w:rPr></w:pPr></w:p></w:tc><w:tc><w:tcPr><w:tcW w:w="2586" w:type="pct"/><w:gridSpan w:val="3"/><w:tcBorders><w:top w:val="single" w:sz="4" w:space="0" w:color="auto"/><w:left w:val="nil"/><w:bottom w:val="single" w:sz="4" w:space="0" w:color="auto"/><w:right w:val="single" w:sz="4" w:space="0" w:color="000000"/></w:tcBorders><w:noWrap/><w:vAlign w:val="center"/><w:hideMark/></w:tcPr><w:p><w:pPr><w:rPr><w:rFonts w:ascii="Arial" w:hAnsi="Arial" w:cs="Arial"/><w:lang w:val="es-CL" w:eastAsia="es-CL"/></w:rPr></w:pPr><w:r><w:rPr><w:rFonts w:ascii="Arial" w:hAnsi="Arial" w:cs="Arial"/><w:lang w:val="es-CL" w:eastAsia="es-CL"/></w:rPr><w:t>MEMBRANA DE CURADO ANTISOL SIKA</w:t></w:r></w:p></w:tc><w:tc><w:tcPr><w:tcW w:w="610" w:type="pct"/><w:gridSpan w:val="3"/><w:tcBorders><w:top w:val="nil"/><w:left w:val="nil"/><w:bottom w:val="single" w:sz="4" w:space="0" w:color="auto"/><w:right w:val="single" w:sz="4" w:space="0" w:color="auto"/></w:tcBorders><w:noWrap/><w:vAlign w:val="center"/><w:hideMark/></w:tcPr><w:p><w:pPr><w:jc w:val="center"/><w:rPr><w:rFonts w:ascii="Arial" w:hAnsi="Arial" w:cs="Arial"/><w:lang w:val="es-CL" w:eastAsia="es-CL"/></w:rPr></w:pPr><w:r><w:rPr><w:rFonts w:ascii="Arial" w:hAnsi="Arial" w:cs="Arial"/><w:lang w:val="es-CL" w:eastAsia="es-CL"/></w:rPr><w:t>GALÓN</w:t></w:r></w:p></w:tc><w:tc><w:tcPr><w:tcW w:w="526" w:type="pct"/><w:tcBorders><w:top w:val="nil"/><w:left w:val="nil"/><w:bottom w:val="single" w:sz="4" w:space="0" w:color="auto"/><w:right w:val="single" w:sz="4" w:space="0" w:color="auto"/></w:tcBorders><w:noWrap/><w:vAlign w:val="center"/><w:hideMark/></w:tcPr><w:p><w:pPr><w:jc w:val="center"/><w:rPr><w:rFonts w:ascii="Arial" w:hAnsi="Arial" w:cs="Arial"/><w:lang w:val="es-CL" w:eastAsia="es-CL"/></w:rPr></w:pPr><w:r><w:rPr><w:rFonts w:ascii="Arial" w:hAnsi="Arial" w:cs="Arial"/><w:lang w:val="es-CL" w:eastAsia="es-CL"/></w:rPr><w:t>9.0</w:t></w:r></w:p></w:tc><w:tc><w:tcPr><w:tcW w:w="525" w:type="pct"/><w:tcBorders><w:top w:val="nil"/><w:left w:val="nil"/><w:bottom w:val="single" w:sz="4" w:space="0" w:color="auto"/><w:right w:val="single" w:sz="4" w:space="0" w:color="auto"/></w:tcBorders></w:tcPr><w:p><w:pPr><w:jc w:val="center"/><w:rPr><w:rFonts w:ascii="Arial" w:hAnsi="Arial" w:cs="Arial"/><w:lang w:val="es-CL" w:eastAsia="es-CL"/></w:rPr></w:pPr></w:p></w:tc></w:tr><w:tr><w:trPr><w:trHeight w:val="330"/></w:trPr><w:tc><w:tcPr><w:tcW w:w="752" w:type="pct"/><w:gridSpan w:val="3"/><w:vMerge/><w:tcBorders><w:top w:val="single" w:sz="8" w:space="0" w:color="auto"/><w:left w:val="single" w:sz="8" w:space="0" w:color="auto"/><w:bottom w:val="nil"/><w:right w:val="single" w:sz="8" w:space="0" w:color="000000"/></w:tcBorders><w:vAlign w:val="center"/><w:hideMark/></w:tcPr><w:p><w:pPr><w:rPr><w:rFonts w:ascii="Arial" w:hAnsi="Arial" w:cs="Arial"/><w:b/><w:bCs/><w:color w:val="000000"/><w:lang w:val="es-CL" w:eastAsia="es-CL"/></w:rPr></w:pPr></w:p></w:tc><w:tc><w:tcPr><w:tcW w:w="2586" w:type="pct"/><w:gridSpan w:val="3"/><w:tcBorders><w:top w:val="single" w:sz="4" w:space="0" w:color="auto"/><w:left w:val="nil"/><w:bottom w:val="single" w:sz="4" w:space="0" w:color="auto"/><w:right w:val="nil"/></w:tcBorders><w:noWrap/><w:vAlign w:val="center"/><w:hideMark/></w:tcPr><w:p><w:pPr><w:rPr><w:rFonts w:ascii="Arial" w:hAnsi="Arial" w:cs="Arial"/><w:b/><w:bCs/><w:lang w:val="es-CL" w:eastAsia="es-CL"/></w:rPr></w:pPr><w:r><w:rPr><w:rFonts w:ascii="Arial" w:hAnsi="Arial" w:cs="Arial"/><w:b/><w:bCs/><w:lang w:val="es-CL" w:eastAsia="es-CL"/></w:rPr><w:t>SUMINISTRO Y COLOCACIÓN DE SOLERAS</w:t></w:r></w:p></w:tc><w:tc><w:tcPr><w:tcW w:w="610" w:type="pct"/><w:gridSpan w:val="3"/><w:tcBorders><w:top w:val="nil"/><w:left w:val="nil"/><w:bottom w:val="single" w:sz="4" w:space="0" w:color="auto"/><w:right w:val="nil"/></w:tcBorders><w:noWrap/><w:vAlign w:val="center"/><w:hideMark/></w:tcPr><w:p><w:pPr><w:jc w:val="center"/><w:rPr><w:rFonts w:ascii="Arial" w:hAnsi="Arial" w:cs="Arial"/><w:b/><w:bCs/><w:lang w:val="es-CL" w:eastAsia="es-CL"/></w:rPr></w:pPr><w:r><w:rPr><w:rFonts w:ascii="Arial" w:hAnsi="Arial" w:cs="Arial"/><w:b/><w:bCs/><w:lang w:val="es-CL" w:eastAsia="es-CL"/></w:rPr><w:t> </w:t></w:r></w:p></w:tc><w:tc><w:tcPr><w:tcW w:w="526" w:type="pct"/><w:tcBorders><w:top w:val="nil"/><w:left w:val="nil"/><w:bottom w:val="single" w:sz="4" w:space="0" w:color="auto"/><w:right w:val="single" w:sz="4" w:space="0" w:color="auto"/></w:tcBorders><w:noWrap/><w:vAlign w:val="center"/><w:hideMark/></w:tcPr><w:p><w:pPr><w:jc w:val="center"/><w:rPr><w:rFonts w:ascii="Arial" w:hAnsi="Arial" w:cs="Arial"/><w:b/><w:bCs/><w:lang w:val="es-CL" w:eastAsia="es-CL"/></w:rPr></w:pPr><w:r><w:rPr><w:rFonts w:ascii="Arial" w:hAnsi="Arial" w:cs="Arial"/><w:b/><w:bCs/><w:lang w:val="es-CL" w:eastAsia="es-CL"/></w:rPr><w:t> </w:t></w:r></w:p></w:tc><w:tc><w:tcPr><w:tcW w:w="525" w:type="pct"/><w:tcBorders><w:top w:val="nil"/><w:left w:val="nil"/><w:bottom w:val="single" w:sz="4" w:space="0" w:color="auto"/><w:right w:val="single" w:sz="4" w:space="0" w:color="auto"/></w:tcBorders></w:tcPr><w:p><w:pPr><w:jc w:val="center"/><w:rPr><w:rFonts w:ascii="Arial" w:hAnsi="Arial" w:cs="Arial"/><w:b/><w:bCs/><w:lang w:val="es-CL" w:eastAsia="es-CL"/></w:rPr></w:pPr><w:r><w:rPr><w:rFonts w:ascii="Arial" w:hAnsi="Arial" w:cs="Arial"/><w:b/><w:bCs/><w:lang w:val="es-CL" w:eastAsia="es-CL"/></w:rPr><w:t>-</w:t></w:r></w:p></w:tc></w:tr><w:tr><w:trPr><w:trHeight w:val="330"/></w:trPr><w:tc><w:tcPr><w:tcW w:w="752" w:type="pct"/><w:gridSpan w:val="3"/><w:vMerge/><w:tcBorders><w:top w:val="single" w:sz="8" w:space="0" w:color="auto"/><w:left w:val="single" w:sz="8" w:space="0" w:color="auto"/><w:bottom w:val="nil"/><w:right w:val="single" w:sz="8" w:space="0" w:color="000000"/></w:tcBorders><w:vAlign w:val="center"/><w:hideMark/></w:tcPr><w:p><w:pPr><w:rPr><w:rFonts w:ascii="Arial" w:hAnsi="Arial" w:cs="Arial"/><w:b/><w:bCs/><w:color w:val="000000"/><w:lang w:val="es-CL" w:eastAsia="es-CL"/></w:rPr></w:pPr></w:p></w:tc><w:tc><w:tcPr><w:tcW w:w="2586" w:type="pct"/><w:gridSpan w:val="3"/><w:tcBorders><w:top w:val="single" w:sz="4" w:space="0" w:color="auto"/><w:left w:val="nil"/><w:bottom w:val="single" w:sz="4" w:space="0" w:color="auto"/><w:right w:val="single" w:sz="4" w:space="0" w:color="000000"/></w:tcBorders><w:noWrap/><w:vAlign w:val="center"/><w:hideMark/></w:tcPr><w:p><w:pPr><w:rPr><w:rFonts w:ascii="Arial" w:hAnsi="Arial" w:cs="Arial"/><w:color w:val="000000"/><w:lang w:val="es-CL" w:eastAsia="es-CL"/></w:rPr></w:pPr><w:r><w:rPr><w:rFonts w:ascii="Arial" w:hAnsi="Arial" w:cs="Arial"/><w:color w:val="000000"/><w:lang w:val="es-CL" w:eastAsia="es-CL"/></w:rPr><w:t>SOLERAS TIPO A</w:t></w:r></w:p></w:tc><w:tc><w:tcPr><w:tcW w:w="610" w:type="pct"/><w:gridSpan w:val="3"/><w:tcBorders><w:top w:val="nil"/><w:left w:val="nil"/><w:bottom w:val="single" w:sz="4" w:space="0" w:color="auto"/><w:right w:val="single" w:sz="4" w:space="0" w:color="auto"/></w:tcBorders><w:noWrap/><w:vAlign w:val="center"/><w:hideMark/></w:tcPr><w:p><w:pPr><w:jc w:val="center"/><w:rPr><w:rFonts w:ascii="Arial" w:hAnsi="Arial" w:cs="Arial"/><w:lang w:val="es-CL" w:eastAsia="es-CL"/></w:rPr></w:pPr><w:r><w:rPr><w:rFonts w:ascii="Arial" w:hAnsi="Arial" w:cs="Arial"/><w:lang w:val="es-CL" w:eastAsia="es-CL"/></w:rPr><w:t>ML</w:t></w:r></w:p></w:tc><w:tc><w:tcPr><w:tcW w:w="526" w:type="pct"/><w:tcBorders><w:top w:val="nil"/><w:left w:val="nil"/><w:bottom w:val="single" w:sz="4" w:space="0" w:color="auto"/><w:right w:val="single" w:sz="4" w:space="0" w:color="auto"/></w:tcBorders><w:noWrap/><w:vAlign w:val="center"/><w:hideMark/></w:tcPr><w:p><w:pPr><w:jc w:val="center"/><w:rPr><w:rFonts w:ascii="Arial" w:hAnsi="Arial" w:cs="Arial"/><w:lang w:val="es-CL" w:eastAsia="es-CL"/></w:rPr></w:pPr><w:r><w:rPr><w:rFonts w:ascii="Arial" w:hAnsi="Arial" w:cs="Arial"/><w:lang w:val="es-CL" w:eastAsia="es-CL"/></w:rPr><w:t>100.0</w:t></w:r></w:p></w:tc><w:tc><w:tcPr><w:tcW w:w="525" w:type="pct"/><w:tcBorders><w:top w:val="nil"/><w:left w:val="nil"/><w:bottom w:val="single" w:sz="4" w:space="0" w:color="auto"/><w:right w:val="single" w:sz="4" w:space="0" w:color="auto"/></w:tcBorders></w:tcPr><w:p><w:pPr><w:jc w:val="center"/><w:rPr><w:rFonts w:ascii="Arial" w:hAnsi="Arial" w:cs="Arial"/><w:lang w:val="es-CL" w:eastAsia="es-CL"/></w:rPr></w:pPr></w:p></w:tc></w:tr><w:tr><w:trPr><w:trHeight w:val="330"/></w:trPr><w:tc><w:tcPr><w:tcW w:w="752" w:type="pct"/><w:gridSpan w:val="3"/><w:vMerge/><w:tcBorders><w:top w:val="single" w:sz="8" w:space="0" w:color="auto"/><w:left w:val="single" w:sz="8" w:space="0" w:color="auto"/><w:bottom w:val="nil"/><w:right w:val="single" w:sz="8" w:space="0" w:color="000000"/></w:tcBorders><w:vAlign w:val="center"/><w:hideMark/></w:tcPr><w:p><w:pPr><w:rPr><w:rFonts w:ascii="Arial" w:hAnsi="Arial" w:cs="Arial"/><w:b/><w:bCs/><w:color w:val="000000"/><w:lang w:val="es-CL" w:eastAsia="es-CL"/></w:rPr></w:pPr></w:p></w:tc><w:tc><w:tcPr><w:tcW w:w="2586" w:type="pct"/><w:gridSpan w:val="3"/><w:tcBorders><w:top w:val="single" w:sz="4" w:space="0" w:color="auto"/><w:left w:val="nil"/><w:bottom w:val="single" w:sz="4" w:space="0" w:color="auto"/><w:right w:val="single" w:sz="4" w:space="0" w:color="auto"/></w:tcBorders><w:noWrap/><w:vAlign w:val="center"/><w:hideMark/></w:tcPr><w:p><w:pPr><w:rPr><w:rFonts w:ascii="Arial" w:hAnsi="Arial" w:cs="Arial"/><w:color w:val="000000"/><w:lang w:val="es-CL" w:eastAsia="es-CL"/></w:rPr></w:pPr><w:r><w:rPr><w:rFonts w:ascii="Arial" w:hAnsi="Arial" w:cs="Arial"/><w:color w:val="000000"/><w:lang w:val="es-CL" w:eastAsia="es-CL"/></w:rPr><w:t>SOLERILLAS</w:t></w:r></w:p></w:tc><w:tc><w:tcPr><w:tcW w:w="610" w:type="pct"/><w:gridSpan w:val="3"/><w:tcBorders><w:top w:val="nil"/><w:left w:val="nil"/><w:bottom w:val="single" w:sz="4" w:space="0" w:color="auto"/><w:right w:val="single" w:sz="4" w:space="0" w:color="auto"/></w:tcBorders><w:noWrap/><w:vAlign w:val="center"/><w:hideMark/></w:tcPr><w:p><w:pPr><w:jc w:val="center"/><w:rPr><w:rFonts w:ascii="Arial" w:hAnsi="Arial" w:cs="Arial"/><w:lang w:val="es-CL" w:eastAsia="es-CL"/></w:rPr></w:pPr><w:r><w:rPr><w:rFonts w:ascii="Arial" w:hAnsi="Arial" w:cs="Arial"/><w:lang w:val="es-CL" w:eastAsia="es-CL"/></w:rPr><w:t>ML</w:t></w:r></w:p></w:tc><w:tc><w:tcPr><w:tcW w:w="526" w:type="pct"/><w:tcBorders><w:top w:val="nil"/><w:left w:val="nil"/><w:bottom w:val="single" w:sz="4" w:space="0" w:color="auto"/><w:right w:val="single" w:sz="4" w:space="0" w:color="auto"/></w:tcBorders><w:noWrap/><w:vAlign w:val="center"/><w:hideMark/></w:tcPr><w:p><w:pPr><w:jc w:val="center"/><w:rPr><w:rFonts w:ascii="Arial" w:hAnsi="Arial" w:cs="Arial"/><w:lang w:val="es-CL" w:eastAsia="es-CL"/></w:rPr></w:pPr><w:r><w:rPr><w:rFonts w:ascii="Arial" w:hAnsi="Arial" w:cs="Arial"/><w:lang w:val="es-CL" w:eastAsia="es-CL"/></w:rPr><w:t>125.0</w:t></w:r></w:p></w:tc><w:tc><w:tcPr><w:tcW w:w="525" w:type="pct"/><w:tcBorders><w:top w:val="nil"/><w:left w:val="nil"/><w:bottom w:val="single" w:sz="4" w:space="0" w:color="auto"/><w:right w:val="single" w:sz="4" w:space="0" w:color="auto"/></w:tcBorders></w:tcPr><w:p><w:pPr><w:jc w:val="center"/><w:rPr><w:rFonts w:ascii="Arial" w:hAnsi="Arial" w:cs="Arial"/><w:lang w:val="es-CL" w:eastAsia="es-CL"/></w:rPr></w:pPr></w:p></w:tc></w:tr><w:tr><w:trPr><w:trHeight w:val="330"/></w:trPr><w:tc><w:tcPr><w:tcW w:w="752" w:type="pct"/><w:gridSpan w:val="3"/><w:vMerge/><w:tcBorders><w:top w:val="single" w:sz="8" w:space="0" w:color="auto"/><w:left w:val="single" w:sz="8" w:space="0" w:color="auto"/><w:bottom w:val="nil"/><w:right w:val="single" w:sz="8" w:space="0" w:color="000000"/></w:tcBorders><w:vAlign w:val="center"/><w:hideMark/></w:tcPr><w:p><w:pPr><w:rPr><w:rFonts w:ascii="Arial" w:hAnsi="Arial" w:cs="Arial"/><w:b/><w:bCs/><w:color w:val="000000"/><w:lang w:val="es-CL" w:eastAsia="es-CL"/></w:rPr></w:pPr></w:p></w:tc><w:tc><w:tcPr><w:tcW w:w="2586" w:type="pct"/><w:gridSpan w:val="3"/><w:tcBorders><w:top w:val="single" w:sz="4" w:space="0" w:color="auto"/><w:left w:val="nil"/><w:bottom w:val="single" w:sz="4" w:space="0" w:color="auto"/><w:right w:val="single" w:sz="4" w:space="0" w:color="auto"/></w:tcBorders><w:noWrap/><w:vAlign w:val="center"/><w:hideMark/></w:tcPr><w:p><w:pPr><w:rPr><w:rFonts w:ascii="Arial" w:hAnsi="Arial" w:cs="Arial"/><w:color w:val="000000"/><w:lang w:val="es-CL" w:eastAsia="es-CL"/></w:rPr></w:pPr><w:r><w:rPr><w:rFonts w:ascii="Arial" w:hAnsi="Arial" w:cs="Arial"/><w:color w:val="000000"/><w:lang w:val="es-CL" w:eastAsia="es-CL"/></w:rPr><w:t>SACOS DE CEMENTO DE 25 KG</w:t></w:r></w:p></w:tc><w:tc><w:tcPr><w:tcW w:w="610" w:type="pct"/><w:gridSpan w:val="3"/><w:tcBorders><w:top w:val="nil"/><w:left w:val="nil"/><w:bottom w:val="single" w:sz="4" w:space="0" w:color="auto"/><w:right w:val="single" w:sz="4" w:space="0" w:color="auto"/></w:tcBorders><w:noWrap/><w:vAlign w:val="center"/><w:hideMark/></w:tcPr><w:p><w:pPr><w:jc w:val="center"/><w:rPr><w:rFonts w:ascii="Arial" w:hAnsi="Arial" w:cs="Arial"/><w:lang w:val="es-CL" w:eastAsia="es-CL"/></w:rPr></w:pPr><w:r><w:rPr><w:rFonts w:ascii="Arial" w:hAnsi="Arial" w:cs="Arial"/><w:lang w:val="es-CL" w:eastAsia="es-CL"/></w:rPr><w:t>UN</w:t></w:r></w:p></w:tc><w:tc><w:tcPr><w:tcW w:w="526" w:type="pct"/><w:tcBorders><w:top w:val="nil"/><w:left w:val="nil"/><w:bottom w:val="single" w:sz="4" w:space="0" w:color="auto"/><w:right w:val="single" w:sz="4" w:space="0" w:color="auto"/></w:tcBorders><w:noWrap/><w:vAlign w:val="center"/><w:hideMark/></w:tcPr><w:p><w:pPr><w:jc w:val="center"/><w:rPr><w:rFonts w:ascii="Arial" w:hAnsi="Arial" w:cs="Arial"/><w:lang w:val="es-CL" w:eastAsia="es-CL"/></w:rPr></w:pPr><w:r><w:rPr><w:rFonts w:ascii="Arial" w:hAnsi="Arial" w:cs="Arial"/><w:lang w:val="es-CL" w:eastAsia="es-CL"/></w:rPr><w:t>95.0</w:t></w:r></w:p></w:tc><w:tc><w:tcPr><w:tcW w:w="525" w:type="pct"/><w:tcBorders><w:top w:val="nil"/><w:left w:val="nil"/><w:bottom w:val="single" w:sz="4" w:space="0" w:color="auto"/><w:right w:val="single" w:sz="4" w:space="0" w:color="auto"/></w:tcBorders></w:tcPr><w:p><w:pPr><w:jc w:val="center"/><w:rPr><w:rFonts w:ascii="Arial" w:hAnsi="Arial" w:cs="Arial"/><w:lang w:val="es-CL" w:eastAsia="es-CL"/></w:rPr></w:pPr></w:p></w:tc></w:tr><w:tr><w:trPr><w:trHeight w:val="330"/></w:trPr><w:tc><w:tcPr><w:tcW w:w="752" w:type="pct"/><w:gridSpan w:val="3"/><w:vMerge/><w:tcBorders><w:top w:val="single" w:sz="8" w:space="0" w:color="auto"/><w:left w:val="single" w:sz="8" w:space="0" w:color="auto"/><w:bottom w:val="nil"/><w:right w:val="single" w:sz="8" w:space="0" w:color="000000"/></w:tcBorders><w:vAlign w:val="center"/><w:hideMark/></w:tcPr><w:p><w:pPr><w:rPr><w:rFonts w:ascii="Arial" w:hAnsi="Arial" w:cs="Arial"/><w:b/><w:bCs/><w:color w:val="000000"/><w:lang w:val="es-CL" w:eastAsia="es-CL"/></w:rPr></w:pPr></w:p></w:tc><w:tc><w:tcPr><w:tcW w:w="2586" w:type="pct"/><w:gridSpan w:val="3"/><w:tcBorders><w:top w:val="single" w:sz="4" w:space="0" w:color="auto"/><w:left w:val="nil"/><w:bottom w:val="single" w:sz="4" w:space="0" w:color="auto"/><w:right w:val="single" w:sz="4" w:space="0" w:color="auto"/></w:tcBorders><w:noWrap/><w:vAlign w:val="center"/><w:hideMark/></w:tcPr><w:p><w:pPr><w:rPr><w:rFonts w:ascii="Arial" w:hAnsi="Arial" w:cs="Arial"/><w:color w:val="000000"/><w:lang w:val="es-CL" w:eastAsia="es-CL"/></w:rPr></w:pPr><w:r><w:rPr><w:rFonts w:ascii="Arial" w:hAnsi="Arial" w:cs="Arial"/><w:color w:val="000000"/><w:lang w:val="es-CL" w:eastAsia="es-CL"/></w:rPr><w:t>ARENA</w:t></w:r></w:p></w:tc><w:tc><w:tcPr><w:tcW w:w="610" w:type="pct"/><w:gridSpan w:val="3"/><w:tcBorders><w:top w:val="nil"/><w:left w:val="nil"/><w:bottom w:val="single" w:sz="4" w:space="0" w:color="auto"/><w:right w:val="single" w:sz="4" w:space="0" w:color="auto"/></w:tcBorders><w:noWrap/><w:vAlign w:val="center"/><w:hideMark/></w:tcPr><w:p><w:pPr><w:jc w:val="center"/><w:rPr><w:rFonts w:ascii="Arial" w:hAnsi="Arial" w:cs="Arial"/><w:lang w:val="es-CL" w:eastAsia="es-CL"/></w:rPr></w:pPr><w:r><w:rPr><w:rFonts w:ascii="Arial" w:hAnsi="Arial" w:cs="Arial"/><w:lang w:val="es-CL" w:eastAsia="es-CL"/></w:rPr><w:t>M3</w:t></w:r></w:p></w:tc><w:tc><w:tcPr><w:tcW w:w="526" w:type="pct"/><w:tcBorders><w:top w:val="nil"/><w:left w:val="nil"/><w:bottom w:val="single" w:sz="4" w:space="0" w:color="auto"/><w:right w:val="single" w:sz="4" w:space="0" w:color="auto"/></w:tcBorders><w:noWrap/><w:vAlign w:val="center"/><w:hideMark/></w:tcPr><w:p><w:pPr><w:jc w:val="center"/><w:rPr><w:rFonts w:ascii="Arial" w:hAnsi="Arial" w:cs="Arial"/><w:lang w:val="es-CL" w:eastAsia="es-CL"/></w:rPr></w:pPr><w:r><w:rPr><w:rFonts w:ascii="Arial" w:hAnsi="Arial" w:cs="Arial"/><w:lang w:val="es-CL" w:eastAsia="es-CL"/></w:rPr><w:t>7.0</w:t></w:r></w:p></w:tc><w:tc><w:tcPr><w:tcW w:w="525" w:type="pct"/><w:tcBorders><w:top w:val="nil"/><w:left w:val="nil"/><w:bottom w:val="single" w:sz="4" w:space="0" w:color="auto"/><w:right w:val="single" w:sz="4" w:space="0" w:color="auto"/></w:tcBorders></w:tcPr><w:p><w:pPr><w:jc w:val="center"/><w:rPr><w:rFonts w:ascii="Arial" w:hAnsi="Arial" w:cs="Arial"/><w:lang w:val="es-CL" w:eastAsia="es-CL"/></w:rPr></w:pPr></w:p></w:tc></w:tr><w:tr><w:trPr><w:trHeight w:val="330"/></w:trPr><w:tc><w:tcPr><w:tcW w:w="752" w:type="pct"/><w:gridSpan w:val="3"/><w:vMerge/><w:tcBorders><w:top w:val="single" w:sz="8" w:space="0" w:color="auto"/><w:left w:val="single" w:sz="8" w:space="0" w:color="auto"/><w:bottom w:val="nil"/><w:right w:val="single" w:sz="8" w:space="0" w:color="000000"/></w:tcBorders><w:vAlign w:val="center"/><w:hideMark/></w:tcPr><w:p><w:pPr><w:rPr><w:rFonts w:ascii="Arial" w:hAnsi="Arial" w:cs="Arial"/><w:b/><w:bCs/><w:color w:val="000000"/><w:lang w:val="es-CL" w:eastAsia="es-CL"/></w:rPr></w:pPr></w:p></w:tc><w:tc><w:tcPr><w:tcW w:w="2586" w:type="pct"/><w:gridSpan w:val="3"/><w:tcBorders><w:top w:val="single" w:sz="4" w:space="0" w:color="auto"/><w:left w:val="nil"/><w:bottom w:val="single" w:sz="4" w:space="0" w:color="auto"/><w:right w:val="single" w:sz="4" w:space="0" w:color="auto"/></w:tcBorders><w:noWrap/><w:vAlign w:val="center"/><w:hideMark/></w:tcPr><w:p><w:pPr><w:rPr><w:rFonts w:ascii="Arial" w:hAnsi="Arial" w:cs="Arial"/><w:color w:val="000000"/><w:lang w:val="es-CL" w:eastAsia="es-CL"/></w:rPr></w:pPr><w:r><w:rPr><w:rFonts w:ascii="Arial" w:hAnsi="Arial" w:cs="Arial"/><w:color w:val="000000"/><w:lang w:val="es-CL" w:eastAsia="es-CL"/></w:rPr><w:t>RIPIO</w:t></w:r></w:p></w:tc><w:tc><w:tcPr><w:tcW w:w="610" w:type="pct"/><w:gridSpan w:val="3"/><w:tcBorders><w:top w:val="nil"/><w:left w:val="nil"/><w:bottom w:val="single" w:sz="4" w:space="0" w:color="auto"/><w:right w:val="single" w:sz="4" w:space="0" w:color="auto"/></w:tcBorders><w:noWrap/><w:vAlign w:val="center"/><w:hideMark/></w:tcPr><w:p><w:pPr><w:jc w:val="center"/><w:rPr><w:rFonts w:ascii="Arial" w:hAnsi="Arial" w:cs="Arial"/><w:lang w:val="es-CL" w:eastAsia="es-CL"/></w:rPr></w:pPr><w:r><w:rPr><w:rFonts w:ascii="Arial" w:hAnsi="Arial" w:cs="Arial"/><w:lang w:val="es-CL" w:eastAsia="es-CL"/></w:rPr><w:t>M3</w:t></w:r></w:p></w:tc><w:tc><w:tcPr><w:tcW w:w="526" w:type="pct"/><w:tcBorders><w:top w:val="nil"/><w:left w:val="nil"/><w:bottom w:val="single" w:sz="4" w:space="0" w:color="auto"/><w:right w:val="single" w:sz="4" w:space="0" w:color="auto"/></w:tcBorders><w:noWrap/><w:vAlign w:val="center"/><w:hideMark/></w:tcPr><w:p><w:pPr><w:jc w:val="center"/><w:rPr><w:rFonts w:ascii="Arial" w:hAnsi="Arial" w:cs="Arial"/><w:lang w:val="es-CL" w:eastAsia="es-CL"/></w:rPr></w:pPr><w:r><w:rPr><w:rFonts w:ascii="Arial" w:hAnsi="Arial" w:cs="Arial"/><w:lang w:val="es-CL" w:eastAsia="es-CL"/></w:rPr><w:t>11.0</w:t></w:r></w:p></w:tc><w:tc><w:tcPr><w:tcW w:w="525" w:type="pct"/><w:tcBorders><w:top w:val="nil"/><w:left w:val="nil"/><w:bottom w:val="single" w:sz="4" w:space="0" w:color="auto"/><w:right w:val="single" w:sz="4" w:space="0" w:color="auto"/></w:tcBorders></w:tcPr><w:p><w:pPr><w:jc w:val="center"/><w:rPr><w:rFonts w:ascii="Arial" w:hAnsi="Arial" w:cs="Arial"/><w:lang w:val="es-CL" w:eastAsia="es-CL"/></w:rPr></w:pPr></w:p></w:tc></w:tr><w:tr><w:trPr><w:trHeight w:val="330"/></w:trPr><w:tc><w:tcPr><w:tcW w:w="752" w:type="pct"/><w:gridSpan w:val="3"/><w:vMerge/><w:tcBorders><w:top w:val="single" w:sz="8" w:space="0" w:color="auto"/><w:left w:val="single" w:sz="8" w:space="0" w:color="auto"/><w:bottom w:val="nil"/><w:right w:val="single" w:sz="8" w:space="0" w:color="000000"/></w:tcBorders><w:vAlign w:val="center"/><w:hideMark/></w:tcPr><w:p><w:pPr><w:rPr><w:rFonts w:ascii="Arial" w:hAnsi="Arial" w:cs="Arial"/><w:b/><w:bCs/><w:color w:val="000000"/><w:lang w:val="es-CL" w:eastAsia="es-CL"/></w:rPr></w:pPr></w:p></w:tc><w:tc><w:tcPr><w:tcW w:w="2586" w:type="pct"/><w:gridSpan w:val="3"/><w:tcBorders><w:top w:val="single" w:sz="4" w:space="0" w:color="auto"/><w:left w:val="nil"/><w:bottom w:val="single" w:sz="4" w:space="0" w:color="auto"/><w:right w:val="nil"/></w:tcBorders><w:noWrap/><w:vAlign w:val="center"/><w:hideMark/></w:tcPr><w:p><w:pPr><w:rPr><w:rFonts w:ascii="Arial" w:hAnsi="Arial" w:cs="Arial"/><w:b/><w:bCs/><w:lang w:val="es-CL" w:eastAsia="es-CL"/></w:rPr></w:pPr><w:r><w:rPr><w:rFonts w:ascii="Arial" w:hAnsi="Arial" w:cs="Arial"/><w:b/><w:bCs/><w:lang w:val="es-CL" w:eastAsia="es-CL"/></w:rPr><w:t xml:space="preserve">ACCESIBILIDAD UNIVERSAL </w:t></w:r></w:p></w:tc><w:tc><w:tcPr><w:tcW w:w="610" w:type="pct"/><w:gridSpan w:val="3"/><w:tcBorders><w:top w:val="nil"/><w:left w:val="nil"/><w:bottom w:val="single" w:sz="4" w:space="0" w:color="auto"/><w:right w:val="nil"/></w:tcBorders><w:shd w:val="clear" w:color="000000" w:fill="FFFFFF"/><w:noWrap/><w:vAlign w:val="center"/><w:hideMark/></w:tcPr><w:p><w:pPr><w:jc w:val="center"/><w:rPr><w:rFonts w:ascii="Arial" w:hAnsi="Arial" w:cs="Arial"/><w:b/><w:bCs/><w:lang w:val="es-CL" w:eastAsia="es-CL"/></w:rPr></w:pPr><w:r><w:rPr><w:rFonts w:ascii="Arial" w:hAnsi="Arial" w:cs="Arial"/><w:b/><w:bCs/><w:lang w:val="es-CL" w:eastAsia="es-CL"/></w:rPr><w:t> </w:t></w:r></w:p></w:tc><w:tc><w:tcPr><w:tcW w:w="526" w:type="pct"/><w:tcBorders><w:top w:val="nil"/><w:left w:val="nil"/><w:bottom w:val="single" w:sz="4" w:space="0" w:color="auto"/><w:right w:val="single" w:sz="4" w:space="0" w:color="auto"/></w:tcBorders><w:shd w:val="clear" w:color="000000" w:fill="FFFFFF"/><w:noWrap/><w:vAlign w:val="center"/><w:hideMark/></w:tcPr><w:p><w:pPr><w:jc w:val="center"/><w:rPr><w:rFonts w:ascii="Arial" w:hAnsi="Arial" w:cs="Arial"/><w:b/><w:bCs/><w:lang w:val="es-CL" w:eastAsia="es-CL"/></w:rPr></w:pPr><w:r><w:rPr><w:rFonts w:ascii="Arial" w:hAnsi="Arial" w:cs="Arial"/><w:b/><w:bCs/><w:lang w:val="es-CL" w:eastAsia="es-CL"/></w:rPr><w:t> </w:t></w:r></w:p></w:tc><w:tc><w:tcPr><w:tcW w:w="525" w:type="pct"/><w:tcBorders><w:top w:val="nil"/><w:left w:val="nil"/><w:bottom w:val="single" w:sz="4" w:space="0" w:color="auto"/><w:right w:val="single" w:sz="4" w:space="0" w:color="auto"/></w:tcBorders><w:shd w:val="clear" w:color="000000" w:fill="FFFFFF"/></w:tcPr><w:p><w:pPr><w:jc w:val="center"/><w:rPr><w:rFonts w:ascii="Arial" w:hAnsi="Arial" w:cs="Arial"/><w:b/><w:bCs/><w:lang w:val="es-CL" w:eastAsia="es-CL"/></w:rPr></w:pPr><w:r><w:rPr><w:rFonts w:ascii="Arial" w:hAnsi="Arial" w:cs="Arial"/><w:b/><w:bCs/><w:lang w:val="es-CL" w:eastAsia="es-CL"/></w:rPr><w:t>-</w:t></w:r></w:p></w:tc></w:tr><w:tr><w:trPr><w:trHeight w:val="330"/></w:trPr><w:tc><w:tcPr><w:tcW w:w="752" w:type="pct"/><w:gridSpan w:val="3"/><w:vMerge/><w:tcBorders><w:top w:val="single" w:sz="8" w:space="0" w:color="auto"/><w:left w:val="single" w:sz="8" w:space="0" w:color="auto"/><w:bottom w:val="nil"/><w:right w:val="single" w:sz="8" w:space="0" w:color="000000"/></w:tcBorders><w:vAlign w:val="center"/><w:hideMark/></w:tcPr><w:p><w:pPr><w:rPr><w:rFonts w:ascii="Arial" w:hAnsi="Arial" w:cs="Arial"/><w:b/><w:bCs/><w:color w:val="000000"/><w:lang w:val="es-CL" w:eastAsia="es-CL"/></w:rPr></w:pPr></w:p></w:tc><w:tc><w:tcPr><w:tcW w:w="2586" w:type="pct"/><w:gridSpan w:val="3"/><w:tcBorders><w:top w:val="single" w:sz="4" w:space="0" w:color="auto"/><w:left w:val="nil"/><w:bottom w:val="single" w:sz="4" w:space="0" w:color="auto"/><w:right w:val="single" w:sz="4" w:space="0" w:color="auto"/></w:tcBorders><w:noWrap/><w:vAlign w:val="center"/><w:hideMark/></w:tcPr><w:p><w:pPr><w:rPr><w:rFonts w:ascii="Arial" w:hAnsi="Arial" w:cs="Arial"/><w:color w:val="000000"/><w:lang w:val="es-CL" w:eastAsia="es-CL"/></w:rPr></w:pPr><w:r><w:rPr><w:rFonts w:ascii="Arial" w:hAnsi="Arial" w:cs="Arial"/><w:color w:val="000000"/><w:lang w:val="es-CL" w:eastAsia="es-CL"/></w:rPr><w:t>BALDOSA TÁCTIL MINVU 0 (0,40 x 0,40 METROS)</w:t></w:r></w:p></w:tc><w:tc><w:tcPr><w:tcW w:w="610" w:type="pct"/><w:gridSpan w:val="3"/><w:tcBorders><w:top w:val="nil"/><w:left w:val="nil"/><w:bottom w:val="single" w:sz="4" w:space="0" w:color="auto"/><w:right w:val="single" w:sz="4" w:space="0" w:color="auto"/></w:tcBorders><w:shd w:val="clear" w:color="000000" w:fill="FFFFFF"/><w:noWrap/><w:vAlign w:val="center"/><w:hideMark/></w:tcPr><w:p><w:pPr><w:jc w:val="center"/><w:rPr><w:rFonts w:ascii="Arial" w:hAnsi="Arial" w:cs="Arial"/><w:lang w:val="es-CL" w:eastAsia="es-CL"/></w:rPr></w:pPr><w:r><w:rPr><w:rFonts w:ascii="Arial" w:hAnsi="Arial" w:cs="Arial"/><w:lang w:val="es-CL" w:eastAsia="es-CL"/></w:rPr><w:t>M2</w:t></w:r></w:p></w:tc><w:tc><w:tcPr><w:tcW w:w="526" w:type="pct"/><w:tcBorders><w:top w:val="nil"/><w:left w:val="nil"/><w:bottom w:val="single" w:sz="4" w:space="0" w:color="auto"/><w:right w:val="single" w:sz="4" w:space="0" w:color="auto"/></w:tcBorders><w:shd w:val="clear" w:color="000000" w:fill="FFFFFF"/><w:noWrap/><w:vAlign w:val="center"/><w:hideMark/></w:tcPr><w:p><w:pPr><w:jc w:val="center"/><w:rPr><w:rFonts w:ascii="Arial" w:hAnsi="Arial" w:cs="Arial"/><w:lang w:val="es-CL" w:eastAsia="es-CL"/></w:rPr></w:pPr><w:r><w:rPr><w:rFonts w:ascii="Arial" w:hAnsi="Arial" w:cs="Arial"/><w:lang w:val="es-CL" w:eastAsia="es-CL"/></w:rPr><w:t>25.00</w:t></w:r></w:p></w:tc><w:tc><w:tcPr><w:tcW w:w="525" w:type="pct"/><w:tcBorders><w:top w:val="nil"/><w:left w:val="nil"/><w:bottom w:val="single" w:sz="4" w:space="0" w:color="auto"/><w:right w:val="single" w:sz="4" w:space="0" w:color="auto"/></w:tcBorders><w:shd w:val="clear" w:color="000000" w:fill="FFFFFF"/></w:tcPr><w:p><w:pPr><w:jc w:val="center"/><w:rPr><w:rFonts w:ascii="Arial" w:hAnsi="Arial" w:cs="Arial"/><w:lang w:val="es-CL" w:eastAsia="es-CL"/></w:rPr></w:pPr></w:p></w:tc></w:tr><w:tr><w:trPr><w:trHeight w:val="330"/></w:trPr><w:tc><w:tcPr><w:tcW w:w="752" w:type="pct"/><w:gridSpan w:val="3"/><w:vMerge/><w:tcBorders><w:top w:val="single" w:sz="8" w:space="0" w:color="auto"/><w:left w:val="single" w:sz="8" w:space="0" w:color="auto"/><w:bottom w:val="nil"/><w:right w:val="single" w:sz="8" w:space="0" w:color="000000"/></w:tcBorders><w:vAlign w:val="center"/><w:hideMark/></w:tcPr><w:p><w:pPr><w:rPr><w:rFonts w:ascii="Arial" w:hAnsi="Arial" w:cs="Arial"/><w:b/><w:bCs/><w:color w:val="000000"/><w:lang w:val="es-CL" w:eastAsia="es-CL"/></w:rPr></w:pPr></w:p></w:tc><w:tc><w:tcPr><w:tcW w:w="2586" w:type="pct"/><w:gridSpan w:val="3"/><w:tcBorders><w:top w:val="single" w:sz="4" w:space="0" w:color="auto"/><w:left w:val="nil"/><w:bottom w:val="single" w:sz="4" w:space="0" w:color="auto"/><w:right w:val="single" w:sz="4" w:space="0" w:color="auto"/></w:tcBorders><w:noWrap/><w:vAlign w:val="center"/><w:hideMark/></w:tcPr><w:p><w:pPr><w:rPr><w:rFonts w:ascii="Arial" w:hAnsi="Arial" w:cs="Arial"/><w:color w:val="000000"/><w:lang w:val="es-CL" w:eastAsia="es-CL"/></w:rPr></w:pPr><w:r><w:rPr><w:rFonts w:ascii="Arial" w:hAnsi="Arial" w:cs="Arial"/><w:color w:val="000000"/><w:lang w:val="es-CL" w:eastAsia="es-CL"/></w:rPr><w:t>SACOS DE CEMENTO DE 25 KG</w:t></w:r></w:p></w:tc><w:tc><w:tcPr><w:tcW w:w="610" w:type="pct"/><w:gridSpan w:val="3"/><w:tcBorders><w:top w:val="nil"/><w:left w:val="nil"/><w:bottom w:val="single" w:sz="4" w:space="0" w:color="auto"/><w:right w:val="single" w:sz="4" w:space="0" w:color="auto"/></w:tcBorders><w:shd w:val="clear" w:color="000000" w:fill="FFFFFF"/><w:noWrap/><w:vAlign w:val="center"/><w:hideMark/></w:tcPr><w:p><w:pPr><w:jc w:val="center"/><w:rPr><w:rFonts w:ascii="Arial" w:hAnsi="Arial" w:cs="Arial"/><w:lang w:val="es-CL" w:eastAsia="es-CL"/></w:rPr></w:pPr><w:r><w:rPr><w:rFonts w:ascii="Arial" w:hAnsi="Arial" w:cs="Arial"/><w:lang w:val="es-CL" w:eastAsia="es-CL"/></w:rPr><w:t>UN</w:t></w:r></w:p></w:tc><w:tc><w:tcPr><w:tcW w:w="526" w:type="pct"/><w:tcBorders><w:top w:val="nil"/><w:left w:val="nil"/><w:bottom w:val="single" w:sz="4" w:space="0" w:color="auto"/><w:right w:val="single" w:sz="4" w:space="0" w:color="auto"/></w:tcBorders><w:shd w:val="clear" w:color="000000" w:fill="FFFFFF"/><w:noWrap/><w:vAlign w:val="center"/><w:hideMark/></w:tcPr><w:p><w:pPr><w:jc w:val="center"/><w:rPr><w:rFonts w:ascii="Arial" w:hAnsi="Arial" w:cs="Arial"/><w:lang w:val="es-CL" w:eastAsia="es-CL"/></w:rPr></w:pPr><w:r><w:rPr><w:rFonts w:ascii="Arial" w:hAnsi="Arial" w:cs="Arial"/><w:lang w:val="es-CL" w:eastAsia="es-CL"/></w:rPr><w:t>15.0</w:t></w:r></w:p></w:tc><w:tc><w:tcPr><w:tcW w:w="525" w:type="pct"/><w:tcBorders><w:top w:val="nil"/><w:left w:val="nil"/><w:bottom w:val="single" w:sz="4" w:space="0" w:color="auto"/><w:right w:val="single" w:sz="4" w:space="0" w:color="auto"/></w:tcBorders><w:shd w:val="clear" w:color="000000" w:fill="FFFFFF"/></w:tcPr><w:p><w:pPr><w:jc w:val="center"/><w:rPr><w:rFonts w:ascii="Arial" w:hAnsi="Arial" w:cs="Arial"/><w:lang w:val="es-CL" w:eastAsia="es-CL"/></w:rPr></w:pPr></w:p></w:tc></w:tr><w:tr><w:trPr><w:trHeight w:val="330"/></w:trPr><w:tc><w:tcPr><w:tcW w:w="752" w:type="pct"/><w:gridSpan w:val="3"/><w:vMerge/><w:tcBorders><w:top w:val="single" w:sz="8" w:space="0" w:color="auto"/><w:left w:val="single" w:sz="8" w:space="0" w:color="auto"/><w:bottom w:val="nil"/><w:right w:val="single" w:sz="8" w:space="0" w:color="000000"/></w:tcBorders><w:vAlign w:val="center"/><w:hideMark/></w:tcPr><w:p><w:pPr><w:rPr><w:rFonts w:ascii="Arial" w:hAnsi="Arial" w:cs="Arial"/><w:b/><w:bCs/><w:color w:val="000000"/><w:lang w:val="es-CL" w:eastAsia="es-CL"/></w:rPr></w:pPr></w:p></w:tc><w:tc><w:tcPr><w:tcW w:w="2586" w:type="pct"/><w:gridSpan w:val="3"/><w:tcBorders><w:top w:val="single" w:sz="4" w:space="0" w:color="auto"/><w:left w:val="nil"/><w:bottom w:val="nil"/><w:right w:val="single" w:sz="4" w:space="0" w:color="auto"/></w:tcBorders><w:noWrap/><w:vAlign w:val="center"/><w:hideMark/></w:tcPr><w:p><w:pPr><w:rPr><w:rFonts w:ascii="Arial" w:hAnsi="Arial" w:cs="Arial"/><w:color w:val="000000"/><w:lang w:val="es-CL" w:eastAsia="es-CL"/></w:rPr></w:pPr><w:r><w:rPr><w:rFonts w:ascii="Arial" w:hAnsi="Arial" w:cs="Arial"/><w:color w:val="000000"/><w:lang w:val="es-CL" w:eastAsia="es-CL"/></w:rPr><w:t>ARENA</w:t></w:r></w:p></w:tc><w:tc><w:tcPr><w:tcW w:w="610" w:type="pct"/><w:gridSpan w:val="3"/><w:tcBorders><w:top w:val="single" w:sz="4" w:space="0" w:color="auto"/><w:left w:val="nil"/><w:bottom w:val="nil"/><w:right w:val="single" w:sz="4" w:space="0" w:color="auto"/></w:tcBorders><w:shd w:val="clear" w:color="000000" w:fill="FFFFFF"/><w:noWrap/><w:vAlign w:val="center"/><w:hideMark/></w:tcPr><w:p><w:pPr><w:jc w:val="center"/><w:rPr><w:rFonts w:ascii="Arial" w:hAnsi="Arial" w:cs="Arial"/><w:lang w:val="es-CL" w:eastAsia="es-CL"/></w:rPr></w:pPr><w:r><w:rPr><w:rFonts w:ascii="Arial" w:hAnsi="Arial" w:cs="Arial"/><w:lang w:val="es-CL" w:eastAsia="es-CL"/></w:rPr><w:t>M3</w:t></w:r></w:p></w:tc><w:tc><w:tcPr><w:tcW w:w="526" w:type="pct"/><w:tcBorders><w:top w:val="single" w:sz="4" w:space="0" w:color="auto"/><w:left w:val="nil"/><w:bottom w:val="nil"/><w:right w:val="single" w:sz="4" w:space="0" w:color="auto"/></w:tcBorders><w:shd w:val="clear" w:color="000000" w:fill="FFFFFF"/><w:noWrap/><w:vAlign w:val="center"/><w:hideMark/></w:tcPr><w:p><w:pPr><w:jc w:val="center"/><w:rPr><w:rFonts w:ascii="Arial" w:hAnsi="Arial" w:cs="Arial"/><w:lang w:val="es-CL" w:eastAsia="es-CL"/></w:rPr></w:pPr><w:r><w:rPr><w:rFonts w:ascii="Arial" w:hAnsi="Arial" w:cs="Arial"/><w:lang w:val="es-CL" w:eastAsia="es-CL"/></w:rPr><w:t>3.0</w:t></w:r></w:p></w:tc><w:tc><w:tcPr><w:tcW w:w="525" w:type="pct"/><w:tcBorders><w:top w:val="single" w:sz="4" w:space="0" w:color="auto"/><w:left w:val="nil"/><w:bottom w:val="nil"/><w:right w:val="single" w:sz="4" w:space="0" w:color="auto"/></w:tcBorders><w:shd w:val="clear" w:color="000000" w:fill="FFFFFF"/></w:tcPr><w:p><w:pPr><w:jc w:val="center"/><w:rPr><w:rFonts w:ascii="Arial" w:hAnsi="Arial" w:cs="Arial"/><w:lang w:val="es-CL" w:eastAsia="es-CL"/></w:rPr></w:pPr></w:p></w:tc></w:tr><w:tr><w:trPr><w:trHeight w:val="330"/></w:trPr><w:tc><w:tcPr><w:tcW w:w="157" w:type="pct"/><w:tcBorders><w:top w:val="nil"/><w:left w:val="single" w:sz="8" w:space="0" w:color="auto"/><w:bottom w:val="nil"/><w:right w:val="nil"/></w:tcBorders><w:shd w:val="clear" w:color="000000" w:fill="D9D9D9"/><w:vAlign w:val="center"/><w:hideMark/></w:tcPr><w:p><w:pPr><w:jc w:val="center"/><w:rPr><w:rFonts w:ascii="Arial" w:hAnsi="Arial" w:cs="Arial"/><w:b/><w:bCs/><w:color w:val="000000"/><w:lang w:val="es-CL" w:eastAsia="es-CL"/></w:rPr></w:pPr><w:r><w:rPr><w:rFonts w:ascii="Arial" w:hAnsi="Arial" w:cs="Arial"/><w:b/><w:bCs/><w:color w:val="000000"/><w:lang w:val="es-CL" w:eastAsia="es-CL"/></w:rPr><w:t> </w:t></w:r></w:p></w:tc><w:tc><w:tcPr><w:tcW w:w="158" w:type="pct"/><w:tcBorders><w:top w:val="nil"/><w:left w:val="nil"/><w:bottom w:val="nil"/><w:right w:val="nil"/></w:tcBorders><w:shd w:val="clear" w:color="000000" w:fill="D9D9D9"/><w:vAlign w:val="center"/><w:hideMark/></w:tcPr><w:p><w:pPr><w:jc w:val="center"/><w:rPr><w:rFonts w:ascii="Arial" w:hAnsi="Arial" w:cs="Arial"/><w:b/><w:bCs/><w:color w:val="000000"/><w:lang w:val="es-CL" w:eastAsia="es-CL"/></w:rPr></w:pPr><w:r><w:rPr><w:rFonts w:ascii="Arial" w:hAnsi="Arial" w:cs="Arial"/><w:b/><w:bCs/><w:color w:val="000000"/><w:lang w:val="es-CL" w:eastAsia="es-CL"/></w:rPr><w:t> </w:t></w:r></w:p></w:tc><w:tc><w:tcPr><w:tcW w:w="438" w:type="pct"/><w:tcBorders><w:top w:val="nil"/><w:left w:val="nil"/><w:bottom w:val="nil"/><w:right w:val="single" w:sz="8" w:space="0" w:color="auto"/></w:tcBorders><w:shd w:val="clear" w:color="000000" w:fill="D9D9D9"/><w:vAlign w:val="center"/><w:hideMark/></w:tcPr><w:p><w:pPr><w:jc w:val="center"/><w:rPr><w:rFonts w:ascii="Arial" w:hAnsi="Arial" w:cs="Arial"/><w:b/><w:bCs/><w:color w:val="000000"/><w:lang w:val="es-CL" w:eastAsia="es-CL"/></w:rPr></w:pPr><w:r><w:rPr><w:rFonts w:ascii="Arial" w:hAnsi="Arial" w:cs="Arial"/><w:b/><w:bCs/><w:color w:val="000000"/><w:lang w:val="es-CL" w:eastAsia="es-CL"/></w:rPr><w:t> </w:t></w:r></w:p></w:tc><w:tc><w:tcPr><w:tcW w:w="2586" w:type="pct"/><w:gridSpan w:val="3"/><w:tcBorders><w:top w:val="single" w:sz="4" w:space="0" w:color="auto"/><w:left w:val="nil"/><w:bottom w:val="single" w:sz="4" w:space="0" w:color="auto"/><w:right w:val="nil"/></w:tcBorders><w:noWrap/><w:vAlign w:val="center"/><w:hideMark/></w:tcPr><w:p><w:pPr><w:rPr><w:rFonts w:ascii="Arial" w:hAnsi="Arial" w:cs="Arial"/><w:b/><w:bCs/><w:lang w:val="es-CL" w:eastAsia="es-CL"/></w:rPr></w:pPr><w:r><w:rPr><w:rFonts w:ascii="Arial" w:hAnsi="Arial" w:cs="Arial"/><w:b/><w:bCs/><w:lang w:val="es-CL" w:eastAsia="es-CL"/></w:rPr><w:t>OTROS</w:t></w:r></w:p></w:tc><w:tc><w:tcPr><w:tcW w:w="610" w:type="pct"/><w:gridSpan w:val="3"/><w:tcBorders><w:top w:val="single" w:sz="4" w:space="0" w:color="auto"/><w:left w:val="nil"/><w:bottom w:val="single" w:sz="4" w:space="0" w:color="auto"/><w:right w:val="nil"/></w:tcBorders><w:shd w:val="clear" w:color="000000" w:fill="FFFFFF"/><w:noWrap/><w:vAlign w:val="center"/><w:hideMark/></w:tcPr><w:p><w:pPr><w:jc w:val="center"/><w:rPr><w:rFonts w:ascii="Arial" w:hAnsi="Arial" w:cs="Arial"/><w:b/><w:bCs/><w:lang w:val="es-CL" w:eastAsia="es-CL"/></w:rPr></w:pPr><w:r><w:rPr><w:rFonts w:ascii="Arial" w:hAnsi="Arial" w:cs="Arial"/><w:b/><w:bCs/><w:lang w:val="es-CL" w:eastAsia="es-CL"/></w:rPr><w:t> </w:t></w:r></w:p></w:tc><w:tc><w:tcPr><w:tcW w:w="526" w:type="pct"/><w:tcBorders><w:top w:val="single" w:sz="4" w:space="0" w:color="auto"/><w:left w:val="nil"/><w:bottom w:val="single" w:sz="4" w:space="0" w:color="auto"/><w:right w:val="single" w:sz="4" w:space="0" w:color="auto"/></w:tcBorders><w:shd w:val="clear" w:color="000000" w:fill="FFFFFF"/><w:noWrap/><w:vAlign w:val="center"/><w:hideMark/></w:tcPr><w:p><w:pPr><w:jc w:val="center"/><w:rPr><w:rFonts w:ascii="Arial" w:hAnsi="Arial" w:cs="Arial"/><w:b/><w:bCs/><w:lang w:val="es-CL" w:eastAsia="es-CL"/></w:rPr></w:pPr><w:r><w:rPr><w:rFonts w:ascii="Arial" w:hAnsi="Arial" w:cs="Arial"/><w:b/><w:bCs/><w:lang w:val="es-CL" w:eastAsia="es-CL"/></w:rPr><w:t> </w:t></w:r></w:p></w:tc><w:tc><w:tcPr><w:tcW w:w="525" w:type="pct"/><w:tcBorders><w:top w:val="single" w:sz="4" w:space="0" w:color="auto"/><w:left w:val="nil"/><w:bottom w:val="single" w:sz="4" w:space="0" w:color="auto"/><w:right w:val="single" w:sz="4" w:space="0" w:color="auto"/></w:tcBorders><w:shd w:val="clear" w:color="000000" w:fill="FFFFFF"/></w:tcPr><w:p><w:pPr><w:jc w:val="center"/><w:rPr><w:rFonts w:ascii="Arial" w:hAnsi="Arial" w:cs="Arial"/><w:b/><w:bCs/><w:lang w:val="es-CL" w:eastAsia="es-CL"/></w:rPr></w:pPr><w:r><w:rPr><w:rFonts w:ascii="Arial" w:hAnsi="Arial" w:cs="Arial"/><w:b/><w:bCs/><w:lang w:val="es-CL" w:eastAsia="es-CL"/></w:rPr><w:t>-</w:t></w:r></w:p></w:tc></w:tr><w:tr><w:trPr><w:trHeight w:val="345"/></w:trPr><w:tc><w:tcPr><w:tcW w:w="157" w:type="pct"/><w:tcBorders><w:top w:val="nil"/><w:left w:val="single" w:sz="8" w:space="0" w:color="auto"/><w:bottom w:val="single" w:sz="8" w:space="0" w:color="auto"/><w:right w:val="nil"/></w:tcBorders><w:shd w:val="clear" w:color="000000" w:fill="D9D9D9"/><w:vAlign w:val="center"/><w:hideMark/></w:tcPr><w:p><w:pPr><w:jc w:val="center"/><w:rPr><w:rFonts w:ascii="Arial" w:hAnsi="Arial" w:cs="Arial"/><w:b/><w:bCs/><w:color w:val="000000"/><w:lang w:val="es-CL" w:eastAsia="es-CL"/></w:rPr></w:pPr><w:r><w:rPr><w:rFonts w:ascii="Arial" w:hAnsi="Arial" w:cs="Arial"/><w:b/><w:bCs/><w:color w:val="000000"/><w:lang w:val="es-CL" w:eastAsia="es-CL"/></w:rPr><w:t> </w:t></w:r></w:p></w:tc><w:tc><w:tcPr><w:tcW w:w="158" w:type="pct"/><w:tcBorders><w:top w:val="nil"/><w:left w:val="nil"/><w:bottom w:val="single" w:sz="8" w:space="0" w:color="auto"/><w:right w:val="nil"/></w:tcBorders><w:shd w:val="clear" w:color="000000" w:fill="D9D9D9"/><w:vAlign w:val="center"/><w:hideMark/></w:tcPr><w:p><w:pPr><w:jc w:val="center"/><w:rPr><w:rFonts w:ascii="Arial" w:hAnsi="Arial" w:cs="Arial"/><w:b/><w:bCs/><w:color w:val="000000"/><w:lang w:val="es-CL" w:eastAsia="es-CL"/></w:rPr></w:pPr><w:r><w:rPr><w:rFonts w:ascii="Arial" w:hAnsi="Arial" w:cs="Arial"/><w:b/><w:bCs/><w:color w:val="000000"/><w:lang w:val="es-CL" w:eastAsia="es-CL"/></w:rPr><w:t> </w:t></w:r></w:p></w:tc><w:tc><w:tcPr><w:tcW w:w="438" w:type="pct"/><w:tcBorders><w:top w:val="nil"/><w:left w:val="nil"/><w:bottom w:val="single" w:sz="8" w:space="0" w:color="auto"/><w:right w:val="single" w:sz="8" w:space="0" w:color="auto"/></w:tcBorders><w:shd w:val="clear" w:color="000000" w:fill="D9D9D9"/><w:vAlign w:val="center"/><w:hideMark/></w:tcPr><w:p><w:pPr><w:jc w:val="center"/><w:rPr><w:rFonts w:ascii="Arial" w:hAnsi="Arial" w:cs="Arial"/><w:b/><w:bCs/><w:color w:val="000000"/><w:lang w:val="es-CL" w:eastAsia="es-CL"/></w:rPr></w:pPr><w:r><w:rPr><w:rFonts w:ascii="Arial" w:hAnsi="Arial" w:cs="Arial"/><w:b/><w:bCs/><w:color w:val="000000"/><w:lang w:val="es-CL" w:eastAsia="es-CL"/></w:rPr><w:t> </w:t></w:r></w:p></w:tc><w:tc><w:tcPr><w:tcW w:w="2586" w:type="pct"/><w:gridSpan w:val="3"/><w:tcBorders><w:top w:val="single" w:sz="4" w:space="0" w:color="auto"/><w:left w:val="nil"/><w:bottom w:val="single" w:sz="8" w:space="0" w:color="auto"/><w:right w:val="single" w:sz="4" w:space="0" w:color="auto"/></w:tcBorders><w:noWrap/><w:vAlign w:val="center"/><w:hideMark/></w:tcPr><w:p><w:pPr><w:rPr><w:rFonts w:ascii="Arial" w:hAnsi="Arial" w:cs="Arial"/><w:color w:val="000000"/><w:lang w:val="es-CL" w:eastAsia="es-CL"/></w:rPr></w:pPr><w:r><w:rPr><w:rFonts w:ascii="Arial" w:hAnsi="Arial" w:cs="Arial"/><w:color w:val="000000"/><w:lang w:val="es-CL" w:eastAsia="es-CL"/></w:rPr><w:t>HERBICIDA</w:t></w:r></w:p></w:tc><w:tc><w:tcPr><w:tcW w:w="610" w:type="pct"/><w:gridSpan w:val="3"/><w:tcBorders><w:top w:val="nil"/><w:left w:val="nil"/><w:bottom w:val="single" w:sz="8" w:space="0" w:color="auto"/><w:right w:val="single" w:sz="4" w:space="0" w:color="auto"/></w:tcBorders><w:shd w:val="clear" w:color="000000" w:fill="FFFFFF"/><w:noWrap/><w:vAlign w:val="center"/><w:hideMark/></w:tcPr><w:p><w:pPr><w:jc w:val="center"/><w:rPr><w:rFonts w:ascii="Arial" w:hAnsi="Arial" w:cs="Arial"/><w:lang w:val="es-CL" w:eastAsia="es-CL"/></w:rPr></w:pPr><w:r><w:rPr><w:rFonts w:ascii="Arial" w:hAnsi="Arial" w:cs="Arial"/><w:lang w:val="es-CL" w:eastAsia="es-CL"/></w:rPr><w:t>UN</w:t></w:r></w:p></w:tc><w:tc><w:tcPr><w:tcW w:w="526" w:type="pct"/><w:tcBorders><w:top w:val="nil"/><w:left w:val="nil"/><w:bottom w:val="single" w:sz="8" w:space="0" w:color="auto"/><w:right w:val="single" w:sz="4" w:space="0" w:color="auto"/></w:tcBorders><w:shd w:val="clear" w:color="000000" w:fill="FFFFFF"/><w:noWrap/><w:vAlign w:val="center"/><w:hideMark/></w:tcPr><w:p><w:pPr><w:jc w:val="center"/><w:rPr><w:rFonts w:ascii="Arial" w:hAnsi="Arial" w:cs="Arial"/><w:lang w:val="es-CL" w:eastAsia="es-CL"/></w:rPr></w:pPr><w:r><w:rPr><w:rFonts w:ascii="Arial" w:hAnsi="Arial" w:cs="Arial"/><w:lang w:val="es-CL" w:eastAsia="es-CL"/></w:rPr><w:t>1.0</w:t></w:r></w:p></w:tc><w:tc><w:tcPr><w:tcW w:w="525" w:type="pct"/><w:tcBorders><w:top w:val="nil"/><w:left w:val="nil"/><w:bottom w:val="single" w:sz="8" w:space="0" w:color="auto"/><w:right w:val="single" w:sz="4" w:space="0" w:color="auto"/></w:tcBorders><w:shd w:val="clear" w:color="000000" w:fill="FFFFFF"/></w:tcPr><w:p><w:pPr><w:jc w:val="center"/><w:rPr><w:rFonts w:ascii="Arial" w:hAnsi="Arial" w:cs="Arial"/><w:lang w:val="es-CL" w:eastAsia="es-CL"/></w:rPr></w:pPr></w:p></w:tc></w:tr></w:tbl><w:p><w:pPr><w:ind w:left="677" w:right="82"/><w:jc w:val="both"/><w:rPr><w:rFonts w:ascii="Arial" w:eastAsia="Arial" w:hAnsi="Arial" w:cs="Arial"/><w:spacing w:val="3"/><w:lang w:val="es-CL"/></w:rPr></w:pPr></w:p><w:p><w:pPr><w:ind w:left="677" w:right="82"/><w:jc w:val="both"/><w:rPr><w:rFonts w:ascii="Arial" w:hAnsi="Arial" w:cs="Arial"/><w:b/><w:bCs/><w:lang w:val="es-CL"/></w:rPr></w:pPr></w:p><w:p><w:pPr><w:ind w:left="677" w:right="82"/><w:jc w:val="both"/><w:rPr><w:rFonts w:ascii="Arial" w:hAnsi="Arial" w:cs="Arial"/><w:b/><w:bCs/><w:lang w:val="es-CL"/></w:rPr></w:pPr></w:p><w:p><w:pPr><w:ind w:left="677" w:right="82"/><w:jc w:val="both"/><w:rPr><w:rFonts w:ascii="Arial" w:hAnsi="Arial" w:cs="Arial"/><w:b/><w:bCs/><w:lang w:val="es-CL"/></w:rPr></w:pPr><w:r><w:rPr><w:rFonts w:ascii="Arial" w:hAnsi="Arial" w:cs="Arial"/><w:b/><w:bCs/><w:lang w:val="es-CL"/></w:rPr><w:lastRenderedPageBreak/><w:t xml:space="preserve">LINEA </w:t></w:r><w:r><w:rPr><w:rFonts w:ascii="Arial" w:hAnsi="Arial" w:cs="Arial"/><w:b/><w:bCs/><w:lang w:val="es-CL"/></w:rPr><w:t>4</w:t></w:r><w:r><w:rPr><w:rFonts w:ascii="Arial" w:hAnsi="Arial" w:cs="Arial"/><w:b/><w:bCs/><w:lang w:val="es-CL"/></w:rPr><w:t>:</w:t></w:r><w:r><w:rPr><w:rFonts w:ascii="Arial" w:hAnsi="Arial" w:cs="Arial"/><w:b/><w:bCs/><w:lang w:val="es-CL"/></w:rPr><w:t xml:space="preserve"> IMPLEMENTOS DE SEGURIDAD</w:t></w:r></w:p><w:p><w:pPr><w:ind w:left="677" w:right="82"/><w:jc w:val="both"/><w:rPr><w:rFonts w:ascii="Arial" w:hAnsi="Arial" w:cs="Arial"/><w:lang w:val="es-CL"/></w:rPr></w:pPr></w:p><w:tbl><w:tblPr><w:tblW w:w="5000" w:type="pct"/><w:tblCellMar><w:left w:w="70" w:type="dxa"/><w:right w:w="70" w:type="dxa"/></w:tblCellMar><w:tblLook w:val="04A0" w:firstRow="1" w:lastRow="0" w:firstColumn="1" w:lastColumn="0" w:noHBand="0" w:noVBand="1"/></w:tblPr><w:tblGrid><w:gridCol w:w="1607"/><w:gridCol w:w="5832"/><w:gridCol w:w="918"/><w:gridCol w:w="1185"/><w:gridCol w:w="1058"/></w:tblGrid><w:tr><w:trPr><w:trHeight w:val="289"/></w:trPr><w:tc><w:tcPr><w:tcW w:w="758" w:type="pct"/><w:vMerge w:val="restart"/><w:tcBorders><w:top w:val="single" w:sz="8" w:space="0" w:color="auto"/><w:left w:val="single" w:sz="8" w:space="0" w:color="auto"/><w:bottom w:val="single" w:sz="8" w:space="0" w:color="000000"/><w:right w:val="single" w:sz="8" w:space="0" w:color="000000"/></w:tcBorders><w:shd w:val="clear" w:color="000000" w:fill="D9D9D9"/><w:vAlign w:val="center"/><w:hideMark/></w:tcPr><w:p><w:pPr><w:jc w:val="center"/><w:rPr><w:rFonts w:ascii="Arial" w:hAnsi="Arial" w:cs="Arial"/><w:b/><w:bCs/><w:color w:val="000000"/><w:lang w:val="es-CL" w:eastAsia="es-CL"/></w:rPr></w:pPr><w:r><w:rPr><w:rFonts w:ascii="Arial" w:hAnsi="Arial" w:cs="Arial"/><w:b/><w:bCs/><w:color w:val="000000"/><w:lang w:val="es-CL" w:eastAsia="es-CL"/></w:rPr><w:t>IMPLEMENTOS DE SEGURIDAD</w:t></w:r></w:p></w:tc><w:tc><w:tcPr><w:tcW w:w="2751" w:type="pct"/><w:tcBorders><w:top w:val="single" w:sz="8" w:space="0" w:color="auto"/><w:left w:val="nil"/><w:bottom w:val="single" w:sz="8" w:space="0" w:color="auto"/><w:right w:val="nil"/></w:tcBorders><w:shd w:val="clear" w:color="000000" w:fill="D9D9D9"/><w:noWrap/><w:vAlign w:val="center"/><w:hideMark/></w:tcPr><w:p><w:pPr><w:rPr><w:rFonts w:ascii="Arial" w:hAnsi="Arial" w:cs="Arial"/><w:b/><w:bCs/><w:color w:val="000000"/><w:lang w:val="es-CL" w:eastAsia="es-CL"/></w:rPr></w:pPr><w:r><w:rPr><w:rFonts w:ascii="Arial" w:hAnsi="Arial" w:cs="Arial"/><w:b/><w:bCs/><w:color w:val="000000"/><w:lang w:val="es-CL" w:eastAsia="es-CL"/></w:rPr><w:t>DESCRIPCIÓN</w:t></w:r></w:p></w:tc><w:tc><w:tcPr><w:tcW w:w="433" w:type="pct"/><w:tcBorders><w:top w:val="single" w:sz="8" w:space="0" w:color="auto"/><w:left w:val="single" w:sz="8" w:space="0" w:color="auto"/><w:bottom w:val="single" w:sz="8" w:space="0" w:color="auto"/><w:right w:val="single" w:sz="8" w:space="0" w:color="auto"/></w:tcBorders><w:shd w:val="clear" w:color="000000" w:fill="D9D9D9"/><w:noWrap/><w:vAlign w:val="center"/><w:hideMark/></w:tcPr><w:p><w:pPr><w:rPr><w:rFonts w:ascii="Arial" w:hAnsi="Arial" w:cs="Arial"/><w:b/><w:bCs/><w:color w:val="000000"/><w:lang w:val="es-CL" w:eastAsia="es-CL"/></w:rPr></w:pPr><w:r><w:rPr><w:rFonts w:ascii="Arial" w:hAnsi="Arial" w:cs="Arial"/><w:b/><w:bCs/><w:color w:val="000000"/><w:lang w:val="es-CL" w:eastAsia="es-CL"/></w:rPr><w:t>UNIDAD</w:t></w:r></w:p></w:tc><w:tc><w:tcPr><w:tcW w:w="559" w:type="pct"/><w:tcBorders><w:top w:val="single" w:sz="8" w:space="0" w:color="auto"/><w:left w:val="nil"/><w:bottom w:val="single" w:sz="8" w:space="0" w:color="auto"/><w:right w:val="single" w:sz="8" w:space="0" w:color="auto"/></w:tcBorders><w:shd w:val="clear" w:color="000000" w:fill="D9D9D9"/><w:noWrap/><w:vAlign w:val="center"/><w:hideMark/></w:tcPr><w:p><w:pPr><w:jc w:val="center"/><w:rPr><w:rFonts w:ascii="Arial" w:hAnsi="Arial" w:cs="Arial"/><w:b/><w:bCs/><w:color w:val="000000"/><w:lang w:val="es-CL" w:eastAsia="es-CL"/></w:rPr></w:pPr><w:r><w:rPr><w:rFonts w:ascii="Arial" w:hAnsi="Arial" w:cs="Arial"/><w:b/><w:bCs/><w:color w:val="000000"/><w:lang w:val="es-CL" w:eastAsia="es-CL"/></w:rPr><w:t>CANTIDAD</w:t></w:r></w:p></w:tc><w:tc><w:tcPr><w:tcW w:w="499" w:type="pct"/><w:tcBorders><w:top w:val="single" w:sz="8" w:space="0" w:color="auto"/><w:left w:val="nil"/><w:bottom w:val="single" w:sz="8" w:space="0" w:color="auto"/><w:right w:val="single" w:sz="8" w:space="0" w:color="auto"/></w:tcBorders><w:shd w:val="clear" w:color="000000" w:fill="D9D9D9"/></w:tcPr><w:p><w:pPr><w:jc w:val="center"/><w:rPr><w:rFonts w:ascii="Arial" w:hAnsi="Arial" w:cs="Arial"/><w:b/><w:bCs/><w:color w:val="000000"/><w:lang w:val="es-CL" w:eastAsia="es-CL"/></w:rPr></w:pPr><w:r><w:rPr><w:rFonts w:ascii="Arial" w:hAnsi="Arial" w:cs="Arial"/><w:b/><w:bCs/><w:color w:val="000000"/><w:lang w:val="es-CL" w:eastAsia="es-CL"/></w:rPr><w:t>PRECIO</w:t></w:r></w:p></w:tc></w:tr><w:tr><w:trPr><w:trHeight w:val="330"/></w:trPr><w:tc><w:tcPr><w:tcW w:w="758" w:type="pct"/><w:vMerge/><w:tcBorders><w:top w:val="single" w:sz="8" w:space="0" w:color="auto"/><w:left w:val="single" w:sz="8" w:space="0" w:color="auto"/><w:bottom w:val="single" w:sz="8" w:space="0" w:color="000000"/><w:right w:val="single" w:sz="8" w:space="0" w:color="000000"/></w:tcBorders><w:vAlign w:val="center"/><w:hideMark/></w:tcPr><w:p><w:pPr><w:rPr><w:rFonts w:ascii="Arial" w:hAnsi="Arial" w:cs="Arial"/><w:b/><w:bCs/><w:color w:val="000000"/><w:lang w:val="es-CL" w:eastAsia="es-CL"/></w:rPr></w:pPr></w:p></w:tc><w:tc><w:tcPr><w:tcW w:w="2751" w:type="pct"/><w:tcBorders><w:top w:val="nil"/><w:left w:val="nil"/><w:bottom w:val="single" w:sz="4" w:space="0" w:color="auto"/><w:right w:val="single" w:sz="4" w:space="0" w:color="auto"/></w:tcBorders><w:shd w:val="clear" w:color="000000" w:fill="FFFFFF"/><w:noWrap/><w:vAlign w:val="center"/><w:hideMark/></w:tcPr><w:p><w:pPr><w:rPr><w:rFonts w:ascii="Arial" w:hAnsi="Arial" w:cs="Arial"/><w:lang w:val="es-CL" w:eastAsia="es-CL"/></w:rPr></w:pPr><w:r><w:rPr><w:rFonts w:ascii="Arial" w:hAnsi="Arial" w:cs="Arial"/><w:lang w:val="es-CL" w:eastAsia="es-CL"/></w:rPr><w:t>PROTECTOR SOLAR 1 KG FACTOR 50+</w:t></w:r></w:p></w:tc><w:tc><w:tcPr><w:tcW w:w="433" w:type="pct"/><w:tcBorders><w:top w:val="nil"/><w:left w:val="nil"/><w:bottom w:val="single" w:sz="4" w:space="0" w:color="auto"/><w:right w:val="single" w:sz="4" w:space="0" w:color="auto"/></w:tcBorders><w:shd w:val="clear" w:color="000000" w:fill="FFFFFF"/><w:noWrap/><w:vAlign w:val="center"/><w:hideMark/></w:tcPr><w:p><w:pPr><w:jc w:val="center"/><w:rPr><w:rFonts w:ascii="Arial" w:hAnsi="Arial" w:cs="Arial"/><w:lang w:val="es-CL" w:eastAsia="es-CL"/></w:rPr></w:pPr><w:r><w:rPr><w:rFonts w:ascii="Arial" w:hAnsi="Arial" w:cs="Arial"/><w:lang w:val="es-CL" w:eastAsia="es-CL"/></w:rPr><w:t>UN</w:t></w:r></w:p></w:tc><w:tc><w:tcPr><w:tcW w:w="559" w:type="pct"/><w:tcBorders><w:top w:val="nil"/><w:left w:val="nil"/><w:bottom w:val="single" w:sz="4" w:space="0" w:color="auto"/><w:right w:val="single" w:sz="4" w:space="0" w:color="auto"/></w:tcBorders><w:noWrap/><w:vAlign w:val="center"/><w:hideMark/></w:tcPr><w:p><w:pPr><w:jc w:val="center"/><w:rPr><w:rFonts w:ascii="Arial" w:hAnsi="Arial" w:cs="Arial"/><w:lang w:val="es-CL" w:eastAsia="es-CL"/></w:rPr></w:pPr><w:r><w:rPr><w:rFonts w:ascii="Arial" w:hAnsi="Arial" w:cs="Arial"/><w:lang w:val="es-CL" w:eastAsia="es-CL"/></w:rPr><w:t>5</w:t></w:r></w:p></w:tc><w:tc><w:tcPr><w:tcW w:w="499" w:type="pct"/><w:tcBorders><w:top w:val="nil"/><w:left w:val="nil"/><w:bottom w:val="single" w:sz="4" w:space="0" w:color="auto"/><w:right w:val="single" w:sz="4" w:space="0" w:color="auto"/></w:tcBorders></w:tcPr><w:p><w:pPr><w:jc w:val="center"/><w:rPr><w:rFonts w:ascii="Arial" w:hAnsi="Arial" w:cs="Arial"/><w:lang w:val="es-CL" w:eastAsia="es-CL"/></w:rPr></w:pPr></w:p></w:tc></w:tr><w:tr><w:trPr><w:trHeight w:val="330"/></w:trPr><w:tc><w:tcPr><w:tcW w:w="758" w:type="pct"/><w:vMerge/><w:tcBorders><w:top w:val="single" w:sz="8" w:space="0" w:color="auto"/><w:left w:val="single" w:sz="8" w:space="0" w:color="auto"/><w:bottom w:val="single" w:sz="8" w:space="0" w:color="000000"/><w:right w:val="single" w:sz="8" w:space="0" w:color="000000"/></w:tcBorders><w:vAlign w:val="center"/><w:hideMark/></w:tcPr><w:p><w:pPr><w:rPr><w:rFonts w:ascii="Arial" w:hAnsi="Arial" w:cs="Arial"/><w:b/><w:bCs/><w:color w:val="000000"/><w:lang w:val="es-CL" w:eastAsia="es-CL"/></w:rPr></w:pPr></w:p></w:tc><w:tc><w:tcPr><w:tcW w:w="2751" w:type="pct"/><w:tcBorders><w:top w:val="single" w:sz="4" w:space="0" w:color="auto"/><w:left w:val="nil"/><w:bottom w:val="single" w:sz="4" w:space="0" w:color="auto"/><w:right w:val="single" w:sz="4" w:space="0" w:color="auto"/></w:tcBorders><w:shd w:val="clear" w:color="000000" w:fill="FFFFFF"/><w:noWrap/><w:vAlign w:val="center"/><w:hideMark/></w:tcPr><w:p><w:pPr><w:rPr><w:rFonts w:ascii="Arial" w:hAnsi="Arial" w:cs="Arial"/><w:lang w:val="es-CL" w:eastAsia="es-CL"/></w:rPr></w:pPr><w:r><w:rPr><w:rFonts w:ascii="Arial" w:hAnsi="Arial" w:cs="Arial"/><w:lang w:val="es-CL" w:eastAsia="es-CL"/></w:rPr><w:t>ZAPATOS DE SEGURIDAD</w:t></w:r></w:p></w:tc><w:tc><w:tcPr><w:tcW w:w="433" w:type="pct"/><w:tcBorders><w:top w:val="nil"/><w:left w:val="nil"/><w:bottom w:val="single" w:sz="4" w:space="0" w:color="auto"/><w:right w:val="single" w:sz="4" w:space="0" w:color="auto"/></w:tcBorders><w:shd w:val="clear" w:color="000000" w:fill="FFFFFF"/><w:noWrap/><w:vAlign w:val="center"/><w:hideMark/></w:tcPr><w:p><w:pPr><w:jc w:val="center"/><w:rPr><w:rFonts w:ascii="Arial" w:hAnsi="Arial" w:cs="Arial"/><w:lang w:val="es-CL" w:eastAsia="es-CL"/></w:rPr></w:pPr><w:r><w:rPr><w:rFonts w:ascii="Arial" w:hAnsi="Arial" w:cs="Arial"/><w:lang w:val="es-CL" w:eastAsia="es-CL"/></w:rPr><w:t>UN</w:t></w:r></w:p></w:tc><w:tc><w:tcPr><w:tcW w:w="559" w:type="pct"/><w:tcBorders><w:top w:val="single" w:sz="4" w:space="0" w:color="auto"/><w:left w:val="nil"/><w:bottom w:val="single" w:sz="4" w:space="0" w:color="auto"/><w:right w:val="single" w:sz="4" w:space="0" w:color="auto"/></w:tcBorders><w:noWrap/><w:vAlign w:val="center"/><w:hideMark/></w:tcPr><w:p><w:pPr><w:jc w:val="center"/><w:rPr><w:rFonts w:ascii="Arial" w:hAnsi="Arial" w:cs="Arial"/><w:lang w:val="es-CL" w:eastAsia="es-CL"/></w:rPr></w:pPr><w:r><w:rPr><w:rFonts w:ascii="Arial" w:hAnsi="Arial" w:cs="Arial"/><w:lang w:val="es-CL" w:eastAsia="es-CL"/></w:rPr><w:t>18</w:t></w:r></w:p></w:tc><w:tc><w:tcPr><w:tcW w:w="499" w:type="pct"/><w:tcBorders><w:top w:val="single" w:sz="4" w:space="0" w:color="auto"/><w:left w:val="nil"/><w:bottom w:val="single" w:sz="4" w:space="0" w:color="auto"/><w:right w:val="single" w:sz="4" w:space="0" w:color="auto"/></w:tcBorders></w:tcPr><w:p><w:pPr><w:jc w:val="center"/><w:rPr><w:rFonts w:ascii="Arial" w:hAnsi="Arial" w:cs="Arial"/><w:lang w:val="es-CL" w:eastAsia="es-CL"/></w:rPr></w:pPr></w:p></w:tc></w:tr><w:tr><w:trPr><w:trHeight w:val="330"/></w:trPr><w:tc><w:tcPr><w:tcW w:w="758" w:type="pct"/><w:vMerge/><w:tcBorders><w:top w:val="single" w:sz="8" w:space="0" w:color="auto"/><w:left w:val="single" w:sz="8" w:space="0" w:color="auto"/><w:bottom w:val="single" w:sz="8" w:space="0" w:color="000000"/><w:right w:val="single" w:sz="8" w:space="0" w:color="000000"/></w:tcBorders><w:vAlign w:val="center"/><w:hideMark/></w:tcPr><w:p><w:pPr><w:rPr><w:rFonts w:ascii="Arial" w:hAnsi="Arial" w:cs="Arial"/><w:b/><w:bCs/><w:color w:val="000000"/><w:lang w:val="es-CL" w:eastAsia="es-CL"/></w:rPr></w:pPr></w:p></w:tc><w:tc><w:tcPr><w:tcW w:w="2751" w:type="pct"/><w:tcBorders><w:top w:val="single" w:sz="4" w:space="0" w:color="auto"/><w:left w:val="nil"/><w:bottom w:val="single" w:sz="4" w:space="0" w:color="auto"/><w:right w:val="single" w:sz="4" w:space="0" w:color="auto"/></w:tcBorders><w:shd w:val="clear" w:color="000000" w:fill="FFFFFF"/><w:noWrap/><w:vAlign w:val="center"/><w:hideMark/></w:tcPr><w:p><w:pPr><w:rPr><w:rFonts w:ascii="Arial" w:hAnsi="Arial" w:cs="Arial"/><w:lang w:val="es-CL" w:eastAsia="es-CL"/></w:rPr></w:pPr><w:r><w:rPr><w:rFonts w:ascii="Arial" w:hAnsi="Arial" w:cs="Arial"/><w:lang w:val="es-CL" w:eastAsia="es-CL"/></w:rPr><w:t>OVEROL POLIÉSTER</w:t></w:r></w:p></w:tc><w:tc><w:tcPr><w:tcW w:w="433" w:type="pct"/><w:tcBorders><w:top w:val="nil"/><w:left w:val="nil"/><w:bottom w:val="single" w:sz="4" w:space="0" w:color="auto"/><w:right w:val="single" w:sz="4" w:space="0" w:color="auto"/></w:tcBorders><w:shd w:val="clear" w:color="000000" w:fill="FFFFFF"/><w:noWrap/><w:vAlign w:val="center"/><w:hideMark/></w:tcPr><w:p><w:pPr><w:jc w:val="center"/><w:rPr><w:rFonts w:ascii="Arial" w:hAnsi="Arial" w:cs="Arial"/><w:lang w:val="es-CL" w:eastAsia="es-CL"/></w:rPr></w:pPr><w:r><w:rPr><w:rFonts w:ascii="Arial" w:hAnsi="Arial" w:cs="Arial"/><w:lang w:val="es-CL" w:eastAsia="es-CL"/></w:rPr><w:t>UN</w:t></w:r></w:p></w:tc><w:tc><w:tcPr><w:tcW w:w="559" w:type="pct"/><w:tcBorders><w:top w:val="nil"/><w:left w:val="nil"/><w:bottom w:val="single" w:sz="4" w:space="0" w:color="auto"/><w:right w:val="single" w:sz="4" w:space="0" w:color="auto"/></w:tcBorders><w:noWrap/><w:vAlign w:val="center"/><w:hideMark/></w:tcPr><w:p><w:pPr><w:jc w:val="center"/><w:rPr><w:rFonts w:ascii="Arial" w:hAnsi="Arial" w:cs="Arial"/><w:lang w:val="es-CL" w:eastAsia="es-CL"/></w:rPr></w:pPr><w:r><w:rPr><w:rFonts w:ascii="Arial" w:hAnsi="Arial" w:cs="Arial"/><w:lang w:val="es-CL" w:eastAsia="es-CL"/></w:rPr><w:t>18</w:t></w:r></w:p></w:tc><w:tc><w:tcPr><w:tcW w:w="499" w:type="pct"/><w:tcBorders><w:top w:val="nil"/><w:left w:val="nil"/><w:bottom w:val="single" w:sz="4" w:space="0" w:color="auto"/><w:right w:val="single" w:sz="4" w:space="0" w:color="auto"/></w:tcBorders></w:tcPr><w:p><w:pPr><w:jc w:val="center"/><w:rPr><w:rFonts w:ascii="Arial" w:hAnsi="Arial" w:cs="Arial"/><w:lang w:val="es-CL" w:eastAsia="es-CL"/></w:rPr></w:pPr></w:p></w:tc></w:tr><w:tr><w:trPr><w:trHeight w:val="330"/></w:trPr><w:tc><w:tcPr><w:tcW w:w="758" w:type="pct"/><w:vMerge/><w:tcBorders><w:top w:val="single" w:sz="8" w:space="0" w:color="auto"/><w:left w:val="single" w:sz="8" w:space="0" w:color="auto"/><w:bottom w:val="single" w:sz="8" w:space="0" w:color="000000"/><w:right w:val="single" w:sz="8" w:space="0" w:color="000000"/></w:tcBorders><w:vAlign w:val="center"/><w:hideMark/></w:tcPr><w:p><w:pPr><w:rPr><w:rFonts w:ascii="Arial" w:hAnsi="Arial" w:cs="Arial"/><w:b/><w:bCs/><w:color w:val="000000"/><w:lang w:val="es-CL" w:eastAsia="es-CL"/></w:rPr></w:pPr></w:p></w:tc><w:tc><w:tcPr><w:tcW w:w="2751" w:type="pct"/><w:tcBorders><w:top w:val="single" w:sz="4" w:space="0" w:color="auto"/><w:left w:val="nil"/><w:bottom w:val="single" w:sz="4" w:space="0" w:color="auto"/><w:right w:val="single" w:sz="4" w:space="0" w:color="auto"/></w:tcBorders><w:shd w:val="clear" w:color="000000" w:fill="FFFFFF"/><w:noWrap/><w:vAlign w:val="center"/><w:hideMark/></w:tcPr><w:p><w:pPr><w:rPr><w:rFonts w:ascii="Arial" w:hAnsi="Arial" w:cs="Arial"/><w:lang w:val="es-CL" w:eastAsia="es-CL"/></w:rPr></w:pPr><w:r><w:rPr><w:rFonts w:ascii="Arial" w:hAnsi="Arial" w:cs="Arial"/><w:lang w:val="es-CL" w:eastAsia="es-CL"/></w:rPr><w:t>CASCO DE SEGURIDAD</w:t></w:r></w:p></w:tc><w:tc><w:tcPr><w:tcW w:w="433" w:type="pct"/><w:tcBorders><w:top w:val="nil"/><w:left w:val="nil"/><w:bottom w:val="single" w:sz="4" w:space="0" w:color="auto"/><w:right w:val="single" w:sz="4" w:space="0" w:color="auto"/></w:tcBorders><w:shd w:val="clear" w:color="000000" w:fill="FFFFFF"/><w:noWrap/><w:vAlign w:val="center"/><w:hideMark/></w:tcPr><w:p><w:pPr><w:jc w:val="center"/><w:rPr><w:rFonts w:ascii="Arial" w:hAnsi="Arial" w:cs="Arial"/><w:lang w:val="es-CL" w:eastAsia="es-CL"/></w:rPr></w:pPr><w:r><w:rPr><w:rFonts w:ascii="Arial" w:hAnsi="Arial" w:cs="Arial"/><w:lang w:val="es-CL" w:eastAsia="es-CL"/></w:rPr><w:t>UN</w:t></w:r></w:p></w:tc><w:tc><w:tcPr><w:tcW w:w="559" w:type="pct"/><w:tcBorders><w:top w:val="nil"/><w:left w:val="nil"/><w:bottom w:val="single" w:sz="4" w:space="0" w:color="auto"/><w:right w:val="single" w:sz="4" w:space="0" w:color="auto"/></w:tcBorders><w:noWrap/><w:vAlign w:val="center"/><w:hideMark/></w:tcPr><w:p><w:pPr><w:jc w:val="center"/><w:rPr><w:rFonts w:ascii="Arial" w:hAnsi="Arial" w:cs="Arial"/><w:color w:val="000000"/><w:lang w:val="es-CL" w:eastAsia="es-CL"/></w:rPr></w:pPr><w:r><w:rPr><w:rFonts w:ascii="Arial" w:hAnsi="Arial" w:cs="Arial"/><w:color w:val="000000"/><w:lang w:val="es-CL" w:eastAsia="es-CL"/></w:rPr><w:t>18</w:t></w:r></w:p></w:tc><w:tc><w:tcPr><w:tcW w:w="499" w:type="pct"/><w:tcBorders><w:top w:val="nil"/><w:left w:val="nil"/><w:bottom w:val="single" w:sz="4" w:space="0" w:color="auto"/><w:right w:val="single" w:sz="4" w:space="0" w:color="auto"/></w:tcBorders></w:tcPr><w:p><w:pPr><w:jc w:val="center"/><w:rPr><w:rFonts w:ascii="Arial" w:hAnsi="Arial" w:cs="Arial"/><w:color w:val="000000"/><w:lang w:val="es-CL" w:eastAsia="es-CL"/></w:rPr></w:pPr></w:p></w:tc></w:tr><w:tr><w:trPr><w:trHeight w:val="330"/></w:trPr><w:tc><w:tcPr><w:tcW w:w="758" w:type="pct"/><w:vMerge/><w:tcBorders><w:top w:val="single" w:sz="8" w:space="0" w:color="auto"/><w:left w:val="single" w:sz="8" w:space="0" w:color="auto"/><w:bottom w:val="single" w:sz="8" w:space="0" w:color="000000"/><w:right w:val="single" w:sz="8" w:space="0" w:color="000000"/></w:tcBorders><w:vAlign w:val="center"/><w:hideMark/></w:tcPr><w:p><w:pPr><w:rPr><w:rFonts w:ascii="Arial" w:hAnsi="Arial" w:cs="Arial"/><w:b/><w:bCs/><w:color w:val="000000"/><w:lang w:val="es-CL" w:eastAsia="es-CL"/></w:rPr></w:pPr></w:p></w:tc><w:tc><w:tcPr><w:tcW w:w="2751" w:type="pct"/><w:tcBorders><w:top w:val="single" w:sz="4" w:space="0" w:color="auto"/><w:left w:val="nil"/><w:bottom w:val="single" w:sz="4" w:space="0" w:color="auto"/><w:right w:val="single" w:sz="4" w:space="0" w:color="auto"/></w:tcBorders><w:noWrap/><w:vAlign w:val="center"/><w:hideMark/></w:tcPr><w:p><w:pPr><w:rPr><w:rFonts w:ascii="Arial" w:hAnsi="Arial" w:cs="Arial"/><w:lang w:val="es-CL" w:eastAsia="es-CL"/></w:rPr></w:pPr><w:hyperlink r:id="rId9" w:anchor="RANGE!_Toc62081011" w:history="1"><w:r><w:rPr><w:rFonts w:ascii="Arial" w:hAnsi="Arial" w:cs="Arial"/><w:lang w:val="es-CL" w:eastAsia="es-CL"/></w:rPr><w:t>CAPUCHA LEGINARIA</w:t></w:r></w:hyperlink></w:p></w:tc><w:tc><w:tcPr><w:tcW w:w="433" w:type="pct"/><w:tcBorders><w:top w:val="nil"/><w:left w:val="nil"/><w:bottom w:val="single" w:sz="4" w:space="0" w:color="auto"/><w:right w:val="single" w:sz="4" w:space="0" w:color="auto"/></w:tcBorders><w:shd w:val="clear" w:color="000000" w:fill="FFFFFF"/><w:noWrap/><w:vAlign w:val="center"/><w:hideMark/></w:tcPr><w:p><w:pPr><w:jc w:val="center"/><w:rPr><w:rFonts w:ascii="Arial" w:hAnsi="Arial" w:cs="Arial"/><w:lang w:val="es-CL" w:eastAsia="es-CL"/></w:rPr></w:pPr><w:r><w:rPr><w:rFonts w:ascii="Arial" w:hAnsi="Arial" w:cs="Arial"/><w:lang w:val="es-CL" w:eastAsia="es-CL"/></w:rPr><w:t>UN</w:t></w:r></w:p></w:tc><w:tc><w:tcPr><w:tcW w:w="559" w:type="pct"/><w:tcBorders><w:top w:val="nil"/><w:left w:val="nil"/><w:bottom w:val="single" w:sz="4" w:space="0" w:color="auto"/><w:right w:val="single" w:sz="4" w:space="0" w:color="auto"/></w:tcBorders><w:noWrap/><w:vAlign w:val="center"/><w:hideMark/></w:tcPr><w:p><w:pPr><w:jc w:val="center"/><w:rPr><w:rFonts w:ascii="Arial" w:hAnsi="Arial" w:cs="Arial"/><w:lang w:val="es-CL" w:eastAsia="es-CL"/></w:rPr></w:pPr><w:r><w:rPr><w:rFonts w:ascii="Arial" w:hAnsi="Arial" w:cs="Arial"/><w:lang w:val="es-CL" w:eastAsia="es-CL"/></w:rPr><w:t>18</w:t></w:r></w:p></w:tc><w:tc><w:tcPr><w:tcW w:w="499" w:type="pct"/><w:tcBorders><w:top w:val="nil"/><w:left w:val="nil"/><w:bottom w:val="single" w:sz="4" w:space="0" w:color="auto"/><w:right w:val="single" w:sz="4" w:space="0" w:color="auto"/></w:tcBorders></w:tcPr><w:p><w:pPr><w:jc w:val="center"/><w:rPr><w:rFonts w:ascii="Arial" w:hAnsi="Arial" w:cs="Arial"/><w:lang w:val="es-CL" w:eastAsia="es-CL"/></w:rPr></w:pPr></w:p></w:tc></w:tr><w:tr><w:trPr><w:trHeight w:val="330"/></w:trPr><w:tc><w:tcPr><w:tcW w:w="758" w:type="pct"/><w:vMerge/><w:tcBorders><w:top w:val="single" w:sz="8" w:space="0" w:color="auto"/><w:left w:val="single" w:sz="8" w:space="0" w:color="auto"/><w:bottom w:val="single" w:sz="8" w:space="0" w:color="000000"/><w:right w:val="single" w:sz="8" w:space="0" w:color="000000"/></w:tcBorders><w:vAlign w:val="center"/><w:hideMark/></w:tcPr><w:p><w:pPr><w:rPr><w:rFonts w:ascii="Arial" w:hAnsi="Arial" w:cs="Arial"/><w:b/><w:bCs/><w:color w:val="000000"/><w:lang w:val="es-CL" w:eastAsia="es-CL"/></w:rPr></w:pPr></w:p></w:tc><w:tc><w:tcPr><w:tcW w:w="2751" w:type="pct"/><w:tcBorders><w:top w:val="single" w:sz="4" w:space="0" w:color="auto"/><w:left w:val="nil"/><w:bottom w:val="single" w:sz="4" w:space="0" w:color="auto"/><w:right w:val="single" w:sz="4" w:space="0" w:color="auto"/></w:tcBorders><w:noWrap/><w:vAlign w:val="center"/><w:hideMark/></w:tcPr><w:p><w:pPr><w:rPr><w:rFonts w:ascii="Arial" w:hAnsi="Arial" w:cs="Arial"/><w:lang w:val="es-CL" w:eastAsia="es-CL"/></w:rPr></w:pPr><w:r><w:rPr><w:rFonts w:ascii="Arial" w:hAnsi="Arial" w:cs="Arial"/><w:lang w:val="es-CL" w:eastAsia="es-CL"/></w:rPr><w:t>ANTIPARRAS</w:t></w:r></w:p></w:tc><w:tc><w:tcPr><w:tcW w:w="433" w:type="pct"/><w:tcBorders><w:top w:val="nil"/><w:left w:val="nil"/><w:bottom w:val="single" w:sz="4" w:space="0" w:color="auto"/><w:right w:val="single" w:sz="4" w:space="0" w:color="auto"/></w:tcBorders><w:shd w:val="clear" w:color="000000" w:fill="FFFFFF"/><w:noWrap/><w:vAlign w:val="center"/><w:hideMark/></w:tcPr><w:p><w:pPr><w:jc w:val="center"/><w:rPr><w:rFonts w:ascii="Arial" w:hAnsi="Arial" w:cs="Arial"/><w:lang w:val="es-CL" w:eastAsia="es-CL"/></w:rPr></w:pPr><w:r><w:rPr><w:rFonts w:ascii="Arial" w:hAnsi="Arial" w:cs="Arial"/><w:lang w:val="es-CL" w:eastAsia="es-CL"/></w:rPr><w:t>UN</w:t></w:r></w:p></w:tc><w:tc><w:tcPr><w:tcW w:w="559" w:type="pct"/><w:tcBorders><w:top w:val="nil"/><w:left w:val="nil"/><w:bottom w:val="single" w:sz="4" w:space="0" w:color="auto"/><w:right w:val="single" w:sz="4" w:space="0" w:color="auto"/></w:tcBorders><w:noWrap/><w:vAlign w:val="center"/><w:hideMark/></w:tcPr><w:p><w:pPr><w:jc w:val="center"/><w:rPr><w:rFonts w:ascii="Arial" w:hAnsi="Arial" w:cs="Arial"/><w:lang w:val="es-CL" w:eastAsia="es-CL"/></w:rPr></w:pPr><w:r><w:rPr><w:rFonts w:ascii="Arial" w:hAnsi="Arial" w:cs="Arial"/><w:lang w:val="es-CL" w:eastAsia="es-CL"/></w:rPr><w:t>36</w:t></w:r></w:p></w:tc><w:tc><w:tcPr><w:tcW w:w="499" w:type="pct"/><w:tcBorders><w:top w:val="nil"/><w:left w:val="nil"/><w:bottom w:val="single" w:sz="4" w:space="0" w:color="auto"/><w:right w:val="single" w:sz="4" w:space="0" w:color="auto"/></w:tcBorders></w:tcPr><w:p><w:pPr><w:jc w:val="center"/><w:rPr><w:rFonts w:ascii="Arial" w:hAnsi="Arial" w:cs="Arial"/><w:lang w:val="es-CL" w:eastAsia="es-CL"/></w:rPr></w:pPr></w:p></w:tc></w:tr><w:tr><w:trPr><w:trHeight w:val="330"/></w:trPr><w:tc><w:tcPr><w:tcW w:w="758" w:type="pct"/><w:vMerge/><w:tcBorders><w:top w:val="single" w:sz="8" w:space="0" w:color="auto"/><w:left w:val="single" w:sz="8" w:space="0" w:color="auto"/><w:bottom w:val="single" w:sz="8" w:space="0" w:color="000000"/><w:right w:val="single" w:sz="8" w:space="0" w:color="000000"/></w:tcBorders><w:vAlign w:val="center"/><w:hideMark/></w:tcPr><w:p><w:pPr><w:rPr><w:rFonts w:ascii="Arial" w:hAnsi="Arial" w:cs="Arial"/><w:b/><w:bCs/><w:color w:val="000000"/><w:lang w:val="es-CL" w:eastAsia="es-CL"/></w:rPr></w:pPr></w:p></w:tc><w:tc><w:tcPr><w:tcW w:w="2751" w:type="pct"/><w:tcBorders><w:top w:val="single" w:sz="4" w:space="0" w:color="auto"/><w:left w:val="nil"/><w:bottom w:val="single" w:sz="4" w:space="0" w:color="auto"/><w:right w:val="single" w:sz="4" w:space="0" w:color="000000"/></w:tcBorders><w:shd w:val="clear" w:color="000000" w:fill="FFFFFF"/><w:vAlign w:val="center"/><w:hideMark/></w:tcPr><w:p><w:pPr><w:rPr><w:rFonts w:ascii="Arial" w:hAnsi="Arial" w:cs="Arial"/><w:lang w:val="es-CL" w:eastAsia="es-CL"/></w:rPr></w:pPr><w:r><w:rPr><w:rFonts w:ascii="Arial" w:hAnsi="Arial" w:cs="Arial"/><w:lang w:val="es-CL" w:eastAsia="es-CL"/></w:rPr><w:t>TAPÓN AUDITIVO</w:t></w:r></w:p></w:tc><w:tc><w:tcPr><w:tcW w:w="433" w:type="pct"/><w:tcBorders><w:top w:val="nil"/><w:left w:val="nil"/><w:bottom w:val="single" w:sz="4" w:space="0" w:color="auto"/><w:right w:val="single" w:sz="4" w:space="0" w:color="auto"/></w:tcBorders><w:shd w:val="clear" w:color="000000" w:fill="FFFFFF"/><w:noWrap/><w:vAlign w:val="center"/><w:hideMark/></w:tcPr><w:p><w:pPr><w:jc w:val="center"/><w:rPr><w:rFonts w:ascii="Arial" w:hAnsi="Arial" w:cs="Arial"/><w:lang w:val="es-CL" w:eastAsia="es-CL"/></w:rPr></w:pPr><w:r><w:rPr><w:rFonts w:ascii="Arial" w:hAnsi="Arial" w:cs="Arial"/><w:lang w:val="es-CL" w:eastAsia="es-CL"/></w:rPr><w:t>UN</w:t></w:r></w:p></w:tc><w:tc><w:tcPr><w:tcW w:w="559" w:type="pct"/><w:tcBorders><w:top w:val="nil"/><w:left w:val="nil"/><w:bottom w:val="single" w:sz="4" w:space="0" w:color="auto"/><w:right w:val="single" w:sz="4" w:space="0" w:color="auto"/></w:tcBorders><w:noWrap/><w:vAlign w:val="center"/><w:hideMark/></w:tcPr><w:p><w:pPr><w:jc w:val="center"/><w:rPr><w:rFonts w:ascii="Arial" w:hAnsi="Arial" w:cs="Arial"/><w:lang w:val="es-CL" w:eastAsia="es-CL"/></w:rPr></w:pPr><w:r><w:rPr><w:rFonts w:ascii="Arial" w:hAnsi="Arial" w:cs="Arial"/><w:lang w:val="es-CL" w:eastAsia="es-CL"/></w:rPr><w:t>18</w:t></w:r></w:p></w:tc><w:tc><w:tcPr><w:tcW w:w="499" w:type="pct"/><w:tcBorders><w:top w:val="nil"/><w:left w:val="nil"/><w:bottom w:val="single" w:sz="4" w:space="0" w:color="auto"/><w:right w:val="single" w:sz="4" w:space="0" w:color="auto"/></w:tcBorders></w:tcPr><w:p><w:pPr><w:jc w:val="center"/><w:rPr><w:rFonts w:ascii="Arial" w:hAnsi="Arial" w:cs="Arial"/><w:lang w:val="es-CL" w:eastAsia="es-CL"/></w:rPr></w:pPr></w:p></w:tc></w:tr><w:tr><w:trPr><w:trHeight w:val="330"/></w:trPr><w:tc><w:tcPr><w:tcW w:w="758" w:type="pct"/><w:vMerge/><w:tcBorders><w:top w:val="single" w:sz="8" w:space="0" w:color="auto"/><w:left w:val="single" w:sz="8" w:space="0" w:color="auto"/><w:bottom w:val="single" w:sz="8" w:space="0" w:color="000000"/><w:right w:val="single" w:sz="8" w:space="0" w:color="000000"/></w:tcBorders><w:vAlign w:val="center"/><w:hideMark/></w:tcPr><w:p><w:pPr><w:rPr><w:rFonts w:ascii="Arial" w:hAnsi="Arial" w:cs="Arial"/><w:b/><w:bCs/><w:color w:val="000000"/><w:lang w:val="es-CL" w:eastAsia="es-CL"/></w:rPr></w:pPr></w:p></w:tc><w:tc><w:tcPr><w:tcW w:w="2751" w:type="pct"/><w:tcBorders><w:top w:val="single" w:sz="4" w:space="0" w:color="auto"/><w:left w:val="nil"/><w:bottom w:val="single" w:sz="4" w:space="0" w:color="auto"/><w:right w:val="single" w:sz="4" w:space="0" w:color="000000"/></w:tcBorders><w:shd w:val="clear" w:color="000000" w:fill="FFFFFF"/><w:vAlign w:val="center"/><w:hideMark/></w:tcPr><w:p><w:pPr><w:rPr><w:rFonts w:ascii="Arial" w:hAnsi="Arial" w:cs="Arial"/><w:lang w:val="es-CL" w:eastAsia="es-CL"/></w:rPr></w:pPr><w:r><w:rPr><w:rFonts w:ascii="Arial" w:hAnsi="Arial" w:cs="Arial"/><w:lang w:val="es-CL" w:eastAsia="es-CL"/></w:rPr><w:t>RESPIRADOR PARA PARTICULAS (MASCARILLAS)</w:t></w:r></w:p></w:tc><w:tc><w:tcPr><w:tcW w:w="433" w:type="pct"/><w:tcBorders><w:top w:val="nil"/><w:left w:val="nil"/><w:bottom w:val="single" w:sz="4" w:space="0" w:color="auto"/><w:right w:val="single" w:sz="4" w:space="0" w:color="auto"/></w:tcBorders><w:shd w:val="clear" w:color="000000" w:fill="FFFFFF"/><w:noWrap/><w:vAlign w:val="center"/><w:hideMark/></w:tcPr><w:p><w:pPr><w:jc w:val="center"/><w:rPr><w:rFonts w:ascii="Arial" w:hAnsi="Arial" w:cs="Arial"/><w:lang w:val="es-CL" w:eastAsia="es-CL"/></w:rPr></w:pPr><w:r><w:rPr><w:rFonts w:ascii="Arial" w:hAnsi="Arial" w:cs="Arial"/><w:lang w:val="es-CL" w:eastAsia="es-CL"/></w:rPr><w:t>CAJA</w:t></w:r></w:p></w:tc><w:tc><w:tcPr><w:tcW w:w="559" w:type="pct"/><w:tcBorders><w:top w:val="nil"/><w:left w:val="nil"/><w:bottom w:val="single" w:sz="4" w:space="0" w:color="auto"/><w:right w:val="single" w:sz="4" w:space="0" w:color="auto"/></w:tcBorders><w:noWrap/><w:vAlign w:val="center"/><w:hideMark/></w:tcPr><w:p><w:pPr><w:jc w:val="center"/><w:rPr><w:rFonts w:ascii="Arial" w:hAnsi="Arial" w:cs="Arial"/><w:lang w:val="es-CL" w:eastAsia="es-CL"/></w:rPr></w:pPr><w:r><w:rPr><w:rFonts w:ascii="Arial" w:hAnsi="Arial" w:cs="Arial"/><w:lang w:val="es-CL" w:eastAsia="es-CL"/></w:rPr><w:t>33</w:t></w:r></w:p></w:tc><w:tc><w:tcPr><w:tcW w:w="499" w:type="pct"/><w:tcBorders><w:top w:val="nil"/><w:left w:val="nil"/><w:bottom w:val="single" w:sz="4" w:space="0" w:color="auto"/><w:right w:val="single" w:sz="4" w:space="0" w:color="auto"/></w:tcBorders></w:tcPr><w:p><w:pPr><w:jc w:val="center"/><w:rPr><w:rFonts w:ascii="Arial" w:hAnsi="Arial" w:cs="Arial"/><w:lang w:val="es-CL" w:eastAsia="es-CL"/></w:rPr></w:pPr></w:p></w:tc></w:tr><w:tr><w:trPr><w:trHeight w:val="330"/></w:trPr><w:tc><w:tcPr><w:tcW w:w="758" w:type="pct"/><w:vMerge/><w:tcBorders><w:top w:val="single" w:sz="8" w:space="0" w:color="auto"/><w:left w:val="single" w:sz="8" w:space="0" w:color="auto"/><w:bottom w:val="single" w:sz="8" w:space="0" w:color="000000"/><w:right w:val="single" w:sz="8" w:space="0" w:color="000000"/></w:tcBorders><w:vAlign w:val="center"/><w:hideMark/></w:tcPr><w:p><w:pPr><w:rPr><w:rFonts w:ascii="Arial" w:hAnsi="Arial" w:cs="Arial"/><w:b/><w:bCs/><w:color w:val="000000"/><w:lang w:val="es-CL" w:eastAsia="es-CL"/></w:rPr></w:pPr></w:p></w:tc><w:tc><w:tcPr><w:tcW w:w="2751" w:type="pct"/><w:tcBorders><w:top w:val="single" w:sz="4" w:space="0" w:color="auto"/><w:left w:val="nil"/><w:bottom w:val="single" w:sz="4" w:space="0" w:color="auto"/><w:right w:val="single" w:sz="4" w:space="0" w:color="000000"/></w:tcBorders><w:shd w:val="clear" w:color="000000" w:fill="FFFFFF"/><w:vAlign w:val="center"/><w:hideMark/></w:tcPr><w:p><w:pPr><w:rPr><w:rFonts w:ascii="Arial" w:hAnsi="Arial" w:cs="Arial"/><w:lang w:val="es-CL" w:eastAsia="es-CL"/></w:rPr></w:pPr><w:r><w:rPr><w:rFonts w:ascii="Arial" w:hAnsi="Arial" w:cs="Arial"/><w:lang w:val="es-CL" w:eastAsia="es-CL"/></w:rPr><w:t>GUANTE CABRITILLA PAR</w:t></w:r></w:p></w:tc><w:tc><w:tcPr><w:tcW w:w="433" w:type="pct"/><w:tcBorders><w:top w:val="nil"/><w:left w:val="nil"/><w:bottom w:val="single" w:sz="4" w:space="0" w:color="auto"/><w:right w:val="single" w:sz="4" w:space="0" w:color="auto"/></w:tcBorders><w:shd w:val="clear" w:color="000000" w:fill="FFFFFF"/><w:noWrap/><w:vAlign w:val="center"/><w:hideMark/></w:tcPr><w:p><w:pPr><w:jc w:val="center"/><w:rPr><w:rFonts w:ascii="Arial" w:hAnsi="Arial" w:cs="Arial"/><w:lang w:val="es-CL" w:eastAsia="es-CL"/></w:rPr></w:pPr><w:r><w:rPr><w:rFonts w:ascii="Arial" w:hAnsi="Arial" w:cs="Arial"/><w:lang w:val="es-CL" w:eastAsia="es-CL"/></w:rPr><w:t>UN</w:t></w:r></w:p></w:tc><w:tc><w:tcPr><w:tcW w:w="559" w:type="pct"/><w:tcBorders><w:top w:val="nil"/><w:left w:val="nil"/><w:bottom w:val="single" w:sz="4" w:space="0" w:color="auto"/><w:right w:val="single" w:sz="4" w:space="0" w:color="auto"/></w:tcBorders><w:noWrap/><w:vAlign w:val="center"/><w:hideMark/></w:tcPr><w:p><w:pPr><w:jc w:val="center"/><w:rPr><w:rFonts w:ascii="Arial" w:hAnsi="Arial" w:cs="Arial"/><w:lang w:val="es-CL" w:eastAsia="es-CL"/></w:rPr></w:pPr><w:r><w:rPr><w:rFonts w:ascii="Arial" w:hAnsi="Arial" w:cs="Arial"/><w:lang w:val="es-CL" w:eastAsia="es-CL"/></w:rPr><w:t>216</w:t></w:r></w:p></w:tc><w:tc><w:tcPr><w:tcW w:w="499" w:type="pct"/><w:tcBorders><w:top w:val="nil"/><w:left w:val="nil"/><w:bottom w:val="single" w:sz="4" w:space="0" w:color="auto"/><w:right w:val="single" w:sz="4" w:space="0" w:color="auto"/></w:tcBorders></w:tcPr><w:p><w:pPr><w:jc w:val="center"/><w:rPr><w:rFonts w:ascii="Arial" w:hAnsi="Arial" w:cs="Arial"/><w:lang w:val="es-CL" w:eastAsia="es-CL"/></w:rPr></w:pPr></w:p></w:tc></w:tr><w:tr><w:trPr><w:trHeight w:val="330"/></w:trPr><w:tc><w:tcPr><w:tcW w:w="758" w:type="pct"/><w:vMerge/><w:tcBorders><w:top w:val="single" w:sz="8" w:space="0" w:color="auto"/><w:left w:val="single" w:sz="8" w:space="0" w:color="auto"/><w:bottom w:val="single" w:sz="8" w:space="0" w:color="000000"/><w:right w:val="single" w:sz="8" w:space="0" w:color="000000"/></w:tcBorders><w:vAlign w:val="center"/><w:hideMark/></w:tcPr><w:p><w:pPr><w:rPr><w:rFonts w:ascii="Arial" w:hAnsi="Arial" w:cs="Arial"/><w:b/><w:bCs/><w:color w:val="000000"/><w:lang w:val="es-CL" w:eastAsia="es-CL"/></w:rPr></w:pPr></w:p></w:tc><w:tc><w:tcPr><w:tcW w:w="2751" w:type="pct"/><w:tcBorders><w:top w:val="single" w:sz="4" w:space="0" w:color="auto"/><w:left w:val="nil"/><w:bottom w:val="single" w:sz="4" w:space="0" w:color="auto"/><w:right w:val="single" w:sz="4" w:space="0" w:color="000000"/></w:tcBorders><w:shd w:val="clear" w:color="000000" w:fill="FFFFFF"/><w:vAlign w:val="center"/><w:hideMark/></w:tcPr><w:p><w:pPr><w:rPr><w:rFonts w:ascii="Arial" w:hAnsi="Arial" w:cs="Arial"/><w:lang w:val="es-CL" w:eastAsia="es-CL"/></w:rPr></w:pPr><w:r><w:rPr><w:rFonts w:ascii="Arial" w:hAnsi="Arial" w:cs="Arial"/><w:lang w:val="es-CL" w:eastAsia="es-CL"/></w:rPr><w:t>GUANTE MULTIFLEX</w:t></w:r></w:p></w:tc><w:tc><w:tcPr><w:tcW w:w="433" w:type="pct"/><w:tcBorders><w:top w:val="single" w:sz="4" w:space="0" w:color="auto"/><w:left w:val="nil"/><w:bottom w:val="single" w:sz="4" w:space="0" w:color="auto"/><w:right w:val="single" w:sz="4" w:space="0" w:color="auto"/></w:tcBorders><w:shd w:val="clear" w:color="000000" w:fill="FFFFFF"/><w:noWrap/><w:vAlign w:val="center"/><w:hideMark/></w:tcPr><w:p><w:pPr><w:jc w:val="center"/><w:rPr><w:rFonts w:ascii="Arial" w:hAnsi="Arial" w:cs="Arial"/><w:lang w:val="es-CL" w:eastAsia="es-CL"/></w:rPr></w:pPr><w:r><w:rPr><w:rFonts w:ascii="Arial" w:hAnsi="Arial" w:cs="Arial"/><w:lang w:val="es-CL" w:eastAsia="es-CL"/></w:rPr><w:t>UN</w:t></w:r></w:p></w:tc><w:tc><w:tcPr><w:tcW w:w="559" w:type="pct"/><w:tcBorders><w:top w:val="single" w:sz="4" w:space="0" w:color="auto"/><w:left w:val="nil"/><w:bottom w:val="single" w:sz="4" w:space="0" w:color="auto"/><w:right w:val="single" w:sz="4" w:space="0" w:color="auto"/></w:tcBorders><w:noWrap/><w:vAlign w:val="center"/><w:hideMark/></w:tcPr><w:p><w:pPr><w:jc w:val="center"/><w:rPr><w:rFonts w:ascii="Arial" w:hAnsi="Arial" w:cs="Arial"/><w:lang w:val="es-CL" w:eastAsia="es-CL"/></w:rPr></w:pPr><w:r><w:rPr><w:rFonts w:ascii="Arial" w:hAnsi="Arial" w:cs="Arial"/><w:lang w:val="es-CL" w:eastAsia="es-CL"/></w:rPr><w:t>216</w:t></w:r></w:p></w:tc><w:tc><w:tcPr><w:tcW w:w="499" w:type="pct"/><w:tcBorders><w:top w:val="single" w:sz="4" w:space="0" w:color="auto"/><w:left w:val="nil"/><w:bottom w:val="single" w:sz="4" w:space="0" w:color="auto"/><w:right w:val="single" w:sz="4" w:space="0" w:color="auto"/></w:tcBorders></w:tcPr><w:p><w:pPr><w:jc w:val="center"/><w:rPr><w:rFonts w:ascii="Arial" w:hAnsi="Arial" w:cs="Arial"/><w:lang w:val="es-CL" w:eastAsia="es-CL"/></w:rPr></w:pPr></w:p></w:tc></w:tr><w:tr><w:trPr><w:trHeight w:val="330"/></w:trPr><w:tc><w:tcPr><w:tcW w:w="758" w:type="pct"/><w:vMerge/><w:tcBorders><w:top w:val="single" w:sz="8" w:space="0" w:color="auto"/><w:left w:val="single" w:sz="8" w:space="0" w:color="auto"/><w:bottom w:val="single" w:sz="8" w:space="0" w:color="000000"/><w:right w:val="single" w:sz="8" w:space="0" w:color="000000"/></w:tcBorders><w:vAlign w:val="center"/><w:hideMark/></w:tcPr><w:p><w:pPr><w:rPr><w:rFonts w:ascii="Arial" w:hAnsi="Arial" w:cs="Arial"/><w:b/><w:bCs/><w:color w:val="000000"/><w:lang w:val="es-CL" w:eastAsia="es-CL"/></w:rPr></w:pPr></w:p></w:tc><w:tc><w:tcPr><w:tcW w:w="2751" w:type="pct"/><w:tcBorders><w:top w:val="single" w:sz="4" w:space="0" w:color="auto"/><w:left w:val="nil"/><w:bottom w:val="single" w:sz="4" w:space="0" w:color="auto"/><w:right w:val="single" w:sz="4" w:space="0" w:color="000000"/></w:tcBorders><w:shd w:val="clear" w:color="000000" w:fill="FFFFFF"/><w:vAlign w:val="center"/><w:hideMark/></w:tcPr><w:p><w:pPr><w:rPr><w:rFonts w:ascii="Arial" w:hAnsi="Arial" w:cs="Arial"/><w:lang w:val="es-CL" w:eastAsia="es-CL"/></w:rPr></w:pPr><w:r><w:rPr><w:rFonts w:ascii="Arial" w:hAnsi="Arial" w:cs="Arial"/><w:lang w:val="es-CL" w:eastAsia="es-CL"/></w:rPr><w:t>GUANTE ANTICORTE</w:t></w:r></w:p></w:tc><w:tc><w:tcPr><w:tcW w:w="433" w:type="pct"/><w:tcBorders><w:top w:val="nil"/><w:left w:val="nil"/><w:bottom w:val="single" w:sz="4" w:space="0" w:color="auto"/><w:right w:val="single" w:sz="4" w:space="0" w:color="auto"/></w:tcBorders><w:shd w:val="clear" w:color="000000" w:fill="FFFFFF"/><w:noWrap/><w:vAlign w:val="center"/><w:hideMark/></w:tcPr><w:p><w:pPr><w:jc w:val="center"/><w:rPr><w:rFonts w:ascii="Arial" w:hAnsi="Arial" w:cs="Arial"/><w:lang w:val="es-CL" w:eastAsia="es-CL"/></w:rPr></w:pPr><w:r><w:rPr><w:rFonts w:ascii="Arial" w:hAnsi="Arial" w:cs="Arial"/><w:lang w:val="es-CL" w:eastAsia="es-CL"/></w:rPr><w:t>UN</w:t></w:r></w:p></w:tc><w:tc><w:tcPr><w:tcW w:w="559" w:type="pct"/><w:tcBorders><w:top w:val="nil"/><w:left w:val="nil"/><w:bottom w:val="single" w:sz="4" w:space="0" w:color="auto"/><w:right w:val="single" w:sz="4" w:space="0" w:color="auto"/></w:tcBorders><w:noWrap/><w:vAlign w:val="center"/><w:hideMark/></w:tcPr><w:p><w:pPr><w:jc w:val="center"/><w:rPr><w:rFonts w:ascii="Arial" w:hAnsi="Arial" w:cs="Arial"/><w:lang w:val="es-CL" w:eastAsia="es-CL"/></w:rPr></w:pPr><w:r><w:rPr><w:rFonts w:ascii="Arial" w:hAnsi="Arial" w:cs="Arial"/><w:lang w:val="es-CL" w:eastAsia="es-CL"/></w:rPr><w:t>108</w:t></w:r></w:p></w:tc><w:tc><w:tcPr><w:tcW w:w="499" w:type="pct"/><w:tcBorders><w:top w:val="nil"/><w:left w:val="nil"/><w:bottom w:val="single" w:sz="4" w:space="0" w:color="auto"/><w:right w:val="single" w:sz="4" w:space="0" w:color="auto"/></w:tcBorders></w:tcPr><w:p><w:pPr><w:jc w:val="center"/><w:rPr><w:rFonts w:ascii="Arial" w:hAnsi="Arial" w:cs="Arial"/><w:lang w:val="es-CL" w:eastAsia="es-CL"/></w:rPr></w:pPr></w:p></w:tc></w:tr><w:tr><w:trPr><w:trHeight w:val="330"/></w:trPr><w:tc><w:tcPr><w:tcW w:w="758" w:type="pct"/><w:vMerge/><w:tcBorders><w:top w:val="single" w:sz="8" w:space="0" w:color="auto"/><w:left w:val="single" w:sz="8" w:space="0" w:color="auto"/><w:bottom w:val="single" w:sz="8" w:space="0" w:color="000000"/><w:right w:val="single" w:sz="8" w:space="0" w:color="000000"/></w:tcBorders><w:vAlign w:val="center"/><w:hideMark/></w:tcPr><w:p><w:pPr><w:rPr><w:rFonts w:ascii="Arial" w:hAnsi="Arial" w:cs="Arial"/><w:b/><w:bCs/><w:color w:val="000000"/><w:lang w:val="es-CL" w:eastAsia="es-CL"/></w:rPr></w:pPr></w:p></w:tc><w:tc><w:tcPr><w:tcW w:w="2751" w:type="pct"/><w:tcBorders><w:top w:val="single" w:sz="4" w:space="0" w:color="auto"/><w:left w:val="nil"/><w:bottom w:val="single" w:sz="4" w:space="0" w:color="auto"/><w:right w:val="single" w:sz="4" w:space="0" w:color="000000"/></w:tcBorders><w:shd w:val="clear" w:color="000000" w:fill="FFFFFF"/><w:vAlign w:val="center"/><w:hideMark/></w:tcPr><w:p><w:pPr><w:rPr><w:rFonts w:ascii="Arial" w:hAnsi="Arial" w:cs="Arial"/><w:lang w:val="es-CL" w:eastAsia="es-CL"/></w:rPr></w:pPr><w:r><w:rPr><w:rFonts w:ascii="Arial" w:hAnsi="Arial" w:cs="Arial"/><w:lang w:val="es-CL" w:eastAsia="es-CL"/></w:rPr><w:t>CHALECO REFLECTANTE</w:t></w:r></w:p></w:tc><w:tc><w:tcPr><w:tcW w:w="433" w:type="pct"/><w:tcBorders><w:top w:val="nil"/><w:left w:val="nil"/><w:bottom w:val="single" w:sz="4" w:space="0" w:color="auto"/><w:right w:val="single" w:sz="4" w:space="0" w:color="auto"/></w:tcBorders><w:shd w:val="clear" w:color="000000" w:fill="FFFFFF"/><w:noWrap/><w:vAlign w:val="center"/><w:hideMark/></w:tcPr><w:p><w:pPr><w:jc w:val="center"/><w:rPr><w:rFonts w:ascii="Arial" w:hAnsi="Arial" w:cs="Arial"/><w:lang w:val="es-CL" w:eastAsia="es-CL"/></w:rPr></w:pPr><w:r><w:rPr><w:rFonts w:ascii="Arial" w:hAnsi="Arial" w:cs="Arial"/><w:lang w:val="es-CL" w:eastAsia="es-CL"/></w:rPr><w:t>UN</w:t></w:r></w:p></w:tc><w:tc><w:tcPr><w:tcW w:w="559" w:type="pct"/><w:tcBorders><w:top w:val="nil"/><w:left w:val="nil"/><w:bottom w:val="single" w:sz="4" w:space="0" w:color="auto"/><w:right w:val="single" w:sz="4" w:space="0" w:color="auto"/></w:tcBorders><w:noWrap/><w:vAlign w:val="center"/><w:hideMark/></w:tcPr><w:p><w:pPr><w:jc w:val="center"/><w:rPr><w:rFonts w:ascii="Arial" w:hAnsi="Arial" w:cs="Arial"/><w:lang w:val="es-CL" w:eastAsia="es-CL"/></w:rPr></w:pPr><w:r><w:rPr><w:rFonts w:ascii="Arial" w:hAnsi="Arial" w:cs="Arial"/><w:lang w:val="es-CL" w:eastAsia="es-CL"/></w:rPr><w:t>18</w:t></w:r></w:p></w:tc><w:tc><w:tcPr><w:tcW w:w="499" w:type="pct"/><w:tcBorders><w:top w:val="nil"/><w:left w:val="nil"/><w:bottom w:val="single" w:sz="4" w:space="0" w:color="auto"/><w:right w:val="single" w:sz="4" w:space="0" w:color="auto"/></w:tcBorders></w:tcPr><w:p><w:pPr><w:jc w:val="center"/><w:rPr><w:rFonts w:ascii="Arial" w:hAnsi="Arial" w:cs="Arial"/><w:lang w:val="es-CL" w:eastAsia="es-CL"/></w:rPr></w:pPr></w:p></w:tc></w:tr><w:tr><w:trPr><w:trHeight w:val="330"/></w:trPr><w:tc><w:tcPr><w:tcW w:w="758" w:type="pct"/><w:vMerge/><w:tcBorders><w:top w:val="single" w:sz="8" w:space="0" w:color="auto"/><w:left w:val="single" w:sz="8" w:space="0" w:color="auto"/><w:bottom w:val="single" w:sz="8" w:space="0" w:color="000000"/><w:right w:val="single" w:sz="8" w:space="0" w:color="000000"/></w:tcBorders><w:vAlign w:val="center"/><w:hideMark/></w:tcPr><w:p><w:pPr><w:rPr><w:rFonts w:ascii="Arial" w:hAnsi="Arial" w:cs="Arial"/><w:b/><w:bCs/><w:color w:val="000000"/><w:lang w:val="es-CL" w:eastAsia="es-CL"/></w:rPr></w:pPr></w:p></w:tc><w:tc><w:tcPr><w:tcW w:w="2751" w:type="pct"/><w:tcBorders><w:top w:val="single" w:sz="4" w:space="0" w:color="auto"/><w:left w:val="nil"/><w:bottom w:val="single" w:sz="4" w:space="0" w:color="auto"/><w:right w:val="single" w:sz="4" w:space="0" w:color="000000"/></w:tcBorders><w:shd w:val="clear" w:color="000000" w:fill="FFFFFF"/><w:vAlign w:val="center"/><w:hideMark/></w:tcPr><w:p><w:pPr><w:rPr><w:rFonts w:ascii="Arial" w:hAnsi="Arial" w:cs="Arial"/><w:lang w:val="es-CL" w:eastAsia="es-CL"/></w:rPr></w:pPr><w:r><w:rPr><w:rFonts w:ascii="Arial" w:hAnsi="Arial" w:cs="Arial"/><w:lang w:val="es-CL" w:eastAsia="es-CL"/></w:rPr><w:t>ROLLO CINTA PELIGRO RFX 350 METROS</w:t></w:r></w:p></w:tc><w:tc><w:tcPr><w:tcW w:w="433" w:type="pct"/><w:tcBorders><w:top w:val="nil"/><w:left w:val="nil"/><w:bottom w:val="single" w:sz="4" w:space="0" w:color="auto"/><w:right w:val="single" w:sz="4" w:space="0" w:color="auto"/></w:tcBorders><w:shd w:val="clear" w:color="000000" w:fill="FFFFFF"/><w:noWrap/><w:vAlign w:val="center"/><w:hideMark/></w:tcPr><w:p><w:pPr><w:jc w:val="center"/><w:rPr><w:rFonts w:ascii="Arial" w:hAnsi="Arial" w:cs="Arial"/><w:lang w:val="es-CL" w:eastAsia="es-CL"/></w:rPr></w:pPr><w:r><w:rPr><w:rFonts w:ascii="Arial" w:hAnsi="Arial" w:cs="Arial"/><w:lang w:val="es-CL" w:eastAsia="es-CL"/></w:rPr><w:t>UN</w:t></w:r></w:p></w:tc><w:tc><w:tcPr><w:tcW w:w="559" w:type="pct"/><w:tcBorders><w:top w:val="nil"/><w:left w:val="nil"/><w:bottom w:val="single" w:sz="4" w:space="0" w:color="auto"/><w:right w:val="single" w:sz="4" w:space="0" w:color="auto"/></w:tcBorders><w:noWrap/><w:vAlign w:val="center"/><w:hideMark/></w:tcPr><w:p><w:pPr><w:jc w:val="center"/><w:rPr><w:rFonts w:ascii="Arial" w:hAnsi="Arial" w:cs="Arial"/><w:lang w:val="es-CL" w:eastAsia="es-CL"/></w:rPr></w:pPr><w:r><w:rPr><w:rFonts w:ascii="Arial" w:hAnsi="Arial" w:cs="Arial"/><w:lang w:val="es-CL" w:eastAsia="es-CL"/></w:rPr><w:t>7</w:t></w:r></w:p></w:tc><w:tc><w:tcPr><w:tcW w:w="499" w:type="pct"/><w:tcBorders><w:top w:val="nil"/><w:left w:val="nil"/><w:bottom w:val="single" w:sz="4" w:space="0" w:color="auto"/><w:right w:val="single" w:sz="4" w:space="0" w:color="auto"/></w:tcBorders></w:tcPr><w:p><w:pPr><w:jc w:val="center"/><w:rPr><w:rFonts w:ascii="Arial" w:hAnsi="Arial" w:cs="Arial"/><w:lang w:val="es-CL" w:eastAsia="es-CL"/></w:rPr></w:pPr></w:p></w:tc></w:tr><w:tr><w:trPr><w:trHeight w:val="330"/></w:trPr><w:tc><w:tcPr><w:tcW w:w="758" w:type="pct"/><w:vMerge/><w:tcBorders><w:top w:val="single" w:sz="8" w:space="0" w:color="auto"/><w:left w:val="single" w:sz="8" w:space="0" w:color="auto"/><w:bottom w:val="single" w:sz="8" w:space="0" w:color="000000"/><w:right w:val="single" w:sz="8" w:space="0" w:color="000000"/></w:tcBorders><w:vAlign w:val="center"/><w:hideMark/></w:tcPr><w:p><w:pPr><w:rPr><w:rFonts w:ascii="Arial" w:hAnsi="Arial" w:cs="Arial"/><w:b/><w:bCs/><w:color w:val="000000"/><w:lang w:val="es-CL" w:eastAsia="es-CL"/></w:rPr></w:pPr></w:p></w:tc><w:tc><w:tcPr><w:tcW w:w="2751" w:type="pct"/><w:tcBorders><w:top w:val="single" w:sz="4" w:space="0" w:color="auto"/><w:left w:val="nil"/><w:bottom w:val="single" w:sz="4" w:space="0" w:color="auto"/><w:right w:val="single" w:sz="4" w:space="0" w:color="000000"/></w:tcBorders><w:shd w:val="clear" w:color="000000" w:fill="FFFFFF"/><w:vAlign w:val="center"/><w:hideMark/></w:tcPr><w:p><w:pPr><w:rPr><w:rFonts w:ascii="Arial" w:hAnsi="Arial" w:cs="Arial"/><w:lang w:val="es-CL" w:eastAsia="es-CL"/></w:rPr></w:pPr><w:r><w:rPr><w:rFonts w:ascii="Arial" w:hAnsi="Arial" w:cs="Arial"/><w:lang w:val="es-CL" w:eastAsia="es-CL"/></w:rPr><w:t>CONO DE SEÑALIZACIÓN 70 CM NARANJO</w:t></w:r></w:p></w:tc><w:tc><w:tcPr><w:tcW w:w="433" w:type="pct"/><w:tcBorders><w:top w:val="nil"/><w:left w:val="nil"/><w:bottom w:val="single" w:sz="4" w:space="0" w:color="auto"/><w:right w:val="single" w:sz="4" w:space="0" w:color="auto"/></w:tcBorders><w:shd w:val="clear" w:color="000000" w:fill="FFFFFF"/><w:noWrap/><w:vAlign w:val="center"/><w:hideMark/></w:tcPr><w:p><w:pPr><w:jc w:val="center"/><w:rPr><w:rFonts w:ascii="Arial" w:hAnsi="Arial" w:cs="Arial"/><w:lang w:val="es-CL" w:eastAsia="es-CL"/></w:rPr></w:pPr><w:r><w:rPr><w:rFonts w:ascii="Arial" w:hAnsi="Arial" w:cs="Arial"/><w:lang w:val="es-CL" w:eastAsia="es-CL"/></w:rPr><w:t>UN</w:t></w:r></w:p></w:tc><w:tc><w:tcPr><w:tcW w:w="559" w:type="pct"/><w:tcBorders><w:top w:val="nil"/><w:left w:val="nil"/><w:bottom w:val="single" w:sz="4" w:space="0" w:color="auto"/><w:right w:val="single" w:sz="4" w:space="0" w:color="auto"/></w:tcBorders><w:noWrap/><w:vAlign w:val="center"/><w:hideMark/></w:tcPr><w:p><w:pPr><w:jc w:val="center"/><w:rPr><w:rFonts w:ascii="Arial" w:hAnsi="Arial" w:cs="Arial"/><w:lang w:val="es-CL" w:eastAsia="es-CL"/></w:rPr></w:pPr><w:r><w:rPr><w:rFonts w:ascii="Arial" w:hAnsi="Arial" w:cs="Arial"/><w:lang w:val="es-CL" w:eastAsia="es-CL"/></w:rPr><w:t>6</w:t></w:r></w:p></w:tc><w:tc><w:tcPr><w:tcW w:w="499" w:type="pct"/><w:tcBorders><w:top w:val="nil"/><w:left w:val="nil"/><w:bottom w:val="single" w:sz="4" w:space="0" w:color="auto"/><w:right w:val="single" w:sz="4" w:space="0" w:color="auto"/></w:tcBorders></w:tcPr><w:p><w:pPr><w:jc w:val="center"/><w:rPr><w:rFonts w:ascii="Arial" w:hAnsi="Arial" w:cs="Arial"/><w:lang w:val="es-CL" w:eastAsia="es-CL"/></w:rPr></w:pPr></w:p></w:tc></w:tr><w:tr><w:trPr><w:trHeight w:val="330"/></w:trPr><w:tc><w:tcPr><w:tcW w:w="758" w:type="pct"/><w:vMerge/><w:tcBorders><w:top w:val="single" w:sz="8" w:space="0" w:color="auto"/><w:left w:val="single" w:sz="8" w:space="0" w:color="auto"/><w:bottom w:val="single" w:sz="8" w:space="0" w:color="000000"/><w:right w:val="single" w:sz="8" w:space="0" w:color="000000"/></w:tcBorders><w:vAlign w:val="center"/><w:hideMark/></w:tcPr><w:p><w:pPr><w:rPr><w:rFonts w:ascii="Arial" w:hAnsi="Arial" w:cs="Arial"/><w:b/><w:bCs/><w:color w:val="000000"/><w:lang w:val="es-CL" w:eastAsia="es-CL"/></w:rPr></w:pPr></w:p></w:tc><w:tc><w:tcPr><w:tcW w:w="2751" w:type="pct"/><w:tcBorders><w:top w:val="single" w:sz="4" w:space="0" w:color="auto"/><w:left w:val="nil"/><w:bottom w:val="single" w:sz="4" w:space="0" w:color="auto"/><w:right w:val="single" w:sz="4" w:space="0" w:color="000000"/></w:tcBorders><w:shd w:val="clear" w:color="000000" w:fill="FFFFFF"/><w:vAlign w:val="center"/><w:hideMark/></w:tcPr><w:p><w:pPr><w:rPr><w:rFonts w:ascii="Arial" w:hAnsi="Arial" w:cs="Arial"/><w:lang w:val="es-CL" w:eastAsia="es-CL"/></w:rPr></w:pPr><w:r><w:rPr><w:rFonts w:ascii="Arial" w:hAnsi="Arial" w:cs="Arial"/><w:lang w:val="es-CL" w:eastAsia="es-CL"/></w:rPr><w:t>MALLA DE FAENA VICSA 1 M DE ALTURA POR 45 M</w:t></w:r></w:p></w:tc><w:tc><w:tcPr><w:tcW w:w="433" w:type="pct"/><w:tcBorders><w:top w:val="nil"/><w:left w:val="nil"/><w:bottom w:val="single" w:sz="4" w:space="0" w:color="auto"/><w:right w:val="single" w:sz="4" w:space="0" w:color="auto"/></w:tcBorders><w:shd w:val="clear" w:color="000000" w:fill="FFFFFF"/><w:noWrap/><w:vAlign w:val="center"/><w:hideMark/></w:tcPr><w:p><w:pPr><w:jc w:val="center"/><w:rPr><w:rFonts w:ascii="Arial" w:hAnsi="Arial" w:cs="Arial"/><w:lang w:val="es-CL" w:eastAsia="es-CL"/></w:rPr></w:pPr><w:r><w:rPr><w:rFonts w:ascii="Arial" w:hAnsi="Arial" w:cs="Arial"/><w:lang w:val="es-CL" w:eastAsia="es-CL"/></w:rPr><w:t>UN</w:t></w:r></w:p></w:tc><w:tc><w:tcPr><w:tcW w:w="559" w:type="pct"/><w:tcBorders><w:top w:val="nil"/><w:left w:val="nil"/><w:bottom w:val="single" w:sz="4" w:space="0" w:color="auto"/><w:right w:val="single" w:sz="4" w:space="0" w:color="auto"/></w:tcBorders><w:noWrap/><w:vAlign w:val="center"/><w:hideMark/></w:tcPr><w:p><w:pPr><w:jc w:val="center"/><w:rPr><w:rFonts w:ascii="Arial" w:hAnsi="Arial" w:cs="Arial"/><w:lang w:val="es-CL" w:eastAsia="es-CL"/></w:rPr></w:pPr><w:r><w:rPr><w:rFonts w:ascii="Arial" w:hAnsi="Arial" w:cs="Arial"/><w:lang w:val="es-CL" w:eastAsia="es-CL"/></w:rPr><w:t>12</w:t></w:r></w:p></w:tc><w:tc><w:tcPr><w:tcW w:w="499" w:type="pct"/><w:tcBorders><w:top w:val="nil"/><w:left w:val="nil"/><w:bottom w:val="single" w:sz="4" w:space="0" w:color="auto"/><w:right w:val="single" w:sz="4" w:space="0" w:color="auto"/></w:tcBorders></w:tcPr><w:p><w:pPr><w:jc w:val="center"/><w:rPr><w:rFonts w:ascii="Arial" w:hAnsi="Arial" w:cs="Arial"/><w:lang w:val="es-CL" w:eastAsia="es-CL"/></w:rPr></w:pPr></w:p></w:tc></w:tr><w:tr><w:trPr><w:trHeight w:val="345"/></w:trPr><w:tc><w:tcPr><w:tcW w:w="758" w:type="pct"/><w:vMerge/><w:tcBorders><w:top w:val="single" w:sz="8" w:space="0" w:color="auto"/><w:left w:val="single" w:sz="8" w:space="0" w:color="auto"/><w:bottom w:val="single" w:sz="8" w:space="0" w:color="000000"/><w:right w:val="single" w:sz="8" w:space="0" w:color="000000"/></w:tcBorders><w:vAlign w:val="center"/><w:hideMark/></w:tcPr><w:p><w:pPr><w:rPr><w:rFonts w:ascii="Arial" w:hAnsi="Arial" w:cs="Arial"/><w:b/><w:bCs/><w:color w:val="000000"/><w:lang w:val="es-CL" w:eastAsia="es-CL"/></w:rPr></w:pPr></w:p></w:tc><w:tc><w:tcPr><w:tcW w:w="2751" w:type="pct"/><w:tcBorders><w:top w:val="single" w:sz="4" w:space="0" w:color="auto"/><w:left w:val="nil"/><w:bottom w:val="single" w:sz="4" w:space="0" w:color="auto"/><w:right w:val="single" w:sz="4" w:space="0" w:color="000000"/></w:tcBorders><w:shd w:val="clear" w:color="000000" w:fill="FFFFFF"/><w:vAlign w:val="center"/><w:hideMark/></w:tcPr><w:p><w:pPr><w:rPr><w:rFonts w:ascii="Arial" w:hAnsi="Arial" w:cs="Arial"/><w:lang w:val="es-CL" w:eastAsia="es-CL"/></w:rPr></w:pPr><w:r><w:rPr><w:rFonts w:ascii="Arial" w:hAnsi="Arial" w:cs="Arial"/><w:lang w:val="es-CL" w:eastAsia="es-CL"/></w:rPr><w:t>EXTINTOR</w:t></w:r></w:p></w:tc><w:tc><w:tcPr><w:tcW w:w="433" w:type="pct"/><w:tcBorders><w:top w:val="nil"/><w:left w:val="nil"/><w:bottom w:val="single" w:sz="4" w:space="0" w:color="auto"/><w:right w:val="single" w:sz="4" w:space="0" w:color="auto"/></w:tcBorders><w:shd w:val="clear" w:color="000000" w:fill="FFFFFF"/><w:noWrap/><w:vAlign w:val="center"/><w:hideMark/></w:tcPr><w:p><w:pPr><w:jc w:val="center"/><w:rPr><w:rFonts w:ascii="Arial" w:hAnsi="Arial" w:cs="Arial"/><w:lang w:val="es-CL" w:eastAsia="es-CL"/></w:rPr></w:pPr><w:r><w:rPr><w:rFonts w:ascii="Arial" w:hAnsi="Arial" w:cs="Arial"/><w:lang w:val="es-CL" w:eastAsia="es-CL"/></w:rPr><w:t>UN</w:t></w:r></w:p></w:tc><w:tc><w:tcPr><w:tcW w:w="559" w:type="pct"/><w:tcBorders><w:top w:val="nil"/><w:left w:val="nil"/><w:bottom w:val="single" w:sz="4" w:space="0" w:color="auto"/><w:right w:val="single" w:sz="4" w:space="0" w:color="auto"/></w:tcBorders><w:noWrap/><w:vAlign w:val="center"/><w:hideMark/></w:tcPr><w:p><w:pPr><w:jc w:val="center"/><w:rPr><w:rFonts w:ascii="Arial" w:hAnsi="Arial" w:cs="Arial"/><w:lang w:val="es-CL" w:eastAsia="es-CL"/></w:rPr></w:pPr><w:r><w:rPr><w:rFonts w:ascii="Arial" w:hAnsi="Arial" w:cs="Arial"/><w:lang w:val="es-CL" w:eastAsia="es-CL"/></w:rPr><w:t>2</w:t></w:r></w:p></w:tc><w:tc><w:tcPr><w:tcW w:w="499" w:type="pct"/><w:tcBorders><w:top w:val="nil"/><w:left w:val="nil"/><w:bottom w:val="single" w:sz="4" w:space="0" w:color="auto"/><w:right w:val="single" w:sz="4" w:space="0" w:color="auto"/></w:tcBorders></w:tcPr><w:p><w:pPr><w:jc w:val="center"/><w:rPr><w:rFonts w:ascii="Arial" w:hAnsi="Arial" w:cs="Arial"/><w:lang w:val="es-CL" w:eastAsia="es-CL"/></w:rPr></w:pPr></w:p></w:tc></w:tr></w:tbl><w:p><w:pPr><w:ind w:left="677" w:right="82"/><w:jc w:val="both"/><w:rPr><w:rFonts w:ascii="Arial" w:hAnsi="Arial" w:cs="Arial"/><w:lang w:val="es-CL"/></w:rPr></w:pPr></w:p><w:p><w:pPr><w:ind w:left="677" w:right="82"/><w:jc w:val="both"/><w:rPr><w:rFonts w:ascii="Arial" w:hAnsi="Arial" w:cs="Arial"/><w:b/><w:bCs/><w:lang w:val="es-CL"/></w:rPr></w:pPr><w:r><w:rPr><w:rFonts w:ascii="Arial" w:hAnsi="Arial" w:cs="Arial"/><w:b/><w:bCs/><w:lang w:val="es-CL"/></w:rPr><w:t>LÍNEA 5: IMPLEMENTOS Y HERRAMIENTAS</w:t></w:r></w:p><w:p><w:pPr><w:ind w:left="677" w:right="82"/><w:jc w:val="both"/><w:rPr><w:rFonts w:ascii="Arial" w:hAnsi="Arial" w:cs="Arial"/><w:b/><w:bCs/><w:lang w:val="es-CL"/></w:rPr></w:pPr></w:p><w:tbl><w:tblPr><w:tblW w:w="5000" w:type="pct"/><w:tblCellMar><w:left w:w="70" w:type="dxa"/><w:right w:w="70" w:type="dxa"/></w:tblCellMar><w:tblLook w:val="04A0" w:firstRow="1" w:lastRow="0" w:firstColumn="1" w:lastColumn="0" w:noHBand="0" w:noVBand="1"/></w:tblPr><w:tblGrid><w:gridCol w:w="1752"/><w:gridCol w:w="5746"/><w:gridCol w:w="918"/><w:gridCol w:w="1185"/><w:gridCol w:w="999"/></w:tblGrid><w:tr><w:trPr><w:trHeight w:val="289"/></w:trPr><w:tc><w:tcPr><w:tcW w:w="826" w:type="pct"/><w:vMerge w:val="restart"/><w:tcBorders><w:top w:val="single" w:sz="8" w:space="0" w:color="auto"/><w:left w:val="single" w:sz="8" w:space="0" w:color="auto"/><w:bottom w:val="nil"/><w:right w:val="single" w:sz="8" w:space="0" w:color="000000"/></w:tcBorders><w:shd w:val="clear" w:color="000000" w:fill="D9D9D9"/><w:vAlign w:val="center"/><w:hideMark/></w:tcPr><w:p><w:pPr><w:rPr><w:rFonts w:ascii="Arial" w:hAnsi="Arial" w:cs="Arial"/><w:b/><w:bCs/><w:color w:val="000000"/><w:lang w:val="es-CL" w:eastAsia="es-CL"/></w:rPr></w:pPr><w:r><w:rPr><w:rFonts w:ascii="Arial" w:hAnsi="Arial" w:cs="Arial"/><w:b/><w:bCs/><w:color w:val="000000"/><w:lang w:val="es-CL" w:eastAsia="es-CL"/></w:rPr><w:t xml:space="preserve">IMPLEMENTOS Y </w:t></w:r><w:r><w:rPr><w:rFonts w:ascii="Arial" w:hAnsi="Arial" w:cs="Arial"/><w:b/><w:bCs/><w:color w:val="000000"/><w:lang w:val="es-CL" w:eastAsia="es-CL"/></w:rPr><w:t>HERRAMIENTAS</w:t></w:r></w:p></w:tc><w:tc><w:tcPr><w:tcW w:w="2711" w:type="pct"/><w:tcBorders><w:top w:val="single" w:sz="8" w:space="0" w:color="auto"/><w:left w:val="nil"/><w:bottom w:val="single" w:sz="8" w:space="0" w:color="auto"/><w:right w:val="single" w:sz="8" w:space="0" w:color="000000"/></w:tcBorders><w:shd w:val="clear" w:color="000000" w:fill="D9D9D9"/><w:noWrap/><w:hideMark/></w:tcPr><w:p><w:pPr><w:rPr><w:rFonts w:ascii="Arial" w:hAnsi="Arial" w:cs="Arial"/><w:b/><w:bCs/><w:color w:val="000000"/><w:lang w:val="es-CL" w:eastAsia="es-CL"/></w:rPr></w:pPr><w:r><w:rPr><w:rFonts w:ascii="Arial" w:hAnsi="Arial" w:cs="Arial"/><w:b/><w:bCs/><w:color w:val="000000"/><w:lang w:val="es-CL" w:eastAsia="es-CL"/></w:rPr><w:t>DESCRIPCIÓN</w:t></w:r></w:p></w:tc><w:tc><w:tcPr><w:tcW w:w="433" w:type="pct"/><w:tcBorders><w:top w:val="single" w:sz="8" w:space="0" w:color="auto"/><w:left w:val="nil"/><w:bottom w:val="single" w:sz="8" w:space="0" w:color="auto"/><w:right w:val="single" w:sz="8" w:space="0" w:color="auto"/></w:tcBorders><w:shd w:val="clear" w:color="000000" w:fill="D9D9D9"/><w:noWrap/><w:vAlign w:val="center"/><w:hideMark/></w:tcPr><w:p><w:pPr><w:rPr><w:rFonts w:ascii="Arial" w:hAnsi="Arial" w:cs="Arial"/><w:b/><w:bCs/><w:color w:val="000000"/><w:lang w:val="es-CL" w:eastAsia="es-CL"/></w:rPr></w:pPr><w:r><w:rPr><w:rFonts w:ascii="Arial" w:hAnsi="Arial" w:cs="Arial"/><w:b/><w:bCs/><w:color w:val="000000"/><w:lang w:val="es-CL" w:eastAsia="es-CL"/></w:rPr><w:t>UNIDAD</w:t></w:r></w:p></w:tc><w:tc><w:tcPr><w:tcW w:w="559" w:type="pct"/><w:tcBorders><w:top w:val="single" w:sz="8" w:space="0" w:color="auto"/><w:left w:val="nil"/><w:bottom w:val="single" w:sz="8" w:space="0" w:color="auto"/><w:right w:val="single" w:sz="8" w:space="0" w:color="auto"/></w:tcBorders><w:shd w:val="clear" w:color="000000" w:fill="D9D9D9"/><w:noWrap/><w:vAlign w:val="center"/><w:hideMark/></w:tcPr><w:p><w:pPr><w:jc w:val="center"/><w:rPr><w:rFonts w:ascii="Arial" w:hAnsi="Arial" w:cs="Arial"/><w:b/><w:bCs/><w:color w:val="000000"/><w:lang w:val="es-CL" w:eastAsia="es-CL"/></w:rPr></w:pPr><w:r><w:rPr><w:rFonts w:ascii="Arial" w:hAnsi="Arial" w:cs="Arial"/><w:b/><w:bCs/><w:color w:val="000000"/><w:lang w:val="es-CL" w:eastAsia="es-CL"/></w:rPr><w:t>CANTIDAD</w:t></w:r></w:p></w:tc><w:tc><w:tcPr><w:tcW w:w="471" w:type="pct"/><w:tcBorders><w:top w:val="single" w:sz="8" w:space="0" w:color="auto"/><w:left w:val="nil"/><w:bottom w:val="single" w:sz="8" w:space="0" w:color="auto"/><w:right w:val="single" w:sz="8" w:space="0" w:color="auto"/></w:tcBorders><w:shd w:val="clear" w:color="000000" w:fill="D9D9D9"/></w:tcPr><w:p><w:pPr><w:jc w:val="center"/><w:rPr><w:rFonts w:ascii="Arial" w:hAnsi="Arial" w:cs="Arial"/><w:b/><w:bCs/><w:color w:val="000000"/><w:lang w:val="es-CL" w:eastAsia="es-CL"/></w:rPr></w:pPr><w:r><w:rPr><w:rFonts w:ascii="Arial" w:hAnsi="Arial" w:cs="Arial"/><w:b/><w:bCs/><w:color w:val="000000"/><w:lang w:val="es-CL" w:eastAsia="es-CL"/></w:rPr><w:t>PRECIO</w:t></w:r></w:p></w:tc></w:tr><w:tr><w:trPr><w:trHeight w:val="289"/></w:trPr><w:tc><w:tcPr><w:tcW w:w="826" w:type="pct"/><w:vMerge/><w:tcBorders><w:top w:val="single" w:sz="8" w:space="0" w:color="auto"/><w:left w:val="single" w:sz="8" w:space="0" w:color="auto"/><w:bottom w:val="nil"/><w:right w:val="single" w:sz="8" w:space="0" w:color="000000"/></w:tcBorders><w:vAlign w:val="center"/><w:hideMark/></w:tcPr><w:p><w:pPr><w:rPr><w:rFonts w:ascii="Arial" w:hAnsi="Arial" w:cs="Arial"/><w:b/><w:bCs/><w:color w:val="000000"/><w:lang w:val="es-CL" w:eastAsia="es-CL"/></w:rPr></w:pPr></w:p></w:tc><w:tc><w:tcPr><w:tcW w:w="2711" w:type="pct"/><w:tcBorders><w:top w:val="nil"/><w:left w:val="nil"/><w:bottom w:val="single" w:sz="4" w:space="0" w:color="auto"/><w:right w:val="single" w:sz="4" w:space="0" w:color="auto"/></w:tcBorders><w:noWrap/><w:hideMark/></w:tcPr><w:p><w:pPr><w:rPr><w:rFonts w:ascii="Arial" w:hAnsi="Arial" w:cs="Arial"/><w:color w:val="000000"/><w:lang w:val="es-CL" w:eastAsia="es-CL"/></w:rPr></w:pPr><w:r><w:rPr><w:rFonts w:ascii="Arial" w:hAnsi="Arial" w:cs="Arial"/><w:color w:val="000000"/><w:lang w:val="es-CL" w:eastAsia="es-CL"/></w:rPr><w:t>PALA</w:t></w:r></w:p></w:tc><w:tc><w:tcPr><w:tcW w:w="433" w:type="pct"/><w:tcBorders><w:top w:val="single" w:sz="4" w:space="0" w:color="auto"/><w:left w:val="nil"/><w:bottom w:val="single" w:sz="4" w:space="0" w:color="auto"/><w:right w:val="single" w:sz="4" w:space="0" w:color="auto"/></w:tcBorders><w:noWrap/><w:vAlign w:val="center"/><w:hideMark/></w:tcPr><w:p><w:pPr><w:jc w:val="center"/><w:rPr><w:rFonts w:ascii="Arial" w:hAnsi="Arial" w:cs="Arial"/><w:color w:val="000000"/><w:lang w:val="es-CL" w:eastAsia="es-CL"/></w:rPr></w:pPr><w:r><w:rPr><w:rFonts w:ascii="Arial" w:hAnsi="Arial" w:cs="Arial"/><w:color w:val="000000"/><w:lang w:val="es-CL" w:eastAsia="es-CL"/></w:rPr><w:t>UN</w:t></w:r></w:p></w:tc><w:tc><w:tcPr><w:tcW w:w="559" w:type="pct"/><w:tcBorders><w:top w:val="single" w:sz="4" w:space="0" w:color="auto"/><w:left w:val="nil"/><w:bottom w:val="single" w:sz="4" w:space="0" w:color="auto"/><w:right w:val="single" w:sz="4" w:space="0" w:color="auto"/></w:tcBorders><w:noWrap/><w:vAlign w:val="center"/><w:hideMark/></w:tcPr><w:p><w:pPr><w:jc w:val="center"/><w:rPr><w:rFonts w:ascii="Arial" w:hAnsi="Arial" w:cs="Arial"/><w:color w:val="000000"/><w:lang w:val="es-CL" w:eastAsia="es-CL"/></w:rPr></w:pPr><w:r><w:rPr><w:rFonts w:ascii="Arial" w:hAnsi="Arial" w:cs="Arial"/><w:color w:val="000000"/><w:lang w:val="es-CL" w:eastAsia="es-CL"/></w:rPr><w:t>5</w:t></w:r></w:p></w:tc><w:tc><w:tcPr><w:tcW w:w="471" w:type="pct"/><w:tcBorders><w:top w:val="single" w:sz="4" w:space="0" w:color="auto"/><w:left w:val="nil"/><w:bottom w:val="single" w:sz="4" w:space="0" w:color="auto"/><w:right w:val="single" w:sz="4" w:space="0" w:color="auto"/></w:tcBorders></w:tcPr><w:p><w:pPr><w:jc w:val="center"/><w:rPr><w:rFonts w:ascii="Arial" w:hAnsi="Arial" w:cs="Arial"/><w:color w:val="000000"/><w:lang w:val="es-CL" w:eastAsia="es-CL"/></w:rPr></w:pPr></w:p></w:tc></w:tr><w:tr><w:trPr><w:trHeight w:val="289"/></w:trPr><w:tc><w:tcPr><w:tcW w:w="826" w:type="pct"/><w:vMerge/><w:tcBorders><w:top w:val="single" w:sz="8" w:space="0" w:color="auto"/><w:left w:val="single" w:sz="8" w:space="0" w:color="auto"/><w:bottom w:val="nil"/><w:right w:val="single" w:sz="8" w:space="0" w:color="000000"/></w:tcBorders><w:vAlign w:val="center"/><w:hideMark/></w:tcPr><w:p><w:pPr><w:rPr><w:rFonts w:ascii="Arial" w:hAnsi="Arial" w:cs="Arial"/><w:b/><w:bCs/><w:color w:val="000000"/><w:lang w:val="es-CL" w:eastAsia="es-CL"/></w:rPr></w:pPr></w:p></w:tc><w:tc><w:tcPr><w:tcW w:w="2711" w:type="pct"/><w:tcBorders><w:top w:val="nil"/><w:left w:val="nil"/><w:bottom w:val="single" w:sz="4" w:space="0" w:color="auto"/><w:right w:val="single" w:sz="4" w:space="0" w:color="auto"/></w:tcBorders><w:noWrap/><w:hideMark/></w:tcPr><w:p><w:pPr><w:rPr><w:rFonts w:ascii="Arial" w:hAnsi="Arial" w:cs="Arial"/><w:color w:val="000000"/><w:lang w:val="es-CL" w:eastAsia="es-CL"/></w:rPr></w:pPr><w:r><w:rPr><w:rFonts w:ascii="Arial" w:hAnsi="Arial" w:cs="Arial"/><w:color w:val="000000"/><w:lang w:val="es-CL" w:eastAsia="es-CL"/></w:rPr><w:t>PICOTA</w:t></w:r></w:p></w:tc><w:tc><w:tcPr><w:tcW w:w="433" w:type="pct"/><w:tcBorders><w:top w:val="nil"/><w:left w:val="nil"/><w:bottom w:val="single" w:sz="4" w:space="0" w:color="auto"/><w:right w:val="single" w:sz="4" w:space="0" w:color="auto"/></w:tcBorders><w:noWrap/><w:vAlign w:val="center"/><w:hideMark/></w:tcPr><w:p><w:pPr><w:jc w:val="center"/><w:rPr><w:rFonts w:ascii="Arial" w:hAnsi="Arial" w:cs="Arial"/><w:color w:val="000000"/><w:lang w:val="es-CL" w:eastAsia="es-CL"/></w:rPr></w:pPr><w:r><w:rPr><w:rFonts w:ascii="Arial" w:hAnsi="Arial" w:cs="Arial"/><w:color w:val="000000"/><w:lang w:val="es-CL" w:eastAsia="es-CL"/></w:rPr><w:t>UN</w:t></w:r></w:p></w:tc><w:tc><w:tcPr><w:tcW w:w="559" w:type="pct"/><w:tcBorders><w:top w:val="nil"/><w:left w:val="nil"/><w:bottom w:val="single" w:sz="4" w:space="0" w:color="auto"/><w:right w:val="single" w:sz="4" w:space="0" w:color="auto"/></w:tcBorders><w:noWrap/><w:vAlign w:val="center"/><w:hideMark/></w:tcPr><w:p><w:pPr><w:jc w:val="center"/><w:rPr><w:rFonts w:ascii="Arial" w:hAnsi="Arial" w:cs="Arial"/><w:color w:val="000000"/><w:lang w:val="es-CL" w:eastAsia="es-CL"/></w:rPr></w:pPr><w:r><w:rPr><w:rFonts w:ascii="Arial" w:hAnsi="Arial" w:cs="Arial"/><w:color w:val="000000"/><w:lang w:val="es-CL" w:eastAsia="es-CL"/></w:rPr><w:t>3</w:t></w:r></w:p></w:tc><w:tc><w:tcPr><w:tcW w:w="471" w:type="pct"/><w:tcBorders><w:top w:val="nil"/><w:left w:val="nil"/><w:bottom w:val="single" w:sz="4" w:space="0" w:color="auto"/><w:right w:val="single" w:sz="4" w:space="0" w:color="auto"/></w:tcBorders></w:tcPr><w:p><w:pPr><w:jc w:val="center"/><w:rPr><w:rFonts w:ascii="Arial" w:hAnsi="Arial" w:cs="Arial"/><w:color w:val="000000"/><w:lang w:val="es-CL" w:eastAsia="es-CL"/></w:rPr></w:pPr></w:p></w:tc></w:tr><w:tr><w:trPr><w:trHeight w:val="289"/></w:trPr><w:tc><w:tcPr><w:tcW w:w="826" w:type="pct"/><w:vMerge/><w:tcBorders><w:top w:val="single" w:sz="8" w:space="0" w:color="auto"/><w:left w:val="single" w:sz="8" w:space="0" w:color="auto"/><w:bottom w:val="nil"/><w:right w:val="single" w:sz="8" w:space="0" w:color="000000"/></w:tcBorders><w:vAlign w:val="center"/><w:hideMark/></w:tcPr><w:p><w:pPr><w:rPr><w:rFonts w:ascii="Arial" w:hAnsi="Arial" w:cs="Arial"/><w:b/><w:bCs/><w:color w:val="000000"/><w:lang w:val="es-CL" w:eastAsia="es-CL"/></w:rPr></w:pPr></w:p></w:tc><w:tc><w:tcPr><w:tcW w:w="2711" w:type="pct"/><w:tcBorders><w:top w:val="nil"/><w:left w:val="nil"/><w:bottom w:val="single" w:sz="4" w:space="0" w:color="auto"/><w:right w:val="single" w:sz="4" w:space="0" w:color="auto"/></w:tcBorders><w:noWrap/><w:hideMark/></w:tcPr><w:p><w:pPr><w:rPr><w:rFonts w:ascii="Arial" w:hAnsi="Arial" w:cs="Arial"/><w:color w:val="000000"/><w:lang w:val="es-CL" w:eastAsia="es-CL"/></w:rPr></w:pPr><w:r><w:rPr><w:rFonts w:ascii="Arial" w:hAnsi="Arial" w:cs="Arial"/><w:color w:val="000000"/><w:lang w:val="es-CL" w:eastAsia="es-CL"/></w:rPr><w:t>CHUZO</w:t></w:r></w:p></w:tc><w:tc><w:tcPr><w:tcW w:w="433" w:type="pct"/><w:tcBorders><w:top w:val="nil"/><w:left w:val="nil"/><w:bottom w:val="single" w:sz="4" w:space="0" w:color="auto"/><w:right w:val="single" w:sz="4" w:space="0" w:color="auto"/></w:tcBorders><w:noWrap/><w:vAlign w:val="center"/><w:hideMark/></w:tcPr><w:p><w:pPr><w:jc w:val="center"/><w:rPr><w:rFonts w:ascii="Arial" w:hAnsi="Arial" w:cs="Arial"/><w:color w:val="000000"/><w:lang w:val="es-CL" w:eastAsia="es-CL"/></w:rPr></w:pPr><w:r><w:rPr><w:rFonts w:ascii="Arial" w:hAnsi="Arial" w:cs="Arial"/><w:color w:val="000000"/><w:lang w:val="es-CL" w:eastAsia="es-CL"/></w:rPr><w:t>UN</w:t></w:r></w:p></w:tc><w:tc><w:tcPr><w:tcW w:w="559" w:type="pct"/><w:tcBorders><w:top w:val="nil"/><w:left w:val="nil"/><w:bottom w:val="single" w:sz="4" w:space="0" w:color="auto"/><w:right w:val="single" w:sz="4" w:space="0" w:color="auto"/></w:tcBorders><w:noWrap/><w:vAlign w:val="center"/><w:hideMark/></w:tcPr><w:p><w:pPr><w:jc w:val="center"/><w:rPr><w:rFonts w:ascii="Arial" w:hAnsi="Arial" w:cs="Arial"/><w:color w:val="000000"/><w:lang w:val="es-CL" w:eastAsia="es-CL"/></w:rPr></w:pPr><w:r><w:rPr><w:rFonts w:ascii="Arial" w:hAnsi="Arial" w:cs="Arial"/><w:color w:val="000000"/><w:lang w:val="es-CL" w:eastAsia="es-CL"/></w:rPr><w:t>2</w:t></w:r></w:p></w:tc><w:tc><w:tcPr><w:tcW w:w="471" w:type="pct"/><w:tcBorders><w:top w:val="nil"/><w:left w:val="nil"/><w:bottom w:val="single" w:sz="4" w:space="0" w:color="auto"/><w:right w:val="single" w:sz="4" w:space="0" w:color="auto"/></w:tcBorders></w:tcPr><w:p><w:pPr><w:jc w:val="center"/><w:rPr><w:rFonts w:ascii="Arial" w:hAnsi="Arial" w:cs="Arial"/><w:color w:val="000000"/><w:lang w:val="es-CL" w:eastAsia="es-CL"/></w:rPr></w:pPr></w:p></w:tc></w:tr><w:tr><w:trPr><w:trHeight w:val="330"/></w:trPr><w:tc><w:tcPr><w:tcW w:w="826" w:type="pct"/><w:vMerge/><w:tcBorders><w:top w:val="single" w:sz="8" w:space="0" w:color="auto"/><w:left w:val="single" w:sz="8" w:space="0" w:color="auto"/><w:bottom w:val="nil"/><w:right w:val="single" w:sz="8" w:space="0" w:color="000000"/></w:tcBorders><w:vAlign w:val="center"/><w:hideMark/></w:tcPr><w:p><w:pPr><w:rPr><w:rFonts w:ascii="Arial" w:hAnsi="Arial" w:cs="Arial"/><w:b/><w:bCs/><w:color w:val="000000"/><w:lang w:val="es-CL" w:eastAsia="es-CL"/></w:rPr></w:pPr></w:p></w:tc><w:tc><w:tcPr><w:tcW w:w="2711" w:type="pct"/><w:tcBorders><w:top w:val="nil"/><w:left w:val="nil"/><w:bottom w:val="single" w:sz="4" w:space="0" w:color="auto"/><w:right w:val="single" w:sz="4" w:space="0" w:color="auto"/></w:tcBorders><w:noWrap/><w:hideMark/></w:tcPr><w:p><w:pPr><w:rPr><w:rFonts w:ascii="Arial" w:hAnsi="Arial" w:cs="Arial"/><w:color w:val="000000"/><w:lang w:val="es-CL" w:eastAsia="es-CL"/></w:rPr></w:pPr><w:r><w:rPr><w:rFonts w:ascii="Arial" w:hAnsi="Arial" w:cs="Arial"/><w:color w:val="000000"/><w:lang w:val="es-CL" w:eastAsia="es-CL"/></w:rPr><w:t>DISCO DE DIAMANTE 7" ACERO BAUKER</w:t></w:r></w:p></w:tc><w:tc><w:tcPr><w:tcW w:w="433" w:type="pct"/><w:tcBorders><w:top w:val="nil"/><w:left w:val="nil"/><w:bottom w:val="single" w:sz="4" w:space="0" w:color="auto"/><w:right w:val="single" w:sz="4" w:space="0" w:color="auto"/></w:tcBorders><w:noWrap/><w:vAlign w:val="center"/><w:hideMark/></w:tcPr><w:p><w:pPr><w:jc w:val="center"/><w:rPr><w:rFonts w:ascii="Arial" w:hAnsi="Arial" w:cs="Arial"/><w:color w:val="000000"/><w:lang w:val="es-CL" w:eastAsia="es-CL"/></w:rPr></w:pPr><w:r><w:rPr><w:rFonts w:ascii="Arial" w:hAnsi="Arial" w:cs="Arial"/><w:color w:val="000000"/><w:lang w:val="es-CL" w:eastAsia="es-CL"/></w:rPr><w:t>UN</w:t></w:r></w:p></w:tc><w:tc><w:tcPr><w:tcW w:w="559" w:type="pct"/><w:tcBorders><w:top w:val="nil"/><w:left w:val="nil"/><w:bottom w:val="single" w:sz="4" w:space="0" w:color="auto"/><w:right w:val="single" w:sz="4" w:space="0" w:color="auto"/></w:tcBorders><w:noWrap/><w:vAlign w:val="center"/><w:hideMark/></w:tcPr><w:p><w:pPr><w:jc w:val="center"/><w:rPr><w:rFonts w:ascii="Arial" w:hAnsi="Arial" w:cs="Arial"/><w:color w:val="000000"/><w:lang w:val="es-CL" w:eastAsia="es-CL"/></w:rPr></w:pPr><w:r><w:rPr><w:rFonts w:ascii="Arial" w:hAnsi="Arial" w:cs="Arial"/><w:color w:val="000000"/><w:lang w:val="es-CL" w:eastAsia="es-CL"/></w:rPr><w:t>10</w:t></w:r></w:p></w:tc><w:tc><w:tcPr><w:tcW w:w="471" w:type="pct"/><w:tcBorders><w:top w:val="nil"/><w:left w:val="nil"/><w:bottom w:val="single" w:sz="4" w:space="0" w:color="auto"/><w:right w:val="single" w:sz="4" w:space="0" w:color="auto"/></w:tcBorders></w:tcPr><w:p><w:pPr><w:jc w:val="center"/><w:rPr><w:rFonts w:ascii="Arial" w:hAnsi="Arial" w:cs="Arial"/><w:color w:val="000000"/><w:lang w:val="es-CL" w:eastAsia="es-CL"/></w:rPr></w:pPr></w:p></w:tc></w:tr><w:tr><w:trPr><w:trHeight w:val="330"/></w:trPr><w:tc><w:tcPr><w:tcW w:w="826" w:type="pct"/><w:vMerge/><w:tcBorders><w:top w:val="single" w:sz="8" w:space="0" w:color="auto"/><w:left w:val="single" w:sz="8" w:space="0" w:color="auto"/><w:bottom w:val="nil"/><w:right w:val="single" w:sz="8" w:space="0" w:color="000000"/></w:tcBorders><w:vAlign w:val="center"/><w:hideMark/></w:tcPr><w:p><w:pPr><w:rPr><w:rFonts w:ascii="Arial" w:hAnsi="Arial" w:cs="Arial"/><w:b/><w:bCs/><w:color w:val="000000"/><w:lang w:val="es-CL" w:eastAsia="es-CL"/></w:rPr></w:pPr></w:p></w:tc><w:tc><w:tcPr><w:tcW w:w="2711" w:type="pct"/><w:tcBorders><w:top w:val="nil"/><w:left w:val="nil"/><w:bottom w:val="single" w:sz="4" w:space="0" w:color="auto"/><w:right w:val="single" w:sz="4" w:space="0" w:color="auto"/></w:tcBorders><w:noWrap/><w:hideMark/></w:tcPr><w:p><w:pPr><w:rPr><w:rFonts w:ascii="Arial" w:hAnsi="Arial" w:cs="Arial"/><w:color w:val="000000"/><w:lang w:val="es-CL" w:eastAsia="es-CL"/></w:rPr></w:pPr><w:r><w:rPr><w:rFonts w:ascii="Arial" w:hAnsi="Arial" w:cs="Arial"/><w:color w:val="000000"/><w:lang w:val="es-CL" w:eastAsia="es-CL"/></w:rPr><w:t>DISCO CORTE METAL 4 1/2"</w:t></w:r></w:p></w:tc><w:tc><w:tcPr><w:tcW w:w="433" w:type="pct"/><w:tcBorders><w:top w:val="nil"/><w:left w:val="nil"/><w:bottom w:val="single" w:sz="4" w:space="0" w:color="auto"/><w:right w:val="single" w:sz="4" w:space="0" w:color="auto"/></w:tcBorders><w:noWrap/><w:vAlign w:val="center"/><w:hideMark/></w:tcPr><w:p><w:pPr><w:jc w:val="center"/><w:rPr><w:rFonts w:ascii="Arial" w:hAnsi="Arial" w:cs="Arial"/><w:color w:val="000000"/><w:lang w:val="es-CL" w:eastAsia="es-CL"/></w:rPr></w:pPr><w:r><w:rPr><w:rFonts w:ascii="Arial" w:hAnsi="Arial" w:cs="Arial"/><w:color w:val="000000"/><w:lang w:val="es-CL" w:eastAsia="es-CL"/></w:rPr><w:t>UN</w:t></w:r></w:p></w:tc><w:tc><w:tcPr><w:tcW w:w="559" w:type="pct"/><w:tcBorders><w:top w:val="nil"/><w:left w:val="nil"/><w:bottom w:val="single" w:sz="4" w:space="0" w:color="auto"/><w:right w:val="single" w:sz="4" w:space="0" w:color="auto"/></w:tcBorders><w:noWrap/><w:vAlign w:val="center"/><w:hideMark/></w:tcPr><w:p><w:pPr><w:jc w:val="center"/><w:rPr><w:rFonts w:ascii="Arial" w:hAnsi="Arial" w:cs="Arial"/><w:color w:val="000000"/><w:lang w:val="es-CL" w:eastAsia="es-CL"/></w:rPr></w:pPr><w:r><w:rPr><w:rFonts w:ascii="Arial" w:hAnsi="Arial" w:cs="Arial"/><w:color w:val="000000"/><w:lang w:val="es-CL" w:eastAsia="es-CL"/></w:rPr><w:t>30</w:t></w:r></w:p></w:tc><w:tc><w:tcPr><w:tcW w:w="471" w:type="pct"/><w:tcBorders><w:top w:val="nil"/><w:left w:val="nil"/><w:bottom w:val="single" w:sz="4" w:space="0" w:color="auto"/><w:right w:val="single" w:sz="4" w:space="0" w:color="auto"/></w:tcBorders></w:tcPr><w:p><w:pPr><w:jc w:val="center"/><w:rPr><w:rFonts w:ascii="Arial" w:hAnsi="Arial" w:cs="Arial"/><w:color w:val="000000"/><w:lang w:val="es-CL" w:eastAsia="es-CL"/></w:rPr></w:pPr></w:p></w:tc></w:tr><w:tr><w:trPr><w:trHeight w:val="330"/></w:trPr><w:tc><w:tcPr><w:tcW w:w="826" w:type="pct"/><w:vMerge/><w:tcBorders><w:top w:val="single" w:sz="8" w:space="0" w:color="auto"/><w:left w:val="single" w:sz="8" w:space="0" w:color="auto"/><w:bottom w:val="nil"/><w:right w:val="single" w:sz="8" w:space="0" w:color="000000"/></w:tcBorders><w:vAlign w:val="center"/><w:hideMark/></w:tcPr><w:p><w:pPr><w:rPr><w:rFonts w:ascii="Arial" w:hAnsi="Arial" w:cs="Arial"/><w:b/><w:bCs/><w:color w:val="000000"/><w:lang w:val="es-CL" w:eastAsia="es-CL"/></w:rPr></w:pPr></w:p></w:tc><w:tc><w:tcPr><w:tcW w:w="2711" w:type="pct"/><w:tcBorders><w:top w:val="single" w:sz="4" w:space="0" w:color="auto"/><w:left w:val="nil"/><w:bottom w:val="single" w:sz="4" w:space="0" w:color="auto"/><w:right w:val="single" w:sz="4" w:space="0" w:color="000000"/></w:tcBorders><w:noWrap/><w:hideMark/></w:tcPr><w:p><w:pPr><w:rPr><w:rFonts w:ascii="Arial" w:hAnsi="Arial" w:cs="Arial"/><w:color w:val="000000"/><w:lang w:val="es-CL" w:eastAsia="es-CL"/></w:rPr></w:pPr><w:r><w:rPr><w:rFonts w:ascii="Arial" w:hAnsi="Arial" w:cs="Arial"/><w:color w:val="000000"/><w:lang w:val="es-CL" w:eastAsia="es-CL"/></w:rPr><w:t>DIABLO ACERO INOXIDABLE 24" REDLINE</w:t></w:r></w:p></w:tc><w:tc><w:tcPr><w:tcW w:w="433" w:type="pct"/><w:tcBorders><w:top w:val="nil"/><w:left w:val="nil"/><w:bottom w:val="single" w:sz="4" w:space="0" w:color="auto"/><w:right w:val="single" w:sz="4" w:space="0" w:color="auto"/></w:tcBorders><w:noWrap/><w:vAlign w:val="center"/><w:hideMark/></w:tcPr><w:p><w:pPr><w:jc w:val="center"/><w:rPr><w:rFonts w:ascii="Arial" w:hAnsi="Arial" w:cs="Arial"/><w:color w:val="000000"/><w:lang w:val="es-CL" w:eastAsia="es-CL"/></w:rPr></w:pPr><w:r><w:rPr><w:rFonts w:ascii="Arial" w:hAnsi="Arial" w:cs="Arial"/><w:color w:val="000000"/><w:lang w:val="es-CL" w:eastAsia="es-CL"/></w:rPr><w:t>UN</w:t></w:r></w:p></w:tc><w:tc><w:tcPr><w:tcW w:w="559" w:type="pct"/><w:tcBorders><w:top w:val="nil"/><w:left w:val="nil"/><w:bottom w:val="single" w:sz="4" w:space="0" w:color="auto"/><w:right w:val="single" w:sz="4" w:space="0" w:color="auto"/></w:tcBorders><w:noWrap/><w:vAlign w:val="center"/><w:hideMark/></w:tcPr><w:p><w:pPr><w:jc w:val="center"/><w:rPr><w:rFonts w:ascii="Arial" w:hAnsi="Arial" w:cs="Arial"/><w:color w:val="000000"/><w:lang w:val="es-CL" w:eastAsia="es-CL"/></w:rPr></w:pPr><w:r><w:rPr><w:rFonts w:ascii="Arial" w:hAnsi="Arial" w:cs="Arial"/><w:color w:val="000000"/><w:lang w:val="es-CL" w:eastAsia="es-CL"/></w:rPr><w:t>4</w:t></w:r></w:p></w:tc><w:tc><w:tcPr><w:tcW w:w="471" w:type="pct"/><w:tcBorders><w:top w:val="nil"/><w:left w:val="nil"/><w:bottom w:val="single" w:sz="4" w:space="0" w:color="auto"/><w:right w:val="single" w:sz="4" w:space="0" w:color="auto"/></w:tcBorders></w:tcPr><w:p><w:pPr><w:jc w:val="center"/><w:rPr><w:rFonts w:ascii="Arial" w:hAnsi="Arial" w:cs="Arial"/><w:color w:val="000000"/><w:lang w:val="es-CL" w:eastAsia="es-CL"/></w:rPr></w:pPr></w:p></w:tc></w:tr><w:tr><w:trPr><w:trHeight w:val="330"/></w:trPr><w:tc><w:tcPr><w:tcW w:w="826" w:type="pct"/><w:vMerge/><w:tcBorders><w:top w:val="single" w:sz="8" w:space="0" w:color="auto"/><w:left w:val="single" w:sz="8" w:space="0" w:color="auto"/><w:bottom w:val="nil"/><w:right w:val="single" w:sz="8" w:space="0" w:color="000000"/></w:tcBorders><w:vAlign w:val="center"/><w:hideMark/></w:tcPr><w:p><w:pPr><w:rPr><w:rFonts w:ascii="Arial" w:hAnsi="Arial" w:cs="Arial"/><w:b/><w:bCs/><w:color w:val="000000"/><w:lang w:val="es-CL" w:eastAsia="es-CL"/></w:rPr></w:pPr></w:p></w:tc><w:tc><w:tcPr><w:tcW w:w="2711" w:type="pct"/><w:tcBorders><w:top w:val="single" w:sz="4" w:space="0" w:color="auto"/><w:left w:val="nil"/><w:bottom w:val="single" w:sz="4" w:space="0" w:color="auto"/><w:right w:val="single" w:sz="4" w:space="0" w:color="000000"/></w:tcBorders><w:noWrap/><w:hideMark/></w:tcPr><w:p><w:pPr><w:rPr><w:rFonts w:ascii="Arial" w:hAnsi="Arial" w:cs="Arial"/><w:color w:val="000000"/><w:lang w:val="es-CL" w:eastAsia="es-CL"/></w:rPr></w:pPr><w:r><w:rPr><w:rFonts w:ascii="Arial" w:hAnsi="Arial" w:cs="Arial"/><w:color w:val="000000"/><w:lang w:val="es-CL" w:eastAsia="es-CL"/></w:rPr><w:t xml:space="preserve">NIVEL DE ALUMINIO 48" GRIS STANLEY </w:t></w:r></w:p></w:tc><w:tc><w:tcPr><w:tcW w:w="433" w:type="pct"/><w:tcBorders><w:top w:val="nil"/><w:left w:val="nil"/><w:bottom w:val="single" w:sz="4" w:space="0" w:color="auto"/><w:right w:val="single" w:sz="4" w:space="0" w:color="auto"/></w:tcBorders><w:noWrap/><w:vAlign w:val="center"/><w:hideMark/></w:tcPr><w:p><w:pPr><w:jc w:val="center"/><w:rPr><w:rFonts w:ascii="Arial" w:hAnsi="Arial" w:cs="Arial"/><w:color w:val="000000"/><w:lang w:val="es-CL" w:eastAsia="es-CL"/></w:rPr></w:pPr><w:r><w:rPr><w:rFonts w:ascii="Arial" w:hAnsi="Arial" w:cs="Arial"/><w:color w:val="000000"/><w:lang w:val="es-CL" w:eastAsia="es-CL"/></w:rPr><w:t>UN</w:t></w:r></w:p></w:tc><w:tc><w:tcPr><w:tcW w:w="559" w:type="pct"/><w:tcBorders><w:top w:val="nil"/><w:left w:val="nil"/><w:bottom w:val="single" w:sz="4" w:space="0" w:color="auto"/><w:right w:val="single" w:sz="4" w:space="0" w:color="auto"/></w:tcBorders><w:noWrap/><w:vAlign w:val="center"/><w:hideMark/></w:tcPr><w:p><w:pPr><w:jc w:val="center"/><w:rPr><w:rFonts w:ascii="Arial" w:hAnsi="Arial" w:cs="Arial"/><w:color w:val="000000"/><w:lang w:val="es-CL" w:eastAsia="es-CL"/></w:rPr></w:pPr><w:r><w:rPr><w:rFonts w:ascii="Arial" w:hAnsi="Arial" w:cs="Arial"/><w:color w:val="000000"/><w:lang w:val="es-CL" w:eastAsia="es-CL"/></w:rPr><w:t>3</w:t></w:r></w:p></w:tc><w:tc><w:tcPr><w:tcW w:w="471" w:type="pct"/><w:tcBorders><w:top w:val="nil"/><w:left w:val="nil"/><w:bottom w:val="single" w:sz="4" w:space="0" w:color="auto"/><w:right w:val="single" w:sz="4" w:space="0" w:color="auto"/></w:tcBorders></w:tcPr><w:p><w:pPr><w:jc w:val="center"/><w:rPr><w:rFonts w:ascii="Arial" w:hAnsi="Arial" w:cs="Arial"/><w:color w:val="000000"/><w:lang w:val="es-CL" w:eastAsia="es-CL"/></w:rPr></w:pPr></w:p></w:tc></w:tr><w:tr><w:trPr><w:trHeight w:val="330"/></w:trPr><w:tc><w:tcPr><w:tcW w:w="826" w:type="pct"/><w:vMerge/><w:tcBorders><w:top w:val="single" w:sz="8" w:space="0" w:color="auto"/><w:left w:val="single" w:sz="8" w:space="0" w:color="auto"/><w:bottom w:val="nil"/><w:right w:val="single" w:sz="8" w:space="0" w:color="000000"/></w:tcBorders><w:vAlign w:val="center"/><w:hideMark/></w:tcPr><w:p><w:pPr><w:rPr><w:rFonts w:ascii="Arial" w:hAnsi="Arial" w:cs="Arial"/><w:b/><w:bCs/><w:color w:val="000000"/><w:lang w:val="es-CL" w:eastAsia="es-CL"/></w:rPr></w:pPr></w:p></w:tc><w:tc><w:tcPr><w:tcW w:w="2711" w:type="pct"/><w:tcBorders><w:top w:val="single" w:sz="4" w:space="0" w:color="auto"/><w:left w:val="nil"/><w:bottom w:val="single" w:sz="4" w:space="0" w:color="auto"/><w:right w:val="single" w:sz="4" w:space="0" w:color="000000"/></w:tcBorders><w:noWrap/><w:hideMark/></w:tcPr><w:p><w:pPr><w:rPr><w:rFonts w:ascii="Arial" w:hAnsi="Arial" w:cs="Arial"/><w:color w:val="000000"/><w:lang w:val="es-CL" w:eastAsia="es-CL"/></w:rPr></w:pPr><w:r><w:rPr><w:rFonts w:ascii="Arial" w:hAnsi="Arial" w:cs="Arial"/><w:color w:val="000000"/><w:lang w:val="es-CL" w:eastAsia="es-CL"/></w:rPr><w:t>ESCOBILLONES INDUSTRIALES</w:t></w:r></w:p></w:tc><w:tc><w:tcPr><w:tcW w:w="433" w:type="pct"/><w:tcBorders><w:top w:val="nil"/><w:left w:val="nil"/><w:bottom w:val="single" w:sz="4" w:space="0" w:color="auto"/><w:right w:val="single" w:sz="4" w:space="0" w:color="auto"/></w:tcBorders><w:noWrap/><w:vAlign w:val="center"/><w:hideMark/></w:tcPr><w:p><w:pPr><w:jc w:val="center"/><w:rPr><w:rFonts w:ascii="Arial" w:hAnsi="Arial" w:cs="Arial"/><w:color w:val="000000"/><w:lang w:val="es-CL" w:eastAsia="es-CL"/></w:rPr></w:pPr><w:r><w:rPr><w:rFonts w:ascii="Arial" w:hAnsi="Arial" w:cs="Arial"/><w:color w:val="000000"/><w:lang w:val="es-CL" w:eastAsia="es-CL"/></w:rPr><w:t>UN</w:t></w:r></w:p></w:tc><w:tc><w:tcPr><w:tcW w:w="559" w:type="pct"/><w:tcBorders><w:top w:val="nil"/><w:left w:val="nil"/><w:bottom w:val="single" w:sz="4" w:space="0" w:color="auto"/><w:right w:val="single" w:sz="4" w:space="0" w:color="auto"/></w:tcBorders><w:noWrap/><w:vAlign w:val="center"/><w:hideMark/></w:tcPr><w:p><w:pPr><w:jc w:val="center"/><w:rPr><w:rFonts w:ascii="Arial" w:hAnsi="Arial" w:cs="Arial"/><w:color w:val="000000"/><w:lang w:val="es-CL" w:eastAsia="es-CL"/></w:rPr></w:pPr><w:r><w:rPr><w:rFonts w:ascii="Arial" w:hAnsi="Arial" w:cs="Arial"/><w:color w:val="000000"/><w:lang w:val="es-CL" w:eastAsia="es-CL"/></w:rPr><w:t>10</w:t></w:r></w:p></w:tc><w:tc><w:tcPr><w:tcW w:w="471" w:type="pct"/><w:tcBorders><w:top w:val="nil"/><w:left w:val="nil"/><w:bottom w:val="single" w:sz="4" w:space="0" w:color="auto"/><w:right w:val="single" w:sz="4" w:space="0" w:color="auto"/></w:tcBorders></w:tcPr><w:p><w:pPr><w:jc w:val="center"/><w:rPr><w:rFonts w:ascii="Arial" w:hAnsi="Arial" w:cs="Arial"/><w:color w:val="000000"/><w:lang w:val="es-CL" w:eastAsia="es-CL"/></w:rPr></w:pPr></w:p></w:tc></w:tr><w:tr><w:trPr><w:trHeight w:val="330"/></w:trPr><w:tc><w:tcPr><w:tcW w:w="826" w:type="pct"/><w:vMerge/><w:tcBorders><w:top w:val="single" w:sz="8" w:space="0" w:color="auto"/><w:left w:val="single" w:sz="8" w:space="0" w:color="auto"/><w:bottom w:val="nil"/><w:right w:val="single" w:sz="8" w:space="0" w:color="000000"/></w:tcBorders><w:vAlign w:val="center"/><w:hideMark/></w:tcPr><w:p><w:pPr><w:rPr><w:rFonts w:ascii="Arial" w:hAnsi="Arial" w:cs="Arial"/><w:b/><w:bCs/><w:color w:val="000000"/><w:lang w:val="es-CL" w:eastAsia="es-CL"/></w:rPr></w:pPr></w:p></w:tc><w:tc><w:tcPr><w:tcW w:w="2711" w:type="pct"/><w:tcBorders><w:top w:val="single" w:sz="4" w:space="0" w:color="auto"/><w:left w:val="nil"/><w:bottom w:val="single" w:sz="4" w:space="0" w:color="auto"/><w:right w:val="single" w:sz="4" w:space="0" w:color="000000"/></w:tcBorders><w:noWrap/><w:hideMark/></w:tcPr><w:p><w:pPr><w:rPr><w:rFonts w:ascii="Arial" w:hAnsi="Arial" w:cs="Arial"/><w:color w:val="000000"/><w:lang w:val="es-CL" w:eastAsia="es-CL"/></w:rPr></w:pPr><w:r><w:rPr><w:rFonts w:ascii="Arial" w:hAnsi="Arial" w:cs="Arial"/><w:color w:val="000000"/><w:lang w:val="es-CL" w:eastAsia="es-CL"/></w:rPr><w:t>MARTILLO MICROFIBRA 16 OZ 428-16 BAHCO</w:t></w:r></w:p></w:tc><w:tc><w:tcPr><w:tcW w:w="433" w:type="pct"/><w:tcBorders><w:top w:val="nil"/><w:left w:val="nil"/><w:bottom w:val="single" w:sz="4" w:space="0" w:color="auto"/><w:right w:val="single" w:sz="4" w:space="0" w:color="auto"/></w:tcBorders><w:noWrap/><w:vAlign w:val="center"/><w:hideMark/></w:tcPr><w:p><w:pPr><w:jc w:val="center"/><w:rPr><w:rFonts w:ascii="Arial" w:hAnsi="Arial" w:cs="Arial"/><w:color w:val="000000"/><w:lang w:val="es-CL" w:eastAsia="es-CL"/></w:rPr></w:pPr><w:r><w:rPr><w:rFonts w:ascii="Arial" w:hAnsi="Arial" w:cs="Arial"/><w:color w:val="000000"/><w:lang w:val="es-CL" w:eastAsia="es-CL"/></w:rPr><w:t>UN</w:t></w:r></w:p></w:tc><w:tc><w:tcPr><w:tcW w:w="559" w:type="pct"/><w:tcBorders><w:top w:val="nil"/><w:left w:val="nil"/><w:bottom w:val="single" w:sz="4" w:space="0" w:color="auto"/><w:right w:val="single" w:sz="4" w:space="0" w:color="auto"/></w:tcBorders><w:noWrap/><w:vAlign w:val="center"/><w:hideMark/></w:tcPr><w:p><w:pPr><w:jc w:val="center"/><w:rPr><w:rFonts w:ascii="Arial" w:hAnsi="Arial" w:cs="Arial"/><w:color w:val="000000"/><w:lang w:val="es-CL" w:eastAsia="es-CL"/></w:rPr></w:pPr><w:r><w:rPr><w:rFonts w:ascii="Arial" w:hAnsi="Arial" w:cs="Arial"/><w:color w:val="000000"/><w:lang w:val="es-CL" w:eastAsia="es-CL"/></w:rPr><w:t>8</w:t></w:r></w:p></w:tc><w:tc><w:tcPr><w:tcW w:w="471" w:type="pct"/><w:tcBorders><w:top w:val="nil"/><w:left w:val="nil"/><w:bottom w:val="single" w:sz="4" w:space="0" w:color="auto"/><w:right w:val="single" w:sz="4" w:space="0" w:color="auto"/></w:tcBorders></w:tcPr><w:p><w:pPr><w:jc w:val="center"/><w:rPr><w:rFonts w:ascii="Arial" w:hAnsi="Arial" w:cs="Arial"/><w:color w:val="000000"/><w:lang w:val="es-CL" w:eastAsia="es-CL"/></w:rPr></w:pPr></w:p></w:tc></w:tr><w:tr><w:trPr><w:trHeight w:val="330"/></w:trPr><w:tc><w:tcPr><w:tcW w:w="826" w:type="pct"/><w:vMerge/><w:tcBorders><w:top w:val="single" w:sz="8" w:space="0" w:color="auto"/><w:left w:val="single" w:sz="8" w:space="0" w:color="auto"/><w:bottom w:val="nil"/><w:right w:val="single" w:sz="8" w:space="0" w:color="000000"/></w:tcBorders><w:vAlign w:val="center"/><w:hideMark/></w:tcPr><w:p><w:pPr><w:rPr><w:rFonts w:ascii="Arial" w:hAnsi="Arial" w:cs="Arial"/><w:b/><w:bCs/><w:color w:val="000000"/><w:lang w:val="es-CL" w:eastAsia="es-CL"/></w:rPr></w:pPr></w:p></w:tc><w:tc><w:tcPr><w:tcW w:w="2711" w:type="pct"/><w:tcBorders><w:top w:val="single" w:sz="4" w:space="0" w:color="auto"/><w:left w:val="nil"/><w:bottom w:val="single" w:sz="4" w:space="0" w:color="auto"/><w:right w:val="single" w:sz="4" w:space="0" w:color="000000"/></w:tcBorders><w:noWrap/><w:hideMark/></w:tcPr><w:p><w:pPr><w:rPr><w:rFonts w:ascii="Arial" w:hAnsi="Arial" w:cs="Arial"/><w:color w:val="000000"/><w:lang w:val="es-CL" w:eastAsia="es-CL"/></w:rPr></w:pPr><w:r><w:rPr><w:rFonts w:ascii="Arial" w:hAnsi="Arial" w:cs="Arial"/><w:color w:val="000000"/><w:lang w:val="es-CL" w:eastAsia="es-CL"/></w:rPr><w:t>INGLETE SERRUCHO BASE 12 PULG 300 MM</w:t></w:r></w:p></w:tc><w:tc><w:tcPr><w:tcW w:w="433" w:type="pct"/><w:tcBorders><w:top w:val="nil"/><w:left w:val="nil"/><w:bottom w:val="nil"/><w:right w:val="single" w:sz="4" w:space="0" w:color="auto"/></w:tcBorders><w:noWrap/><w:vAlign w:val="center"/><w:hideMark/></w:tcPr><w:p><w:pPr><w:jc w:val="center"/><w:rPr><w:rFonts w:ascii="Arial" w:hAnsi="Arial" w:cs="Arial"/><w:color w:val="000000"/><w:lang w:val="es-CL" w:eastAsia="es-CL"/></w:rPr></w:pPr><w:r><w:rPr><w:rFonts w:ascii="Arial" w:hAnsi="Arial" w:cs="Arial"/><w:color w:val="000000"/><w:lang w:val="es-CL" w:eastAsia="es-CL"/></w:rPr><w:t>UN</w:t></w:r></w:p></w:tc><w:tc><w:tcPr><w:tcW w:w="559" w:type="pct"/><w:tcBorders><w:top w:val="nil"/><w:left w:val="nil"/><w:bottom w:val="nil"/><w:right w:val="single" w:sz="4" w:space="0" w:color="auto"/></w:tcBorders><w:noWrap/><w:vAlign w:val="center"/><w:hideMark/></w:tcPr><w:p><w:pPr><w:jc w:val="center"/><w:rPr><w:rFonts w:ascii="Arial" w:hAnsi="Arial" w:cs="Arial"/><w:color w:val="000000"/><w:lang w:val="es-CL" w:eastAsia="es-CL"/></w:rPr></w:pPr><w:r><w:rPr><w:rFonts w:ascii="Arial" w:hAnsi="Arial" w:cs="Arial"/><w:color w:val="000000"/><w:lang w:val="es-CL" w:eastAsia="es-CL"/></w:rPr><w:t>4</w:t></w:r></w:p></w:tc><w:tc><w:tcPr><w:tcW w:w="471" w:type="pct"/><w:tcBorders><w:top w:val="nil"/><w:left w:val="nil"/><w:bottom w:val="nil"/><w:right w:val="single" w:sz="4" w:space="0" w:color="auto"/></w:tcBorders></w:tcPr><w:p><w:pPr><w:jc w:val="center"/><w:rPr><w:rFonts w:ascii="Arial" w:hAnsi="Arial" w:cs="Arial"/><w:color w:val="000000"/><w:lang w:val="es-CL" w:eastAsia="es-CL"/></w:rPr></w:pPr></w:p></w:tc></w:tr><w:tr><w:trPr><w:trHeight w:val="330"/></w:trPr><w:tc><w:tcPr><w:tcW w:w="826" w:type="pct"/><w:vMerge/><w:tcBorders><w:top w:val="single" w:sz="8" w:space="0" w:color="auto"/><w:left w:val="single" w:sz="8" w:space="0" w:color="auto"/><w:bottom w:val="nil"/><w:right w:val="single" w:sz="8" w:space="0" w:color="000000"/></w:tcBorders><w:vAlign w:val="center"/><w:hideMark/></w:tcPr><w:p><w:pPr><w:rPr><w:rFonts w:ascii="Arial" w:hAnsi="Arial" w:cs="Arial"/><w:b/><w:bCs/><w:color w:val="000000"/><w:lang w:val="es-CL" w:eastAsia="es-CL"/></w:rPr></w:pPr></w:p></w:tc><w:tc><w:tcPr><w:tcW w:w="2711" w:type="pct"/><w:tcBorders><w:top w:val="single" w:sz="4" w:space="0" w:color="auto"/><w:left w:val="nil"/><w:bottom w:val="single" w:sz="4" w:space="0" w:color="auto"/><w:right w:val="single" w:sz="4" w:space="0" w:color="auto"/></w:tcBorders><w:noWrap/><w:hideMark/></w:tcPr><w:p><w:pPr><w:rPr><w:rFonts w:ascii="Arial" w:hAnsi="Arial" w:cs="Arial"/><w:color w:val="000000"/><w:lang w:val="es-CL" w:eastAsia="es-CL"/></w:rPr></w:pPr><w:r><w:rPr><w:rFonts w:ascii="Arial" w:hAnsi="Arial" w:cs="Arial"/><w:color w:val="000000"/><w:lang w:val="es-CL" w:eastAsia="es-CL"/></w:rPr><w:t>LIENZA CARPINTERA</w:t></w:r></w:p></w:tc><w:tc><w:tcPr><w:tcW w:w="433" w:type="pct"/><w:tcBorders><w:top w:val="single" w:sz="4" w:space="0" w:color="auto"/><w:left w:val="nil"/><w:bottom w:val="nil"/><w:right w:val="single" w:sz="4" w:space="0" w:color="auto"/></w:tcBorders><w:noWrap/><w:vAlign w:val="center"/><w:hideMark/></w:tcPr><w:p><w:pPr><w:jc w:val="center"/><w:rPr><w:rFonts w:ascii="Arial" w:hAnsi="Arial" w:cs="Arial"/><w:color w:val="000000"/><w:lang w:val="es-CL" w:eastAsia="es-CL"/></w:rPr></w:pPr><w:r><w:rPr><w:rFonts w:ascii="Arial" w:hAnsi="Arial" w:cs="Arial"/><w:color w:val="000000"/><w:lang w:val="es-CL" w:eastAsia="es-CL"/></w:rPr><w:t>UN</w:t></w:r></w:p></w:tc><w:tc><w:tcPr><w:tcW w:w="559" w:type="pct"/><w:tcBorders><w:top w:val="single" w:sz="4" w:space="0" w:color="auto"/><w:left w:val="nil"/><w:bottom w:val="nil"/><w:right w:val="single" w:sz="4" w:space="0" w:color="auto"/></w:tcBorders><w:noWrap/><w:vAlign w:val="center"/><w:hideMark/></w:tcPr><w:p><w:pPr><w:jc w:val="center"/><w:rPr><w:rFonts w:ascii="Arial" w:hAnsi="Arial" w:cs="Arial"/><w:color w:val="000000"/><w:lang w:val="es-CL" w:eastAsia="es-CL"/></w:rPr></w:pPr><w:r><w:rPr><w:rFonts w:ascii="Arial" w:hAnsi="Arial" w:cs="Arial"/><w:color w:val="000000"/><w:lang w:val="es-CL" w:eastAsia="es-CL"/></w:rPr><w:t>5</w:t></w:r></w:p></w:tc><w:tc><w:tcPr><w:tcW w:w="471" w:type="pct"/><w:tcBorders><w:top w:val="single" w:sz="4" w:space="0" w:color="auto"/><w:left w:val="nil"/><w:bottom w:val="nil"/><w:right w:val="single" w:sz="4" w:space="0" w:color="auto"/></w:tcBorders></w:tcPr><w:p><w:pPr><w:jc w:val="center"/><w:rPr><w:rFonts w:ascii="Arial" w:hAnsi="Arial" w:cs="Arial"/><w:color w:val="000000"/><w:lang w:val="es-CL" w:eastAsia="es-CL"/></w:rPr></w:pPr></w:p></w:tc></w:tr><w:tr><w:trPr><w:trHeight w:val="375"/></w:trPr><w:tc><w:tcPr><w:tcW w:w="826" w:type="pct"/><w:vMerge/><w:tcBorders><w:top w:val="single" w:sz="8" w:space="0" w:color="auto"/><w:left w:val="single" w:sz="8" w:space="0" w:color="auto"/><w:bottom w:val="nil"/><w:right w:val="single" w:sz="8" w:space="0" w:color="000000"/></w:tcBorders><w:vAlign w:val="center"/><w:hideMark/></w:tcPr><w:p><w:pPr><w:rPr><w:rFonts w:ascii="Arial" w:hAnsi="Arial" w:cs="Arial"/><w:b/><w:bCs/><w:color w:val="000000"/><w:lang w:val="es-CL" w:eastAsia="es-CL"/></w:rPr></w:pPr></w:p></w:tc><w:tc><w:tcPr><w:tcW w:w="2711" w:type="pct"/><w:tcBorders><w:top w:val="single" w:sz="4" w:space="0" w:color="auto"/><w:left w:val="nil"/><w:bottom w:val="single" w:sz="4" w:space="0" w:color="auto"/><w:right w:val="single" w:sz="4" w:space="0" w:color="auto"/></w:tcBorders><w:noWrap/><w:vAlign w:val="center"/><w:hideMark/></w:tcPr><w:p><w:pPr><w:rPr><w:rFonts w:ascii="Arial" w:hAnsi="Arial" w:cs="Arial"/><w:color w:val="000000"/><w:lang w:val="es-CL" w:eastAsia="es-CL"/></w:rPr></w:pPr><w:r><w:rPr><w:rFonts w:ascii="Arial" w:hAnsi="Arial" w:cs="Arial"/><w:color w:val="000000"/><w:lang w:val="es-CL" w:eastAsia="es-CL"/></w:rPr><w:t>PINTACAL</w:t></w:r></w:p></w:tc><w:tc><w:tcPr><w:tcW w:w="433" w:type="pct"/><w:tcBorders><w:top w:val="single" w:sz="4" w:space="0" w:color="auto"/><w:left w:val="nil"/><w:bottom w:val="nil"/><w:right w:val="single" w:sz="4" w:space="0" w:color="auto"/></w:tcBorders><w:noWrap/><w:vAlign w:val="center"/><w:hideMark/></w:tcPr><w:p><w:pPr><w:jc w:val="center"/><w:rPr><w:rFonts w:ascii="Arial" w:hAnsi="Arial" w:cs="Arial"/><w:color w:val="000000"/><w:lang w:val="es-CL" w:eastAsia="es-CL"/></w:rPr></w:pPr><w:r><w:rPr><w:rFonts w:ascii="Arial" w:hAnsi="Arial" w:cs="Arial"/><w:color w:val="000000"/><w:lang w:val="es-CL" w:eastAsia="es-CL"/></w:rPr><w:t>UN</w:t></w:r></w:p></w:tc><w:tc><w:tcPr><w:tcW w:w="559" w:type="pct"/><w:tcBorders><w:top w:val="single" w:sz="4" w:space="0" w:color="auto"/><w:left w:val="nil"/><w:bottom w:val="nil"/><w:right w:val="single" w:sz="4" w:space="0" w:color="auto"/></w:tcBorders><w:noWrap/><w:vAlign w:val="center"/><w:hideMark/></w:tcPr><w:p><w:pPr><w:jc w:val="center"/><w:rPr><w:rFonts w:ascii="Arial" w:hAnsi="Arial" w:cs="Arial"/><w:color w:val="000000"/><w:lang w:val="es-CL" w:eastAsia="es-CL"/></w:rPr></w:pPr><w:r><w:rPr><w:rFonts w:ascii="Arial" w:hAnsi="Arial" w:cs="Arial"/><w:color w:val="000000"/><w:lang w:val="es-CL" w:eastAsia="es-CL"/></w:rPr><w:t>8</w:t></w:r></w:p></w:tc><w:tc><w:tcPr><w:tcW w:w="471" w:type="pct"/><w:tcBorders><w:top w:val="single" w:sz="4" w:space="0" w:color="auto"/><w:left w:val="nil"/><w:bottom w:val="nil"/><w:right w:val="single" w:sz="4" w:space="0" w:color="auto"/></w:tcBorders></w:tcPr><w:p><w:pPr><w:jc w:val="center"/><w:rPr><w:rFonts w:ascii="Arial" w:hAnsi="Arial" w:cs="Arial"/><w:color w:val="000000"/><w:lang w:val="es-CL" w:eastAsia="es-CL"/></w:rPr></w:pPr></w:p></w:tc></w:tr><w:tr><w:trPr><w:trHeight w:val="390"/></w:trPr><w:tc><w:tcPr><w:tcW w:w="826" w:type="pct"/><w:vMerge/><w:tcBorders><w:top w:val="single" w:sz="8" w:space="0" w:color="auto"/><w:left w:val="single" w:sz="8" w:space="0" w:color="auto"/><w:bottom w:val="nil"/><w:right w:val="single" w:sz="8" w:space="0" w:color="000000"/></w:tcBorders><w:vAlign w:val="center"/><w:hideMark/></w:tcPr><w:p><w:pPr><w:rPr><w:rFonts w:ascii="Arial" w:hAnsi="Arial" w:cs="Arial"/><w:b/><w:bCs/><w:color w:val="000000"/><w:lang w:val="es-CL" w:eastAsia="es-CL"/></w:rPr></w:pPr></w:p></w:tc><w:tc><w:tcPr><w:tcW w:w="2711" w:type="pct"/><w:tcBorders><w:top w:val="single" w:sz="4" w:space="0" w:color="auto"/><w:left w:val="nil"/><w:bottom w:val="single" w:sz="4" w:space="0" w:color="auto"/><w:right w:val="single" w:sz="4" w:space="0" w:color="auto"/></w:tcBorders><w:noWrap/><w:hideMark/></w:tcPr><w:p><w:pPr><w:rPr><w:rFonts w:ascii="Arial" w:hAnsi="Arial" w:cs="Arial"/><w:color w:val="000000"/><w:lang w:val="es-CL" w:eastAsia="es-CL"/></w:rPr></w:pPr><w:r><w:rPr><w:rFonts w:ascii="Arial" w:hAnsi="Arial" w:cs="Arial"/><w:color w:val="000000"/><w:lang w:val="es-CL" w:eastAsia="es-CL"/></w:rPr><w:t>LAPIZ CARPINTERO</w:t></w:r></w:p></w:tc><w:tc><w:tcPr><w:tcW w:w="433" w:type="pct"/><w:tcBorders><w:top w:val="single" w:sz="4" w:space="0" w:color="auto"/><w:left w:val="nil"/><w:bottom w:val="nil"/><w:right w:val="single" w:sz="4" w:space="0" w:color="auto"/></w:tcBorders><w:noWrap/><w:vAlign w:val="center"/><w:hideMark/></w:tcPr><w:p><w:pPr><w:jc w:val="center"/><w:rPr><w:rFonts w:ascii="Arial" w:hAnsi="Arial" w:cs="Arial"/><w:color w:val="000000"/><w:lang w:val="es-CL" w:eastAsia="es-CL"/></w:rPr></w:pPr><w:r><w:rPr><w:rFonts w:ascii="Arial" w:hAnsi="Arial" w:cs="Arial"/><w:color w:val="000000"/><w:lang w:val="es-CL" w:eastAsia="es-CL"/></w:rPr><w:t>UN</w:t></w:r></w:p></w:tc><w:tc><w:tcPr><w:tcW w:w="559" w:type="pct"/><w:tcBorders><w:top w:val="single" w:sz="4" w:space="0" w:color="auto"/><w:left w:val="nil"/><w:bottom w:val="nil"/><w:right w:val="single" w:sz="4" w:space="0" w:color="auto"/></w:tcBorders><w:noWrap/><w:vAlign w:val="center"/><w:hideMark/></w:tcPr><w:p><w:pPr><w:jc w:val="center"/><w:rPr><w:rFonts w:ascii="Arial" w:hAnsi="Arial" w:cs="Arial"/><w:color w:val="000000"/><w:lang w:val="es-CL" w:eastAsia="es-CL"/></w:rPr></w:pPr><w:r><w:rPr><w:rFonts w:ascii="Arial" w:hAnsi="Arial" w:cs="Arial"/><w:color w:val="000000"/><w:lang w:val="es-CL" w:eastAsia="es-CL"/></w:rPr><w:t>10</w:t></w:r></w:p></w:tc><w:tc><w:tcPr><w:tcW w:w="471" w:type="pct"/><w:tcBorders><w:top w:val="single" w:sz="4" w:space="0" w:color="auto"/><w:left w:val="nil"/><w:bottom w:val="nil"/><w:right w:val="single" w:sz="4" w:space="0" w:color="auto"/></w:tcBorders></w:tcPr><w:p><w:pPr><w:jc w:val="center"/><w:rPr><w:rFonts w:ascii="Arial" w:hAnsi="Arial" w:cs="Arial"/><w:color w:val="000000"/><w:lang w:val="es-CL" w:eastAsia="es-CL"/></w:rPr></w:pPr></w:p></w:tc></w:tr><w:tr><w:trPr><w:trHeight w:val="315"/></w:trPr><w:tc><w:tcPr><w:tcW w:w="826" w:type="pct"/><w:vMerge/><w:tcBorders><w:top w:val="single" w:sz="8" w:space="0" w:color="auto"/><w:left w:val="single" w:sz="8" w:space="0" w:color="auto"/><w:bottom w:val="nil"/><w:right w:val="single" w:sz="8" w:space="0" w:color="000000"/></w:tcBorders><w:vAlign w:val="center"/><w:hideMark/></w:tcPr><w:p><w:pPr><w:rPr><w:rFonts w:ascii="Arial" w:hAnsi="Arial" w:cs="Arial"/><w:b/><w:bCs/><w:color w:val="000000"/><w:lang w:val="es-CL" w:eastAsia="es-CL"/></w:rPr></w:pPr></w:p></w:tc><w:tc><w:tcPr><w:tcW w:w="2711" w:type="pct"/><w:tcBorders><w:top w:val="single" w:sz="4" w:space="0" w:color="auto"/><w:left w:val="nil"/><w:bottom w:val="single" w:sz="4" w:space="0" w:color="auto"/><w:right w:val="single" w:sz="4" w:space="0" w:color="auto"/></w:tcBorders><w:noWrap/><w:hideMark/></w:tcPr><w:p><w:pPr><w:rPr><w:rFonts w:ascii="Arial" w:hAnsi="Arial" w:cs="Arial"/><w:color w:val="000000"/><w:lang w:val="es-CL" w:eastAsia="es-CL"/></w:rPr></w:pPr><w:r><w:rPr><w:rFonts w:ascii="Arial" w:hAnsi="Arial" w:cs="Arial"/><w:color w:val="000000"/><w:lang w:val="es-CL" w:eastAsia="es-CL"/></w:rPr><w:t xml:space="preserve">LAPIZ MARCA METAL </w:t></w:r></w:p></w:tc><w:tc><w:tcPr><w:tcW w:w="433" w:type="pct"/><w:tcBorders><w:top w:val="single" w:sz="4" w:space="0" w:color="auto"/><w:left w:val="nil"/><w:bottom w:val="single" w:sz="4" w:space="0" w:color="auto"/><w:right w:val="single" w:sz="4" w:space="0" w:color="auto"/></w:tcBorders><w:noWrap/><w:vAlign w:val="center"/><w:hideMark/></w:tcPr><w:p><w:pPr><w:jc w:val="center"/><w:rPr><w:rFonts w:ascii="Arial" w:hAnsi="Arial" w:cs="Arial"/><w:color w:val="000000"/><w:lang w:val="es-CL" w:eastAsia="es-CL"/></w:rPr></w:pPr><w:r><w:rPr><w:rFonts w:ascii="Arial" w:hAnsi="Arial" w:cs="Arial"/><w:color w:val="000000"/><w:lang w:val="es-CL" w:eastAsia="es-CL"/></w:rPr><w:t>UN</w:t></w:r></w:p></w:tc><w:tc><w:tcPr><w:tcW w:w="559" w:type="pct"/><w:tcBorders><w:top w:val="single" w:sz="4" w:space="0" w:color="auto"/><w:left w:val="nil"/><w:bottom w:val="single" w:sz="4" w:space="0" w:color="auto"/><w:right w:val="single" w:sz="4" w:space="0" w:color="auto"/></w:tcBorders><w:noWrap/><w:vAlign w:val="center"/><w:hideMark/></w:tcPr><w:p><w:pPr><w:jc w:val="center"/><w:rPr><w:rFonts w:ascii="Arial" w:hAnsi="Arial" w:cs="Arial"/><w:color w:val="000000"/><w:lang w:val="es-CL" w:eastAsia="es-CL"/></w:rPr></w:pPr><w:r><w:rPr><w:rFonts w:ascii="Arial" w:hAnsi="Arial" w:cs="Arial"/><w:color w:val="000000"/><w:lang w:val="es-CL" w:eastAsia="es-CL"/></w:rPr><w:t>6</w:t></w:r></w:p></w:tc><w:tc><w:tcPr><w:tcW w:w="471" w:type="pct"/><w:tcBorders><w:top w:val="single" w:sz="4" w:space="0" w:color="auto"/><w:left w:val="nil"/><w:bottom w:val="single" w:sz="4" w:space="0" w:color="auto"/><w:right w:val="single" w:sz="4" w:space="0" w:color="auto"/></w:tcBorders></w:tcPr><w:p><w:pPr><w:jc w:val="center"/><w:rPr><w:rFonts w:ascii="Arial" w:hAnsi="Arial" w:cs="Arial"/><w:color w:val="000000"/><w:lang w:val="es-CL" w:eastAsia="es-CL"/></w:rPr></w:pPr></w:p></w:tc></w:tr></w:tbl><w:p><w:pPr><w:ind w:right="82"/><w:jc w:val="both"/><w:rPr><w:rFonts w:ascii="Arial" w:hAnsi="Arial" w:cs="Arial"/><w:lang w:val="es-CL"/></w:rPr></w:pPr></w:p><w:p><w:pPr><w:ind w:right="82"/><w:jc w:val="both"/><w:rPr><w:rFonts w:ascii="Arial" w:hAnsi="Arial" w:cs="Arial"/><w:lang w:val="es-CL"/></w:rPr></w:pPr></w:p><w:p><w:pPr><w:ind w:right="82"/><w:jc w:val="both"/><w:rPr><w:rFonts w:ascii="Arial" w:hAnsi="Arial" w:cs="Arial"/><w:lang w:val="es-CL"/></w:rPr></w:pPr></w:p><w:p><w:pPr><w:ind w:right="82"/><w:jc w:val="both"/><w:rPr><w:rFonts w:ascii="Arial" w:hAnsi="Arial" w:cs="Arial"/><w:lang w:val="es-CL"/></w:rPr></w:pPr></w:p><w:p><w:pPr><w:ind w:right="82"/><w:jc w:val="both"/><w:rPr><w:rFonts w:ascii="Arial" w:hAnsi="Arial" w:cs="Arial"/><w:lang w:val="es-CL"/></w:rPr></w:pPr></w:p><w:p><w:pPr><w:ind w:right="82"/><w:jc w:val="both"/><w:rPr><w:rFonts w:ascii="Arial" w:hAnsi="Arial" w:cs="Arial"/><w:lang w:val="es-CL"/></w:rPr></w:pPr></w:p><w:p><w:pPr><w:ind w:left="677" w:right="82"/><w:jc w:val="both"/><w:rPr><w:rFonts w:ascii="Arial" w:hAnsi="Arial" w:cs="Arial"/><w:b/><w:bCs/><w:lang w:val="es-CL"/></w:rPr></w:pPr><w:r><w:rPr><w:rFonts w:ascii="Arial" w:hAnsi="Arial" w:cs="Arial"/><w:b/><w:bCs/><w:lang w:val="es-CL"/></w:rPr><w:t xml:space="preserve">LÍNEA </w:t></w:r><w:r><w:rPr><w:rFonts w:ascii="Arial" w:hAnsi="Arial" w:cs="Arial"/><w:b/><w:bCs/><w:lang w:val="es-CL"/></w:rPr><w:t>6</w:t></w:r><w:r><w:rPr><w:rFonts w:ascii="Arial" w:hAnsi="Arial" w:cs="Arial"/><w:b/><w:bCs/><w:lang w:val="es-CL"/></w:rPr><w:t>: ARRIENDO MAQUINARIA</w:t></w:r><w:r><w:rPr><w:rFonts w:ascii="Arial" w:hAnsi="Arial" w:cs="Arial"/><w:b/><w:bCs/><w:lang w:val="es-CL"/></w:rPr><w:t>S</w:t></w:r></w:p><w:p><w:pPr><w:ind w:left="677" w:right="82"/><w:jc w:val="both"/><w:rPr><w:rFonts w:ascii="Arial" w:hAnsi="Arial" w:cs="Arial"/><w:b/><w:bCs/><w:lang w:val="es-CL"/></w:rPr></w:pPr></w:p><w:tbl><w:tblPr><w:tblW w:w="5000" w:type="pct"/><w:tblCellMar><w:left w:w="70" w:type="dxa"/><w:right w:w="70" w:type="dxa"/></w:tblCellMar><w:tblLook w:val="04A0" w:firstRow="1" w:lastRow="0" w:firstColumn="1" w:lastColumn="0" w:noHBand="0" w:noVBand="1"/></w:tblPr><w:tblGrid><w:gridCol w:w="526"/><w:gridCol w:w="525"/><w:gridCol w:w="524"/><w:gridCol w:w="5815"/><w:gridCol w:w="918"/><w:gridCol w:w="1185"/><w:gridCol w:w="1107"/></w:tblGrid><w:tr><w:trPr><w:trHeight w:val="289"/></w:trPr><w:tc><w:tcPr><w:tcW w:w="742" w:type="pct"/><w:gridSpan w:val="3"/><w:tcBorders><w:top w:val="single" w:sz="8" w:space="0" w:color="auto"/><w:left w:val="single" w:sz="8" w:space="0" w:color="auto"/><w:bottom w:val="nil"/><w:right w:val="single" w:sz="8" w:space="0" w:color="000000"/></w:tcBorders><w:shd w:val="clear" w:color="000000" w:fill="D9D9D9"/><w:vAlign w:val="center"/><w:hideMark/></w:tcPr><w:p><w:pPr><w:jc w:val="center"/><w:rPr><w:rFonts w:ascii="Arial" w:hAnsi="Arial" w:cs="Arial"/><w:b/><w:bCs/><w:color w:val="000000"/><w:lang w:val="es-CL" w:eastAsia="es-CL"/></w:rPr></w:pPr><w:r><w:rPr><w:rFonts w:ascii="Arial" w:hAnsi="Arial" w:cs="Arial"/><w:b/><w:bCs/><w:color w:val="000000"/><w:lang w:val="es-CL" w:eastAsia="es-CL"/></w:rPr><w:t>ARRIENDO DE MAQUINARIA</w:t></w:r><w:r><w:rPr><w:rFonts w:ascii="Arial" w:hAnsi="Arial" w:cs="Arial"/><w:b/><w:bCs/><w:color w:val="000000"/><w:lang w:val="es-CL" w:eastAsia="es-CL"/></w:rPr><w:t>S</w:t></w:r></w:p></w:tc><w:tc><w:tcPr><w:tcW w:w="2743" w:type="pct"/><w:tcBorders><w:top w:val="single" w:sz="8" w:space="0" w:color="auto"/><w:left w:val="nil"/><w:bottom w:val="single" w:sz="8" w:space="0" w:color="auto"/><w:right w:val="single" w:sz="8" w:space="0" w:color="000000"/></w:tcBorders><w:shd w:val="clear" w:color="000000" w:fill="D9D9D9"/><w:noWrap/><w:hideMark/></w:tcPr><w:p><w:pPr><w:rPr><w:rFonts w:ascii="Arial" w:hAnsi="Arial" w:cs="Arial"/><w:b/><w:bCs/><w:color w:val="000000"/><w:lang w:val="es-CL" w:eastAsia="es-CL"/></w:rPr></w:pPr><w:r><w:rPr><w:rFonts w:ascii="Arial" w:hAnsi="Arial" w:cs="Arial"/><w:b/><w:bCs/><w:color w:val="000000"/><w:lang w:val="es-CL" w:eastAsia="es-CL"/></w:rPr><w:t>DESCRIPCIÓN</w:t></w:r></w:p></w:tc><w:tc><w:tcPr><w:tcW w:w="433" w:type="pct"/><w:tcBorders><w:top w:val="single" w:sz="8" w:space="0" w:color="auto"/><w:left w:val="nil"/><w:bottom w:val="single" w:sz="8" w:space="0" w:color="auto"/><w:right w:val="single" w:sz="8" w:space="0" w:color="auto"/></w:tcBorders><w:shd w:val="clear" w:color="000000" w:fill="D9D9D9"/><w:noWrap/><w:vAlign w:val="center"/><w:hideMark/></w:tcPr><w:p><w:pPr><w:rPr><w:rFonts w:ascii="Arial" w:hAnsi="Arial" w:cs="Arial"/><w:b/><w:bCs/><w:color w:val="000000"/><w:lang w:val="es-CL" w:eastAsia="es-CL"/></w:rPr></w:pPr><w:r><w:rPr><w:rFonts w:ascii="Arial" w:hAnsi="Arial" w:cs="Arial"/><w:b/><w:bCs/><w:color w:val="000000"/><w:lang w:val="es-CL" w:eastAsia="es-CL"/></w:rPr><w:t>UNIDAD</w:t></w:r></w:p></w:tc><w:tc><w:tcPr><w:tcW w:w="559" w:type="pct"/><w:tcBorders><w:top w:val="single" w:sz="8" w:space="0" w:color="auto"/><w:left w:val="nil"/><w:bottom w:val="single" w:sz="8" w:space="0" w:color="auto"/><w:right w:val="single" w:sz="8" w:space="0" w:color="auto"/></w:tcBorders><w:shd w:val="clear" w:color="000000" w:fill="D9D9D9"/><w:noWrap/><w:vAlign w:val="center"/><w:hideMark/></w:tcPr><w:p><w:pPr><w:jc w:val="center"/><w:rPr><w:rFonts w:ascii="Arial" w:hAnsi="Arial" w:cs="Arial"/><w:b/><w:bCs/><w:color w:val="000000"/><w:lang w:val="es-CL" w:eastAsia="es-CL"/></w:rPr></w:pPr><w:r><w:rPr><w:rFonts w:ascii="Arial" w:hAnsi="Arial" w:cs="Arial"/><w:b/><w:bCs/><w:color w:val="000000"/><w:lang w:val="es-CL" w:eastAsia="es-CL"/></w:rPr><w:t>CANTIDAD</w:t></w:r></w:p></w:tc><w:tc><w:tcPr><w:tcW w:w="523" w:type="pct"/><w:tcBorders><w:top w:val="single" w:sz="8" w:space="0" w:color="auto"/><w:left w:val="nil"/><w:bottom w:val="single" w:sz="8" w:space="0" w:color="auto"/><w:right w:val="single" w:sz="8" w:space="0" w:color="auto"/></w:tcBorders><w:shd w:val="clear" w:color="000000" w:fill="D9D9D9"/></w:tcPr><w:p><w:pPr><w:rPr><w:rFonts w:ascii="Arial" w:hAnsi="Arial" w:cs="Arial"/><w:b/><w:bCs/><w:color w:val="000000"/><w:lang w:val="es-CL" w:eastAsia="es-CL"/></w:rPr></w:pPr><w:r><w:rPr><w:rFonts w:ascii="Arial" w:hAnsi="Arial" w:cs="Arial"/><w:b/><w:bCs/><w:color w:val="000000"/><w:lang w:val="es-CL" w:eastAsia="es-CL"/></w:rPr><w:t>PRECIO</w:t></w:r></w:p></w:tc></w:tr><w:tr><w:trPr><w:trHeight w:val="330"/></w:trPr><w:tc><w:tcPr><w:tcW w:w="248" w:type="pct"/><w:tcBorders><w:top w:val="nil"/><w:left w:val="single" w:sz="8" w:space="0" w:color="auto"/><w:bottom w:val="nil"/><w:right w:val="nil"/></w:tcBorders><w:shd w:val="clear" w:color="000000" w:fill="D9D9D9"/><w:vAlign w:val="center"/><w:hideMark/></w:tcPr><w:p><w:pPr><w:jc w:val="center"/><w:rPr><w:rFonts w:ascii="Arial" w:hAnsi="Arial" w:cs="Arial"/><w:b/><w:bCs/><w:color w:val="000000"/><w:lang w:val="es-CL" w:eastAsia="es-CL"/></w:rPr></w:pPr><w:r><w:rPr><w:rFonts w:ascii="Arial" w:hAnsi="Arial" w:cs="Arial"/><w:b/><w:bCs/><w:color w:val="000000"/><w:lang w:val="es-CL" w:eastAsia="es-CL"/></w:rPr><w:t> </w:t></w:r></w:p></w:tc><w:tc><w:tcPr><w:tcW w:w="248" w:type="pct"/><w:tcBorders><w:top w:val="nil"/><w:left w:val="nil"/><w:bottom w:val="nil"/><w:right w:val="nil"/></w:tcBorders><w:shd w:val="clear" w:color="000000" w:fill="D9D9D9"/><w:vAlign w:val="center"/><w:hideMark/></w:tcPr><w:p><w:pPr><w:jc w:val="center"/><w:rPr><w:rFonts w:ascii="Arial" w:hAnsi="Arial" w:cs="Arial"/><w:b/><w:bCs/><w:color w:val="000000"/><w:lang w:val="es-CL" w:eastAsia="es-CL"/></w:rPr></w:pPr><w:r><w:rPr><w:rFonts w:ascii="Arial" w:hAnsi="Arial" w:cs="Arial"/><w:b/><w:bCs/><w:color w:val="000000"/><w:lang w:val="es-CL" w:eastAsia="es-CL"/></w:rPr><w:t> </w:t></w:r></w:p></w:tc><w:tc><w:tcPr><w:tcW w:w="247" w:type="pct"/><w:tcBorders><w:top w:val="nil"/><w:left w:val="nil"/><w:bottom w:val="nil"/><w:right w:val="single" w:sz="8" w:space="0" w:color="auto"/></w:tcBorders><w:shd w:val="clear" w:color="000000" w:fill="D9D9D9"/><w:vAlign w:val="center"/><w:hideMark/></w:tcPr><w:p><w:pPr><w:jc w:val="center"/><w:rPr><w:rFonts w:ascii="Arial" w:hAnsi="Arial" w:cs="Arial"/><w:b/><w:bCs/><w:color w:val="000000"/><w:lang w:val="es-CL" w:eastAsia="es-CL"/></w:rPr></w:pPr><w:r><w:rPr><w:rFonts w:ascii="Arial" w:hAnsi="Arial" w:cs="Arial"/><w:b/><w:bCs/><w:color w:val="000000"/><w:lang w:val="es-CL" w:eastAsia="es-CL"/></w:rPr><w:t> </w:t></w:r></w:p></w:tc><w:tc><w:tcPr><w:tcW w:w="2743" w:type="pct"/><w:tcBorders><w:top w:val="single" w:sz="4" w:space="0" w:color="auto"/><w:left w:val="nil"/><w:bottom w:val="single" w:sz="4" w:space="0" w:color="auto"/><w:right w:val="single" w:sz="4" w:space="0" w:color="auto"/></w:tcBorders><w:noWrap/><w:hideMark/></w:tcPr><w:p><w:pPr><w:rPr><w:rFonts w:ascii="Arial" w:hAnsi="Arial" w:cs="Arial"/><w:color w:val="000000"/><w:lang w:val="es-CL" w:eastAsia="es-CL"/></w:rPr></w:pPr><w:r><w:rPr><w:rFonts w:ascii="Arial" w:hAnsi="Arial" w:cs="Arial"/><w:color w:val="000000"/><w:lang w:val="es-CL" w:eastAsia="es-CL"/></w:rPr><w:t xml:space="preserve">ARRIENDO RETROEXCAVADORA </w:t></w:r></w:p></w:tc><w:tc><w:tcPr><w:tcW w:w="433" w:type="pct"/><w:tcBorders><w:top w:val="nil"/><w:left w:val="nil"/><w:bottom w:val="single" w:sz="4" w:space="0" w:color="auto"/><w:right w:val="single" w:sz="4" w:space="0" w:color="auto"/></w:tcBorders><w:noWrap/><w:vAlign w:val="center"/><w:hideMark/></w:tcPr><w:p><w:pPr><w:jc w:val="center"/><w:rPr><w:rFonts w:ascii="Arial" w:hAnsi="Arial" w:cs="Arial"/><w:color w:val="000000"/><w:lang w:val="es-CL" w:eastAsia="es-CL"/></w:rPr></w:pPr><w:r><w:rPr><w:rFonts w:ascii="Arial" w:hAnsi="Arial" w:cs="Arial"/><w:color w:val="000000"/><w:lang w:val="es-CL" w:eastAsia="es-CL"/></w:rPr><w:t>H/M</w:t></w:r></w:p></w:tc><w:tc><w:tcPr><w:tcW w:w="559" w:type="pct"/><w:tcBorders><w:top w:val="nil"/><w:left w:val="nil"/><w:bottom w:val="single" w:sz="4" w:space="0" w:color="auto"/><w:right w:val="single" w:sz="4" w:space="0" w:color="auto"/></w:tcBorders><w:noWrap/><w:vAlign w:val="center"/><w:hideMark/></w:tcPr><w:p><w:pPr><w:jc w:val="center"/><w:rPr><w:rFonts w:ascii="Arial" w:hAnsi="Arial" w:cs="Arial"/><w:color w:val="000000"/><w:lang w:val="es-CL" w:eastAsia="es-CL"/></w:rPr></w:pPr><w:r><w:rPr><w:rFonts w:ascii="Arial" w:hAnsi="Arial" w:cs="Arial"/><w:color w:val="000000"/><w:lang w:val="es-CL" w:eastAsia="es-CL"/></w:rPr><w:t>45</w:t></w:r></w:p></w:tc><w:tc><w:tcPr><w:tcW w:w="523" w:type="pct"/><w:tcBorders><w:top w:val="nil"/><w:left w:val="nil"/><w:bottom w:val="single" w:sz="4" w:space="0" w:color="auto"/><w:right w:val="single" w:sz="4" w:space="0" w:color="auto"/></w:tcBorders></w:tcPr><w:p><w:pPr><w:jc w:val="center"/><w:rPr><w:rFonts w:ascii="Arial" w:hAnsi="Arial" w:cs="Arial"/><w:color w:val="000000"/><w:lang w:val="es-CL" w:eastAsia="es-CL"/></w:rPr></w:pPr></w:p></w:tc></w:tr><w:tr><w:trPr><w:trHeight w:val="330"/></w:trPr><w:tc><w:tcPr><w:tcW w:w="248" w:type="pct"/><w:tcBorders><w:top w:val="nil"/><w:left w:val="single" w:sz="8" w:space="0" w:color="auto"/><w:bottom w:val="single" w:sz="8" w:space="0" w:color="auto"/><w:right w:val="nil"/></w:tcBorders><w:shd w:val="clear" w:color="000000" w:fill="D9D9D9"/><w:vAlign w:val="center"/><w:hideMark/></w:tcPr><w:p><w:pPr><w:jc w:val="center"/><w:rPr><w:rFonts w:ascii="Arial" w:hAnsi="Arial" w:cs="Arial"/><w:b/><w:bCs/><w:color w:val="000000"/><w:lang w:val="es-CL" w:eastAsia="es-CL"/></w:rPr></w:pPr><w:r><w:rPr><w:rFonts w:ascii="Arial" w:hAnsi="Arial" w:cs="Arial"/><w:b/><w:bCs/><w:color w:val="000000"/><w:lang w:val="es-CL" w:eastAsia="es-CL"/></w:rPr><w:t> </w:t></w:r></w:p></w:tc><w:tc><w:tcPr><w:tcW w:w="248" w:type="pct"/><w:tcBorders><w:top w:val="nil"/><w:left w:val="nil"/><w:bottom w:val="single" w:sz="8" w:space="0" w:color="auto"/><w:right w:val="nil"/></w:tcBorders><w:shd w:val="clear" w:color="000000" w:fill="D9D9D9"/><w:vAlign w:val="center"/><w:hideMark/></w:tcPr><w:p><w:pPr><w:jc w:val="center"/><w:rPr><w:rFonts w:ascii="Arial" w:hAnsi="Arial" w:cs="Arial"/><w:b/><w:bCs/><w:color w:val="000000"/><w:lang w:val="es-CL" w:eastAsia="es-CL"/></w:rPr></w:pPr><w:r><w:rPr><w:rFonts w:ascii="Arial" w:hAnsi="Arial" w:cs="Arial"/><w:b/><w:bCs/><w:color w:val="000000"/><w:lang w:val="es-CL" w:eastAsia="es-CL"/></w:rPr><w:t> </w:t></w:r></w:p></w:tc><w:tc><w:tcPr><w:tcW w:w="247" w:type="pct"/><w:tcBorders><w:top w:val="nil"/><w:left w:val="nil"/><w:bottom w:val="single" w:sz="8" w:space="0" w:color="auto"/><w:right w:val="single" w:sz="8" w:space="0" w:color="auto"/></w:tcBorders><w:shd w:val="clear" w:color="000000" w:fill="D9D9D9"/><w:vAlign w:val="center"/><w:hideMark/></w:tcPr><w:p><w:pPr><w:jc w:val="center"/><w:rPr><w:rFonts w:ascii="Arial" w:hAnsi="Arial" w:cs="Arial"/><w:b/><w:bCs/><w:color w:val="000000"/><w:lang w:val="es-CL" w:eastAsia="es-CL"/></w:rPr></w:pPr><w:r><w:rPr><w:rFonts w:ascii="Arial" w:hAnsi="Arial" w:cs="Arial"/><w:b/><w:bCs/><w:color w:val="000000"/><w:lang w:val="es-CL" w:eastAsia="es-CL"/></w:rPr><w:t> </w:t></w:r></w:p></w:tc><w:tc><w:tcPr><w:tcW w:w="2743" w:type="pct"/><w:tcBorders><w:top w:val="single" w:sz="4" w:space="0" w:color="auto"/><w:left w:val="nil"/><w:bottom w:val="single" w:sz="8" w:space="0" w:color="auto"/><w:right w:val="single" w:sz="4" w:space="0" w:color="auto"/></w:tcBorders><w:noWrap/><w:hideMark/></w:tcPr><w:p><w:pPr><w:rPr><w:rFonts w:ascii="Arial" w:hAnsi="Arial" w:cs="Arial"/><w:color w:val="000000"/><w:lang w:val="es-CL" w:eastAsia="es-CL"/></w:rPr></w:pPr><w:r><w:rPr><w:rFonts w:ascii="Arial" w:hAnsi="Arial" w:cs="Arial"/><w:color w:val="000000"/><w:lang w:val="es-CL" w:eastAsia="es-CL"/></w:rPr><w:t xml:space="preserve">ARRIENDO CAMIÓN TOLVA </w:t></w:r></w:p></w:tc><w:tc><w:tcPr><w:tcW w:w="433" w:type="pct"/><w:tcBorders><w:top w:val="nil"/><w:left w:val="nil"/><w:bottom w:val="single" w:sz="8" w:space="0" w:color="auto"/><w:right w:val="single" w:sz="4" w:space="0" w:color="auto"/></w:tcBorders><w:noWrap/><w:vAlign w:val="center"/><w:hideMark/></w:tcPr><w:p><w:pPr><w:jc w:val="center"/><w:rPr><w:rFonts w:ascii="Arial" w:hAnsi="Arial" w:cs="Arial"/><w:color w:val="000000"/><w:lang w:val="es-CL" w:eastAsia="es-CL"/></w:rPr></w:pPr><w:r><w:rPr><w:rFonts w:ascii="Arial" w:hAnsi="Arial" w:cs="Arial"/><w:color w:val="000000"/><w:lang w:val="es-CL" w:eastAsia="es-CL"/></w:rPr><w:t>H/M</w:t></w:r></w:p></w:tc><w:tc><w:tcPr><w:tcW w:w="559" w:type="pct"/><w:tcBorders><w:top w:val="nil"/><w:left w:val="nil"/><w:bottom w:val="single" w:sz="8" w:space="0" w:color="auto"/><w:right w:val="single" w:sz="4" w:space="0" w:color="auto"/></w:tcBorders><w:noWrap/><w:vAlign w:val="center"/><w:hideMark/></w:tcPr><w:p><w:pPr><w:jc w:val="center"/><w:rPr><w:rFonts w:ascii="Arial" w:hAnsi="Arial" w:cs="Arial"/><w:color w:val="000000"/><w:lang w:val="es-CL" w:eastAsia="es-CL"/></w:rPr></w:pPr><w:r><w:rPr><w:rFonts w:ascii="Arial" w:hAnsi="Arial" w:cs="Arial"/><w:color w:val="000000"/><w:lang w:val="es-CL" w:eastAsia="es-CL"/></w:rPr><w:t>45</w:t></w:r></w:p></w:tc><w:tc><w:tcPr><w:tcW w:w="523" w:type="pct"/><w:tcBorders><w:top w:val="nil"/><w:left w:val="nil"/><w:bottom w:val="single" w:sz="8" w:space="0" w:color="auto"/><w:right w:val="single" w:sz="4" w:space="0" w:color="auto"/></w:tcBorders></w:tcPr><w:p><w:pPr><w:jc w:val="center"/><w:rPr><w:rFonts w:ascii="Arial" w:hAnsi="Arial" w:cs="Arial"/><w:color w:val="000000"/><w:lang w:val="es-CL" w:eastAsia="es-CL"/></w:rPr></w:pPr></w:p></w:tc></w:tr></w:tbl><w:p><w:pPr><w:ind w:left="677" w:right="82"/><w:jc w:val="both"/><w:rPr><w:rFonts w:ascii="Arial" w:hAnsi="Arial" w:cs="Arial"/><w:b/><w:bCs/><w:lang w:val="es-CL"/></w:rPr></w:pPr></w:p><w:p><w:pPr><w:ind w:left="677" w:right="82"/><w:jc w:val="both"/><w:rPr><w:rFonts w:ascii="Arial" w:hAnsi="Arial" w:cs="Arial"/><w:b/><w:bCs/><w:lang w:val="es-CL"/></w:rPr></w:pPr><w:r><w:rPr><w:rFonts w:ascii="Arial" w:hAnsi="Arial" w:cs="Arial"/><w:b/><w:bCs/><w:lang w:val="es-CL"/></w:rPr><w:t>Nota:</w:t></w:r><w:r><w:t xml:space="preserve"> </w:t></w:r><w:r><w:rPr><w:rFonts w:ascii="Arial" w:hAnsi="Arial" w:cs="Arial"/><w:lang w:val="es-CL"/></w:rPr><w:t>La presente licitación contempla adjudicación múltiple, por lo que un mismo oferente podrá adjudicarse la totalidad de las líneas licitadas o solo una o algunas de ellas, de acuerdo con el resultado de la evaluación y el cumplimiento de los requisitos establecidos en las</w:t></w:r><w:r><w:rPr><w:rFonts w:ascii="Arial" w:hAnsi="Arial" w:cs="Arial"/><w:lang w:val="es-CL"/></w:rPr><w:t xml:space="preserve"> presentes</w:t></w:r><w:r><w:rPr><w:rFonts w:ascii="Arial" w:hAnsi="Arial" w:cs="Arial"/><w:lang w:val="es-CL"/></w:rPr><w:t xml:space="preserve"> bases de licitación.</w:t></w:r></w:p><w:p><w:pPr><w:ind w:right="82"/><w:jc w:val="both"/><w:rPr><w:sz w:val="22"/><w:szCs w:val="22"/><w:lang w:val="es-CL"/></w:rPr></w:pPr></w:p><w:p><w:pPr><w:ind w:right="82"/><w:jc w:val="both"/><w:rPr><w:sz w:val="22"/><w:szCs w:val="22"/><w:lang w:val="es-CL"/></w:rPr></w:pPr></w:p><w:p><w:pPr><w:ind w:left="677" w:right="82"/><w:jc w:val="both"/><w:rPr><w:rFonts w:ascii="Arial" w:eastAsia="Arial" w:hAnsi="Arial" w:cs="Arial"/><w:b/><w:bCs/><w:spacing w:val="3"/><w:lang w:val="es-CL"/></w:rPr></w:pPr><w:r><w:rPr><w:rFonts w:ascii="Arial" w:eastAsia="Arial" w:hAnsi="Arial" w:cs="Arial"/><w:b/><w:bCs/><w:spacing w:val="3"/><w:lang w:val="es-CL"/></w:rPr><w:t>RESUMEN:</w:t></w:r><w:r><w:rPr><w:rFonts w:ascii="Arial" w:eastAsia="Arial" w:hAnsi="Arial" w:cs="Arial"/><w:b/><w:bCs/><w:spacing w:val="3"/><w:lang w:val="es-CL"/></w:rPr><w:t xml:space="preserve"> </w:t></w:r></w:p><w:p><w:pPr><w:ind w:right="82"/><w:jc w:val="both"/><w:rPr><w:rFonts w:ascii="Arial" w:eastAsia="Arial" w:hAnsi="Arial" w:cs="Arial"/><w:b/><w:bCs/><w:spacing w:val="3"/><w:lang w:val="es-CL"/></w:rPr></w:pPr></w:p><w:p><w:pPr><w:ind w:right="82"/><w:jc w:val="both"/><w:rPr><w:rFonts w:ascii="Arial" w:eastAsia="Arial" w:hAnsi="Arial" w:cs="Arial"/><w:b/><w:bCs/><w:spacing w:val="3"/><w:lang w:val="es-CL"/></w:rPr></w:pPr></w:p><w:tbl><w:tblPr><w:tblStyle w:val="Tablaconcuadrcula"/><w:tblW w:w="0" w:type="auto"/><w:tblLook w:val="04A0" w:firstRow="1" w:lastRow="0" w:firstColumn="1" w:lastColumn="0" w:noHBand="0" w:noVBand="1"/></w:tblPr><w:tblGrid><w:gridCol w:w="3437"/><w:gridCol w:w="3696"/><w:gridCol w:w="3477"/></w:tblGrid><w:tr><w:trPr><w:trHeight w:val="600"/></w:trPr><w:tc><w:tcPr><w:tcW w:w="3437" w:type="dxa"/></w:tcPr><w:p><w:pPr><w:ind w:right="82"/><w:jc w:val="both"/><w:rPr><w:rFonts w:ascii="Arial" w:eastAsia="Arial" w:hAnsi="Arial" w:cs="Arial"/><w:b/><w:bCs/><w:spacing w:val="3"/><w:lang w:val="es-CL"/></w:rPr></w:pPr><w:r><w:rPr><w:rFonts w:ascii="Arial" w:eastAsia="Arial" w:hAnsi="Arial" w:cs="Arial"/><w:b/><w:bCs/><w:spacing w:val="3"/><w:lang w:val="es-CL"/></w:rPr><w:t>LÍNEA</w:t></w:r></w:p></w:tc><w:tc><w:tcPr><w:tcW w:w="3696" w:type="dxa"/></w:tcPr><w:p><w:pPr><w:ind w:right="82"/><w:jc w:val="both"/><w:rPr><w:rFonts w:ascii="Arial" w:eastAsia="Arial" w:hAnsi="Arial" w:cs="Arial"/><w:b/><w:bCs/><w:spacing w:val="3"/><w:lang w:val="es-CL"/></w:rPr></w:pPr><w:r><w:rPr><w:rFonts w:ascii="Arial" w:eastAsia="Arial" w:hAnsi="Arial" w:cs="Arial"/><w:b/><w:bCs/><w:spacing w:val="3"/><w:lang w:val="es-CL"/></w:rPr><w:t xml:space="preserve">MONTO TOTAL OFERTADO </w:t></w:r></w:p></w:tc><w:tc><w:tcPr><w:tcW w:w="3477" w:type="dxa"/></w:tcPr><w:p><w:pPr><w:ind w:right="82"/><w:jc w:val="both"/><w:rPr><w:rFonts w:ascii="Arial" w:eastAsia="Arial" w:hAnsi="Arial" w:cs="Arial"/><w:b/><w:bCs/><w:spacing w:val="3"/><w:lang w:val="es-CL"/></w:rPr></w:pPr><w:r><w:rPr><w:rFonts w:ascii="Arial" w:eastAsia="Arial" w:hAnsi="Arial" w:cs="Arial"/><w:b/><w:bCs/><w:spacing w:val="3"/><w:lang w:val="es-CL"/></w:rPr><w:t>PLAZO DE ENTREGA (DIAS HABILES)</w:t></w:r></w:p></w:tc></w:tr><w:tr><w:trPr><w:trHeight w:val="490"/></w:trPr><w:tc><w:tcPr><w:tcW w:w="3437" w:type="dxa"/></w:tcPr><w:p><w:pPr><w:ind w:right="82"/><w:jc w:val="both"/><w:rPr><w:rFonts w:ascii="Arial" w:eastAsia="Arial" w:hAnsi="Arial" w:cs="Arial"/><w:b/><w:bCs/><w:spacing w:val="3"/><w:lang w:val="es-CL"/></w:rPr></w:pPr><w:r><w:rPr><w:rFonts w:ascii="Arial" w:eastAsia="Arial" w:hAnsi="Arial" w:cs="Arial"/><w:b/><w:bCs/><w:spacing w:val="3"/><w:lang w:val="es-CL"/></w:rPr><w:t>LÍNEA 1: LETRERO DE OBRAS</w:t></w:r></w:p><w:p><w:pPr><w:ind w:right="82"/><w:jc w:val="both"/><w:rPr><w:rFonts w:ascii="Arial" w:eastAsia="Arial" w:hAnsi="Arial" w:cs="Arial"/><w:b/><w:bCs/><w:spacing w:val="3"/><w:lang w:val="es-CL"/></w:rPr></w:pPr></w:p></w:tc><w:tc><w:tcPr><w:tcW w:w="3696" w:type="dxa"/></w:tcPr><w:p><w:pPr><w:ind w:right="82"/><w:jc w:val="both"/><w:rPr><w:rFonts w:ascii="Arial" w:eastAsia="Arial" w:hAnsi="Arial" w:cs="Arial"/><w:b/><w:bCs/><w:spacing w:val="3"/><w:lang w:val="es-CL"/></w:rPr></w:pPr><w:r><w:rPr><w:rFonts w:ascii="Arial" w:eastAsia="Arial" w:hAnsi="Arial" w:cs="Arial"/><w:b/><w:bCs/><w:spacing w:val="3"/><w:lang w:val="es-CL"/></w:rPr><w:t>$</w:t></w:r></w:p></w:tc><w:tc><w:tcPr><w:tcW w:w="3477" w:type="dxa"/></w:tcPr><w:p><w:pPr><w:ind w:right="82"/><w:jc w:val="both"/><w:rPr><w:rFonts w:ascii="Arial" w:eastAsia="Arial" w:hAnsi="Arial" w:cs="Arial"/><w:b/><w:bCs/><w:spacing w:val="3"/><w:lang w:val="es-CL"/></w:rPr></w:pPr></w:p></w:tc></w:tr><w:tr><w:trPr><w:trHeight w:val="490"/></w:trPr><w:tc><w:tcPr><w:tcW w:w="3437" w:type="dxa"/></w:tcPr><w:p><w:pPr><w:ind w:right="82"/><w:jc w:val="both"/><w:rPr><w:rFonts w:ascii="Arial" w:eastAsia="Arial" w:hAnsi="Arial" w:cs="Arial"/><w:b/><w:bCs/><w:spacing w:val="3"/><w:lang w:val="es-CL"/></w:rPr></w:pPr><w:r><w:rPr><w:rFonts w:ascii="Arial" w:eastAsia="Arial" w:hAnsi="Arial" w:cs="Arial"/><w:b/><w:bCs/><w:spacing w:val="3"/><w:lang w:val="es-CL"/></w:rPr><w:t>LÍNEA 2: ARRIENDO BAÑOS QUIMICO</w:t></w:r></w:p><w:p><w:pPr><w:ind w:right="82"/><w:jc w:val="both"/><w:rPr><w:rFonts w:ascii="Arial" w:eastAsia="Arial" w:hAnsi="Arial" w:cs="Arial"/><w:b/><w:bCs/><w:spacing w:val="3"/><w:lang w:val="es-CL"/></w:rPr></w:pPr></w:p></w:tc><w:tc><w:tcPr><w:tcW w:w="3696" w:type="dxa"/></w:tcPr><w:p><w:pPr><w:ind w:right="82"/><w:jc w:val="both"/><w:rPr><w:rFonts w:ascii="Arial" w:eastAsia="Arial" w:hAnsi="Arial" w:cs="Arial"/><w:b/><w:bCs/><w:spacing w:val="3"/><w:lang w:val="es-CL"/></w:rPr></w:pPr><w:r><w:rPr><w:rFonts w:ascii="Arial" w:eastAsia="Arial" w:hAnsi="Arial" w:cs="Arial"/><w:b/><w:bCs/><w:spacing w:val="3"/><w:lang w:val="es-CL"/></w:rPr><w:t>$</w:t></w:r></w:p></w:tc><w:tc><w:tcPr><w:tcW w:w="3477" w:type="dxa"/></w:tcPr><w:p><w:pPr><w:ind w:right="82"/><w:jc w:val="both"/><w:rPr><w:rFonts w:ascii="Arial" w:eastAsia="Arial" w:hAnsi="Arial" w:cs="Arial"/><w:b/><w:bCs/><w:spacing w:val="3"/><w:lang w:val="es-CL"/></w:rPr></w:pPr></w:p></w:tc></w:tr><w:tr><w:trPr><w:trHeight w:val="490"/></w:trPr><w:tc><w:tcPr><w:tcW w:w="3437" w:type="dxa"/></w:tcPr><w:p><w:pPr><w:ind w:right="82"/><w:jc w:val="both"/><w:rPr><w:rFonts w:ascii="Arial" w:eastAsia="Arial" w:hAnsi="Arial" w:cs="Arial"/><w:b/><w:bCs/><w:spacing w:val="3"/><w:lang w:val="es-CL"/></w:rPr></w:pPr><w:r><w:rPr><w:rFonts w:ascii="Arial" w:eastAsia="Arial" w:hAnsi="Arial" w:cs="Arial"/><w:b/><w:bCs/><w:spacing w:val="3"/><w:lang w:val="es-CL"/></w:rPr><w:t>LÍNEA 3: MATERIALES</w:t></w:r></w:p><w:p><w:pPr><w:ind w:right="82"/><w:jc w:val="both"/><w:rPr><w:rFonts w:ascii="Arial" w:eastAsia="Arial" w:hAnsi="Arial" w:cs="Arial"/><w:b/><w:bCs/><w:spacing w:val="3"/><w:lang w:val="es-CL"/></w:rPr></w:pPr></w:p></w:tc><w:tc><w:tcPr><w:tcW w:w="3696" w:type="dxa"/></w:tcPr><w:p><w:pPr><w:ind w:right="82"/><w:jc w:val="both"/><w:rPr><w:rFonts w:ascii="Arial" w:eastAsia="Arial" w:hAnsi="Arial" w:cs="Arial"/><w:b/><w:bCs/><w:spacing w:val="3"/><w:lang w:val="es-CL"/></w:rPr></w:pPr><w:r><w:rPr><w:rFonts w:ascii="Arial" w:eastAsia="Arial" w:hAnsi="Arial" w:cs="Arial"/><w:b/><w:bCs/><w:spacing w:val="3"/><w:lang w:val="es-CL"/></w:rPr><w:t>$</w:t></w:r></w:p></w:tc><w:tc><w:tcPr><w:tcW w:w="3477" w:type="dxa"/></w:tcPr><w:p><w:pPr><w:ind w:right="82"/><w:jc w:val="both"/><w:rPr><w:rFonts w:ascii="Arial" w:eastAsia="Arial" w:hAnsi="Arial" w:cs="Arial"/><w:b/><w:bCs/><w:spacing w:val="3"/><w:lang w:val="es-CL"/></w:rPr></w:pPr></w:p></w:tc></w:tr><w:tr><w:trPr><w:trHeight w:val="490"/></w:trPr><w:tc><w:tcPr><w:tcW w:w="3437" w:type="dxa"/></w:tcPr><w:p><w:pPr><w:ind w:right="82"/><w:jc w:val="both"/><w:rPr><w:rFonts w:ascii="Arial" w:hAnsi="Arial" w:cs="Arial"/><w:b/><w:bCs/><w:lang w:val="es-CL"/></w:rPr></w:pPr><w:r><w:rPr><w:rFonts w:ascii="Arial" w:hAnsi="Arial" w:cs="Arial"/><w:b/><w:bCs/><w:lang w:val="es-CL"/></w:rPr><w:t>LINEA 4: IMPLEMENTOS DE SEGURIDAD</w:t></w:r></w:p><w:p><w:pPr><w:ind w:right="82"/><w:jc w:val="both"/><w:rPr><w:rFonts w:ascii="Arial" w:eastAsia="Arial" w:hAnsi="Arial" w:cs="Arial"/><w:b/><w:bCs/><w:spacing w:val="3"/><w:lang w:val="es-CL"/></w:rPr></w:pPr></w:p></w:tc><w:tc><w:tcPr><w:tcW w:w="3696" w:type="dxa"/></w:tcPr><w:p><w:pPr><w:ind w:right="82"/><w:jc w:val="both"/><w:rPr><w:rFonts w:ascii="Arial" w:eastAsia="Arial" w:hAnsi="Arial" w:cs="Arial"/><w:b/><w:bCs/><w:spacing w:val="3"/><w:lang w:val="es-CL"/></w:rPr></w:pPr><w:r><w:rPr><w:rFonts w:ascii="Arial" w:eastAsia="Arial" w:hAnsi="Arial" w:cs="Arial"/><w:b/><w:bCs/><w:spacing w:val="3"/><w:lang w:val="es-CL"/></w:rPr><w:t>$</w:t></w:r></w:p></w:tc><w:tc><w:tcPr><w:tcW w:w="3477" w:type="dxa"/></w:tcPr><w:p><w:pPr><w:ind w:right="82"/><w:jc w:val="both"/><w:rPr><w:rFonts w:ascii="Arial" w:eastAsia="Arial" w:hAnsi="Arial" w:cs="Arial"/><w:b/><w:bCs/><w:spacing w:val="3"/><w:lang w:val="es-CL"/></w:rPr></w:pPr></w:p></w:tc></w:tr><w:tr><w:trPr><w:trHeight w:val="490"/></w:trPr><w:tc><w:tcPr><w:tcW w:w="3437" w:type="dxa"/></w:tcPr><w:p><w:pPr><w:ind w:right="82"/><w:jc w:val="both"/><w:rPr><w:rFonts w:ascii="Arial" w:hAnsi="Arial" w:cs="Arial"/><w:b/><w:bCs/><w:lang w:val="es-CL"/></w:rPr></w:pPr><w:r><w:rPr><w:rFonts w:ascii="Arial" w:hAnsi="Arial" w:cs="Arial"/><w:b/><w:bCs/><w:lang w:val="es-CL"/></w:rPr><w:t>LÍNEA 5: IMPLEMENTOS Y HERRAMIENTAS</w:t></w:r></w:p><w:p><w:pPr><w:ind w:right="82"/><w:jc w:val="both"/><w:rPr><w:rFonts w:ascii="Arial" w:hAnsi="Arial" w:cs="Arial"/><w:b/><w:bCs/><w:lang w:val="es-CL"/></w:rPr></w:pPr></w:p></w:tc><w:tc><w:tcPr><w:tcW w:w="3696" w:type="dxa"/></w:tcPr><w:p><w:pPr><w:ind w:right="82"/><w:jc w:val="both"/><w:rPr><w:rFonts w:ascii="Arial" w:eastAsia="Arial" w:hAnsi="Arial" w:cs="Arial"/><w:b/><w:bCs/><w:spacing w:val="3"/><w:lang w:val="es-CL"/></w:rPr></w:pPr><w:r><w:rPr><w:rFonts w:ascii="Arial" w:eastAsia="Arial" w:hAnsi="Arial" w:cs="Arial"/><w:b/><w:bCs/><w:spacing w:val="3"/><w:lang w:val="es-CL"/></w:rPr><w:t>$</w:t></w:r></w:p></w:tc><w:tc><w:tcPr><w:tcW w:w="3477" w:type="dxa"/></w:tcPr><w:p><w:pPr><w:ind w:right="82"/><w:jc w:val="both"/><w:rPr><w:rFonts w:ascii="Arial" w:eastAsia="Arial" w:hAnsi="Arial" w:cs="Arial"/><w:b/><w:bCs/><w:spacing w:val="3"/><w:lang w:val="es-CL"/></w:rPr></w:pPr></w:p></w:tc></w:tr><w:tr><w:trPr><w:trHeight w:val="490"/></w:trPr><w:tc><w:tcPr><w:tcW w:w="3437" w:type="dxa"/></w:tcPr><w:p><w:pPr><w:ind w:right="82"/><w:jc w:val="both"/><w:rPr><w:rFonts w:ascii="Arial" w:hAnsi="Arial" w:cs="Arial"/><w:b/><w:bCs/><w:lang w:val="es-CL"/></w:rPr></w:pPr><w:r><w:rPr><w:rFonts w:ascii="Arial" w:hAnsi="Arial" w:cs="Arial"/><w:b/><w:bCs/><w:lang w:val="es-CL"/></w:rPr><w:t xml:space="preserve">LÍNEA </w:t></w:r><w:r><w:rPr><w:rFonts w:ascii="Arial" w:hAnsi="Arial" w:cs="Arial"/><w:b/><w:bCs/><w:lang w:val="es-CL"/></w:rPr><w:t>6</w:t></w:r><w:r><w:rPr><w:rFonts w:ascii="Arial" w:hAnsi="Arial" w:cs="Arial"/><w:b/><w:bCs/><w:lang w:val="es-CL"/></w:rPr><w:t>: ARRIENDO MAQUINARIA</w:t></w:r><w:r><w:rPr><w:rFonts w:ascii="Arial" w:hAnsi="Arial" w:cs="Arial"/><w:b/><w:bCs/><w:lang w:val="es-CL"/></w:rPr><w:t>S</w:t></w:r></w:p><w:p><w:pPr><w:ind w:right="82"/><w:jc w:val="both"/><w:rPr><w:rFonts w:ascii="Arial" w:hAnsi="Arial" w:cs="Arial"/><w:b/><w:bCs/><w:lang w:val="es-CL"/></w:rPr></w:pPr></w:p></w:tc><w:tc><w:tcPr><w:tcW w:w="3696" w:type="dxa"/></w:tcPr><w:p><w:pPr><w:ind w:right="82"/><w:jc w:val="both"/><w:rPr><w:rFonts w:ascii="Arial" w:eastAsia="Arial" w:hAnsi="Arial" w:cs="Arial"/><w:b/><w:bCs/><w:spacing w:val="3"/><w:lang w:val="es-CL"/></w:rPr></w:pPr><w:r><w:rPr><w:rFonts w:ascii="Arial" w:eastAsia="Arial" w:hAnsi="Arial" w:cs="Arial"/><w:b/><w:bCs/><w:spacing w:val="3"/><w:lang w:val="es-CL"/></w:rPr><w:t>$</w:t></w:r></w:p></w:tc><w:tc><w:tcPr><w:tcW w:w="3477" w:type="dxa"/></w:tcPr><w:p><w:pPr><w:ind w:right="82"/><w:jc w:val="both"/><w:rPr><w:rFonts w:ascii="Arial" w:eastAsia="Arial" w:hAnsi="Arial" w:cs="Arial"/><w:b/><w:bCs/><w:spacing w:val="3"/><w:lang w:val="es-CL"/></w:rPr></w:pPr></w:p></w:tc></w:tr></w:tbl><w:p><w:pPr><w:ind w:right="82"/><w:jc w:val="both"/><w:rPr><w:sz w:val="22"/><w:szCs w:val="22"/><w:lang w:val="es-CL"/></w:rPr></w:pPr></w:p><w:p><w:pPr><w:ind w:right="82"/><w:jc w:val="both"/><w:rPr><w:sz w:val="22"/><w:szCs w:val="22"/><w:lang w:val="es-CL"/></w:rPr></w:pPr></w:p><w:p><w:pPr><w:ind w:right="82"/><w:jc w:val="both"/><w:rPr><w:sz w:val="22"/><w:szCs w:val="22"/><w:lang w:val="es-CL"/></w:rPr></w:pPr></w:p><w:p><w:pPr><w:pStyle w:val="Textoindependiente"/><w:rPr><w:rFonts w:ascii="Arial" w:hAnsi="Arial" w:cs="Arial"/><w:b/><w:sz w:val="26"/></w:rPr></w:pPr></w:p><w:p><w:pPr><w:spacing w:line="264" w:lineRule="auto"/><w:ind w:left="2840" w:right="2835" w:hanging="243"/><w:rPr><w:rFonts w:ascii="Arial" w:hAnsi="Arial" w:cs="Arial"/><w:b/><w:sz w:val="24"/></w:rPr></w:pPr><w:r><w:rPr><w:rFonts w:ascii="Arial" w:hAnsi="Arial" w:cs="Arial"/><w:b/><w:sz w:val="24"/></w:rPr><w:t>FIRMA</w:t></w:r><w:r><w:rPr><w:rFonts w:ascii="Arial" w:hAnsi="Arial" w:cs="Arial"/><w:b/><w:spacing w:val="-16"/><w:sz w:val="24"/></w:rPr><w:t xml:space="preserve"> </w:t></w:r><w:r><w:rPr><w:rFonts w:ascii="Arial" w:hAnsi="Arial" w:cs="Arial"/><w:b/><w:sz w:val="24"/></w:rPr><w:t>Y</w:t></w:r><w:r><w:rPr><w:rFonts w:ascii="Arial" w:hAnsi="Arial" w:cs="Arial"/><w:b/><w:spacing w:val="-8"/><w:sz w:val="24"/></w:rPr><w:t xml:space="preserve"> </w:t></w:r><w:r><w:rPr><w:rFonts w:ascii="Arial" w:hAnsi="Arial" w:cs="Arial"/><w:b/><w:sz w:val="24"/></w:rPr><w:t>TIMBRE</w:t></w:r><w:r><w:rPr><w:rFonts w:ascii="Arial" w:hAnsi="Arial" w:cs="Arial"/><w:b/><w:spacing w:val="-4"/><w:sz w:val="24"/></w:rPr><w:t xml:space="preserve"> </w:t></w:r><w:r><w:rPr><w:rFonts w:ascii="Arial" w:hAnsi="Arial" w:cs="Arial"/><w:b/><w:sz w:val="24"/></w:rPr><w:t>OFERENTE</w:t></w:r><w:r><w:rPr><w:rFonts w:ascii="Arial" w:hAnsi="Arial" w:cs="Arial"/><w:b/><w:spacing w:val="-4"/><w:sz w:val="24"/></w:rPr><w:t xml:space="preserve"> </w:t></w:r><w:r><w:rPr><w:rFonts w:ascii="Arial" w:hAnsi="Arial" w:cs="Arial"/><w:b/><w:sz w:val="24"/></w:rPr><w:t>O</w:t></w:r><w:r><w:rPr><w:rFonts w:ascii="Arial" w:hAnsi="Arial" w:cs="Arial"/><w:b/><w:spacing w:val="-64"/><w:sz w:val="24"/></w:rPr><w:t xml:space="preserve"> </w:t></w:r><w:r><w:rPr><w:rFonts w:ascii="Arial" w:hAnsi="Arial" w:cs="Arial"/><w:b/><w:sz w:val="24"/></w:rPr><w:t>REPRESENTANTE</w:t></w:r><w:r><w:rPr><w:rFonts w:ascii="Arial" w:hAnsi="Arial" w:cs="Arial"/><w:b/><w:spacing w:val="-5"/><w:sz w:val="24"/></w:rPr><w:t xml:space="preserve"> </w:t></w:r><w:r><w:rPr><w:rFonts w:ascii="Arial" w:hAnsi="Arial" w:cs="Arial"/><w:b/><w:sz w:val="24"/></w:rPr><w:t>LEGAL</w:t></w:r></w:p><w:p><w:pPr><w:ind w:right="82"/><w:jc w:val="both"/><w:rPr><w:sz w:val="22"/><w:szCs w:val="22"/></w:rPr></w:pPr><w:r><w:drawing><wp:inline distT="0" distB="0" distL="0" distR="0"><wp:extent cx="1260000" cy="795273"/><wp:effectExtent l="0" t="0" r="0" b="0"/><wp:docPr id="466343" name="Firma"/><wp:cNvGraphicFramePr><a:graphicFrameLocks noChangeAspect="1"/></wp:cNvGraphicFramePr><a:graphic><a:graphicData uri="http://schemas.openxmlformats.org/drawingml/2006/picture"><pic:pic><pic:nvPicPr><pic:cNvPr id="466343" name="Firma"/><pic:cNvPicPr/></pic:nvPicPr><pic:blipFill><a:blip r:embed="rId14"/><a:stretch><a:fillRect/></a:stretch></pic:blipFill><pic:spPr><a:xfrm><a:off x="0" y="0"/><a:ext cx="1260000" cy="795273"/></a:xfrm><a:prstGeom prst="rect"><a:avLst/></a:prstGeom></pic:spPr></pic:pic></a:graphicData></a:graphic></wp:inline></w:drawing></w:r></w:p><w:sectPr><w:headerReference w:type="default" r:id="rId10"/><w:pgSz w:w="12240" w:h="15840"/><w:pgMar w:top="0" w:right="1020" w:bottom="280" w:left="600" w:header="210" w:footer="1020" w:gutter="0"/><w:cols w:space="720"/></w:sectPr></w:body></w:document>
+<w:document xmlns:pic="http://schemas.openxmlformats.org/drawingml/2006/picture" xmlns:wpc="http://schemas.microsoft.com/office/word/2010/wordprocessingCanvas" xmlns:cx="http://schemas.microsoft.com/office/drawing/2014/chartex" xmlns:cx1="http://schemas.microsoft.com/office/drawing/2015/9/8/chartex" xmlns:cx2="http://schemas.microsoft.com/office/drawing/2015/10/21/chartex" xmlns:cx3="http://schemas.microsoft.com/office/drawing/2016/5/9/chartex" xmlns:cx4="http://schemas.microsoft.com/office/drawing/2016/5/10/chartex" xmlns:cx5="http://schemas.microsoft.com/office/drawing/2016/5/11/chartex" xmlns:cx6="http://schemas.microsoft.com/office/drawing/2016/5/12/chartex" xmlns:cx7="http://schemas.microsoft.com/office/drawing/2016/5/13/chartex" xmlns:cx8="http://schemas.microsoft.com/office/drawing/2016/5/14/chartex" xmlns:mc="http://schemas.openxmlformats.org/markup-compatibility/2006" xmlns:aink="http://schemas.microsoft.com/office/drawing/2016/ink" xmlns:am3d="http://schemas.microsoft.com/office/drawing/2017/model3d" xmlns:o="urn:schemas-microsoft-com:office:office" xmlns:oel="http://schemas.microsoft.com/office/2019/extlst" xmlns:r="http://schemas.openxmlformats.org/officeDocument/2006/relationships" xmlns:m="http://schemas.openxmlformats.org/officeDocument/2006/math" xmlns:v="urn:schemas-microsoft-com:vml" xmlns:wp14="http://schemas.microsoft.com/office/word/2010/wordprocessingDrawing" xmlns:wp="http://schemas.openxmlformats.org/drawingml/2006/wordprocessingDrawing" xmlns:w10="urn:schemas-microsoft-com:office:word" xmlns:w="http://schemas.openxmlformats.org/wordprocessingml/2006/main" xmlns:w14="http://schemas.microsoft.com/office/word/2010/wordml" xmlns:w15="http://schemas.microsoft.com/office/word/2012/wordml" xmlns:w16cex="http://schemas.microsoft.com/office/word/2018/wordml/cex" xmlns:w16cid="http://schemas.microsoft.com/office/word/2016/wordml/cid" xmlns:w16="http://schemas.microsoft.com/office/word/2018/wordml" xmlns:w16du="http://schemas.microsoft.com/office/word/2023/wordml/word16du" xmlns:w16sdtdh="http://schemas.microsoft.com/office/word/2020/wordml/sdtdatahash" xmlns:w16sdtfl="http://schemas.microsoft.com/office/word/2024/wordml/sdtformatlock" xmlns:w16se="http://schemas.microsoft.com/office/word/2015/wordml/symex" xmlns:wpg="http://schemas.microsoft.com/office/word/2010/wordprocessingGroup" xmlns:wpi="http://schemas.microsoft.com/office/word/2010/wordprocessingInk" xmlns:wne="http://schemas.microsoft.com/office/word/2006/wordml" xmlns:wps="http://schemas.microsoft.com/office/word/2010/wordprocessingShape" mc:Ignorable="w14 w15 w16se w16cid w16 w16cex w16sdtdh w16sdtfl w16du wp14"><w:body><w:p><w:pPr><w:spacing w:before="91"/><w:ind w:left="131" w:right="421"/><w:jc w:val="center"/><w:rPr><w:rFonts w:ascii="Arial" w:hAnsi="Arial" w:cs="Arial"/><w:b/><w:sz w:val="24"/><w:szCs w:val="18"/></w:rPr></w:pPr><w:r><w:rPr><w:rFonts w:ascii="Arial" w:hAnsi="Arial" w:cs="Arial"/><w:b/><w:sz w:val="24"/><w:szCs w:val="18"/></w:rPr><w:t>ANEXO</w:t></w:r><w:r><w:rPr><w:rFonts w:ascii="Arial" w:hAnsi="Arial" w:cs="Arial"/><w:b/><w:spacing w:val="-2"/><w:sz w:val="24"/><w:szCs w:val="18"/></w:rPr><w:t xml:space="preserve"> </w:t></w:r><w:r><w:rPr><w:rFonts w:ascii="Arial" w:hAnsi="Arial" w:cs="Arial"/><w:b/><w:sz w:val="24"/><w:szCs w:val="18"/></w:rPr><w:t>Nº1</w:t></w:r></w:p><w:p><w:pPr><w:spacing w:before="24"/><w:ind w:left="48" w:right="684"/><w:jc w:val="center"/><w:rPr><w:rFonts w:ascii="Arial" w:hAnsi="Arial" w:cs="Arial"/><w:b/><w:sz w:val="24"/><w:szCs w:val="18"/></w:rPr></w:pPr><w:r><w:rPr><w:rFonts w:ascii="Arial" w:hAnsi="Arial" w:cs="Arial"/><w:b/><w:sz w:val="24"/><w:szCs w:val="18"/></w:rPr><w:t>IDENTIFICACION</w:t></w:r><w:r><w:rPr><w:rFonts w:ascii="Arial" w:hAnsi="Arial" w:cs="Arial"/><w:b/><w:spacing w:val="-6"/><w:sz w:val="24"/><w:szCs w:val="18"/></w:rPr><w:t xml:space="preserve"> </w:t></w:r><w:r><w:rPr><w:rFonts w:ascii="Arial" w:hAnsi="Arial" w:cs="Arial"/><w:b/><w:sz w:val="24"/><w:szCs w:val="18"/></w:rPr><w:t>DEL</w:t></w:r><w:r><w:rPr><w:rFonts w:ascii="Arial" w:hAnsi="Arial" w:cs="Arial"/><w:b/><w:spacing w:val="-10"/><w:sz w:val="24"/><w:szCs w:val="18"/></w:rPr><w:t xml:space="preserve"> </w:t></w:r><w:r><w:rPr><w:rFonts w:ascii="Arial" w:hAnsi="Arial" w:cs="Arial"/><w:b/><w:sz w:val="24"/><w:szCs w:val="18"/></w:rPr><w:t>OFERENTE</w:t></w:r></w:p><w:p><w:pPr><w:pStyle w:val="Textoindependiente"/><w:spacing w:before="6"/><w:rPr><w:rFonts w:ascii="Arial" w:hAnsi="Arial" w:cs="Arial"/><w:b/><w:sz w:val="27"/></w:rPr></w:pPr></w:p><w:p><w:pPr><w:rPr><w:rFonts w:ascii="Arial" w:hAnsi="Arial" w:cs="Arial"/><w:b/><w:bCs/><w:spacing w:val="-9"/><w:sz w:val="24"/><w:lang w:val="es-CL"/></w:rPr></w:pPr><w:r><w:rPr><w:rFonts w:ascii="Arial" w:hAnsi="Arial" w:cs="Arial"/><w:b/><w:sz w:val="24"/></w:rPr><w:t>Nombre:</w:t></w:r><w:r><w:rPr><w:rFonts w:ascii="Arial" w:hAnsi="Arial" w:cs="Arial"/><w:b/><w:spacing w:val="-9"/><w:sz w:val="24"/></w:rPr><w:t xml:space="preserve"> </w:t></w:r><w:r><w:rPr><w:rFonts w:ascii="Arial" w:hAnsi="Arial" w:cs="Arial"/><w:b/><w:bCs/><w:spacing w:val="-9"/><w:sz w:val="24"/><w:lang w:val="es-CL"/></w:rPr><w:t>“ADQUISICIÓN DE MATERIALES, IMPLEMENTOS DE SEGURIDAD Y HERRAMIENTAS NECESARIAS PARA</w:t></w:r><w:r><w:rPr><w:rFonts w:ascii="Arial" w:hAnsi="Arial" w:cs="Arial"/><w:b/><w:bCs/><w:spacing w:val="-9"/><w:sz w:val="24"/><w:lang w:val="es-CL"/></w:rPr><w:t xml:space="preserve"> </w:t></w:r><w:r><w:rPr><w:rFonts w:ascii="Arial" w:hAnsi="Arial" w:cs="Arial"/><w:b/><w:bCs/><w:spacing w:val="-9"/><w:sz w:val="24"/><w:lang w:val="es-CL"/></w:rPr><w:t>LA EJECUCION DEL PROYECTO REPOSICIÓN VEREDAS ESTACIÓN VILLA ALEGRE”</w:t></w:r></w:p><w:p><w:pPr><w:pBdr><w:bottom w:val="single" w:sz="12" w:space="1" w:color="000000"/></w:pBdr><w:rPr><w:rFonts w:ascii="Arial" w:hAnsi="Arial" w:cs="Arial"/><w:b/><w:spacing w:val="-9"/><w:sz w:val="24"/></w:rPr></w:pPr></w:p><w:p><w:pPr><w:ind w:left="131" w:right="684"/><w:jc w:val="both"/><w:rPr><w:rFonts w:ascii="Arial" w:hAnsi="Arial" w:cs="Arial"/><w:b/></w:rPr></w:pPr></w:p><w:p><w:pPr><w:pStyle w:val="Textoindependiente"/><w:spacing w:before="6"/><w:rPr><w:rFonts w:ascii="Arial" w:hAnsi="Arial" w:cs="Arial"/><w:b/><w:sz w:val="13"/></w:rPr></w:pPr></w:p><w:p><w:pPr><w:pStyle w:val="Textoindependiente"/><w:spacing w:before="6"/><w:rPr><w:rFonts w:ascii="Arial" w:hAnsi="Arial" w:cs="Arial"/><w:b/><w:sz w:val="24"/></w:rPr></w:pPr></w:p><w:p><w:pPr><w:rPr><w:rFonts w:ascii="Arial" w:hAnsi="Arial" w:cs="Arial"/><w:b/><w:sz w:val="24"/></w:rPr></w:pPr><w:r><w:rPr><w:rFonts w:ascii="Arial" w:hAnsi="Arial" w:cs="Arial"/><w:b/><w:sz w:val="24"/></w:rPr><w:t>1.-</w:t></w:r><w:r><w:rPr><w:rFonts w:ascii="Arial" w:hAnsi="Arial" w:cs="Arial"/><w:b/><w:spacing w:val="-5"/><w:sz w:val="24"/></w:rPr><w:t xml:space="preserve"> </w:t></w:r><w:r><w:rPr><w:rFonts w:ascii="Arial" w:hAnsi="Arial" w:cs="Arial"/><w:b/><w:sz w:val="24"/></w:rPr><w:t>NOMBRE</w:t></w:r><w:r><w:rPr><w:rFonts w:ascii="Arial" w:hAnsi="Arial" w:cs="Arial"/><w:b/><w:spacing w:val="-4"/><w:sz w:val="24"/></w:rPr><w:t xml:space="preserve"> </w:t></w:r><w:r><w:rPr><w:rFonts w:ascii="Arial" w:hAnsi="Arial" w:cs="Arial"/><w:b/><w:sz w:val="24"/></w:rPr><w:t>COMPLETO</w:t></w:r><w:r><w:rPr><w:rFonts w:ascii="Arial" w:hAnsi="Arial" w:cs="Arial"/><w:b/><w:spacing w:val="-5"/><w:sz w:val="24"/></w:rPr><w:t xml:space="preserve"> </w:t></w:r><w:r><w:rPr><w:rFonts w:ascii="Arial" w:hAnsi="Arial" w:cs="Arial"/><w:b/><w:sz w:val="24"/></w:rPr><w:t>DEL</w:t></w:r><w:r><w:rPr><w:rFonts w:ascii="Arial" w:hAnsi="Arial" w:cs="Arial"/><w:b/><w:spacing w:val="-5"/><w:sz w:val="24"/></w:rPr><w:t xml:space="preserve"> </w:t></w:r><w:r><w:rPr><w:rFonts w:ascii="Arial" w:hAnsi="Arial" w:cs="Arial"/><w:b/><w:sz w:val="24"/></w:rPr><w:t>PROPONENTE</w:t></w:r><w:r><w:rPr><w:rFonts w:ascii="Arial" w:hAnsi="Arial" w:cs="Arial"/><w:b/><w:spacing w:val="-7"/><w:sz w:val="24"/></w:rPr><w:t xml:space="preserve"> </w:t></w:r><w:r><w:rPr><w:rFonts w:ascii="Arial" w:hAnsi="Arial" w:cs="Arial"/><w:b/><w:sz w:val="24"/></w:rPr><w:t>O</w:t></w:r><w:r><w:rPr><w:rFonts w:ascii="Arial" w:hAnsi="Arial" w:cs="Arial"/><w:b/><w:spacing w:val="-6"/><w:sz w:val="24"/></w:rPr><w:t xml:space="preserve"> </w:t></w:r><w:r><w:rPr><w:rFonts w:ascii="Arial" w:hAnsi="Arial" w:cs="Arial"/><w:b/><w:sz w:val="24"/></w:rPr><w:t>RAZON</w:t></w:r><w:r><w:rPr><w:rFonts w:ascii="Arial" w:hAnsi="Arial" w:cs="Arial"/><w:b/><w:spacing w:val="-4"/><w:sz w:val="24"/></w:rPr><w:t xml:space="preserve"> </w:t></w:r><w:r><w:rPr><w:rFonts w:ascii="Arial" w:hAnsi="Arial" w:cs="Arial"/><w:b/><w:sz w:val="24"/></w:rPr><w:t xml:space="preserve">SOCIAL: </w:t></w:r></w:p><w:p><w:pPr><w:pStyle w:val="Textoindependiente"/><w:rPr><w:rFonts w:ascii="Arial" w:hAnsi="Arial" w:cs="Arial"/><w:b/><w:sz w:val="24"/></w:rPr></w:pPr><w:r><w:rPr><w:rFonts w:ascii="Arial" w:hAnsi="Arial" w:cs="Arial"/><w:b/><w:sz w:val="24"/></w:rPr><w:t xml:space="preserve">Comercial MP SpA</w:t></w:r></w:p><w:p><w:pPr><w:pStyle w:val="Textoindependiente"/><w:spacing w:before="7"/><w:rPr><w:rFonts w:ascii="Arial" w:hAnsi="Arial" w:cs="Arial"/><w:b/><w:sz w:val="24"/></w:rPr></w:pPr></w:p><w:p><w:pPr><w:rPr><w:rFonts w:ascii="Arial" w:hAnsi="Arial" w:cs="Arial"/><w:b/><w:sz w:val="24"/></w:rPr></w:pPr><w:r><w:rPr><w:rFonts w:ascii="Arial" w:hAnsi="Arial" w:cs="Arial"/><w:b/><w:sz w:val="24"/></w:rPr><w:t>2.-</w:t></w:r><w:r><w:rPr><w:rFonts w:ascii="Arial" w:hAnsi="Arial" w:cs="Arial"/><w:b/><w:spacing w:val="-8"/><w:sz w:val="24"/></w:rPr><w:t xml:space="preserve"> </w:t></w:r><w:r><w:rPr><w:rFonts w:ascii="Arial" w:hAnsi="Arial" w:cs="Arial"/><w:b/><w:sz w:val="24"/></w:rPr><w:t xml:space="preserve">RUT: </w:t></w:r></w:p><w:p><w:pPr><w:pStyle w:val="Textoindependiente"/><w:rPr><w:rFonts w:ascii="Arial" w:hAnsi="Arial" w:cs="Arial"/><w:b/><w:sz w:val="24"/></w:rPr></w:pPr><w:r><w:rPr><w:rFonts w:ascii="Arial" w:hAnsi="Arial" w:cs="Arial"/><w:b/><w:sz w:val="24"/></w:rPr><w:t xml:space="preserve">78.388.175-6</w:t></w:r></w:p><w:p><w:pPr><w:pStyle w:val="Textoindependiente"/><w:spacing w:before="4"/><w:rPr><w:rFonts w:ascii="Arial" w:hAnsi="Arial" w:cs="Arial"/><w:b/><w:sz w:val="24"/></w:rPr></w:pPr></w:p><w:p><w:pPr><w:spacing w:before="1"/><w:rPr><w:rFonts w:ascii="Arial" w:hAnsi="Arial" w:cs="Arial"/><w:b/><w:sz w:val="24"/></w:rPr></w:pPr><w:r><w:rPr><w:rFonts w:ascii="Arial" w:hAnsi="Arial" w:cs="Arial"/><w:b/><w:sz w:val="24"/></w:rPr><w:t>3.-</w:t></w:r><w:r><w:rPr><w:rFonts w:ascii="Arial" w:hAnsi="Arial" w:cs="Arial"/><w:b/><w:spacing w:val="-8"/><w:sz w:val="24"/></w:rPr><w:t xml:space="preserve"> </w:t></w:r><w:r><w:rPr><w:rFonts w:ascii="Arial" w:hAnsi="Arial" w:cs="Arial"/><w:b/><w:sz w:val="24"/></w:rPr><w:t>NOMBRE</w:t></w:r><w:r><w:rPr><w:rFonts w:ascii="Arial" w:hAnsi="Arial" w:cs="Arial"/><w:b/><w:spacing w:val="-8"/><w:sz w:val="24"/></w:rPr><w:t xml:space="preserve"> </w:t></w:r><w:r><w:rPr><w:rFonts w:ascii="Arial" w:hAnsi="Arial" w:cs="Arial"/><w:b/><w:sz w:val="24"/></w:rPr><w:t>DEL</w:t></w:r><w:r><w:rPr><w:rFonts w:ascii="Arial" w:hAnsi="Arial" w:cs="Arial"/><w:b/><w:spacing w:val="-9"/><w:sz w:val="24"/></w:rPr><w:t xml:space="preserve"> </w:t></w:r><w:r><w:rPr><w:rFonts w:ascii="Arial" w:hAnsi="Arial" w:cs="Arial"/><w:b/><w:sz w:val="24"/></w:rPr><w:t>REPRESENTANTE</w:t></w:r><w:r><w:rPr><w:rFonts w:ascii="Arial" w:hAnsi="Arial" w:cs="Arial"/><w:b/><w:spacing w:val="-8"/><w:sz w:val="24"/></w:rPr><w:t xml:space="preserve"> </w:t></w:r><w:r><w:rPr><w:rFonts w:ascii="Arial" w:hAnsi="Arial" w:cs="Arial"/><w:b/><w:sz w:val="24"/></w:rPr><w:t xml:space="preserve">LEGAL: </w:t></w:r></w:p><w:p><w:pPr><w:pStyle w:val="Textoindependiente"/><w:rPr><w:rFonts w:ascii="Arial" w:hAnsi="Arial" w:cs="Arial"/><w:b/><w:sz w:val="24"/></w:rPr></w:pPr><w:r><w:rPr><w:rFonts w:ascii="Arial" w:hAnsi="Arial" w:cs="Arial"/><w:b/><w:sz w:val="24"/></w:rPr><w:t xml:space="preserve">Lidia Valenzuela</w:t></w:r></w:p><w:p><w:pPr><w:pStyle w:val="Textoindependiente"/><w:spacing w:before="6"/><w:rPr><w:rFonts w:ascii="Arial" w:hAnsi="Arial" w:cs="Arial"/><w:b/><w:sz w:val="24"/></w:rPr></w:pPr></w:p><w:p><w:pPr><w:rPr><w:rFonts w:ascii="Arial" w:hAnsi="Arial" w:cs="Arial"/><w:b/><w:sz w:val="24"/></w:rPr></w:pPr><w:r><w:rPr><w:rFonts w:ascii="Arial" w:hAnsi="Arial" w:cs="Arial"/><w:b/><w:sz w:val="24"/></w:rPr><w:t>4.-</w:t></w:r><w:r><w:rPr><w:rFonts w:ascii="Arial" w:hAnsi="Arial" w:cs="Arial"/><w:b/><w:spacing w:val="-8"/><w:sz w:val="24"/></w:rPr><w:t xml:space="preserve"> </w:t></w:r><w:r><w:rPr><w:rFonts w:ascii="Arial" w:hAnsi="Arial" w:cs="Arial"/><w:b/><w:sz w:val="24"/></w:rPr><w:t>RUT</w:t></w:r><w:r><w:rPr><w:rFonts w:ascii="Arial" w:hAnsi="Arial" w:cs="Arial"/><w:b/><w:spacing w:val="-9"/><w:sz w:val="24"/></w:rPr><w:t xml:space="preserve"> </w:t></w:r><w:r><w:rPr><w:rFonts w:ascii="Arial" w:hAnsi="Arial" w:cs="Arial"/><w:b/><w:sz w:val="24"/></w:rPr><w:t>DEL</w:t></w:r><w:r><w:rPr><w:rFonts w:ascii="Arial" w:hAnsi="Arial" w:cs="Arial"/><w:b/><w:spacing w:val="-8"/><w:sz w:val="24"/></w:rPr><w:t xml:space="preserve"> </w:t></w:r><w:r><w:rPr><w:rFonts w:ascii="Arial" w:hAnsi="Arial" w:cs="Arial"/><w:b/><w:sz w:val="24"/></w:rPr><w:t>REPRESENTANTE</w:t></w:r><w:r><w:rPr><w:rFonts w:ascii="Arial" w:hAnsi="Arial" w:cs="Arial"/><w:b/><w:spacing w:val="-10"/><w:sz w:val="24"/></w:rPr><w:t xml:space="preserve"> </w:t></w:r><w:r><w:rPr><w:rFonts w:ascii="Arial" w:hAnsi="Arial" w:cs="Arial"/><w:b/><w:sz w:val="24"/></w:rPr><w:t xml:space="preserve">LEGAL: </w:t></w:r></w:p><w:p><w:pPr><w:pStyle w:val="Textoindependiente"/><w:rPr><w:rFonts w:ascii="Arial" w:hAnsi="Arial" w:cs="Arial"/><w:b/><w:sz w:val="24"/></w:rPr></w:pPr><w:r><w:rPr><w:rFonts w:ascii="Arial" w:hAnsi="Arial" w:cs="Arial"/><w:b/><w:sz w:val="24"/></w:rPr><w:t xml:space="preserve">6.736.698-0</w:t></w:r></w:p><w:p><w:pPr><w:pStyle w:val="Textoindependiente"/><w:spacing w:before="7"/><w:rPr><w:rFonts w:ascii="Arial" w:hAnsi="Arial" w:cs="Arial"/><w:b/><w:sz w:val="24"/></w:rPr></w:pPr></w:p><w:p><w:pPr><w:rPr><w:rFonts w:ascii="Arial" w:hAnsi="Arial" w:cs="Arial"/><w:b/><w:sz w:val="24"/></w:rPr></w:pPr><w:r><w:rPr><w:rFonts w:ascii="Arial" w:hAnsi="Arial" w:cs="Arial"/><w:b/><w:sz w:val="24"/></w:rPr><w:t>5.-</w:t></w:r><w:r><w:rPr><w:rFonts w:ascii="Arial" w:hAnsi="Arial" w:cs="Arial"/><w:b/><w:spacing w:val="-5"/><w:sz w:val="24"/></w:rPr><w:t xml:space="preserve"> </w:t></w:r><w:r><w:rPr><w:rFonts w:ascii="Arial" w:hAnsi="Arial" w:cs="Arial"/><w:b/><w:sz w:val="24"/></w:rPr><w:t>DIRECCION</w:t></w:r><w:r><w:rPr><w:rFonts w:ascii="Arial" w:hAnsi="Arial" w:cs="Arial"/><w:b/><w:spacing w:val="-4"/><w:sz w:val="24"/></w:rPr><w:t xml:space="preserve"> </w:t></w:r><w:r><w:rPr><w:rFonts w:ascii="Arial" w:hAnsi="Arial" w:cs="Arial"/><w:b/><w:sz w:val="24"/></w:rPr><w:t>(Calle,</w:t></w:r><w:r><w:rPr><w:rFonts w:ascii="Arial" w:hAnsi="Arial" w:cs="Arial"/><w:b/><w:spacing w:val="-4"/><w:sz w:val="24"/></w:rPr><w:t xml:space="preserve"> </w:t></w:r><w:r><w:rPr><w:rFonts w:ascii="Arial" w:hAnsi="Arial" w:cs="Arial"/><w:b/><w:sz w:val="24"/></w:rPr><w:t>N°,</w:t></w:r><w:r><w:rPr><w:rFonts w:ascii="Arial" w:hAnsi="Arial" w:cs="Arial"/><w:b/><w:spacing w:val="-7"/><w:sz w:val="24"/></w:rPr><w:t xml:space="preserve"> </w:t></w:r><w:proofErr w:type="spellStart"/><w:r><w:rPr><w:rFonts w:ascii="Arial" w:hAnsi="Arial" w:cs="Arial"/><w:b/><w:sz w:val="24"/></w:rPr><w:t>Comuna</w:t></w:r><w:proofErr w:type="spellEnd"/><w:r><w:rPr><w:rFonts w:ascii="Arial" w:hAnsi="Arial" w:cs="Arial"/><w:b/><w:sz w:val="24"/></w:rPr><w:t xml:space="preserve">): </w:t></w:r></w:p><w:p><w:pPr><w:pStyle w:val="Textoindependiente"/><w:rPr><w:rFonts w:ascii="Arial" w:hAnsi="Arial" w:cs="Arial"/><w:b/><w:sz w:val="24"/></w:rPr></w:pPr><w:r><w:rPr><w:rFonts w:ascii="Arial" w:hAnsi="Arial" w:cs="Arial"/><w:b/><w:sz w:val="24"/></w:rPr><w:t xml:space="preserve">Camino El Oliveto N° 575 N° 6, Talagante</w:t></w:r></w:p><w:p><w:pPr><w:pStyle w:val="Textoindependiente"/><w:spacing w:before="4"/><w:rPr><w:rFonts w:ascii="Arial" w:hAnsi="Arial" w:cs="Arial"/><w:b/><w:sz w:val="24"/></w:rPr></w:pPr></w:p><w:p><w:pPr><w:rPr><w:rFonts w:ascii="Arial" w:hAnsi="Arial" w:cs="Arial"/><w:b/><w:sz w:val="24"/></w:rPr></w:pPr><w:r><w:rPr><w:rFonts w:ascii="Arial" w:hAnsi="Arial" w:cs="Arial"/><w:b/><w:sz w:val="24"/></w:rPr><w:t>6.-</w:t></w:r><w:r><w:rPr><w:rFonts w:ascii="Arial" w:hAnsi="Arial" w:cs="Arial"/><w:b/><w:spacing w:val="-3"/><w:sz w:val="24"/></w:rPr><w:t xml:space="preserve"> </w:t></w:r><w:r><w:rPr><w:rFonts w:ascii="Arial" w:hAnsi="Arial" w:cs="Arial"/><w:b/><w:sz w:val="24"/></w:rPr><w:t>N°</w:t></w:r><w:r><w:rPr><w:rFonts w:ascii="Arial" w:hAnsi="Arial" w:cs="Arial"/><w:b/><w:spacing w:val="-5"/><w:sz w:val="24"/></w:rPr><w:t xml:space="preserve"> </w:t></w:r><w:r><w:rPr><w:rFonts w:ascii="Arial" w:hAnsi="Arial" w:cs="Arial"/><w:b/><w:sz w:val="24"/></w:rPr><w:t>DE</w:t></w:r><w:r><w:rPr><w:rFonts w:ascii="Arial" w:hAnsi="Arial" w:cs="Arial"/><w:b/><w:spacing w:val="-5"/><w:sz w:val="24"/></w:rPr><w:t xml:space="preserve"> </w:t></w:r><w:r><w:rPr><w:rFonts w:ascii="Arial" w:hAnsi="Arial" w:cs="Arial"/><w:b/><w:sz w:val="24"/></w:rPr><w:t xml:space="preserve">TELEFONO: </w:t></w:r></w:p><w:p><w:pPr><w:pStyle w:val="Textoindependiente"/><w:rPr><w:rFonts w:ascii="Arial" w:hAnsi="Arial" w:cs="Arial"/><w:b/><w:sz w:val="24"/></w:rPr></w:pPr><w:r><w:rPr><w:rFonts w:ascii="Arial" w:hAnsi="Arial" w:cs="Arial"/><w:b/><w:sz w:val="24"/></w:rPr><w:t xml:space="preserve">+569 7549 1833</w:t></w:r></w:p><w:p><w:pPr><w:pStyle w:val="Textoindependiente"/><w:spacing w:before="7"/><w:rPr><w:rFonts w:ascii="Arial" w:hAnsi="Arial" w:cs="Arial"/><w:b/><w:sz w:val="24"/></w:rPr></w:pPr></w:p><w:p><w:pPr><w:rPr><w:rFonts w:ascii="Arial" w:hAnsi="Arial" w:cs="Arial"/><w:b/><w:sz w:val="24"/></w:rPr></w:pPr><w:r><w:rPr><w:rFonts w:ascii="Arial" w:hAnsi="Arial" w:cs="Arial"/><w:b/><w:sz w:val="24"/></w:rPr><w:t>7.-</w:t></w:r><w:r><w:rPr><w:rFonts w:ascii="Arial" w:hAnsi="Arial" w:cs="Arial"/><w:b/><w:spacing w:val="-9"/><w:sz w:val="24"/></w:rPr><w:t xml:space="preserve"> </w:t></w:r><w:r><w:rPr><w:rFonts w:ascii="Arial" w:hAnsi="Arial" w:cs="Arial"/><w:b/><w:sz w:val="24"/></w:rPr><w:t>CORREO</w:t></w:r><w:r><w:rPr><w:rFonts w:ascii="Arial" w:hAnsi="Arial" w:cs="Arial"/><w:b/><w:spacing w:val="-10"/><w:sz w:val="24"/></w:rPr><w:t xml:space="preserve"> </w:t></w:r><w:r><w:rPr><w:rFonts w:ascii="Arial" w:hAnsi="Arial" w:cs="Arial"/><w:b/><w:sz w:val="24"/></w:rPr><w:t xml:space="preserve">ELECTRÓNICO: </w:t></w:r></w:p><w:p><w:pPr><w:pStyle w:val="Textoindependiente"/><w:rPr><w:rFonts w:ascii="Arial" w:hAnsi="Arial" w:cs="Arial"/><w:b/><w:sz w:val="24"/></w:rPr></w:pPr><w:r><w:rPr><w:rFonts w:ascii="Arial" w:hAnsi="Arial" w:cs="Arial"/><w:b/><w:sz w:val="24"/></w:rPr><w:t xml:space="preserve">ventas@sociedadcomercialmp.cl</w:t></w:r></w:p><w:p><w:pPr><w:pStyle w:val="Textoindependiente"/><w:spacing w:before="7"/><w:rPr><w:rFonts w:ascii="Arial" w:hAnsi="Arial" w:cs="Arial"/><w:b/><w:sz w:val="24"/></w:rPr></w:pPr></w:p><w:p><w:pPr><w:rPr><w:rFonts w:ascii="Arial" w:hAnsi="Arial" w:cs="Arial"/><w:b/><w:sz w:val="24"/></w:rPr></w:pPr><w:r><w:rPr><w:rFonts w:ascii="Arial" w:hAnsi="Arial" w:cs="Arial"/><w:b/><w:sz w:val="24"/></w:rPr><w:t>8.-</w:t></w:r><w:r><w:rPr><w:rFonts w:ascii="Arial" w:hAnsi="Arial" w:cs="Arial"/><w:b/><w:spacing w:val="-8"/><w:sz w:val="24"/></w:rPr><w:t xml:space="preserve"> </w:t></w:r><w:r><w:rPr><w:rFonts w:ascii="Arial" w:hAnsi="Arial" w:cs="Arial"/><w:b/><w:sz w:val="24"/></w:rPr><w:t>NOMBRE</w:t></w:r><w:r><w:rPr><w:rFonts w:ascii="Arial" w:hAnsi="Arial" w:cs="Arial"/><w:b/><w:spacing w:val="-7"/><w:sz w:val="24"/></w:rPr><w:t xml:space="preserve"> </w:t></w:r><w:r><w:rPr><w:rFonts w:ascii="Arial" w:hAnsi="Arial" w:cs="Arial"/><w:b/><w:sz w:val="24"/></w:rPr><w:t>Y</w:t></w:r><w:r><w:rPr><w:rFonts w:ascii="Arial" w:hAnsi="Arial" w:cs="Arial"/><w:b/><w:spacing w:val="-10"/><w:sz w:val="24"/></w:rPr><w:t xml:space="preserve"> </w:t></w:r><w:r><w:rPr><w:rFonts w:ascii="Arial" w:hAnsi="Arial" w:cs="Arial"/><w:b/><w:sz w:val="24"/></w:rPr><w:t>TELEFONO</w:t></w:r><w:r><w:rPr><w:rFonts w:ascii="Arial" w:hAnsi="Arial" w:cs="Arial"/><w:b/><w:spacing w:val="-8"/><w:sz w:val="24"/></w:rPr><w:t xml:space="preserve"> </w:t></w:r><w:r><w:rPr><w:rFonts w:ascii="Arial" w:hAnsi="Arial" w:cs="Arial"/><w:b/><w:sz w:val="24"/></w:rPr><w:t>DE</w:t></w:r><w:r><w:rPr><w:rFonts w:ascii="Arial" w:hAnsi="Arial" w:cs="Arial"/><w:b/><w:spacing w:val="-7"/><w:sz w:val="24"/></w:rPr><w:t xml:space="preserve"> </w:t></w:r><w:r><w:rPr><w:rFonts w:ascii="Arial" w:hAnsi="Arial" w:cs="Arial"/><w:b/><w:sz w:val="24"/></w:rPr><w:t xml:space="preserve">CONTACTO: </w:t></w:r></w:p><w:p><w:pPr><w:pStyle w:val="Textoindependiente"/><w:rPr><w:rFonts w:ascii="Arial" w:hAnsi="Arial" w:cs="Arial"/><w:b/></w:rPr></w:pPr></w:p><w:p><w:pPr><w:pStyle w:val="Textoindependiente"/><w:rPr><w:rFonts w:ascii="Arial" w:hAnsi="Arial" w:cs="Arial"/><w:b/></w:rPr></w:pPr></w:p><w:p><w:pPr><w:pStyle w:val="Textoindependiente"/><w:rPr><w:rFonts w:ascii="Arial" w:hAnsi="Arial" w:cs="Arial"/><w:b/></w:rPr></w:pPr></w:p><w:p><w:pPr><w:pStyle w:val="Textoindependiente"/><w:rPr><w:rFonts w:ascii="Arial" w:hAnsi="Arial" w:cs="Arial"/><w:b/></w:rPr></w:pPr></w:p><w:p><w:pPr><w:pStyle w:val="Textoindependiente"/><w:rPr><w:rFonts w:ascii="Arial" w:hAnsi="Arial" w:cs="Arial"/><w:b/></w:rPr></w:pPr></w:p><w:p><w:pPr><w:pStyle w:val="Textoindependiente"/><w:jc w:val="center"/><w:rPr><w:rFonts w:ascii="Arial" w:hAnsi="Arial" w:cs="Arial"/><w:b/></w:rPr></w:pPr></w:p><w:p><w:pPr><w:pStyle w:val="Textoindependiente"/><w:rPr><w:rFonts w:ascii="Arial" w:hAnsi="Arial" w:cs="Arial"/><w:b/></w:rPr></w:pPr></w:p><w:p><w:pPr><w:pStyle w:val="Textoindependiente"/><w:rPr><w:rFonts w:ascii="Arial" w:hAnsi="Arial" w:cs="Arial"/><w:b/><w:sz w:val="26"/></w:rPr></w:pPr><w:r><w:rPr><w:rFonts w:ascii="Arial" w:hAnsi="Arial" w:cs="Arial"/><w:noProof/></w:rPr><mc:AlternateContent><mc:Choice Requires="wps"><w:drawing><wp:anchor distT="0" distB="0" distL="0" distR="0" simplePos="0" relativeHeight="251659264" behindDoc="1" locked="0" layoutInCell="1" allowOverlap="1" wp14:anchorId="422207AE" wp14:editId="2E8D67CB"><wp:simplePos x="0" y="0"/><wp:positionH relativeFrom="page"><wp:posOffset>2673985</wp:posOffset></wp:positionH><wp:positionV relativeFrom="paragraph"><wp:posOffset>233045</wp:posOffset></wp:positionV><wp:extent cx="2202815" cy="1270"/><wp:effectExtent l="0" t="0" r="0" b="0"/><wp:wrapTopAndBottom/><wp:docPr id="533083118" name="Freeform 2"/><wp:cNvGraphicFramePr><a:graphicFrameLocks xmlns:a="http://schemas.openxmlformats.org/drawingml/2006/main"/></wp:cNvGraphicFramePr><a:graphic xmlns:a="http://schemas.openxmlformats.org/drawingml/2006/main"><a:graphicData uri="http://schemas.microsoft.com/office/word/2010/wordprocessingShape"><wps:wsp><wps:cNvSpPr><a:spLocks/></wps:cNvSpPr><wps:spPr bwMode="auto"><a:xfrm><a:off x="0" y="0"/><a:ext cx="2202815" cy="1270"/></a:xfrm><a:custGeom><a:avLst/><a:gdLst><a:gd name="T0" fmla="+- 0 4211 4211"/><a:gd name="T1" fmla="*/ T0 w 3469"/><a:gd name="T2" fmla="+- 0 7679 4211"/><a:gd name="T3" fmla="*/ T2 w 3469"/></a:gdLst><a:ahLst/><a:cxnLst><a:cxn ang="0"><a:pos x="T1" y="0"/></a:cxn><a:cxn ang="0"><a:pos x="T3" y="0"/></a:cxn></a:cxnLst><a:rect l="0" t="0" r="r" b="b"/><a:pathLst><a:path w="3469"><a:moveTo><a:pt x="0" y="0"/></a:moveTo><a:lnTo><a:pt x="3468" y="0"/></a:lnTo></a:path></a:pathLst></a:custGeom><a:noFill/><a:ln w="13564"><a:solidFill><a:srgbClr val="000000"/></a:solidFill><a:round/><a:headEnd/><a:tailEnd/></a:ln><a:extLst><a:ext uri="{909E8E84-426E-40DD-AFC4-6F175D3DCCD1}"><a14:hiddenFill xmlns:a14="http://schemas.microsoft.com/office/drawing/2010/main"><a:solidFill><a:srgbClr val="FFFFFF"/></a:solidFill></a14:hiddenFill></a:ext></a:extLst></wps:spPr><wps:bodyPr rot="0" vert="horz" wrap="square" lIns="91440" tIns="45720" rIns="91440" bIns="45720" anchor="t" anchorCtr="0" upright="1"><a:noAutofit/></wps:bodyPr></wps:wsp></a:graphicData></a:graphic><wp14:sizeRelH relativeFrom="page"><wp14:pctWidth>0</wp14:pctWidth></wp14:sizeRelH><wp14:sizeRelV relativeFrom="page"><wp14:pctHeight>0</wp14:pctHeight></wp14:sizeRelV></wp:anchor></w:drawing></mc:Choice><mc:Fallback><w:pict><v:shape w14:anchorId="7CFFE317" id="Freeform 2" o:spid="_x0000_s1026" style="position:absolute;margin-left:210.55pt;margin-top:18.35pt;width:173.45pt;height:.1pt;z-index:-251657216;visibility:visible;mso-wrap-style:square;mso-width-percent:0;mso-height-percent:0;mso-wrap-distance-left:0;mso-wrap-distance-top:0;mso-wrap-distance-right:0;mso-wrap-distance-bottom:0;mso-position-horizontal:absolute;mso-position-horizontal-relative:page;mso-position-vertical:absolute;mso-position-vertical-relative:text;mso-width-percent:0;mso-height-percent:0;mso-width-relative:page;mso-height-relative:page;v-text-anchor:top" coordsize="3469,1270" o:gfxdata="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" path="m,l3468,e" filled="f" strokeweight=".37678mm"><v:path arrowok="t" o:connecttype="custom" o:connectlocs="0,0;2202180,0" o:connectangles="0,0"/><w10:wrap type="topAndBottom" anchorx="page"/></v:shape></w:pict></mc:Fallback></mc:AlternateContent></w:r></w:p><w:p><w:pPr><w:spacing w:line="264" w:lineRule="auto"/><w:ind w:left="2840" w:right="2835" w:hanging="243"/><w:rPr><w:rFonts w:ascii="Arial" w:hAnsi="Arial" w:cs="Arial"/><w:b/><w:sz w:val="24"/></w:rPr></w:pPr><w:r><w:rPr><w:rFonts w:ascii="Arial" w:hAnsi="Arial" w:cs="Arial"/><w:b/><w:sz w:val="24"/></w:rPr><w:t>FIRMA</w:t></w:r><w:r><w:rPr><w:rFonts w:ascii="Arial" w:hAnsi="Arial" w:cs="Arial"/><w:b/><w:spacing w:val="-16"/><w:sz w:val="24"/></w:rPr><w:t xml:space="preserve"> </w:t></w:r><w:r><w:rPr><w:rFonts w:ascii="Arial" w:hAnsi="Arial" w:cs="Arial"/><w:b/><w:sz w:val="24"/></w:rPr><w:t>Y</w:t></w:r><w:r><w:rPr><w:rFonts w:ascii="Arial" w:hAnsi="Arial" w:cs="Arial"/><w:b/><w:spacing w:val="-8"/><w:sz w:val="24"/></w:rPr><w:t xml:space="preserve"> </w:t></w:r><w:r><w:rPr><w:rFonts w:ascii="Arial" w:hAnsi="Arial" w:cs="Arial"/><w:b/><w:sz w:val="24"/></w:rPr><w:t>TIMBRE</w:t></w:r><w:r><w:rPr><w:rFonts w:ascii="Arial" w:hAnsi="Arial" w:cs="Arial"/><w:b/><w:spacing w:val="-4"/><w:sz w:val="24"/></w:rPr><w:t xml:space="preserve"> </w:t></w:r><w:r><w:rPr><w:rFonts w:ascii="Arial" w:hAnsi="Arial" w:cs="Arial"/><w:b/><w:sz w:val="24"/></w:rPr><w:t>OFERENTE</w:t></w:r><w:r><w:rPr><w:rFonts w:ascii="Arial" w:hAnsi="Arial" w:cs="Arial"/><w:b/><w:spacing w:val="-4"/><w:sz w:val="24"/></w:rPr><w:t xml:space="preserve"> </w:t></w:r><w:r><w:rPr><w:rFonts w:ascii="Arial" w:hAnsi="Arial" w:cs="Arial"/><w:b/><w:sz w:val="24"/></w:rPr><w:t>O</w:t></w:r><w:r><w:rPr><w:rFonts w:ascii="Arial" w:hAnsi="Arial" w:cs="Arial"/><w:b/><w:spacing w:val="-64"/><w:sz w:val="24"/></w:rPr><w:t xml:space="preserve"> </w:t></w:r><w:r><w:rPr><w:rFonts w:ascii="Arial" w:hAnsi="Arial" w:cs="Arial"/><w:b/><w:sz w:val="24"/></w:rPr><w:t>REPRESENTANTE</w:t></w:r><w:r><w:rPr><w:rFonts w:ascii="Arial" w:hAnsi="Arial" w:cs="Arial"/><w:b/><w:spacing w:val="-5"/><w:sz w:val="24"/></w:rPr><w:t xml:space="preserve"> </w:t></w:r><w:r><w:rPr><w:rFonts w:ascii="Arial" w:hAnsi="Arial" w:cs="Arial"/><w:b/><w:sz w:val="24"/></w:rPr><w:t>LEGAL</w:t></w:r></w:p><w:p><w:pPr><w:spacing w:line="264" w:lineRule="auto"/><w:rPr><w:rFonts w:ascii="Arial" w:hAnsi="Arial" w:cs="Arial"/><w:sz w:val="24"/></w:rPr><w:sectPr><w:headerReference w:type="default" r:id="rId7"/><w:footerReference w:type="default" r:id="rId8"/><w:pgSz w:w="12240" w:h="18720"/><w:pgMar w:top="1640" w:right="1660" w:bottom="280" w:left="1560" w:header="825" w:footer="0" w:gutter="0"/><w:cols w:space="720"/></w:sectPr></w:pPr><w:r><w:drawing><wp:inline distT="0" distB="0" distL="0" distR="0"><wp:extent cx="1260000" cy="795273"/><wp:effectExtent l="0" t="0" r="0" b="0"/><wp:docPr id="570906" name="Firma"/><wp:cNvGraphicFramePr><a:graphicFrameLocks noChangeAspect="1"/></wp:cNvGraphicFramePr><a:graphic><a:graphicData uri="http://schemas.openxmlformats.org/drawingml/2006/picture"><pic:pic><pic:nvPicPr><pic:cNvPr id="570906" name="Firma"/><pic:cNvPicPr/></pic:nvPicPr><pic:blipFill><a:blip r:embed="rId13"/><a:stretch><a:fillRect/></a:stretch></pic:blipFill><pic:spPr><a:xfrm><a:off x="0" y="0"/><a:ext cx="1260000" cy="795273"/></a:xfrm><a:prstGeom prst="rect"><a:avLst/></a:prstGeom></pic:spPr></pic:pic></a:graphicData></a:graphic></wp:inline></w:drawing></w:r></w:p><w:sectPr><w:headerReference w:type="default" r:id="rId7"/><w:footerReference w:type="default" r:id="rId8"/><w:pgSz w:w="12240" w:h="18720"/><w:pgMar w:top="1640" w:right="1660" w:bottom="280" w:left="1560" w:header="825" w:footer="0" w:gutter="0"/><w:cols w:space="720"/></w:sectPr></w:pPr><w:r><w:drawing><wp:inline distT="0" distB="0" distL="0" distR="0"><wp:extent cx="1260000" cy="795273"/><wp:effectExtent l="0" t="0" r="0" b="0"/><wp:docPr id="570906" name="Firma"/><wp:cNvGraphicFramePr><a:graphicFrameLocks noChangeAspect="1"/></wp:cNvGraphicFramePr><a:graphic><a:graphicData uri="http://schemas.openxmlformats.org/drawingml/2006/picture"><pic:pic><pic:nvPicPr><pic:cNvPr id="570906" name="Firma"/><pic:cNvPicPr/></pic:nvPicPr><pic:blipFill><a:blip r:embed="rId13"/><a:stretch><a:fillRect/></a:stretch></pic:blipFill><pic:spPr><a:xfrm><a:off x="0" y="0"/><a:ext cx="1260000" cy="795273"/></a:xfrm><a:prstGeom prst="rect"><a:avLst/></a:prstGeom></pic:spPr></pic:pic></a:graphicData></a:graphic></wp:inline></w:drawing></w:r></w:p><w:p><w:pPr><w:spacing w:before="83"/><w:ind w:left="2442" w:right="2731"/><w:jc w:val="center"/><w:rPr><w:rFonts w:ascii="Arial" w:hAnsi="Arial" w:cs="Arial"/><w:b/><w:sz w:val="24"/></w:rPr></w:pPr><w:r><w:rPr><w:rFonts w:ascii="Arial" w:hAnsi="Arial" w:cs="Arial"/><w:b/><w:sz w:val="24"/></w:rPr><w:lastRenderedPageBreak/><w:t>ANEXO</w:t></w:r><w:r><w:rPr><w:rFonts w:ascii="Arial" w:hAnsi="Arial" w:cs="Arial"/><w:b/><w:spacing w:val="-4"/><w:sz w:val="24"/></w:rPr><w:t xml:space="preserve"> </w:t></w:r><w:r><w:rPr><w:rFonts w:ascii="Arial" w:hAnsi="Arial" w:cs="Arial"/><w:b/><w:sz w:val="24"/></w:rPr><w:t>N°2</w:t></w:r><w:r><w:rPr><w:rFonts w:ascii="Arial" w:hAnsi="Arial" w:cs="Arial"/><w:b/><w:spacing w:val="-3"/><w:sz w:val="24"/></w:rPr><w:t xml:space="preserve"> </w:t></w:r><w:r><w:rPr><w:rFonts w:ascii="Arial" w:hAnsi="Arial" w:cs="Arial"/><w:b/><w:sz w:val="24"/></w:rPr><w:t>ECONOMICO</w:t></w:r></w:p><w:p><w:pPr><w:pStyle w:val="Textoindependiente"/><w:spacing w:before="7"/><w:rPr><w:rFonts w:ascii="Arial" w:hAnsi="Arial" w:cs="Arial"/><w:b/><w:sz w:val="27"/></w:rPr></w:pPr></w:p><w:p><w:pPr><w:rPr><w:rFonts w:ascii="Arial" w:hAnsi="Arial" w:cs="Arial"/><w:b/><w:bCs/><w:spacing w:val="-9"/><w:sz w:val="24"/><w:lang w:val="es-CL"/></w:rPr></w:pPr><w:r><w:rPr><w:rFonts w:ascii="Arial" w:hAnsi="Arial" w:cs="Arial"/><w:b/><w:spacing w:val="-1"/><w:sz w:val="24"/></w:rPr><w:t>Nombre:</w:t></w:r><w:r><w:rPr><w:rFonts w:ascii="Arial" w:hAnsi="Arial" w:cs="Arial"/><w:b/><w:spacing w:val="-3"/><w:sz w:val="24"/></w:rPr><w:t xml:space="preserve"> </w:t></w:r><w:r><w:rPr><w:rFonts w:ascii="Arial" w:hAnsi="Arial" w:cs="Arial"/><w:b/><w:spacing w:val="-9"/><w:sz w:val="24"/></w:rPr><w:t>“</w:t></w:r><w:r><w:rPr><w:rFonts w:ascii="Arial" w:hAnsi="Arial" w:cs="Arial"/><w:b/><w:bCs/><w:spacing w:val="-9"/><w:sz w:val="24"/><w:lang w:val="es-CL"/></w:rPr><w:t>ADQUISICIÓN DE MATERIALES, IMPLEMENTOS DE SEGURIDAD Y HERRAMIENTAS NECESARIAS PARA</w:t></w:r><w:r><w:rPr><w:rFonts w:ascii="Arial" w:hAnsi="Arial" w:cs="Arial"/><w:b/><w:bCs/><w:spacing w:val="-9"/><w:sz w:val="24"/><w:lang w:val="es-CL"/></w:rPr><w:t xml:space="preserve"> </w:t></w:r><w:r><w:rPr><w:rFonts w:ascii="Arial" w:hAnsi="Arial" w:cs="Arial"/><w:b/><w:bCs/><w:spacing w:val="-9"/><w:sz w:val="24"/><w:lang w:val="es-CL"/></w:rPr><w:t>LA EJECUCION DEL PROYECTO REPOSICIÓN VEREDAS ESTACIÓN VILLA ALEGRE”</w:t></w:r></w:p><w:p><w:pPr><w:pBdr><w:bottom w:val="single" w:sz="12" w:space="1" w:color="000000"/></w:pBdr><w:rPr><w:rFonts w:ascii="Arial" w:eastAsia="Arial" w:hAnsi="Arial" w:cs="Arial"/><w:b/><w:bCs/></w:rPr></w:pPr></w:p><w:p><w:pPr><w:spacing w:before="1"/><w:rPr><w:rFonts w:ascii="Arial" w:hAnsi="Arial" w:cs="Arial"/><w:b/><w:sz w:val="24"/></w:rPr></w:pPr></w:p><w:p><w:pPr><w:pStyle w:val="Textoindependiente"/><w:rPr><w:rFonts w:ascii="Arial" w:hAnsi="Arial" w:cs="Arial"/><w:b/></w:rPr></w:pPr></w:p><w:p><w:pPr><w:pStyle w:val="Textoindependiente"/><w:spacing w:before="5"/><w:rPr><w:rFonts w:ascii="Arial" w:hAnsi="Arial" w:cs="Arial"/><w:b/><w:sz w:val="10"/></w:rPr></w:pPr></w:p><w:tbl><w:tblPr><w:tblStyle w:val="TableNormal"/><w:tblW w:w="9055" w:type="dxa"/><w:tblInd w:w="154" w:type="dxa"/><w:tblBorders><w:top w:val="single" w:sz="4" w:space="0" w:color="000000"/><w:left w:val="single" w:sz="4" w:space="0" w:color="000000"/><w:bottom w:val="single" w:sz="4" w:space="0" w:color="000000"/><w:right w:val="single" w:sz="4" w:space="0" w:color="000000"/><w:insideH w:val="single" w:sz="4" w:space="0" w:color="000000"/><w:insideV w:val="single" w:sz="4" w:space="0" w:color="000000"/></w:tblBorders><w:tblLayout w:type="fixed"/><w:tblLook w:val="01E0" w:firstRow="1" w:lastRow="1" w:firstColumn="1" w:lastColumn="1" w:noHBand="0" w:noVBand="0"/></w:tblPr><w:tblGrid><w:gridCol w:w="4810"/><w:gridCol w:w="4245"/></w:tblGrid><w:tr><w:trPr><w:trHeight w:val="536"/></w:trPr><w:tc><w:tcPr><w:tcW w:w="4810" w:type="dxa"/></w:tcPr><w:p><w:pPr><w:pStyle w:val="TableParagraph"/><w:ind w:left="107"/><w:rPr><w:rFonts w:ascii="Arial" w:hAnsi="Arial" w:cs="Arial"/><w:b/><w:bCs/><w:sz w:val="24"/></w:rPr></w:pPr><w:r><w:rPr><w:rFonts w:ascii="Arial" w:hAnsi="Arial" w:cs="Arial"/><w:b/><w:bCs/><w:sz w:val="24"/></w:rPr><w:t>IDENTIFICACIÓN</w:t></w:r><w:r><w:rPr><w:rFonts w:ascii="Arial" w:hAnsi="Arial" w:cs="Arial"/><w:b/><w:bCs/><w:spacing w:val="-5"/><w:sz w:val="24"/></w:rPr><w:t xml:space="preserve"> </w:t></w:r><w:r><w:rPr><w:rFonts w:ascii="Arial" w:hAnsi="Arial" w:cs="Arial"/><w:b/><w:bCs/><w:sz w:val="24"/></w:rPr><w:t>DEL</w:t></w:r><w:r><w:rPr><w:rFonts w:ascii="Arial" w:hAnsi="Arial" w:cs="Arial"/><w:b/><w:bCs/><w:spacing w:val="-12"/><w:sz w:val="24"/></w:rPr><w:t xml:space="preserve"> </w:t></w:r><w:r><w:rPr><w:rFonts w:ascii="Arial" w:hAnsi="Arial" w:cs="Arial"/><w:b/><w:bCs/><w:sz w:val="24"/></w:rPr><w:t>OFERENTE</w:t></w:r></w:p></w:tc><w:tc><w:tcPr><w:tcW w:w="4245" w:type="dxa"/></w:tcPr><w:p><w:pPr><w:pStyle w:val="TableParagraph"/><w:rPr><w:rFonts w:ascii="Arial" w:hAnsi="Arial" w:cs="Arial"/><w:sz w:val="20"/></w:rPr></w:pPr><w:r><w:rPr><w:rFonts w:ascii="Arial" w:hAnsi="Arial" w:cs="Arial"/><w:sz w:val="20"/></w:rPr><w:t xml:space="preserve">Comercial MP SpA</w:t></w:r></w:p></w:tc></w:tr><w:tr><w:trPr><w:trHeight w:val="482"/></w:trPr><w:tc><w:tcPr><w:tcW w:w="4810" w:type="dxa"/></w:tcPr><w:p><w:pPr><w:pStyle w:val="TableParagraph"/><w:spacing w:before="2"/><w:rPr><w:rFonts w:ascii="Arial" w:hAnsi="Arial" w:cs="Arial"/><w:b/><w:bCs/><w:sz w:val="24"/></w:rPr></w:pPr><w:r><w:rPr><w:rFonts w:ascii="Arial" w:hAnsi="Arial" w:cs="Arial"/><w:b/><w:bCs/><w:sz w:val="24"/></w:rPr><w:t xml:space="preserve">  </w:t></w:r><w:r><w:rPr><w:rFonts w:ascii="Arial" w:hAnsi="Arial" w:cs="Arial"/><w:b/><w:bCs/><w:sz w:val="24"/></w:rPr><w:t>RUT</w:t></w:r></w:p></w:tc><w:tc><w:tcPr><w:tcW w:w="4245" w:type="dxa"/></w:tcPr><w:p><w:pPr><w:pStyle w:val="TableParagraph"/><w:rPr><w:rFonts w:ascii="Arial" w:hAnsi="Arial" w:cs="Arial"/><w:sz w:val="20"/></w:rPr></w:pPr><w:r><w:rPr><w:rFonts w:ascii="Arial" w:hAnsi="Arial" w:cs="Arial"/><w:sz w:val="20"/></w:rPr><w:t xml:space="preserve">78.388.175-6</w:t></w:r></w:p></w:tc></w:tr><w:tr><w:trPr><w:trHeight w:val="585"/></w:trPr><w:tc><w:tcPr><w:tcW w:w="4810" w:type="dxa"/></w:tcPr><w:p><w:pPr><w:pStyle w:val="TableParagraph"/><w:ind w:left="107"/><w:rPr><w:rFonts w:ascii="Arial" w:hAnsi="Arial" w:cs="Arial"/><w:b/><w:bCs/><w:spacing w:val="-1"/><w:sz w:val="24"/></w:rPr></w:pPr></w:p><w:p><w:pPr><w:pStyle w:val="TableParagraph"/><w:ind w:left="107"/><w:rPr><w:rFonts w:ascii="Arial" w:hAnsi="Arial" w:cs="Arial"/><w:b/><w:bCs/><w:sz w:val="24"/></w:rPr></w:pPr><w:r><w:rPr><w:rFonts w:ascii="Arial" w:hAnsi="Arial" w:cs="Arial"/><w:b/><w:bCs/><w:spacing w:val="-1"/><w:sz w:val="24"/></w:rPr><w:t>IDENTIFICACIÓN</w:t></w:r><w:r><w:rPr><w:rFonts w:ascii="Arial" w:hAnsi="Arial" w:cs="Arial"/><w:b/><w:bCs/><w:spacing w:val="-8"/><w:sz w:val="24"/></w:rPr><w:t xml:space="preserve"> </w:t></w:r><w:r><w:rPr><w:rFonts w:ascii="Arial" w:hAnsi="Arial" w:cs="Arial"/><w:b/><w:bCs/><w:sz w:val="24"/></w:rPr><w:t>DEL</w:t></w:r><w:r><w:rPr><w:rFonts w:ascii="Arial" w:hAnsi="Arial" w:cs="Arial"/><w:b/><w:bCs/><w:spacing w:val="-15"/><w:sz w:val="24"/></w:rPr><w:t xml:space="preserve"> </w:t></w:r><w:r><w:rPr><w:rFonts w:ascii="Arial" w:hAnsi="Arial" w:cs="Arial"/><w:b/><w:bCs/><w:sz w:val="24"/></w:rPr><w:t>REP.</w:t></w:r><w:r><w:rPr><w:rFonts w:ascii="Arial" w:hAnsi="Arial" w:cs="Arial"/><w:b/><w:bCs/><w:spacing w:val="-6"/><w:sz w:val="24"/></w:rPr><w:t xml:space="preserve"> </w:t></w:r><w:r><w:rPr><w:rFonts w:ascii="Arial" w:hAnsi="Arial" w:cs="Arial"/><w:b/><w:bCs/><w:sz w:val="24"/></w:rPr><w:t>LEGAL</w:t></w:r></w:p></w:tc><w:tc><w:tcPr><w:tcW w:w="4245" w:type="dxa"/></w:tcPr><w:p><w:pPr><w:pStyle w:val="TableParagraph"/><w:rPr><w:rFonts w:ascii="Arial" w:hAnsi="Arial" w:cs="Arial"/><w:sz w:val="20"/></w:rPr></w:pPr><w:r><w:rPr><w:rFonts w:ascii="Arial" w:hAnsi="Arial" w:cs="Arial"/><w:sz w:val="20"/></w:rPr><w:t xml:space="preserve">Lidia Valenzuela</w:t></w:r></w:p></w:tc></w:tr><w:tr><w:trPr><w:trHeight w:val="588"/></w:trPr><w:tc><w:tcPr><w:tcW w:w="4810" w:type="dxa"/></w:tcPr><w:p><w:pPr><w:pStyle w:val="TableParagraph"/><w:spacing w:before="3"/><w:rPr><w:rFonts w:ascii="Arial" w:hAnsi="Arial" w:cs="Arial"/><w:b/><w:bCs/><w:sz w:val="25"/></w:rPr></w:pPr></w:p><w:p><w:pPr><w:pStyle w:val="TableParagraph"/><w:ind w:left="107"/><w:rPr><w:rFonts w:ascii="Arial" w:hAnsi="Arial" w:cs="Arial"/><w:b/><w:bCs/><w:sz w:val="24"/></w:rPr></w:pPr><w:r><w:rPr><w:rFonts w:ascii="Arial" w:hAnsi="Arial" w:cs="Arial"/><w:b/><w:bCs/><w:sz w:val="24"/></w:rPr><w:t>RUT</w:t></w:r></w:p></w:tc><w:tc><w:tcPr><w:tcW w:w="4245" w:type="dxa"/></w:tcPr><w:p><w:pPr><w:pStyle w:val="TableParagraph"/><w:rPr><w:rFonts w:ascii="Arial" w:hAnsi="Arial" w:cs="Arial"/><w:sz w:val="20"/></w:rPr></w:pPr><w:r><w:rPr><w:rFonts w:ascii="Arial" w:hAnsi="Arial" w:cs="Arial"/><w:sz w:val="20"/></w:rPr><w:t xml:space="preserve">6.736.698-0</w:t></w:r></w:p></w:tc></w:tr><w:tr><w:trPr><w:trHeight w:val="700"/></w:trPr><w:tc><w:tcPr><w:tcW w:w="4810" w:type="dxa"/></w:tcPr><w:p><w:pPr><w:pStyle w:val="TableParagraph"/><w:spacing w:before="3"/><w:rPr><w:rFonts w:ascii="Arial" w:hAnsi="Arial" w:cs="Arial"/><w:b/><w:bCs/><w:sz w:val="25"/></w:rPr></w:pPr></w:p><w:p><w:pPr><w:pStyle w:val="TableParagraph"/><w:ind w:left="107"/><w:rPr><w:rFonts w:ascii="Arial" w:hAnsi="Arial" w:cs="Arial"/><w:b/><w:bCs/><w:sz w:val="24"/></w:rPr></w:pPr><w:r><w:rPr><w:rFonts w:ascii="Arial" w:hAnsi="Arial" w:cs="Arial"/><w:b/><w:bCs/><w:sz w:val="24"/></w:rPr><w:t>DOMICILIO</w:t></w:r><w:r><w:rPr><w:rFonts w:ascii="Arial" w:hAnsi="Arial" w:cs="Arial"/><w:b/><w:bCs/><w:spacing w:val="-5"/><w:sz w:val="24"/></w:rPr><w:t xml:space="preserve"> </w:t></w:r><w:r><w:rPr><w:rFonts w:ascii="Arial" w:hAnsi="Arial" w:cs="Arial"/><w:b/><w:bCs/><w:sz w:val="24"/></w:rPr><w:t>COMERCIAL</w:t></w:r></w:p></w:tc><w:tc><w:tcPr><w:tcW w:w="4245" w:type="dxa"/></w:tcPr><w:p><w:pPr><w:pStyle w:val="TableParagraph"/><w:rPr><w:rFonts w:ascii="Arial" w:hAnsi="Arial" w:cs="Arial"/><w:sz w:val="20"/></w:rPr></w:pPr><w:r><w:rPr><w:rFonts w:ascii="Arial" w:hAnsi="Arial" w:cs="Arial"/><w:sz w:val="20"/></w:rPr><w:t xml:space="preserve">Camino El Oliveto N° 575 N° 6, Talagante</w:t></w:r></w:p></w:tc></w:tr><w:tr><w:trPr><w:trHeight w:val="587"/></w:trPr><w:tc><w:tcPr><w:tcW w:w="4810" w:type="dxa"/></w:tcPr><w:p><w:pPr><w:pStyle w:val="TableParagraph"/><w:spacing w:before="3"/><w:rPr><w:rFonts w:ascii="Arial" w:hAnsi="Arial" w:cs="Arial"/><w:b/><w:bCs/><w:sz w:val="25"/></w:rPr></w:pPr></w:p><w:p><w:pPr><w:pStyle w:val="TableParagraph"/><w:ind w:left="107"/><w:rPr><w:rFonts w:ascii="Arial" w:hAnsi="Arial" w:cs="Arial"/><w:b/><w:bCs/><w:sz w:val="24"/></w:rPr></w:pPr><w:r><w:rPr><w:rFonts w:ascii="Arial" w:hAnsi="Arial" w:cs="Arial"/><w:b/><w:bCs/><w:sz w:val="24"/></w:rPr><w:t>TELÉFONO</w:t></w:r></w:p></w:tc><w:tc><w:tcPr><w:tcW w:w="4245" w:type="dxa"/></w:tcPr><w:p><w:pPr><w:pStyle w:val="TableParagraph"/><w:rPr><w:rFonts w:ascii="Arial" w:hAnsi="Arial" w:cs="Arial"/><w:sz w:val="20"/></w:rPr></w:pPr><w:r><w:rPr><w:rFonts w:ascii="Arial" w:hAnsi="Arial" w:cs="Arial"/><w:sz w:val="20"/></w:rPr><w:t xml:space="preserve">+569 7549 1833</w:t></w:r></w:p></w:tc></w:tr><w:tr><w:trPr><w:trHeight w:val="587"/></w:trPr><w:tc><w:tcPr><w:tcW w:w="4810" w:type="dxa"/></w:tcPr><w:p><w:pPr><w:pStyle w:val="TableParagraph"/><w:spacing w:before="3"/><w:rPr><w:rFonts w:ascii="Arial" w:hAnsi="Arial" w:cs="Arial"/><w:b/><w:bCs/><w:sz w:val="25"/></w:rPr></w:pPr></w:p><w:p><w:pPr><w:pStyle w:val="TableParagraph"/><w:ind w:left="107"/><w:rPr><w:rFonts w:ascii="Arial" w:hAnsi="Arial" w:cs="Arial"/><w:b/><w:bCs/><w:sz w:val="24"/></w:rPr></w:pPr><w:r><w:rPr><w:rFonts w:ascii="Arial" w:hAnsi="Arial" w:cs="Arial"/><w:b/><w:bCs/><w:sz w:val="24"/></w:rPr><w:t>E-MAIL</w:t></w:r></w:p></w:tc><w:tc><w:tcPr><w:tcW w:w="4245" w:type="dxa"/></w:tcPr><w:p><w:pPr><w:pStyle w:val="TableParagraph"/><w:rPr><w:rFonts w:ascii="Arial" w:hAnsi="Arial" w:cs="Arial"/><w:sz w:val="20"/></w:rPr></w:pPr><w:r><w:rPr><w:rFonts w:ascii="Arial" w:hAnsi="Arial" w:cs="Arial"/><w:sz w:val="20"/></w:rPr><w:t xml:space="preserve">ventas@sociedadcomercialmp.cl</w:t></w:r></w:p></w:tc></w:tr></w:tbl><w:p><w:pPr><w:ind w:right="82"/><w:jc w:val="both"/><w:rPr><w:rFonts w:ascii="Arial" w:eastAsia="Arial" w:hAnsi="Arial" w:cs="Arial"/><w:spacing w:val="3"/><w:lang w:val="es-CL"/></w:rPr></w:pPr></w:p><w:p><w:pPr><w:ind w:right="82"/><w:jc w:val="both"/><w:rPr><w:rFonts w:ascii="Arial" w:eastAsia="Arial" w:hAnsi="Arial" w:cs="Arial"/><w:spacing w:val="3"/><w:lang w:val="es-CL"/></w:rPr></w:pPr></w:p><w:p><w:pPr><w:ind w:left="677" w:right="82"/><w:jc w:val="both"/><w:rPr><w:rFonts w:ascii="Arial" w:eastAsia="Arial" w:hAnsi="Arial" w:cs="Arial"/><w:b/><w:bCs/><w:spacing w:val="3"/><w:lang w:val="es-CL"/></w:rPr></w:pPr><w:r><w:rPr><w:rFonts w:ascii="Arial" w:eastAsia="Arial" w:hAnsi="Arial" w:cs="Arial"/><w:b/><w:bCs/><w:spacing w:val="3"/><w:lang w:val="es-CL"/></w:rPr><w:t>LÍNEA 1:</w:t></w:r><w:r><w:rPr><w:rFonts w:ascii="Arial" w:eastAsia="Arial" w:hAnsi="Arial" w:cs="Arial"/><w:b/><w:bCs/><w:spacing w:val="3"/><w:lang w:val="es-CL"/></w:rPr><w:t xml:space="preserve"> </w:t></w:r><w:r><w:rPr><w:rFonts w:ascii="Arial" w:eastAsia="Arial" w:hAnsi="Arial" w:cs="Arial"/><w:b/><w:bCs/><w:spacing w:val="3"/><w:lang w:val="es-CL"/></w:rPr><w:t>LETRERO DE OBRAS</w:t></w:r></w:p><w:p><w:pPr><w:ind w:left="677" w:right="82"/><w:jc w:val="both"/><w:rPr><w:rFonts w:ascii="Arial" w:eastAsia="Arial" w:hAnsi="Arial" w:cs="Arial"/><w:b/><w:bCs/><w:spacing w:val="3"/><w:lang w:val="es-CL"/></w:rPr></w:pPr></w:p><w:tbl><w:tblPr><w:tblW w:w="5000" w:type="pct"/><w:tblCellMar><w:left w:w="70" w:type="dxa"/><w:right w:w="70" w:type="dxa"/></w:tblCellMar><w:tblLook w:val="04A0" w:firstRow="1" w:lastRow="0" w:firstColumn="1" w:lastColumn="0" w:noHBand="0" w:noVBand="1"/></w:tblPr><w:tblGrid><w:gridCol w:w="523"/><w:gridCol w:w="519"/><w:gridCol w:w="519"/><w:gridCol w:w="4100"/><w:gridCol w:w="1520"/><w:gridCol w:w="1185"/><w:gridCol w:w="2234"/></w:tblGrid><w:tr><w:trPr><w:trHeight w:val="514"/></w:trPr><w:tc><w:tcPr><w:tcW w:w="735" w:type="pct"/><w:gridSpan w:val="3"/><w:tcBorders><w:top w:val="single" w:sz="8" w:space="0" w:color="auto"/><w:left w:val="single" w:sz="8" w:space="0" w:color="auto"/><w:bottom w:val="nil"/><w:right w:val="single" w:sz="8" w:space="0" w:color="000000"/></w:tcBorders><w:shd w:val="clear" w:color="000000" w:fill="D9D9D9"/><w:vAlign w:val="center"/><w:hideMark/></w:tcPr><w:p><w:pPr><w:rPr><w:rFonts w:ascii="Arial" w:hAnsi="Arial" w:cs="Arial"/><w:b/><w:bCs/><w:color w:val="000000"/><w:lang w:val="es-CL" w:eastAsia="es-CL"/></w:rPr></w:pPr><w:r><w:rPr><w:rFonts w:ascii="Arial" w:hAnsi="Arial" w:cs="Arial"/><w:color w:val="000000"/><w:lang w:val="es-CL" w:eastAsia="es-CL"/></w:rPr><w:t>LETRERO INDICADOR DE OBRAS</w:t></w:r></w:p></w:tc><w:tc><w:tcPr><w:tcW w:w="1934" w:type="pct"/><w:tcBorders><w:top w:val="single" w:sz="8" w:space="0" w:color="auto"/><w:left w:val="nil"/><w:bottom w:val="single" w:sz="8" w:space="0" w:color="auto"/><w:right w:val="single" w:sz="8" w:space="0" w:color="000000"/></w:tcBorders><w:shd w:val="clear" w:color="000000" w:fill="D9D9D9"/><w:noWrap/><w:hideMark/></w:tcPr><w:p><w:pPr><w:rPr><w:rFonts w:ascii="Arial" w:hAnsi="Arial" w:cs="Arial"/><w:b/><w:bCs/><w:color w:val="000000"/><w:lang w:val="es-CL" w:eastAsia="es-CL"/></w:rPr></w:pPr></w:p><w:p><w:pPr><w:rPr><w:rFonts w:ascii="Arial" w:hAnsi="Arial" w:cs="Arial"/><w:b/><w:bCs/><w:color w:val="000000"/><w:lang w:val="es-CL" w:eastAsia="es-CL"/></w:rPr></w:pPr><w:r><w:rPr><w:rFonts w:ascii="Arial" w:hAnsi="Arial" w:cs="Arial"/><w:b/><w:bCs/><w:color w:val="000000"/><w:lang w:val="es-CL" w:eastAsia="es-CL"/></w:rPr><w:t>DESCRIPCIÓN</w:t></w:r></w:p></w:tc><w:tc><w:tcPr><w:tcW w:w="717" w:type="pct"/><w:tcBorders><w:top w:val="single" w:sz="8" w:space="0" w:color="auto"/><w:left w:val="nil"/><w:bottom w:val="single" w:sz="8" w:space="0" w:color="auto"/><w:right w:val="single" w:sz="8" w:space="0" w:color="auto"/></w:tcBorders><w:shd w:val="clear" w:color="000000" w:fill="D9D9D9"/><w:noWrap/><w:vAlign w:val="center"/><w:hideMark/></w:tcPr><w:p><w:pPr><w:rPr><w:rFonts w:ascii="Arial" w:hAnsi="Arial" w:cs="Arial"/><w:b/><w:bCs/><w:color w:val="000000"/><w:lang w:val="es-CL" w:eastAsia="es-CL"/></w:rPr></w:pPr><w:r><w:rPr><w:rFonts w:ascii="Arial" w:hAnsi="Arial" w:cs="Arial"/><w:b/><w:bCs/><w:color w:val="000000"/><w:lang w:val="es-CL" w:eastAsia="es-CL"/></w:rPr><w:t>UNIDAD</w:t></w:r></w:p></w:tc><w:tc><w:tcPr><w:tcW w:w="559" w:type="pct"/><w:tcBorders><w:top w:val="single" w:sz="8" w:space="0" w:color="auto"/><w:left w:val="nil"/><w:bottom w:val="single" w:sz="8" w:space="0" w:color="auto"/><w:right w:val="single" w:sz="8" w:space="0" w:color="auto"/></w:tcBorders><w:shd w:val="clear" w:color="000000" w:fill="D9D9D9"/><w:noWrap/><w:vAlign w:val="center"/><w:hideMark/></w:tcPr><w:p><w:pPr><w:rPr><w:rFonts w:ascii="Arial" w:hAnsi="Arial" w:cs="Arial"/><w:b/><w:bCs/><w:color w:val="000000"/><w:lang w:val="es-CL" w:eastAsia="es-CL"/></w:rPr></w:pPr><w:r><w:rPr><w:rFonts w:ascii="Arial" w:hAnsi="Arial" w:cs="Arial"/><w:b/><w:bCs/><w:color w:val="000000"/><w:lang w:val="es-CL" w:eastAsia="es-CL"/></w:rPr><w:t>CANTIDAD</w:t></w:r></w:p></w:tc><w:tc><w:tcPr><w:tcW w:w="1054" w:type="pct"/><w:tcBorders><w:top w:val="single" w:sz="8" w:space="0" w:color="auto"/><w:left w:val="nil"/><w:bottom w:val="single" w:sz="8" w:space="0" w:color="auto"/><w:right w:val="single" w:sz="8" w:space="0" w:color="auto"/></w:tcBorders><w:shd w:val="clear" w:color="000000" w:fill="D9D9D9"/></w:tcPr><w:p><w:pPr><w:rPr><w:rFonts w:ascii="Arial" w:hAnsi="Arial" w:cs="Arial"/><w:b/><w:bCs/><w:color w:val="000000"/><w:lang w:val="es-CL" w:eastAsia="es-CL"/></w:rPr></w:pPr></w:p><w:p><w:pPr><w:rPr><w:rFonts w:ascii="Arial" w:hAnsi="Arial" w:cs="Arial"/><w:b/><w:bCs/><w:color w:val="000000"/><w:lang w:val="es-CL" w:eastAsia="es-CL"/></w:rPr></w:pPr><w:r><w:rPr><w:rFonts w:ascii="Arial" w:hAnsi="Arial" w:cs="Arial"/><w:b/><w:bCs/><w:color w:val="000000"/><w:lang w:val="es-CL" w:eastAsia="es-CL"/></w:rPr><w:t>PRECIO</w:t></w:r></w:p></w:tc></w:tr><w:tr><w:trPr><w:trHeight w:val="330"/></w:trPr><w:tc><w:tcPr><w:tcW w:w="246" w:type="pct"/><w:tcBorders><w:top w:val="nil"/><w:left w:val="single" w:sz="8" w:space="0" w:color="auto"/><w:bottom w:val="nil"/><w:right w:val="nil"/></w:tcBorders><w:shd w:val="clear" w:color="000000" w:fill="D9D9D9"/><w:vAlign w:val="center"/><w:hideMark/></w:tcPr><w:p><w:pPr><w:jc w:val="center"/><w:rPr><w:rFonts w:ascii="Arial" w:hAnsi="Arial" w:cs="Arial"/><w:b/><w:bCs/><w:color w:val="000000"/><w:lang w:val="es-CL" w:eastAsia="es-CL"/></w:rPr></w:pPr><w:r><w:rPr><w:rFonts w:ascii="Arial" w:hAnsi="Arial" w:cs="Arial"/><w:b/><w:bCs/><w:color w:val="000000"/><w:lang w:val="es-CL" w:eastAsia="es-CL"/></w:rPr><w:t> </w:t></w:r></w:p></w:tc><w:tc><w:tcPr><w:tcW w:w="245" w:type="pct"/><w:tcBorders><w:top w:val="nil"/><w:left w:val="nil"/><w:bottom w:val="nil"/><w:right w:val="nil"/></w:tcBorders><w:shd w:val="clear" w:color="000000" w:fill="D9D9D9"/><w:vAlign w:val="center"/><w:hideMark/></w:tcPr><w:p><w:pPr><w:jc w:val="center"/><w:rPr><w:rFonts w:ascii="Arial" w:hAnsi="Arial" w:cs="Arial"/><w:b/><w:bCs/><w:color w:val="000000"/><w:lang w:val="es-CL" w:eastAsia="es-CL"/></w:rPr></w:pPr><w:r><w:rPr><w:rFonts w:ascii="Arial" w:hAnsi="Arial" w:cs="Arial"/><w:b/><w:bCs/><w:color w:val="000000"/><w:lang w:val="es-CL" w:eastAsia="es-CL"/></w:rPr><w:t> </w:t></w:r></w:p></w:tc><w:tc><w:tcPr><w:tcW w:w="245" w:type="pct"/><w:tcBorders><w:top w:val="nil"/><w:left w:val="nil"/><w:bottom w:val="nil"/><w:right w:val="single" w:sz="8" w:space="0" w:color="auto"/></w:tcBorders><w:shd w:val="clear" w:color="000000" w:fill="D9D9D9"/><w:vAlign w:val="center"/><w:hideMark/></w:tcPr><w:p><w:pPr><w:jc w:val="center"/><w:rPr><w:rFonts w:ascii="Arial" w:hAnsi="Arial" w:cs="Arial"/><w:b/><w:bCs/><w:color w:val="000000"/><w:lang w:val="es-CL" w:eastAsia="es-CL"/></w:rPr></w:pPr><w:r><w:rPr><w:rFonts w:ascii="Arial" w:hAnsi="Arial" w:cs="Arial"/><w:b/><w:bCs/><w:color w:val="000000"/><w:lang w:val="es-CL" w:eastAsia="es-CL"/></w:rPr><w:t> </w:t></w:r></w:p></w:tc><w:tc><w:tcPr><w:tcW w:w="1934" w:type="pct"/><w:tcBorders><w:top w:val="single" w:sz="4" w:space="0" w:color="auto"/><w:left w:val="nil"/><w:bottom w:val="single" w:sz="4" w:space="0" w:color="auto"/><w:right w:val="single" w:sz="4" w:space="0" w:color="auto"/></w:tcBorders><w:noWrap/><w:hideMark/></w:tcPr><w:p><w:pPr><w:rPr><w:rFonts w:ascii="Arial" w:hAnsi="Arial" w:cs="Arial"/><w:color w:val="000000"/><w:lang w:val="es-CL" w:eastAsia="es-CL"/></w:rPr></w:pPr><w:r><w:rPr><w:rFonts w:ascii="Arial" w:hAnsi="Arial" w:cs="Arial"/><w:color w:val="000000"/><w:lang w:val="es-CL" w:eastAsia="es-CL"/></w:rPr><w:t>CUARTON 4"x 4"</w:t></w:r></w:p></w:tc><w:tc><w:tcPr><w:tcW w:w="717" w:type="pct"/><w:tcBorders><w:top w:val="nil"/><w:left w:val="nil"/><w:bottom w:val="single" w:sz="4" w:space="0" w:color="auto"/><w:right w:val="single" w:sz="4" w:space="0" w:color="auto"/></w:tcBorders><w:noWrap/><w:vAlign w:val="center"/></w:tcPr><w:p><w:pPr><w:jc w:val="center"/><w:rPr><w:rFonts w:ascii="Arial" w:hAnsi="Arial" w:cs="Arial"/><w:color w:val="000000"/><w:lang w:val="es-CL" w:eastAsia="es-CL"/></w:rPr></w:pPr><w:r><w:rPr><w:rFonts w:ascii="Arial" w:hAnsi="Arial" w:cs="Arial"/><w:lang w:val="es-CL" w:eastAsia="es-CL"/></w:rPr><w:t>UN</w:t></w:r></w:p></w:tc><w:tc><w:tcPr><w:tcW w:w="559" w:type="pct"/><w:tcBorders><w:top w:val="nil"/><w:left w:val="nil"/><w:bottom w:val="single" w:sz="4" w:space="0" w:color="auto"/><w:right w:val="single" w:sz="4" w:space="0" w:color="auto"/></w:tcBorders><w:noWrap/><w:vAlign w:val="center"/></w:tcPr><w:p><w:pPr><w:jc w:val="center"/><w:rPr><w:rFonts w:ascii="Arial" w:hAnsi="Arial" w:cs="Arial"/><w:color w:val="000000"/><w:lang w:val="es-CL" w:eastAsia="es-CL"/></w:rPr></w:pPr><w:r><w:rPr><w:rFonts w:ascii="Arial" w:hAnsi="Arial" w:cs="Arial"/><w:lang w:val="es-CL" w:eastAsia="es-CL"/></w:rPr><w:t>6.0</w:t></w:r></w:p></w:tc><w:tc><w:tcPr><w:tcW w:w="1054" w:type="pct"/><w:tcBorders><w:top w:val="nil"/><w:left w:val="nil"/><w:bottom w:val="single" w:sz="4" w:space="0" w:color="auto"/><w:right w:val="single" w:sz="4" w:space="0" w:color="auto"/></w:tcBorders></w:tcPr><w:p><w:pPr><w:jc w:val="center"/><w:rPr><w:rFonts w:ascii="Arial" w:hAnsi="Arial" w:cs="Arial"/><w:lang w:val="es-CL" w:eastAsia="es-CL"/></w:rPr></w:pPr></w:p></w:tc></w:tr><w:tr><w:trPr><w:trHeight w:val="330"/></w:trPr><w:tc><w:tcPr><w:tcW w:w="246" w:type="pct"/><w:tcBorders><w:top w:val="nil"/><w:left w:val="single" w:sz="8" w:space="0" w:color="auto"/><w:bottom w:val="nil"/><w:right w:val="nil"/></w:tcBorders><w:shd w:val="clear" w:color="000000" w:fill="D9D9D9"/><w:vAlign w:val="center"/><w:hideMark/></w:tcPr><w:p><w:pPr><w:jc w:val="center"/><w:rPr><w:rFonts w:ascii="Arial" w:hAnsi="Arial" w:cs="Arial"/><w:b/><w:bCs/><w:color w:val="000000"/><w:lang w:val="es-CL" w:eastAsia="es-CL"/></w:rPr></w:pPr><w:r><w:rPr><w:rFonts w:ascii="Arial" w:hAnsi="Arial" w:cs="Arial"/><w:b/><w:bCs/><w:color w:val="000000"/><w:lang w:val="es-CL" w:eastAsia="es-CL"/></w:rPr><w:t> </w:t></w:r></w:p></w:tc><w:tc><w:tcPr><w:tcW w:w="245" w:type="pct"/><w:tcBorders><w:top w:val="nil"/><w:left w:val="nil"/><w:bottom w:val="nil"/><w:right w:val="nil"/></w:tcBorders><w:shd w:val="clear" w:color="000000" w:fill="D9D9D9"/><w:vAlign w:val="center"/><w:hideMark/></w:tcPr><w:p><w:pPr><w:jc w:val="center"/><w:rPr><w:rFonts w:ascii="Arial" w:hAnsi="Arial" w:cs="Arial"/><w:b/><w:bCs/><w:color w:val="000000"/><w:lang w:val="es-CL" w:eastAsia="es-CL"/></w:rPr></w:pPr><w:r><w:rPr><w:rFonts w:ascii="Arial" w:hAnsi="Arial" w:cs="Arial"/><w:b/><w:bCs/><w:color w:val="000000"/><w:lang w:val="es-CL" w:eastAsia="es-CL"/></w:rPr><w:t> </w:t></w:r></w:p></w:tc><w:tc><w:tcPr><w:tcW w:w="245" w:type="pct"/><w:tcBorders><w:top w:val="nil"/><w:left w:val="nil"/><w:bottom w:val="nil"/><w:right w:val="single" w:sz="8" w:space="0" w:color="auto"/></w:tcBorders><w:shd w:val="clear" w:color="000000" w:fill="D9D9D9"/><w:vAlign w:val="center"/><w:hideMark/></w:tcPr><w:p><w:pPr><w:jc w:val="center"/><w:rPr><w:rFonts w:ascii="Arial" w:hAnsi="Arial" w:cs="Arial"/><w:b/><w:bCs/><w:color w:val="000000"/><w:lang w:val="es-CL" w:eastAsia="es-CL"/></w:rPr></w:pPr><w:r><w:rPr><w:rFonts w:ascii="Arial" w:hAnsi="Arial" w:cs="Arial"/><w:b/><w:bCs/><w:color w:val="000000"/><w:lang w:val="es-CL" w:eastAsia="es-CL"/></w:rPr><w:t> </w:t></w:r></w:p></w:tc><w:tc><w:tcPr><w:tcW w:w="1934" w:type="pct"/><w:tcBorders><w:top w:val="single" w:sz="4" w:space="0" w:color="auto"/><w:left w:val="nil"/><w:bottom w:val="single" w:sz="4" w:space="0" w:color="auto"/><w:right w:val="single" w:sz="4" w:space="0" w:color="auto"/></w:tcBorders><w:noWrap/><w:hideMark/></w:tcPr><w:p><w:pPr><w:rPr><w:rFonts w:ascii="Arial" w:hAnsi="Arial" w:cs="Arial"/><w:color w:val="000000"/><w:lang w:val="es-CL" w:eastAsia="es-CL"/></w:rPr></w:pPr><w:r><w:rPr><w:rFonts w:ascii="Arial" w:hAnsi="Arial" w:cs="Arial"/><w:color w:val="000000"/><w:lang w:val="es-CL" w:eastAsia="es-CL"/></w:rPr><w:t>LISTÓN 2"x 3"</w:t></w:r></w:p></w:tc><w:tc><w:tcPr><w:tcW w:w="717" w:type="pct"/><w:tcBorders><w:top w:val="nil"/><w:left w:val="nil"/><w:bottom w:val="single" w:sz="4" w:space="0" w:color="auto"/><w:right w:val="single" w:sz="4" w:space="0" w:color="auto"/></w:tcBorders><w:noWrap/><w:vAlign w:val="center"/></w:tcPr><w:p><w:pPr><w:jc w:val="center"/><w:rPr><w:rFonts w:ascii="Arial" w:hAnsi="Arial" w:cs="Arial"/><w:color w:val="000000"/><w:lang w:val="es-CL" w:eastAsia="es-CL"/></w:rPr></w:pPr><w:r><w:rPr><w:rFonts w:ascii="Arial" w:hAnsi="Arial" w:cs="Arial"/><w:color w:val="000000"/><w:lang w:val="es-CL" w:eastAsia="es-CL"/></w:rPr><w:t>UN</w:t></w:r></w:p></w:tc><w:tc><w:tcPr><w:tcW w:w="559" w:type="pct"/><w:tcBorders><w:top w:val="nil"/><w:left w:val="nil"/><w:bottom w:val="single" w:sz="4" w:space="0" w:color="auto"/><w:right w:val="single" w:sz="4" w:space="0" w:color="auto"/></w:tcBorders><w:noWrap/><w:vAlign w:val="center"/></w:tcPr><w:p><w:pPr><w:jc w:val="center"/><w:rPr><w:rFonts w:ascii="Arial" w:hAnsi="Arial" w:cs="Arial"/><w:color w:val="000000"/><w:lang w:val="es-CL" w:eastAsia="es-CL"/></w:rPr></w:pPr><w:r><w:rPr><w:rFonts w:ascii="Arial" w:hAnsi="Arial" w:cs="Arial"/><w:lang w:val="es-CL" w:eastAsia="es-CL"/></w:rPr><w:t>6.0</w:t></w:r></w:p></w:tc><w:tc><w:tcPr><w:tcW w:w="1054" w:type="pct"/><w:tcBorders><w:top w:val="nil"/><w:left w:val="nil"/><w:bottom w:val="single" w:sz="4" w:space="0" w:color="auto"/><w:right w:val="single" w:sz="4" w:space="0" w:color="auto"/></w:tcBorders></w:tcPr><w:p><w:pPr><w:jc w:val="center"/><w:rPr><w:rFonts w:ascii="Arial" w:hAnsi="Arial" w:cs="Arial"/><w:lang w:val="es-CL" w:eastAsia="es-CL"/></w:rPr></w:pPr></w:p></w:tc></w:tr><w:tr><w:trPr><w:trHeight w:val="330"/></w:trPr><w:tc><w:tcPr><w:tcW w:w="246" w:type="pct"/><w:tcBorders><w:top w:val="nil"/><w:left w:val="single" w:sz="8" w:space="0" w:color="auto"/><w:bottom w:val="nil"/><w:right w:val="nil"/></w:tcBorders><w:shd w:val="clear" w:color="000000" w:fill="D9D9D9"/><w:vAlign w:val="center"/></w:tcPr><w:p><w:pPr><w:jc w:val="center"/><w:rPr><w:rFonts w:ascii="Arial" w:hAnsi="Arial" w:cs="Arial"/><w:b/><w:bCs/><w:color w:val="000000"/><w:lang w:val="es-CL" w:eastAsia="es-CL"/></w:rPr></w:pPr></w:p></w:tc><w:tc><w:tcPr><w:tcW w:w="245" w:type="pct"/><w:tcBorders><w:top w:val="nil"/><w:left w:val="nil"/><w:bottom w:val="nil"/><w:right w:val="nil"/></w:tcBorders><w:shd w:val="clear" w:color="000000" w:fill="D9D9D9"/><w:vAlign w:val="center"/></w:tcPr><w:p><w:pPr><w:jc w:val="center"/><w:rPr><w:rFonts w:ascii="Arial" w:hAnsi="Arial" w:cs="Arial"/><w:b/><w:bCs/><w:color w:val="000000"/><w:lang w:val="es-CL" w:eastAsia="es-CL"/></w:rPr></w:pPr></w:p></w:tc><w:tc><w:tcPr><w:tcW w:w="245" w:type="pct"/><w:tcBorders><w:top w:val="nil"/><w:left w:val="nil"/><w:bottom w:val="nil"/><w:right w:val="single" w:sz="8" w:space="0" w:color="auto"/></w:tcBorders><w:shd w:val="clear" w:color="000000" w:fill="D9D9D9"/><w:vAlign w:val="center"/></w:tcPr><w:p><w:pPr><w:jc w:val="center"/><w:rPr><w:rFonts w:ascii="Arial" w:hAnsi="Arial" w:cs="Arial"/><w:b/><w:bCs/><w:color w:val="000000"/><w:lang w:val="es-CL" w:eastAsia="es-CL"/></w:rPr></w:pPr></w:p></w:tc><w:tc><w:tcPr><w:tcW w:w="1934" w:type="pct"/><w:tcBorders><w:top w:val="single" w:sz="4" w:space="0" w:color="auto"/><w:left w:val="nil"/><w:bottom w:val="single" w:sz="4" w:space="0" w:color="auto"/><w:right w:val="single" w:sz="4" w:space="0" w:color="auto"/></w:tcBorders><w:noWrap/></w:tcPr><w:p><w:pPr><w:rPr><w:rFonts w:ascii="Arial" w:hAnsi="Arial" w:cs="Arial"/><w:color w:val="000000"/><w:lang w:val="es-CL" w:eastAsia="es-CL"/></w:rPr></w:pPr><w:r><w:rPr><w:rFonts w:ascii="Arial" w:hAnsi="Arial" w:cs="Arial"/><w:color w:val="000000"/><w:lang w:val="es-CL" w:eastAsia="es-CL"/></w:rPr><w:t>LIENZO DE 3,6 x 1,5 METROS</w:t></w:r></w:p></w:tc><w:tc><w:tcPr><w:tcW w:w="717" w:type="pct"/><w:tcBorders><w:top w:val="single" w:sz="4" w:space="0" w:color="auto"/><w:left w:val="nil"/><w:bottom w:val="single" w:sz="4" w:space="0" w:color="auto"/><w:right w:val="single" w:sz="4" w:space="0" w:color="auto"/></w:tcBorders><w:noWrap/><w:vAlign w:val="center"/></w:tcPr><w:p><w:pPr><w:jc w:val="center"/><w:rPr><w:rFonts w:ascii="Arial" w:hAnsi="Arial" w:cs="Arial"/><w:color w:val="000000"/><w:lang w:val="es-CL" w:eastAsia="es-CL"/></w:rPr></w:pPr><w:r><w:rPr><w:rFonts w:ascii="Arial" w:hAnsi="Arial" w:cs="Arial"/><w:color w:val="000000"/><w:lang w:val="es-CL" w:eastAsia="es-CL"/></w:rPr><w:t>UN</w:t></w:r></w:p></w:tc><w:tc><w:tcPr><w:tcW w:w="559" w:type="pct"/><w:tcBorders><w:top w:val="single" w:sz="4" w:space="0" w:color="auto"/><w:left w:val="nil"/><w:bottom w:val="single" w:sz="4" w:space="0" w:color="auto"/><w:right w:val="single" w:sz="4" w:space="0" w:color="auto"/></w:tcBorders><w:noWrap/><w:vAlign w:val="center"/></w:tcPr><w:p><w:pPr><w:jc w:val="center"/><w:rPr><w:rFonts w:ascii="Arial" w:hAnsi="Arial" w:cs="Arial"/><w:color w:val="000000"/><w:lang w:val="es-CL" w:eastAsia="es-CL"/></w:rPr></w:pPr><w:r><w:rPr><w:rFonts w:ascii="Arial" w:hAnsi="Arial" w:cs="Arial"/><w:lang w:val="es-CL" w:eastAsia="es-CL"/></w:rPr><w:t>1.0</w:t></w:r></w:p></w:tc><w:tc><w:tcPr><w:tcW w:w="1054" w:type="pct"/><w:tcBorders><w:top w:val="single" w:sz="4" w:space="0" w:color="auto"/><w:left w:val="nil"/><w:bottom w:val="single" w:sz="4" w:space="0" w:color="auto"/><w:right w:val="single" w:sz="4" w:space="0" w:color="auto"/></w:tcBorders></w:tcPr><w:p><w:pPr><w:jc w:val="center"/><w:rPr><w:rFonts w:ascii="Arial" w:hAnsi="Arial" w:cs="Arial"/><w:lang w:val="es-CL" w:eastAsia="es-CL"/></w:rPr></w:pPr></w:p></w:tc></w:tr><w:tr><w:trPr><w:trHeight w:val="330"/></w:trPr><w:tc><w:tcPr><w:tcW w:w="246" w:type="pct"/><w:tcBorders><w:top w:val="nil"/><w:left w:val="single" w:sz="8" w:space="0" w:color="auto"/><w:bottom w:val="single" w:sz="8" w:space="0" w:color="auto"/><w:right w:val="nil"/></w:tcBorders><w:shd w:val="clear" w:color="000000" w:fill="D9D9D9"/><w:vAlign w:val="center"/></w:tcPr><w:p><w:pPr><w:jc w:val="center"/><w:rPr><w:rFonts w:ascii="Arial" w:hAnsi="Arial" w:cs="Arial"/><w:b/><w:bCs/><w:color w:val="000000"/><w:lang w:val="es-CL" w:eastAsia="es-CL"/></w:rPr></w:pPr></w:p></w:tc><w:tc><w:tcPr><w:tcW w:w="245" w:type="pct"/><w:tcBorders><w:top w:val="nil"/><w:left w:val="nil"/><w:bottom w:val="single" w:sz="8" w:space="0" w:color="auto"/><w:right w:val="nil"/></w:tcBorders><w:shd w:val="clear" w:color="000000" w:fill="D9D9D9"/><w:vAlign w:val="center"/></w:tcPr><w:p><w:pPr><w:jc w:val="center"/><w:rPr><w:rFonts w:ascii="Arial" w:hAnsi="Arial" w:cs="Arial"/><w:b/><w:bCs/><w:color w:val="000000"/><w:lang w:val="es-CL" w:eastAsia="es-CL"/></w:rPr></w:pPr></w:p></w:tc><w:tc><w:tcPr><w:tcW w:w="245" w:type="pct"/><w:tcBorders><w:top w:val="nil"/><w:left w:val="nil"/><w:bottom w:val="single" w:sz="8" w:space="0" w:color="auto"/><w:right w:val="single" w:sz="8" w:space="0" w:color="auto"/></w:tcBorders><w:shd w:val="clear" w:color="000000" w:fill="D9D9D9"/><w:vAlign w:val="center"/></w:tcPr><w:p><w:pPr><w:jc w:val="center"/><w:rPr><w:rFonts w:ascii="Arial" w:hAnsi="Arial" w:cs="Arial"/><w:b/><w:bCs/><w:color w:val="000000"/><w:lang w:val="es-CL" w:eastAsia="es-CL"/></w:rPr></w:pPr></w:p></w:tc><w:tc><w:tcPr><w:tcW w:w="1934" w:type="pct"/><w:tcBorders><w:top w:val="single" w:sz="4" w:space="0" w:color="auto"/><w:left w:val="nil"/><w:bottom w:val="single" w:sz="8" w:space="0" w:color="auto"/><w:right w:val="single" w:sz="4" w:space="0" w:color="auto"/></w:tcBorders><w:noWrap/></w:tcPr><w:p><w:pPr><w:rPr><w:rFonts w:ascii="Arial" w:hAnsi="Arial" w:cs="Arial"/><w:color w:val="000000"/><w:lang w:val="es-CL" w:eastAsia="es-CL"/></w:rPr></w:pPr><w:r><w:rPr><w:rFonts w:ascii="Arial" w:hAnsi="Arial" w:cs="Arial"/><w:color w:val="000000"/><w:lang w:val="es-CL" w:eastAsia="es-CL"/></w:rPr><w:t>CLAVOS 6"</w:t></w:r></w:p></w:tc><w:tc><w:tcPr><w:tcW w:w="717" w:type="pct"/><w:tcBorders><w:top w:val="single" w:sz="4" w:space="0" w:color="auto"/><w:left w:val="nil"/><w:bottom w:val="single" w:sz="8" w:space="0" w:color="auto"/><w:right w:val="single" w:sz="4" w:space="0" w:color="auto"/></w:tcBorders><w:noWrap/><w:vAlign w:val="center"/></w:tcPr><w:p><w:pPr><w:jc w:val="center"/><w:rPr><w:rFonts w:ascii="Arial" w:hAnsi="Arial" w:cs="Arial"/><w:color w:val="000000"/><w:lang w:val="es-CL" w:eastAsia="es-CL"/></w:rPr></w:pPr><w:r><w:rPr><w:rFonts w:ascii="Arial" w:hAnsi="Arial" w:cs="Arial"/><w:color w:val="000000"/><w:lang w:val="es-CL" w:eastAsia="es-CL"/></w:rPr><w:t>KG</w:t></w:r></w:p></w:tc><w:tc><w:tcPr><w:tcW w:w="559" w:type="pct"/><w:tcBorders><w:top w:val="single" w:sz="4" w:space="0" w:color="auto"/><w:left w:val="nil"/><w:bottom w:val="single" w:sz="8" w:space="0" w:color="auto"/><w:right w:val="single" w:sz="4" w:space="0" w:color="auto"/></w:tcBorders><w:noWrap/><w:vAlign w:val="center"/></w:tcPr><w:p><w:pPr><w:jc w:val="center"/><w:rPr><w:rFonts w:ascii="Arial" w:hAnsi="Arial" w:cs="Arial"/><w:color w:val="000000"/><w:lang w:val="es-CL" w:eastAsia="es-CL"/></w:rPr></w:pPr><w:r><w:rPr><w:rFonts w:ascii="Arial" w:hAnsi="Arial" w:cs="Arial"/><w:color w:val="000000"/><w:lang w:val="es-CL" w:eastAsia="es-CL"/></w:rPr><w:t>2.0</w:t></w:r></w:p></w:tc><w:tc><w:tcPr><w:tcW w:w="1054" w:type="pct"/><w:tcBorders><w:top w:val="single" w:sz="4" w:space="0" w:color="auto"/><w:left w:val="nil"/><w:bottom w:val="single" w:sz="8" w:space="0" w:color="auto"/><w:right w:val="single" w:sz="4" w:space="0" w:color="auto"/></w:tcBorders></w:tcPr><w:p><w:pPr><w:jc w:val="center"/><w:rPr><w:rFonts w:ascii="Arial" w:hAnsi="Arial" w:cs="Arial"/><w:color w:val="000000"/><w:lang w:val="es-CL" w:eastAsia="es-CL"/></w:rPr></w:pPr></w:p></w:tc></w:tr></w:tbl><w:p><w:pPr><w:ind w:right="82"/><w:jc w:val="both"/><w:rPr><w:rFonts w:ascii="Arial" w:eastAsia="Arial" w:hAnsi="Arial" w:cs="Arial"/><w:b/><w:bCs/><w:spacing w:val="3"/><w:lang w:val="es-CL"/></w:rPr></w:pPr></w:p><w:p><w:pPr><w:ind w:left="677" w:right="82"/><w:jc w:val="both"/><w:rPr><w:rFonts w:ascii="Arial" w:eastAsia="Arial" w:hAnsi="Arial" w:cs="Arial"/><w:b/><w:bCs/><w:spacing w:val="3"/><w:lang w:val="es-CL"/></w:rPr></w:pPr><w:r><w:rPr><w:rFonts w:ascii="Arial" w:eastAsia="Arial" w:hAnsi="Arial" w:cs="Arial"/><w:b/><w:bCs/><w:spacing w:val="3"/><w:lang w:val="es-CL"/></w:rPr><w:t>LÍNEA 2: ARRIENDO BAÑOS QUIMICO</w:t></w:r></w:p><w:p><w:pPr><w:ind w:left="677" w:right="82"/><w:jc w:val="both"/><w:rPr><w:rFonts w:ascii="Arial" w:eastAsia="Arial" w:hAnsi="Arial" w:cs="Arial"/><w:b/><w:bCs/><w:spacing w:val="3"/><w:lang w:val="es-CL"/></w:rPr></w:pPr></w:p><w:tbl><w:tblPr><w:tblW w:w="5000" w:type="pct"/><w:tblCellMar><w:left w:w="70" w:type="dxa"/><w:right w:w="70" w:type="dxa"/></w:tblCellMar><w:tblLook w:val="04A0" w:firstRow="1" w:lastRow="0" w:firstColumn="1" w:lastColumn="0" w:noHBand="0" w:noVBand="1"/></w:tblPr><w:tblGrid><w:gridCol w:w="1513"/><w:gridCol w:w="4194"/><w:gridCol w:w="1511"/><w:gridCol w:w="1185"/><w:gridCol w:w="2202"/></w:tblGrid><w:tr><w:trPr><w:trHeight w:val="345"/></w:trPr><w:tc><w:tcPr><w:tcW w:w="736" w:type="pct"/><w:tcBorders><w:top w:val="single" w:sz="8" w:space="0" w:color="auto"/><w:left w:val="single" w:sz="8" w:space="0" w:color="auto"/><w:bottom w:val="single" w:sz="8" w:space="0" w:color="auto"/><w:right w:val="single" w:sz="8" w:space="0" w:color="auto"/></w:tcBorders><w:shd w:val="clear" w:color="000000" w:fill="D9D9D9"/><w:noWrap/><w:vAlign w:val="center"/></w:tcPr><w:p><w:pPr><w:rPr><w:rFonts w:ascii="Arial" w:hAnsi="Arial" w:cs="Arial"/><w:b/><w:bCs/><w:color w:val="000000"/><w:lang w:val="es-CL" w:eastAsia="es-CL"/></w:rPr></w:pPr><w:r><w:rPr><w:rFonts w:ascii="Arial" w:hAnsi="Arial" w:cs="Arial"/><w:b/><w:bCs/><w:color w:val="000000"/><w:lang w:val="es-CL" w:eastAsia="es-CL"/></w:rPr><w:t>PARTIDA</w:t></w:r></w:p></w:tc><w:tc><w:tcPr><w:tcW w:w="2000" w:type="pct"/><w:tcBorders><w:top w:val="single" w:sz="8" w:space="0" w:color="auto"/><w:left w:val="nil"/><w:bottom w:val="single" w:sz="8" w:space="0" w:color="auto"/><w:right w:val="single" w:sz="8" w:space="0" w:color="000000"/></w:tcBorders><w:shd w:val="clear" w:color="000000" w:fill="D9D9D9"/><w:noWrap/><w:vAlign w:val="center"/><w:hideMark/></w:tcPr><w:p><w:pPr><w:rPr><w:rFonts w:ascii="Arial" w:hAnsi="Arial" w:cs="Arial"/><w:b/><w:bCs/><w:color w:val="000000"/><w:lang w:val="es-CL" w:eastAsia="es-CL"/></w:rPr></w:pPr><w:r><w:rPr><w:rFonts w:ascii="Arial" w:hAnsi="Arial" w:cs="Arial"/><w:b/><w:bCs/><w:color w:val="000000"/><w:lang w:val="es-CL" w:eastAsia="es-CL"/></w:rPr><w:t>DESCRIPCIÓN</w:t></w:r></w:p></w:tc><w:tc><w:tcPr><w:tcW w:w="735" w:type="pct"/><w:tcBorders><w:top w:val="single" w:sz="8" w:space="0" w:color="auto"/><w:left w:val="nil"/><w:bottom w:val="single" w:sz="8" w:space="0" w:color="auto"/><w:right w:val="single" w:sz="8" w:space="0" w:color="auto"/></w:tcBorders><w:shd w:val="clear" w:color="000000" w:fill="D9D9D9"/><w:noWrap/><w:vAlign w:val="center"/><w:hideMark/></w:tcPr><w:p><w:pPr><w:rPr><w:rFonts w:ascii="Arial" w:hAnsi="Arial" w:cs="Arial"/><w:b/><w:bCs/><w:color w:val="000000"/><w:lang w:val="es-CL" w:eastAsia="es-CL"/></w:rPr></w:pPr><w:r><w:rPr><w:rFonts w:ascii="Arial" w:hAnsi="Arial" w:cs="Arial"/><w:b/><w:bCs/><w:color w:val="000000"/><w:lang w:val="es-CL" w:eastAsia="es-CL"/></w:rPr><w:t>UNIDAD</w:t></w:r></w:p></w:tc><w:tc><w:tcPr><w:tcW w:w="468" w:type="pct"/><w:tcBorders><w:top w:val="single" w:sz="8" w:space="0" w:color="auto"/><w:left w:val="nil"/><w:bottom w:val="single" w:sz="8" w:space="0" w:color="auto"/><w:right w:val="single" w:sz="4" w:space="0" w:color="auto"/></w:tcBorders><w:shd w:val="clear" w:color="000000" w:fill="D9D9D9"/><w:noWrap/><w:vAlign w:val="center"/><w:hideMark/></w:tcPr><w:p><w:pPr><w:jc w:val="center"/><w:rPr><w:rFonts w:ascii="Arial" w:hAnsi="Arial" w:cs="Arial"/><w:b/><w:bCs/><w:color w:val="000000"/><w:lang w:val="es-CL" w:eastAsia="es-CL"/></w:rPr></w:pPr><w:r><w:rPr><w:rFonts w:ascii="Arial" w:hAnsi="Arial" w:cs="Arial"/><w:b/><w:bCs/><w:color w:val="000000"/><w:lang w:val="es-CL" w:eastAsia="es-CL"/></w:rPr><w:t>CANTIDAD</w:t></w:r></w:p></w:tc><w:tc><w:tcPr><w:tcW w:w="1061" w:type="pct"/><w:tcBorders><w:top w:val="single" w:sz="8" w:space="0" w:color="auto"/><w:left w:val="nil"/><w:bottom w:val="single" w:sz="8" w:space="0" w:color="auto"/><w:right w:val="single" w:sz="4" w:space="0" w:color="auto"/></w:tcBorders><w:shd w:val="clear" w:color="000000" w:fill="D9D9D9"/></w:tcPr><w:p><w:pPr><w:jc w:val="center"/><w:rPr><w:rFonts w:ascii="Arial" w:hAnsi="Arial" w:cs="Arial"/><w:b/><w:bCs/><w:color w:val="000000"/><w:lang w:val="es-CL" w:eastAsia="es-CL"/></w:rPr></w:pPr><w:r><w:rPr><w:rFonts w:ascii="Arial" w:hAnsi="Arial" w:cs="Arial"/><w:b/><w:bCs/><w:color w:val="000000"/><w:lang w:val="es-CL" w:eastAsia="es-CL"/></w:rPr><w:t>PRECIO</w:t></w:r></w:p></w:tc></w:tr><w:tr><w:trPr><w:trHeight w:val="330"/></w:trPr><w:tc><w:tcPr><w:tcW w:w="736" w:type="pct"/><w:tcBorders><w:top w:val="nil"/><w:left w:val="single" w:sz="8" w:space="0" w:color="auto"/><w:bottom w:val="single" w:sz="4" w:space="0" w:color="auto"/><w:right w:val="single" w:sz="4" w:space="0" w:color="auto"/></w:tcBorders><w:shd w:val="clear" w:color="000000" w:fill="FFFFFF"/><w:noWrap/></w:tcPr><w:p><w:pPr><w:rPr><w:rFonts w:ascii="Arial" w:hAnsi="Arial" w:cs="Arial"/><w:color w:val="000000"/><w:lang w:val="es-CL" w:eastAsia="es-CL"/></w:rPr></w:pPr><w:r><w:rPr><w:rFonts w:ascii="Arial" w:hAnsi="Arial" w:cs="Arial"/><w:color w:val="000000"/><w:lang w:val="es-CL" w:eastAsia="es-CL"/></w:rPr><w:t>ARRIENDO</w:t></w:r></w:p></w:tc><w:tc><w:tcPr><w:tcW w:w="2000" w:type="pct"/><w:tcBorders><w:top w:val="single" w:sz="4" w:space="0" w:color="auto"/><w:left w:val="nil"/><w:bottom w:val="single" w:sz="4" w:space="0" w:color="auto"/><w:right w:val="nil"/></w:tcBorders><w:noWrap/><w:hideMark/></w:tcPr><w:p><w:pPr><w:rPr><w:rFonts w:ascii="Arial" w:hAnsi="Arial" w:cs="Arial"/><w:color w:val="000000"/><w:lang w:val="es-CL" w:eastAsia="es-CL"/></w:rPr></w:pPr><w:r><w:rPr><w:rFonts w:ascii="Arial" w:hAnsi="Arial" w:cs="Arial"/><w:color w:val="000000"/><w:lang w:val="es-CL" w:eastAsia="es-CL"/></w:rPr><w:t>ARRIENDO BAÑO QUÍMICO 2 UNIDADES</w:t></w:r></w:p></w:tc><w:tc><w:tcPr><w:tcW w:w="735" w:type="pct"/><w:tcBorders><w:top w:val="nil"/><w:left w:val="single" w:sz="4" w:space="0" w:color="auto"/><w:bottom w:val="single" w:sz="4" w:space="0" w:color="auto"/><w:right w:val="single" w:sz="4" w:space="0" w:color="auto"/></w:tcBorders><w:shd w:val="clear" w:color="000000" w:fill="FFFFFF"/><w:noWrap/><w:vAlign w:val="center"/><w:hideMark/></w:tcPr><w:p><w:pPr><w:jc w:val="center"/><w:rPr><w:rFonts w:ascii="Arial" w:hAnsi="Arial" w:cs="Arial"/><w:lang w:val="es-CL" w:eastAsia="es-CL"/></w:rPr></w:pPr><w:r><w:rPr><w:rFonts w:ascii="Arial" w:hAnsi="Arial" w:cs="Arial"/><w:lang w:val="es-CL" w:eastAsia="es-CL"/></w:rPr><w:t>MES</w:t></w:r></w:p></w:tc><w:tc><w:tcPr><w:tcW w:w="468" w:type="pct"/><w:tcBorders><w:top w:val="nil"/><w:left w:val="nil"/><w:bottom w:val="single" w:sz="4" w:space="0" w:color="auto"/><w:right w:val="single" w:sz="4" w:space="0" w:color="auto"/></w:tcBorders><w:shd w:val="clear" w:color="000000" w:fill="FFFFFF"/><w:noWrap/><w:vAlign w:val="center"/><w:hideMark/></w:tcPr><w:p><w:pPr><w:jc w:val="right"/><w:rPr><w:rFonts w:ascii="Arial" w:hAnsi="Arial" w:cs="Arial"/><w:lang w:val="es-CL" w:eastAsia="es-CL"/></w:rPr></w:pPr><w:r><w:rPr><w:rFonts w:ascii="Arial" w:hAnsi="Arial" w:cs="Arial"/><w:lang w:val="es-CL" w:eastAsia="es-CL"/></w:rPr><w:t>6.0</w:t></w:r></w:p></w:tc><w:tc><w:tcPr><w:tcW w:w="1061" w:type="pct"/><w:tcBorders><w:top w:val="nil"/><w:left w:val="nil"/><w:bottom w:val="single" w:sz="4" w:space="0" w:color="auto"/><w:right w:val="single" w:sz="4" w:space="0" w:color="auto"/></w:tcBorders><w:shd w:val="clear" w:color="000000" w:fill="FFFFFF"/></w:tcPr><w:p><w:pPr><w:jc w:val="right"/><w:rPr><w:rFonts w:ascii="Arial" w:hAnsi="Arial" w:cs="Arial"/><w:lang w:val="es-CL" w:eastAsia="es-CL"/></w:rPr></w:pPr></w:p></w:tc></w:tr></w:tbl><w:p><w:pPr><w:ind w:right="82"/><w:jc w:val="both"/><w:rPr><w:rFonts w:ascii="Arial" w:eastAsia="Arial" w:hAnsi="Arial" w:cs="Arial"/><w:b/><w:bCs/><w:spacing w:val="3"/><w:lang w:val="es-CL"/></w:rPr></w:pPr></w:p><w:p><w:pPr><w:ind w:left="677" w:right="82"/><w:jc w:val="both"/><w:rPr><w:rFonts w:ascii="Arial" w:eastAsia="Arial" w:hAnsi="Arial" w:cs="Arial"/><w:b/><w:bCs/><w:spacing w:val="3"/><w:lang w:val="es-CL"/></w:rPr></w:pPr></w:p><w:p><w:pPr><w:ind w:left="677" w:right="82"/><w:jc w:val="both"/><w:rPr><w:rFonts w:ascii="Arial" w:eastAsia="Arial" w:hAnsi="Arial" w:cs="Arial"/><w:b/><w:bCs/><w:spacing w:val="3"/><w:lang w:val="es-CL"/></w:rPr></w:pPr></w:p><w:p><w:pPr><w:ind w:left="677" w:right="82"/><w:jc w:val="both"/><w:rPr><w:rFonts w:ascii="Arial" w:eastAsia="Arial" w:hAnsi="Arial" w:cs="Arial"/><w:b/><w:bCs/><w:spacing w:val="3"/><w:lang w:val="es-CL"/></w:rPr></w:pPr></w:p><w:p><w:pPr><w:ind w:left="677" w:right="82"/><w:jc w:val="both"/><w:rPr><w:rFonts w:ascii="Arial" w:eastAsia="Arial" w:hAnsi="Arial" w:cs="Arial"/><w:b/><w:bCs/><w:spacing w:val="3"/><w:lang w:val="es-CL"/></w:rPr></w:pPr></w:p><w:p><w:pPr><w:ind w:left="677" w:right="82"/><w:jc w:val="both"/><w:rPr><w:rFonts w:ascii="Arial" w:eastAsia="Arial" w:hAnsi="Arial" w:cs="Arial"/><w:b/><w:bCs/><w:spacing w:val="3"/><w:lang w:val="es-CL"/></w:rPr></w:pPr></w:p><w:p><w:pPr><w:ind w:left="677" w:right="82"/><w:jc w:val="both"/><w:rPr><w:rFonts w:ascii="Arial" w:eastAsia="Arial" w:hAnsi="Arial" w:cs="Arial"/><w:b/><w:bCs/><w:spacing w:val="3"/><w:lang w:val="es-CL"/></w:rPr></w:pPr></w:p><w:p><w:pPr><w:ind w:left="677" w:right="82"/><w:jc w:val="both"/><w:rPr><w:rFonts w:ascii="Arial" w:eastAsia="Arial" w:hAnsi="Arial" w:cs="Arial"/><w:b/><w:bCs/><w:spacing w:val="3"/><w:lang w:val="es-CL"/></w:rPr></w:pPr></w:p><w:p><w:pPr><w:ind w:left="677" w:right="82"/><w:jc w:val="both"/><w:rPr><w:rFonts w:ascii="Arial" w:eastAsia="Arial" w:hAnsi="Arial" w:cs="Arial"/><w:b/><w:bCs/><w:spacing w:val="3"/><w:lang w:val="es-CL"/></w:rPr></w:pPr><w:r><w:rPr><w:rFonts w:ascii="Arial" w:eastAsia="Arial" w:hAnsi="Arial" w:cs="Arial"/><w:b/><w:bCs/><w:spacing w:val="3"/><w:lang w:val="es-CL"/></w:rPr><w:lastRenderedPageBreak/><w:t>LÍNEA 3:</w:t></w:r><w:r><w:rPr><w:rFonts w:ascii="Arial" w:eastAsia="Arial" w:hAnsi="Arial" w:cs="Arial"/><w:b/><w:bCs/><w:spacing w:val="3"/><w:lang w:val="es-CL"/></w:rPr><w:t xml:space="preserve"> MATERIALES</w:t></w:r></w:p><w:p><w:pPr><w:ind w:left="677" w:right="82"/><w:jc w:val="both"/><w:rPr><w:rFonts w:ascii="Arial" w:eastAsia="Arial" w:hAnsi="Arial" w:cs="Arial"/><w:spacing w:val="3"/><w:lang w:val="es-CL"/></w:rPr></w:pPr></w:p><w:tbl><w:tblPr><w:tblW w:w="5000" w:type="pct"/><w:tblLayout w:type="fixed"/><w:tblCellMar><w:left w:w="70" w:type="dxa"/><w:right w:w="70" w:type="dxa"/></w:tblCellMar><w:tblLook w:val="04A0" w:firstRow="1" w:lastRow="0" w:firstColumn="1" w:lastColumn="0" w:noHBand="0" w:noVBand="1"/></w:tblPr><w:tblGrid><w:gridCol w:w="332"/><w:gridCol w:w="335"/><w:gridCol w:w="929"/><w:gridCol w:w="4821"/><w:gridCol w:w="365"/><w:gridCol w:w="297"/><w:gridCol w:w="66"/><w:gridCol w:w="161"/><w:gridCol w:w="1066"/><w:gridCol w:w="1115"/><w:gridCol w:w="1113"/></w:tblGrid><w:tr><w:trPr><w:trHeight w:val="345"/></w:trPr><w:tc><w:tcPr><w:tcW w:w="752" w:type="pct"/><w:gridSpan w:val="3"/><w:tcBorders><w:top w:val="single" w:sz="8" w:space="0" w:color="auto"/><w:left w:val="single" w:sz="8" w:space="0" w:color="auto"/><w:bottom w:val="single" w:sz="8" w:space="0" w:color="auto"/><w:right w:val="single" w:sz="8" w:space="0" w:color="000000"/></w:tcBorders><w:shd w:val="clear" w:color="000000" w:fill="D9D9D9"/><w:noWrap/><w:vAlign w:val="center"/><w:hideMark/></w:tcPr><w:p><w:pPr><w:rPr><w:rFonts w:ascii="Arial" w:hAnsi="Arial" w:cs="Arial"/><w:b/><w:bCs/><w:color w:val="000000"/><w:lang w:val="es-CL" w:eastAsia="es-CL"/></w:rPr></w:pPr><w:r><w:rPr><w:rFonts w:ascii="Arial" w:hAnsi="Arial" w:cs="Arial"/><w:b/><w:bCs/><w:color w:val="000000"/><w:lang w:val="es-CL" w:eastAsia="es-CL"/></w:rPr><w:t>PARTIDA</w:t></w:r></w:p></w:tc><w:tc><w:tcPr><w:tcW w:w="2586" w:type="pct"/><w:gridSpan w:val="3"/><w:tcBorders><w:top w:val="single" w:sz="8" w:space="0" w:color="auto"/><w:left w:val="nil"/><w:bottom w:val="single" w:sz="8" w:space="0" w:color="auto"/><w:right w:val="single" w:sz="8" w:space="0" w:color="000000"/></w:tcBorders><w:shd w:val="clear" w:color="000000" w:fill="D9D9D9"/><w:noWrap/><w:vAlign w:val="center"/><w:hideMark/></w:tcPr><w:p><w:pPr><w:rPr><w:rFonts w:ascii="Arial" w:hAnsi="Arial" w:cs="Arial"/><w:b/><w:bCs/><w:color w:val="000000"/><w:lang w:val="es-CL" w:eastAsia="es-CL"/></w:rPr></w:pPr><w:r><w:rPr><w:rFonts w:ascii="Arial" w:hAnsi="Arial" w:cs="Arial"/><w:b/><w:bCs/><w:color w:val="000000"/><w:lang w:val="es-CL" w:eastAsia="es-CL"/></w:rPr><w:t>DESCRIPCIÓN</w:t></w:r></w:p></w:tc><w:tc><w:tcPr><w:tcW w:w="610" w:type="pct"/><w:gridSpan w:val="3"/><w:tcBorders><w:top w:val="single" w:sz="8" w:space="0" w:color="auto"/><w:left w:val="nil"/><w:bottom w:val="single" w:sz="8" w:space="0" w:color="auto"/><w:right w:val="single" w:sz="8" w:space="0" w:color="auto"/></w:tcBorders><w:shd w:val="clear" w:color="000000" w:fill="D9D9D9"/><w:noWrap/><w:vAlign w:val="center"/><w:hideMark/></w:tcPr><w:p><w:pPr><w:rPr><w:rFonts w:ascii="Arial" w:hAnsi="Arial" w:cs="Arial"/><w:b/><w:bCs/><w:color w:val="000000"/><w:lang w:val="es-CL" w:eastAsia="es-CL"/></w:rPr></w:pPr><w:r><w:rPr><w:rFonts w:ascii="Arial" w:hAnsi="Arial" w:cs="Arial"/><w:b/><w:bCs/><w:color w:val="000000"/><w:lang w:val="es-CL" w:eastAsia="es-CL"/></w:rPr><w:t>UNIDAD</w:t></w:r></w:p></w:tc><w:tc><w:tcPr><w:tcW w:w="526" w:type="pct"/><w:tcBorders><w:top w:val="single" w:sz="8" w:space="0" w:color="auto"/><w:left w:val="nil"/><w:bottom w:val="single" w:sz="8" w:space="0" w:color="auto"/><w:right w:val="single" w:sz="8" w:space="0" w:color="auto"/></w:tcBorders><w:shd w:val="clear" w:color="000000" w:fill="D9D9D9"/><w:noWrap/><w:vAlign w:val="center"/><w:hideMark/></w:tcPr><w:p><w:pPr><w:jc w:val="center"/><w:rPr><w:rFonts w:ascii="Arial" w:hAnsi="Arial" w:cs="Arial"/><w:b/><w:bCs/><w:color w:val="000000"/><w:lang w:val="es-CL" w:eastAsia="es-CL"/></w:rPr></w:pPr><w:r><w:rPr><w:rFonts w:ascii="Arial" w:hAnsi="Arial" w:cs="Arial"/><w:b/><w:bCs/><w:color w:val="000000"/><w:lang w:val="es-CL" w:eastAsia="es-CL"/></w:rPr><w:t>CANTIDAD</w:t></w:r></w:p></w:tc><w:tc><w:tcPr><w:tcW w:w="525" w:type="pct"/><w:tcBorders><w:top w:val="single" w:sz="8" w:space="0" w:color="auto"/><w:left w:val="nil"/><w:bottom w:val="single" w:sz="8" w:space="0" w:color="auto"/><w:right w:val="single" w:sz="8" w:space="0" w:color="auto"/></w:tcBorders><w:shd w:val="clear" w:color="000000" w:fill="D9D9D9"/></w:tcPr><w:p><w:pPr><w:jc w:val="center"/><w:rPr><w:rFonts w:ascii="Arial" w:hAnsi="Arial" w:cs="Arial"/><w:b/><w:bCs/><w:color w:val="000000"/><w:lang w:val="es-CL" w:eastAsia="es-CL"/></w:rPr></w:pPr><w:r><w:rPr><w:rFonts w:ascii="Arial" w:hAnsi="Arial" w:cs="Arial"/><w:b/><w:bCs/><w:color w:val="000000"/><w:lang w:val="es-CL" w:eastAsia="es-CL"/></w:rPr><w:t>PRECIO</w:t></w:r></w:p></w:tc></w:tr><w:tr><w:trPr><w:trHeight w:val="289"/></w:trPr><w:tc><w:tcPr><w:tcW w:w="752" w:type="pct"/><w:gridSpan w:val="3"/><w:vMerge w:val="restart"/><w:tcBorders><w:top w:val="single" w:sz="8" w:space="0" w:color="auto"/><w:left w:val="single" w:sz="8" w:space="0" w:color="auto"/><w:bottom w:val="nil"/><w:right w:val="single" w:sz="8" w:space="0" w:color="000000"/></w:tcBorders><w:vAlign w:val="center"/><w:hideMark/></w:tcPr><w:p><w:pPr><w:rPr><w:rFonts w:ascii="Arial" w:hAnsi="Arial" w:cs="Arial"/><w:b/><w:bCs/><w:color w:val="000000"/><w:lang w:val="es-CL" w:eastAsia="es-CL"/></w:rPr></w:pPr><w:r><w:rPr><w:rFonts w:ascii="Arial" w:hAnsi="Arial" w:cs="Arial"/><w:b/><w:bCs/><w:color w:val="000000"/><w:lang w:val="es-CL" w:eastAsia="es-CL"/></w:rPr><w:t>MATERIAL</w:t></w:r></w:p></w:tc><w:tc><w:tcPr><w:tcW w:w="2586" w:type="pct"/><w:gridSpan w:val="3"/><w:tcBorders><w:top w:val="single" w:sz="4" w:space="0" w:color="auto"/><w:left w:val="nil"/><w:bottom w:val="single" w:sz="4" w:space="0" w:color="auto"/><w:right w:val="single" w:sz="4" w:space="0" w:color="auto"/></w:tcBorders><w:noWrap/><w:vAlign w:val="center"/><w:hideMark/></w:tcPr><w:p><w:pPr><w:rPr><w:rFonts w:ascii="Arial" w:hAnsi="Arial" w:cs="Arial"/><w:b/><w:bCs/><w:color w:val="000000"/><w:lang w:val="es-CL" w:eastAsia="es-CL"/></w:rPr></w:pPr><w:r><w:rPr><w:rFonts w:ascii="Arial" w:hAnsi="Arial" w:cs="Arial"/><w:b/><w:bCs/><w:color w:val="000000"/><w:lang w:val="es-CL" w:eastAsia="es-CL"/></w:rPr><w:t>OBRAS DE CONSTRUCCIÓN</w:t></w:r></w:p></w:tc><w:tc><w:tcPr><w:tcW w:w="610" w:type="pct"/><w:gridSpan w:val="3"/><w:tcBorders><w:top w:val="nil"/><w:left w:val="single" w:sz="4" w:space="0" w:color="auto"/><w:bottom w:val="single" w:sz="4" w:space="0" w:color="auto"/><w:right w:val="nil"/></w:tcBorders><w:shd w:val="clear" w:color="000000" w:fill="FFFFFF"/><w:noWrap/><w:vAlign w:val="center"/><w:hideMark/></w:tcPr><w:p><w:pPr><w:jc w:val="center"/><w:rPr><w:rFonts w:ascii="Arial" w:hAnsi="Arial" w:cs="Arial"/><w:b/><w:bCs/><w:lang w:val="es-CL" w:eastAsia="es-CL"/></w:rPr></w:pPr><w:r><w:rPr><w:rFonts w:ascii="Arial" w:hAnsi="Arial" w:cs="Arial"/><w:b/><w:bCs/><w:lang w:val="es-CL" w:eastAsia="es-CL"/></w:rPr><w:t> </w:t></w:r></w:p></w:tc><w:tc><w:tcPr><w:tcW w:w="526" w:type="pct"/><w:tcBorders><w:top w:val="nil"/><w:left w:val="nil"/><w:bottom w:val="single" w:sz="4" w:space="0" w:color="auto"/><w:right w:val="single" w:sz="4" w:space="0" w:color="auto"/></w:tcBorders><w:shd w:val="clear" w:color="000000" w:fill="FFFFFF"/><w:noWrap/><w:vAlign w:val="center"/><w:hideMark/></w:tcPr><w:p><w:pPr><w:rPr><w:rFonts w:ascii="Arial" w:hAnsi="Arial" w:cs="Arial"/><w:b/><w:bCs/><w:lang w:val="es-CL" w:eastAsia="es-CL"/></w:rPr></w:pPr><w:r><w:rPr><w:rFonts w:ascii="Arial" w:hAnsi="Arial" w:cs="Arial"/><w:b/><w:bCs/><w:lang w:val="es-CL" w:eastAsia="es-CL"/></w:rPr><w:t> </w:t></w:r></w:p></w:tc><w:tc><w:tcPr><w:tcW w:w="525" w:type="pct"/><w:tcBorders><w:top w:val="nil"/><w:left w:val="nil"/><w:bottom w:val="single" w:sz="4" w:space="0" w:color="auto"/><w:right w:val="single" w:sz="4" w:space="0" w:color="auto"/></w:tcBorders><w:shd w:val="clear" w:color="000000" w:fill="FFFFFF"/></w:tcPr><w:p><w:pPr><w:rPr><w:rFonts w:ascii="Arial" w:hAnsi="Arial" w:cs="Arial"/><w:b/><w:bCs/><w:lang w:val="es-CL" w:eastAsia="es-CL"/></w:rPr></w:pPr><w:r><w:rPr><w:rFonts w:ascii="Arial" w:hAnsi="Arial" w:cs="Arial"/><w:b/><w:bCs/><w:lang w:val="es-CL" w:eastAsia="es-CL"/></w:rPr><w:t>-</w:t></w:r></w:p></w:tc></w:tr><w:tr><w:trPr><w:trHeight w:val="330"/></w:trPr><w:tc><w:tcPr><w:tcW w:w="752" w:type="pct"/><w:gridSpan w:val="3"/><w:vMerge/><w:tcBorders><w:top w:val="single" w:sz="8" w:space="0" w:color="auto"/><w:left w:val="single" w:sz="8" w:space="0" w:color="auto"/><w:bottom w:val="nil"/><w:right w:val="single" w:sz="8" w:space="0" w:color="000000"/></w:tcBorders><w:vAlign w:val="center"/><w:hideMark/></w:tcPr><w:p><w:pPr><w:rPr><w:rFonts w:ascii="Arial" w:hAnsi="Arial" w:cs="Arial"/><w:b/><w:bCs/><w:color w:val="000000"/><w:lang w:val="es-CL" w:eastAsia="es-CL"/></w:rPr></w:pPr></w:p></w:tc><w:tc><w:tcPr><w:tcW w:w="2586" w:type="pct"/><w:gridSpan w:val="3"/><w:tcBorders><w:top w:val="single" w:sz="4" w:space="0" w:color="auto"/><w:left w:val="nil"/><w:bottom w:val="single" w:sz="4" w:space="0" w:color="auto"/><w:right w:val="single" w:sz="4" w:space="0" w:color="auto"/></w:tcBorders><w:shd w:val="clear" w:color="000000" w:fill="FFFFFF"/><w:noWrap/><w:vAlign w:val="center"/><w:hideMark/></w:tcPr><w:p><w:pPr><w:rPr><w:rFonts w:ascii="Arial" w:hAnsi="Arial" w:cs="Arial"/><w:lang w:val="es-CL" w:eastAsia="es-CL"/></w:rPr></w:pPr><w:r><w:rPr><w:rFonts w:ascii="Arial" w:hAnsi="Arial" w:cs="Arial"/><w:lang w:val="es-CL" w:eastAsia="es-CL"/></w:rPr><w:t>TRAZADO Y NIVELES</w:t></w:r></w:p></w:tc><w:tc><w:tcPr><w:tcW w:w="610" w:type="pct"/><w:gridSpan w:val="3"/><w:tcBorders><w:top w:val="nil"/><w:left w:val="nil"/><w:bottom w:val="single" w:sz="4" w:space="0" w:color="auto"/><w:right w:val="nil"/></w:tcBorders><w:shd w:val="clear" w:color="000000" w:fill="FFFFFF"/><w:noWrap/><w:vAlign w:val="center"/><w:hideMark/></w:tcPr><w:p><w:pPr><w:jc w:val="center"/><w:rPr><w:rFonts w:ascii="Arial" w:hAnsi="Arial" w:cs="Arial"/><w:lang w:val="es-CL" w:eastAsia="es-CL"/></w:rPr></w:pPr><w:r><w:rPr><w:rFonts w:ascii="Arial" w:hAnsi="Arial" w:cs="Arial"/><w:lang w:val="es-CL" w:eastAsia="es-CL"/></w:rPr><w:t> </w:t></w:r></w:p></w:tc><w:tc><w:tcPr><w:tcW w:w="526" w:type="pct"/><w:tcBorders><w:top w:val="nil"/><w:left w:val="nil"/><w:bottom w:val="single" w:sz="4" w:space="0" w:color="auto"/><w:right w:val="single" w:sz="4" w:space="0" w:color="auto"/></w:tcBorders><w:shd w:val="clear" w:color="000000" w:fill="FFFFFF"/><w:noWrap/><w:vAlign w:val="center"/><w:hideMark/></w:tcPr><w:p><w:pPr><w:rPr><w:rFonts w:ascii="Arial" w:hAnsi="Arial" w:cs="Arial"/><w:lang w:val="es-CL" w:eastAsia="es-CL"/></w:rPr></w:pPr><w:r><w:rPr><w:rFonts w:ascii="Arial" w:hAnsi="Arial" w:cs="Arial"/><w:lang w:val="es-CL" w:eastAsia="es-CL"/></w:rPr><w:t> </w:t></w:r></w:p></w:tc><w:tc><w:tcPr><w:tcW w:w="525" w:type="pct"/><w:tcBorders><w:top w:val="nil"/><w:left w:val="nil"/><w:bottom w:val="single" w:sz="4" w:space="0" w:color="auto"/><w:right w:val="single" w:sz="4" w:space="0" w:color="auto"/></w:tcBorders><w:shd w:val="clear" w:color="000000" w:fill="FFFFFF"/></w:tcPr><w:p><w:pPr><w:rPr><w:rFonts w:ascii="Arial" w:hAnsi="Arial" w:cs="Arial"/><w:lang w:val="es-CL" w:eastAsia="es-CL"/></w:rPr></w:pPr></w:p></w:tc></w:tr><w:tr><w:trPr><w:trHeight w:val="330"/></w:trPr><w:tc><w:tcPr><w:tcW w:w="752" w:type="pct"/><w:gridSpan w:val="3"/><w:vMerge/><w:tcBorders><w:top w:val="single" w:sz="8" w:space="0" w:color="auto"/><w:left w:val="single" w:sz="8" w:space="0" w:color="auto"/><w:bottom w:val="nil"/><w:right w:val="single" w:sz="8" w:space="0" w:color="000000"/></w:tcBorders><w:vAlign w:val="center"/><w:hideMark/></w:tcPr><w:p><w:pPr><w:rPr><w:rFonts w:ascii="Arial" w:hAnsi="Arial" w:cs="Arial"/><w:b/><w:bCs/><w:color w:val="000000"/><w:lang w:val="es-CL" w:eastAsia="es-CL"/></w:rPr></w:pPr></w:p></w:tc><w:tc><w:tcPr><w:tcW w:w="2586" w:type="pct"/><w:gridSpan w:val="3"/><w:tcBorders><w:top w:val="single" w:sz="4" w:space="0" w:color="auto"/><w:left w:val="nil"/><w:bottom w:val="single" w:sz="4" w:space="0" w:color="auto"/><w:right w:val="single" w:sz="4" w:space="0" w:color="auto"/></w:tcBorders><w:shd w:val="clear" w:color="000000" w:fill="FFFFFF"/><w:noWrap/><w:vAlign w:val="center"/><w:hideMark/></w:tcPr><w:p><w:pPr><w:rPr><w:rFonts w:ascii="Arial" w:hAnsi="Arial" w:cs="Arial"/><w:lang w:val="es-CL" w:eastAsia="es-CL"/></w:rPr></w:pPr><w:r><w:rPr><w:rFonts w:ascii="Arial" w:hAnsi="Arial" w:cs="Arial"/><w:lang w:val="es-CL" w:eastAsia="es-CL"/></w:rPr><w:t>FIERRO Ø 12 ESTRIADO</w:t></w:r></w:p></w:tc><w:tc><w:tcPr><w:tcW w:w="610" w:type="pct"/><w:gridSpan w:val="3"/><w:tcBorders><w:top w:val="nil"/><w:left w:val="single" w:sz="4" w:space="0" w:color="auto"/><w:bottom w:val="single" w:sz="4" w:space="0" w:color="auto"/><w:right w:val="single" w:sz="4" w:space="0" w:color="auto"/></w:tcBorders><w:shd w:val="clear" w:color="000000" w:fill="FFFFFF"/><w:noWrap/><w:vAlign w:val="center"/><w:hideMark/></w:tcPr><w:p><w:pPr><w:jc w:val="center"/><w:rPr><w:rFonts w:ascii="Arial" w:hAnsi="Arial" w:cs="Arial"/><w:lang w:val="es-CL" w:eastAsia="es-CL"/></w:rPr></w:pPr><w:r><w:rPr><w:rFonts w:ascii="Arial" w:hAnsi="Arial" w:cs="Arial"/><w:lang w:val="es-CL" w:eastAsia="es-CL"/></w:rPr><w:t>BARRA</w:t></w:r></w:p></w:tc><w:tc><w:tcPr><w:tcW w:w="526" w:type="pct"/><w:tcBorders><w:top w:val="nil"/><w:left w:val="nil"/><w:bottom w:val="single" w:sz="4" w:space="0" w:color="auto"/><w:right w:val="single" w:sz="4" w:space="0" w:color="auto"/></w:tcBorders><w:shd w:val="clear" w:color="000000" w:fill="FFFFFF"/><w:noWrap/><w:vAlign w:val="center"/><w:hideMark/></w:tcPr><w:p><w:pPr><w:jc w:val="center"/><w:rPr><w:rFonts w:ascii="Arial" w:hAnsi="Arial" w:cs="Arial"/><w:lang w:val="es-CL" w:eastAsia="es-CL"/></w:rPr></w:pPr><w:r><w:rPr><w:rFonts w:ascii="Arial" w:hAnsi="Arial" w:cs="Arial"/><w:lang w:val="es-CL" w:eastAsia="es-CL"/></w:rPr><w:t>25.0</w:t></w:r></w:p></w:tc><w:tc><w:tcPr><w:tcW w:w="525" w:type="pct"/><w:tcBorders><w:top w:val="nil"/><w:left w:val="nil"/><w:bottom w:val="single" w:sz="4" w:space="0" w:color="auto"/><w:right w:val="single" w:sz="4" w:space="0" w:color="auto"/></w:tcBorders><w:shd w:val="clear" w:color="000000" w:fill="FFFFFF"/></w:tcPr><w:p><w:pPr><w:jc w:val="center"/><w:rPr><w:rFonts w:ascii="Arial" w:hAnsi="Arial" w:cs="Arial"/><w:lang w:val="es-CL" w:eastAsia="es-CL"/></w:rPr></w:pPr></w:p></w:tc></w:tr><w:tr><w:trPr><w:trHeight w:val="330"/></w:trPr><w:tc><w:tcPr><w:tcW w:w="752" w:type="pct"/><w:gridSpan w:val="3"/><w:vMerge/><w:tcBorders><w:top w:val="single" w:sz="8" w:space="0" w:color="auto"/><w:left w:val="single" w:sz="8" w:space="0" w:color="auto"/><w:bottom w:val="nil"/><w:right w:val="single" w:sz="8" w:space="0" w:color="000000"/></w:tcBorders><w:vAlign w:val="center"/><w:hideMark/></w:tcPr><w:p><w:pPr><w:rPr><w:rFonts w:ascii="Arial" w:hAnsi="Arial" w:cs="Arial"/><w:b/><w:bCs/><w:color w:val="000000"/><w:lang w:val="es-CL" w:eastAsia="es-CL"/></w:rPr></w:pPr></w:p></w:tc><w:tc><w:tcPr><w:tcW w:w="2586" w:type="pct"/><w:gridSpan w:val="3"/><w:tcBorders><w:top w:val="single" w:sz="4" w:space="0" w:color="auto"/><w:left w:val="nil"/><w:bottom w:val="single" w:sz="4" w:space="0" w:color="auto"/><w:right w:val="single" w:sz="4" w:space="0" w:color="auto"/></w:tcBorders><w:shd w:val="clear" w:color="000000" w:fill="FFFFFF"/><w:noWrap/><w:vAlign w:val="center"/><w:hideMark/></w:tcPr><w:p><w:pPr><w:rPr><w:rFonts w:ascii="Arial" w:hAnsi="Arial" w:cs="Arial"/><w:lang w:val="es-CL" w:eastAsia="es-CL"/></w:rPr></w:pPr><w:r><w:rPr><w:rFonts w:ascii="Arial" w:hAnsi="Arial" w:cs="Arial"/><w:lang w:val="es-CL" w:eastAsia="es-CL"/></w:rPr><w:t xml:space="preserve">MADERA DE PINO 1" </w:t></w:r><w:proofErr w:type="gramStart"/><w:r><w:rPr><w:rFonts w:ascii="Arial" w:hAnsi="Arial" w:cs="Arial"/><w:lang w:val="es-CL" w:eastAsia="es-CL"/></w:rPr><w:t>x  4</w:t></w:r><w:proofErr w:type="gramEnd"/><w:r><w:rPr><w:rFonts w:ascii="Arial" w:hAnsi="Arial" w:cs="Arial"/><w:lang w:val="es-CL" w:eastAsia="es-CL"/></w:rPr><w:t>"</w:t></w:r></w:p></w:tc><w:tc><w:tcPr><w:tcW w:w="610" w:type="pct"/><w:gridSpan w:val="3"/><w:tcBorders><w:top w:val="nil"/><w:left w:val="single" w:sz="4" w:space="0" w:color="auto"/><w:bottom w:val="single" w:sz="4" w:space="0" w:color="auto"/><w:right w:val="single" w:sz="4" w:space="0" w:color="auto"/></w:tcBorders><w:shd w:val="clear" w:color="000000" w:fill="FFFFFF"/><w:noWrap/><w:vAlign w:val="center"/><w:hideMark/></w:tcPr><w:p><w:pPr><w:jc w:val="center"/><w:rPr><w:rFonts w:ascii="Arial" w:hAnsi="Arial" w:cs="Arial"/><w:lang w:val="es-CL" w:eastAsia="es-CL"/></w:rPr></w:pPr><w:r><w:rPr><w:rFonts w:ascii="Arial" w:hAnsi="Arial" w:cs="Arial"/><w:lang w:val="es-CL" w:eastAsia="es-CL"/></w:rPr><w:t>UN</w:t></w:r></w:p></w:tc><w:tc><w:tcPr><w:tcW w:w="526" w:type="pct"/><w:tcBorders><w:top w:val="nil"/><w:left w:val="nil"/><w:bottom w:val="single" w:sz="4" w:space="0" w:color="auto"/><w:right w:val="single" w:sz="4" w:space="0" w:color="auto"/></w:tcBorders><w:shd w:val="clear" w:color="000000" w:fill="FFFFFF"/><w:noWrap/><w:vAlign w:val="center"/><w:hideMark/></w:tcPr><w:p><w:pPr><w:jc w:val="center"/><w:rPr><w:rFonts w:ascii="Arial" w:hAnsi="Arial" w:cs="Arial"/><w:lang w:val="es-CL" w:eastAsia="es-CL"/></w:rPr></w:pPr><w:r><w:rPr><w:rFonts w:ascii="Arial" w:hAnsi="Arial" w:cs="Arial"/><w:lang w:val="es-CL" w:eastAsia="es-CL"/></w:rPr><w:t>150.0</w:t></w:r></w:p></w:tc><w:tc><w:tcPr><w:tcW w:w="525" w:type="pct"/><w:tcBorders><w:top w:val="nil"/><w:left w:val="nil"/><w:bottom w:val="single" w:sz="4" w:space="0" w:color="auto"/><w:right w:val="single" w:sz="4" w:space="0" w:color="auto"/></w:tcBorders><w:shd w:val="clear" w:color="000000" w:fill="FFFFFF"/></w:tcPr><w:p><w:pPr><w:jc w:val="center"/><w:rPr><w:rFonts w:ascii="Arial" w:hAnsi="Arial" w:cs="Arial"/><w:lang w:val="es-CL" w:eastAsia="es-CL"/></w:rPr></w:pPr></w:p></w:tc></w:tr><w:tr><w:trPr><w:trHeight w:val="330"/></w:trPr><w:tc><w:tcPr><w:tcW w:w="752" w:type="pct"/><w:gridSpan w:val="3"/><w:vMerge/><w:tcBorders><w:top w:val="single" w:sz="8" w:space="0" w:color="auto"/><w:left w:val="single" w:sz="8" w:space="0" w:color="auto"/><w:bottom w:val="nil"/><w:right w:val="single" w:sz="8" w:space="0" w:color="000000"/></w:tcBorders><w:vAlign w:val="center"/><w:hideMark/></w:tcPr><w:p><w:pPr><w:rPr><w:rFonts w:ascii="Arial" w:hAnsi="Arial" w:cs="Arial"/><w:b/><w:bCs/><w:color w:val="000000"/><w:lang w:val="es-CL" w:eastAsia="es-CL"/></w:rPr></w:pPr></w:p></w:tc><w:tc><w:tcPr><w:tcW w:w="2446" w:type="pct"/><w:gridSpan w:val="2"/><w:tcBorders><w:top w:val="single" w:sz="4" w:space="0" w:color="auto"/><w:left w:val="single" w:sz="4" w:space="0" w:color="auto"/><w:bottom w:val="single" w:sz="4" w:space="0" w:color="auto"/><w:right w:val="nil"/></w:tcBorders><w:shd w:val="clear" w:color="000000" w:fill="FFFFFF"/><w:noWrap/><w:vAlign w:val="center"/><w:hideMark/></w:tcPr><w:p><w:pPr><w:rPr><w:rFonts w:ascii="Arial" w:hAnsi="Arial" w:cs="Arial"/><w:lang w:val="es-CL" w:eastAsia="es-CL"/></w:rPr></w:pPr><w:r><w:rPr><w:rFonts w:ascii="Arial" w:hAnsi="Arial" w:cs="Arial"/><w:lang w:val="es-CL" w:eastAsia="es-CL"/></w:rPr><w:t>MADERA DE PINO  2x2"</w:t></w:r></w:p></w:tc><w:tc><w:tcPr><w:tcW w:w="171" w:type="pct"/><w:gridSpan w:val="2"/><w:tcBorders><w:top w:val="nil"/><w:left w:val="nil"/><w:bottom w:val="single" w:sz="4" w:space="0" w:color="auto"/><w:right w:val="nil"/></w:tcBorders><w:shd w:val="clear" w:color="000000" w:fill="FFFFFF"/><w:noWrap/><w:vAlign w:val="center"/><w:hideMark/></w:tcPr><w:p><w:pPr><w:rPr><w:rFonts w:ascii="Arial" w:hAnsi="Arial" w:cs="Arial"/><w:lang w:val="es-CL" w:eastAsia="es-CL"/></w:rPr></w:pPr><w:r><w:rPr><w:rFonts w:ascii="Arial" w:hAnsi="Arial" w:cs="Arial"/><w:lang w:val="es-CL" w:eastAsia="es-CL"/></w:rPr><w:t> </w:t></w:r></w:p></w:tc><w:tc><w:tcPr><w:tcW w:w="76" w:type="pct"/><w:tcBorders><w:top w:val="nil"/><w:left w:val="nil"/><w:bottom w:val="single" w:sz="4" w:space="0" w:color="auto"/><w:right w:val="nil"/></w:tcBorders><w:shd w:val="clear" w:color="000000" w:fill="FFFFFF"/><w:noWrap/><w:vAlign w:val="center"/><w:hideMark/></w:tcPr><w:p><w:pPr><w:rPr><w:rFonts w:ascii="Arial" w:hAnsi="Arial" w:cs="Arial"/><w:lang w:val="es-CL" w:eastAsia="es-CL"/></w:rPr></w:pPr><w:r><w:rPr><w:rFonts w:ascii="Arial" w:hAnsi="Arial" w:cs="Arial"/><w:lang w:val="es-CL" w:eastAsia="es-CL"/></w:rPr><w:t> </w:t></w:r></w:p></w:tc><w:tc><w:tcPr><w:tcW w:w="503" w:type="pct"/><w:tcBorders><w:top w:val="nil"/><w:left w:val="single" w:sz="4" w:space="0" w:color="auto"/><w:bottom w:val="single" w:sz="4" w:space="0" w:color="auto"/><w:right w:val="single" w:sz="4" w:space="0" w:color="auto"/></w:tcBorders><w:shd w:val="clear" w:color="000000" w:fill="FFFFFF"/><w:noWrap/><w:vAlign w:val="center"/><w:hideMark/></w:tcPr><w:p><w:pPr><w:jc w:val="center"/><w:rPr><w:rFonts w:ascii="Arial" w:hAnsi="Arial" w:cs="Arial"/><w:lang w:val="es-CL" w:eastAsia="es-CL"/></w:rPr></w:pPr><w:r><w:rPr><w:rFonts w:ascii="Arial" w:hAnsi="Arial" w:cs="Arial"/><w:lang w:val="es-CL" w:eastAsia="es-CL"/></w:rPr><w:t>UN</w:t></w:r></w:p></w:tc><w:tc><w:tcPr><w:tcW w:w="526" w:type="pct"/><w:tcBorders><w:top w:val="nil"/><w:left w:val="nil"/><w:bottom w:val="single" w:sz="4" w:space="0" w:color="auto"/><w:right w:val="single" w:sz="4" w:space="0" w:color="auto"/></w:tcBorders><w:shd w:val="clear" w:color="000000" w:fill="FFFFFF"/><w:noWrap/><w:vAlign w:val="center"/><w:hideMark/></w:tcPr><w:p><w:pPr><w:jc w:val="center"/><w:rPr><w:rFonts w:ascii="Arial" w:hAnsi="Arial" w:cs="Arial"/><w:lang w:val="es-CL" w:eastAsia="es-CL"/></w:rPr></w:pPr><w:r><w:rPr><w:rFonts w:ascii="Arial" w:hAnsi="Arial" w:cs="Arial"/><w:lang w:val="es-CL" w:eastAsia="es-CL"/></w:rPr><w:t>120.0</w:t></w:r></w:p></w:tc><w:tc><w:tcPr><w:tcW w:w="525" w:type="pct"/><w:tcBorders><w:top w:val="nil"/><w:left w:val="nil"/><w:bottom w:val="single" w:sz="4" w:space="0" w:color="auto"/><w:right w:val="single" w:sz="4" w:space="0" w:color="auto"/></w:tcBorders><w:shd w:val="clear" w:color="000000" w:fill="FFFFFF"/></w:tcPr><w:p><w:pPr><w:jc w:val="center"/><w:rPr><w:rFonts w:ascii="Arial" w:hAnsi="Arial" w:cs="Arial"/><w:lang w:val="es-CL" w:eastAsia="es-CL"/></w:rPr></w:pPr></w:p></w:tc></w:tr><w:tr><w:trPr><w:trHeight w:val="330"/></w:trPr><w:tc><w:tcPr><w:tcW w:w="752" w:type="pct"/><w:gridSpan w:val="3"/><w:vMerge/><w:tcBorders><w:top w:val="single" w:sz="8" w:space="0" w:color="auto"/><w:left w:val="single" w:sz="8" w:space="0" w:color="auto"/><w:bottom w:val="nil"/><w:right w:val="single" w:sz="8" w:space="0" w:color="000000"/></w:tcBorders><w:vAlign w:val="center"/><w:hideMark/></w:tcPr><w:p><w:pPr><w:rPr><w:rFonts w:ascii="Arial" w:hAnsi="Arial" w:cs="Arial"/><w:b/><w:bCs/><w:color w:val="000000"/><w:lang w:val="es-CL" w:eastAsia="es-CL"/></w:rPr></w:pPr></w:p></w:tc><w:tc><w:tcPr><w:tcW w:w="2274" w:type="pct"/><w:tcBorders><w:top w:val="single" w:sz="4" w:space="0" w:color="auto"/><w:left w:val="single" w:sz="4" w:space="0" w:color="auto"/><w:bottom w:val="single" w:sz="4" w:space="0" w:color="auto"/><w:right w:val="nil"/></w:tcBorders><w:shd w:val="clear" w:color="000000" w:fill="FFFFFF"/><w:noWrap/><w:vAlign w:val="center"/><w:hideMark/></w:tcPr><w:p><w:pPr><w:rPr><w:rFonts w:ascii="Arial" w:hAnsi="Arial" w:cs="Arial"/><w:lang w:val="es-CL" w:eastAsia="es-CL"/></w:rPr></w:pPr><w:r><w:rPr><w:rFonts w:ascii="Arial" w:hAnsi="Arial" w:cs="Arial"/><w:lang w:val="es-CL" w:eastAsia="es-CL"/></w:rPr><w:t>CLAVOS  2,5"</w:t></w:r></w:p></w:tc><w:tc><w:tcPr><w:tcW w:w="172" w:type="pct"/><w:tcBorders><w:top w:val="nil"/><w:left w:val="nil"/><w:bottom w:val="single" w:sz="4" w:space="0" w:color="auto"/><w:right w:val="nil"/></w:tcBorders><w:shd w:val="clear" w:color="000000" w:fill="FFFFFF"/><w:noWrap/><w:vAlign w:val="center"/><w:hideMark/></w:tcPr><w:p><w:pPr><w:rPr><w:rFonts w:ascii="Arial" w:hAnsi="Arial" w:cs="Arial"/><w:lang w:val="es-CL" w:eastAsia="es-CL"/></w:rPr></w:pPr><w:r><w:rPr><w:rFonts w:ascii="Arial" w:hAnsi="Arial" w:cs="Arial"/><w:lang w:val="es-CL" w:eastAsia="es-CL"/></w:rPr><w:t> </w:t></w:r></w:p></w:tc><w:tc><w:tcPr><w:tcW w:w="171" w:type="pct"/><w:gridSpan w:val="2"/><w:tcBorders><w:top w:val="nil"/><w:left w:val="nil"/><w:bottom w:val="single" w:sz="4" w:space="0" w:color="auto"/><w:right w:val="nil"/></w:tcBorders><w:shd w:val="clear" w:color="000000" w:fill="FFFFFF"/><w:noWrap/><w:vAlign w:val="center"/><w:hideMark/></w:tcPr><w:p><w:pPr><w:rPr><w:rFonts w:ascii="Arial" w:hAnsi="Arial" w:cs="Arial"/><w:lang w:val="es-CL" w:eastAsia="es-CL"/></w:rPr></w:pPr><w:r><w:rPr><w:rFonts w:ascii="Arial" w:hAnsi="Arial" w:cs="Arial"/><w:lang w:val="es-CL" w:eastAsia="es-CL"/></w:rPr><w:t> </w:t></w:r></w:p></w:tc><w:tc><w:tcPr><w:tcW w:w="76" w:type="pct"/><w:tcBorders><w:top w:val="nil"/><w:left w:val="nil"/><w:bottom w:val="single" w:sz="4" w:space="0" w:color="auto"/><w:right w:val="nil"/></w:tcBorders><w:shd w:val="clear" w:color="000000" w:fill="FFFFFF"/><w:noWrap/><w:vAlign w:val="center"/><w:hideMark/></w:tcPr><w:p><w:pPr><w:rPr><w:rFonts w:ascii="Arial" w:hAnsi="Arial" w:cs="Arial"/><w:lang w:val="es-CL" w:eastAsia="es-CL"/></w:rPr></w:pPr><w:r><w:rPr><w:rFonts w:ascii="Arial" w:hAnsi="Arial" w:cs="Arial"/><w:lang w:val="es-CL" w:eastAsia="es-CL"/></w:rPr><w:t> </w:t></w:r></w:p></w:tc><w:tc><w:tcPr><w:tcW w:w="503" w:type="pct"/><w:tcBorders><w:top w:val="nil"/><w:left w:val="single" w:sz="4" w:space="0" w:color="auto"/><w:bottom w:val="single" w:sz="4" w:space="0" w:color="auto"/><w:right w:val="single" w:sz="4" w:space="0" w:color="auto"/></w:tcBorders><w:shd w:val="clear" w:color="000000" w:fill="FFFFFF"/><w:noWrap/><w:vAlign w:val="center"/><w:hideMark/></w:tcPr><w:p><w:pPr><w:jc w:val="center"/><w:rPr><w:rFonts w:ascii="Arial" w:hAnsi="Arial" w:cs="Arial"/><w:lang w:val="es-CL" w:eastAsia="es-CL"/></w:rPr></w:pPr><w:r><w:rPr><w:rFonts w:ascii="Arial" w:hAnsi="Arial" w:cs="Arial"/><w:lang w:val="es-CL" w:eastAsia="es-CL"/></w:rPr><w:t>KG</w:t></w:r></w:p></w:tc><w:tc><w:tcPr><w:tcW w:w="526" w:type="pct"/><w:tcBorders><w:top w:val="nil"/><w:left w:val="nil"/><w:bottom w:val="single" w:sz="4" w:space="0" w:color="auto"/><w:right w:val="single" w:sz="4" w:space="0" w:color="auto"/></w:tcBorders><w:shd w:val="clear" w:color="000000" w:fill="FFFFFF"/><w:noWrap/><w:vAlign w:val="center"/><w:hideMark/></w:tcPr><w:p><w:pPr><w:jc w:val="center"/><w:rPr><w:rFonts w:ascii="Arial" w:hAnsi="Arial" w:cs="Arial"/><w:lang w:val="es-CL" w:eastAsia="es-CL"/></w:rPr></w:pPr><w:r><w:rPr><w:rFonts w:ascii="Arial" w:hAnsi="Arial" w:cs="Arial"/><w:lang w:val="es-CL" w:eastAsia="es-CL"/></w:rPr><w:t>25.0</w:t></w:r></w:p></w:tc><w:tc><w:tcPr><w:tcW w:w="525" w:type="pct"/><w:tcBorders><w:top w:val="nil"/><w:left w:val="nil"/><w:bottom w:val="single" w:sz="4" w:space="0" w:color="auto"/><w:right w:val="single" w:sz="4" w:space="0" w:color="auto"/></w:tcBorders><w:shd w:val="clear" w:color="000000" w:fill="FFFFFF"/></w:tcPr><w:p><w:pPr><w:jc w:val="center"/><w:rPr><w:rFonts w:ascii="Arial" w:hAnsi="Arial" w:cs="Arial"/><w:lang w:val="es-CL" w:eastAsia="es-CL"/></w:rPr></w:pPr></w:p></w:tc></w:tr><w:tr><w:trPr><w:trHeight w:val="330"/></w:trPr><w:tc><w:tcPr><w:tcW w:w="752" w:type="pct"/><w:gridSpan w:val="3"/><w:vMerge/><w:tcBorders><w:top w:val="single" w:sz="8" w:space="0" w:color="auto"/><w:left w:val="single" w:sz="8" w:space="0" w:color="auto"/><w:bottom w:val="nil"/><w:right w:val="single" w:sz="8" w:space="0" w:color="000000"/></w:tcBorders><w:vAlign w:val="center"/><w:hideMark/></w:tcPr><w:p><w:pPr><w:rPr><w:rFonts w:ascii="Arial" w:hAnsi="Arial" w:cs="Arial"/><w:b/><w:bCs/><w:color w:val="000000"/><w:lang w:val="es-CL" w:eastAsia="es-CL"/></w:rPr></w:pPr></w:p></w:tc><w:tc><w:tcPr><w:tcW w:w="2586" w:type="pct"/><w:gridSpan w:val="3"/><w:tcBorders><w:top w:val="single" w:sz="4" w:space="0" w:color="auto"/><w:left w:val="nil"/><w:bottom w:val="single" w:sz="4" w:space="0" w:color="auto"/><w:right w:val="nil"/></w:tcBorders><w:shd w:val="clear" w:color="000000" w:fill="FFFFFF"/><w:noWrap/><w:vAlign w:val="center"/><w:hideMark/></w:tcPr><w:p><w:pPr><w:rPr><w:rFonts w:ascii="Arial" w:hAnsi="Arial" w:cs="Arial"/><w:b/><w:bCs/><w:lang w:val="es-CL" w:eastAsia="es-CL"/></w:rPr></w:pPr><w:r><w:rPr><w:rFonts w:ascii="Arial" w:hAnsi="Arial" w:cs="Arial"/><w:b/><w:bCs/><w:lang w:val="es-CL" w:eastAsia="es-CL"/></w:rPr><w:t>OBRA GRUESA</w:t></w:r></w:p></w:tc><w:tc><w:tcPr><w:tcW w:w="610" w:type="pct"/><w:gridSpan w:val="3"/><w:tcBorders><w:top w:val="nil"/><w:left w:val="nil"/><w:bottom w:val="single" w:sz="4" w:space="0" w:color="auto"/><w:right w:val="nil"/></w:tcBorders><w:shd w:val="clear" w:color="000000" w:fill="FFFFFF"/><w:noWrap/><w:vAlign w:val="center"/><w:hideMark/></w:tcPr><w:p><w:pPr><w:jc w:val="center"/><w:rPr><w:rFonts w:ascii="Arial" w:hAnsi="Arial" w:cs="Arial"/><w:lang w:val="es-CL" w:eastAsia="es-CL"/></w:rPr></w:pPr><w:r><w:rPr><w:rFonts w:ascii="Arial" w:hAnsi="Arial" w:cs="Arial"/><w:lang w:val="es-CL" w:eastAsia="es-CL"/></w:rPr><w:t> </w:t></w:r></w:p></w:tc><w:tc><w:tcPr><w:tcW w:w="526" w:type="pct"/><w:tcBorders><w:top w:val="nil"/><w:left w:val="nil"/><w:bottom w:val="single" w:sz="4" w:space="0" w:color="auto"/><w:right w:val="single" w:sz="4" w:space="0" w:color="auto"/></w:tcBorders><w:shd w:val="clear" w:color="000000" w:fill="FFFFFF"/><w:noWrap/><w:vAlign w:val="center"/><w:hideMark/></w:tcPr><w:p><w:pPr><w:jc w:val="center"/><w:rPr><w:rFonts w:ascii="Arial" w:hAnsi="Arial" w:cs="Arial"/><w:lang w:val="es-CL" w:eastAsia="es-CL"/></w:rPr></w:pPr><w:r><w:rPr><w:rFonts w:ascii="Arial" w:hAnsi="Arial" w:cs="Arial"/><w:lang w:val="es-CL" w:eastAsia="es-CL"/></w:rPr><w:t> </w:t></w:r></w:p></w:tc><w:tc><w:tcPr><w:tcW w:w="525" w:type="pct"/><w:tcBorders><w:top w:val="nil"/><w:left w:val="nil"/><w:bottom w:val="single" w:sz="4" w:space="0" w:color="auto"/><w:right w:val="single" w:sz="4" w:space="0" w:color="auto"/></w:tcBorders><w:shd w:val="clear" w:color="000000" w:fill="FFFFFF"/></w:tcPr><w:p><w:pPr><w:jc w:val="center"/><w:rPr><w:rFonts w:ascii="Arial" w:hAnsi="Arial" w:cs="Arial"/><w:lang w:val="es-CL" w:eastAsia="es-CL"/></w:rPr></w:pPr><w:r><w:rPr><w:rFonts w:ascii="Arial" w:hAnsi="Arial" w:cs="Arial"/><w:lang w:val="es-CL" w:eastAsia="es-CL"/></w:rPr><w:t>-</w:t></w:r></w:p></w:tc></w:tr><w:tr><w:trPr><w:trHeight w:val="330"/></w:trPr><w:tc><w:tcPr><w:tcW w:w="752" w:type="pct"/><w:gridSpan w:val="3"/><w:vMerge/><w:tcBorders><w:top w:val="single" w:sz="8" w:space="0" w:color="auto"/><w:left w:val="single" w:sz="8" w:space="0" w:color="auto"/><w:bottom w:val="nil"/><w:right w:val="single" w:sz="8" w:space="0" w:color="000000"/></w:tcBorders><w:vAlign w:val="center"/><w:hideMark/></w:tcPr><w:p><w:pPr><w:rPr><w:rFonts w:ascii="Arial" w:hAnsi="Arial" w:cs="Arial"/><w:b/><w:bCs/><w:color w:val="000000"/><w:lang w:val="es-CL" w:eastAsia="es-CL"/></w:rPr></w:pPr></w:p></w:tc><w:tc><w:tcPr><w:tcW w:w="2586" w:type="pct"/><w:gridSpan w:val="3"/><w:tcBorders><w:top w:val="single" w:sz="4" w:space="0" w:color="auto"/><w:left w:val="nil"/><w:bottom w:val="single" w:sz="4" w:space="0" w:color="auto"/><w:right w:val="nil"/></w:tcBorders><w:shd w:val="clear" w:color="000000" w:fill="FFFFFF"/><w:noWrap/><w:vAlign w:val="center"/><w:hideMark/></w:tcPr><w:p><w:pPr><w:rPr><w:rFonts w:ascii="Arial" w:hAnsi="Arial" w:cs="Arial"/><w:b/><w:bCs/><w:lang w:val="es-CL" w:eastAsia="es-CL"/></w:rPr></w:pPr><w:r><w:rPr><w:rFonts w:ascii="Arial" w:hAnsi="Arial" w:cs="Arial"/><w:b/><w:bCs/><w:lang w:val="es-CL" w:eastAsia="es-CL"/></w:rPr><w:t>VEREDAS PEATONALES e:0,07 METROS</w:t></w:r></w:p></w:tc><w:tc><w:tcPr><w:tcW w:w="610" w:type="pct"/><w:gridSpan w:val="3"/><w:tcBorders><w:top w:val="nil"/><w:left w:val="nil"/><w:bottom w:val="single" w:sz="4" w:space="0" w:color="auto"/><w:right w:val="nil"/></w:tcBorders><w:shd w:val="clear" w:color="000000" w:fill="FFFFFF"/><w:noWrap/><w:vAlign w:val="center"/><w:hideMark/></w:tcPr><w:p><w:pPr><w:jc w:val="center"/><w:rPr><w:rFonts w:ascii="Arial" w:hAnsi="Arial" w:cs="Arial"/><w:lang w:val="es-CL" w:eastAsia="es-CL"/></w:rPr></w:pPr><w:r><w:rPr><w:rFonts w:ascii="Arial" w:hAnsi="Arial" w:cs="Arial"/><w:lang w:val="es-CL" w:eastAsia="es-CL"/></w:rPr><w:t> </w:t></w:r></w:p></w:tc><w:tc><w:tcPr><w:tcW w:w="526" w:type="pct"/><w:tcBorders><w:top w:val="nil"/><w:left w:val="nil"/><w:bottom w:val="single" w:sz="4" w:space="0" w:color="auto"/><w:right w:val="single" w:sz="4" w:space="0" w:color="auto"/></w:tcBorders><w:shd w:val="clear" w:color="000000" w:fill="FFFFFF"/><w:noWrap/><w:vAlign w:val="center"/><w:hideMark/></w:tcPr><w:p><w:pPr><w:jc w:val="center"/><w:rPr><w:rFonts w:ascii="Arial" w:hAnsi="Arial" w:cs="Arial"/><w:lang w:val="es-CL" w:eastAsia="es-CL"/></w:rPr></w:pPr><w:r><w:rPr><w:rFonts w:ascii="Arial" w:hAnsi="Arial" w:cs="Arial"/><w:lang w:val="es-CL" w:eastAsia="es-CL"/></w:rPr><w:t> </w:t></w:r></w:p></w:tc><w:tc><w:tcPr><w:tcW w:w="525" w:type="pct"/><w:tcBorders><w:top w:val="nil"/><w:left w:val="nil"/><w:bottom w:val="single" w:sz="4" w:space="0" w:color="auto"/><w:right w:val="single" w:sz="4" w:space="0" w:color="auto"/></w:tcBorders><w:shd w:val="clear" w:color="000000" w:fill="FFFFFF"/></w:tcPr><w:p><w:pPr><w:jc w:val="center"/><w:rPr><w:rFonts w:ascii="Arial" w:hAnsi="Arial" w:cs="Arial"/><w:lang w:val="es-CL" w:eastAsia="es-CL"/></w:rPr></w:pPr><w:r><w:rPr><w:rFonts w:ascii="Arial" w:hAnsi="Arial" w:cs="Arial"/><w:lang w:val="es-CL" w:eastAsia="es-CL"/></w:rPr><w:t>-</w:t></w:r></w:p></w:tc></w:tr><w:tr><w:trPr><w:trHeight w:val="330"/></w:trPr><w:tc><w:tcPr><w:tcW w:w="752" w:type="pct"/><w:gridSpan w:val="3"/><w:vMerge/><w:tcBorders><w:top w:val="single" w:sz="8" w:space="0" w:color="auto"/><w:left w:val="single" w:sz="8" w:space="0" w:color="auto"/><w:bottom w:val="nil"/><w:right w:val="single" w:sz="8" w:space="0" w:color="000000"/></w:tcBorders><w:vAlign w:val="center"/><w:hideMark/></w:tcPr><w:p><w:pPr><w:rPr><w:rFonts w:ascii="Arial" w:hAnsi="Arial" w:cs="Arial"/><w:b/><w:bCs/><w:color w:val="000000"/><w:lang w:val="es-CL" w:eastAsia="es-CL"/></w:rPr></w:pPr></w:p></w:tc><w:tc><w:tcPr><w:tcW w:w="2586" w:type="pct"/><w:gridSpan w:val="3"/><w:tcBorders><w:top w:val="single" w:sz="4" w:space="0" w:color="auto"/><w:left w:val="nil"/><w:bottom w:val="single" w:sz="4" w:space="0" w:color="auto"/><w:right w:val="single" w:sz="4" w:space="0" w:color="auto"/></w:tcBorders><w:noWrap/><w:vAlign w:val="center"/><w:hideMark/></w:tcPr><w:p><w:pPr><w:rPr><w:rFonts w:ascii="Arial" w:hAnsi="Arial" w:cs="Arial"/><w:lang w:val="es-CL" w:eastAsia="es-CL"/></w:rPr></w:pPr><w:r><w:rPr><w:rFonts w:ascii="Arial" w:hAnsi="Arial" w:cs="Arial"/><w:lang w:val="es-CL" w:eastAsia="es-CL"/></w:rPr><w:t>BASE ESTABILIZADA e:0,10 METROS</w:t></w:r></w:p></w:tc><w:tc><w:tcPr><w:tcW w:w="610" w:type="pct"/><w:gridSpan w:val="3"/><w:tcBorders><w:top w:val="nil"/><w:left w:val="nil"/><w:bottom w:val="single" w:sz="4" w:space="0" w:color="auto"/><w:right w:val="single" w:sz="4" w:space="0" w:color="auto"/></w:tcBorders><w:noWrap/><w:vAlign w:val="center"/><w:hideMark/></w:tcPr><w:p><w:pPr><w:jc w:val="center"/><w:rPr><w:rFonts w:ascii="Arial" w:hAnsi="Arial" w:cs="Arial"/><w:lang w:val="es-CL" w:eastAsia="es-CL"/></w:rPr></w:pPr><w:r><w:rPr><w:rFonts w:ascii="Arial" w:hAnsi="Arial" w:cs="Arial"/><w:lang w:val="es-CL" w:eastAsia="es-CL"/></w:rPr><w:t>M3</w:t></w:r></w:p></w:tc><w:tc><w:tcPr><w:tcW w:w="526" w:type="pct"/><w:tcBorders><w:top w:val="nil"/><w:left w:val="nil"/><w:bottom w:val="single" w:sz="4" w:space="0" w:color="auto"/><w:right w:val="single" w:sz="4" w:space="0" w:color="auto"/></w:tcBorders><w:noWrap/><w:vAlign w:val="center"/><w:hideMark/></w:tcPr><w:p><w:pPr><w:jc w:val="center"/><w:rPr><w:rFonts w:ascii="Arial" w:hAnsi="Arial" w:cs="Arial"/><w:lang w:val="es-CL" w:eastAsia="es-CL"/></w:rPr></w:pPr><w:r><w:rPr><w:rFonts w:ascii="Arial" w:hAnsi="Arial" w:cs="Arial"/><w:lang w:val="es-CL" w:eastAsia="es-CL"/></w:rPr><w:t>115.6</w:t></w:r></w:p></w:tc><w:tc><w:tcPr><w:tcW w:w="525" w:type="pct"/><w:tcBorders><w:top w:val="nil"/><w:left w:val="nil"/><w:bottom w:val="single" w:sz="4" w:space="0" w:color="auto"/><w:right w:val="single" w:sz="4" w:space="0" w:color="auto"/></w:tcBorders></w:tcPr><w:p><w:pPr><w:jc w:val="center"/><w:rPr><w:rFonts w:ascii="Arial" w:hAnsi="Arial" w:cs="Arial"/><w:lang w:val="es-CL" w:eastAsia="es-CL"/></w:rPr></w:pPr></w:p></w:tc></w:tr><w:tr><w:trPr><w:trHeight w:val="330"/></w:trPr><w:tc><w:tcPr><w:tcW w:w="752" w:type="pct"/><w:gridSpan w:val="3"/><w:vMerge/><w:tcBorders><w:top w:val="single" w:sz="8" w:space="0" w:color="auto"/><w:left w:val="single" w:sz="8" w:space="0" w:color="auto"/><w:bottom w:val="nil"/><w:right w:val="single" w:sz="8" w:space="0" w:color="000000"/></w:tcBorders><w:vAlign w:val="center"/><w:hideMark/></w:tcPr><w:p><w:pPr><w:rPr><w:rFonts w:ascii="Arial" w:hAnsi="Arial" w:cs="Arial"/><w:b/><w:bCs/><w:color w:val="000000"/><w:lang w:val="es-CL" w:eastAsia="es-CL"/></w:rPr></w:pPr></w:p></w:tc><w:tc><w:tcPr><w:tcW w:w="2586" w:type="pct"/><w:gridSpan w:val="3"/><w:tcBorders><w:top w:val="single" w:sz="4" w:space="0" w:color="auto"/><w:left w:val="nil"/><w:bottom w:val="single" w:sz="4" w:space="0" w:color="auto"/><w:right w:val="single" w:sz="4" w:space="0" w:color="000000"/></w:tcBorders><w:noWrap/><w:vAlign w:val="center"/><w:hideMark/></w:tcPr><w:p><w:pPr><w:rPr><w:rFonts w:ascii="Arial" w:hAnsi="Arial" w:cs="Arial"/><w:lang w:val="es-CL" w:eastAsia="es-CL"/></w:rPr></w:pPr><w:r><w:rPr><w:rFonts w:ascii="Arial" w:hAnsi="Arial" w:cs="Arial"/><w:lang w:val="es-CL" w:eastAsia="es-CL"/></w:rPr><w:t>HORMIGÓN G-25 e:0,07 METROS</w:t></w:r></w:p></w:tc><w:tc><w:tcPr><w:tcW w:w="610" w:type="pct"/><w:gridSpan w:val="3"/><w:tcBorders><w:top w:val="nil"/><w:left w:val="nil"/><w:bottom w:val="single" w:sz="4" w:space="0" w:color="auto"/><w:right w:val="single" w:sz="4" w:space="0" w:color="auto"/></w:tcBorders><w:noWrap/><w:vAlign w:val="center"/><w:hideMark/></w:tcPr><w:p><w:pPr><w:jc w:val="center"/><w:rPr><w:rFonts w:ascii="Arial" w:hAnsi="Arial" w:cs="Arial"/><w:lang w:val="es-CL" w:eastAsia="es-CL"/></w:rPr></w:pPr><w:r><w:rPr><w:rFonts w:ascii="Arial" w:hAnsi="Arial" w:cs="Arial"/><w:lang w:val="es-CL" w:eastAsia="es-CL"/></w:rPr><w:t>M3</w:t></w:r></w:p></w:tc><w:tc><w:tcPr><w:tcW w:w="526" w:type="pct"/><w:tcBorders><w:top w:val="nil"/><w:left w:val="nil"/><w:bottom w:val="single" w:sz="4" w:space="0" w:color="auto"/><w:right w:val="single" w:sz="4" w:space="0" w:color="auto"/></w:tcBorders><w:noWrap/><w:vAlign w:val="center"/><w:hideMark/></w:tcPr><w:p><w:pPr><w:jc w:val="center"/><w:rPr><w:rFonts w:ascii="Arial" w:hAnsi="Arial" w:cs="Arial"/><w:lang w:val="es-CL" w:eastAsia="es-CL"/></w:rPr></w:pPr><w:r><w:rPr><w:rFonts w:ascii="Arial" w:hAnsi="Arial" w:cs="Arial"/><w:lang w:val="es-CL" w:eastAsia="es-CL"/></w:rPr><w:t>82.0</w:t></w:r></w:p></w:tc><w:tc><w:tcPr><w:tcW w:w="525" w:type="pct"/><w:tcBorders><w:top w:val="nil"/><w:left w:val="nil"/><w:bottom w:val="single" w:sz="4" w:space="0" w:color="auto"/><w:right w:val="single" w:sz="4" w:space="0" w:color="auto"/></w:tcBorders></w:tcPr><w:p><w:pPr><w:jc w:val="center"/><w:rPr><w:rFonts w:ascii="Arial" w:hAnsi="Arial" w:cs="Arial"/><w:lang w:val="es-CL" w:eastAsia="es-CL"/></w:rPr></w:pPr></w:p></w:tc></w:tr><w:tr><w:trPr><w:trHeight w:val="330"/></w:trPr><w:tc><w:tcPr><w:tcW w:w="752" w:type="pct"/><w:gridSpan w:val="3"/><w:vMerge/><w:tcBorders><w:top w:val="single" w:sz="8" w:space="0" w:color="auto"/><w:left w:val="single" w:sz="8" w:space="0" w:color="auto"/><w:bottom w:val="nil"/><w:right w:val="single" w:sz="8" w:space="0" w:color="000000"/></w:tcBorders><w:vAlign w:val="center"/><w:hideMark/></w:tcPr><w:p><w:pPr><w:rPr><w:rFonts w:ascii="Arial" w:hAnsi="Arial" w:cs="Arial"/><w:b/><w:bCs/><w:color w:val="000000"/><w:lang w:val="es-CL" w:eastAsia="es-CL"/></w:rPr></w:pPr></w:p></w:tc><w:tc><w:tcPr><w:tcW w:w="2586" w:type="pct"/><w:gridSpan w:val="3"/><w:tcBorders><w:top w:val="single" w:sz="4" w:space="0" w:color="auto"/><w:left w:val="nil"/><w:bottom w:val="single" w:sz="4" w:space="0" w:color="auto"/><w:right w:val="nil"/></w:tcBorders><w:noWrap/><w:vAlign w:val="center"/><w:hideMark/></w:tcPr><w:p><w:pPr><w:rPr><w:rFonts w:ascii="Arial" w:hAnsi="Arial" w:cs="Arial"/><w:b/><w:bCs/><w:lang w:val="es-CL" w:eastAsia="es-CL"/></w:rPr></w:pPr><w:r><w:rPr><w:rFonts w:ascii="Arial" w:hAnsi="Arial" w:cs="Arial"/><w:b/><w:bCs/><w:lang w:val="es-CL" w:eastAsia="es-CL"/></w:rPr><w:t>VEREDAS REFORZADAS (ACCESOS VEHICULARES) e: 0,10 METROS</w:t></w:r></w:p></w:tc><w:tc><w:tcPr><w:tcW w:w="610" w:type="pct"/><w:gridSpan w:val="3"/><w:tcBorders><w:top w:val="nil"/><w:left w:val="nil"/><w:bottom w:val="single" w:sz="4" w:space="0" w:color="auto"/><w:right w:val="nil"/></w:tcBorders><w:noWrap/><w:vAlign w:val="center"/><w:hideMark/></w:tcPr><w:p><w:pPr><w:jc w:val="center"/><w:rPr><w:rFonts w:ascii="Arial" w:hAnsi="Arial" w:cs="Arial"/><w:lang w:val="es-CL" w:eastAsia="es-CL"/></w:rPr></w:pPr><w:r><w:rPr><w:rFonts w:ascii="Arial" w:hAnsi="Arial" w:cs="Arial"/><w:lang w:val="es-CL" w:eastAsia="es-CL"/></w:rPr><w:t> </w:t></w:r></w:p></w:tc><w:tc><w:tcPr><w:tcW w:w="526" w:type="pct"/><w:tcBorders><w:top w:val="nil"/><w:left w:val="nil"/><w:bottom w:val="single" w:sz="4" w:space="0" w:color="auto"/><w:right w:val="single" w:sz="4" w:space="0" w:color="auto"/></w:tcBorders><w:noWrap/><w:vAlign w:val="center"/><w:hideMark/></w:tcPr><w:p><w:pPr><w:jc w:val="center"/><w:rPr><w:rFonts w:ascii="Arial" w:hAnsi="Arial" w:cs="Arial"/><w:lang w:val="es-CL" w:eastAsia="es-CL"/></w:rPr></w:pPr><w:r><w:rPr><w:rFonts w:ascii="Arial" w:hAnsi="Arial" w:cs="Arial"/><w:lang w:val="es-CL" w:eastAsia="es-CL"/></w:rPr><w:t> </w:t></w:r></w:p></w:tc><w:tc><w:tcPr><w:tcW w:w="525" w:type="pct"/><w:tcBorders><w:top w:val="nil"/><w:left w:val="nil"/><w:bottom w:val="single" w:sz="4" w:space="0" w:color="auto"/><w:right w:val="single" w:sz="4" w:space="0" w:color="auto"/></w:tcBorders></w:tcPr><w:p><w:pPr><w:jc w:val="center"/><w:rPr><w:rFonts w:ascii="Arial" w:hAnsi="Arial" w:cs="Arial"/><w:lang w:val="es-CL" w:eastAsia="es-CL"/></w:rPr></w:pPr><w:r><w:rPr><w:rFonts w:ascii="Arial" w:hAnsi="Arial" w:cs="Arial"/><w:lang w:val="es-CL" w:eastAsia="es-CL"/></w:rPr><w:t>-</w:t></w:r></w:p></w:tc></w:tr><w:tr><w:trPr><w:trHeight w:val="330"/></w:trPr><w:tc><w:tcPr><w:tcW w:w="752" w:type="pct"/><w:gridSpan w:val="3"/><w:vMerge/><w:tcBorders><w:top w:val="single" w:sz="8" w:space="0" w:color="auto"/><w:left w:val="single" w:sz="8" w:space="0" w:color="auto"/><w:bottom w:val="nil"/><w:right w:val="single" w:sz="8" w:space="0" w:color="000000"/></w:tcBorders><w:vAlign w:val="center"/><w:hideMark/></w:tcPr><w:p><w:pPr><w:rPr><w:rFonts w:ascii="Arial" w:hAnsi="Arial" w:cs="Arial"/><w:b/><w:bCs/><w:color w:val="000000"/><w:lang w:val="es-CL" w:eastAsia="es-CL"/></w:rPr></w:pPr></w:p></w:tc><w:tc><w:tcPr><w:tcW w:w="2586" w:type="pct"/><w:gridSpan w:val="3"/><w:tcBorders><w:top w:val="single" w:sz="4" w:space="0" w:color="auto"/><w:left w:val="nil"/><w:bottom w:val="single" w:sz="4" w:space="0" w:color="auto"/><w:right w:val="single" w:sz="4" w:space="0" w:color="auto"/></w:tcBorders><w:noWrap/><w:vAlign w:val="center"/><w:hideMark/></w:tcPr><w:p><w:pPr><w:rPr><w:rFonts w:ascii="Arial" w:hAnsi="Arial" w:cs="Arial"/><w:lang w:val="es-CL" w:eastAsia="es-CL"/></w:rPr></w:pPr><w:r><w:rPr><w:rFonts w:ascii="Arial" w:hAnsi="Arial" w:cs="Arial"/><w:lang w:val="es-CL" w:eastAsia="es-CL"/></w:rPr><w:t>BASE ESTABILIZADA e:0,10 METROS</w:t></w:r></w:p></w:tc><w:tc><w:tcPr><w:tcW w:w="610" w:type="pct"/><w:gridSpan w:val="3"/><w:tcBorders><w:top w:val="nil"/><w:left w:val="nil"/><w:bottom w:val="single" w:sz="4" w:space="0" w:color="auto"/><w:right w:val="single" w:sz="4" w:space="0" w:color="auto"/></w:tcBorders><w:noWrap/><w:vAlign w:val="center"/><w:hideMark/></w:tcPr><w:p><w:pPr><w:jc w:val="center"/><w:rPr><w:rFonts w:ascii="Arial" w:hAnsi="Arial" w:cs="Arial"/><w:lang w:val="es-CL" w:eastAsia="es-CL"/></w:rPr></w:pPr><w:r><w:rPr><w:rFonts w:ascii="Arial" w:hAnsi="Arial" w:cs="Arial"/><w:lang w:val="es-CL" w:eastAsia="es-CL"/></w:rPr><w:t>M3</w:t></w:r></w:p></w:tc><w:tc><w:tcPr><w:tcW w:w="526" w:type="pct"/><w:tcBorders><w:top w:val="nil"/><w:left w:val="nil"/><w:bottom w:val="single" w:sz="4" w:space="0" w:color="auto"/><w:right w:val="single" w:sz="4" w:space="0" w:color="auto"/></w:tcBorders><w:noWrap/><w:vAlign w:val="center"/><w:hideMark/></w:tcPr><w:p><w:pPr><w:jc w:val="center"/><w:rPr><w:rFonts w:ascii="Arial" w:hAnsi="Arial" w:cs="Arial"/><w:lang w:val="es-CL" w:eastAsia="es-CL"/></w:rPr></w:pPr><w:r><w:rPr><w:rFonts w:ascii="Arial" w:hAnsi="Arial" w:cs="Arial"/><w:lang w:val="es-CL" w:eastAsia="es-CL"/></w:rPr><w:t>21.0</w:t></w:r></w:p></w:tc><w:tc><w:tcPr><w:tcW w:w="525" w:type="pct"/><w:tcBorders><w:top w:val="nil"/><w:left w:val="nil"/><w:bottom w:val="single" w:sz="4" w:space="0" w:color="auto"/><w:right w:val="single" w:sz="4" w:space="0" w:color="auto"/></w:tcBorders></w:tcPr><w:p><w:pPr><w:jc w:val="center"/><w:rPr><w:rFonts w:ascii="Arial" w:hAnsi="Arial" w:cs="Arial"/><w:lang w:val="es-CL" w:eastAsia="es-CL"/></w:rPr></w:pPr></w:p></w:tc></w:tr><w:tr><w:trPr><w:trHeight w:val="330"/></w:trPr><w:tc><w:tcPr><w:tcW w:w="752" w:type="pct"/><w:gridSpan w:val="3"/><w:vMerge/><w:tcBorders><w:top w:val="single" w:sz="8" w:space="0" w:color="auto"/><w:left w:val="single" w:sz="8" w:space="0" w:color="auto"/><w:bottom w:val="nil"/><w:right w:val="single" w:sz="8" w:space="0" w:color="000000"/></w:tcBorders><w:vAlign w:val="center"/><w:hideMark/></w:tcPr><w:p><w:pPr><w:rPr><w:rFonts w:ascii="Arial" w:hAnsi="Arial" w:cs="Arial"/><w:b/><w:bCs/><w:color w:val="000000"/><w:lang w:val="es-CL" w:eastAsia="es-CL"/></w:rPr></w:pPr></w:p></w:tc><w:tc><w:tcPr><w:tcW w:w="2586" w:type="pct"/><w:gridSpan w:val="3"/><w:tcBorders><w:top w:val="single" w:sz="4" w:space="0" w:color="auto"/><w:left w:val="nil"/><w:bottom w:val="single" w:sz="4" w:space="0" w:color="auto"/><w:right w:val="single" w:sz="4" w:space="0" w:color="000000"/></w:tcBorders><w:noWrap/><w:vAlign w:val="center"/><w:hideMark/></w:tcPr><w:p><w:pPr><w:rPr><w:rFonts w:ascii="Arial" w:hAnsi="Arial" w:cs="Arial"/><w:lang w:val="es-CL" w:eastAsia="es-CL"/></w:rPr></w:pPr><w:r><w:rPr><w:rFonts w:ascii="Arial" w:hAnsi="Arial" w:cs="Arial"/><w:lang w:val="es-CL" w:eastAsia="es-CL"/></w:rPr><w:t>HORMIGÓN G-25 e:0,1 METROS</w:t></w:r></w:p></w:tc><w:tc><w:tcPr><w:tcW w:w="610" w:type="pct"/><w:gridSpan w:val="3"/><w:tcBorders><w:top w:val="nil"/><w:left w:val="nil"/><w:bottom w:val="single" w:sz="4" w:space="0" w:color="auto"/><w:right w:val="single" w:sz="4" w:space="0" w:color="auto"/></w:tcBorders><w:noWrap/><w:vAlign w:val="center"/><w:hideMark/></w:tcPr><w:p><w:pPr><w:jc w:val="center"/><w:rPr><w:rFonts w:ascii="Arial" w:hAnsi="Arial" w:cs="Arial"/><w:lang w:val="es-CL" w:eastAsia="es-CL"/></w:rPr></w:pPr><w:r><w:rPr><w:rFonts w:ascii="Arial" w:hAnsi="Arial" w:cs="Arial"/><w:lang w:val="es-CL" w:eastAsia="es-CL"/></w:rPr><w:t>M3</w:t></w:r></w:p></w:tc><w:tc><w:tcPr><w:tcW w:w="526" w:type="pct"/><w:tcBorders><w:top w:val="nil"/><w:left w:val="nil"/><w:bottom w:val="single" w:sz="4" w:space="0" w:color="auto"/><w:right w:val="single" w:sz="4" w:space="0" w:color="auto"/></w:tcBorders><w:noWrap/><w:vAlign w:val="center"/><w:hideMark/></w:tcPr><w:p><w:pPr><w:jc w:val="center"/><w:rPr><w:rFonts w:ascii="Arial" w:hAnsi="Arial" w:cs="Arial"/><w:lang w:val="es-CL" w:eastAsia="es-CL"/></w:rPr></w:pPr><w:r><w:rPr><w:rFonts w:ascii="Arial" w:hAnsi="Arial" w:cs="Arial"/><w:lang w:val="es-CL" w:eastAsia="es-CL"/></w:rPr><w:t>22.0</w:t></w:r></w:p></w:tc><w:tc><w:tcPr><w:tcW w:w="525" w:type="pct"/><w:tcBorders><w:top w:val="nil"/><w:left w:val="nil"/><w:bottom w:val="single" w:sz="4" w:space="0" w:color="auto"/><w:right w:val="single" w:sz="4" w:space="0" w:color="auto"/></w:tcBorders></w:tcPr><w:p><w:pPr><w:jc w:val="center"/><w:rPr><w:rFonts w:ascii="Arial" w:hAnsi="Arial" w:cs="Arial"/><w:lang w:val="es-CL" w:eastAsia="es-CL"/></w:rPr></w:pPr></w:p></w:tc></w:tr><w:tr><w:trPr><w:trHeight w:val="330"/></w:trPr><w:tc><w:tcPr><w:tcW w:w="752" w:type="pct"/><w:gridSpan w:val="3"/><w:vMerge/><w:tcBorders><w:top w:val="single" w:sz="8" w:space="0" w:color="auto"/><w:left w:val="single" w:sz="8" w:space="0" w:color="auto"/><w:bottom w:val="nil"/><w:right w:val="single" w:sz="8" w:space="0" w:color="000000"/></w:tcBorders><w:vAlign w:val="center"/><w:hideMark/></w:tcPr><w:p><w:pPr><w:rPr><w:rFonts w:ascii="Arial" w:hAnsi="Arial" w:cs="Arial"/><w:b/><w:bCs/><w:color w:val="000000"/><w:lang w:val="es-CL" w:eastAsia="es-CL"/></w:rPr></w:pPr></w:p></w:tc><w:tc><w:tcPr><w:tcW w:w="2586" w:type="pct"/><w:gridSpan w:val="3"/><w:tcBorders><w:top w:val="single" w:sz="4" w:space="0" w:color="auto"/><w:left w:val="nil"/><w:bottom w:val="single" w:sz="4" w:space="0" w:color="auto"/><w:right w:val="single" w:sz="4" w:space="0" w:color="000000"/></w:tcBorders><w:noWrap/><w:vAlign w:val="center"/><w:hideMark/></w:tcPr><w:p><w:pPr><w:rPr><w:rFonts w:ascii="Arial" w:hAnsi="Arial" w:cs="Arial"/><w:lang w:val="es-CL" w:eastAsia="es-CL"/></w:rPr></w:pPr><w:r><w:rPr><w:rFonts w:ascii="Arial" w:hAnsi="Arial" w:cs="Arial"/><w:lang w:val="es-CL" w:eastAsia="es-CL"/></w:rPr><w:t>MALLA ACMA C-139</w:t></w:r></w:p></w:tc><w:tc><w:tcPr><w:tcW w:w="610" w:type="pct"/><w:gridSpan w:val="3"/><w:tcBorders><w:top w:val="nil"/><w:left w:val="nil"/><w:bottom w:val="single" w:sz="4" w:space="0" w:color="auto"/><w:right w:val="single" w:sz="4" w:space="0" w:color="auto"/></w:tcBorders><w:noWrap/><w:vAlign w:val="center"/><w:hideMark/></w:tcPr><w:p><w:pPr><w:jc w:val="center"/><w:rPr><w:rFonts w:ascii="Arial" w:hAnsi="Arial" w:cs="Arial"/><w:lang w:val="es-CL" w:eastAsia="es-CL"/></w:rPr></w:pPr><w:r><w:rPr><w:rFonts w:ascii="Arial" w:hAnsi="Arial" w:cs="Arial"/><w:lang w:val="es-CL" w:eastAsia="es-CL"/></w:rPr><w:t>UN</w:t></w:r></w:p></w:tc><w:tc><w:tcPr><w:tcW w:w="526" w:type="pct"/><w:tcBorders><w:top w:val="nil"/><w:left w:val="nil"/><w:bottom w:val="single" w:sz="4" w:space="0" w:color="auto"/><w:right w:val="single" w:sz="4" w:space="0" w:color="auto"/></w:tcBorders><w:noWrap/><w:vAlign w:val="center"/><w:hideMark/></w:tcPr><w:p><w:pPr><w:jc w:val="center"/><w:rPr><w:rFonts w:ascii="Arial" w:hAnsi="Arial" w:cs="Arial"/><w:lang w:val="es-CL" w:eastAsia="es-CL"/></w:rPr></w:pPr><w:r><w:rPr><w:rFonts w:ascii="Arial" w:hAnsi="Arial" w:cs="Arial"/><w:lang w:val="es-CL" w:eastAsia="es-CL"/></w:rPr><w:t>10.0</w:t></w:r></w:p></w:tc><w:tc><w:tcPr><w:tcW w:w="525" w:type="pct"/><w:tcBorders><w:top w:val="nil"/><w:left w:val="nil"/><w:bottom w:val="single" w:sz="4" w:space="0" w:color="auto"/><w:right w:val="single" w:sz="4" w:space="0" w:color="auto"/></w:tcBorders></w:tcPr><w:p><w:pPr><w:jc w:val="center"/><w:rPr><w:rFonts w:ascii="Arial" w:hAnsi="Arial" w:cs="Arial"/><w:lang w:val="es-CL" w:eastAsia="es-CL"/></w:rPr></w:pPr></w:p></w:tc></w:tr><w:tr><w:trPr><w:trHeight w:val="330"/></w:trPr><w:tc><w:tcPr><w:tcW w:w="752" w:type="pct"/><w:gridSpan w:val="3"/><w:vMerge/><w:tcBorders><w:top w:val="single" w:sz="8" w:space="0" w:color="auto"/><w:left w:val="single" w:sz="8" w:space="0" w:color="auto"/><w:bottom w:val="nil"/><w:right w:val="single" w:sz="8" w:space="0" w:color="000000"/></w:tcBorders><w:vAlign w:val="center"/><w:hideMark/></w:tcPr><w:p><w:pPr><w:rPr><w:rFonts w:ascii="Arial" w:hAnsi="Arial" w:cs="Arial"/><w:b/><w:bCs/><w:color w:val="000000"/><w:lang w:val="es-CL" w:eastAsia="es-CL"/></w:rPr></w:pPr></w:p></w:tc><w:tc><w:tcPr><w:tcW w:w="2586" w:type="pct"/><w:gridSpan w:val="3"/><w:tcBorders><w:top w:val="single" w:sz="4" w:space="0" w:color="auto"/><w:left w:val="nil"/><w:bottom w:val="single" w:sz="4" w:space="0" w:color="auto"/><w:right w:val="single" w:sz="4" w:space="0" w:color="000000"/></w:tcBorders><w:noWrap/><w:vAlign w:val="center"/><w:hideMark/></w:tcPr><w:p><w:pPr><w:rPr><w:rFonts w:ascii="Arial" w:hAnsi="Arial" w:cs="Arial"/><w:lang w:val="es-CL" w:eastAsia="es-CL"/></w:rPr></w:pPr><w:r><w:rPr><w:rFonts w:ascii="Arial" w:hAnsi="Arial" w:cs="Arial"/><w:lang w:val="es-CL" w:eastAsia="es-CL"/></w:rPr><w:t>CALUGAS SEPARADORAS BOLSA 100 UNIDADES</w:t></w:r></w:p></w:tc><w:tc><w:tcPr><w:tcW w:w="610" w:type="pct"/><w:gridSpan w:val="3"/><w:tcBorders><w:top w:val="nil"/><w:left w:val="nil"/><w:bottom w:val="single" w:sz="4" w:space="0" w:color="auto"/><w:right w:val="single" w:sz="4" w:space="0" w:color="auto"/></w:tcBorders><w:noWrap/><w:vAlign w:val="center"/><w:hideMark/></w:tcPr><w:p><w:pPr><w:jc w:val="center"/><w:rPr><w:rFonts w:ascii="Arial" w:hAnsi="Arial" w:cs="Arial"/><w:lang w:val="es-CL" w:eastAsia="es-CL"/></w:rPr></w:pPr><w:r><w:rPr><w:rFonts w:ascii="Arial" w:hAnsi="Arial" w:cs="Arial"/><w:lang w:val="es-CL" w:eastAsia="es-CL"/></w:rPr><w:t>UN</w:t></w:r></w:p></w:tc><w:tc><w:tcPr><w:tcW w:w="526" w:type="pct"/><w:tcBorders><w:top w:val="nil"/><w:left w:val="nil"/><w:bottom w:val="single" w:sz="4" w:space="0" w:color="auto"/><w:right w:val="single" w:sz="4" w:space="0" w:color="auto"/></w:tcBorders><w:noWrap/><w:vAlign w:val="center"/><w:hideMark/></w:tcPr><w:p><w:pPr><w:jc w:val="center"/><w:rPr><w:rFonts w:ascii="Arial" w:hAnsi="Arial" w:cs="Arial"/><w:lang w:val="es-CL" w:eastAsia="es-CL"/></w:rPr></w:pPr><w:r><w:rPr><w:rFonts w:ascii="Arial" w:hAnsi="Arial" w:cs="Arial"/><w:lang w:val="es-CL" w:eastAsia="es-CL"/></w:rPr><w:t>3.0</w:t></w:r></w:p></w:tc><w:tc><w:tcPr><w:tcW w:w="525" w:type="pct"/><w:tcBorders><w:top w:val="nil"/><w:left w:val="nil"/><w:bottom w:val="single" w:sz="4" w:space="0" w:color="auto"/><w:right w:val="single" w:sz="4" w:space="0" w:color="auto"/></w:tcBorders></w:tcPr><w:p><w:pPr><w:jc w:val="center"/><w:rPr><w:rFonts w:ascii="Arial" w:hAnsi="Arial" w:cs="Arial"/><w:lang w:val="es-CL" w:eastAsia="es-CL"/></w:rPr></w:pPr></w:p></w:tc></w:tr><w:tr><w:trPr><w:trHeight w:val="330"/></w:trPr><w:tc><w:tcPr><w:tcW w:w="752" w:type="pct"/><w:gridSpan w:val="3"/><w:vMerge/><w:tcBorders><w:top w:val="single" w:sz="8" w:space="0" w:color="auto"/><w:left w:val="single" w:sz="8" w:space="0" w:color="auto"/><w:bottom w:val="nil"/><w:right w:val="single" w:sz="8" w:space="0" w:color="000000"/></w:tcBorders><w:vAlign w:val="center"/><w:hideMark/></w:tcPr><w:p><w:pPr><w:rPr><w:rFonts w:ascii="Arial" w:hAnsi="Arial" w:cs="Arial"/><w:b/><w:bCs/><w:color w:val="000000"/><w:lang w:val="es-CL" w:eastAsia="es-CL"/></w:rPr></w:pPr></w:p></w:tc><w:tc><w:tcPr><w:tcW w:w="2586" w:type="pct"/><w:gridSpan w:val="3"/><w:tcBorders><w:top w:val="single" w:sz="4" w:space="0" w:color="auto"/><w:left w:val="nil"/><w:bottom w:val="single" w:sz="4" w:space="0" w:color="auto"/><w:right w:val="nil"/></w:tcBorders><w:noWrap/><w:vAlign w:val="center"/><w:hideMark/></w:tcPr><w:p><w:pPr><w:rPr><w:rFonts w:ascii="Arial" w:hAnsi="Arial" w:cs="Arial"/><w:lang w:val="es-CL" w:eastAsia="es-CL"/></w:rPr></w:pPr><w:r><w:rPr><w:rFonts w:ascii="Arial" w:hAnsi="Arial" w:cs="Arial"/><w:lang w:val="es-CL" w:eastAsia="es-CL"/></w:rPr><w:t xml:space="preserve">MOLDAJE </w:t></w:r></w:p></w:tc><w:tc><w:tcPr><w:tcW w:w="610" w:type="pct"/><w:gridSpan w:val="3"/><w:tcBorders><w:top w:val="nil"/><w:left w:val="nil"/><w:bottom w:val="single" w:sz="4" w:space="0" w:color="auto"/><w:right w:val="nil"/></w:tcBorders><w:noWrap/><w:vAlign w:val="center"/><w:hideMark/></w:tcPr><w:p><w:pPr><w:jc w:val="center"/><w:rPr><w:rFonts w:ascii="Arial" w:hAnsi="Arial" w:cs="Arial"/><w:lang w:val="es-CL" w:eastAsia="es-CL"/></w:rPr></w:pPr><w:r><w:rPr><w:rFonts w:ascii="Arial" w:hAnsi="Arial" w:cs="Arial"/><w:lang w:val="es-CL" w:eastAsia="es-CL"/></w:rPr><w:t> </w:t></w:r></w:p></w:tc><w:tc><w:tcPr><w:tcW w:w="526" w:type="pct"/><w:tcBorders><w:top w:val="nil"/><w:left w:val="nil"/><w:bottom w:val="single" w:sz="4" w:space="0" w:color="auto"/><w:right w:val="single" w:sz="4" w:space="0" w:color="auto"/></w:tcBorders><w:noWrap/><w:vAlign w:val="center"/><w:hideMark/></w:tcPr><w:p><w:pPr><w:jc w:val="center"/><w:rPr><w:rFonts w:ascii="Arial" w:hAnsi="Arial" w:cs="Arial"/><w:lang w:val="es-CL" w:eastAsia="es-CL"/></w:rPr></w:pPr><w:r><w:rPr><w:rFonts w:ascii="Arial" w:hAnsi="Arial" w:cs="Arial"/><w:lang w:val="es-CL" w:eastAsia="es-CL"/></w:rPr><w:t> </w:t></w:r></w:p></w:tc><w:tc><w:tcPr><w:tcW w:w="525" w:type="pct"/><w:tcBorders><w:top w:val="nil"/><w:left w:val="nil"/><w:bottom w:val="single" w:sz="4" w:space="0" w:color="auto"/><w:right w:val="single" w:sz="4" w:space="0" w:color="auto"/></w:tcBorders></w:tcPr><w:p><w:pPr><w:jc w:val="center"/><w:rPr><w:rFonts w:ascii="Arial" w:hAnsi="Arial" w:cs="Arial"/><w:lang w:val="es-CL" w:eastAsia="es-CL"/></w:rPr></w:pPr></w:p></w:tc></w:tr><w:tr><w:trPr><w:trHeight w:val="330"/></w:trPr><w:tc><w:tcPr><w:tcW w:w="752" w:type="pct"/><w:gridSpan w:val="3"/><w:vMerge/><w:tcBorders><w:top w:val="single" w:sz="8" w:space="0" w:color="auto"/><w:left w:val="single" w:sz="8" w:space="0" w:color="auto"/><w:bottom w:val="nil"/><w:right w:val="single" w:sz="8" w:space="0" w:color="000000"/></w:tcBorders><w:vAlign w:val="center"/><w:hideMark/></w:tcPr><w:p><w:pPr><w:rPr><w:rFonts w:ascii="Arial" w:hAnsi="Arial" w:cs="Arial"/><w:b/><w:bCs/><w:color w:val="000000"/><w:lang w:val="es-CL" w:eastAsia="es-CL"/></w:rPr></w:pPr></w:p></w:tc><w:tc><w:tcPr><w:tcW w:w="2586" w:type="pct"/><w:gridSpan w:val="3"/><w:tcBorders><w:top w:val="single" w:sz="4" w:space="0" w:color="auto"/><w:left w:val="nil"/><w:bottom w:val="single" w:sz="4" w:space="0" w:color="auto"/><w:right w:val="single" w:sz="4" w:space="0" w:color="000000"/></w:tcBorders><w:noWrap/><w:vAlign w:val="center"/><w:hideMark/></w:tcPr><w:p><w:pPr><w:rPr><w:rFonts w:ascii="Arial" w:hAnsi="Arial" w:cs="Arial"/><w:lang w:val="es-CL" w:eastAsia="es-CL"/></w:rPr></w:pPr><w:r><w:rPr><w:rFonts w:ascii="Arial" w:hAnsi="Arial" w:cs="Arial"/><w:lang w:val="es-CL" w:eastAsia="es-CL"/></w:rPr><w:t>MADERA TAPA</w:t></w:r></w:p></w:tc><w:tc><w:tcPr><w:tcW w:w="610" w:type="pct"/><w:gridSpan w:val="3"/><w:tcBorders><w:top w:val="nil"/><w:left w:val="nil"/><w:bottom w:val="single" w:sz="4" w:space="0" w:color="auto"/><w:right w:val="single" w:sz="4" w:space="0" w:color="auto"/></w:tcBorders><w:noWrap/><w:vAlign w:val="center"/><w:hideMark/></w:tcPr><w:p><w:pPr><w:jc w:val="center"/><w:rPr><w:rFonts w:ascii="Arial" w:hAnsi="Arial" w:cs="Arial"/><w:lang w:val="es-CL" w:eastAsia="es-CL"/></w:rPr></w:pPr><w:r><w:rPr><w:rFonts w:ascii="Arial" w:hAnsi="Arial" w:cs="Arial"/><w:lang w:val="es-CL" w:eastAsia="es-CL"/></w:rPr><w:t>UN</w:t></w:r></w:p></w:tc><w:tc><w:tcPr><w:tcW w:w="526" w:type="pct"/><w:tcBorders><w:top w:val="nil"/><w:left w:val="nil"/><w:bottom w:val="single" w:sz="4" w:space="0" w:color="auto"/><w:right w:val="single" w:sz="4" w:space="0" w:color="auto"/></w:tcBorders><w:noWrap/><w:vAlign w:val="center"/><w:hideMark/></w:tcPr><w:p><w:pPr><w:jc w:val="center"/><w:rPr><w:rFonts w:ascii="Arial" w:hAnsi="Arial" w:cs="Arial"/><w:lang w:val="es-CL" w:eastAsia="es-CL"/></w:rPr></w:pPr><w:r><w:rPr><w:rFonts w:ascii="Arial" w:hAnsi="Arial" w:cs="Arial"/><w:lang w:val="es-CL" w:eastAsia="es-CL"/></w:rPr><w:t>190.0</w:t></w:r></w:p></w:tc><w:tc><w:tcPr><w:tcW w:w="525" w:type="pct"/><w:tcBorders><w:top w:val="nil"/><w:left w:val="nil"/><w:bottom w:val="single" w:sz="4" w:space="0" w:color="auto"/><w:right w:val="single" w:sz="4" w:space="0" w:color="auto"/></w:tcBorders></w:tcPr><w:p><w:pPr><w:jc w:val="center"/><w:rPr><w:rFonts w:ascii="Arial" w:hAnsi="Arial" w:cs="Arial"/><w:lang w:val="es-CL" w:eastAsia="es-CL"/></w:rPr></w:pPr></w:p></w:tc></w:tr><w:tr><w:trPr><w:trHeight w:val="330"/></w:trPr><w:tc><w:tcPr><w:tcW w:w="752" w:type="pct"/><w:gridSpan w:val="3"/><w:vMerge/><w:tcBorders><w:top w:val="single" w:sz="8" w:space="0" w:color="auto"/><w:left w:val="single" w:sz="8" w:space="0" w:color="auto"/><w:bottom w:val="nil"/><w:right w:val="single" w:sz="8" w:space="0" w:color="000000"/></w:tcBorders><w:vAlign w:val="center"/><w:hideMark/></w:tcPr><w:p><w:pPr><w:rPr><w:rFonts w:ascii="Arial" w:hAnsi="Arial" w:cs="Arial"/><w:b/><w:bCs/><w:color w:val="000000"/><w:lang w:val="es-CL" w:eastAsia="es-CL"/></w:rPr></w:pPr></w:p></w:tc><w:tc><w:tcPr><w:tcW w:w="2586" w:type="pct"/><w:gridSpan w:val="3"/><w:tcBorders><w:top w:val="single" w:sz="4" w:space="0" w:color="auto"/><w:left w:val="nil"/><w:bottom w:val="single" w:sz="4" w:space="0" w:color="auto"/><w:right w:val="single" w:sz="4" w:space="0" w:color="000000"/></w:tcBorders><w:noWrap/><w:vAlign w:val="center"/><w:hideMark/></w:tcPr><w:p><w:pPr><w:rPr><w:rFonts w:ascii="Arial" w:hAnsi="Arial" w:cs="Arial"/><w:lang w:val="es-CL" w:eastAsia="es-CL"/></w:rPr></w:pPr><w:r><w:rPr><w:rFonts w:ascii="Arial" w:hAnsi="Arial" w:cs="Arial"/><w:lang w:val="es-CL" w:eastAsia="es-CL"/></w:rPr><w:t>TERCIADO 12MM</w:t></w:r></w:p></w:tc><w:tc><w:tcPr><w:tcW w:w="610" w:type="pct"/><w:gridSpan w:val="3"/><w:tcBorders><w:top w:val="nil"/><w:left w:val="nil"/><w:bottom w:val="single" w:sz="4" w:space="0" w:color="auto"/><w:right w:val="single" w:sz="4" w:space="0" w:color="auto"/></w:tcBorders><w:noWrap/><w:vAlign w:val="center"/><w:hideMark/></w:tcPr><w:p><w:pPr><w:jc w:val="center"/><w:rPr><w:rFonts w:ascii="Arial" w:hAnsi="Arial" w:cs="Arial"/><w:lang w:val="es-CL" w:eastAsia="es-CL"/></w:rPr></w:pPr><w:r><w:rPr><w:rFonts w:ascii="Arial" w:hAnsi="Arial" w:cs="Arial"/><w:lang w:val="es-CL" w:eastAsia="es-CL"/></w:rPr><w:t>UN</w:t></w:r></w:p></w:tc><w:tc><w:tcPr><w:tcW w:w="526" w:type="pct"/><w:tcBorders><w:top w:val="nil"/><w:left w:val="nil"/><w:bottom w:val="single" w:sz="4" w:space="0" w:color="auto"/><w:right w:val="single" w:sz="4" w:space="0" w:color="auto"/></w:tcBorders><w:noWrap/><w:vAlign w:val="center"/><w:hideMark/></w:tcPr><w:p><w:pPr><w:jc w:val="center"/><w:rPr><w:rFonts w:ascii="Arial" w:hAnsi="Arial" w:cs="Arial"/><w:lang w:val="es-CL" w:eastAsia="es-CL"/></w:rPr></w:pPr><w:r><w:rPr><w:rFonts w:ascii="Arial" w:hAnsi="Arial" w:cs="Arial"/><w:lang w:val="es-CL" w:eastAsia="es-CL"/></w:rPr><w:t>10.0</w:t></w:r></w:p></w:tc><w:tc><w:tcPr><w:tcW w:w="525" w:type="pct"/><w:tcBorders><w:top w:val="nil"/><w:left w:val="nil"/><w:bottom w:val="single" w:sz="4" w:space="0" w:color="auto"/><w:right w:val="single" w:sz="4" w:space="0" w:color="auto"/></w:tcBorders></w:tcPr><w:p><w:pPr><w:jc w:val="center"/><w:rPr><w:rFonts w:ascii="Arial" w:hAnsi="Arial" w:cs="Arial"/><w:lang w:val="es-CL" w:eastAsia="es-CL"/></w:rPr></w:pPr></w:p></w:tc></w:tr><w:tr><w:trPr><w:trHeight w:val="330"/></w:trPr><w:tc><w:tcPr><w:tcW w:w="752" w:type="pct"/><w:gridSpan w:val="3"/><w:vMerge/><w:tcBorders><w:top w:val="single" w:sz="8" w:space="0" w:color="auto"/><w:left w:val="single" w:sz="8" w:space="0" w:color="auto"/><w:bottom w:val="nil"/><w:right w:val="single" w:sz="8" w:space="0" w:color="000000"/></w:tcBorders><w:vAlign w:val="center"/><w:hideMark/></w:tcPr><w:p><w:pPr><w:rPr><w:rFonts w:ascii="Arial" w:hAnsi="Arial" w:cs="Arial"/><w:b/><w:bCs/><w:color w:val="000000"/><w:lang w:val="es-CL" w:eastAsia="es-CL"/></w:rPr></w:pPr></w:p></w:tc><w:tc><w:tcPr><w:tcW w:w="2586" w:type="pct"/><w:gridSpan w:val="3"/><w:tcBorders><w:top w:val="single" w:sz="4" w:space="0" w:color="auto"/><w:left w:val="nil"/><w:bottom w:val="single" w:sz="4" w:space="0" w:color="auto"/><w:right w:val="single" w:sz="4" w:space="0" w:color="000000"/></w:tcBorders><w:noWrap/><w:vAlign w:val="center"/><w:hideMark/></w:tcPr><w:p><w:pPr><w:rPr><w:rFonts w:ascii="Arial" w:hAnsi="Arial" w:cs="Arial"/><w:lang w:val="es-CL" w:eastAsia="es-CL"/></w:rPr></w:pPr><w:r><w:rPr><w:rFonts w:ascii="Arial" w:hAnsi="Arial" w:cs="Arial"/><w:lang w:val="es-CL" w:eastAsia="es-CL"/></w:rPr><w:t xml:space="preserve">DESMOLDANTE </w:t></w:r></w:p></w:tc><w:tc><w:tcPr><w:tcW w:w="610" w:type="pct"/><w:gridSpan w:val="3"/><w:tcBorders><w:top w:val="nil"/><w:left w:val="nil"/><w:bottom w:val="single" w:sz="4" w:space="0" w:color="auto"/><w:right w:val="single" w:sz="4" w:space="0" w:color="auto"/></w:tcBorders><w:noWrap/><w:vAlign w:val="center"/><w:hideMark/></w:tcPr><w:p><w:pPr><w:jc w:val="center"/><w:rPr><w:rFonts w:ascii="Arial" w:hAnsi="Arial" w:cs="Arial"/><w:lang w:val="es-CL" w:eastAsia="es-CL"/></w:rPr></w:pPr><w:r><w:rPr><w:rFonts w:ascii="Arial" w:hAnsi="Arial" w:cs="Arial"/><w:lang w:val="es-CL" w:eastAsia="es-CL"/></w:rPr><w:t>GALÓN</w:t></w:r></w:p></w:tc><w:tc><w:tcPr><w:tcW w:w="526" w:type="pct"/><w:tcBorders><w:top w:val="nil"/><w:left w:val="nil"/><w:bottom w:val="single" w:sz="4" w:space="0" w:color="auto"/><w:right w:val="single" w:sz="4" w:space="0" w:color="auto"/></w:tcBorders><w:noWrap/><w:vAlign w:val="center"/><w:hideMark/></w:tcPr><w:p><w:pPr><w:jc w:val="center"/><w:rPr><w:rFonts w:ascii="Arial" w:hAnsi="Arial" w:cs="Arial"/><w:lang w:val="es-CL" w:eastAsia="es-CL"/></w:rPr></w:pPr><w:r><w:rPr><w:rFonts w:ascii="Arial" w:hAnsi="Arial" w:cs="Arial"/><w:lang w:val="es-CL" w:eastAsia="es-CL"/></w:rPr><w:t>5.0</w:t></w:r></w:p></w:tc><w:tc><w:tcPr><w:tcW w:w="525" w:type="pct"/><w:tcBorders><w:top w:val="nil"/><w:left w:val="nil"/><w:bottom w:val="single" w:sz="4" w:space="0" w:color="auto"/><w:right w:val="single" w:sz="4" w:space="0" w:color="auto"/></w:tcBorders></w:tcPr><w:p><w:pPr><w:jc w:val="center"/><w:rPr><w:rFonts w:ascii="Arial" w:hAnsi="Arial" w:cs="Arial"/><w:lang w:val="es-CL" w:eastAsia="es-CL"/></w:rPr></w:pPr></w:p></w:tc></w:tr><w:tr><w:trPr><w:trHeight w:val="330"/></w:trPr><w:tc><w:tcPr><w:tcW w:w="752" w:type="pct"/><w:gridSpan w:val="3"/><w:vMerge/><w:tcBorders><w:top w:val="single" w:sz="8" w:space="0" w:color="auto"/><w:left w:val="single" w:sz="8" w:space="0" w:color="auto"/><w:bottom w:val="nil"/><w:right w:val="single" w:sz="8" w:space="0" w:color="000000"/></w:tcBorders><w:vAlign w:val="center"/><w:hideMark/></w:tcPr><w:p><w:pPr><w:rPr><w:rFonts w:ascii="Arial" w:hAnsi="Arial" w:cs="Arial"/><w:b/><w:bCs/><w:color w:val="000000"/><w:lang w:val="es-CL" w:eastAsia="es-CL"/></w:rPr></w:pPr></w:p></w:tc><w:tc><w:tcPr><w:tcW w:w="2586" w:type="pct"/><w:gridSpan w:val="3"/><w:tcBorders><w:top w:val="single" w:sz="4" w:space="0" w:color="auto"/><w:left w:val="nil"/><w:bottom w:val="single" w:sz="4" w:space="0" w:color="auto"/><w:right w:val="single" w:sz="4" w:space="0" w:color="000000"/></w:tcBorders><w:noWrap/><w:vAlign w:val="center"/><w:hideMark/></w:tcPr><w:p><w:pPr><w:rPr><w:rFonts w:ascii="Arial" w:hAnsi="Arial" w:cs="Arial"/><w:lang w:val="es-CL" w:eastAsia="es-CL"/></w:rPr></w:pPr><w:r><w:rPr><w:rFonts w:ascii="Arial" w:hAnsi="Arial" w:cs="Arial"/><w:lang w:val="es-CL" w:eastAsia="es-CL"/></w:rPr><w:t>MEMBRANA DE CURADO ANTISOL SIKA</w:t></w:r></w:p></w:tc><w:tc><w:tcPr><w:tcW w:w="610" w:type="pct"/><w:gridSpan w:val="3"/><w:tcBorders><w:top w:val="nil"/><w:left w:val="nil"/><w:bottom w:val="single" w:sz="4" w:space="0" w:color="auto"/><w:right w:val="single" w:sz="4" w:space="0" w:color="auto"/></w:tcBorders><w:noWrap/><w:vAlign w:val="center"/><w:hideMark/></w:tcPr><w:p><w:pPr><w:jc w:val="center"/><w:rPr><w:rFonts w:ascii="Arial" w:hAnsi="Arial" w:cs="Arial"/><w:lang w:val="es-CL" w:eastAsia="es-CL"/></w:rPr></w:pPr><w:r><w:rPr><w:rFonts w:ascii="Arial" w:hAnsi="Arial" w:cs="Arial"/><w:lang w:val="es-CL" w:eastAsia="es-CL"/></w:rPr><w:t>GALÓN</w:t></w:r></w:p></w:tc><w:tc><w:tcPr><w:tcW w:w="526" w:type="pct"/><w:tcBorders><w:top w:val="nil"/><w:left w:val="nil"/><w:bottom w:val="single" w:sz="4" w:space="0" w:color="auto"/><w:right w:val="single" w:sz="4" w:space="0" w:color="auto"/></w:tcBorders><w:noWrap/><w:vAlign w:val="center"/><w:hideMark/></w:tcPr><w:p><w:pPr><w:jc w:val="center"/><w:rPr><w:rFonts w:ascii="Arial" w:hAnsi="Arial" w:cs="Arial"/><w:lang w:val="es-CL" w:eastAsia="es-CL"/></w:rPr></w:pPr><w:r><w:rPr><w:rFonts w:ascii="Arial" w:hAnsi="Arial" w:cs="Arial"/><w:lang w:val="es-CL" w:eastAsia="es-CL"/></w:rPr><w:t>9.0</w:t></w:r></w:p></w:tc><w:tc><w:tcPr><w:tcW w:w="525" w:type="pct"/><w:tcBorders><w:top w:val="nil"/><w:left w:val="nil"/><w:bottom w:val="single" w:sz="4" w:space="0" w:color="auto"/><w:right w:val="single" w:sz="4" w:space="0" w:color="auto"/></w:tcBorders></w:tcPr><w:p><w:pPr><w:jc w:val="center"/><w:rPr><w:rFonts w:ascii="Arial" w:hAnsi="Arial" w:cs="Arial"/><w:lang w:val="es-CL" w:eastAsia="es-CL"/></w:rPr></w:pPr></w:p></w:tc></w:tr><w:tr><w:trPr><w:trHeight w:val="330"/></w:trPr><w:tc><w:tcPr><w:tcW w:w="752" w:type="pct"/><w:gridSpan w:val="3"/><w:vMerge/><w:tcBorders><w:top w:val="single" w:sz="8" w:space="0" w:color="auto"/><w:left w:val="single" w:sz="8" w:space="0" w:color="auto"/><w:bottom w:val="nil"/><w:right w:val="single" w:sz="8" w:space="0" w:color="000000"/></w:tcBorders><w:vAlign w:val="center"/><w:hideMark/></w:tcPr><w:p><w:pPr><w:rPr><w:rFonts w:ascii="Arial" w:hAnsi="Arial" w:cs="Arial"/><w:b/><w:bCs/><w:color w:val="000000"/><w:lang w:val="es-CL" w:eastAsia="es-CL"/></w:rPr></w:pPr></w:p></w:tc><w:tc><w:tcPr><w:tcW w:w="2586" w:type="pct"/><w:gridSpan w:val="3"/><w:tcBorders><w:top w:val="single" w:sz="4" w:space="0" w:color="auto"/><w:left w:val="nil"/><w:bottom w:val="single" w:sz="4" w:space="0" w:color="auto"/><w:right w:val="nil"/></w:tcBorders><w:noWrap/><w:vAlign w:val="center"/><w:hideMark/></w:tcPr><w:p><w:pPr><w:rPr><w:rFonts w:ascii="Arial" w:hAnsi="Arial" w:cs="Arial"/><w:b/><w:bCs/><w:lang w:val="es-CL" w:eastAsia="es-CL"/></w:rPr></w:pPr><w:r><w:rPr><w:rFonts w:ascii="Arial" w:hAnsi="Arial" w:cs="Arial"/><w:b/><w:bCs/><w:lang w:val="es-CL" w:eastAsia="es-CL"/></w:rPr><w:t>SUMINISTRO Y COLOCACIÓN DE SOLERAS</w:t></w:r></w:p></w:tc><w:tc><w:tcPr><w:tcW w:w="610" w:type="pct"/><w:gridSpan w:val="3"/><w:tcBorders><w:top w:val="nil"/><w:left w:val="nil"/><w:bottom w:val="single" w:sz="4" w:space="0" w:color="auto"/><w:right w:val="nil"/></w:tcBorders><w:noWrap/><w:vAlign w:val="center"/><w:hideMark/></w:tcPr><w:p><w:pPr><w:jc w:val="center"/><w:rPr><w:rFonts w:ascii="Arial" w:hAnsi="Arial" w:cs="Arial"/><w:b/><w:bCs/><w:lang w:val="es-CL" w:eastAsia="es-CL"/></w:rPr></w:pPr><w:r><w:rPr><w:rFonts w:ascii="Arial" w:hAnsi="Arial" w:cs="Arial"/><w:b/><w:bCs/><w:lang w:val="es-CL" w:eastAsia="es-CL"/></w:rPr><w:t> </w:t></w:r></w:p></w:tc><w:tc><w:tcPr><w:tcW w:w="526" w:type="pct"/><w:tcBorders><w:top w:val="nil"/><w:left w:val="nil"/><w:bottom w:val="single" w:sz="4" w:space="0" w:color="auto"/><w:right w:val="single" w:sz="4" w:space="0" w:color="auto"/></w:tcBorders><w:noWrap/><w:vAlign w:val="center"/><w:hideMark/></w:tcPr><w:p><w:pPr><w:jc w:val="center"/><w:rPr><w:rFonts w:ascii="Arial" w:hAnsi="Arial" w:cs="Arial"/><w:b/><w:bCs/><w:lang w:val="es-CL" w:eastAsia="es-CL"/></w:rPr></w:pPr><w:r><w:rPr><w:rFonts w:ascii="Arial" w:hAnsi="Arial" w:cs="Arial"/><w:b/><w:bCs/><w:lang w:val="es-CL" w:eastAsia="es-CL"/></w:rPr><w:t> </w:t></w:r></w:p></w:tc><w:tc><w:tcPr><w:tcW w:w="525" w:type="pct"/><w:tcBorders><w:top w:val="nil"/><w:left w:val="nil"/><w:bottom w:val="single" w:sz="4" w:space="0" w:color="auto"/><w:right w:val="single" w:sz="4" w:space="0" w:color="auto"/></w:tcBorders></w:tcPr><w:p><w:pPr><w:jc w:val="center"/><w:rPr><w:rFonts w:ascii="Arial" w:hAnsi="Arial" w:cs="Arial"/><w:b/><w:bCs/><w:lang w:val="es-CL" w:eastAsia="es-CL"/></w:rPr></w:pPr><w:r><w:rPr><w:rFonts w:ascii="Arial" w:hAnsi="Arial" w:cs="Arial"/><w:b/><w:bCs/><w:lang w:val="es-CL" w:eastAsia="es-CL"/></w:rPr><w:t>-</w:t></w:r></w:p></w:tc></w:tr><w:tr><w:trPr><w:trHeight w:val="330"/></w:trPr><w:tc><w:tcPr><w:tcW w:w="752" w:type="pct"/><w:gridSpan w:val="3"/><w:vMerge/><w:tcBorders><w:top w:val="single" w:sz="8" w:space="0" w:color="auto"/><w:left w:val="single" w:sz="8" w:space="0" w:color="auto"/><w:bottom w:val="nil"/><w:right w:val="single" w:sz="8" w:space="0" w:color="000000"/></w:tcBorders><w:vAlign w:val="center"/><w:hideMark/></w:tcPr><w:p><w:pPr><w:rPr><w:rFonts w:ascii="Arial" w:hAnsi="Arial" w:cs="Arial"/><w:b/><w:bCs/><w:color w:val="000000"/><w:lang w:val="es-CL" w:eastAsia="es-CL"/></w:rPr></w:pPr></w:p></w:tc><w:tc><w:tcPr><w:tcW w:w="2586" w:type="pct"/><w:gridSpan w:val="3"/><w:tcBorders><w:top w:val="single" w:sz="4" w:space="0" w:color="auto"/><w:left w:val="nil"/><w:bottom w:val="single" w:sz="4" w:space="0" w:color="auto"/><w:right w:val="single" w:sz="4" w:space="0" w:color="000000"/></w:tcBorders><w:noWrap/><w:vAlign w:val="center"/><w:hideMark/></w:tcPr><w:p><w:pPr><w:rPr><w:rFonts w:ascii="Arial" w:hAnsi="Arial" w:cs="Arial"/><w:color w:val="000000"/><w:lang w:val="es-CL" w:eastAsia="es-CL"/></w:rPr></w:pPr><w:r><w:rPr><w:rFonts w:ascii="Arial" w:hAnsi="Arial" w:cs="Arial"/><w:color w:val="000000"/><w:lang w:val="es-CL" w:eastAsia="es-CL"/></w:rPr><w:t>SOLERAS TIPO A</w:t></w:r></w:p></w:tc><w:tc><w:tcPr><w:tcW w:w="610" w:type="pct"/><w:gridSpan w:val="3"/><w:tcBorders><w:top w:val="nil"/><w:left w:val="nil"/><w:bottom w:val="single" w:sz="4" w:space="0" w:color="auto"/><w:right w:val="single" w:sz="4" w:space="0" w:color="auto"/></w:tcBorders><w:noWrap/><w:vAlign w:val="center"/><w:hideMark/></w:tcPr><w:p><w:pPr><w:jc w:val="center"/><w:rPr><w:rFonts w:ascii="Arial" w:hAnsi="Arial" w:cs="Arial"/><w:lang w:val="es-CL" w:eastAsia="es-CL"/></w:rPr></w:pPr><w:r><w:rPr><w:rFonts w:ascii="Arial" w:hAnsi="Arial" w:cs="Arial"/><w:lang w:val="es-CL" w:eastAsia="es-CL"/></w:rPr><w:t>ML</w:t></w:r></w:p></w:tc><w:tc><w:tcPr><w:tcW w:w="526" w:type="pct"/><w:tcBorders><w:top w:val="nil"/><w:left w:val="nil"/><w:bottom w:val="single" w:sz="4" w:space="0" w:color="auto"/><w:right w:val="single" w:sz="4" w:space="0" w:color="auto"/></w:tcBorders><w:noWrap/><w:vAlign w:val="center"/><w:hideMark/></w:tcPr><w:p><w:pPr><w:jc w:val="center"/><w:rPr><w:rFonts w:ascii="Arial" w:hAnsi="Arial" w:cs="Arial"/><w:lang w:val="es-CL" w:eastAsia="es-CL"/></w:rPr></w:pPr><w:r><w:rPr><w:rFonts w:ascii="Arial" w:hAnsi="Arial" w:cs="Arial"/><w:lang w:val="es-CL" w:eastAsia="es-CL"/></w:rPr><w:t>100.0</w:t></w:r></w:p></w:tc><w:tc><w:tcPr><w:tcW w:w="525" w:type="pct"/><w:tcBorders><w:top w:val="nil"/><w:left w:val="nil"/><w:bottom w:val="single" w:sz="4" w:space="0" w:color="auto"/><w:right w:val="single" w:sz="4" w:space="0" w:color="auto"/></w:tcBorders></w:tcPr><w:p><w:pPr><w:jc w:val="center"/><w:rPr><w:rFonts w:ascii="Arial" w:hAnsi="Arial" w:cs="Arial"/><w:lang w:val="es-CL" w:eastAsia="es-CL"/></w:rPr></w:pPr></w:p></w:tc></w:tr><w:tr><w:trPr><w:trHeight w:val="330"/></w:trPr><w:tc><w:tcPr><w:tcW w:w="752" w:type="pct"/><w:gridSpan w:val="3"/><w:vMerge/><w:tcBorders><w:top w:val="single" w:sz="8" w:space="0" w:color="auto"/><w:left w:val="single" w:sz="8" w:space="0" w:color="auto"/><w:bottom w:val="nil"/><w:right w:val="single" w:sz="8" w:space="0" w:color="000000"/></w:tcBorders><w:vAlign w:val="center"/><w:hideMark/></w:tcPr><w:p><w:pPr><w:rPr><w:rFonts w:ascii="Arial" w:hAnsi="Arial" w:cs="Arial"/><w:b/><w:bCs/><w:color w:val="000000"/><w:lang w:val="es-CL" w:eastAsia="es-CL"/></w:rPr></w:pPr></w:p></w:tc><w:tc><w:tcPr><w:tcW w:w="2586" w:type="pct"/><w:gridSpan w:val="3"/><w:tcBorders><w:top w:val="single" w:sz="4" w:space="0" w:color="auto"/><w:left w:val="nil"/><w:bottom w:val="single" w:sz="4" w:space="0" w:color="auto"/><w:right w:val="single" w:sz="4" w:space="0" w:color="auto"/></w:tcBorders><w:noWrap/><w:vAlign w:val="center"/><w:hideMark/></w:tcPr><w:p><w:pPr><w:rPr><w:rFonts w:ascii="Arial" w:hAnsi="Arial" w:cs="Arial"/><w:color w:val="000000"/><w:lang w:val="es-CL" w:eastAsia="es-CL"/></w:rPr></w:pPr><w:r><w:rPr><w:rFonts w:ascii="Arial" w:hAnsi="Arial" w:cs="Arial"/><w:color w:val="000000"/><w:lang w:val="es-CL" w:eastAsia="es-CL"/></w:rPr><w:t>SOLERILLAS</w:t></w:r></w:p></w:tc><w:tc><w:tcPr><w:tcW w:w="610" w:type="pct"/><w:gridSpan w:val="3"/><w:tcBorders><w:top w:val="nil"/><w:left w:val="nil"/><w:bottom w:val="single" w:sz="4" w:space="0" w:color="auto"/><w:right w:val="single" w:sz="4" w:space="0" w:color="auto"/></w:tcBorders><w:noWrap/><w:vAlign w:val="center"/><w:hideMark/></w:tcPr><w:p><w:pPr><w:jc w:val="center"/><w:rPr><w:rFonts w:ascii="Arial" w:hAnsi="Arial" w:cs="Arial"/><w:lang w:val="es-CL" w:eastAsia="es-CL"/></w:rPr></w:pPr><w:r><w:rPr><w:rFonts w:ascii="Arial" w:hAnsi="Arial" w:cs="Arial"/><w:lang w:val="es-CL" w:eastAsia="es-CL"/></w:rPr><w:t>ML</w:t></w:r></w:p></w:tc><w:tc><w:tcPr><w:tcW w:w="526" w:type="pct"/><w:tcBorders><w:top w:val="nil"/><w:left w:val="nil"/><w:bottom w:val="single" w:sz="4" w:space="0" w:color="auto"/><w:right w:val="single" w:sz="4" w:space="0" w:color="auto"/></w:tcBorders><w:noWrap/><w:vAlign w:val="center"/><w:hideMark/></w:tcPr><w:p><w:pPr><w:jc w:val="center"/><w:rPr><w:rFonts w:ascii="Arial" w:hAnsi="Arial" w:cs="Arial"/><w:lang w:val="es-CL" w:eastAsia="es-CL"/></w:rPr></w:pPr><w:r><w:rPr><w:rFonts w:ascii="Arial" w:hAnsi="Arial" w:cs="Arial"/><w:lang w:val="es-CL" w:eastAsia="es-CL"/></w:rPr><w:t>125.0</w:t></w:r></w:p></w:tc><w:tc><w:tcPr><w:tcW w:w="525" w:type="pct"/><w:tcBorders><w:top w:val="nil"/><w:left w:val="nil"/><w:bottom w:val="single" w:sz="4" w:space="0" w:color="auto"/><w:right w:val="single" w:sz="4" w:space="0" w:color="auto"/></w:tcBorders></w:tcPr><w:p><w:pPr><w:jc w:val="center"/><w:rPr><w:rFonts w:ascii="Arial" w:hAnsi="Arial" w:cs="Arial"/><w:lang w:val="es-CL" w:eastAsia="es-CL"/></w:rPr></w:pPr></w:p></w:tc></w:tr><w:tr><w:trPr><w:trHeight w:val="330"/></w:trPr><w:tc><w:tcPr><w:tcW w:w="752" w:type="pct"/><w:gridSpan w:val="3"/><w:vMerge/><w:tcBorders><w:top w:val="single" w:sz="8" w:space="0" w:color="auto"/><w:left w:val="single" w:sz="8" w:space="0" w:color="auto"/><w:bottom w:val="nil"/><w:right w:val="single" w:sz="8" w:space="0" w:color="000000"/></w:tcBorders><w:vAlign w:val="center"/><w:hideMark/></w:tcPr><w:p><w:pPr><w:rPr><w:rFonts w:ascii="Arial" w:hAnsi="Arial" w:cs="Arial"/><w:b/><w:bCs/><w:color w:val="000000"/><w:lang w:val="es-CL" w:eastAsia="es-CL"/></w:rPr></w:pPr></w:p></w:tc><w:tc><w:tcPr><w:tcW w:w="2586" w:type="pct"/><w:gridSpan w:val="3"/><w:tcBorders><w:top w:val="single" w:sz="4" w:space="0" w:color="auto"/><w:left w:val="nil"/><w:bottom w:val="single" w:sz="4" w:space="0" w:color="auto"/><w:right w:val="single" w:sz="4" w:space="0" w:color="auto"/></w:tcBorders><w:noWrap/><w:vAlign w:val="center"/><w:hideMark/></w:tcPr><w:p><w:pPr><w:rPr><w:rFonts w:ascii="Arial" w:hAnsi="Arial" w:cs="Arial"/><w:color w:val="000000"/><w:lang w:val="es-CL" w:eastAsia="es-CL"/></w:rPr></w:pPr><w:r><w:rPr><w:rFonts w:ascii="Arial" w:hAnsi="Arial" w:cs="Arial"/><w:color w:val="000000"/><w:lang w:val="es-CL" w:eastAsia="es-CL"/></w:rPr><w:t>SACOS DE CEMENTO DE 25 KG</w:t></w:r></w:p></w:tc><w:tc><w:tcPr><w:tcW w:w="610" w:type="pct"/><w:gridSpan w:val="3"/><w:tcBorders><w:top w:val="nil"/><w:left w:val="nil"/><w:bottom w:val="single" w:sz="4" w:space="0" w:color="auto"/><w:right w:val="single" w:sz="4" w:space="0" w:color="auto"/></w:tcBorders><w:noWrap/><w:vAlign w:val="center"/><w:hideMark/></w:tcPr><w:p><w:pPr><w:jc w:val="center"/><w:rPr><w:rFonts w:ascii="Arial" w:hAnsi="Arial" w:cs="Arial"/><w:lang w:val="es-CL" w:eastAsia="es-CL"/></w:rPr></w:pPr><w:r><w:rPr><w:rFonts w:ascii="Arial" w:hAnsi="Arial" w:cs="Arial"/><w:lang w:val="es-CL" w:eastAsia="es-CL"/></w:rPr><w:t>UN</w:t></w:r></w:p></w:tc><w:tc><w:tcPr><w:tcW w:w="526" w:type="pct"/><w:tcBorders><w:top w:val="nil"/><w:left w:val="nil"/><w:bottom w:val="single" w:sz="4" w:space="0" w:color="auto"/><w:right w:val="single" w:sz="4" w:space="0" w:color="auto"/></w:tcBorders><w:noWrap/><w:vAlign w:val="center"/><w:hideMark/></w:tcPr><w:p><w:pPr><w:jc w:val="center"/><w:rPr><w:rFonts w:ascii="Arial" w:hAnsi="Arial" w:cs="Arial"/><w:lang w:val="es-CL" w:eastAsia="es-CL"/></w:rPr></w:pPr><w:r><w:rPr><w:rFonts w:ascii="Arial" w:hAnsi="Arial" w:cs="Arial"/><w:lang w:val="es-CL" w:eastAsia="es-CL"/></w:rPr><w:t>95.0</w:t></w:r></w:p></w:tc><w:tc><w:tcPr><w:tcW w:w="525" w:type="pct"/><w:tcBorders><w:top w:val="nil"/><w:left w:val="nil"/><w:bottom w:val="single" w:sz="4" w:space="0" w:color="auto"/><w:right w:val="single" w:sz="4" w:space="0" w:color="auto"/></w:tcBorders></w:tcPr><w:p><w:pPr><w:jc w:val="center"/><w:rPr><w:rFonts w:ascii="Arial" w:hAnsi="Arial" w:cs="Arial"/><w:lang w:val="es-CL" w:eastAsia="es-CL"/></w:rPr></w:pPr></w:p></w:tc></w:tr><w:tr><w:trPr><w:trHeight w:val="330"/></w:trPr><w:tc><w:tcPr><w:tcW w:w="752" w:type="pct"/><w:gridSpan w:val="3"/><w:vMerge/><w:tcBorders><w:top w:val="single" w:sz="8" w:space="0" w:color="auto"/><w:left w:val="single" w:sz="8" w:space="0" w:color="auto"/><w:bottom w:val="nil"/><w:right w:val="single" w:sz="8" w:space="0" w:color="000000"/></w:tcBorders><w:vAlign w:val="center"/><w:hideMark/></w:tcPr><w:p><w:pPr><w:rPr><w:rFonts w:ascii="Arial" w:hAnsi="Arial" w:cs="Arial"/><w:b/><w:bCs/><w:color w:val="000000"/><w:lang w:val="es-CL" w:eastAsia="es-CL"/></w:rPr></w:pPr></w:p></w:tc><w:tc><w:tcPr><w:tcW w:w="2586" w:type="pct"/><w:gridSpan w:val="3"/><w:tcBorders><w:top w:val="single" w:sz="4" w:space="0" w:color="auto"/><w:left w:val="nil"/><w:bottom w:val="single" w:sz="4" w:space="0" w:color="auto"/><w:right w:val="single" w:sz="4" w:space="0" w:color="auto"/></w:tcBorders><w:noWrap/><w:vAlign w:val="center"/><w:hideMark/></w:tcPr><w:p><w:pPr><w:rPr><w:rFonts w:ascii="Arial" w:hAnsi="Arial" w:cs="Arial"/><w:color w:val="000000"/><w:lang w:val="es-CL" w:eastAsia="es-CL"/></w:rPr></w:pPr><w:r><w:rPr><w:rFonts w:ascii="Arial" w:hAnsi="Arial" w:cs="Arial"/><w:color w:val="000000"/><w:lang w:val="es-CL" w:eastAsia="es-CL"/></w:rPr><w:t>ARENA</w:t></w:r></w:p></w:tc><w:tc><w:tcPr><w:tcW w:w="610" w:type="pct"/><w:gridSpan w:val="3"/><w:tcBorders><w:top w:val="nil"/><w:left w:val="nil"/><w:bottom w:val="single" w:sz="4" w:space="0" w:color="auto"/><w:right w:val="single" w:sz="4" w:space="0" w:color="auto"/></w:tcBorders><w:noWrap/><w:vAlign w:val="center"/><w:hideMark/></w:tcPr><w:p><w:pPr><w:jc w:val="center"/><w:rPr><w:rFonts w:ascii="Arial" w:hAnsi="Arial" w:cs="Arial"/><w:lang w:val="es-CL" w:eastAsia="es-CL"/></w:rPr></w:pPr><w:r><w:rPr><w:rFonts w:ascii="Arial" w:hAnsi="Arial" w:cs="Arial"/><w:lang w:val="es-CL" w:eastAsia="es-CL"/></w:rPr><w:t>M3</w:t></w:r></w:p></w:tc><w:tc><w:tcPr><w:tcW w:w="526" w:type="pct"/><w:tcBorders><w:top w:val="nil"/><w:left w:val="nil"/><w:bottom w:val="single" w:sz="4" w:space="0" w:color="auto"/><w:right w:val="single" w:sz="4" w:space="0" w:color="auto"/></w:tcBorders><w:noWrap/><w:vAlign w:val="center"/><w:hideMark/></w:tcPr><w:p><w:pPr><w:jc w:val="center"/><w:rPr><w:rFonts w:ascii="Arial" w:hAnsi="Arial" w:cs="Arial"/><w:lang w:val="es-CL" w:eastAsia="es-CL"/></w:rPr></w:pPr><w:r><w:rPr><w:rFonts w:ascii="Arial" w:hAnsi="Arial" w:cs="Arial"/><w:lang w:val="es-CL" w:eastAsia="es-CL"/></w:rPr><w:t>7.0</w:t></w:r></w:p></w:tc><w:tc><w:tcPr><w:tcW w:w="525" w:type="pct"/><w:tcBorders><w:top w:val="nil"/><w:left w:val="nil"/><w:bottom w:val="single" w:sz="4" w:space="0" w:color="auto"/><w:right w:val="single" w:sz="4" w:space="0" w:color="auto"/></w:tcBorders></w:tcPr><w:p><w:pPr><w:jc w:val="center"/><w:rPr><w:rFonts w:ascii="Arial" w:hAnsi="Arial" w:cs="Arial"/><w:lang w:val="es-CL" w:eastAsia="es-CL"/></w:rPr></w:pPr></w:p></w:tc></w:tr><w:tr><w:trPr><w:trHeight w:val="330"/></w:trPr><w:tc><w:tcPr><w:tcW w:w="752" w:type="pct"/><w:gridSpan w:val="3"/><w:vMerge/><w:tcBorders><w:top w:val="single" w:sz="8" w:space="0" w:color="auto"/><w:left w:val="single" w:sz="8" w:space="0" w:color="auto"/><w:bottom w:val="nil"/><w:right w:val="single" w:sz="8" w:space="0" w:color="000000"/></w:tcBorders><w:vAlign w:val="center"/><w:hideMark/></w:tcPr><w:p><w:pPr><w:rPr><w:rFonts w:ascii="Arial" w:hAnsi="Arial" w:cs="Arial"/><w:b/><w:bCs/><w:color w:val="000000"/><w:lang w:val="es-CL" w:eastAsia="es-CL"/></w:rPr></w:pPr></w:p></w:tc><w:tc><w:tcPr><w:tcW w:w="2586" w:type="pct"/><w:gridSpan w:val="3"/><w:tcBorders><w:top w:val="single" w:sz="4" w:space="0" w:color="auto"/><w:left w:val="nil"/><w:bottom w:val="single" w:sz="4" w:space="0" w:color="auto"/><w:right w:val="single" w:sz="4" w:space="0" w:color="auto"/></w:tcBorders><w:noWrap/><w:vAlign w:val="center"/><w:hideMark/></w:tcPr><w:p><w:pPr><w:rPr><w:rFonts w:ascii="Arial" w:hAnsi="Arial" w:cs="Arial"/><w:color w:val="000000"/><w:lang w:val="es-CL" w:eastAsia="es-CL"/></w:rPr></w:pPr><w:r><w:rPr><w:rFonts w:ascii="Arial" w:hAnsi="Arial" w:cs="Arial"/><w:color w:val="000000"/><w:lang w:val="es-CL" w:eastAsia="es-CL"/></w:rPr><w:t>RIPIO</w:t></w:r></w:p></w:tc><w:tc><w:tcPr><w:tcW w:w="610" w:type="pct"/><w:gridSpan w:val="3"/><w:tcBorders><w:top w:val="nil"/><w:left w:val="nil"/><w:bottom w:val="single" w:sz="4" w:space="0" w:color="auto"/><w:right w:val="single" w:sz="4" w:space="0" w:color="auto"/></w:tcBorders><w:noWrap/><w:vAlign w:val="center"/><w:hideMark/></w:tcPr><w:p><w:pPr><w:jc w:val="center"/><w:rPr><w:rFonts w:ascii="Arial" w:hAnsi="Arial" w:cs="Arial"/><w:lang w:val="es-CL" w:eastAsia="es-CL"/></w:rPr></w:pPr><w:r><w:rPr><w:rFonts w:ascii="Arial" w:hAnsi="Arial" w:cs="Arial"/><w:lang w:val="es-CL" w:eastAsia="es-CL"/></w:rPr><w:t>M3</w:t></w:r></w:p></w:tc><w:tc><w:tcPr><w:tcW w:w="526" w:type="pct"/><w:tcBorders><w:top w:val="nil"/><w:left w:val="nil"/><w:bottom w:val="single" w:sz="4" w:space="0" w:color="auto"/><w:right w:val="single" w:sz="4" w:space="0" w:color="auto"/></w:tcBorders><w:noWrap/><w:vAlign w:val="center"/><w:hideMark/></w:tcPr><w:p><w:pPr><w:jc w:val="center"/><w:rPr><w:rFonts w:ascii="Arial" w:hAnsi="Arial" w:cs="Arial"/><w:lang w:val="es-CL" w:eastAsia="es-CL"/></w:rPr></w:pPr><w:r><w:rPr><w:rFonts w:ascii="Arial" w:hAnsi="Arial" w:cs="Arial"/><w:lang w:val="es-CL" w:eastAsia="es-CL"/></w:rPr><w:t>11.0</w:t></w:r></w:p></w:tc><w:tc><w:tcPr><w:tcW w:w="525" w:type="pct"/><w:tcBorders><w:top w:val="nil"/><w:left w:val="nil"/><w:bottom w:val="single" w:sz="4" w:space="0" w:color="auto"/><w:right w:val="single" w:sz="4" w:space="0" w:color="auto"/></w:tcBorders></w:tcPr><w:p><w:pPr><w:jc w:val="center"/><w:rPr><w:rFonts w:ascii="Arial" w:hAnsi="Arial" w:cs="Arial"/><w:lang w:val="es-CL" w:eastAsia="es-CL"/></w:rPr></w:pPr></w:p></w:tc></w:tr><w:tr><w:trPr><w:trHeight w:val="330"/></w:trPr><w:tc><w:tcPr><w:tcW w:w="752" w:type="pct"/><w:gridSpan w:val="3"/><w:vMerge/><w:tcBorders><w:top w:val="single" w:sz="8" w:space="0" w:color="auto"/><w:left w:val="single" w:sz="8" w:space="0" w:color="auto"/><w:bottom w:val="nil"/><w:right w:val="single" w:sz="8" w:space="0" w:color="000000"/></w:tcBorders><w:vAlign w:val="center"/><w:hideMark/></w:tcPr><w:p><w:pPr><w:rPr><w:rFonts w:ascii="Arial" w:hAnsi="Arial" w:cs="Arial"/><w:b/><w:bCs/><w:color w:val="000000"/><w:lang w:val="es-CL" w:eastAsia="es-CL"/></w:rPr></w:pPr></w:p></w:tc><w:tc><w:tcPr><w:tcW w:w="2586" w:type="pct"/><w:gridSpan w:val="3"/><w:tcBorders><w:top w:val="single" w:sz="4" w:space="0" w:color="auto"/><w:left w:val="nil"/><w:bottom w:val="single" w:sz="4" w:space="0" w:color="auto"/><w:right w:val="nil"/></w:tcBorders><w:noWrap/><w:vAlign w:val="center"/><w:hideMark/></w:tcPr><w:p><w:pPr><w:rPr><w:rFonts w:ascii="Arial" w:hAnsi="Arial" w:cs="Arial"/><w:b/><w:bCs/><w:lang w:val="es-CL" w:eastAsia="es-CL"/></w:rPr></w:pPr><w:r><w:rPr><w:rFonts w:ascii="Arial" w:hAnsi="Arial" w:cs="Arial"/><w:b/><w:bCs/><w:lang w:val="es-CL" w:eastAsia="es-CL"/></w:rPr><w:t xml:space="preserve">ACCESIBILIDAD UNIVERSAL </w:t></w:r></w:p></w:tc><w:tc><w:tcPr><w:tcW w:w="610" w:type="pct"/><w:gridSpan w:val="3"/><w:tcBorders><w:top w:val="nil"/><w:left w:val="nil"/><w:bottom w:val="single" w:sz="4" w:space="0" w:color="auto"/><w:right w:val="nil"/></w:tcBorders><w:shd w:val="clear" w:color="000000" w:fill="FFFFFF"/><w:noWrap/><w:vAlign w:val="center"/><w:hideMark/></w:tcPr><w:p><w:pPr><w:jc w:val="center"/><w:rPr><w:rFonts w:ascii="Arial" w:hAnsi="Arial" w:cs="Arial"/><w:b/><w:bCs/><w:lang w:val="es-CL" w:eastAsia="es-CL"/></w:rPr></w:pPr><w:r><w:rPr><w:rFonts w:ascii="Arial" w:hAnsi="Arial" w:cs="Arial"/><w:b/><w:bCs/><w:lang w:val="es-CL" w:eastAsia="es-CL"/></w:rPr><w:t> </w:t></w:r></w:p></w:tc><w:tc><w:tcPr><w:tcW w:w="526" w:type="pct"/><w:tcBorders><w:top w:val="nil"/><w:left w:val="nil"/><w:bottom w:val="single" w:sz="4" w:space="0" w:color="auto"/><w:right w:val="single" w:sz="4" w:space="0" w:color="auto"/></w:tcBorders><w:shd w:val="clear" w:color="000000" w:fill="FFFFFF"/><w:noWrap/><w:vAlign w:val="center"/><w:hideMark/></w:tcPr><w:p><w:pPr><w:jc w:val="center"/><w:rPr><w:rFonts w:ascii="Arial" w:hAnsi="Arial" w:cs="Arial"/><w:b/><w:bCs/><w:lang w:val="es-CL" w:eastAsia="es-CL"/></w:rPr></w:pPr><w:r><w:rPr><w:rFonts w:ascii="Arial" w:hAnsi="Arial" w:cs="Arial"/><w:b/><w:bCs/><w:lang w:val="es-CL" w:eastAsia="es-CL"/></w:rPr><w:t> </w:t></w:r></w:p></w:tc><w:tc><w:tcPr><w:tcW w:w="525" w:type="pct"/><w:tcBorders><w:top w:val="nil"/><w:left w:val="nil"/><w:bottom w:val="single" w:sz="4" w:space="0" w:color="auto"/><w:right w:val="single" w:sz="4" w:space="0" w:color="auto"/></w:tcBorders><w:shd w:val="clear" w:color="000000" w:fill="FFFFFF"/></w:tcPr><w:p><w:pPr><w:jc w:val="center"/><w:rPr><w:rFonts w:ascii="Arial" w:hAnsi="Arial" w:cs="Arial"/><w:b/><w:bCs/><w:lang w:val="es-CL" w:eastAsia="es-CL"/></w:rPr></w:pPr><w:r><w:rPr><w:rFonts w:ascii="Arial" w:hAnsi="Arial" w:cs="Arial"/><w:b/><w:bCs/><w:lang w:val="es-CL" w:eastAsia="es-CL"/></w:rPr><w:t>-</w:t></w:r></w:p></w:tc></w:tr><w:tr><w:trPr><w:trHeight w:val="330"/></w:trPr><w:tc><w:tcPr><w:tcW w:w="752" w:type="pct"/><w:gridSpan w:val="3"/><w:vMerge/><w:tcBorders><w:top w:val="single" w:sz="8" w:space="0" w:color="auto"/><w:left w:val="single" w:sz="8" w:space="0" w:color="auto"/><w:bottom w:val="nil"/><w:right w:val="single" w:sz="8" w:space="0" w:color="000000"/></w:tcBorders><w:vAlign w:val="center"/><w:hideMark/></w:tcPr><w:p><w:pPr><w:rPr><w:rFonts w:ascii="Arial" w:hAnsi="Arial" w:cs="Arial"/><w:b/><w:bCs/><w:color w:val="000000"/><w:lang w:val="es-CL" w:eastAsia="es-CL"/></w:rPr></w:pPr></w:p></w:tc><w:tc><w:tcPr><w:tcW w:w="2586" w:type="pct"/><w:gridSpan w:val="3"/><w:tcBorders><w:top w:val="single" w:sz="4" w:space="0" w:color="auto"/><w:left w:val="nil"/><w:bottom w:val="single" w:sz="4" w:space="0" w:color="auto"/><w:right w:val="single" w:sz="4" w:space="0" w:color="auto"/></w:tcBorders><w:noWrap/><w:vAlign w:val="center"/><w:hideMark/></w:tcPr><w:p><w:pPr><w:rPr><w:rFonts w:ascii="Arial" w:hAnsi="Arial" w:cs="Arial"/><w:color w:val="000000"/><w:lang w:val="es-CL" w:eastAsia="es-CL"/></w:rPr></w:pPr><w:r><w:rPr><w:rFonts w:ascii="Arial" w:hAnsi="Arial" w:cs="Arial"/><w:color w:val="000000"/><w:lang w:val="es-CL" w:eastAsia="es-CL"/></w:rPr><w:t>BALDOSA TÁCTIL MINVU 0 (0,40 x 0,40 METROS)</w:t></w:r></w:p></w:tc><w:tc><w:tcPr><w:tcW w:w="610" w:type="pct"/><w:gridSpan w:val="3"/><w:tcBorders><w:top w:val="nil"/><w:left w:val="nil"/><w:bottom w:val="single" w:sz="4" w:space="0" w:color="auto"/><w:right w:val="single" w:sz="4" w:space="0" w:color="auto"/></w:tcBorders><w:shd w:val="clear" w:color="000000" w:fill="FFFFFF"/><w:noWrap/><w:vAlign w:val="center"/><w:hideMark/></w:tcPr><w:p><w:pPr><w:jc w:val="center"/><w:rPr><w:rFonts w:ascii="Arial" w:hAnsi="Arial" w:cs="Arial"/><w:lang w:val="es-CL" w:eastAsia="es-CL"/></w:rPr></w:pPr><w:r><w:rPr><w:rFonts w:ascii="Arial" w:hAnsi="Arial" w:cs="Arial"/><w:lang w:val="es-CL" w:eastAsia="es-CL"/></w:rPr><w:t>M2</w:t></w:r></w:p></w:tc><w:tc><w:tcPr><w:tcW w:w="526" w:type="pct"/><w:tcBorders><w:top w:val="nil"/><w:left w:val="nil"/><w:bottom w:val="single" w:sz="4" w:space="0" w:color="auto"/><w:right w:val="single" w:sz="4" w:space="0" w:color="auto"/></w:tcBorders><w:shd w:val="clear" w:color="000000" w:fill="FFFFFF"/><w:noWrap/><w:vAlign w:val="center"/><w:hideMark/></w:tcPr><w:p><w:pPr><w:jc w:val="center"/><w:rPr><w:rFonts w:ascii="Arial" w:hAnsi="Arial" w:cs="Arial"/><w:lang w:val="es-CL" w:eastAsia="es-CL"/></w:rPr></w:pPr><w:r><w:rPr><w:rFonts w:ascii="Arial" w:hAnsi="Arial" w:cs="Arial"/><w:lang w:val="es-CL" w:eastAsia="es-CL"/></w:rPr><w:t>25.00</w:t></w:r></w:p></w:tc><w:tc><w:tcPr><w:tcW w:w="525" w:type="pct"/><w:tcBorders><w:top w:val="nil"/><w:left w:val="nil"/><w:bottom w:val="single" w:sz="4" w:space="0" w:color="auto"/><w:right w:val="single" w:sz="4" w:space="0" w:color="auto"/></w:tcBorders><w:shd w:val="clear" w:color="000000" w:fill="FFFFFF"/></w:tcPr><w:p><w:pPr><w:jc w:val="center"/><w:rPr><w:rFonts w:ascii="Arial" w:hAnsi="Arial" w:cs="Arial"/><w:lang w:val="es-CL" w:eastAsia="es-CL"/></w:rPr></w:pPr></w:p></w:tc></w:tr><w:tr><w:trPr><w:trHeight w:val="330"/></w:trPr><w:tc><w:tcPr><w:tcW w:w="752" w:type="pct"/><w:gridSpan w:val="3"/><w:vMerge/><w:tcBorders><w:top w:val="single" w:sz="8" w:space="0" w:color="auto"/><w:left w:val="single" w:sz="8" w:space="0" w:color="auto"/><w:bottom w:val="nil"/><w:right w:val="single" w:sz="8" w:space="0" w:color="000000"/></w:tcBorders><w:vAlign w:val="center"/><w:hideMark/></w:tcPr><w:p><w:pPr><w:rPr><w:rFonts w:ascii="Arial" w:hAnsi="Arial" w:cs="Arial"/><w:b/><w:bCs/><w:color w:val="000000"/><w:lang w:val="es-CL" w:eastAsia="es-CL"/></w:rPr></w:pPr></w:p></w:tc><w:tc><w:tcPr><w:tcW w:w="2586" w:type="pct"/><w:gridSpan w:val="3"/><w:tcBorders><w:top w:val="single" w:sz="4" w:space="0" w:color="auto"/><w:left w:val="nil"/><w:bottom w:val="single" w:sz="4" w:space="0" w:color="auto"/><w:right w:val="single" w:sz="4" w:space="0" w:color="auto"/></w:tcBorders><w:noWrap/><w:vAlign w:val="center"/><w:hideMark/></w:tcPr><w:p><w:pPr><w:rPr><w:rFonts w:ascii="Arial" w:hAnsi="Arial" w:cs="Arial"/><w:color w:val="000000"/><w:lang w:val="es-CL" w:eastAsia="es-CL"/></w:rPr></w:pPr><w:r><w:rPr><w:rFonts w:ascii="Arial" w:hAnsi="Arial" w:cs="Arial"/><w:color w:val="000000"/><w:lang w:val="es-CL" w:eastAsia="es-CL"/></w:rPr><w:t>SACOS DE CEMENTO DE 25 KG</w:t></w:r></w:p></w:tc><w:tc><w:tcPr><w:tcW w:w="610" w:type="pct"/><w:gridSpan w:val="3"/><w:tcBorders><w:top w:val="nil"/><w:left w:val="nil"/><w:bottom w:val="single" w:sz="4" w:space="0" w:color="auto"/><w:right w:val="single" w:sz="4" w:space="0" w:color="auto"/></w:tcBorders><w:shd w:val="clear" w:color="000000" w:fill="FFFFFF"/><w:noWrap/><w:vAlign w:val="center"/><w:hideMark/></w:tcPr><w:p><w:pPr><w:jc w:val="center"/><w:rPr><w:rFonts w:ascii="Arial" w:hAnsi="Arial" w:cs="Arial"/><w:lang w:val="es-CL" w:eastAsia="es-CL"/></w:rPr></w:pPr><w:r><w:rPr><w:rFonts w:ascii="Arial" w:hAnsi="Arial" w:cs="Arial"/><w:lang w:val="es-CL" w:eastAsia="es-CL"/></w:rPr><w:t>UN</w:t></w:r></w:p></w:tc><w:tc><w:tcPr><w:tcW w:w="526" w:type="pct"/><w:tcBorders><w:top w:val="nil"/><w:left w:val="nil"/><w:bottom w:val="single" w:sz="4" w:space="0" w:color="auto"/><w:right w:val="single" w:sz="4" w:space="0" w:color="auto"/></w:tcBorders><w:shd w:val="clear" w:color="000000" w:fill="FFFFFF"/><w:noWrap/><w:vAlign w:val="center"/><w:hideMark/></w:tcPr><w:p><w:pPr><w:jc w:val="center"/><w:rPr><w:rFonts w:ascii="Arial" w:hAnsi="Arial" w:cs="Arial"/><w:lang w:val="es-CL" w:eastAsia="es-CL"/></w:rPr></w:pPr><w:r><w:rPr><w:rFonts w:ascii="Arial" w:hAnsi="Arial" w:cs="Arial"/><w:lang w:val="es-CL" w:eastAsia="es-CL"/></w:rPr><w:t>15.0</w:t></w:r></w:p></w:tc><w:tc><w:tcPr><w:tcW w:w="525" w:type="pct"/><w:tcBorders><w:top w:val="nil"/><w:left w:val="nil"/><w:bottom w:val="single" w:sz="4" w:space="0" w:color="auto"/><w:right w:val="single" w:sz="4" w:space="0" w:color="auto"/></w:tcBorders><w:shd w:val="clear" w:color="000000" w:fill="FFFFFF"/></w:tcPr><w:p><w:pPr><w:jc w:val="center"/><w:rPr><w:rFonts w:ascii="Arial" w:hAnsi="Arial" w:cs="Arial"/><w:lang w:val="es-CL" w:eastAsia="es-CL"/></w:rPr></w:pPr></w:p></w:tc></w:tr><w:tr><w:trPr><w:trHeight w:val="330"/></w:trPr><w:tc><w:tcPr><w:tcW w:w="752" w:type="pct"/><w:gridSpan w:val="3"/><w:vMerge/><w:tcBorders><w:top w:val="single" w:sz="8" w:space="0" w:color="auto"/><w:left w:val="single" w:sz="8" w:space="0" w:color="auto"/><w:bottom w:val="nil"/><w:right w:val="single" w:sz="8" w:space="0" w:color="000000"/></w:tcBorders><w:vAlign w:val="center"/><w:hideMark/></w:tcPr><w:p><w:pPr><w:rPr><w:rFonts w:ascii="Arial" w:hAnsi="Arial" w:cs="Arial"/><w:b/><w:bCs/><w:color w:val="000000"/><w:lang w:val="es-CL" w:eastAsia="es-CL"/></w:rPr></w:pPr></w:p></w:tc><w:tc><w:tcPr><w:tcW w:w="2586" w:type="pct"/><w:gridSpan w:val="3"/><w:tcBorders><w:top w:val="single" w:sz="4" w:space="0" w:color="auto"/><w:left w:val="nil"/><w:bottom w:val="nil"/><w:right w:val="single" w:sz="4" w:space="0" w:color="auto"/></w:tcBorders><w:noWrap/><w:vAlign w:val="center"/><w:hideMark/></w:tcPr><w:p><w:pPr><w:rPr><w:rFonts w:ascii="Arial" w:hAnsi="Arial" w:cs="Arial"/><w:color w:val="000000"/><w:lang w:val="es-CL" w:eastAsia="es-CL"/></w:rPr></w:pPr><w:r><w:rPr><w:rFonts w:ascii="Arial" w:hAnsi="Arial" w:cs="Arial"/><w:color w:val="000000"/><w:lang w:val="es-CL" w:eastAsia="es-CL"/></w:rPr><w:t>ARENA</w:t></w:r></w:p></w:tc><w:tc><w:tcPr><w:tcW w:w="610" w:type="pct"/><w:gridSpan w:val="3"/><w:tcBorders><w:top w:val="single" w:sz="4" w:space="0" w:color="auto"/><w:left w:val="nil"/><w:bottom w:val="nil"/><w:right w:val="single" w:sz="4" w:space="0" w:color="auto"/></w:tcBorders><w:shd w:val="clear" w:color="000000" w:fill="FFFFFF"/><w:noWrap/><w:vAlign w:val="center"/><w:hideMark/></w:tcPr><w:p><w:pPr><w:jc w:val="center"/><w:rPr><w:rFonts w:ascii="Arial" w:hAnsi="Arial" w:cs="Arial"/><w:lang w:val="es-CL" w:eastAsia="es-CL"/></w:rPr></w:pPr><w:r><w:rPr><w:rFonts w:ascii="Arial" w:hAnsi="Arial" w:cs="Arial"/><w:lang w:val="es-CL" w:eastAsia="es-CL"/></w:rPr><w:t>M3</w:t></w:r></w:p></w:tc><w:tc><w:tcPr><w:tcW w:w="526" w:type="pct"/><w:tcBorders><w:top w:val="single" w:sz="4" w:space="0" w:color="auto"/><w:left w:val="nil"/><w:bottom w:val="nil"/><w:right w:val="single" w:sz="4" w:space="0" w:color="auto"/></w:tcBorders><w:shd w:val="clear" w:color="000000" w:fill="FFFFFF"/><w:noWrap/><w:vAlign w:val="center"/><w:hideMark/></w:tcPr><w:p><w:pPr><w:jc w:val="center"/><w:rPr><w:rFonts w:ascii="Arial" w:hAnsi="Arial" w:cs="Arial"/><w:lang w:val="es-CL" w:eastAsia="es-CL"/></w:rPr></w:pPr><w:r><w:rPr><w:rFonts w:ascii="Arial" w:hAnsi="Arial" w:cs="Arial"/><w:lang w:val="es-CL" w:eastAsia="es-CL"/></w:rPr><w:t>3.0</w:t></w:r></w:p></w:tc><w:tc><w:tcPr><w:tcW w:w="525" w:type="pct"/><w:tcBorders><w:top w:val="single" w:sz="4" w:space="0" w:color="auto"/><w:left w:val="nil"/><w:bottom w:val="nil"/><w:right w:val="single" w:sz="4" w:space="0" w:color="auto"/></w:tcBorders><w:shd w:val="clear" w:color="000000" w:fill="FFFFFF"/></w:tcPr><w:p><w:pPr><w:jc w:val="center"/><w:rPr><w:rFonts w:ascii="Arial" w:hAnsi="Arial" w:cs="Arial"/><w:lang w:val="es-CL" w:eastAsia="es-CL"/></w:rPr></w:pPr></w:p></w:tc></w:tr><w:tr><w:trPr><w:trHeight w:val="330"/></w:trPr><w:tc><w:tcPr><w:tcW w:w="157" w:type="pct"/><w:tcBorders><w:top w:val="nil"/><w:left w:val="single" w:sz="8" w:space="0" w:color="auto"/><w:bottom w:val="nil"/><w:right w:val="nil"/></w:tcBorders><w:shd w:val="clear" w:color="000000" w:fill="D9D9D9"/><w:vAlign w:val="center"/><w:hideMark/></w:tcPr><w:p><w:pPr><w:jc w:val="center"/><w:rPr><w:rFonts w:ascii="Arial" w:hAnsi="Arial" w:cs="Arial"/><w:b/><w:bCs/><w:color w:val="000000"/><w:lang w:val="es-CL" w:eastAsia="es-CL"/></w:rPr></w:pPr><w:r><w:rPr><w:rFonts w:ascii="Arial" w:hAnsi="Arial" w:cs="Arial"/><w:b/><w:bCs/><w:color w:val="000000"/><w:lang w:val="es-CL" w:eastAsia="es-CL"/></w:rPr><w:t> </w:t></w:r></w:p></w:tc><w:tc><w:tcPr><w:tcW w:w="158" w:type="pct"/><w:tcBorders><w:top w:val="nil"/><w:left w:val="nil"/><w:bottom w:val="nil"/><w:right w:val="nil"/></w:tcBorders><w:shd w:val="clear" w:color="000000" w:fill="D9D9D9"/><w:vAlign w:val="center"/><w:hideMark/></w:tcPr><w:p><w:pPr><w:jc w:val="center"/><w:rPr><w:rFonts w:ascii="Arial" w:hAnsi="Arial" w:cs="Arial"/><w:b/><w:bCs/><w:color w:val="000000"/><w:lang w:val="es-CL" w:eastAsia="es-CL"/></w:rPr></w:pPr><w:r><w:rPr><w:rFonts w:ascii="Arial" w:hAnsi="Arial" w:cs="Arial"/><w:b/><w:bCs/><w:color w:val="000000"/><w:lang w:val="es-CL" w:eastAsia="es-CL"/></w:rPr><w:t> </w:t></w:r></w:p></w:tc><w:tc><w:tcPr><w:tcW w:w="438" w:type="pct"/><w:tcBorders><w:top w:val="nil"/><w:left w:val="nil"/><w:bottom w:val="nil"/><w:right w:val="single" w:sz="8" w:space="0" w:color="auto"/></w:tcBorders><w:shd w:val="clear" w:color="000000" w:fill="D9D9D9"/><w:vAlign w:val="center"/><w:hideMark/></w:tcPr><w:p><w:pPr><w:jc w:val="center"/><w:rPr><w:rFonts w:ascii="Arial" w:hAnsi="Arial" w:cs="Arial"/><w:b/><w:bCs/><w:color w:val="000000"/><w:lang w:val="es-CL" w:eastAsia="es-CL"/></w:rPr></w:pPr><w:r><w:rPr><w:rFonts w:ascii="Arial" w:hAnsi="Arial" w:cs="Arial"/><w:b/><w:bCs/><w:color w:val="000000"/><w:lang w:val="es-CL" w:eastAsia="es-CL"/></w:rPr><w:t> </w:t></w:r></w:p></w:tc><w:tc><w:tcPr><w:tcW w:w="2586" w:type="pct"/><w:gridSpan w:val="3"/><w:tcBorders><w:top w:val="single" w:sz="4" w:space="0" w:color="auto"/><w:left w:val="nil"/><w:bottom w:val="single" w:sz="4" w:space="0" w:color="auto"/><w:right w:val="nil"/></w:tcBorders><w:noWrap/><w:vAlign w:val="center"/><w:hideMark/></w:tcPr><w:p><w:pPr><w:rPr><w:rFonts w:ascii="Arial" w:hAnsi="Arial" w:cs="Arial"/><w:b/><w:bCs/><w:lang w:val="es-CL" w:eastAsia="es-CL"/></w:rPr></w:pPr><w:r><w:rPr><w:rFonts w:ascii="Arial" w:hAnsi="Arial" w:cs="Arial"/><w:b/><w:bCs/><w:lang w:val="es-CL" w:eastAsia="es-CL"/></w:rPr><w:t>OTROS</w:t></w:r></w:p></w:tc><w:tc><w:tcPr><w:tcW w:w="610" w:type="pct"/><w:gridSpan w:val="3"/><w:tcBorders><w:top w:val="single" w:sz="4" w:space="0" w:color="auto"/><w:left w:val="nil"/><w:bottom w:val="single" w:sz="4" w:space="0" w:color="auto"/><w:right w:val="nil"/></w:tcBorders><w:shd w:val="clear" w:color="000000" w:fill="FFFFFF"/><w:noWrap/><w:vAlign w:val="center"/><w:hideMark/></w:tcPr><w:p><w:pPr><w:jc w:val="center"/><w:rPr><w:rFonts w:ascii="Arial" w:hAnsi="Arial" w:cs="Arial"/><w:b/><w:bCs/><w:lang w:val="es-CL" w:eastAsia="es-CL"/></w:rPr></w:pPr><w:r><w:rPr><w:rFonts w:ascii="Arial" w:hAnsi="Arial" w:cs="Arial"/><w:b/><w:bCs/><w:lang w:val="es-CL" w:eastAsia="es-CL"/></w:rPr><w:t> </w:t></w:r></w:p></w:tc><w:tc><w:tcPr><w:tcW w:w="526" w:type="pct"/><w:tcBorders><w:top w:val="single" w:sz="4" w:space="0" w:color="auto"/><w:left w:val="nil"/><w:bottom w:val="single" w:sz="4" w:space="0" w:color="auto"/><w:right w:val="single" w:sz="4" w:space="0" w:color="auto"/></w:tcBorders><w:shd w:val="clear" w:color="000000" w:fill="FFFFFF"/><w:noWrap/><w:vAlign w:val="center"/><w:hideMark/></w:tcPr><w:p><w:pPr><w:jc w:val="center"/><w:rPr><w:rFonts w:ascii="Arial" w:hAnsi="Arial" w:cs="Arial"/><w:b/><w:bCs/><w:lang w:val="es-CL" w:eastAsia="es-CL"/></w:rPr></w:pPr><w:r><w:rPr><w:rFonts w:ascii="Arial" w:hAnsi="Arial" w:cs="Arial"/><w:b/><w:bCs/><w:lang w:val="es-CL" w:eastAsia="es-CL"/></w:rPr><w:t> </w:t></w:r></w:p></w:tc><w:tc><w:tcPr><w:tcW w:w="525" w:type="pct"/><w:tcBorders><w:top w:val="single" w:sz="4" w:space="0" w:color="auto"/><w:left w:val="nil"/><w:bottom w:val="single" w:sz="4" w:space="0" w:color="auto"/><w:right w:val="single" w:sz="4" w:space="0" w:color="auto"/></w:tcBorders><w:shd w:val="clear" w:color="000000" w:fill="FFFFFF"/></w:tcPr><w:p><w:pPr><w:jc w:val="center"/><w:rPr><w:rFonts w:ascii="Arial" w:hAnsi="Arial" w:cs="Arial"/><w:b/><w:bCs/><w:lang w:val="es-CL" w:eastAsia="es-CL"/></w:rPr></w:pPr><w:r><w:rPr><w:rFonts w:ascii="Arial" w:hAnsi="Arial" w:cs="Arial"/><w:b/><w:bCs/><w:lang w:val="es-CL" w:eastAsia="es-CL"/></w:rPr><w:t>-</w:t></w:r></w:p></w:tc></w:tr><w:tr><w:trPr><w:trHeight w:val="345"/></w:trPr><w:tc><w:tcPr><w:tcW w:w="157" w:type="pct"/><w:tcBorders><w:top w:val="nil"/><w:left w:val="single" w:sz="8" w:space="0" w:color="auto"/><w:bottom w:val="single" w:sz="8" w:space="0" w:color="auto"/><w:right w:val="nil"/></w:tcBorders><w:shd w:val="clear" w:color="000000" w:fill="D9D9D9"/><w:vAlign w:val="center"/><w:hideMark/></w:tcPr><w:p><w:pPr><w:jc w:val="center"/><w:rPr><w:rFonts w:ascii="Arial" w:hAnsi="Arial" w:cs="Arial"/><w:b/><w:bCs/><w:color w:val="000000"/><w:lang w:val="es-CL" w:eastAsia="es-CL"/></w:rPr></w:pPr><w:r><w:rPr><w:rFonts w:ascii="Arial" w:hAnsi="Arial" w:cs="Arial"/><w:b/><w:bCs/><w:color w:val="000000"/><w:lang w:val="es-CL" w:eastAsia="es-CL"/></w:rPr><w:t> </w:t></w:r></w:p></w:tc><w:tc><w:tcPr><w:tcW w:w="158" w:type="pct"/><w:tcBorders><w:top w:val="nil"/><w:left w:val="nil"/><w:bottom w:val="single" w:sz="8" w:space="0" w:color="auto"/><w:right w:val="nil"/></w:tcBorders><w:shd w:val="clear" w:color="000000" w:fill="D9D9D9"/><w:vAlign w:val="center"/><w:hideMark/></w:tcPr><w:p><w:pPr><w:jc w:val="center"/><w:rPr><w:rFonts w:ascii="Arial" w:hAnsi="Arial" w:cs="Arial"/><w:b/><w:bCs/><w:color w:val="000000"/><w:lang w:val="es-CL" w:eastAsia="es-CL"/></w:rPr></w:pPr><w:r><w:rPr><w:rFonts w:ascii="Arial" w:hAnsi="Arial" w:cs="Arial"/><w:b/><w:bCs/><w:color w:val="000000"/><w:lang w:val="es-CL" w:eastAsia="es-CL"/></w:rPr><w:t> </w:t></w:r></w:p></w:tc><w:tc><w:tcPr><w:tcW w:w="438" w:type="pct"/><w:tcBorders><w:top w:val="nil"/><w:left w:val="nil"/><w:bottom w:val="single" w:sz="8" w:space="0" w:color="auto"/><w:right w:val="single" w:sz="8" w:space="0" w:color="auto"/></w:tcBorders><w:shd w:val="clear" w:color="000000" w:fill="D9D9D9"/><w:vAlign w:val="center"/><w:hideMark/></w:tcPr><w:p><w:pPr><w:jc w:val="center"/><w:rPr><w:rFonts w:ascii="Arial" w:hAnsi="Arial" w:cs="Arial"/><w:b/><w:bCs/><w:color w:val="000000"/><w:lang w:val="es-CL" w:eastAsia="es-CL"/></w:rPr></w:pPr><w:r><w:rPr><w:rFonts w:ascii="Arial" w:hAnsi="Arial" w:cs="Arial"/><w:b/><w:bCs/><w:color w:val="000000"/><w:lang w:val="es-CL" w:eastAsia="es-CL"/></w:rPr><w:t> </w:t></w:r></w:p></w:tc><w:tc><w:tcPr><w:tcW w:w="2586" w:type="pct"/><w:gridSpan w:val="3"/><w:tcBorders><w:top w:val="single" w:sz="4" w:space="0" w:color="auto"/><w:left w:val="nil"/><w:bottom w:val="single" w:sz="8" w:space="0" w:color="auto"/><w:right w:val="single" w:sz="4" w:space="0" w:color="auto"/></w:tcBorders><w:noWrap/><w:vAlign w:val="center"/><w:hideMark/></w:tcPr><w:p><w:pPr><w:rPr><w:rFonts w:ascii="Arial" w:hAnsi="Arial" w:cs="Arial"/><w:color w:val="000000"/><w:lang w:val="es-CL" w:eastAsia="es-CL"/></w:rPr></w:pPr><w:r><w:rPr><w:rFonts w:ascii="Arial" w:hAnsi="Arial" w:cs="Arial"/><w:color w:val="000000"/><w:lang w:val="es-CL" w:eastAsia="es-CL"/></w:rPr><w:t>HERBICIDA</w:t></w:r></w:p></w:tc><w:tc><w:tcPr><w:tcW w:w="610" w:type="pct"/><w:gridSpan w:val="3"/><w:tcBorders><w:top w:val="nil"/><w:left w:val="nil"/><w:bottom w:val="single" w:sz="8" w:space="0" w:color="auto"/><w:right w:val="single" w:sz="4" w:space="0" w:color="auto"/></w:tcBorders><w:shd w:val="clear" w:color="000000" w:fill="FFFFFF"/><w:noWrap/><w:vAlign w:val="center"/><w:hideMark/></w:tcPr><w:p><w:pPr><w:jc w:val="center"/><w:rPr><w:rFonts w:ascii="Arial" w:hAnsi="Arial" w:cs="Arial"/><w:lang w:val="es-CL" w:eastAsia="es-CL"/></w:rPr></w:pPr><w:r><w:rPr><w:rFonts w:ascii="Arial" w:hAnsi="Arial" w:cs="Arial"/><w:lang w:val="es-CL" w:eastAsia="es-CL"/></w:rPr><w:t>UN</w:t></w:r></w:p></w:tc><w:tc><w:tcPr><w:tcW w:w="526" w:type="pct"/><w:tcBorders><w:top w:val="nil"/><w:left w:val="nil"/><w:bottom w:val="single" w:sz="8" w:space="0" w:color="auto"/><w:right w:val="single" w:sz="4" w:space="0" w:color="auto"/></w:tcBorders><w:shd w:val="clear" w:color="000000" w:fill="FFFFFF"/><w:noWrap/><w:vAlign w:val="center"/><w:hideMark/></w:tcPr><w:p><w:pPr><w:jc w:val="center"/><w:rPr><w:rFonts w:ascii="Arial" w:hAnsi="Arial" w:cs="Arial"/><w:lang w:val="es-CL" w:eastAsia="es-CL"/></w:rPr></w:pPr><w:r><w:rPr><w:rFonts w:ascii="Arial" w:hAnsi="Arial" w:cs="Arial"/><w:lang w:val="es-CL" w:eastAsia="es-CL"/></w:rPr><w:t>1.0</w:t></w:r></w:p></w:tc><w:tc><w:tcPr><w:tcW w:w="525" w:type="pct"/><w:tcBorders><w:top w:val="nil"/><w:left w:val="nil"/><w:bottom w:val="single" w:sz="8" w:space="0" w:color="auto"/><w:right w:val="single" w:sz="4" w:space="0" w:color="auto"/></w:tcBorders><w:shd w:val="clear" w:color="000000" w:fill="FFFFFF"/></w:tcPr><w:p><w:pPr><w:jc w:val="center"/><w:rPr><w:rFonts w:ascii="Arial" w:hAnsi="Arial" w:cs="Arial"/><w:lang w:val="es-CL" w:eastAsia="es-CL"/></w:rPr></w:pPr></w:p></w:tc></w:tr></w:tbl><w:p><w:pPr><w:ind w:left="677" w:right="82"/><w:jc w:val="both"/><w:rPr><w:rFonts w:ascii="Arial" w:eastAsia="Arial" w:hAnsi="Arial" w:cs="Arial"/><w:spacing w:val="3"/><w:lang w:val="es-CL"/></w:rPr></w:pPr></w:p><w:p><w:pPr><w:ind w:left="677" w:right="82"/><w:jc w:val="both"/><w:rPr><w:rFonts w:ascii="Arial" w:hAnsi="Arial" w:cs="Arial"/><w:b/><w:bCs/><w:lang w:val="es-CL"/></w:rPr></w:pPr></w:p><w:p><w:pPr><w:ind w:left="677" w:right="82"/><w:jc w:val="both"/><w:rPr><w:rFonts w:ascii="Arial" w:hAnsi="Arial" w:cs="Arial"/><w:b/><w:bCs/><w:lang w:val="es-CL"/></w:rPr></w:pPr></w:p><w:p><w:pPr><w:ind w:left="677" w:right="82"/><w:jc w:val="both"/><w:rPr><w:rFonts w:ascii="Arial" w:hAnsi="Arial" w:cs="Arial"/><w:b/><w:bCs/><w:lang w:val="es-CL"/></w:rPr></w:pPr><w:r><w:rPr><w:rFonts w:ascii="Arial" w:hAnsi="Arial" w:cs="Arial"/><w:b/><w:bCs/><w:lang w:val="es-CL"/></w:rPr><w:lastRenderedPageBreak/><w:t xml:space="preserve">LINEA </w:t></w:r><w:r><w:rPr><w:rFonts w:ascii="Arial" w:hAnsi="Arial" w:cs="Arial"/><w:b/><w:bCs/><w:lang w:val="es-CL"/></w:rPr><w:t>4</w:t></w:r><w:r><w:rPr><w:rFonts w:ascii="Arial" w:hAnsi="Arial" w:cs="Arial"/><w:b/><w:bCs/><w:lang w:val="es-CL"/></w:rPr><w:t>:</w:t></w:r><w:r><w:rPr><w:rFonts w:ascii="Arial" w:hAnsi="Arial" w:cs="Arial"/><w:b/><w:bCs/><w:lang w:val="es-CL"/></w:rPr><w:t xml:space="preserve"> IMPLEMENTOS DE SEGURIDAD</w:t></w:r></w:p><w:p><w:pPr><w:ind w:left="677" w:right="82"/><w:jc w:val="both"/><w:rPr><w:rFonts w:ascii="Arial" w:hAnsi="Arial" w:cs="Arial"/><w:lang w:val="es-CL"/></w:rPr></w:pPr></w:p><w:tbl><w:tblPr><w:tblW w:w="5000" w:type="pct"/><w:tblCellMar><w:left w:w="70" w:type="dxa"/><w:right w:w="70" w:type="dxa"/></w:tblCellMar><w:tblLook w:val="04A0" w:firstRow="1" w:lastRow="0" w:firstColumn="1" w:lastColumn="0" w:noHBand="0" w:noVBand="1"/></w:tblPr><w:tblGrid><w:gridCol w:w="1607"/><w:gridCol w:w="5832"/><w:gridCol w:w="918"/><w:gridCol w:w="1185"/><w:gridCol w:w="1058"/></w:tblGrid><w:tr><w:trPr><w:trHeight w:val="289"/></w:trPr><w:tc><w:tcPr><w:tcW w:w="758" w:type="pct"/><w:vMerge w:val="restart"/><w:tcBorders><w:top w:val="single" w:sz="8" w:space="0" w:color="auto"/><w:left w:val="single" w:sz="8" w:space="0" w:color="auto"/><w:bottom w:val="single" w:sz="8" w:space="0" w:color="000000"/><w:right w:val="single" w:sz="8" w:space="0" w:color="000000"/></w:tcBorders><w:shd w:val="clear" w:color="000000" w:fill="D9D9D9"/><w:vAlign w:val="center"/><w:hideMark/></w:tcPr><w:p><w:pPr><w:jc w:val="center"/><w:rPr><w:rFonts w:ascii="Arial" w:hAnsi="Arial" w:cs="Arial"/><w:b/><w:bCs/><w:color w:val="000000"/><w:lang w:val="es-CL" w:eastAsia="es-CL"/></w:rPr></w:pPr><w:r><w:rPr><w:rFonts w:ascii="Arial" w:hAnsi="Arial" w:cs="Arial"/><w:b/><w:bCs/><w:color w:val="000000"/><w:lang w:val="es-CL" w:eastAsia="es-CL"/></w:rPr><w:t>IMPLEMENTOS DE SEGURIDAD</w:t></w:r></w:p></w:tc><w:tc><w:tcPr><w:tcW w:w="2751" w:type="pct"/><w:tcBorders><w:top w:val="single" w:sz="8" w:space="0" w:color="auto"/><w:left w:val="nil"/><w:bottom w:val="single" w:sz="8" w:space="0" w:color="auto"/><w:right w:val="nil"/></w:tcBorders><w:shd w:val="clear" w:color="000000" w:fill="D9D9D9"/><w:noWrap/><w:vAlign w:val="center"/><w:hideMark/></w:tcPr><w:p><w:pPr><w:rPr><w:rFonts w:ascii="Arial" w:hAnsi="Arial" w:cs="Arial"/><w:b/><w:bCs/><w:color w:val="000000"/><w:lang w:val="es-CL" w:eastAsia="es-CL"/></w:rPr></w:pPr><w:r><w:rPr><w:rFonts w:ascii="Arial" w:hAnsi="Arial" w:cs="Arial"/><w:b/><w:bCs/><w:color w:val="000000"/><w:lang w:val="es-CL" w:eastAsia="es-CL"/></w:rPr><w:t>DESCRIPCIÓN</w:t></w:r></w:p></w:tc><w:tc><w:tcPr><w:tcW w:w="433" w:type="pct"/><w:tcBorders><w:top w:val="single" w:sz="8" w:space="0" w:color="auto"/><w:left w:val="single" w:sz="8" w:space="0" w:color="auto"/><w:bottom w:val="single" w:sz="8" w:space="0" w:color="auto"/><w:right w:val="single" w:sz="8" w:space="0" w:color="auto"/></w:tcBorders><w:shd w:val="clear" w:color="000000" w:fill="D9D9D9"/><w:noWrap/><w:vAlign w:val="center"/><w:hideMark/></w:tcPr><w:p><w:pPr><w:rPr><w:rFonts w:ascii="Arial" w:hAnsi="Arial" w:cs="Arial"/><w:b/><w:bCs/><w:color w:val="000000"/><w:lang w:val="es-CL" w:eastAsia="es-CL"/></w:rPr></w:pPr><w:r><w:rPr><w:rFonts w:ascii="Arial" w:hAnsi="Arial" w:cs="Arial"/><w:b/><w:bCs/><w:color w:val="000000"/><w:lang w:val="es-CL" w:eastAsia="es-CL"/></w:rPr><w:t>UNIDAD</w:t></w:r></w:p></w:tc><w:tc><w:tcPr><w:tcW w:w="559" w:type="pct"/><w:tcBorders><w:top w:val="single" w:sz="8" w:space="0" w:color="auto"/><w:left w:val="nil"/><w:bottom w:val="single" w:sz="8" w:space="0" w:color="auto"/><w:right w:val="single" w:sz="8" w:space="0" w:color="auto"/></w:tcBorders><w:shd w:val="clear" w:color="000000" w:fill="D9D9D9"/><w:noWrap/><w:vAlign w:val="center"/><w:hideMark/></w:tcPr><w:p><w:pPr><w:jc w:val="center"/><w:rPr><w:rFonts w:ascii="Arial" w:hAnsi="Arial" w:cs="Arial"/><w:b/><w:bCs/><w:color w:val="000000"/><w:lang w:val="es-CL" w:eastAsia="es-CL"/></w:rPr></w:pPr><w:r><w:rPr><w:rFonts w:ascii="Arial" w:hAnsi="Arial" w:cs="Arial"/><w:b/><w:bCs/><w:color w:val="000000"/><w:lang w:val="es-CL" w:eastAsia="es-CL"/></w:rPr><w:t>CANTIDAD</w:t></w:r></w:p></w:tc><w:tc><w:tcPr><w:tcW w:w="499" w:type="pct"/><w:tcBorders><w:top w:val="single" w:sz="8" w:space="0" w:color="auto"/><w:left w:val="nil"/><w:bottom w:val="single" w:sz="8" w:space="0" w:color="auto"/><w:right w:val="single" w:sz="8" w:space="0" w:color="auto"/></w:tcBorders><w:shd w:val="clear" w:color="000000" w:fill="D9D9D9"/></w:tcPr><w:p><w:pPr><w:jc w:val="center"/><w:rPr><w:rFonts w:ascii="Arial" w:hAnsi="Arial" w:cs="Arial"/><w:b/><w:bCs/><w:color w:val="000000"/><w:lang w:val="es-CL" w:eastAsia="es-CL"/></w:rPr></w:pPr><w:r><w:rPr><w:rFonts w:ascii="Arial" w:hAnsi="Arial" w:cs="Arial"/><w:b/><w:bCs/><w:color w:val="000000"/><w:lang w:val="es-CL" w:eastAsia="es-CL"/></w:rPr><w:t>PRECIO</w:t></w:r></w:p></w:tc></w:tr><w:tr><w:trPr><w:trHeight w:val="330"/></w:trPr><w:tc><w:tcPr><w:tcW w:w="758" w:type="pct"/><w:vMerge/><w:tcBorders><w:top w:val="single" w:sz="8" w:space="0" w:color="auto"/><w:left w:val="single" w:sz="8" w:space="0" w:color="auto"/><w:bottom w:val="single" w:sz="8" w:space="0" w:color="000000"/><w:right w:val="single" w:sz="8" w:space="0" w:color="000000"/></w:tcBorders><w:vAlign w:val="center"/><w:hideMark/></w:tcPr><w:p><w:pPr><w:rPr><w:rFonts w:ascii="Arial" w:hAnsi="Arial" w:cs="Arial"/><w:b/><w:bCs/><w:color w:val="000000"/><w:lang w:val="es-CL" w:eastAsia="es-CL"/></w:rPr></w:pPr></w:p></w:tc><w:tc><w:tcPr><w:tcW w:w="2751" w:type="pct"/><w:tcBorders><w:top w:val="nil"/><w:left w:val="nil"/><w:bottom w:val="single" w:sz="4" w:space="0" w:color="auto"/><w:right w:val="single" w:sz="4" w:space="0" w:color="auto"/></w:tcBorders><w:shd w:val="clear" w:color="000000" w:fill="FFFFFF"/><w:noWrap/><w:vAlign w:val="center"/><w:hideMark/></w:tcPr><w:p><w:pPr><w:rPr><w:rFonts w:ascii="Arial" w:hAnsi="Arial" w:cs="Arial"/><w:lang w:val="es-CL" w:eastAsia="es-CL"/></w:rPr></w:pPr><w:r><w:rPr><w:rFonts w:ascii="Arial" w:hAnsi="Arial" w:cs="Arial"/><w:lang w:val="es-CL" w:eastAsia="es-CL"/></w:rPr><w:t>PROTECTOR SOLAR 1 KG FACTOR 50+</w:t></w:r></w:p></w:tc><w:tc><w:tcPr><w:tcW w:w="433" w:type="pct"/><w:tcBorders><w:top w:val="nil"/><w:left w:val="nil"/><w:bottom w:val="single" w:sz="4" w:space="0" w:color="auto"/><w:right w:val="single" w:sz="4" w:space="0" w:color="auto"/></w:tcBorders><w:shd w:val="clear" w:color="000000" w:fill="FFFFFF"/><w:noWrap/><w:vAlign w:val="center"/><w:hideMark/></w:tcPr><w:p><w:pPr><w:jc w:val="center"/><w:rPr><w:rFonts w:ascii="Arial" w:hAnsi="Arial" w:cs="Arial"/><w:lang w:val="es-CL" w:eastAsia="es-CL"/></w:rPr></w:pPr><w:r><w:rPr><w:rFonts w:ascii="Arial" w:hAnsi="Arial" w:cs="Arial"/><w:lang w:val="es-CL" w:eastAsia="es-CL"/></w:rPr><w:t>UN</w:t></w:r></w:p></w:tc><w:tc><w:tcPr><w:tcW w:w="559" w:type="pct"/><w:tcBorders><w:top w:val="nil"/><w:left w:val="nil"/><w:bottom w:val="single" w:sz="4" w:space="0" w:color="auto"/><w:right w:val="single" w:sz="4" w:space="0" w:color="auto"/></w:tcBorders><w:noWrap/><w:vAlign w:val="center"/><w:hideMark/></w:tcPr><w:p><w:pPr><w:jc w:val="center"/><w:rPr><w:rFonts w:ascii="Arial" w:hAnsi="Arial" w:cs="Arial"/><w:lang w:val="es-CL" w:eastAsia="es-CL"/></w:rPr></w:pPr><w:r><w:rPr><w:rFonts w:ascii="Arial" w:hAnsi="Arial" w:cs="Arial"/><w:lang w:val="es-CL" w:eastAsia="es-CL"/></w:rPr><w:t>5</w:t></w:r></w:p></w:tc><w:tc><w:tcPr><w:tcW w:w="499" w:type="pct"/><w:tcBorders><w:top w:val="nil"/><w:left w:val="nil"/><w:bottom w:val="single" w:sz="4" w:space="0" w:color="auto"/><w:right w:val="single" w:sz="4" w:space="0" w:color="auto"/></w:tcBorders></w:tcPr><w:p><w:pPr><w:jc w:val="center"/><w:rPr><w:rFonts w:ascii="Arial" w:hAnsi="Arial" w:cs="Arial"/><w:lang w:val="es-CL" w:eastAsia="es-CL"/></w:rPr></w:pPr></w:p></w:tc></w:tr><w:tr><w:trPr><w:trHeight w:val="330"/></w:trPr><w:tc><w:tcPr><w:tcW w:w="758" w:type="pct"/><w:vMerge/><w:tcBorders><w:top w:val="single" w:sz="8" w:space="0" w:color="auto"/><w:left w:val="single" w:sz="8" w:space="0" w:color="auto"/><w:bottom w:val="single" w:sz="8" w:space="0" w:color="000000"/><w:right w:val="single" w:sz="8" w:space="0" w:color="000000"/></w:tcBorders><w:vAlign w:val="center"/><w:hideMark/></w:tcPr><w:p><w:pPr><w:rPr><w:rFonts w:ascii="Arial" w:hAnsi="Arial" w:cs="Arial"/><w:b/><w:bCs/><w:color w:val="000000"/><w:lang w:val="es-CL" w:eastAsia="es-CL"/></w:rPr></w:pPr></w:p></w:tc><w:tc><w:tcPr><w:tcW w:w="2751" w:type="pct"/><w:tcBorders><w:top w:val="single" w:sz="4" w:space="0" w:color="auto"/><w:left w:val="nil"/><w:bottom w:val="single" w:sz="4" w:space="0" w:color="auto"/><w:right w:val="single" w:sz="4" w:space="0" w:color="auto"/></w:tcBorders><w:shd w:val="clear" w:color="000000" w:fill="FFFFFF"/><w:noWrap/><w:vAlign w:val="center"/><w:hideMark/></w:tcPr><w:p><w:pPr><w:rPr><w:rFonts w:ascii="Arial" w:hAnsi="Arial" w:cs="Arial"/><w:lang w:val="es-CL" w:eastAsia="es-CL"/></w:rPr></w:pPr><w:r><w:rPr><w:rFonts w:ascii="Arial" w:hAnsi="Arial" w:cs="Arial"/><w:lang w:val="es-CL" w:eastAsia="es-CL"/></w:rPr><w:t>ZAPATOS DE SEGURIDAD</w:t></w:r></w:p></w:tc><w:tc><w:tcPr><w:tcW w:w="433" w:type="pct"/><w:tcBorders><w:top w:val="nil"/><w:left w:val="nil"/><w:bottom w:val="single" w:sz="4" w:space="0" w:color="auto"/><w:right w:val="single" w:sz="4" w:space="0" w:color="auto"/></w:tcBorders><w:shd w:val="clear" w:color="000000" w:fill="FFFFFF"/><w:noWrap/><w:vAlign w:val="center"/><w:hideMark/></w:tcPr><w:p><w:pPr><w:jc w:val="center"/><w:rPr><w:rFonts w:ascii="Arial" w:hAnsi="Arial" w:cs="Arial"/><w:lang w:val="es-CL" w:eastAsia="es-CL"/></w:rPr></w:pPr><w:r><w:rPr><w:rFonts w:ascii="Arial" w:hAnsi="Arial" w:cs="Arial"/><w:lang w:val="es-CL" w:eastAsia="es-CL"/></w:rPr><w:t>UN</w:t></w:r></w:p></w:tc><w:tc><w:tcPr><w:tcW w:w="559" w:type="pct"/><w:tcBorders><w:top w:val="single" w:sz="4" w:space="0" w:color="auto"/><w:left w:val="nil"/><w:bottom w:val="single" w:sz="4" w:space="0" w:color="auto"/><w:right w:val="single" w:sz="4" w:space="0" w:color="auto"/></w:tcBorders><w:noWrap/><w:vAlign w:val="center"/><w:hideMark/></w:tcPr><w:p><w:pPr><w:jc w:val="center"/><w:rPr><w:rFonts w:ascii="Arial" w:hAnsi="Arial" w:cs="Arial"/><w:lang w:val="es-CL" w:eastAsia="es-CL"/></w:rPr></w:pPr><w:r><w:rPr><w:rFonts w:ascii="Arial" w:hAnsi="Arial" w:cs="Arial"/><w:lang w:val="es-CL" w:eastAsia="es-CL"/></w:rPr><w:t>18</w:t></w:r></w:p></w:tc><w:tc><w:tcPr><w:tcW w:w="499" w:type="pct"/><w:tcBorders><w:top w:val="single" w:sz="4" w:space="0" w:color="auto"/><w:left w:val="nil"/><w:bottom w:val="single" w:sz="4" w:space="0" w:color="auto"/><w:right w:val="single" w:sz="4" w:space="0" w:color="auto"/></w:tcBorders></w:tcPr><w:p><w:pPr><w:jc w:val="center"/><w:rPr><w:rFonts w:ascii="Arial" w:hAnsi="Arial" w:cs="Arial"/><w:lang w:val="es-CL" w:eastAsia="es-CL"/></w:rPr></w:pPr></w:p></w:tc></w:tr><w:tr><w:trPr><w:trHeight w:val="330"/></w:trPr><w:tc><w:tcPr><w:tcW w:w="758" w:type="pct"/><w:vMerge/><w:tcBorders><w:top w:val="single" w:sz="8" w:space="0" w:color="auto"/><w:left w:val="single" w:sz="8" w:space="0" w:color="auto"/><w:bottom w:val="single" w:sz="8" w:space="0" w:color="000000"/><w:right w:val="single" w:sz="8" w:space="0" w:color="000000"/></w:tcBorders><w:vAlign w:val="center"/><w:hideMark/></w:tcPr><w:p><w:pPr><w:rPr><w:rFonts w:ascii="Arial" w:hAnsi="Arial" w:cs="Arial"/><w:b/><w:bCs/><w:color w:val="000000"/><w:lang w:val="es-CL" w:eastAsia="es-CL"/></w:rPr></w:pPr></w:p></w:tc><w:tc><w:tcPr><w:tcW w:w="2751" w:type="pct"/><w:tcBorders><w:top w:val="single" w:sz="4" w:space="0" w:color="auto"/><w:left w:val="nil"/><w:bottom w:val="single" w:sz="4" w:space="0" w:color="auto"/><w:right w:val="single" w:sz="4" w:space="0" w:color="auto"/></w:tcBorders><w:shd w:val="clear" w:color="000000" w:fill="FFFFFF"/><w:noWrap/><w:vAlign w:val="center"/><w:hideMark/></w:tcPr><w:p><w:pPr><w:rPr><w:rFonts w:ascii="Arial" w:hAnsi="Arial" w:cs="Arial"/><w:lang w:val="es-CL" w:eastAsia="es-CL"/></w:rPr></w:pPr><w:r><w:rPr><w:rFonts w:ascii="Arial" w:hAnsi="Arial" w:cs="Arial"/><w:lang w:val="es-CL" w:eastAsia="es-CL"/></w:rPr><w:t>OVEROL POLIÉSTER</w:t></w:r></w:p></w:tc><w:tc><w:tcPr><w:tcW w:w="433" w:type="pct"/><w:tcBorders><w:top w:val="nil"/><w:left w:val="nil"/><w:bottom w:val="single" w:sz="4" w:space="0" w:color="auto"/><w:right w:val="single" w:sz="4" w:space="0" w:color="auto"/></w:tcBorders><w:shd w:val="clear" w:color="000000" w:fill="FFFFFF"/><w:noWrap/><w:vAlign w:val="center"/><w:hideMark/></w:tcPr><w:p><w:pPr><w:jc w:val="center"/><w:rPr><w:rFonts w:ascii="Arial" w:hAnsi="Arial" w:cs="Arial"/><w:lang w:val="es-CL" w:eastAsia="es-CL"/></w:rPr></w:pPr><w:r><w:rPr><w:rFonts w:ascii="Arial" w:hAnsi="Arial" w:cs="Arial"/><w:lang w:val="es-CL" w:eastAsia="es-CL"/></w:rPr><w:t>UN</w:t></w:r></w:p></w:tc><w:tc><w:tcPr><w:tcW w:w="559" w:type="pct"/><w:tcBorders><w:top w:val="nil"/><w:left w:val="nil"/><w:bottom w:val="single" w:sz="4" w:space="0" w:color="auto"/><w:right w:val="single" w:sz="4" w:space="0" w:color="auto"/></w:tcBorders><w:noWrap/><w:vAlign w:val="center"/><w:hideMark/></w:tcPr><w:p><w:pPr><w:jc w:val="center"/><w:rPr><w:rFonts w:ascii="Arial" w:hAnsi="Arial" w:cs="Arial"/><w:lang w:val="es-CL" w:eastAsia="es-CL"/></w:rPr></w:pPr><w:r><w:rPr><w:rFonts w:ascii="Arial" w:hAnsi="Arial" w:cs="Arial"/><w:lang w:val="es-CL" w:eastAsia="es-CL"/></w:rPr><w:t>18</w:t></w:r></w:p></w:tc><w:tc><w:tcPr><w:tcW w:w="499" w:type="pct"/><w:tcBorders><w:top w:val="nil"/><w:left w:val="nil"/><w:bottom w:val="single" w:sz="4" w:space="0" w:color="auto"/><w:right w:val="single" w:sz="4" w:space="0" w:color="auto"/></w:tcBorders></w:tcPr><w:p><w:pPr><w:jc w:val="center"/><w:rPr><w:rFonts w:ascii="Arial" w:hAnsi="Arial" w:cs="Arial"/><w:lang w:val="es-CL" w:eastAsia="es-CL"/></w:rPr></w:pPr></w:p></w:tc></w:tr><w:tr><w:trPr><w:trHeight w:val="330"/></w:trPr><w:tc><w:tcPr><w:tcW w:w="758" w:type="pct"/><w:vMerge/><w:tcBorders><w:top w:val="single" w:sz="8" w:space="0" w:color="auto"/><w:left w:val="single" w:sz="8" w:space="0" w:color="auto"/><w:bottom w:val="single" w:sz="8" w:space="0" w:color="000000"/><w:right w:val="single" w:sz="8" w:space="0" w:color="000000"/></w:tcBorders><w:vAlign w:val="center"/><w:hideMark/></w:tcPr><w:p><w:pPr><w:rPr><w:rFonts w:ascii="Arial" w:hAnsi="Arial" w:cs="Arial"/><w:b/><w:bCs/><w:color w:val="000000"/><w:lang w:val="es-CL" w:eastAsia="es-CL"/></w:rPr></w:pPr></w:p></w:tc><w:tc><w:tcPr><w:tcW w:w="2751" w:type="pct"/><w:tcBorders><w:top w:val="single" w:sz="4" w:space="0" w:color="auto"/><w:left w:val="nil"/><w:bottom w:val="single" w:sz="4" w:space="0" w:color="auto"/><w:right w:val="single" w:sz="4" w:space="0" w:color="auto"/></w:tcBorders><w:shd w:val="clear" w:color="000000" w:fill="FFFFFF"/><w:noWrap/><w:vAlign w:val="center"/><w:hideMark/></w:tcPr><w:p><w:pPr><w:rPr><w:rFonts w:ascii="Arial" w:hAnsi="Arial" w:cs="Arial"/><w:lang w:val="es-CL" w:eastAsia="es-CL"/></w:rPr></w:pPr><w:r><w:rPr><w:rFonts w:ascii="Arial" w:hAnsi="Arial" w:cs="Arial"/><w:lang w:val="es-CL" w:eastAsia="es-CL"/></w:rPr><w:t>CASCO DE SEGURIDAD</w:t></w:r></w:p></w:tc><w:tc><w:tcPr><w:tcW w:w="433" w:type="pct"/><w:tcBorders><w:top w:val="nil"/><w:left w:val="nil"/><w:bottom w:val="single" w:sz="4" w:space="0" w:color="auto"/><w:right w:val="single" w:sz="4" w:space="0" w:color="auto"/></w:tcBorders><w:shd w:val="clear" w:color="000000" w:fill="FFFFFF"/><w:noWrap/><w:vAlign w:val="center"/><w:hideMark/></w:tcPr><w:p><w:pPr><w:jc w:val="center"/><w:rPr><w:rFonts w:ascii="Arial" w:hAnsi="Arial" w:cs="Arial"/><w:lang w:val="es-CL" w:eastAsia="es-CL"/></w:rPr></w:pPr><w:r><w:rPr><w:rFonts w:ascii="Arial" w:hAnsi="Arial" w:cs="Arial"/><w:lang w:val="es-CL" w:eastAsia="es-CL"/></w:rPr><w:t>UN</w:t></w:r></w:p></w:tc><w:tc><w:tcPr><w:tcW w:w="559" w:type="pct"/><w:tcBorders><w:top w:val="nil"/><w:left w:val="nil"/><w:bottom w:val="single" w:sz="4" w:space="0" w:color="auto"/><w:right w:val="single" w:sz="4" w:space="0" w:color="auto"/></w:tcBorders><w:noWrap/><w:vAlign w:val="center"/><w:hideMark/></w:tcPr><w:p><w:pPr><w:jc w:val="center"/><w:rPr><w:rFonts w:ascii="Arial" w:hAnsi="Arial" w:cs="Arial"/><w:color w:val="000000"/><w:lang w:val="es-CL" w:eastAsia="es-CL"/></w:rPr></w:pPr><w:r><w:rPr><w:rFonts w:ascii="Arial" w:hAnsi="Arial" w:cs="Arial"/><w:color w:val="000000"/><w:lang w:val="es-CL" w:eastAsia="es-CL"/></w:rPr><w:t>18</w:t></w:r></w:p></w:tc><w:tc><w:tcPr><w:tcW w:w="499" w:type="pct"/><w:tcBorders><w:top w:val="nil"/><w:left w:val="nil"/><w:bottom w:val="single" w:sz="4" w:space="0" w:color="auto"/><w:right w:val="single" w:sz="4" w:space="0" w:color="auto"/></w:tcBorders></w:tcPr><w:p><w:pPr><w:jc w:val="center"/><w:rPr><w:rFonts w:ascii="Arial" w:hAnsi="Arial" w:cs="Arial"/><w:color w:val="000000"/><w:lang w:val="es-CL" w:eastAsia="es-CL"/></w:rPr></w:pPr></w:p></w:tc></w:tr><w:tr><w:trPr><w:trHeight w:val="330"/></w:trPr><w:tc><w:tcPr><w:tcW w:w="758" w:type="pct"/><w:vMerge/><w:tcBorders><w:top w:val="single" w:sz="8" w:space="0" w:color="auto"/><w:left w:val="single" w:sz="8" w:space="0" w:color="auto"/><w:bottom w:val="single" w:sz="8" w:space="0" w:color="000000"/><w:right w:val="single" w:sz="8" w:space="0" w:color="000000"/></w:tcBorders><w:vAlign w:val="center"/><w:hideMark/></w:tcPr><w:p><w:pPr><w:rPr><w:rFonts w:ascii="Arial" w:hAnsi="Arial" w:cs="Arial"/><w:b/><w:bCs/><w:color w:val="000000"/><w:lang w:val="es-CL" w:eastAsia="es-CL"/></w:rPr></w:pPr></w:p></w:tc><w:tc><w:tcPr><w:tcW w:w="2751" w:type="pct"/><w:tcBorders><w:top w:val="single" w:sz="4" w:space="0" w:color="auto"/><w:left w:val="nil"/><w:bottom w:val="single" w:sz="4" w:space="0" w:color="auto"/><w:right w:val="single" w:sz="4" w:space="0" w:color="auto"/></w:tcBorders><w:noWrap/><w:vAlign w:val="center"/><w:hideMark/></w:tcPr><w:p><w:pPr><w:rPr><w:rFonts w:ascii="Arial" w:hAnsi="Arial" w:cs="Arial"/><w:lang w:val="es-CL" w:eastAsia="es-CL"/></w:rPr></w:pPr><w:hyperlink r:id="rId9" w:anchor="RANGE!_Toc62081011" w:history="1"><w:r><w:rPr><w:rFonts w:ascii="Arial" w:hAnsi="Arial" w:cs="Arial"/><w:lang w:val="es-CL" w:eastAsia="es-CL"/></w:rPr><w:t>CAPUCHA LEGINARIA</w:t></w:r></w:hyperlink></w:p></w:tc><w:tc><w:tcPr><w:tcW w:w="433" w:type="pct"/><w:tcBorders><w:top w:val="nil"/><w:left w:val="nil"/><w:bottom w:val="single" w:sz="4" w:space="0" w:color="auto"/><w:right w:val="single" w:sz="4" w:space="0" w:color="auto"/></w:tcBorders><w:shd w:val="clear" w:color="000000" w:fill="FFFFFF"/><w:noWrap/><w:vAlign w:val="center"/><w:hideMark/></w:tcPr><w:p><w:pPr><w:jc w:val="center"/><w:rPr><w:rFonts w:ascii="Arial" w:hAnsi="Arial" w:cs="Arial"/><w:lang w:val="es-CL" w:eastAsia="es-CL"/></w:rPr></w:pPr><w:r><w:rPr><w:rFonts w:ascii="Arial" w:hAnsi="Arial" w:cs="Arial"/><w:lang w:val="es-CL" w:eastAsia="es-CL"/></w:rPr><w:t>UN</w:t></w:r></w:p></w:tc><w:tc><w:tcPr><w:tcW w:w="559" w:type="pct"/><w:tcBorders><w:top w:val="nil"/><w:left w:val="nil"/><w:bottom w:val="single" w:sz="4" w:space="0" w:color="auto"/><w:right w:val="single" w:sz="4" w:space="0" w:color="auto"/></w:tcBorders><w:noWrap/><w:vAlign w:val="center"/><w:hideMark/></w:tcPr><w:p><w:pPr><w:jc w:val="center"/><w:rPr><w:rFonts w:ascii="Arial" w:hAnsi="Arial" w:cs="Arial"/><w:lang w:val="es-CL" w:eastAsia="es-CL"/></w:rPr></w:pPr><w:r><w:rPr><w:rFonts w:ascii="Arial" w:hAnsi="Arial" w:cs="Arial"/><w:lang w:val="es-CL" w:eastAsia="es-CL"/></w:rPr><w:t>18</w:t></w:r></w:p></w:tc><w:tc><w:tcPr><w:tcW w:w="499" w:type="pct"/><w:tcBorders><w:top w:val="nil"/><w:left w:val="nil"/><w:bottom w:val="single" w:sz="4" w:space="0" w:color="auto"/><w:right w:val="single" w:sz="4" w:space="0" w:color="auto"/></w:tcBorders></w:tcPr><w:p><w:pPr><w:jc w:val="center"/><w:rPr><w:rFonts w:ascii="Arial" w:hAnsi="Arial" w:cs="Arial"/><w:lang w:val="es-CL" w:eastAsia="es-CL"/></w:rPr></w:pPr></w:p></w:tc></w:tr><w:tr><w:trPr><w:trHeight w:val="330"/></w:trPr><w:tc><w:tcPr><w:tcW w:w="758" w:type="pct"/><w:vMerge/><w:tcBorders><w:top w:val="single" w:sz="8" w:space="0" w:color="auto"/><w:left w:val="single" w:sz="8" w:space="0" w:color="auto"/><w:bottom w:val="single" w:sz="8" w:space="0" w:color="000000"/><w:right w:val="single" w:sz="8" w:space="0" w:color="000000"/></w:tcBorders><w:vAlign w:val="center"/><w:hideMark/></w:tcPr><w:p><w:pPr><w:rPr><w:rFonts w:ascii="Arial" w:hAnsi="Arial" w:cs="Arial"/><w:b/><w:bCs/><w:color w:val="000000"/><w:lang w:val="es-CL" w:eastAsia="es-CL"/></w:rPr></w:pPr></w:p></w:tc><w:tc><w:tcPr><w:tcW w:w="2751" w:type="pct"/><w:tcBorders><w:top w:val="single" w:sz="4" w:space="0" w:color="auto"/><w:left w:val="nil"/><w:bottom w:val="single" w:sz="4" w:space="0" w:color="auto"/><w:right w:val="single" w:sz="4" w:space="0" w:color="auto"/></w:tcBorders><w:noWrap/><w:vAlign w:val="center"/><w:hideMark/></w:tcPr><w:p><w:pPr><w:rPr><w:rFonts w:ascii="Arial" w:hAnsi="Arial" w:cs="Arial"/><w:lang w:val="es-CL" w:eastAsia="es-CL"/></w:rPr></w:pPr><w:r><w:rPr><w:rFonts w:ascii="Arial" w:hAnsi="Arial" w:cs="Arial"/><w:lang w:val="es-CL" w:eastAsia="es-CL"/></w:rPr><w:t>ANTIPARRAS</w:t></w:r></w:p></w:tc><w:tc><w:tcPr><w:tcW w:w="433" w:type="pct"/><w:tcBorders><w:top w:val="nil"/><w:left w:val="nil"/><w:bottom w:val="single" w:sz="4" w:space="0" w:color="auto"/><w:right w:val="single" w:sz="4" w:space="0" w:color="auto"/></w:tcBorders><w:shd w:val="clear" w:color="000000" w:fill="FFFFFF"/><w:noWrap/><w:vAlign w:val="center"/><w:hideMark/></w:tcPr><w:p><w:pPr><w:jc w:val="center"/><w:rPr><w:rFonts w:ascii="Arial" w:hAnsi="Arial" w:cs="Arial"/><w:lang w:val="es-CL" w:eastAsia="es-CL"/></w:rPr></w:pPr><w:r><w:rPr><w:rFonts w:ascii="Arial" w:hAnsi="Arial" w:cs="Arial"/><w:lang w:val="es-CL" w:eastAsia="es-CL"/></w:rPr><w:t>UN</w:t></w:r></w:p></w:tc><w:tc><w:tcPr><w:tcW w:w="559" w:type="pct"/><w:tcBorders><w:top w:val="nil"/><w:left w:val="nil"/><w:bottom w:val="single" w:sz="4" w:space="0" w:color="auto"/><w:right w:val="single" w:sz="4" w:space="0" w:color="auto"/></w:tcBorders><w:noWrap/><w:vAlign w:val="center"/><w:hideMark/></w:tcPr><w:p><w:pPr><w:jc w:val="center"/><w:rPr><w:rFonts w:ascii="Arial" w:hAnsi="Arial" w:cs="Arial"/><w:lang w:val="es-CL" w:eastAsia="es-CL"/></w:rPr></w:pPr><w:r><w:rPr><w:rFonts w:ascii="Arial" w:hAnsi="Arial" w:cs="Arial"/><w:lang w:val="es-CL" w:eastAsia="es-CL"/></w:rPr><w:t>36</w:t></w:r></w:p></w:tc><w:tc><w:tcPr><w:tcW w:w="499" w:type="pct"/><w:tcBorders><w:top w:val="nil"/><w:left w:val="nil"/><w:bottom w:val="single" w:sz="4" w:space="0" w:color="auto"/><w:right w:val="single" w:sz="4" w:space="0" w:color="auto"/></w:tcBorders></w:tcPr><w:p><w:pPr><w:jc w:val="center"/><w:rPr><w:rFonts w:ascii="Arial" w:hAnsi="Arial" w:cs="Arial"/><w:lang w:val="es-CL" w:eastAsia="es-CL"/></w:rPr></w:pPr></w:p></w:tc></w:tr><w:tr><w:trPr><w:trHeight w:val="330"/></w:trPr><w:tc><w:tcPr><w:tcW w:w="758" w:type="pct"/><w:vMerge/><w:tcBorders><w:top w:val="single" w:sz="8" w:space="0" w:color="auto"/><w:left w:val="single" w:sz="8" w:space="0" w:color="auto"/><w:bottom w:val="single" w:sz="8" w:space="0" w:color="000000"/><w:right w:val="single" w:sz="8" w:space="0" w:color="000000"/></w:tcBorders><w:vAlign w:val="center"/><w:hideMark/></w:tcPr><w:p><w:pPr><w:rPr><w:rFonts w:ascii="Arial" w:hAnsi="Arial" w:cs="Arial"/><w:b/><w:bCs/><w:color w:val="000000"/><w:lang w:val="es-CL" w:eastAsia="es-CL"/></w:rPr></w:pPr></w:p></w:tc><w:tc><w:tcPr><w:tcW w:w="2751" w:type="pct"/><w:tcBorders><w:top w:val="single" w:sz="4" w:space="0" w:color="auto"/><w:left w:val="nil"/><w:bottom w:val="single" w:sz="4" w:space="0" w:color="auto"/><w:right w:val="single" w:sz="4" w:space="0" w:color="000000"/></w:tcBorders><w:shd w:val="clear" w:color="000000" w:fill="FFFFFF"/><w:vAlign w:val="center"/><w:hideMark/></w:tcPr><w:p><w:pPr><w:rPr><w:rFonts w:ascii="Arial" w:hAnsi="Arial" w:cs="Arial"/><w:lang w:val="es-CL" w:eastAsia="es-CL"/></w:rPr></w:pPr><w:r><w:rPr><w:rFonts w:ascii="Arial" w:hAnsi="Arial" w:cs="Arial"/><w:lang w:val="es-CL" w:eastAsia="es-CL"/></w:rPr><w:t>TAPÓN AUDITIVO</w:t></w:r></w:p></w:tc><w:tc><w:tcPr><w:tcW w:w="433" w:type="pct"/><w:tcBorders><w:top w:val="nil"/><w:left w:val="nil"/><w:bottom w:val="single" w:sz="4" w:space="0" w:color="auto"/><w:right w:val="single" w:sz="4" w:space="0" w:color="auto"/></w:tcBorders><w:shd w:val="clear" w:color="000000" w:fill="FFFFFF"/><w:noWrap/><w:vAlign w:val="center"/><w:hideMark/></w:tcPr><w:p><w:pPr><w:jc w:val="center"/><w:rPr><w:rFonts w:ascii="Arial" w:hAnsi="Arial" w:cs="Arial"/><w:lang w:val="es-CL" w:eastAsia="es-CL"/></w:rPr></w:pPr><w:r><w:rPr><w:rFonts w:ascii="Arial" w:hAnsi="Arial" w:cs="Arial"/><w:lang w:val="es-CL" w:eastAsia="es-CL"/></w:rPr><w:t>UN</w:t></w:r></w:p></w:tc><w:tc><w:tcPr><w:tcW w:w="559" w:type="pct"/><w:tcBorders><w:top w:val="nil"/><w:left w:val="nil"/><w:bottom w:val="single" w:sz="4" w:space="0" w:color="auto"/><w:right w:val="single" w:sz="4" w:space="0" w:color="auto"/></w:tcBorders><w:noWrap/><w:vAlign w:val="center"/><w:hideMark/></w:tcPr><w:p><w:pPr><w:jc w:val="center"/><w:rPr><w:rFonts w:ascii="Arial" w:hAnsi="Arial" w:cs="Arial"/><w:lang w:val="es-CL" w:eastAsia="es-CL"/></w:rPr></w:pPr><w:r><w:rPr><w:rFonts w:ascii="Arial" w:hAnsi="Arial" w:cs="Arial"/><w:lang w:val="es-CL" w:eastAsia="es-CL"/></w:rPr><w:t>18</w:t></w:r></w:p></w:tc><w:tc><w:tcPr><w:tcW w:w="499" w:type="pct"/><w:tcBorders><w:top w:val="nil"/><w:left w:val="nil"/><w:bottom w:val="single" w:sz="4" w:space="0" w:color="auto"/><w:right w:val="single" w:sz="4" w:space="0" w:color="auto"/></w:tcBorders></w:tcPr><w:p><w:pPr><w:jc w:val="center"/><w:rPr><w:rFonts w:ascii="Arial" w:hAnsi="Arial" w:cs="Arial"/><w:lang w:val="es-CL" w:eastAsia="es-CL"/></w:rPr></w:pPr></w:p></w:tc></w:tr><w:tr><w:trPr><w:trHeight w:val="330"/></w:trPr><w:tc><w:tcPr><w:tcW w:w="758" w:type="pct"/><w:vMerge/><w:tcBorders><w:top w:val="single" w:sz="8" w:space="0" w:color="auto"/><w:left w:val="single" w:sz="8" w:space="0" w:color="auto"/><w:bottom w:val="single" w:sz="8" w:space="0" w:color="000000"/><w:right w:val="single" w:sz="8" w:space="0" w:color="000000"/></w:tcBorders><w:vAlign w:val="center"/><w:hideMark/></w:tcPr><w:p><w:pPr><w:rPr><w:rFonts w:ascii="Arial" w:hAnsi="Arial" w:cs="Arial"/><w:b/><w:bCs/><w:color w:val="000000"/><w:lang w:val="es-CL" w:eastAsia="es-CL"/></w:rPr></w:pPr></w:p></w:tc><w:tc><w:tcPr><w:tcW w:w="2751" w:type="pct"/><w:tcBorders><w:top w:val="single" w:sz="4" w:space="0" w:color="auto"/><w:left w:val="nil"/><w:bottom w:val="single" w:sz="4" w:space="0" w:color="auto"/><w:right w:val="single" w:sz="4" w:space="0" w:color="000000"/></w:tcBorders><w:shd w:val="clear" w:color="000000" w:fill="FFFFFF"/><w:vAlign w:val="center"/><w:hideMark/></w:tcPr><w:p><w:pPr><w:rPr><w:rFonts w:ascii="Arial" w:hAnsi="Arial" w:cs="Arial"/><w:lang w:val="es-CL" w:eastAsia="es-CL"/></w:rPr></w:pPr><w:r><w:rPr><w:rFonts w:ascii="Arial" w:hAnsi="Arial" w:cs="Arial"/><w:lang w:val="es-CL" w:eastAsia="es-CL"/></w:rPr><w:t>RESPIRADOR PARA PARTICULAS (MASCARILLAS)</w:t></w:r></w:p></w:tc><w:tc><w:tcPr><w:tcW w:w="433" w:type="pct"/><w:tcBorders><w:top w:val="nil"/><w:left w:val="nil"/><w:bottom w:val="single" w:sz="4" w:space="0" w:color="auto"/><w:right w:val="single" w:sz="4" w:space="0" w:color="auto"/></w:tcBorders><w:shd w:val="clear" w:color="000000" w:fill="FFFFFF"/><w:noWrap/><w:vAlign w:val="center"/><w:hideMark/></w:tcPr><w:p><w:pPr><w:jc w:val="center"/><w:rPr><w:rFonts w:ascii="Arial" w:hAnsi="Arial" w:cs="Arial"/><w:lang w:val="es-CL" w:eastAsia="es-CL"/></w:rPr></w:pPr><w:r><w:rPr><w:rFonts w:ascii="Arial" w:hAnsi="Arial" w:cs="Arial"/><w:lang w:val="es-CL" w:eastAsia="es-CL"/></w:rPr><w:t>CAJA</w:t></w:r></w:p></w:tc><w:tc><w:tcPr><w:tcW w:w="559" w:type="pct"/><w:tcBorders><w:top w:val="nil"/><w:left w:val="nil"/><w:bottom w:val="single" w:sz="4" w:space="0" w:color="auto"/><w:right w:val="single" w:sz="4" w:space="0" w:color="auto"/></w:tcBorders><w:noWrap/><w:vAlign w:val="center"/><w:hideMark/></w:tcPr><w:p><w:pPr><w:jc w:val="center"/><w:rPr><w:rFonts w:ascii="Arial" w:hAnsi="Arial" w:cs="Arial"/><w:lang w:val="es-CL" w:eastAsia="es-CL"/></w:rPr></w:pPr><w:r><w:rPr><w:rFonts w:ascii="Arial" w:hAnsi="Arial" w:cs="Arial"/><w:lang w:val="es-CL" w:eastAsia="es-CL"/></w:rPr><w:t>33</w:t></w:r></w:p></w:tc><w:tc><w:tcPr><w:tcW w:w="499" w:type="pct"/><w:tcBorders><w:top w:val="nil"/><w:left w:val="nil"/><w:bottom w:val="single" w:sz="4" w:space="0" w:color="auto"/><w:right w:val="single" w:sz="4" w:space="0" w:color="auto"/></w:tcBorders></w:tcPr><w:p><w:pPr><w:jc w:val="center"/><w:rPr><w:rFonts w:ascii="Arial" w:hAnsi="Arial" w:cs="Arial"/><w:lang w:val="es-CL" w:eastAsia="es-CL"/></w:rPr></w:pPr></w:p></w:tc></w:tr><w:tr><w:trPr><w:trHeight w:val="330"/></w:trPr><w:tc><w:tcPr><w:tcW w:w="758" w:type="pct"/><w:vMerge/><w:tcBorders><w:top w:val="single" w:sz="8" w:space="0" w:color="auto"/><w:left w:val="single" w:sz="8" w:space="0" w:color="auto"/><w:bottom w:val="single" w:sz="8" w:space="0" w:color="000000"/><w:right w:val="single" w:sz="8" w:space="0" w:color="000000"/></w:tcBorders><w:vAlign w:val="center"/><w:hideMark/></w:tcPr><w:p><w:pPr><w:rPr><w:rFonts w:ascii="Arial" w:hAnsi="Arial" w:cs="Arial"/><w:b/><w:bCs/><w:color w:val="000000"/><w:lang w:val="es-CL" w:eastAsia="es-CL"/></w:rPr></w:pPr></w:p></w:tc><w:tc><w:tcPr><w:tcW w:w="2751" w:type="pct"/><w:tcBorders><w:top w:val="single" w:sz="4" w:space="0" w:color="auto"/><w:left w:val="nil"/><w:bottom w:val="single" w:sz="4" w:space="0" w:color="auto"/><w:right w:val="single" w:sz="4" w:space="0" w:color="000000"/></w:tcBorders><w:shd w:val="clear" w:color="000000" w:fill="FFFFFF"/><w:vAlign w:val="center"/><w:hideMark/></w:tcPr><w:p><w:pPr><w:rPr><w:rFonts w:ascii="Arial" w:hAnsi="Arial" w:cs="Arial"/><w:lang w:val="es-CL" w:eastAsia="es-CL"/></w:rPr></w:pPr><w:r><w:rPr><w:rFonts w:ascii="Arial" w:hAnsi="Arial" w:cs="Arial"/><w:lang w:val="es-CL" w:eastAsia="es-CL"/></w:rPr><w:t>GUANTE CABRITILLA PAR</w:t></w:r></w:p></w:tc><w:tc><w:tcPr><w:tcW w:w="433" w:type="pct"/><w:tcBorders><w:top w:val="nil"/><w:left w:val="nil"/><w:bottom w:val="single" w:sz="4" w:space="0" w:color="auto"/><w:right w:val="single" w:sz="4" w:space="0" w:color="auto"/></w:tcBorders><w:shd w:val="clear" w:color="000000" w:fill="FFFFFF"/><w:noWrap/><w:vAlign w:val="center"/><w:hideMark/></w:tcPr><w:p><w:pPr><w:jc w:val="center"/><w:rPr><w:rFonts w:ascii="Arial" w:hAnsi="Arial" w:cs="Arial"/><w:lang w:val="es-CL" w:eastAsia="es-CL"/></w:rPr></w:pPr><w:r><w:rPr><w:rFonts w:ascii="Arial" w:hAnsi="Arial" w:cs="Arial"/><w:lang w:val="es-CL" w:eastAsia="es-CL"/></w:rPr><w:t>UN</w:t></w:r></w:p></w:tc><w:tc><w:tcPr><w:tcW w:w="559" w:type="pct"/><w:tcBorders><w:top w:val="nil"/><w:left w:val="nil"/><w:bottom w:val="single" w:sz="4" w:space="0" w:color="auto"/><w:right w:val="single" w:sz="4" w:space="0" w:color="auto"/></w:tcBorders><w:noWrap/><w:vAlign w:val="center"/><w:hideMark/></w:tcPr><w:p><w:pPr><w:jc w:val="center"/><w:rPr><w:rFonts w:ascii="Arial" w:hAnsi="Arial" w:cs="Arial"/><w:lang w:val="es-CL" w:eastAsia="es-CL"/></w:rPr></w:pPr><w:r><w:rPr><w:rFonts w:ascii="Arial" w:hAnsi="Arial" w:cs="Arial"/><w:lang w:val="es-CL" w:eastAsia="es-CL"/></w:rPr><w:t>216</w:t></w:r></w:p></w:tc><w:tc><w:tcPr><w:tcW w:w="499" w:type="pct"/><w:tcBorders><w:top w:val="nil"/><w:left w:val="nil"/><w:bottom w:val="single" w:sz="4" w:space="0" w:color="auto"/><w:right w:val="single" w:sz="4" w:space="0" w:color="auto"/></w:tcBorders></w:tcPr><w:p><w:pPr><w:jc w:val="center"/><w:rPr><w:rFonts w:ascii="Arial" w:hAnsi="Arial" w:cs="Arial"/><w:lang w:val="es-CL" w:eastAsia="es-CL"/></w:rPr></w:pPr></w:p></w:tc></w:tr><w:tr><w:trPr><w:trHeight w:val="330"/></w:trPr><w:tc><w:tcPr><w:tcW w:w="758" w:type="pct"/><w:vMerge/><w:tcBorders><w:top w:val="single" w:sz="8" w:space="0" w:color="auto"/><w:left w:val="single" w:sz="8" w:space="0" w:color="auto"/><w:bottom w:val="single" w:sz="8" w:space="0" w:color="000000"/><w:right w:val="single" w:sz="8" w:space="0" w:color="000000"/></w:tcBorders><w:vAlign w:val="center"/><w:hideMark/></w:tcPr><w:p><w:pPr><w:rPr><w:rFonts w:ascii="Arial" w:hAnsi="Arial" w:cs="Arial"/><w:b/><w:bCs/><w:color w:val="000000"/><w:lang w:val="es-CL" w:eastAsia="es-CL"/></w:rPr></w:pPr></w:p></w:tc><w:tc><w:tcPr><w:tcW w:w="2751" w:type="pct"/><w:tcBorders><w:top w:val="single" w:sz="4" w:space="0" w:color="auto"/><w:left w:val="nil"/><w:bottom w:val="single" w:sz="4" w:space="0" w:color="auto"/><w:right w:val="single" w:sz="4" w:space="0" w:color="000000"/></w:tcBorders><w:shd w:val="clear" w:color="000000" w:fill="FFFFFF"/><w:vAlign w:val="center"/><w:hideMark/></w:tcPr><w:p><w:pPr><w:rPr><w:rFonts w:ascii="Arial" w:hAnsi="Arial" w:cs="Arial"/><w:lang w:val="es-CL" w:eastAsia="es-CL"/></w:rPr></w:pPr><w:r><w:rPr><w:rFonts w:ascii="Arial" w:hAnsi="Arial" w:cs="Arial"/><w:lang w:val="es-CL" w:eastAsia="es-CL"/></w:rPr><w:t>GUANTE MULTIFLEX</w:t></w:r></w:p></w:tc><w:tc><w:tcPr><w:tcW w:w="433" w:type="pct"/><w:tcBorders><w:top w:val="single" w:sz="4" w:space="0" w:color="auto"/><w:left w:val="nil"/><w:bottom w:val="single" w:sz="4" w:space="0" w:color="auto"/><w:right w:val="single" w:sz="4" w:space="0" w:color="auto"/></w:tcBorders><w:shd w:val="clear" w:color="000000" w:fill="FFFFFF"/><w:noWrap/><w:vAlign w:val="center"/><w:hideMark/></w:tcPr><w:p><w:pPr><w:jc w:val="center"/><w:rPr><w:rFonts w:ascii="Arial" w:hAnsi="Arial" w:cs="Arial"/><w:lang w:val="es-CL" w:eastAsia="es-CL"/></w:rPr></w:pPr><w:r><w:rPr><w:rFonts w:ascii="Arial" w:hAnsi="Arial" w:cs="Arial"/><w:lang w:val="es-CL" w:eastAsia="es-CL"/></w:rPr><w:t>UN</w:t></w:r></w:p></w:tc><w:tc><w:tcPr><w:tcW w:w="559" w:type="pct"/><w:tcBorders><w:top w:val="single" w:sz="4" w:space="0" w:color="auto"/><w:left w:val="nil"/><w:bottom w:val="single" w:sz="4" w:space="0" w:color="auto"/><w:right w:val="single" w:sz="4" w:space="0" w:color="auto"/></w:tcBorders><w:noWrap/><w:vAlign w:val="center"/><w:hideMark/></w:tcPr><w:p><w:pPr><w:jc w:val="center"/><w:rPr><w:rFonts w:ascii="Arial" w:hAnsi="Arial" w:cs="Arial"/><w:lang w:val="es-CL" w:eastAsia="es-CL"/></w:rPr></w:pPr><w:r><w:rPr><w:rFonts w:ascii="Arial" w:hAnsi="Arial" w:cs="Arial"/><w:lang w:val="es-CL" w:eastAsia="es-CL"/></w:rPr><w:t>216</w:t></w:r></w:p></w:tc><w:tc><w:tcPr><w:tcW w:w="499" w:type="pct"/><w:tcBorders><w:top w:val="single" w:sz="4" w:space="0" w:color="auto"/><w:left w:val="nil"/><w:bottom w:val="single" w:sz="4" w:space="0" w:color="auto"/><w:right w:val="single" w:sz="4" w:space="0" w:color="auto"/></w:tcBorders></w:tcPr><w:p><w:pPr><w:jc w:val="center"/><w:rPr><w:rFonts w:ascii="Arial" w:hAnsi="Arial" w:cs="Arial"/><w:lang w:val="es-CL" w:eastAsia="es-CL"/></w:rPr></w:pPr></w:p></w:tc></w:tr><w:tr><w:trPr><w:trHeight w:val="330"/></w:trPr><w:tc><w:tcPr><w:tcW w:w="758" w:type="pct"/><w:vMerge/><w:tcBorders><w:top w:val="single" w:sz="8" w:space="0" w:color="auto"/><w:left w:val="single" w:sz="8" w:space="0" w:color="auto"/><w:bottom w:val="single" w:sz="8" w:space="0" w:color="000000"/><w:right w:val="single" w:sz="8" w:space="0" w:color="000000"/></w:tcBorders><w:vAlign w:val="center"/><w:hideMark/></w:tcPr><w:p><w:pPr><w:rPr><w:rFonts w:ascii="Arial" w:hAnsi="Arial" w:cs="Arial"/><w:b/><w:bCs/><w:color w:val="000000"/><w:lang w:val="es-CL" w:eastAsia="es-CL"/></w:rPr></w:pPr></w:p></w:tc><w:tc><w:tcPr><w:tcW w:w="2751" w:type="pct"/><w:tcBorders><w:top w:val="single" w:sz="4" w:space="0" w:color="auto"/><w:left w:val="nil"/><w:bottom w:val="single" w:sz="4" w:space="0" w:color="auto"/><w:right w:val="single" w:sz="4" w:space="0" w:color="000000"/></w:tcBorders><w:shd w:val="clear" w:color="000000" w:fill="FFFFFF"/><w:vAlign w:val="center"/><w:hideMark/></w:tcPr><w:p><w:pPr><w:rPr><w:rFonts w:ascii="Arial" w:hAnsi="Arial" w:cs="Arial"/><w:lang w:val="es-CL" w:eastAsia="es-CL"/></w:rPr></w:pPr><w:r><w:rPr><w:rFonts w:ascii="Arial" w:hAnsi="Arial" w:cs="Arial"/><w:lang w:val="es-CL" w:eastAsia="es-CL"/></w:rPr><w:t>GUANTE ANTICORTE</w:t></w:r></w:p></w:tc><w:tc><w:tcPr><w:tcW w:w="433" w:type="pct"/><w:tcBorders><w:top w:val="nil"/><w:left w:val="nil"/><w:bottom w:val="single" w:sz="4" w:space="0" w:color="auto"/><w:right w:val="single" w:sz="4" w:space="0" w:color="auto"/></w:tcBorders><w:shd w:val="clear" w:color="000000" w:fill="FFFFFF"/><w:noWrap/><w:vAlign w:val="center"/><w:hideMark/></w:tcPr><w:p><w:pPr><w:jc w:val="center"/><w:rPr><w:rFonts w:ascii="Arial" w:hAnsi="Arial" w:cs="Arial"/><w:lang w:val="es-CL" w:eastAsia="es-CL"/></w:rPr></w:pPr><w:r><w:rPr><w:rFonts w:ascii="Arial" w:hAnsi="Arial" w:cs="Arial"/><w:lang w:val="es-CL" w:eastAsia="es-CL"/></w:rPr><w:t>UN</w:t></w:r></w:p></w:tc><w:tc><w:tcPr><w:tcW w:w="559" w:type="pct"/><w:tcBorders><w:top w:val="nil"/><w:left w:val="nil"/><w:bottom w:val="single" w:sz="4" w:space="0" w:color="auto"/><w:right w:val="single" w:sz="4" w:space="0" w:color="auto"/></w:tcBorders><w:noWrap/><w:vAlign w:val="center"/><w:hideMark/></w:tcPr><w:p><w:pPr><w:jc w:val="center"/><w:rPr><w:rFonts w:ascii="Arial" w:hAnsi="Arial" w:cs="Arial"/><w:lang w:val="es-CL" w:eastAsia="es-CL"/></w:rPr></w:pPr><w:r><w:rPr><w:rFonts w:ascii="Arial" w:hAnsi="Arial" w:cs="Arial"/><w:lang w:val="es-CL" w:eastAsia="es-CL"/></w:rPr><w:t>108</w:t></w:r></w:p></w:tc><w:tc><w:tcPr><w:tcW w:w="499" w:type="pct"/><w:tcBorders><w:top w:val="nil"/><w:left w:val="nil"/><w:bottom w:val="single" w:sz="4" w:space="0" w:color="auto"/><w:right w:val="single" w:sz="4" w:space="0" w:color="auto"/></w:tcBorders></w:tcPr><w:p><w:pPr><w:jc w:val="center"/><w:rPr><w:rFonts w:ascii="Arial" w:hAnsi="Arial" w:cs="Arial"/><w:lang w:val="es-CL" w:eastAsia="es-CL"/></w:rPr></w:pPr></w:p></w:tc></w:tr><w:tr><w:trPr><w:trHeight w:val="330"/></w:trPr><w:tc><w:tcPr><w:tcW w:w="758" w:type="pct"/><w:vMerge/><w:tcBorders><w:top w:val="single" w:sz="8" w:space="0" w:color="auto"/><w:left w:val="single" w:sz="8" w:space="0" w:color="auto"/><w:bottom w:val="single" w:sz="8" w:space="0" w:color="000000"/><w:right w:val="single" w:sz="8" w:space="0" w:color="000000"/></w:tcBorders><w:vAlign w:val="center"/><w:hideMark/></w:tcPr><w:p><w:pPr><w:rPr><w:rFonts w:ascii="Arial" w:hAnsi="Arial" w:cs="Arial"/><w:b/><w:bCs/><w:color w:val="000000"/><w:lang w:val="es-CL" w:eastAsia="es-CL"/></w:rPr></w:pPr></w:p></w:tc><w:tc><w:tcPr><w:tcW w:w="2751" w:type="pct"/><w:tcBorders><w:top w:val="single" w:sz="4" w:space="0" w:color="auto"/><w:left w:val="nil"/><w:bottom w:val="single" w:sz="4" w:space="0" w:color="auto"/><w:right w:val="single" w:sz="4" w:space="0" w:color="000000"/></w:tcBorders><w:shd w:val="clear" w:color="000000" w:fill="FFFFFF"/><w:vAlign w:val="center"/><w:hideMark/></w:tcPr><w:p><w:pPr><w:rPr><w:rFonts w:ascii="Arial" w:hAnsi="Arial" w:cs="Arial"/><w:lang w:val="es-CL" w:eastAsia="es-CL"/></w:rPr></w:pPr><w:r><w:rPr><w:rFonts w:ascii="Arial" w:hAnsi="Arial" w:cs="Arial"/><w:lang w:val="es-CL" w:eastAsia="es-CL"/></w:rPr><w:t>CHALECO REFLECTANTE</w:t></w:r></w:p></w:tc><w:tc><w:tcPr><w:tcW w:w="433" w:type="pct"/><w:tcBorders><w:top w:val="nil"/><w:left w:val="nil"/><w:bottom w:val="single" w:sz="4" w:space="0" w:color="auto"/><w:right w:val="single" w:sz="4" w:space="0" w:color="auto"/></w:tcBorders><w:shd w:val="clear" w:color="000000" w:fill="FFFFFF"/><w:noWrap/><w:vAlign w:val="center"/><w:hideMark/></w:tcPr><w:p><w:pPr><w:jc w:val="center"/><w:rPr><w:rFonts w:ascii="Arial" w:hAnsi="Arial" w:cs="Arial"/><w:lang w:val="es-CL" w:eastAsia="es-CL"/></w:rPr></w:pPr><w:r><w:rPr><w:rFonts w:ascii="Arial" w:hAnsi="Arial" w:cs="Arial"/><w:lang w:val="es-CL" w:eastAsia="es-CL"/></w:rPr><w:t>UN</w:t></w:r></w:p></w:tc><w:tc><w:tcPr><w:tcW w:w="559" w:type="pct"/><w:tcBorders><w:top w:val="nil"/><w:left w:val="nil"/><w:bottom w:val="single" w:sz="4" w:space="0" w:color="auto"/><w:right w:val="single" w:sz="4" w:space="0" w:color="auto"/></w:tcBorders><w:noWrap/><w:vAlign w:val="center"/><w:hideMark/></w:tcPr><w:p><w:pPr><w:jc w:val="center"/><w:rPr><w:rFonts w:ascii="Arial" w:hAnsi="Arial" w:cs="Arial"/><w:lang w:val="es-CL" w:eastAsia="es-CL"/></w:rPr></w:pPr><w:r><w:rPr><w:rFonts w:ascii="Arial" w:hAnsi="Arial" w:cs="Arial"/><w:lang w:val="es-CL" w:eastAsia="es-CL"/></w:rPr><w:t>18</w:t></w:r></w:p></w:tc><w:tc><w:tcPr><w:tcW w:w="499" w:type="pct"/><w:tcBorders><w:top w:val="nil"/><w:left w:val="nil"/><w:bottom w:val="single" w:sz="4" w:space="0" w:color="auto"/><w:right w:val="single" w:sz="4" w:space="0" w:color="auto"/></w:tcBorders></w:tcPr><w:p><w:pPr><w:jc w:val="center"/><w:rPr><w:rFonts w:ascii="Arial" w:hAnsi="Arial" w:cs="Arial"/><w:lang w:val="es-CL" w:eastAsia="es-CL"/></w:rPr></w:pPr></w:p></w:tc></w:tr><w:tr><w:trPr><w:trHeight w:val="330"/></w:trPr><w:tc><w:tcPr><w:tcW w:w="758" w:type="pct"/><w:vMerge/><w:tcBorders><w:top w:val="single" w:sz="8" w:space="0" w:color="auto"/><w:left w:val="single" w:sz="8" w:space="0" w:color="auto"/><w:bottom w:val="single" w:sz="8" w:space="0" w:color="000000"/><w:right w:val="single" w:sz="8" w:space="0" w:color="000000"/></w:tcBorders><w:vAlign w:val="center"/><w:hideMark/></w:tcPr><w:p><w:pPr><w:rPr><w:rFonts w:ascii="Arial" w:hAnsi="Arial" w:cs="Arial"/><w:b/><w:bCs/><w:color w:val="000000"/><w:lang w:val="es-CL" w:eastAsia="es-CL"/></w:rPr></w:pPr></w:p></w:tc><w:tc><w:tcPr><w:tcW w:w="2751" w:type="pct"/><w:tcBorders><w:top w:val="single" w:sz="4" w:space="0" w:color="auto"/><w:left w:val="nil"/><w:bottom w:val="single" w:sz="4" w:space="0" w:color="auto"/><w:right w:val="single" w:sz="4" w:space="0" w:color="000000"/></w:tcBorders><w:shd w:val="clear" w:color="000000" w:fill="FFFFFF"/><w:vAlign w:val="center"/><w:hideMark/></w:tcPr><w:p><w:pPr><w:rPr><w:rFonts w:ascii="Arial" w:hAnsi="Arial" w:cs="Arial"/><w:lang w:val="es-CL" w:eastAsia="es-CL"/></w:rPr></w:pPr><w:r><w:rPr><w:rFonts w:ascii="Arial" w:hAnsi="Arial" w:cs="Arial"/><w:lang w:val="es-CL" w:eastAsia="es-CL"/></w:rPr><w:t>ROLLO CINTA PELIGRO RFX 350 METROS</w:t></w:r></w:p></w:tc><w:tc><w:tcPr><w:tcW w:w="433" w:type="pct"/><w:tcBorders><w:top w:val="nil"/><w:left w:val="nil"/><w:bottom w:val="single" w:sz="4" w:space="0" w:color="auto"/><w:right w:val="single" w:sz="4" w:space="0" w:color="auto"/></w:tcBorders><w:shd w:val="clear" w:color="000000" w:fill="FFFFFF"/><w:noWrap/><w:vAlign w:val="center"/><w:hideMark/></w:tcPr><w:p><w:pPr><w:jc w:val="center"/><w:rPr><w:rFonts w:ascii="Arial" w:hAnsi="Arial" w:cs="Arial"/><w:lang w:val="es-CL" w:eastAsia="es-CL"/></w:rPr></w:pPr><w:r><w:rPr><w:rFonts w:ascii="Arial" w:hAnsi="Arial" w:cs="Arial"/><w:lang w:val="es-CL" w:eastAsia="es-CL"/></w:rPr><w:t>UN</w:t></w:r></w:p></w:tc><w:tc><w:tcPr><w:tcW w:w="559" w:type="pct"/><w:tcBorders><w:top w:val="nil"/><w:left w:val="nil"/><w:bottom w:val="single" w:sz="4" w:space="0" w:color="auto"/><w:right w:val="single" w:sz="4" w:space="0" w:color="auto"/></w:tcBorders><w:noWrap/><w:vAlign w:val="center"/><w:hideMark/></w:tcPr><w:p><w:pPr><w:jc w:val="center"/><w:rPr><w:rFonts w:ascii="Arial" w:hAnsi="Arial" w:cs="Arial"/><w:lang w:val="es-CL" w:eastAsia="es-CL"/></w:rPr></w:pPr><w:r><w:rPr><w:rFonts w:ascii="Arial" w:hAnsi="Arial" w:cs="Arial"/><w:lang w:val="es-CL" w:eastAsia="es-CL"/></w:rPr><w:t>7</w:t></w:r></w:p></w:tc><w:tc><w:tcPr><w:tcW w:w="499" w:type="pct"/><w:tcBorders><w:top w:val="nil"/><w:left w:val="nil"/><w:bottom w:val="single" w:sz="4" w:space="0" w:color="auto"/><w:right w:val="single" w:sz="4" w:space="0" w:color="auto"/></w:tcBorders></w:tcPr><w:p><w:pPr><w:jc w:val="center"/><w:rPr><w:rFonts w:ascii="Arial" w:hAnsi="Arial" w:cs="Arial"/><w:lang w:val="es-CL" w:eastAsia="es-CL"/></w:rPr></w:pPr></w:p></w:tc></w:tr><w:tr><w:trPr><w:trHeight w:val="330"/></w:trPr><w:tc><w:tcPr><w:tcW w:w="758" w:type="pct"/><w:vMerge/><w:tcBorders><w:top w:val="single" w:sz="8" w:space="0" w:color="auto"/><w:left w:val="single" w:sz="8" w:space="0" w:color="auto"/><w:bottom w:val="single" w:sz="8" w:space="0" w:color="000000"/><w:right w:val="single" w:sz="8" w:space="0" w:color="000000"/></w:tcBorders><w:vAlign w:val="center"/><w:hideMark/></w:tcPr><w:p><w:pPr><w:rPr><w:rFonts w:ascii="Arial" w:hAnsi="Arial" w:cs="Arial"/><w:b/><w:bCs/><w:color w:val="000000"/><w:lang w:val="es-CL" w:eastAsia="es-CL"/></w:rPr></w:pPr></w:p></w:tc><w:tc><w:tcPr><w:tcW w:w="2751" w:type="pct"/><w:tcBorders><w:top w:val="single" w:sz="4" w:space="0" w:color="auto"/><w:left w:val="nil"/><w:bottom w:val="single" w:sz="4" w:space="0" w:color="auto"/><w:right w:val="single" w:sz="4" w:space="0" w:color="000000"/></w:tcBorders><w:shd w:val="clear" w:color="000000" w:fill="FFFFFF"/><w:vAlign w:val="center"/><w:hideMark/></w:tcPr><w:p><w:pPr><w:rPr><w:rFonts w:ascii="Arial" w:hAnsi="Arial" w:cs="Arial"/><w:lang w:val="es-CL" w:eastAsia="es-CL"/></w:rPr></w:pPr><w:r><w:rPr><w:rFonts w:ascii="Arial" w:hAnsi="Arial" w:cs="Arial"/><w:lang w:val="es-CL" w:eastAsia="es-CL"/></w:rPr><w:t>CONO DE SEÑALIZACIÓN 70 CM NARANJO</w:t></w:r></w:p></w:tc><w:tc><w:tcPr><w:tcW w:w="433" w:type="pct"/><w:tcBorders><w:top w:val="nil"/><w:left w:val="nil"/><w:bottom w:val="single" w:sz="4" w:space="0" w:color="auto"/><w:right w:val="single" w:sz="4" w:space="0" w:color="auto"/></w:tcBorders><w:shd w:val="clear" w:color="000000" w:fill="FFFFFF"/><w:noWrap/><w:vAlign w:val="center"/><w:hideMark/></w:tcPr><w:p><w:pPr><w:jc w:val="center"/><w:rPr><w:rFonts w:ascii="Arial" w:hAnsi="Arial" w:cs="Arial"/><w:lang w:val="es-CL" w:eastAsia="es-CL"/></w:rPr></w:pPr><w:r><w:rPr><w:rFonts w:ascii="Arial" w:hAnsi="Arial" w:cs="Arial"/><w:lang w:val="es-CL" w:eastAsia="es-CL"/></w:rPr><w:t>UN</w:t></w:r></w:p></w:tc><w:tc><w:tcPr><w:tcW w:w="559" w:type="pct"/><w:tcBorders><w:top w:val="nil"/><w:left w:val="nil"/><w:bottom w:val="single" w:sz="4" w:space="0" w:color="auto"/><w:right w:val="single" w:sz="4" w:space="0" w:color="auto"/></w:tcBorders><w:noWrap/><w:vAlign w:val="center"/><w:hideMark/></w:tcPr><w:p><w:pPr><w:jc w:val="center"/><w:rPr><w:rFonts w:ascii="Arial" w:hAnsi="Arial" w:cs="Arial"/><w:lang w:val="es-CL" w:eastAsia="es-CL"/></w:rPr></w:pPr><w:r><w:rPr><w:rFonts w:ascii="Arial" w:hAnsi="Arial" w:cs="Arial"/><w:lang w:val="es-CL" w:eastAsia="es-CL"/></w:rPr><w:t>6</w:t></w:r></w:p></w:tc><w:tc><w:tcPr><w:tcW w:w="499" w:type="pct"/><w:tcBorders><w:top w:val="nil"/><w:left w:val="nil"/><w:bottom w:val="single" w:sz="4" w:space="0" w:color="auto"/><w:right w:val="single" w:sz="4" w:space="0" w:color="auto"/></w:tcBorders></w:tcPr><w:p><w:pPr><w:jc w:val="center"/><w:rPr><w:rFonts w:ascii="Arial" w:hAnsi="Arial" w:cs="Arial"/><w:lang w:val="es-CL" w:eastAsia="es-CL"/></w:rPr></w:pPr></w:p></w:tc></w:tr><w:tr><w:trPr><w:trHeight w:val="330"/></w:trPr><w:tc><w:tcPr><w:tcW w:w="758" w:type="pct"/><w:vMerge/><w:tcBorders><w:top w:val="single" w:sz="8" w:space="0" w:color="auto"/><w:left w:val="single" w:sz="8" w:space="0" w:color="auto"/><w:bottom w:val="single" w:sz="8" w:space="0" w:color="000000"/><w:right w:val="single" w:sz="8" w:space="0" w:color="000000"/></w:tcBorders><w:vAlign w:val="center"/><w:hideMark/></w:tcPr><w:p><w:pPr><w:rPr><w:rFonts w:ascii="Arial" w:hAnsi="Arial" w:cs="Arial"/><w:b/><w:bCs/><w:color w:val="000000"/><w:lang w:val="es-CL" w:eastAsia="es-CL"/></w:rPr></w:pPr></w:p></w:tc><w:tc><w:tcPr><w:tcW w:w="2751" w:type="pct"/><w:tcBorders><w:top w:val="single" w:sz="4" w:space="0" w:color="auto"/><w:left w:val="nil"/><w:bottom w:val="single" w:sz="4" w:space="0" w:color="auto"/><w:right w:val="single" w:sz="4" w:space="0" w:color="000000"/></w:tcBorders><w:shd w:val="clear" w:color="000000" w:fill="FFFFFF"/><w:vAlign w:val="center"/><w:hideMark/></w:tcPr><w:p><w:pPr><w:rPr><w:rFonts w:ascii="Arial" w:hAnsi="Arial" w:cs="Arial"/><w:lang w:val="es-CL" w:eastAsia="es-CL"/></w:rPr></w:pPr><w:r><w:rPr><w:rFonts w:ascii="Arial" w:hAnsi="Arial" w:cs="Arial"/><w:lang w:val="es-CL" w:eastAsia="es-CL"/></w:rPr><w:t>MALLA DE FAENA VICSA 1 M DE ALTURA POR 45 M</w:t></w:r></w:p></w:tc><w:tc><w:tcPr><w:tcW w:w="433" w:type="pct"/><w:tcBorders><w:top w:val="nil"/><w:left w:val="nil"/><w:bottom w:val="single" w:sz="4" w:space="0" w:color="auto"/><w:right w:val="single" w:sz="4" w:space="0" w:color="auto"/></w:tcBorders><w:shd w:val="clear" w:color="000000" w:fill="FFFFFF"/><w:noWrap/><w:vAlign w:val="center"/><w:hideMark/></w:tcPr><w:p><w:pPr><w:jc w:val="center"/><w:rPr><w:rFonts w:ascii="Arial" w:hAnsi="Arial" w:cs="Arial"/><w:lang w:val="es-CL" w:eastAsia="es-CL"/></w:rPr></w:pPr><w:r><w:rPr><w:rFonts w:ascii="Arial" w:hAnsi="Arial" w:cs="Arial"/><w:lang w:val="es-CL" w:eastAsia="es-CL"/></w:rPr><w:t>UN</w:t></w:r></w:p></w:tc><w:tc><w:tcPr><w:tcW w:w="559" w:type="pct"/><w:tcBorders><w:top w:val="nil"/><w:left w:val="nil"/><w:bottom w:val="single" w:sz="4" w:space="0" w:color="auto"/><w:right w:val="single" w:sz="4" w:space="0" w:color="auto"/></w:tcBorders><w:noWrap/><w:vAlign w:val="center"/><w:hideMark/></w:tcPr><w:p><w:pPr><w:jc w:val="center"/><w:rPr><w:rFonts w:ascii="Arial" w:hAnsi="Arial" w:cs="Arial"/><w:lang w:val="es-CL" w:eastAsia="es-CL"/></w:rPr></w:pPr><w:r><w:rPr><w:rFonts w:ascii="Arial" w:hAnsi="Arial" w:cs="Arial"/><w:lang w:val="es-CL" w:eastAsia="es-CL"/></w:rPr><w:t>12</w:t></w:r></w:p></w:tc><w:tc><w:tcPr><w:tcW w:w="499" w:type="pct"/><w:tcBorders><w:top w:val="nil"/><w:left w:val="nil"/><w:bottom w:val="single" w:sz="4" w:space="0" w:color="auto"/><w:right w:val="single" w:sz="4" w:space="0" w:color="auto"/></w:tcBorders></w:tcPr><w:p><w:pPr><w:jc w:val="center"/><w:rPr><w:rFonts w:ascii="Arial" w:hAnsi="Arial" w:cs="Arial"/><w:lang w:val="es-CL" w:eastAsia="es-CL"/></w:rPr></w:pPr></w:p></w:tc></w:tr><w:tr><w:trPr><w:trHeight w:val="345"/></w:trPr><w:tc><w:tcPr><w:tcW w:w="758" w:type="pct"/><w:vMerge/><w:tcBorders><w:top w:val="single" w:sz="8" w:space="0" w:color="auto"/><w:left w:val="single" w:sz="8" w:space="0" w:color="auto"/><w:bottom w:val="single" w:sz="8" w:space="0" w:color="000000"/><w:right w:val="single" w:sz="8" w:space="0" w:color="000000"/></w:tcBorders><w:vAlign w:val="center"/><w:hideMark/></w:tcPr><w:p><w:pPr><w:rPr><w:rFonts w:ascii="Arial" w:hAnsi="Arial" w:cs="Arial"/><w:b/><w:bCs/><w:color w:val="000000"/><w:lang w:val="es-CL" w:eastAsia="es-CL"/></w:rPr></w:pPr></w:p></w:tc><w:tc><w:tcPr><w:tcW w:w="2751" w:type="pct"/><w:tcBorders><w:top w:val="single" w:sz="4" w:space="0" w:color="auto"/><w:left w:val="nil"/><w:bottom w:val="single" w:sz="4" w:space="0" w:color="auto"/><w:right w:val="single" w:sz="4" w:space="0" w:color="000000"/></w:tcBorders><w:shd w:val="clear" w:color="000000" w:fill="FFFFFF"/><w:vAlign w:val="center"/><w:hideMark/></w:tcPr><w:p><w:pPr><w:rPr><w:rFonts w:ascii="Arial" w:hAnsi="Arial" w:cs="Arial"/><w:lang w:val="es-CL" w:eastAsia="es-CL"/></w:rPr></w:pPr><w:r><w:rPr><w:rFonts w:ascii="Arial" w:hAnsi="Arial" w:cs="Arial"/><w:lang w:val="es-CL" w:eastAsia="es-CL"/></w:rPr><w:t>EXTINTOR</w:t></w:r></w:p></w:tc><w:tc><w:tcPr><w:tcW w:w="433" w:type="pct"/><w:tcBorders><w:top w:val="nil"/><w:left w:val="nil"/><w:bottom w:val="single" w:sz="4" w:space="0" w:color="auto"/><w:right w:val="single" w:sz="4" w:space="0" w:color="auto"/></w:tcBorders><w:shd w:val="clear" w:color="000000" w:fill="FFFFFF"/><w:noWrap/><w:vAlign w:val="center"/><w:hideMark/></w:tcPr><w:p><w:pPr><w:jc w:val="center"/><w:rPr><w:rFonts w:ascii="Arial" w:hAnsi="Arial" w:cs="Arial"/><w:lang w:val="es-CL" w:eastAsia="es-CL"/></w:rPr></w:pPr><w:r><w:rPr><w:rFonts w:ascii="Arial" w:hAnsi="Arial" w:cs="Arial"/><w:lang w:val="es-CL" w:eastAsia="es-CL"/></w:rPr><w:t>UN</w:t></w:r></w:p></w:tc><w:tc><w:tcPr><w:tcW w:w="559" w:type="pct"/><w:tcBorders><w:top w:val="nil"/><w:left w:val="nil"/><w:bottom w:val="single" w:sz="4" w:space="0" w:color="auto"/><w:right w:val="single" w:sz="4" w:space="0" w:color="auto"/></w:tcBorders><w:noWrap/><w:vAlign w:val="center"/><w:hideMark/></w:tcPr><w:p><w:pPr><w:jc w:val="center"/><w:rPr><w:rFonts w:ascii="Arial" w:hAnsi="Arial" w:cs="Arial"/><w:lang w:val="es-CL" w:eastAsia="es-CL"/></w:rPr></w:pPr><w:r><w:rPr><w:rFonts w:ascii="Arial" w:hAnsi="Arial" w:cs="Arial"/><w:lang w:val="es-CL" w:eastAsia="es-CL"/></w:rPr><w:t>2</w:t></w:r></w:p></w:tc><w:tc><w:tcPr><w:tcW w:w="499" w:type="pct"/><w:tcBorders><w:top w:val="nil"/><w:left w:val="nil"/><w:bottom w:val="single" w:sz="4" w:space="0" w:color="auto"/><w:right w:val="single" w:sz="4" w:space="0" w:color="auto"/></w:tcBorders></w:tcPr><w:p><w:pPr><w:jc w:val="center"/><w:rPr><w:rFonts w:ascii="Arial" w:hAnsi="Arial" w:cs="Arial"/><w:lang w:val="es-CL" w:eastAsia="es-CL"/></w:rPr></w:pPr></w:p></w:tc></w:tr></w:tbl><w:p><w:pPr><w:ind w:left="677" w:right="82"/><w:jc w:val="both"/><w:rPr><w:rFonts w:ascii="Arial" w:hAnsi="Arial" w:cs="Arial"/><w:lang w:val="es-CL"/></w:rPr></w:pPr></w:p><w:p><w:pPr><w:ind w:left="677" w:right="82"/><w:jc w:val="both"/><w:rPr><w:rFonts w:ascii="Arial" w:hAnsi="Arial" w:cs="Arial"/><w:b/><w:bCs/><w:lang w:val="es-CL"/></w:rPr></w:pPr><w:r><w:rPr><w:rFonts w:ascii="Arial" w:hAnsi="Arial" w:cs="Arial"/><w:b/><w:bCs/><w:lang w:val="es-CL"/></w:rPr><w:t>LÍNEA 5: IMPLEMENTOS Y HERRAMIENTAS</w:t></w:r></w:p><w:p><w:pPr><w:ind w:left="677" w:right="82"/><w:jc w:val="both"/><w:rPr><w:rFonts w:ascii="Arial" w:hAnsi="Arial" w:cs="Arial"/><w:b/><w:bCs/><w:lang w:val="es-CL"/></w:rPr></w:pPr></w:p><w:tbl><w:tblPr><w:tblW w:w="5000" w:type="pct"/><w:tblCellMar><w:left w:w="70" w:type="dxa"/><w:right w:w="70" w:type="dxa"/></w:tblCellMar><w:tblLook w:val="04A0" w:firstRow="1" w:lastRow="0" w:firstColumn="1" w:lastColumn="0" w:noHBand="0" w:noVBand="1"/></w:tblPr><w:tblGrid><w:gridCol w:w="1752"/><w:gridCol w:w="5746"/><w:gridCol w:w="918"/><w:gridCol w:w="1185"/><w:gridCol w:w="999"/></w:tblGrid><w:tr><w:trPr><w:trHeight w:val="289"/></w:trPr><w:tc><w:tcPr><w:tcW w:w="826" w:type="pct"/><w:vMerge w:val="restart"/><w:tcBorders><w:top w:val="single" w:sz="8" w:space="0" w:color="auto"/><w:left w:val="single" w:sz="8" w:space="0" w:color="auto"/><w:bottom w:val="nil"/><w:right w:val="single" w:sz="8" w:space="0" w:color="000000"/></w:tcBorders><w:shd w:val="clear" w:color="000000" w:fill="D9D9D9"/><w:vAlign w:val="center"/><w:hideMark/></w:tcPr><w:p><w:pPr><w:rPr><w:rFonts w:ascii="Arial" w:hAnsi="Arial" w:cs="Arial"/><w:b/><w:bCs/><w:color w:val="000000"/><w:lang w:val="es-CL" w:eastAsia="es-CL"/></w:rPr></w:pPr><w:r><w:rPr><w:rFonts w:ascii="Arial" w:hAnsi="Arial" w:cs="Arial"/><w:b/><w:bCs/><w:color w:val="000000"/><w:lang w:val="es-CL" w:eastAsia="es-CL"/></w:rPr><w:t xml:space="preserve">IMPLEMENTOS Y </w:t></w:r><w:r><w:rPr><w:rFonts w:ascii="Arial" w:hAnsi="Arial" w:cs="Arial"/><w:b/><w:bCs/><w:color w:val="000000"/><w:lang w:val="es-CL" w:eastAsia="es-CL"/></w:rPr><w:t>HERRAMIENTAS</w:t></w:r></w:p></w:tc><w:tc><w:tcPr><w:tcW w:w="2711" w:type="pct"/><w:tcBorders><w:top w:val="single" w:sz="8" w:space="0" w:color="auto"/><w:left w:val="nil"/><w:bottom w:val="single" w:sz="8" w:space="0" w:color="auto"/><w:right w:val="single" w:sz="8" w:space="0" w:color="000000"/></w:tcBorders><w:shd w:val="clear" w:color="000000" w:fill="D9D9D9"/><w:noWrap/><w:hideMark/></w:tcPr><w:p><w:pPr><w:rPr><w:rFonts w:ascii="Arial" w:hAnsi="Arial" w:cs="Arial"/><w:b/><w:bCs/><w:color w:val="000000"/><w:lang w:val="es-CL" w:eastAsia="es-CL"/></w:rPr></w:pPr><w:r><w:rPr><w:rFonts w:ascii="Arial" w:hAnsi="Arial" w:cs="Arial"/><w:b/><w:bCs/><w:color w:val="000000"/><w:lang w:val="es-CL" w:eastAsia="es-CL"/></w:rPr><w:t>DESCRIPCIÓN</w:t></w:r></w:p></w:tc><w:tc><w:tcPr><w:tcW w:w="433" w:type="pct"/><w:tcBorders><w:top w:val="single" w:sz="8" w:space="0" w:color="auto"/><w:left w:val="nil"/><w:bottom w:val="single" w:sz="8" w:space="0" w:color="auto"/><w:right w:val="single" w:sz="8" w:space="0" w:color="auto"/></w:tcBorders><w:shd w:val="clear" w:color="000000" w:fill="D9D9D9"/><w:noWrap/><w:vAlign w:val="center"/><w:hideMark/></w:tcPr><w:p><w:pPr><w:rPr><w:rFonts w:ascii="Arial" w:hAnsi="Arial" w:cs="Arial"/><w:b/><w:bCs/><w:color w:val="000000"/><w:lang w:val="es-CL" w:eastAsia="es-CL"/></w:rPr></w:pPr><w:r><w:rPr><w:rFonts w:ascii="Arial" w:hAnsi="Arial" w:cs="Arial"/><w:b/><w:bCs/><w:color w:val="000000"/><w:lang w:val="es-CL" w:eastAsia="es-CL"/></w:rPr><w:t>UNIDAD</w:t></w:r></w:p></w:tc><w:tc><w:tcPr><w:tcW w:w="559" w:type="pct"/><w:tcBorders><w:top w:val="single" w:sz="8" w:space="0" w:color="auto"/><w:left w:val="nil"/><w:bottom w:val="single" w:sz="8" w:space="0" w:color="auto"/><w:right w:val="single" w:sz="8" w:space="0" w:color="auto"/></w:tcBorders><w:shd w:val="clear" w:color="000000" w:fill="D9D9D9"/><w:noWrap/><w:vAlign w:val="center"/><w:hideMark/></w:tcPr><w:p><w:pPr><w:jc w:val="center"/><w:rPr><w:rFonts w:ascii="Arial" w:hAnsi="Arial" w:cs="Arial"/><w:b/><w:bCs/><w:color w:val="000000"/><w:lang w:val="es-CL" w:eastAsia="es-CL"/></w:rPr></w:pPr><w:r><w:rPr><w:rFonts w:ascii="Arial" w:hAnsi="Arial" w:cs="Arial"/><w:b/><w:bCs/><w:color w:val="000000"/><w:lang w:val="es-CL" w:eastAsia="es-CL"/></w:rPr><w:t>CANTIDAD</w:t></w:r></w:p></w:tc><w:tc><w:tcPr><w:tcW w:w="471" w:type="pct"/><w:tcBorders><w:top w:val="single" w:sz="8" w:space="0" w:color="auto"/><w:left w:val="nil"/><w:bottom w:val="single" w:sz="8" w:space="0" w:color="auto"/><w:right w:val="single" w:sz="8" w:space="0" w:color="auto"/></w:tcBorders><w:shd w:val="clear" w:color="000000" w:fill="D9D9D9"/></w:tcPr><w:p><w:pPr><w:jc w:val="center"/><w:rPr><w:rFonts w:ascii="Arial" w:hAnsi="Arial" w:cs="Arial"/><w:b/><w:bCs/><w:color w:val="000000"/><w:lang w:val="es-CL" w:eastAsia="es-CL"/></w:rPr></w:pPr><w:r><w:rPr><w:rFonts w:ascii="Arial" w:hAnsi="Arial" w:cs="Arial"/><w:b/><w:bCs/><w:color w:val="000000"/><w:lang w:val="es-CL" w:eastAsia="es-CL"/></w:rPr><w:t>PRECIO</w:t></w:r></w:p></w:tc></w:tr><w:tr><w:trPr><w:trHeight w:val="289"/></w:trPr><w:tc><w:tcPr><w:tcW w:w="826" w:type="pct"/><w:vMerge/><w:tcBorders><w:top w:val="single" w:sz="8" w:space="0" w:color="auto"/><w:left w:val="single" w:sz="8" w:space="0" w:color="auto"/><w:bottom w:val="nil"/><w:right w:val="single" w:sz="8" w:space="0" w:color="000000"/></w:tcBorders><w:vAlign w:val="center"/><w:hideMark/></w:tcPr><w:p><w:pPr><w:rPr><w:rFonts w:ascii="Arial" w:hAnsi="Arial" w:cs="Arial"/><w:b/><w:bCs/><w:color w:val="000000"/><w:lang w:val="es-CL" w:eastAsia="es-CL"/></w:rPr></w:pPr></w:p></w:tc><w:tc><w:tcPr><w:tcW w:w="2711" w:type="pct"/><w:tcBorders><w:top w:val="nil"/><w:left w:val="nil"/><w:bottom w:val="single" w:sz="4" w:space="0" w:color="auto"/><w:right w:val="single" w:sz="4" w:space="0" w:color="auto"/></w:tcBorders><w:noWrap/><w:hideMark/></w:tcPr><w:p><w:pPr><w:rPr><w:rFonts w:ascii="Arial" w:hAnsi="Arial" w:cs="Arial"/><w:color w:val="000000"/><w:lang w:val="es-CL" w:eastAsia="es-CL"/></w:rPr></w:pPr><w:r><w:rPr><w:rFonts w:ascii="Arial" w:hAnsi="Arial" w:cs="Arial"/><w:color w:val="000000"/><w:lang w:val="es-CL" w:eastAsia="es-CL"/></w:rPr><w:t>PALA</w:t></w:r></w:p></w:tc><w:tc><w:tcPr><w:tcW w:w="433" w:type="pct"/><w:tcBorders><w:top w:val="single" w:sz="4" w:space="0" w:color="auto"/><w:left w:val="nil"/><w:bottom w:val="single" w:sz="4" w:space="0" w:color="auto"/><w:right w:val="single" w:sz="4" w:space="0" w:color="auto"/></w:tcBorders><w:noWrap/><w:vAlign w:val="center"/><w:hideMark/></w:tcPr><w:p><w:pPr><w:jc w:val="center"/><w:rPr><w:rFonts w:ascii="Arial" w:hAnsi="Arial" w:cs="Arial"/><w:color w:val="000000"/><w:lang w:val="es-CL" w:eastAsia="es-CL"/></w:rPr></w:pPr><w:r><w:rPr><w:rFonts w:ascii="Arial" w:hAnsi="Arial" w:cs="Arial"/><w:color w:val="000000"/><w:lang w:val="es-CL" w:eastAsia="es-CL"/></w:rPr><w:t>UN</w:t></w:r></w:p></w:tc><w:tc><w:tcPr><w:tcW w:w="559" w:type="pct"/><w:tcBorders><w:top w:val="single" w:sz="4" w:space="0" w:color="auto"/><w:left w:val="nil"/><w:bottom w:val="single" w:sz="4" w:space="0" w:color="auto"/><w:right w:val="single" w:sz="4" w:space="0" w:color="auto"/></w:tcBorders><w:noWrap/><w:vAlign w:val="center"/><w:hideMark/></w:tcPr><w:p><w:pPr><w:jc w:val="center"/><w:rPr><w:rFonts w:ascii="Arial" w:hAnsi="Arial" w:cs="Arial"/><w:color w:val="000000"/><w:lang w:val="es-CL" w:eastAsia="es-CL"/></w:rPr></w:pPr><w:r><w:rPr><w:rFonts w:ascii="Arial" w:hAnsi="Arial" w:cs="Arial"/><w:color w:val="000000"/><w:lang w:val="es-CL" w:eastAsia="es-CL"/></w:rPr><w:t>5</w:t></w:r></w:p></w:tc><w:tc><w:tcPr><w:tcW w:w="471" w:type="pct"/><w:tcBorders><w:top w:val="single" w:sz="4" w:space="0" w:color="auto"/><w:left w:val="nil"/><w:bottom w:val="single" w:sz="4" w:space="0" w:color="auto"/><w:right w:val="single" w:sz="4" w:space="0" w:color="auto"/></w:tcBorders></w:tcPr><w:p><w:pPr><w:jc w:val="center"/><w:rPr><w:rFonts w:ascii="Arial" w:hAnsi="Arial" w:cs="Arial"/><w:color w:val="000000"/><w:lang w:val="es-CL" w:eastAsia="es-CL"/></w:rPr></w:pPr></w:p></w:tc></w:tr><w:tr><w:trPr><w:trHeight w:val="289"/></w:trPr><w:tc><w:tcPr><w:tcW w:w="826" w:type="pct"/><w:vMerge/><w:tcBorders><w:top w:val="single" w:sz="8" w:space="0" w:color="auto"/><w:left w:val="single" w:sz="8" w:space="0" w:color="auto"/><w:bottom w:val="nil"/><w:right w:val="single" w:sz="8" w:space="0" w:color="000000"/></w:tcBorders><w:vAlign w:val="center"/><w:hideMark/></w:tcPr><w:p><w:pPr><w:rPr><w:rFonts w:ascii="Arial" w:hAnsi="Arial" w:cs="Arial"/><w:b/><w:bCs/><w:color w:val="000000"/><w:lang w:val="es-CL" w:eastAsia="es-CL"/></w:rPr></w:pPr></w:p></w:tc><w:tc><w:tcPr><w:tcW w:w="2711" w:type="pct"/><w:tcBorders><w:top w:val="nil"/><w:left w:val="nil"/><w:bottom w:val="single" w:sz="4" w:space="0" w:color="auto"/><w:right w:val="single" w:sz="4" w:space="0" w:color="auto"/></w:tcBorders><w:noWrap/><w:hideMark/></w:tcPr><w:p><w:pPr><w:rPr><w:rFonts w:ascii="Arial" w:hAnsi="Arial" w:cs="Arial"/><w:color w:val="000000"/><w:lang w:val="es-CL" w:eastAsia="es-CL"/></w:rPr></w:pPr><w:r><w:rPr><w:rFonts w:ascii="Arial" w:hAnsi="Arial" w:cs="Arial"/><w:color w:val="000000"/><w:lang w:val="es-CL" w:eastAsia="es-CL"/></w:rPr><w:t>PICOTA</w:t></w:r></w:p></w:tc><w:tc><w:tcPr><w:tcW w:w="433" w:type="pct"/><w:tcBorders><w:top w:val="nil"/><w:left w:val="nil"/><w:bottom w:val="single" w:sz="4" w:space="0" w:color="auto"/><w:right w:val="single" w:sz="4" w:space="0" w:color="auto"/></w:tcBorders><w:noWrap/><w:vAlign w:val="center"/><w:hideMark/></w:tcPr><w:p><w:pPr><w:jc w:val="center"/><w:rPr><w:rFonts w:ascii="Arial" w:hAnsi="Arial" w:cs="Arial"/><w:color w:val="000000"/><w:lang w:val="es-CL" w:eastAsia="es-CL"/></w:rPr></w:pPr><w:r><w:rPr><w:rFonts w:ascii="Arial" w:hAnsi="Arial" w:cs="Arial"/><w:color w:val="000000"/><w:lang w:val="es-CL" w:eastAsia="es-CL"/></w:rPr><w:t>UN</w:t></w:r></w:p></w:tc><w:tc><w:tcPr><w:tcW w:w="559" w:type="pct"/><w:tcBorders><w:top w:val="nil"/><w:left w:val="nil"/><w:bottom w:val="single" w:sz="4" w:space="0" w:color="auto"/><w:right w:val="single" w:sz="4" w:space="0" w:color="auto"/></w:tcBorders><w:noWrap/><w:vAlign w:val="center"/><w:hideMark/></w:tcPr><w:p><w:pPr><w:jc w:val="center"/><w:rPr><w:rFonts w:ascii="Arial" w:hAnsi="Arial" w:cs="Arial"/><w:color w:val="000000"/><w:lang w:val="es-CL" w:eastAsia="es-CL"/></w:rPr></w:pPr><w:r><w:rPr><w:rFonts w:ascii="Arial" w:hAnsi="Arial" w:cs="Arial"/><w:color w:val="000000"/><w:lang w:val="es-CL" w:eastAsia="es-CL"/></w:rPr><w:t>3</w:t></w:r></w:p></w:tc><w:tc><w:tcPr><w:tcW w:w="471" w:type="pct"/><w:tcBorders><w:top w:val="nil"/><w:left w:val="nil"/><w:bottom w:val="single" w:sz="4" w:space="0" w:color="auto"/><w:right w:val="single" w:sz="4" w:space="0" w:color="auto"/></w:tcBorders></w:tcPr><w:p><w:pPr><w:jc w:val="center"/><w:rPr><w:rFonts w:ascii="Arial" w:hAnsi="Arial" w:cs="Arial"/><w:color w:val="000000"/><w:lang w:val="es-CL" w:eastAsia="es-CL"/></w:rPr></w:pPr></w:p></w:tc></w:tr><w:tr><w:trPr><w:trHeight w:val="289"/></w:trPr><w:tc><w:tcPr><w:tcW w:w="826" w:type="pct"/><w:vMerge/><w:tcBorders><w:top w:val="single" w:sz="8" w:space="0" w:color="auto"/><w:left w:val="single" w:sz="8" w:space="0" w:color="auto"/><w:bottom w:val="nil"/><w:right w:val="single" w:sz="8" w:space="0" w:color="000000"/></w:tcBorders><w:vAlign w:val="center"/><w:hideMark/></w:tcPr><w:p><w:pPr><w:rPr><w:rFonts w:ascii="Arial" w:hAnsi="Arial" w:cs="Arial"/><w:b/><w:bCs/><w:color w:val="000000"/><w:lang w:val="es-CL" w:eastAsia="es-CL"/></w:rPr></w:pPr></w:p></w:tc><w:tc><w:tcPr><w:tcW w:w="2711" w:type="pct"/><w:tcBorders><w:top w:val="nil"/><w:left w:val="nil"/><w:bottom w:val="single" w:sz="4" w:space="0" w:color="auto"/><w:right w:val="single" w:sz="4" w:space="0" w:color="auto"/></w:tcBorders><w:noWrap/><w:hideMark/></w:tcPr><w:p><w:pPr><w:rPr><w:rFonts w:ascii="Arial" w:hAnsi="Arial" w:cs="Arial"/><w:color w:val="000000"/><w:lang w:val="es-CL" w:eastAsia="es-CL"/></w:rPr></w:pPr><w:r><w:rPr><w:rFonts w:ascii="Arial" w:hAnsi="Arial" w:cs="Arial"/><w:color w:val="000000"/><w:lang w:val="es-CL" w:eastAsia="es-CL"/></w:rPr><w:t>CHUZO</w:t></w:r></w:p></w:tc><w:tc><w:tcPr><w:tcW w:w="433" w:type="pct"/><w:tcBorders><w:top w:val="nil"/><w:left w:val="nil"/><w:bottom w:val="single" w:sz="4" w:space="0" w:color="auto"/><w:right w:val="single" w:sz="4" w:space="0" w:color="auto"/></w:tcBorders><w:noWrap/><w:vAlign w:val="center"/><w:hideMark/></w:tcPr><w:p><w:pPr><w:jc w:val="center"/><w:rPr><w:rFonts w:ascii="Arial" w:hAnsi="Arial" w:cs="Arial"/><w:color w:val="000000"/><w:lang w:val="es-CL" w:eastAsia="es-CL"/></w:rPr></w:pPr><w:r><w:rPr><w:rFonts w:ascii="Arial" w:hAnsi="Arial" w:cs="Arial"/><w:color w:val="000000"/><w:lang w:val="es-CL" w:eastAsia="es-CL"/></w:rPr><w:t>UN</w:t></w:r></w:p></w:tc><w:tc><w:tcPr><w:tcW w:w="559" w:type="pct"/><w:tcBorders><w:top w:val="nil"/><w:left w:val="nil"/><w:bottom w:val="single" w:sz="4" w:space="0" w:color="auto"/><w:right w:val="single" w:sz="4" w:space="0" w:color="auto"/></w:tcBorders><w:noWrap/><w:vAlign w:val="center"/><w:hideMark/></w:tcPr><w:p><w:pPr><w:jc w:val="center"/><w:rPr><w:rFonts w:ascii="Arial" w:hAnsi="Arial" w:cs="Arial"/><w:color w:val="000000"/><w:lang w:val="es-CL" w:eastAsia="es-CL"/></w:rPr></w:pPr><w:r><w:rPr><w:rFonts w:ascii="Arial" w:hAnsi="Arial" w:cs="Arial"/><w:color w:val="000000"/><w:lang w:val="es-CL" w:eastAsia="es-CL"/></w:rPr><w:t>2</w:t></w:r></w:p></w:tc><w:tc><w:tcPr><w:tcW w:w="471" w:type="pct"/><w:tcBorders><w:top w:val="nil"/><w:left w:val="nil"/><w:bottom w:val="single" w:sz="4" w:space="0" w:color="auto"/><w:right w:val="single" w:sz="4" w:space="0" w:color="auto"/></w:tcBorders></w:tcPr><w:p><w:pPr><w:jc w:val="center"/><w:rPr><w:rFonts w:ascii="Arial" w:hAnsi="Arial" w:cs="Arial"/><w:color w:val="000000"/><w:lang w:val="es-CL" w:eastAsia="es-CL"/></w:rPr></w:pPr></w:p></w:tc></w:tr><w:tr><w:trPr><w:trHeight w:val="330"/></w:trPr><w:tc><w:tcPr><w:tcW w:w="826" w:type="pct"/><w:vMerge/><w:tcBorders><w:top w:val="single" w:sz="8" w:space="0" w:color="auto"/><w:left w:val="single" w:sz="8" w:space="0" w:color="auto"/><w:bottom w:val="nil"/><w:right w:val="single" w:sz="8" w:space="0" w:color="000000"/></w:tcBorders><w:vAlign w:val="center"/><w:hideMark/></w:tcPr><w:p><w:pPr><w:rPr><w:rFonts w:ascii="Arial" w:hAnsi="Arial" w:cs="Arial"/><w:b/><w:bCs/><w:color w:val="000000"/><w:lang w:val="es-CL" w:eastAsia="es-CL"/></w:rPr></w:pPr></w:p></w:tc><w:tc><w:tcPr><w:tcW w:w="2711" w:type="pct"/><w:tcBorders><w:top w:val="nil"/><w:left w:val="nil"/><w:bottom w:val="single" w:sz="4" w:space="0" w:color="auto"/><w:right w:val="single" w:sz="4" w:space="0" w:color="auto"/></w:tcBorders><w:noWrap/><w:hideMark/></w:tcPr><w:p><w:pPr><w:rPr><w:rFonts w:ascii="Arial" w:hAnsi="Arial" w:cs="Arial"/><w:color w:val="000000"/><w:lang w:val="es-CL" w:eastAsia="es-CL"/></w:rPr></w:pPr><w:r><w:rPr><w:rFonts w:ascii="Arial" w:hAnsi="Arial" w:cs="Arial"/><w:color w:val="000000"/><w:lang w:val="es-CL" w:eastAsia="es-CL"/></w:rPr><w:t>DISCO DE DIAMANTE 7" ACERO BAUKER</w:t></w:r></w:p></w:tc><w:tc><w:tcPr><w:tcW w:w="433" w:type="pct"/><w:tcBorders><w:top w:val="nil"/><w:left w:val="nil"/><w:bottom w:val="single" w:sz="4" w:space="0" w:color="auto"/><w:right w:val="single" w:sz="4" w:space="0" w:color="auto"/></w:tcBorders><w:noWrap/><w:vAlign w:val="center"/><w:hideMark/></w:tcPr><w:p><w:pPr><w:jc w:val="center"/><w:rPr><w:rFonts w:ascii="Arial" w:hAnsi="Arial" w:cs="Arial"/><w:color w:val="000000"/><w:lang w:val="es-CL" w:eastAsia="es-CL"/></w:rPr></w:pPr><w:r><w:rPr><w:rFonts w:ascii="Arial" w:hAnsi="Arial" w:cs="Arial"/><w:color w:val="000000"/><w:lang w:val="es-CL" w:eastAsia="es-CL"/></w:rPr><w:t>UN</w:t></w:r></w:p></w:tc><w:tc><w:tcPr><w:tcW w:w="559" w:type="pct"/><w:tcBorders><w:top w:val="nil"/><w:left w:val="nil"/><w:bottom w:val="single" w:sz="4" w:space="0" w:color="auto"/><w:right w:val="single" w:sz="4" w:space="0" w:color="auto"/></w:tcBorders><w:noWrap/><w:vAlign w:val="center"/><w:hideMark/></w:tcPr><w:p><w:pPr><w:jc w:val="center"/><w:rPr><w:rFonts w:ascii="Arial" w:hAnsi="Arial" w:cs="Arial"/><w:color w:val="000000"/><w:lang w:val="es-CL" w:eastAsia="es-CL"/></w:rPr></w:pPr><w:r><w:rPr><w:rFonts w:ascii="Arial" w:hAnsi="Arial" w:cs="Arial"/><w:color w:val="000000"/><w:lang w:val="es-CL" w:eastAsia="es-CL"/></w:rPr><w:t>10</w:t></w:r></w:p></w:tc><w:tc><w:tcPr><w:tcW w:w="471" w:type="pct"/><w:tcBorders><w:top w:val="nil"/><w:left w:val="nil"/><w:bottom w:val="single" w:sz="4" w:space="0" w:color="auto"/><w:right w:val="single" w:sz="4" w:space="0" w:color="auto"/></w:tcBorders></w:tcPr><w:p><w:pPr><w:jc w:val="center"/><w:rPr><w:rFonts w:ascii="Arial" w:hAnsi="Arial" w:cs="Arial"/><w:color w:val="000000"/><w:lang w:val="es-CL" w:eastAsia="es-CL"/></w:rPr></w:pPr></w:p></w:tc></w:tr><w:tr><w:trPr><w:trHeight w:val="330"/></w:trPr><w:tc><w:tcPr><w:tcW w:w="826" w:type="pct"/><w:vMerge/><w:tcBorders><w:top w:val="single" w:sz="8" w:space="0" w:color="auto"/><w:left w:val="single" w:sz="8" w:space="0" w:color="auto"/><w:bottom w:val="nil"/><w:right w:val="single" w:sz="8" w:space="0" w:color="000000"/></w:tcBorders><w:vAlign w:val="center"/><w:hideMark/></w:tcPr><w:p><w:pPr><w:rPr><w:rFonts w:ascii="Arial" w:hAnsi="Arial" w:cs="Arial"/><w:b/><w:bCs/><w:color w:val="000000"/><w:lang w:val="es-CL" w:eastAsia="es-CL"/></w:rPr></w:pPr></w:p></w:tc><w:tc><w:tcPr><w:tcW w:w="2711" w:type="pct"/><w:tcBorders><w:top w:val="nil"/><w:left w:val="nil"/><w:bottom w:val="single" w:sz="4" w:space="0" w:color="auto"/><w:right w:val="single" w:sz="4" w:space="0" w:color="auto"/></w:tcBorders><w:noWrap/><w:hideMark/></w:tcPr><w:p><w:pPr><w:rPr><w:rFonts w:ascii="Arial" w:hAnsi="Arial" w:cs="Arial"/><w:color w:val="000000"/><w:lang w:val="es-CL" w:eastAsia="es-CL"/></w:rPr></w:pPr><w:r><w:rPr><w:rFonts w:ascii="Arial" w:hAnsi="Arial" w:cs="Arial"/><w:color w:val="000000"/><w:lang w:val="es-CL" w:eastAsia="es-CL"/></w:rPr><w:t>DISCO CORTE METAL 4 1/2"</w:t></w:r></w:p></w:tc><w:tc><w:tcPr><w:tcW w:w="433" w:type="pct"/><w:tcBorders><w:top w:val="nil"/><w:left w:val="nil"/><w:bottom w:val="single" w:sz="4" w:space="0" w:color="auto"/><w:right w:val="single" w:sz="4" w:space="0" w:color="auto"/></w:tcBorders><w:noWrap/><w:vAlign w:val="center"/><w:hideMark/></w:tcPr><w:p><w:pPr><w:jc w:val="center"/><w:rPr><w:rFonts w:ascii="Arial" w:hAnsi="Arial" w:cs="Arial"/><w:color w:val="000000"/><w:lang w:val="es-CL" w:eastAsia="es-CL"/></w:rPr></w:pPr><w:r><w:rPr><w:rFonts w:ascii="Arial" w:hAnsi="Arial" w:cs="Arial"/><w:color w:val="000000"/><w:lang w:val="es-CL" w:eastAsia="es-CL"/></w:rPr><w:t>UN</w:t></w:r></w:p></w:tc><w:tc><w:tcPr><w:tcW w:w="559" w:type="pct"/><w:tcBorders><w:top w:val="nil"/><w:left w:val="nil"/><w:bottom w:val="single" w:sz="4" w:space="0" w:color="auto"/><w:right w:val="single" w:sz="4" w:space="0" w:color="auto"/></w:tcBorders><w:noWrap/><w:vAlign w:val="center"/><w:hideMark/></w:tcPr><w:p><w:pPr><w:jc w:val="center"/><w:rPr><w:rFonts w:ascii="Arial" w:hAnsi="Arial" w:cs="Arial"/><w:color w:val="000000"/><w:lang w:val="es-CL" w:eastAsia="es-CL"/></w:rPr></w:pPr><w:r><w:rPr><w:rFonts w:ascii="Arial" w:hAnsi="Arial" w:cs="Arial"/><w:color w:val="000000"/><w:lang w:val="es-CL" w:eastAsia="es-CL"/></w:rPr><w:t>30</w:t></w:r></w:p></w:tc><w:tc><w:tcPr><w:tcW w:w="471" w:type="pct"/><w:tcBorders><w:top w:val="nil"/><w:left w:val="nil"/><w:bottom w:val="single" w:sz="4" w:space="0" w:color="auto"/><w:right w:val="single" w:sz="4" w:space="0" w:color="auto"/></w:tcBorders></w:tcPr><w:p><w:pPr><w:jc w:val="center"/><w:rPr><w:rFonts w:ascii="Arial" w:hAnsi="Arial" w:cs="Arial"/><w:color w:val="000000"/><w:lang w:val="es-CL" w:eastAsia="es-CL"/></w:rPr></w:pPr></w:p></w:tc></w:tr><w:tr><w:trPr><w:trHeight w:val="330"/></w:trPr><w:tc><w:tcPr><w:tcW w:w="826" w:type="pct"/><w:vMerge/><w:tcBorders><w:top w:val="single" w:sz="8" w:space="0" w:color="auto"/><w:left w:val="single" w:sz="8" w:space="0" w:color="auto"/><w:bottom w:val="nil"/><w:right w:val="single" w:sz="8" w:space="0" w:color="000000"/></w:tcBorders><w:vAlign w:val="center"/><w:hideMark/></w:tcPr><w:p><w:pPr><w:rPr><w:rFonts w:ascii="Arial" w:hAnsi="Arial" w:cs="Arial"/><w:b/><w:bCs/><w:color w:val="000000"/><w:lang w:val="es-CL" w:eastAsia="es-CL"/></w:rPr></w:pPr></w:p></w:tc><w:tc><w:tcPr><w:tcW w:w="2711" w:type="pct"/><w:tcBorders><w:top w:val="single" w:sz="4" w:space="0" w:color="auto"/><w:left w:val="nil"/><w:bottom w:val="single" w:sz="4" w:space="0" w:color="auto"/><w:right w:val="single" w:sz="4" w:space="0" w:color="000000"/></w:tcBorders><w:noWrap/><w:hideMark/></w:tcPr><w:p><w:pPr><w:rPr><w:rFonts w:ascii="Arial" w:hAnsi="Arial" w:cs="Arial"/><w:color w:val="000000"/><w:lang w:val="es-CL" w:eastAsia="es-CL"/></w:rPr></w:pPr><w:r><w:rPr><w:rFonts w:ascii="Arial" w:hAnsi="Arial" w:cs="Arial"/><w:color w:val="000000"/><w:lang w:val="es-CL" w:eastAsia="es-CL"/></w:rPr><w:t>DIABLO ACERO INOXIDABLE 24" REDLINE</w:t></w:r></w:p></w:tc><w:tc><w:tcPr><w:tcW w:w="433" w:type="pct"/><w:tcBorders><w:top w:val="nil"/><w:left w:val="nil"/><w:bottom w:val="single" w:sz="4" w:space="0" w:color="auto"/><w:right w:val="single" w:sz="4" w:space="0" w:color="auto"/></w:tcBorders><w:noWrap/><w:vAlign w:val="center"/><w:hideMark/></w:tcPr><w:p><w:pPr><w:jc w:val="center"/><w:rPr><w:rFonts w:ascii="Arial" w:hAnsi="Arial" w:cs="Arial"/><w:color w:val="000000"/><w:lang w:val="es-CL" w:eastAsia="es-CL"/></w:rPr></w:pPr><w:r><w:rPr><w:rFonts w:ascii="Arial" w:hAnsi="Arial" w:cs="Arial"/><w:color w:val="000000"/><w:lang w:val="es-CL" w:eastAsia="es-CL"/></w:rPr><w:t>UN</w:t></w:r></w:p></w:tc><w:tc><w:tcPr><w:tcW w:w="559" w:type="pct"/><w:tcBorders><w:top w:val="nil"/><w:left w:val="nil"/><w:bottom w:val="single" w:sz="4" w:space="0" w:color="auto"/><w:right w:val="single" w:sz="4" w:space="0" w:color="auto"/></w:tcBorders><w:noWrap/><w:vAlign w:val="center"/><w:hideMark/></w:tcPr><w:p><w:pPr><w:jc w:val="center"/><w:rPr><w:rFonts w:ascii="Arial" w:hAnsi="Arial" w:cs="Arial"/><w:color w:val="000000"/><w:lang w:val="es-CL" w:eastAsia="es-CL"/></w:rPr></w:pPr><w:r><w:rPr><w:rFonts w:ascii="Arial" w:hAnsi="Arial" w:cs="Arial"/><w:color w:val="000000"/><w:lang w:val="es-CL" w:eastAsia="es-CL"/></w:rPr><w:t>4</w:t></w:r></w:p></w:tc><w:tc><w:tcPr><w:tcW w:w="471" w:type="pct"/><w:tcBorders><w:top w:val="nil"/><w:left w:val="nil"/><w:bottom w:val="single" w:sz="4" w:space="0" w:color="auto"/><w:right w:val="single" w:sz="4" w:space="0" w:color="auto"/></w:tcBorders></w:tcPr><w:p><w:pPr><w:jc w:val="center"/><w:rPr><w:rFonts w:ascii="Arial" w:hAnsi="Arial" w:cs="Arial"/><w:color w:val="000000"/><w:lang w:val="es-CL" w:eastAsia="es-CL"/></w:rPr></w:pPr></w:p></w:tc></w:tr><w:tr><w:trPr><w:trHeight w:val="330"/></w:trPr><w:tc><w:tcPr><w:tcW w:w="826" w:type="pct"/><w:vMerge/><w:tcBorders><w:top w:val="single" w:sz="8" w:space="0" w:color="auto"/><w:left w:val="single" w:sz="8" w:space="0" w:color="auto"/><w:bottom w:val="nil"/><w:right w:val="single" w:sz="8" w:space="0" w:color="000000"/></w:tcBorders><w:vAlign w:val="center"/><w:hideMark/></w:tcPr><w:p><w:pPr><w:rPr><w:rFonts w:ascii="Arial" w:hAnsi="Arial" w:cs="Arial"/><w:b/><w:bCs/><w:color w:val="000000"/><w:lang w:val="es-CL" w:eastAsia="es-CL"/></w:rPr></w:pPr></w:p></w:tc><w:tc><w:tcPr><w:tcW w:w="2711" w:type="pct"/><w:tcBorders><w:top w:val="single" w:sz="4" w:space="0" w:color="auto"/><w:left w:val="nil"/><w:bottom w:val="single" w:sz="4" w:space="0" w:color="auto"/><w:right w:val="single" w:sz="4" w:space="0" w:color="000000"/></w:tcBorders><w:noWrap/><w:hideMark/></w:tcPr><w:p><w:pPr><w:rPr><w:rFonts w:ascii="Arial" w:hAnsi="Arial" w:cs="Arial"/><w:color w:val="000000"/><w:lang w:val="es-CL" w:eastAsia="es-CL"/></w:rPr></w:pPr><w:r><w:rPr><w:rFonts w:ascii="Arial" w:hAnsi="Arial" w:cs="Arial"/><w:color w:val="000000"/><w:lang w:val="es-CL" w:eastAsia="es-CL"/></w:rPr><w:t xml:space="preserve">NIVEL DE ALUMINIO 48" GRIS STANLEY </w:t></w:r></w:p></w:tc><w:tc><w:tcPr><w:tcW w:w="433" w:type="pct"/><w:tcBorders><w:top w:val="nil"/><w:left w:val="nil"/><w:bottom w:val="single" w:sz="4" w:space="0" w:color="auto"/><w:right w:val="single" w:sz="4" w:space="0" w:color="auto"/></w:tcBorders><w:noWrap/><w:vAlign w:val="center"/><w:hideMark/></w:tcPr><w:p><w:pPr><w:jc w:val="center"/><w:rPr><w:rFonts w:ascii="Arial" w:hAnsi="Arial" w:cs="Arial"/><w:color w:val="000000"/><w:lang w:val="es-CL" w:eastAsia="es-CL"/></w:rPr></w:pPr><w:r><w:rPr><w:rFonts w:ascii="Arial" w:hAnsi="Arial" w:cs="Arial"/><w:color w:val="000000"/><w:lang w:val="es-CL" w:eastAsia="es-CL"/></w:rPr><w:t>UN</w:t></w:r></w:p></w:tc><w:tc><w:tcPr><w:tcW w:w="559" w:type="pct"/><w:tcBorders><w:top w:val="nil"/><w:left w:val="nil"/><w:bottom w:val="single" w:sz="4" w:space="0" w:color="auto"/><w:right w:val="single" w:sz="4" w:space="0" w:color="auto"/></w:tcBorders><w:noWrap/><w:vAlign w:val="center"/><w:hideMark/></w:tcPr><w:p><w:pPr><w:jc w:val="center"/><w:rPr><w:rFonts w:ascii="Arial" w:hAnsi="Arial" w:cs="Arial"/><w:color w:val="000000"/><w:lang w:val="es-CL" w:eastAsia="es-CL"/></w:rPr></w:pPr><w:r><w:rPr><w:rFonts w:ascii="Arial" w:hAnsi="Arial" w:cs="Arial"/><w:color w:val="000000"/><w:lang w:val="es-CL" w:eastAsia="es-CL"/></w:rPr><w:t>3</w:t></w:r></w:p></w:tc><w:tc><w:tcPr><w:tcW w:w="471" w:type="pct"/><w:tcBorders><w:top w:val="nil"/><w:left w:val="nil"/><w:bottom w:val="single" w:sz="4" w:space="0" w:color="auto"/><w:right w:val="single" w:sz="4" w:space="0" w:color="auto"/></w:tcBorders></w:tcPr><w:p><w:pPr><w:jc w:val="center"/><w:rPr><w:rFonts w:ascii="Arial" w:hAnsi="Arial" w:cs="Arial"/><w:color w:val="000000"/><w:lang w:val="es-CL" w:eastAsia="es-CL"/></w:rPr></w:pPr></w:p></w:tc></w:tr><w:tr><w:trPr><w:trHeight w:val="330"/></w:trPr><w:tc><w:tcPr><w:tcW w:w="826" w:type="pct"/><w:vMerge/><w:tcBorders><w:top w:val="single" w:sz="8" w:space="0" w:color="auto"/><w:left w:val="single" w:sz="8" w:space="0" w:color="auto"/><w:bottom w:val="nil"/><w:right w:val="single" w:sz="8" w:space="0" w:color="000000"/></w:tcBorders><w:vAlign w:val="center"/><w:hideMark/></w:tcPr><w:p><w:pPr><w:rPr><w:rFonts w:ascii="Arial" w:hAnsi="Arial" w:cs="Arial"/><w:b/><w:bCs/><w:color w:val="000000"/><w:lang w:val="es-CL" w:eastAsia="es-CL"/></w:rPr></w:pPr></w:p></w:tc><w:tc><w:tcPr><w:tcW w:w="2711" w:type="pct"/><w:tcBorders><w:top w:val="single" w:sz="4" w:space="0" w:color="auto"/><w:left w:val="nil"/><w:bottom w:val="single" w:sz="4" w:space="0" w:color="auto"/><w:right w:val="single" w:sz="4" w:space="0" w:color="000000"/></w:tcBorders><w:noWrap/><w:hideMark/></w:tcPr><w:p><w:pPr><w:rPr><w:rFonts w:ascii="Arial" w:hAnsi="Arial" w:cs="Arial"/><w:color w:val="000000"/><w:lang w:val="es-CL" w:eastAsia="es-CL"/></w:rPr></w:pPr><w:r><w:rPr><w:rFonts w:ascii="Arial" w:hAnsi="Arial" w:cs="Arial"/><w:color w:val="000000"/><w:lang w:val="es-CL" w:eastAsia="es-CL"/></w:rPr><w:t>ESCOBILLONES INDUSTRIALES</w:t></w:r></w:p></w:tc><w:tc><w:tcPr><w:tcW w:w="433" w:type="pct"/><w:tcBorders><w:top w:val="nil"/><w:left w:val="nil"/><w:bottom w:val="single" w:sz="4" w:space="0" w:color="auto"/><w:right w:val="single" w:sz="4" w:space="0" w:color="auto"/></w:tcBorders><w:noWrap/><w:vAlign w:val="center"/><w:hideMark/></w:tcPr><w:p><w:pPr><w:jc w:val="center"/><w:rPr><w:rFonts w:ascii="Arial" w:hAnsi="Arial" w:cs="Arial"/><w:color w:val="000000"/><w:lang w:val="es-CL" w:eastAsia="es-CL"/></w:rPr></w:pPr><w:r><w:rPr><w:rFonts w:ascii="Arial" w:hAnsi="Arial" w:cs="Arial"/><w:color w:val="000000"/><w:lang w:val="es-CL" w:eastAsia="es-CL"/></w:rPr><w:t>UN</w:t></w:r></w:p></w:tc><w:tc><w:tcPr><w:tcW w:w="559" w:type="pct"/><w:tcBorders><w:top w:val="nil"/><w:left w:val="nil"/><w:bottom w:val="single" w:sz="4" w:space="0" w:color="auto"/><w:right w:val="single" w:sz="4" w:space="0" w:color="auto"/></w:tcBorders><w:noWrap/><w:vAlign w:val="center"/><w:hideMark/></w:tcPr><w:p><w:pPr><w:jc w:val="center"/><w:rPr><w:rFonts w:ascii="Arial" w:hAnsi="Arial" w:cs="Arial"/><w:color w:val="000000"/><w:lang w:val="es-CL" w:eastAsia="es-CL"/></w:rPr></w:pPr><w:r><w:rPr><w:rFonts w:ascii="Arial" w:hAnsi="Arial" w:cs="Arial"/><w:color w:val="000000"/><w:lang w:val="es-CL" w:eastAsia="es-CL"/></w:rPr><w:t>10</w:t></w:r></w:p></w:tc><w:tc><w:tcPr><w:tcW w:w="471" w:type="pct"/><w:tcBorders><w:top w:val="nil"/><w:left w:val="nil"/><w:bottom w:val="single" w:sz="4" w:space="0" w:color="auto"/><w:right w:val="single" w:sz="4" w:space="0" w:color="auto"/></w:tcBorders></w:tcPr><w:p><w:pPr><w:jc w:val="center"/><w:rPr><w:rFonts w:ascii="Arial" w:hAnsi="Arial" w:cs="Arial"/><w:color w:val="000000"/><w:lang w:val="es-CL" w:eastAsia="es-CL"/></w:rPr></w:pPr></w:p></w:tc></w:tr><w:tr><w:trPr><w:trHeight w:val="330"/></w:trPr><w:tc><w:tcPr><w:tcW w:w="826" w:type="pct"/><w:vMerge/><w:tcBorders><w:top w:val="single" w:sz="8" w:space="0" w:color="auto"/><w:left w:val="single" w:sz="8" w:space="0" w:color="auto"/><w:bottom w:val="nil"/><w:right w:val="single" w:sz="8" w:space="0" w:color="000000"/></w:tcBorders><w:vAlign w:val="center"/><w:hideMark/></w:tcPr><w:p><w:pPr><w:rPr><w:rFonts w:ascii="Arial" w:hAnsi="Arial" w:cs="Arial"/><w:b/><w:bCs/><w:color w:val="000000"/><w:lang w:val="es-CL" w:eastAsia="es-CL"/></w:rPr></w:pPr></w:p></w:tc><w:tc><w:tcPr><w:tcW w:w="2711" w:type="pct"/><w:tcBorders><w:top w:val="single" w:sz="4" w:space="0" w:color="auto"/><w:left w:val="nil"/><w:bottom w:val="single" w:sz="4" w:space="0" w:color="auto"/><w:right w:val="single" w:sz="4" w:space="0" w:color="000000"/></w:tcBorders><w:noWrap/><w:hideMark/></w:tcPr><w:p><w:pPr><w:rPr><w:rFonts w:ascii="Arial" w:hAnsi="Arial" w:cs="Arial"/><w:color w:val="000000"/><w:lang w:val="es-CL" w:eastAsia="es-CL"/></w:rPr></w:pPr><w:r><w:rPr><w:rFonts w:ascii="Arial" w:hAnsi="Arial" w:cs="Arial"/><w:color w:val="000000"/><w:lang w:val="es-CL" w:eastAsia="es-CL"/></w:rPr><w:t>MARTILLO MICROFIBRA 16 OZ 428-16 BAHCO</w:t></w:r></w:p></w:tc><w:tc><w:tcPr><w:tcW w:w="433" w:type="pct"/><w:tcBorders><w:top w:val="nil"/><w:left w:val="nil"/><w:bottom w:val="single" w:sz="4" w:space="0" w:color="auto"/><w:right w:val="single" w:sz="4" w:space="0" w:color="auto"/></w:tcBorders><w:noWrap/><w:vAlign w:val="center"/><w:hideMark/></w:tcPr><w:p><w:pPr><w:jc w:val="center"/><w:rPr><w:rFonts w:ascii="Arial" w:hAnsi="Arial" w:cs="Arial"/><w:color w:val="000000"/><w:lang w:val="es-CL" w:eastAsia="es-CL"/></w:rPr></w:pPr><w:r><w:rPr><w:rFonts w:ascii="Arial" w:hAnsi="Arial" w:cs="Arial"/><w:color w:val="000000"/><w:lang w:val="es-CL" w:eastAsia="es-CL"/></w:rPr><w:t>UN</w:t></w:r></w:p></w:tc><w:tc><w:tcPr><w:tcW w:w="559" w:type="pct"/><w:tcBorders><w:top w:val="nil"/><w:left w:val="nil"/><w:bottom w:val="single" w:sz="4" w:space="0" w:color="auto"/><w:right w:val="single" w:sz="4" w:space="0" w:color="auto"/></w:tcBorders><w:noWrap/><w:vAlign w:val="center"/><w:hideMark/></w:tcPr><w:p><w:pPr><w:jc w:val="center"/><w:rPr><w:rFonts w:ascii="Arial" w:hAnsi="Arial" w:cs="Arial"/><w:color w:val="000000"/><w:lang w:val="es-CL" w:eastAsia="es-CL"/></w:rPr></w:pPr><w:r><w:rPr><w:rFonts w:ascii="Arial" w:hAnsi="Arial" w:cs="Arial"/><w:color w:val="000000"/><w:lang w:val="es-CL" w:eastAsia="es-CL"/></w:rPr><w:t>8</w:t></w:r></w:p></w:tc><w:tc><w:tcPr><w:tcW w:w="471" w:type="pct"/><w:tcBorders><w:top w:val="nil"/><w:left w:val="nil"/><w:bottom w:val="single" w:sz="4" w:space="0" w:color="auto"/><w:right w:val="single" w:sz="4" w:space="0" w:color="auto"/></w:tcBorders></w:tcPr><w:p><w:pPr><w:jc w:val="center"/><w:rPr><w:rFonts w:ascii="Arial" w:hAnsi="Arial" w:cs="Arial"/><w:color w:val="000000"/><w:lang w:val="es-CL" w:eastAsia="es-CL"/></w:rPr></w:pPr></w:p></w:tc></w:tr><w:tr><w:trPr><w:trHeight w:val="330"/></w:trPr><w:tc><w:tcPr><w:tcW w:w="826" w:type="pct"/><w:vMerge/><w:tcBorders><w:top w:val="single" w:sz="8" w:space="0" w:color="auto"/><w:left w:val="single" w:sz="8" w:space="0" w:color="auto"/><w:bottom w:val="nil"/><w:right w:val="single" w:sz="8" w:space="0" w:color="000000"/></w:tcBorders><w:vAlign w:val="center"/><w:hideMark/></w:tcPr><w:p><w:pPr><w:rPr><w:rFonts w:ascii="Arial" w:hAnsi="Arial" w:cs="Arial"/><w:b/><w:bCs/><w:color w:val="000000"/><w:lang w:val="es-CL" w:eastAsia="es-CL"/></w:rPr></w:pPr></w:p></w:tc><w:tc><w:tcPr><w:tcW w:w="2711" w:type="pct"/><w:tcBorders><w:top w:val="single" w:sz="4" w:space="0" w:color="auto"/><w:left w:val="nil"/><w:bottom w:val="single" w:sz="4" w:space="0" w:color="auto"/><w:right w:val="single" w:sz="4" w:space="0" w:color="000000"/></w:tcBorders><w:noWrap/><w:hideMark/></w:tcPr><w:p><w:pPr><w:rPr><w:rFonts w:ascii="Arial" w:hAnsi="Arial" w:cs="Arial"/><w:color w:val="000000"/><w:lang w:val="es-CL" w:eastAsia="es-CL"/></w:rPr></w:pPr><w:r><w:rPr><w:rFonts w:ascii="Arial" w:hAnsi="Arial" w:cs="Arial"/><w:color w:val="000000"/><w:lang w:val="es-CL" w:eastAsia="es-CL"/></w:rPr><w:t>INGLETE SERRUCHO BASE 12 PULG 300 MM</w:t></w:r></w:p></w:tc><w:tc><w:tcPr><w:tcW w:w="433" w:type="pct"/><w:tcBorders><w:top w:val="nil"/><w:left w:val="nil"/><w:bottom w:val="nil"/><w:right w:val="single" w:sz="4" w:space="0" w:color="auto"/></w:tcBorders><w:noWrap/><w:vAlign w:val="center"/><w:hideMark/></w:tcPr><w:p><w:pPr><w:jc w:val="center"/><w:rPr><w:rFonts w:ascii="Arial" w:hAnsi="Arial" w:cs="Arial"/><w:color w:val="000000"/><w:lang w:val="es-CL" w:eastAsia="es-CL"/></w:rPr></w:pPr><w:r><w:rPr><w:rFonts w:ascii="Arial" w:hAnsi="Arial" w:cs="Arial"/><w:color w:val="000000"/><w:lang w:val="es-CL" w:eastAsia="es-CL"/></w:rPr><w:t>UN</w:t></w:r></w:p></w:tc><w:tc><w:tcPr><w:tcW w:w="559" w:type="pct"/><w:tcBorders><w:top w:val="nil"/><w:left w:val="nil"/><w:bottom w:val="nil"/><w:right w:val="single" w:sz="4" w:space="0" w:color="auto"/></w:tcBorders><w:noWrap/><w:vAlign w:val="center"/><w:hideMark/></w:tcPr><w:p><w:pPr><w:jc w:val="center"/><w:rPr><w:rFonts w:ascii="Arial" w:hAnsi="Arial" w:cs="Arial"/><w:color w:val="000000"/><w:lang w:val="es-CL" w:eastAsia="es-CL"/></w:rPr></w:pPr><w:r><w:rPr><w:rFonts w:ascii="Arial" w:hAnsi="Arial" w:cs="Arial"/><w:color w:val="000000"/><w:lang w:val="es-CL" w:eastAsia="es-CL"/></w:rPr><w:t>4</w:t></w:r></w:p></w:tc><w:tc><w:tcPr><w:tcW w:w="471" w:type="pct"/><w:tcBorders><w:top w:val="nil"/><w:left w:val="nil"/><w:bottom w:val="nil"/><w:right w:val="single" w:sz="4" w:space="0" w:color="auto"/></w:tcBorders></w:tcPr><w:p><w:pPr><w:jc w:val="center"/><w:rPr><w:rFonts w:ascii="Arial" w:hAnsi="Arial" w:cs="Arial"/><w:color w:val="000000"/><w:lang w:val="es-CL" w:eastAsia="es-CL"/></w:rPr></w:pPr></w:p></w:tc></w:tr><w:tr><w:trPr><w:trHeight w:val="330"/></w:trPr><w:tc><w:tcPr><w:tcW w:w="826" w:type="pct"/><w:vMerge/><w:tcBorders><w:top w:val="single" w:sz="8" w:space="0" w:color="auto"/><w:left w:val="single" w:sz="8" w:space="0" w:color="auto"/><w:bottom w:val="nil"/><w:right w:val="single" w:sz="8" w:space="0" w:color="000000"/></w:tcBorders><w:vAlign w:val="center"/><w:hideMark/></w:tcPr><w:p><w:pPr><w:rPr><w:rFonts w:ascii="Arial" w:hAnsi="Arial" w:cs="Arial"/><w:b/><w:bCs/><w:color w:val="000000"/><w:lang w:val="es-CL" w:eastAsia="es-CL"/></w:rPr></w:pPr></w:p></w:tc><w:tc><w:tcPr><w:tcW w:w="2711" w:type="pct"/><w:tcBorders><w:top w:val="single" w:sz="4" w:space="0" w:color="auto"/><w:left w:val="nil"/><w:bottom w:val="single" w:sz="4" w:space="0" w:color="auto"/><w:right w:val="single" w:sz="4" w:space="0" w:color="auto"/></w:tcBorders><w:noWrap/><w:hideMark/></w:tcPr><w:p><w:pPr><w:rPr><w:rFonts w:ascii="Arial" w:hAnsi="Arial" w:cs="Arial"/><w:color w:val="000000"/><w:lang w:val="es-CL" w:eastAsia="es-CL"/></w:rPr></w:pPr><w:r><w:rPr><w:rFonts w:ascii="Arial" w:hAnsi="Arial" w:cs="Arial"/><w:color w:val="000000"/><w:lang w:val="es-CL" w:eastAsia="es-CL"/></w:rPr><w:t>LIENZA CARPINTERA</w:t></w:r></w:p></w:tc><w:tc><w:tcPr><w:tcW w:w="433" w:type="pct"/><w:tcBorders><w:top w:val="single" w:sz="4" w:space="0" w:color="auto"/><w:left w:val="nil"/><w:bottom w:val="nil"/><w:right w:val="single" w:sz="4" w:space="0" w:color="auto"/></w:tcBorders><w:noWrap/><w:vAlign w:val="center"/><w:hideMark/></w:tcPr><w:p><w:pPr><w:jc w:val="center"/><w:rPr><w:rFonts w:ascii="Arial" w:hAnsi="Arial" w:cs="Arial"/><w:color w:val="000000"/><w:lang w:val="es-CL" w:eastAsia="es-CL"/></w:rPr></w:pPr><w:r><w:rPr><w:rFonts w:ascii="Arial" w:hAnsi="Arial" w:cs="Arial"/><w:color w:val="000000"/><w:lang w:val="es-CL" w:eastAsia="es-CL"/></w:rPr><w:t>UN</w:t></w:r></w:p></w:tc><w:tc><w:tcPr><w:tcW w:w="559" w:type="pct"/><w:tcBorders><w:top w:val="single" w:sz="4" w:space="0" w:color="auto"/><w:left w:val="nil"/><w:bottom w:val="nil"/><w:right w:val="single" w:sz="4" w:space="0" w:color="auto"/></w:tcBorders><w:noWrap/><w:vAlign w:val="center"/><w:hideMark/></w:tcPr><w:p><w:pPr><w:jc w:val="center"/><w:rPr><w:rFonts w:ascii="Arial" w:hAnsi="Arial" w:cs="Arial"/><w:color w:val="000000"/><w:lang w:val="es-CL" w:eastAsia="es-CL"/></w:rPr></w:pPr><w:r><w:rPr><w:rFonts w:ascii="Arial" w:hAnsi="Arial" w:cs="Arial"/><w:color w:val="000000"/><w:lang w:val="es-CL" w:eastAsia="es-CL"/></w:rPr><w:t>5</w:t></w:r></w:p></w:tc><w:tc><w:tcPr><w:tcW w:w="471" w:type="pct"/><w:tcBorders><w:top w:val="single" w:sz="4" w:space="0" w:color="auto"/><w:left w:val="nil"/><w:bottom w:val="nil"/><w:right w:val="single" w:sz="4" w:space="0" w:color="auto"/></w:tcBorders></w:tcPr><w:p><w:pPr><w:jc w:val="center"/><w:rPr><w:rFonts w:ascii="Arial" w:hAnsi="Arial" w:cs="Arial"/><w:color w:val="000000"/><w:lang w:val="es-CL" w:eastAsia="es-CL"/></w:rPr></w:pPr></w:p></w:tc></w:tr><w:tr><w:trPr><w:trHeight w:val="375"/></w:trPr><w:tc><w:tcPr><w:tcW w:w="826" w:type="pct"/><w:vMerge/><w:tcBorders><w:top w:val="single" w:sz="8" w:space="0" w:color="auto"/><w:left w:val="single" w:sz="8" w:space="0" w:color="auto"/><w:bottom w:val="nil"/><w:right w:val="single" w:sz="8" w:space="0" w:color="000000"/></w:tcBorders><w:vAlign w:val="center"/><w:hideMark/></w:tcPr><w:p><w:pPr><w:rPr><w:rFonts w:ascii="Arial" w:hAnsi="Arial" w:cs="Arial"/><w:b/><w:bCs/><w:color w:val="000000"/><w:lang w:val="es-CL" w:eastAsia="es-CL"/></w:rPr></w:pPr></w:p></w:tc><w:tc><w:tcPr><w:tcW w:w="2711" w:type="pct"/><w:tcBorders><w:top w:val="single" w:sz="4" w:space="0" w:color="auto"/><w:left w:val="nil"/><w:bottom w:val="single" w:sz="4" w:space="0" w:color="auto"/><w:right w:val="single" w:sz="4" w:space="0" w:color="auto"/></w:tcBorders><w:noWrap/><w:vAlign w:val="center"/><w:hideMark/></w:tcPr><w:p><w:pPr><w:rPr><w:rFonts w:ascii="Arial" w:hAnsi="Arial" w:cs="Arial"/><w:color w:val="000000"/><w:lang w:val="es-CL" w:eastAsia="es-CL"/></w:rPr></w:pPr><w:r><w:rPr><w:rFonts w:ascii="Arial" w:hAnsi="Arial" w:cs="Arial"/><w:color w:val="000000"/><w:lang w:val="es-CL" w:eastAsia="es-CL"/></w:rPr><w:t>PINTACAL</w:t></w:r></w:p></w:tc><w:tc><w:tcPr><w:tcW w:w="433" w:type="pct"/><w:tcBorders><w:top w:val="single" w:sz="4" w:space="0" w:color="auto"/><w:left w:val="nil"/><w:bottom w:val="nil"/><w:right w:val="single" w:sz="4" w:space="0" w:color="auto"/></w:tcBorders><w:noWrap/><w:vAlign w:val="center"/><w:hideMark/></w:tcPr><w:p><w:pPr><w:jc w:val="center"/><w:rPr><w:rFonts w:ascii="Arial" w:hAnsi="Arial" w:cs="Arial"/><w:color w:val="000000"/><w:lang w:val="es-CL" w:eastAsia="es-CL"/></w:rPr></w:pPr><w:r><w:rPr><w:rFonts w:ascii="Arial" w:hAnsi="Arial" w:cs="Arial"/><w:color w:val="000000"/><w:lang w:val="es-CL" w:eastAsia="es-CL"/></w:rPr><w:t>UN</w:t></w:r></w:p></w:tc><w:tc><w:tcPr><w:tcW w:w="559" w:type="pct"/><w:tcBorders><w:top w:val="single" w:sz="4" w:space="0" w:color="auto"/><w:left w:val="nil"/><w:bottom w:val="nil"/><w:right w:val="single" w:sz="4" w:space="0" w:color="auto"/></w:tcBorders><w:noWrap/><w:vAlign w:val="center"/><w:hideMark/></w:tcPr><w:p><w:pPr><w:jc w:val="center"/><w:rPr><w:rFonts w:ascii="Arial" w:hAnsi="Arial" w:cs="Arial"/><w:color w:val="000000"/><w:lang w:val="es-CL" w:eastAsia="es-CL"/></w:rPr></w:pPr><w:r><w:rPr><w:rFonts w:ascii="Arial" w:hAnsi="Arial" w:cs="Arial"/><w:color w:val="000000"/><w:lang w:val="es-CL" w:eastAsia="es-CL"/></w:rPr><w:t>8</w:t></w:r></w:p></w:tc><w:tc><w:tcPr><w:tcW w:w="471" w:type="pct"/><w:tcBorders><w:top w:val="single" w:sz="4" w:space="0" w:color="auto"/><w:left w:val="nil"/><w:bottom w:val="nil"/><w:right w:val="single" w:sz="4" w:space="0" w:color="auto"/></w:tcBorders></w:tcPr><w:p><w:pPr><w:jc w:val="center"/><w:rPr><w:rFonts w:ascii="Arial" w:hAnsi="Arial" w:cs="Arial"/><w:color w:val="000000"/><w:lang w:val="es-CL" w:eastAsia="es-CL"/></w:rPr></w:pPr></w:p></w:tc></w:tr><w:tr><w:trPr><w:trHeight w:val="390"/></w:trPr><w:tc><w:tcPr><w:tcW w:w="826" w:type="pct"/><w:vMerge/><w:tcBorders><w:top w:val="single" w:sz="8" w:space="0" w:color="auto"/><w:left w:val="single" w:sz="8" w:space="0" w:color="auto"/><w:bottom w:val="nil"/><w:right w:val="single" w:sz="8" w:space="0" w:color="000000"/></w:tcBorders><w:vAlign w:val="center"/><w:hideMark/></w:tcPr><w:p><w:pPr><w:rPr><w:rFonts w:ascii="Arial" w:hAnsi="Arial" w:cs="Arial"/><w:b/><w:bCs/><w:color w:val="000000"/><w:lang w:val="es-CL" w:eastAsia="es-CL"/></w:rPr></w:pPr></w:p></w:tc><w:tc><w:tcPr><w:tcW w:w="2711" w:type="pct"/><w:tcBorders><w:top w:val="single" w:sz="4" w:space="0" w:color="auto"/><w:left w:val="nil"/><w:bottom w:val="single" w:sz="4" w:space="0" w:color="auto"/><w:right w:val="single" w:sz="4" w:space="0" w:color="auto"/></w:tcBorders><w:noWrap/><w:hideMark/></w:tcPr><w:p><w:pPr><w:rPr><w:rFonts w:ascii="Arial" w:hAnsi="Arial" w:cs="Arial"/><w:color w:val="000000"/><w:lang w:val="es-CL" w:eastAsia="es-CL"/></w:rPr></w:pPr><w:r><w:rPr><w:rFonts w:ascii="Arial" w:hAnsi="Arial" w:cs="Arial"/><w:color w:val="000000"/><w:lang w:val="es-CL" w:eastAsia="es-CL"/></w:rPr><w:t>LAPIZ CARPINTERO</w:t></w:r></w:p></w:tc><w:tc><w:tcPr><w:tcW w:w="433" w:type="pct"/><w:tcBorders><w:top w:val="single" w:sz="4" w:space="0" w:color="auto"/><w:left w:val="nil"/><w:bottom w:val="nil"/><w:right w:val="single" w:sz="4" w:space="0" w:color="auto"/></w:tcBorders><w:noWrap/><w:vAlign w:val="center"/><w:hideMark/></w:tcPr><w:p><w:pPr><w:jc w:val="center"/><w:rPr><w:rFonts w:ascii="Arial" w:hAnsi="Arial" w:cs="Arial"/><w:color w:val="000000"/><w:lang w:val="es-CL" w:eastAsia="es-CL"/></w:rPr></w:pPr><w:r><w:rPr><w:rFonts w:ascii="Arial" w:hAnsi="Arial" w:cs="Arial"/><w:color w:val="000000"/><w:lang w:val="es-CL" w:eastAsia="es-CL"/></w:rPr><w:t>UN</w:t></w:r></w:p></w:tc><w:tc><w:tcPr><w:tcW w:w="559" w:type="pct"/><w:tcBorders><w:top w:val="single" w:sz="4" w:space="0" w:color="auto"/><w:left w:val="nil"/><w:bottom w:val="nil"/><w:right w:val="single" w:sz="4" w:space="0" w:color="auto"/></w:tcBorders><w:noWrap/><w:vAlign w:val="center"/><w:hideMark/></w:tcPr><w:p><w:pPr><w:jc w:val="center"/><w:rPr><w:rFonts w:ascii="Arial" w:hAnsi="Arial" w:cs="Arial"/><w:color w:val="000000"/><w:lang w:val="es-CL" w:eastAsia="es-CL"/></w:rPr></w:pPr><w:r><w:rPr><w:rFonts w:ascii="Arial" w:hAnsi="Arial" w:cs="Arial"/><w:color w:val="000000"/><w:lang w:val="es-CL" w:eastAsia="es-CL"/></w:rPr><w:t>10</w:t></w:r></w:p></w:tc><w:tc><w:tcPr><w:tcW w:w="471" w:type="pct"/><w:tcBorders><w:top w:val="single" w:sz="4" w:space="0" w:color="auto"/><w:left w:val="nil"/><w:bottom w:val="nil"/><w:right w:val="single" w:sz="4" w:space="0" w:color="auto"/></w:tcBorders></w:tcPr><w:p><w:pPr><w:jc w:val="center"/><w:rPr><w:rFonts w:ascii="Arial" w:hAnsi="Arial" w:cs="Arial"/><w:color w:val="000000"/><w:lang w:val="es-CL" w:eastAsia="es-CL"/></w:rPr></w:pPr></w:p></w:tc></w:tr><w:tr><w:trPr><w:trHeight w:val="315"/></w:trPr><w:tc><w:tcPr><w:tcW w:w="826" w:type="pct"/><w:vMerge/><w:tcBorders><w:top w:val="single" w:sz="8" w:space="0" w:color="auto"/><w:left w:val="single" w:sz="8" w:space="0" w:color="auto"/><w:bottom w:val="nil"/><w:right w:val="single" w:sz="8" w:space="0" w:color="000000"/></w:tcBorders><w:vAlign w:val="center"/><w:hideMark/></w:tcPr><w:p><w:pPr><w:rPr><w:rFonts w:ascii="Arial" w:hAnsi="Arial" w:cs="Arial"/><w:b/><w:bCs/><w:color w:val="000000"/><w:lang w:val="es-CL" w:eastAsia="es-CL"/></w:rPr></w:pPr></w:p></w:tc><w:tc><w:tcPr><w:tcW w:w="2711" w:type="pct"/><w:tcBorders><w:top w:val="single" w:sz="4" w:space="0" w:color="auto"/><w:left w:val="nil"/><w:bottom w:val="single" w:sz="4" w:space="0" w:color="auto"/><w:right w:val="single" w:sz="4" w:space="0" w:color="auto"/></w:tcBorders><w:noWrap/><w:hideMark/></w:tcPr><w:p><w:pPr><w:rPr><w:rFonts w:ascii="Arial" w:hAnsi="Arial" w:cs="Arial"/><w:color w:val="000000"/><w:lang w:val="es-CL" w:eastAsia="es-CL"/></w:rPr></w:pPr><w:r><w:rPr><w:rFonts w:ascii="Arial" w:hAnsi="Arial" w:cs="Arial"/><w:color w:val="000000"/><w:lang w:val="es-CL" w:eastAsia="es-CL"/></w:rPr><w:t xml:space="preserve">LAPIZ MARCA METAL </w:t></w:r></w:p></w:tc><w:tc><w:tcPr><w:tcW w:w="433" w:type="pct"/><w:tcBorders><w:top w:val="single" w:sz="4" w:space="0" w:color="auto"/><w:left w:val="nil"/><w:bottom w:val="single" w:sz="4" w:space="0" w:color="auto"/><w:right w:val="single" w:sz="4" w:space="0" w:color="auto"/></w:tcBorders><w:noWrap/><w:vAlign w:val="center"/><w:hideMark/></w:tcPr><w:p><w:pPr><w:jc w:val="center"/><w:rPr><w:rFonts w:ascii="Arial" w:hAnsi="Arial" w:cs="Arial"/><w:color w:val="000000"/><w:lang w:val="es-CL" w:eastAsia="es-CL"/></w:rPr></w:pPr><w:r><w:rPr><w:rFonts w:ascii="Arial" w:hAnsi="Arial" w:cs="Arial"/><w:color w:val="000000"/><w:lang w:val="es-CL" w:eastAsia="es-CL"/></w:rPr><w:t>UN</w:t></w:r></w:p></w:tc><w:tc><w:tcPr><w:tcW w:w="559" w:type="pct"/><w:tcBorders><w:top w:val="single" w:sz="4" w:space="0" w:color="auto"/><w:left w:val="nil"/><w:bottom w:val="single" w:sz="4" w:space="0" w:color="auto"/><w:right w:val="single" w:sz="4" w:space="0" w:color="auto"/></w:tcBorders><w:noWrap/><w:vAlign w:val="center"/><w:hideMark/></w:tcPr><w:p><w:pPr><w:jc w:val="center"/><w:rPr><w:rFonts w:ascii="Arial" w:hAnsi="Arial" w:cs="Arial"/><w:color w:val="000000"/><w:lang w:val="es-CL" w:eastAsia="es-CL"/></w:rPr></w:pPr><w:r><w:rPr><w:rFonts w:ascii="Arial" w:hAnsi="Arial" w:cs="Arial"/><w:color w:val="000000"/><w:lang w:val="es-CL" w:eastAsia="es-CL"/></w:rPr><w:t>6</w:t></w:r></w:p></w:tc><w:tc><w:tcPr><w:tcW w:w="471" w:type="pct"/><w:tcBorders><w:top w:val="single" w:sz="4" w:space="0" w:color="auto"/><w:left w:val="nil"/><w:bottom w:val="single" w:sz="4" w:space="0" w:color="auto"/><w:right w:val="single" w:sz="4" w:space="0" w:color="auto"/></w:tcBorders></w:tcPr><w:p><w:pPr><w:jc w:val="center"/><w:rPr><w:rFonts w:ascii="Arial" w:hAnsi="Arial" w:cs="Arial"/><w:color w:val="000000"/><w:lang w:val="es-CL" w:eastAsia="es-CL"/></w:rPr></w:pPr></w:p></w:tc></w:tr></w:tbl><w:p><w:pPr><w:ind w:right="82"/><w:jc w:val="both"/><w:rPr><w:rFonts w:ascii="Arial" w:hAnsi="Arial" w:cs="Arial"/><w:lang w:val="es-CL"/></w:rPr></w:pPr></w:p><w:p><w:pPr><w:ind w:right="82"/><w:jc w:val="both"/><w:rPr><w:rFonts w:ascii="Arial" w:hAnsi="Arial" w:cs="Arial"/><w:lang w:val="es-CL"/></w:rPr></w:pPr></w:p><w:p><w:pPr><w:ind w:right="82"/><w:jc w:val="both"/><w:rPr><w:rFonts w:ascii="Arial" w:hAnsi="Arial" w:cs="Arial"/><w:lang w:val="es-CL"/></w:rPr></w:pPr></w:p><w:p><w:pPr><w:ind w:right="82"/><w:jc w:val="both"/><w:rPr><w:rFonts w:ascii="Arial" w:hAnsi="Arial" w:cs="Arial"/><w:lang w:val="es-CL"/></w:rPr></w:pPr></w:p><w:p><w:pPr><w:ind w:right="82"/><w:jc w:val="both"/><w:rPr><w:rFonts w:ascii="Arial" w:hAnsi="Arial" w:cs="Arial"/><w:lang w:val="es-CL"/></w:rPr></w:pPr></w:p><w:p><w:pPr><w:ind w:right="82"/><w:jc w:val="both"/><w:rPr><w:rFonts w:ascii="Arial" w:hAnsi="Arial" w:cs="Arial"/><w:lang w:val="es-CL"/></w:rPr></w:pPr></w:p><w:p><w:pPr><w:ind w:left="677" w:right="82"/><w:jc w:val="both"/><w:rPr><w:rFonts w:ascii="Arial" w:hAnsi="Arial" w:cs="Arial"/><w:b/><w:bCs/><w:lang w:val="es-CL"/></w:rPr></w:pPr><w:r><w:rPr><w:rFonts w:ascii="Arial" w:hAnsi="Arial" w:cs="Arial"/><w:b/><w:bCs/><w:lang w:val="es-CL"/></w:rPr><w:t xml:space="preserve">LÍNEA </w:t></w:r><w:r><w:rPr><w:rFonts w:ascii="Arial" w:hAnsi="Arial" w:cs="Arial"/><w:b/><w:bCs/><w:lang w:val="es-CL"/></w:rPr><w:t>6</w:t></w:r><w:r><w:rPr><w:rFonts w:ascii="Arial" w:hAnsi="Arial" w:cs="Arial"/><w:b/><w:bCs/><w:lang w:val="es-CL"/></w:rPr><w:t>: ARRIENDO MAQUINARIA</w:t></w:r><w:r><w:rPr><w:rFonts w:ascii="Arial" w:hAnsi="Arial" w:cs="Arial"/><w:b/><w:bCs/><w:lang w:val="es-CL"/></w:rPr><w:t>S</w:t></w:r></w:p><w:p><w:pPr><w:ind w:left="677" w:right="82"/><w:jc w:val="both"/><w:rPr><w:rFonts w:ascii="Arial" w:hAnsi="Arial" w:cs="Arial"/><w:b/><w:bCs/><w:lang w:val="es-CL"/></w:rPr></w:pPr></w:p><w:tbl><w:tblPr><w:tblW w:w="5000" w:type="pct"/><w:tblCellMar><w:left w:w="70" w:type="dxa"/><w:right w:w="70" w:type="dxa"/></w:tblCellMar><w:tblLook w:val="04A0" w:firstRow="1" w:lastRow="0" w:firstColumn="1" w:lastColumn="0" w:noHBand="0" w:noVBand="1"/></w:tblPr><w:tblGrid><w:gridCol w:w="526"/><w:gridCol w:w="525"/><w:gridCol w:w="524"/><w:gridCol w:w="5815"/><w:gridCol w:w="918"/><w:gridCol w:w="1185"/><w:gridCol w:w="1107"/></w:tblGrid><w:tr><w:trPr><w:trHeight w:val="289"/></w:trPr><w:tc><w:tcPr><w:tcW w:w="742" w:type="pct"/><w:gridSpan w:val="3"/><w:tcBorders><w:top w:val="single" w:sz="8" w:space="0" w:color="auto"/><w:left w:val="single" w:sz="8" w:space="0" w:color="auto"/><w:bottom w:val="nil"/><w:right w:val="single" w:sz="8" w:space="0" w:color="000000"/></w:tcBorders><w:shd w:val="clear" w:color="000000" w:fill="D9D9D9"/><w:vAlign w:val="center"/><w:hideMark/></w:tcPr><w:p><w:pPr><w:jc w:val="center"/><w:rPr><w:rFonts w:ascii="Arial" w:hAnsi="Arial" w:cs="Arial"/><w:b/><w:bCs/><w:color w:val="000000"/><w:lang w:val="es-CL" w:eastAsia="es-CL"/></w:rPr></w:pPr><w:r><w:rPr><w:rFonts w:ascii="Arial" w:hAnsi="Arial" w:cs="Arial"/><w:b/><w:bCs/><w:color w:val="000000"/><w:lang w:val="es-CL" w:eastAsia="es-CL"/></w:rPr><w:t>ARRIENDO DE MAQUINARIA</w:t></w:r><w:r><w:rPr><w:rFonts w:ascii="Arial" w:hAnsi="Arial" w:cs="Arial"/><w:b/><w:bCs/><w:color w:val="000000"/><w:lang w:val="es-CL" w:eastAsia="es-CL"/></w:rPr><w:t>S</w:t></w:r></w:p></w:tc><w:tc><w:tcPr><w:tcW w:w="2743" w:type="pct"/><w:tcBorders><w:top w:val="single" w:sz="8" w:space="0" w:color="auto"/><w:left w:val="nil"/><w:bottom w:val="single" w:sz="8" w:space="0" w:color="auto"/><w:right w:val="single" w:sz="8" w:space="0" w:color="000000"/></w:tcBorders><w:shd w:val="clear" w:color="000000" w:fill="D9D9D9"/><w:noWrap/><w:hideMark/></w:tcPr><w:p><w:pPr><w:rPr><w:rFonts w:ascii="Arial" w:hAnsi="Arial" w:cs="Arial"/><w:b/><w:bCs/><w:color w:val="000000"/><w:lang w:val="es-CL" w:eastAsia="es-CL"/></w:rPr></w:pPr><w:r><w:rPr><w:rFonts w:ascii="Arial" w:hAnsi="Arial" w:cs="Arial"/><w:b/><w:bCs/><w:color w:val="000000"/><w:lang w:val="es-CL" w:eastAsia="es-CL"/></w:rPr><w:t>DESCRIPCIÓN</w:t></w:r></w:p></w:tc><w:tc><w:tcPr><w:tcW w:w="433" w:type="pct"/><w:tcBorders><w:top w:val="single" w:sz="8" w:space="0" w:color="auto"/><w:left w:val="nil"/><w:bottom w:val="single" w:sz="8" w:space="0" w:color="auto"/><w:right w:val="single" w:sz="8" w:space="0" w:color="auto"/></w:tcBorders><w:shd w:val="clear" w:color="000000" w:fill="D9D9D9"/><w:noWrap/><w:vAlign w:val="center"/><w:hideMark/></w:tcPr><w:p><w:pPr><w:rPr><w:rFonts w:ascii="Arial" w:hAnsi="Arial" w:cs="Arial"/><w:b/><w:bCs/><w:color w:val="000000"/><w:lang w:val="es-CL" w:eastAsia="es-CL"/></w:rPr></w:pPr><w:r><w:rPr><w:rFonts w:ascii="Arial" w:hAnsi="Arial" w:cs="Arial"/><w:b/><w:bCs/><w:color w:val="000000"/><w:lang w:val="es-CL" w:eastAsia="es-CL"/></w:rPr><w:t>UNIDAD</w:t></w:r></w:p></w:tc><w:tc><w:tcPr><w:tcW w:w="559" w:type="pct"/><w:tcBorders><w:top w:val="single" w:sz="8" w:space="0" w:color="auto"/><w:left w:val="nil"/><w:bottom w:val="single" w:sz="8" w:space="0" w:color="auto"/><w:right w:val="single" w:sz="8" w:space="0" w:color="auto"/></w:tcBorders><w:shd w:val="clear" w:color="000000" w:fill="D9D9D9"/><w:noWrap/><w:vAlign w:val="center"/><w:hideMark/></w:tcPr><w:p><w:pPr><w:jc w:val="center"/><w:rPr><w:rFonts w:ascii="Arial" w:hAnsi="Arial" w:cs="Arial"/><w:b/><w:bCs/><w:color w:val="000000"/><w:lang w:val="es-CL" w:eastAsia="es-CL"/></w:rPr></w:pPr><w:r><w:rPr><w:rFonts w:ascii="Arial" w:hAnsi="Arial" w:cs="Arial"/><w:b/><w:bCs/><w:color w:val="000000"/><w:lang w:val="es-CL" w:eastAsia="es-CL"/></w:rPr><w:t>CANTIDAD</w:t></w:r></w:p></w:tc><w:tc><w:tcPr><w:tcW w:w="523" w:type="pct"/><w:tcBorders><w:top w:val="single" w:sz="8" w:space="0" w:color="auto"/><w:left w:val="nil"/><w:bottom w:val="single" w:sz="8" w:space="0" w:color="auto"/><w:right w:val="single" w:sz="8" w:space="0" w:color="auto"/></w:tcBorders><w:shd w:val="clear" w:color="000000" w:fill="D9D9D9"/></w:tcPr><w:p><w:pPr><w:rPr><w:rFonts w:ascii="Arial" w:hAnsi="Arial" w:cs="Arial"/><w:b/><w:bCs/><w:color w:val="000000"/><w:lang w:val="es-CL" w:eastAsia="es-CL"/></w:rPr></w:pPr><w:r><w:rPr><w:rFonts w:ascii="Arial" w:hAnsi="Arial" w:cs="Arial"/><w:b/><w:bCs/><w:color w:val="000000"/><w:lang w:val="es-CL" w:eastAsia="es-CL"/></w:rPr><w:t>PRECIO</w:t></w:r></w:p></w:tc></w:tr><w:tr><w:trPr><w:trHeight w:val="330"/></w:trPr><w:tc><w:tcPr><w:tcW w:w="248" w:type="pct"/><w:tcBorders><w:top w:val="nil"/><w:left w:val="single" w:sz="8" w:space="0" w:color="auto"/><w:bottom w:val="nil"/><w:right w:val="nil"/></w:tcBorders><w:shd w:val="clear" w:color="000000" w:fill="D9D9D9"/><w:vAlign w:val="center"/><w:hideMark/></w:tcPr><w:p><w:pPr><w:jc w:val="center"/><w:rPr><w:rFonts w:ascii="Arial" w:hAnsi="Arial" w:cs="Arial"/><w:b/><w:bCs/><w:color w:val="000000"/><w:lang w:val="es-CL" w:eastAsia="es-CL"/></w:rPr></w:pPr><w:r><w:rPr><w:rFonts w:ascii="Arial" w:hAnsi="Arial" w:cs="Arial"/><w:b/><w:bCs/><w:color w:val="000000"/><w:lang w:val="es-CL" w:eastAsia="es-CL"/></w:rPr><w:t> </w:t></w:r></w:p></w:tc><w:tc><w:tcPr><w:tcW w:w="248" w:type="pct"/><w:tcBorders><w:top w:val="nil"/><w:left w:val="nil"/><w:bottom w:val="nil"/><w:right w:val="nil"/></w:tcBorders><w:shd w:val="clear" w:color="000000" w:fill="D9D9D9"/><w:vAlign w:val="center"/><w:hideMark/></w:tcPr><w:p><w:pPr><w:jc w:val="center"/><w:rPr><w:rFonts w:ascii="Arial" w:hAnsi="Arial" w:cs="Arial"/><w:b/><w:bCs/><w:color w:val="000000"/><w:lang w:val="es-CL" w:eastAsia="es-CL"/></w:rPr></w:pPr><w:r><w:rPr><w:rFonts w:ascii="Arial" w:hAnsi="Arial" w:cs="Arial"/><w:b/><w:bCs/><w:color w:val="000000"/><w:lang w:val="es-CL" w:eastAsia="es-CL"/></w:rPr><w:t> </w:t></w:r></w:p></w:tc><w:tc><w:tcPr><w:tcW w:w="247" w:type="pct"/><w:tcBorders><w:top w:val="nil"/><w:left w:val="nil"/><w:bottom w:val="nil"/><w:right w:val="single" w:sz="8" w:space="0" w:color="auto"/></w:tcBorders><w:shd w:val="clear" w:color="000000" w:fill="D9D9D9"/><w:vAlign w:val="center"/><w:hideMark/></w:tcPr><w:p><w:pPr><w:jc w:val="center"/><w:rPr><w:rFonts w:ascii="Arial" w:hAnsi="Arial" w:cs="Arial"/><w:b/><w:bCs/><w:color w:val="000000"/><w:lang w:val="es-CL" w:eastAsia="es-CL"/></w:rPr></w:pPr><w:r><w:rPr><w:rFonts w:ascii="Arial" w:hAnsi="Arial" w:cs="Arial"/><w:b/><w:bCs/><w:color w:val="000000"/><w:lang w:val="es-CL" w:eastAsia="es-CL"/></w:rPr><w:t> </w:t></w:r></w:p></w:tc><w:tc><w:tcPr><w:tcW w:w="2743" w:type="pct"/><w:tcBorders><w:top w:val="single" w:sz="4" w:space="0" w:color="auto"/><w:left w:val="nil"/><w:bottom w:val="single" w:sz="4" w:space="0" w:color="auto"/><w:right w:val="single" w:sz="4" w:space="0" w:color="auto"/></w:tcBorders><w:noWrap/><w:hideMark/></w:tcPr><w:p><w:pPr><w:rPr><w:rFonts w:ascii="Arial" w:hAnsi="Arial" w:cs="Arial"/><w:color w:val="000000"/><w:lang w:val="es-CL" w:eastAsia="es-CL"/></w:rPr></w:pPr><w:r><w:rPr><w:rFonts w:ascii="Arial" w:hAnsi="Arial" w:cs="Arial"/><w:color w:val="000000"/><w:lang w:val="es-CL" w:eastAsia="es-CL"/></w:rPr><w:t xml:space="preserve">ARRIENDO RETROEXCAVADORA </w:t></w:r></w:p></w:tc><w:tc><w:tcPr><w:tcW w:w="433" w:type="pct"/><w:tcBorders><w:top w:val="nil"/><w:left w:val="nil"/><w:bottom w:val="single" w:sz="4" w:space="0" w:color="auto"/><w:right w:val="single" w:sz="4" w:space="0" w:color="auto"/></w:tcBorders><w:noWrap/><w:vAlign w:val="center"/><w:hideMark/></w:tcPr><w:p><w:pPr><w:jc w:val="center"/><w:rPr><w:rFonts w:ascii="Arial" w:hAnsi="Arial" w:cs="Arial"/><w:color w:val="000000"/><w:lang w:val="es-CL" w:eastAsia="es-CL"/></w:rPr></w:pPr><w:r><w:rPr><w:rFonts w:ascii="Arial" w:hAnsi="Arial" w:cs="Arial"/><w:color w:val="000000"/><w:lang w:val="es-CL" w:eastAsia="es-CL"/></w:rPr><w:t>H/M</w:t></w:r></w:p></w:tc><w:tc><w:tcPr><w:tcW w:w="559" w:type="pct"/><w:tcBorders><w:top w:val="nil"/><w:left w:val="nil"/><w:bottom w:val="single" w:sz="4" w:space="0" w:color="auto"/><w:right w:val="single" w:sz="4" w:space="0" w:color="auto"/></w:tcBorders><w:noWrap/><w:vAlign w:val="center"/><w:hideMark/></w:tcPr><w:p><w:pPr><w:jc w:val="center"/><w:rPr><w:rFonts w:ascii="Arial" w:hAnsi="Arial" w:cs="Arial"/><w:color w:val="000000"/><w:lang w:val="es-CL" w:eastAsia="es-CL"/></w:rPr></w:pPr><w:r><w:rPr><w:rFonts w:ascii="Arial" w:hAnsi="Arial" w:cs="Arial"/><w:color w:val="000000"/><w:lang w:val="es-CL" w:eastAsia="es-CL"/></w:rPr><w:t>45</w:t></w:r></w:p></w:tc><w:tc><w:tcPr><w:tcW w:w="523" w:type="pct"/><w:tcBorders><w:top w:val="nil"/><w:left w:val="nil"/><w:bottom w:val="single" w:sz="4" w:space="0" w:color="auto"/><w:right w:val="single" w:sz="4" w:space="0" w:color="auto"/></w:tcBorders></w:tcPr><w:p><w:pPr><w:jc w:val="center"/><w:rPr><w:rFonts w:ascii="Arial" w:hAnsi="Arial" w:cs="Arial"/><w:color w:val="000000"/><w:lang w:val="es-CL" w:eastAsia="es-CL"/></w:rPr></w:pPr></w:p></w:tc></w:tr><w:tr><w:trPr><w:trHeight w:val="330"/></w:trPr><w:tc><w:tcPr><w:tcW w:w="248" w:type="pct"/><w:tcBorders><w:top w:val="nil"/><w:left w:val="single" w:sz="8" w:space="0" w:color="auto"/><w:bottom w:val="single" w:sz="8" w:space="0" w:color="auto"/><w:right w:val="nil"/></w:tcBorders><w:shd w:val="clear" w:color="000000" w:fill="D9D9D9"/><w:vAlign w:val="center"/><w:hideMark/></w:tcPr><w:p><w:pPr><w:jc w:val="center"/><w:rPr><w:rFonts w:ascii="Arial" w:hAnsi="Arial" w:cs="Arial"/><w:b/><w:bCs/><w:color w:val="000000"/><w:lang w:val="es-CL" w:eastAsia="es-CL"/></w:rPr></w:pPr><w:r><w:rPr><w:rFonts w:ascii="Arial" w:hAnsi="Arial" w:cs="Arial"/><w:b/><w:bCs/><w:color w:val="000000"/><w:lang w:val="es-CL" w:eastAsia="es-CL"/></w:rPr><w:t> </w:t></w:r></w:p></w:tc><w:tc><w:tcPr><w:tcW w:w="248" w:type="pct"/><w:tcBorders><w:top w:val="nil"/><w:left w:val="nil"/><w:bottom w:val="single" w:sz="8" w:space="0" w:color="auto"/><w:right w:val="nil"/></w:tcBorders><w:shd w:val="clear" w:color="000000" w:fill="D9D9D9"/><w:vAlign w:val="center"/><w:hideMark/></w:tcPr><w:p><w:pPr><w:jc w:val="center"/><w:rPr><w:rFonts w:ascii="Arial" w:hAnsi="Arial" w:cs="Arial"/><w:b/><w:bCs/><w:color w:val="000000"/><w:lang w:val="es-CL" w:eastAsia="es-CL"/></w:rPr></w:pPr><w:r><w:rPr><w:rFonts w:ascii="Arial" w:hAnsi="Arial" w:cs="Arial"/><w:b/><w:bCs/><w:color w:val="000000"/><w:lang w:val="es-CL" w:eastAsia="es-CL"/></w:rPr><w:t> </w:t></w:r></w:p></w:tc><w:tc><w:tcPr><w:tcW w:w="247" w:type="pct"/><w:tcBorders><w:top w:val="nil"/><w:left w:val="nil"/><w:bottom w:val="single" w:sz="8" w:space="0" w:color="auto"/><w:right w:val="single" w:sz="8" w:space="0" w:color="auto"/></w:tcBorders><w:shd w:val="clear" w:color="000000" w:fill="D9D9D9"/><w:vAlign w:val="center"/><w:hideMark/></w:tcPr><w:p><w:pPr><w:jc w:val="center"/><w:rPr><w:rFonts w:ascii="Arial" w:hAnsi="Arial" w:cs="Arial"/><w:b/><w:bCs/><w:color w:val="000000"/><w:lang w:val="es-CL" w:eastAsia="es-CL"/></w:rPr></w:pPr><w:r><w:rPr><w:rFonts w:ascii="Arial" w:hAnsi="Arial" w:cs="Arial"/><w:b/><w:bCs/><w:color w:val="000000"/><w:lang w:val="es-CL" w:eastAsia="es-CL"/></w:rPr><w:t> </w:t></w:r></w:p></w:tc><w:tc><w:tcPr><w:tcW w:w="2743" w:type="pct"/><w:tcBorders><w:top w:val="single" w:sz="4" w:space="0" w:color="auto"/><w:left w:val="nil"/><w:bottom w:val="single" w:sz="8" w:space="0" w:color="auto"/><w:right w:val="single" w:sz="4" w:space="0" w:color="auto"/></w:tcBorders><w:noWrap/><w:hideMark/></w:tcPr><w:p><w:pPr><w:rPr><w:rFonts w:ascii="Arial" w:hAnsi="Arial" w:cs="Arial"/><w:color w:val="000000"/><w:lang w:val="es-CL" w:eastAsia="es-CL"/></w:rPr></w:pPr><w:r><w:rPr><w:rFonts w:ascii="Arial" w:hAnsi="Arial" w:cs="Arial"/><w:color w:val="000000"/><w:lang w:val="es-CL" w:eastAsia="es-CL"/></w:rPr><w:t xml:space="preserve">ARRIENDO CAMIÓN TOLVA </w:t></w:r></w:p></w:tc><w:tc><w:tcPr><w:tcW w:w="433" w:type="pct"/><w:tcBorders><w:top w:val="nil"/><w:left w:val="nil"/><w:bottom w:val="single" w:sz="8" w:space="0" w:color="auto"/><w:right w:val="single" w:sz="4" w:space="0" w:color="auto"/></w:tcBorders><w:noWrap/><w:vAlign w:val="center"/><w:hideMark/></w:tcPr><w:p><w:pPr><w:jc w:val="center"/><w:rPr><w:rFonts w:ascii="Arial" w:hAnsi="Arial" w:cs="Arial"/><w:color w:val="000000"/><w:lang w:val="es-CL" w:eastAsia="es-CL"/></w:rPr></w:pPr><w:r><w:rPr><w:rFonts w:ascii="Arial" w:hAnsi="Arial" w:cs="Arial"/><w:color w:val="000000"/><w:lang w:val="es-CL" w:eastAsia="es-CL"/></w:rPr><w:t>H/M</w:t></w:r></w:p></w:tc><w:tc><w:tcPr><w:tcW w:w="559" w:type="pct"/><w:tcBorders><w:top w:val="nil"/><w:left w:val="nil"/><w:bottom w:val="single" w:sz="8" w:space="0" w:color="auto"/><w:right w:val="single" w:sz="4" w:space="0" w:color="auto"/></w:tcBorders><w:noWrap/><w:vAlign w:val="center"/><w:hideMark/></w:tcPr><w:p><w:pPr><w:jc w:val="center"/><w:rPr><w:rFonts w:ascii="Arial" w:hAnsi="Arial" w:cs="Arial"/><w:color w:val="000000"/><w:lang w:val="es-CL" w:eastAsia="es-CL"/></w:rPr></w:pPr><w:r><w:rPr><w:rFonts w:ascii="Arial" w:hAnsi="Arial" w:cs="Arial"/><w:color w:val="000000"/><w:lang w:val="es-CL" w:eastAsia="es-CL"/></w:rPr><w:t>45</w:t></w:r></w:p></w:tc><w:tc><w:tcPr><w:tcW w:w="523" w:type="pct"/><w:tcBorders><w:top w:val="nil"/><w:left w:val="nil"/><w:bottom w:val="single" w:sz="8" w:space="0" w:color="auto"/><w:right w:val="single" w:sz="4" w:space="0" w:color="auto"/></w:tcBorders></w:tcPr><w:p><w:pPr><w:jc w:val="center"/><w:rPr><w:rFonts w:ascii="Arial" w:hAnsi="Arial" w:cs="Arial"/><w:color w:val="000000"/><w:lang w:val="es-CL" w:eastAsia="es-CL"/></w:rPr></w:pPr></w:p></w:tc></w:tr></w:tbl><w:p><w:pPr><w:ind w:left="677" w:right="82"/><w:jc w:val="both"/><w:rPr><w:rFonts w:ascii="Arial" w:hAnsi="Arial" w:cs="Arial"/><w:b/><w:bCs/><w:lang w:val="es-CL"/></w:rPr></w:pPr></w:p><w:p><w:pPr><w:ind w:left="677" w:right="82"/><w:jc w:val="both"/><w:rPr><w:rFonts w:ascii="Arial" w:hAnsi="Arial" w:cs="Arial"/><w:b/><w:bCs/><w:lang w:val="es-CL"/></w:rPr></w:pPr><w:r><w:rPr><w:rFonts w:ascii="Arial" w:hAnsi="Arial" w:cs="Arial"/><w:b/><w:bCs/><w:lang w:val="es-CL"/></w:rPr><w:t>Nota:</w:t></w:r><w:r><w:t xml:space="preserve"> </w:t></w:r><w:r><w:rPr><w:rFonts w:ascii="Arial" w:hAnsi="Arial" w:cs="Arial"/><w:lang w:val="es-CL"/></w:rPr><w:t>La presente licitación contempla adjudicación múltiple, por lo que un mismo oferente podrá adjudicarse la totalidad de las líneas licitadas o solo una o algunas de ellas, de acuerdo con el resultado de la evaluación y el cumplimiento de los requisitos establecidos en las</w:t></w:r><w:r><w:rPr><w:rFonts w:ascii="Arial" w:hAnsi="Arial" w:cs="Arial"/><w:lang w:val="es-CL"/></w:rPr><w:t xml:space="preserve"> presentes</w:t></w:r><w:r><w:rPr><w:rFonts w:ascii="Arial" w:hAnsi="Arial" w:cs="Arial"/><w:lang w:val="es-CL"/></w:rPr><w:t xml:space="preserve"> bases de licitación.</w:t></w:r></w:p><w:p><w:pPr><w:ind w:right="82"/><w:jc w:val="both"/><w:rPr><w:sz w:val="22"/><w:szCs w:val="22"/><w:lang w:val="es-CL"/></w:rPr></w:pPr></w:p><w:p><w:pPr><w:ind w:right="82"/><w:jc w:val="both"/><w:rPr><w:sz w:val="22"/><w:szCs w:val="22"/><w:lang w:val="es-CL"/></w:rPr></w:pPr></w:p><w:p><w:pPr><w:ind w:left="677" w:right="82"/><w:jc w:val="both"/><w:rPr><w:rFonts w:ascii="Arial" w:eastAsia="Arial" w:hAnsi="Arial" w:cs="Arial"/><w:b/><w:bCs/><w:spacing w:val="3"/><w:lang w:val="es-CL"/></w:rPr></w:pPr><w:r><w:rPr><w:rFonts w:ascii="Arial" w:eastAsia="Arial" w:hAnsi="Arial" w:cs="Arial"/><w:b/><w:bCs/><w:spacing w:val="3"/><w:lang w:val="es-CL"/></w:rPr><w:t>RESUMEN:</w:t></w:r><w:r><w:rPr><w:rFonts w:ascii="Arial" w:eastAsia="Arial" w:hAnsi="Arial" w:cs="Arial"/><w:b/><w:bCs/><w:spacing w:val="3"/><w:lang w:val="es-CL"/></w:rPr><w:t xml:space="preserve"> </w:t></w:r></w:p><w:p><w:pPr><w:ind w:right="82"/><w:jc w:val="both"/><w:rPr><w:rFonts w:ascii="Arial" w:eastAsia="Arial" w:hAnsi="Arial" w:cs="Arial"/><w:b/><w:bCs/><w:spacing w:val="3"/><w:lang w:val="es-CL"/></w:rPr></w:pPr></w:p><w:p><w:pPr><w:ind w:right="82"/><w:jc w:val="both"/><w:rPr><w:rFonts w:ascii="Arial" w:eastAsia="Arial" w:hAnsi="Arial" w:cs="Arial"/><w:b/><w:bCs/><w:spacing w:val="3"/><w:lang w:val="es-CL"/></w:rPr></w:pPr></w:p><w:tbl><w:tblPr><w:tblStyle w:val="Tablaconcuadrcula"/><w:tblW w:w="0" w:type="auto"/><w:tblLook w:val="04A0" w:firstRow="1" w:lastRow="0" w:firstColumn="1" w:lastColumn="0" w:noHBand="0" w:noVBand="1"/></w:tblPr><w:tblGrid><w:gridCol w:w="3437"/><w:gridCol w:w="3696"/><w:gridCol w:w="3477"/></w:tblGrid><w:tr><w:trPr><w:trHeight w:val="600"/></w:trPr><w:tc><w:tcPr><w:tcW w:w="3437" w:type="dxa"/></w:tcPr><w:p><w:pPr><w:ind w:right="82"/><w:jc w:val="both"/><w:rPr><w:rFonts w:ascii="Arial" w:eastAsia="Arial" w:hAnsi="Arial" w:cs="Arial"/><w:b/><w:bCs/><w:spacing w:val="3"/><w:lang w:val="es-CL"/></w:rPr></w:pPr><w:r><w:rPr><w:rFonts w:ascii="Arial" w:eastAsia="Arial" w:hAnsi="Arial" w:cs="Arial"/><w:b/><w:bCs/><w:spacing w:val="3"/><w:lang w:val="es-CL"/></w:rPr><w:t>LÍNEA</w:t></w:r></w:p></w:tc><w:tc><w:tcPr><w:tcW w:w="3696" w:type="dxa"/></w:tcPr><w:p><w:pPr><w:ind w:right="82"/><w:jc w:val="both"/><w:rPr><w:rFonts w:ascii="Arial" w:eastAsia="Arial" w:hAnsi="Arial" w:cs="Arial"/><w:b/><w:bCs/><w:spacing w:val="3"/><w:lang w:val="es-CL"/></w:rPr></w:pPr><w:r><w:rPr><w:rFonts w:ascii="Arial" w:eastAsia="Arial" w:hAnsi="Arial" w:cs="Arial"/><w:b/><w:bCs/><w:spacing w:val="3"/><w:lang w:val="es-CL"/></w:rPr><w:t xml:space="preserve">MONTO TOTAL OFERTADO </w:t></w:r></w:p></w:tc><w:tc><w:tcPr><w:tcW w:w="3477" w:type="dxa"/></w:tcPr><w:p><w:pPr><w:ind w:right="82"/><w:jc w:val="both"/><w:rPr><w:rFonts w:ascii="Arial" w:eastAsia="Arial" w:hAnsi="Arial" w:cs="Arial"/><w:b/><w:bCs/><w:spacing w:val="3"/><w:lang w:val="es-CL"/></w:rPr></w:pPr><w:r><w:rPr><w:rFonts w:ascii="Arial" w:eastAsia="Arial" w:hAnsi="Arial" w:cs="Arial"/><w:b/><w:bCs/><w:spacing w:val="3"/><w:lang w:val="es-CL"/></w:rPr><w:t>PLAZO DE ENTREGA (DIAS HABILES)</w:t></w:r></w:p></w:tc></w:tr><w:tr><w:trPr><w:trHeight w:val="490"/></w:trPr><w:tc><w:tcPr><w:tcW w:w="3437" w:type="dxa"/></w:tcPr><w:p><w:pPr><w:ind w:right="82"/><w:jc w:val="both"/><w:rPr><w:rFonts w:ascii="Arial" w:eastAsia="Arial" w:hAnsi="Arial" w:cs="Arial"/><w:b/><w:bCs/><w:spacing w:val="3"/><w:lang w:val="es-CL"/></w:rPr></w:pPr><w:r><w:rPr><w:rFonts w:ascii="Arial" w:eastAsia="Arial" w:hAnsi="Arial" w:cs="Arial"/><w:b/><w:bCs/><w:spacing w:val="3"/><w:lang w:val="es-CL"/></w:rPr><w:t>LÍNEA 1: LETRERO DE OBRAS</w:t></w:r></w:p><w:p><w:pPr><w:ind w:right="82"/><w:jc w:val="both"/><w:rPr><w:rFonts w:ascii="Arial" w:eastAsia="Arial" w:hAnsi="Arial" w:cs="Arial"/><w:b/><w:bCs/><w:spacing w:val="3"/><w:lang w:val="es-CL"/></w:rPr></w:pPr></w:p></w:tc><w:tc><w:tcPr><w:tcW w:w="3696" w:type="dxa"/></w:tcPr><w:p><w:pPr><w:ind w:right="82"/><w:jc w:val="both"/><w:rPr><w:rFonts w:ascii="Arial" w:eastAsia="Arial" w:hAnsi="Arial" w:cs="Arial"/><w:b/><w:bCs/><w:spacing w:val="3"/><w:lang w:val="es-CL"/></w:rPr></w:pPr><w:r><w:rPr><w:rFonts w:ascii="Arial" w:eastAsia="Arial" w:hAnsi="Arial" w:cs="Arial"/><w:b/><w:bCs/><w:spacing w:val="3"/><w:lang w:val="es-CL"/></w:rPr><w:t>$</w:t></w:r></w:p></w:tc><w:tc><w:tcPr><w:tcW w:w="3477" w:type="dxa"/></w:tcPr><w:p><w:pPr><w:ind w:right="82"/><w:jc w:val="both"/><w:rPr><w:rFonts w:ascii="Arial" w:eastAsia="Arial" w:hAnsi="Arial" w:cs="Arial"/><w:b/><w:bCs/><w:spacing w:val="3"/><w:lang w:val="es-CL"/></w:rPr></w:pPr></w:p></w:tc></w:tr><w:tr><w:trPr><w:trHeight w:val="490"/></w:trPr><w:tc><w:tcPr><w:tcW w:w="3437" w:type="dxa"/></w:tcPr><w:p><w:pPr><w:ind w:right="82"/><w:jc w:val="both"/><w:rPr><w:rFonts w:ascii="Arial" w:eastAsia="Arial" w:hAnsi="Arial" w:cs="Arial"/><w:b/><w:bCs/><w:spacing w:val="3"/><w:lang w:val="es-CL"/></w:rPr></w:pPr><w:r><w:rPr><w:rFonts w:ascii="Arial" w:eastAsia="Arial" w:hAnsi="Arial" w:cs="Arial"/><w:b/><w:bCs/><w:spacing w:val="3"/><w:lang w:val="es-CL"/></w:rPr><w:t>LÍNEA 2: ARRIENDO BAÑOS QUIMICO</w:t></w:r></w:p><w:p><w:pPr><w:ind w:right="82"/><w:jc w:val="both"/><w:rPr><w:rFonts w:ascii="Arial" w:eastAsia="Arial" w:hAnsi="Arial" w:cs="Arial"/><w:b/><w:bCs/><w:spacing w:val="3"/><w:lang w:val="es-CL"/></w:rPr></w:pPr></w:p></w:tc><w:tc><w:tcPr><w:tcW w:w="3696" w:type="dxa"/></w:tcPr><w:p><w:pPr><w:ind w:right="82"/><w:jc w:val="both"/><w:rPr><w:rFonts w:ascii="Arial" w:eastAsia="Arial" w:hAnsi="Arial" w:cs="Arial"/><w:b/><w:bCs/><w:spacing w:val="3"/><w:lang w:val="es-CL"/></w:rPr></w:pPr><w:r><w:rPr><w:rFonts w:ascii="Arial" w:eastAsia="Arial" w:hAnsi="Arial" w:cs="Arial"/><w:b/><w:bCs/><w:spacing w:val="3"/><w:lang w:val="es-CL"/></w:rPr><w:t>$</w:t></w:r></w:p></w:tc><w:tc><w:tcPr><w:tcW w:w="3477" w:type="dxa"/></w:tcPr><w:p><w:pPr><w:ind w:right="82"/><w:jc w:val="both"/><w:rPr><w:rFonts w:ascii="Arial" w:eastAsia="Arial" w:hAnsi="Arial" w:cs="Arial"/><w:b/><w:bCs/><w:spacing w:val="3"/><w:lang w:val="es-CL"/></w:rPr></w:pPr></w:p></w:tc></w:tr><w:tr><w:trPr><w:trHeight w:val="490"/></w:trPr><w:tc><w:tcPr><w:tcW w:w="3437" w:type="dxa"/></w:tcPr><w:p><w:pPr><w:ind w:right="82"/><w:jc w:val="both"/><w:rPr><w:rFonts w:ascii="Arial" w:eastAsia="Arial" w:hAnsi="Arial" w:cs="Arial"/><w:b/><w:bCs/><w:spacing w:val="3"/><w:lang w:val="es-CL"/></w:rPr></w:pPr><w:r><w:rPr><w:rFonts w:ascii="Arial" w:eastAsia="Arial" w:hAnsi="Arial" w:cs="Arial"/><w:b/><w:bCs/><w:spacing w:val="3"/><w:lang w:val="es-CL"/></w:rPr><w:t>LÍNEA 3: MATERIALES</w:t></w:r></w:p><w:p><w:pPr><w:ind w:right="82"/><w:jc w:val="both"/><w:rPr><w:rFonts w:ascii="Arial" w:eastAsia="Arial" w:hAnsi="Arial" w:cs="Arial"/><w:b/><w:bCs/><w:spacing w:val="3"/><w:lang w:val="es-CL"/></w:rPr></w:pPr></w:p></w:tc><w:tc><w:tcPr><w:tcW w:w="3696" w:type="dxa"/></w:tcPr><w:p><w:pPr><w:ind w:right="82"/><w:jc w:val="both"/><w:rPr><w:rFonts w:ascii="Arial" w:eastAsia="Arial" w:hAnsi="Arial" w:cs="Arial"/><w:b/><w:bCs/><w:spacing w:val="3"/><w:lang w:val="es-CL"/></w:rPr></w:pPr><w:r><w:rPr><w:rFonts w:ascii="Arial" w:eastAsia="Arial" w:hAnsi="Arial" w:cs="Arial"/><w:b/><w:bCs/><w:spacing w:val="3"/><w:lang w:val="es-CL"/></w:rPr><w:t>$</w:t></w:r></w:p></w:tc><w:tc><w:tcPr><w:tcW w:w="3477" w:type="dxa"/></w:tcPr><w:p><w:pPr><w:ind w:right="82"/><w:jc w:val="both"/><w:rPr><w:rFonts w:ascii="Arial" w:eastAsia="Arial" w:hAnsi="Arial" w:cs="Arial"/><w:b/><w:bCs/><w:spacing w:val="3"/><w:lang w:val="es-CL"/></w:rPr></w:pPr></w:p></w:tc></w:tr><w:tr><w:trPr><w:trHeight w:val="490"/></w:trPr><w:tc><w:tcPr><w:tcW w:w="3437" w:type="dxa"/></w:tcPr><w:p><w:pPr><w:ind w:right="82"/><w:jc w:val="both"/><w:rPr><w:rFonts w:ascii="Arial" w:hAnsi="Arial" w:cs="Arial"/><w:b/><w:bCs/><w:lang w:val="es-CL"/></w:rPr></w:pPr><w:r><w:rPr><w:rFonts w:ascii="Arial" w:hAnsi="Arial" w:cs="Arial"/><w:b/><w:bCs/><w:lang w:val="es-CL"/></w:rPr><w:t>LINEA 4: IMPLEMENTOS DE SEGURIDAD</w:t></w:r></w:p><w:p><w:pPr><w:ind w:right="82"/><w:jc w:val="both"/><w:rPr><w:rFonts w:ascii="Arial" w:eastAsia="Arial" w:hAnsi="Arial" w:cs="Arial"/><w:b/><w:bCs/><w:spacing w:val="3"/><w:lang w:val="es-CL"/></w:rPr></w:pPr></w:p></w:tc><w:tc><w:tcPr><w:tcW w:w="3696" w:type="dxa"/></w:tcPr><w:p><w:pPr><w:ind w:right="82"/><w:jc w:val="both"/><w:rPr><w:rFonts w:ascii="Arial" w:eastAsia="Arial" w:hAnsi="Arial" w:cs="Arial"/><w:b/><w:bCs/><w:spacing w:val="3"/><w:lang w:val="es-CL"/></w:rPr></w:pPr><w:r><w:rPr><w:rFonts w:ascii="Arial" w:eastAsia="Arial" w:hAnsi="Arial" w:cs="Arial"/><w:b/><w:bCs/><w:spacing w:val="3"/><w:lang w:val="es-CL"/></w:rPr><w:t>$</w:t></w:r></w:p></w:tc><w:tc><w:tcPr><w:tcW w:w="3477" w:type="dxa"/></w:tcPr><w:p><w:pPr><w:ind w:right="82"/><w:jc w:val="both"/><w:rPr><w:rFonts w:ascii="Arial" w:eastAsia="Arial" w:hAnsi="Arial" w:cs="Arial"/><w:b/><w:bCs/><w:spacing w:val="3"/><w:lang w:val="es-CL"/></w:rPr></w:pPr></w:p></w:tc></w:tr><w:tr><w:trPr><w:trHeight w:val="490"/></w:trPr><w:tc><w:tcPr><w:tcW w:w="3437" w:type="dxa"/></w:tcPr><w:p><w:pPr><w:ind w:right="82"/><w:jc w:val="both"/><w:rPr><w:rFonts w:ascii="Arial" w:hAnsi="Arial" w:cs="Arial"/><w:b/><w:bCs/><w:lang w:val="es-CL"/></w:rPr></w:pPr><w:r><w:rPr><w:rFonts w:ascii="Arial" w:hAnsi="Arial" w:cs="Arial"/><w:b/><w:bCs/><w:lang w:val="es-CL"/></w:rPr><w:t>LÍNEA 5: IMPLEMENTOS Y HERRAMIENTAS</w:t></w:r></w:p><w:p><w:pPr><w:ind w:right="82"/><w:jc w:val="both"/><w:rPr><w:rFonts w:ascii="Arial" w:hAnsi="Arial" w:cs="Arial"/><w:b/><w:bCs/><w:lang w:val="es-CL"/></w:rPr></w:pPr></w:p></w:tc><w:tc><w:tcPr><w:tcW w:w="3696" w:type="dxa"/></w:tcPr><w:p><w:pPr><w:ind w:right="82"/><w:jc w:val="both"/><w:rPr><w:rFonts w:ascii="Arial" w:eastAsia="Arial" w:hAnsi="Arial" w:cs="Arial"/><w:b/><w:bCs/><w:spacing w:val="3"/><w:lang w:val="es-CL"/></w:rPr></w:pPr><w:r><w:rPr><w:rFonts w:ascii="Arial" w:eastAsia="Arial" w:hAnsi="Arial" w:cs="Arial"/><w:b/><w:bCs/><w:spacing w:val="3"/><w:lang w:val="es-CL"/></w:rPr><w:t>$</w:t></w:r></w:p></w:tc><w:tc><w:tcPr><w:tcW w:w="3477" w:type="dxa"/></w:tcPr><w:p><w:pPr><w:ind w:right="82"/><w:jc w:val="both"/><w:rPr><w:rFonts w:ascii="Arial" w:eastAsia="Arial" w:hAnsi="Arial" w:cs="Arial"/><w:b/><w:bCs/><w:spacing w:val="3"/><w:lang w:val="es-CL"/></w:rPr></w:pPr></w:p></w:tc></w:tr><w:tr><w:trPr><w:trHeight w:val="490"/></w:trPr><w:tc><w:tcPr><w:tcW w:w="3437" w:type="dxa"/></w:tcPr><w:p><w:pPr><w:ind w:right="82"/><w:jc w:val="both"/><w:rPr><w:rFonts w:ascii="Arial" w:hAnsi="Arial" w:cs="Arial"/><w:b/><w:bCs/><w:lang w:val="es-CL"/></w:rPr></w:pPr><w:r><w:rPr><w:rFonts w:ascii="Arial" w:hAnsi="Arial" w:cs="Arial"/><w:b/><w:bCs/><w:lang w:val="es-CL"/></w:rPr><w:t xml:space="preserve">LÍNEA </w:t></w:r><w:r><w:rPr><w:rFonts w:ascii="Arial" w:hAnsi="Arial" w:cs="Arial"/><w:b/><w:bCs/><w:lang w:val="es-CL"/></w:rPr><w:t>6</w:t></w:r><w:r><w:rPr><w:rFonts w:ascii="Arial" w:hAnsi="Arial" w:cs="Arial"/><w:b/><w:bCs/><w:lang w:val="es-CL"/></w:rPr><w:t>: ARRIENDO MAQUINARIA</w:t></w:r><w:r><w:rPr><w:rFonts w:ascii="Arial" w:hAnsi="Arial" w:cs="Arial"/><w:b/><w:bCs/><w:lang w:val="es-CL"/></w:rPr><w:t>S</w:t></w:r></w:p><w:p><w:pPr><w:ind w:right="82"/><w:jc w:val="both"/><w:rPr><w:rFonts w:ascii="Arial" w:hAnsi="Arial" w:cs="Arial"/><w:b/><w:bCs/><w:lang w:val="es-CL"/></w:rPr></w:pPr></w:p></w:tc><w:tc><w:tcPr><w:tcW w:w="3696" w:type="dxa"/></w:tcPr><w:p><w:pPr><w:ind w:right="82"/><w:jc w:val="both"/><w:rPr><w:rFonts w:ascii="Arial" w:eastAsia="Arial" w:hAnsi="Arial" w:cs="Arial"/><w:b/><w:bCs/><w:spacing w:val="3"/><w:lang w:val="es-CL"/></w:rPr></w:pPr><w:r><w:rPr><w:rFonts w:ascii="Arial" w:eastAsia="Arial" w:hAnsi="Arial" w:cs="Arial"/><w:b/><w:bCs/><w:spacing w:val="3"/><w:lang w:val="es-CL"/></w:rPr><w:t>$</w:t></w:r></w:p></w:tc><w:tc><w:tcPr><w:tcW w:w="3477" w:type="dxa"/></w:tcPr><w:p><w:pPr><w:ind w:right="82"/><w:jc w:val="both"/><w:rPr><w:rFonts w:ascii="Arial" w:eastAsia="Arial" w:hAnsi="Arial" w:cs="Arial"/><w:b/><w:bCs/><w:spacing w:val="3"/><w:lang w:val="es-CL"/></w:rPr></w:pPr></w:p></w:tc></w:tr></w:tbl><w:p><w:pPr><w:ind w:right="82"/><w:jc w:val="both"/><w:rPr><w:sz w:val="22"/><w:szCs w:val="22"/><w:lang w:val="es-CL"/></w:rPr></w:pPr></w:p><w:p><w:pPr><w:ind w:right="82"/><w:jc w:val="both"/><w:rPr><w:sz w:val="22"/><w:szCs w:val="22"/><w:lang w:val="es-CL"/></w:rPr></w:pPr></w:p><w:p><w:pPr><w:ind w:right="82"/><w:jc w:val="both"/><w:rPr><w:sz w:val="22"/><w:szCs w:val="22"/><w:lang w:val="es-CL"/></w:rPr></w:pPr></w:p><w:p><w:pPr><w:pStyle w:val="Textoindependiente"/><w:rPr><w:rFonts w:ascii="Arial" w:hAnsi="Arial" w:cs="Arial"/><w:b/><w:sz w:val="26"/></w:rPr></w:pPr></w:p><w:p><w:pPr><w:spacing w:line="264" w:lineRule="auto"/><w:ind w:left="2840" w:right="2835" w:hanging="243"/><w:rPr><w:rFonts w:ascii="Arial" w:hAnsi="Arial" w:cs="Arial"/><w:b/><w:sz w:val="24"/></w:rPr></w:pPr><w:r><w:rPr><w:rFonts w:ascii="Arial" w:hAnsi="Arial" w:cs="Arial"/><w:b/><w:sz w:val="24"/></w:rPr><w:t>FIRMA</w:t></w:r><w:r><w:rPr><w:rFonts w:ascii="Arial" w:hAnsi="Arial" w:cs="Arial"/><w:b/><w:spacing w:val="-16"/><w:sz w:val="24"/></w:rPr><w:t xml:space="preserve"> </w:t></w:r><w:r><w:rPr><w:rFonts w:ascii="Arial" w:hAnsi="Arial" w:cs="Arial"/><w:b/><w:sz w:val="24"/></w:rPr><w:t>Y</w:t></w:r><w:r><w:rPr><w:rFonts w:ascii="Arial" w:hAnsi="Arial" w:cs="Arial"/><w:b/><w:spacing w:val="-8"/><w:sz w:val="24"/></w:rPr><w:t xml:space="preserve"> </w:t></w:r><w:r><w:rPr><w:rFonts w:ascii="Arial" w:hAnsi="Arial" w:cs="Arial"/><w:b/><w:sz w:val="24"/></w:rPr><w:t>TIMBRE</w:t></w:r><w:r><w:rPr><w:rFonts w:ascii="Arial" w:hAnsi="Arial" w:cs="Arial"/><w:b/><w:spacing w:val="-4"/><w:sz w:val="24"/></w:rPr><w:t xml:space="preserve"> </w:t></w:r><w:r><w:rPr><w:rFonts w:ascii="Arial" w:hAnsi="Arial" w:cs="Arial"/><w:b/><w:sz w:val="24"/></w:rPr><w:t>OFERENTE</w:t></w:r><w:r><w:rPr><w:rFonts w:ascii="Arial" w:hAnsi="Arial" w:cs="Arial"/><w:b/><w:spacing w:val="-4"/><w:sz w:val="24"/></w:rPr><w:t xml:space="preserve"> </w:t></w:r><w:r><w:rPr><w:rFonts w:ascii="Arial" w:hAnsi="Arial" w:cs="Arial"/><w:b/><w:sz w:val="24"/></w:rPr><w:t>O</w:t></w:r><w:r><w:rPr><w:rFonts w:ascii="Arial" w:hAnsi="Arial" w:cs="Arial"/><w:b/><w:spacing w:val="-64"/><w:sz w:val="24"/></w:rPr><w:t xml:space="preserve"> </w:t></w:r><w:r><w:rPr><w:rFonts w:ascii="Arial" w:hAnsi="Arial" w:cs="Arial"/><w:b/><w:sz w:val="24"/></w:rPr><w:t>REPRESENTANTE</w:t></w:r><w:r><w:rPr><w:rFonts w:ascii="Arial" w:hAnsi="Arial" w:cs="Arial"/><w:b/><w:spacing w:val="-5"/><w:sz w:val="24"/></w:rPr><w:t xml:space="preserve"> </w:t></w:r><w:r><w:rPr><w:rFonts w:ascii="Arial" w:hAnsi="Arial" w:cs="Arial"/><w:b/><w:sz w:val="24"/></w:rPr><w:t>LEGAL</w:t></w:r></w:p><w:p><w:pPr><w:ind w:right="82"/><w:jc w:val="both"/><w:rPr><w:sz w:val="22"/><w:szCs w:val="22"/></w:rPr></w:pPr><w:r><w:drawing><wp:inline distT="0" distB="0" distL="0" distR="0"><wp:extent cx="1260000" cy="795273"/><wp:effectExtent l="0" t="0" r="0" b="0"/><wp:docPr id="351706" name="Firma"/><wp:cNvGraphicFramePr><a:graphicFrameLocks noChangeAspect="1"/></wp:cNvGraphicFramePr><a:graphic><a:graphicData uri="http://schemas.openxmlformats.org/drawingml/2006/picture"><pic:pic><pic:nvPicPr><pic:cNvPr id="351706" name="Firma"/><pic:cNvPicPr/></pic:nvPicPr><pic:blipFill><a:blip r:embed="rId14"/><a:stretch><a:fillRect/></a:stretch></pic:blipFill><pic:spPr><a:xfrm><a:off x="0" y="0"/><a:ext cx="1260000" cy="795273"/></a:xfrm><a:prstGeom prst="rect"><a:avLst/></a:prstGeom></pic:spPr></pic:pic></a:graphicData></a:graphic></wp:inline></w:drawing></w:r></w:p><w:sectPr><w:headerReference w:type="default" r:id="rId10"/><w:pgSz w:w="12240" w:h="15840"/><w:pgMar w:top="0" w:right="1020" w:bottom="280" w:left="600" w:header="210" w:footer="1020" w:gutter="0"/><w:cols w:space="720"/></w:sectPr></w:body></w:document>
 </file>
 
 <file path=word/endnotes.xml><?xml version="1.0" encoding="utf-8"?>

--- a/scripts/_out-anexo-1738/ANEXO_N1_ANEXOS_PMU.docx
+++ b/scripts/_out-anexo-1738/ANEXO_N1_ANEXOS_PMU.docx
@@ -1,6 +1,6 @@
 
 <file path=word/document.xml><?xml version="1.0" encoding="UTF-8" standalone="yes"?>
-<w:document xmlns:pic="http://schemas.openxmlformats.org/drawingml/2006/picture" xmlns:wpc="http://schemas.microsoft.com/office/word/2010/wordprocessingCanvas" xmlns:cx="http://schemas.microsoft.com/office/drawing/2014/chartex" xmlns:cx1="http://schemas.microsoft.com/office/drawing/2015/9/8/chartex" xmlns:cx2="http://schemas.microsoft.com/office/drawing/2015/10/21/chartex" xmlns:cx3="http://schemas.microsoft.com/office/drawing/2016/5/9/chartex" xmlns:cx4="http://schemas.microsoft.com/office/drawing/2016/5/10/chartex" xmlns:cx5="http://schemas.microsoft.com/office/drawing/2016/5/11/chartex" xmlns:cx6="http://schemas.microsoft.com/office/drawing/2016/5/12/chartex" xmlns:cx7="http://schemas.microsoft.com/office/drawing/2016/5/13/chartex" xmlns:cx8="http://schemas.microsoft.com/office/drawing/2016/5/14/chartex" xmlns:mc="http://schemas.openxmlformats.org/markup-compatibility/2006" xmlns:aink="http://schemas.microsoft.com/office/drawing/2016/ink" xmlns:am3d="http://schemas.microsoft.com/office/drawing/2017/model3d" xmlns:o="urn:schemas-microsoft-com:office:office" xmlns:oel="http://schemas.microsoft.com/office/2019/extlst" xmlns:r="http://schemas.openxmlformats.org/officeDocument/2006/relationships" xmlns:m="http://schemas.openxmlformats.org/officeDocument/2006/math" xmlns:v="urn:schemas-microsoft-com:vml" xmlns:wp14="http://schemas.microsoft.com/office/word/2010/wordprocessingDrawing" xmlns:wp="http://schemas.openxmlformats.org/drawingml/2006/wordprocessingDrawing" xmlns:w10="urn:schemas-microsoft-com:office:word" xmlns:w="http://schemas.openxmlformats.org/wordprocessingml/2006/main" xmlns:w14="http://schemas.microsoft.com/office/word/2010/wordml" xmlns:w15="http://schemas.microsoft.com/office/word/2012/wordml" xmlns:w16cex="http://schemas.microsoft.com/office/word/2018/wordml/cex" xmlns:w16cid="http://schemas.microsoft.com/office/word/2016/wordml/cid" xmlns:w16="http://schemas.microsoft.com/office/word/2018/wordml" xmlns:w16du="http://schemas.microsoft.com/office/word/2023/wordml/word16du" xmlns:w16sdtdh="http://schemas.microsoft.com/office/word/2020/wordml/sdtdatahash" xmlns:w16sdtfl="http://schemas.microsoft.com/office/word/2024/wordml/sdtformatlock" xmlns:w16se="http://schemas.microsoft.com/office/word/2015/wordml/symex" xmlns:wpg="http://schemas.microsoft.com/office/word/2010/wordprocessingGroup" xmlns:wpi="http://schemas.microsoft.com/office/word/2010/wordprocessingInk" xmlns:wne="http://schemas.microsoft.com/office/word/2006/wordml" xmlns:wps="http://schemas.microsoft.com/office/word/2010/wordprocessingShape" mc:Ignorable="w14 w15 w16se w16cid w16 w16cex w16sdtdh w16sdtfl w16du wp14"><w:body><w:p><w:pPr><w:spacing w:before="91"/><w:ind w:left="131" w:right="421"/><w:jc w:val="center"/><w:rPr><w:rFonts w:ascii="Arial" w:hAnsi="Arial" w:cs="Arial"/><w:b/><w:sz w:val="24"/><w:szCs w:val="18"/></w:rPr></w:pPr><w:r><w:rPr><w:rFonts w:ascii="Arial" w:hAnsi="Arial" w:cs="Arial"/><w:b/><w:sz w:val="24"/><w:szCs w:val="18"/></w:rPr><w:t>ANEXO</w:t></w:r><w:r><w:rPr><w:rFonts w:ascii="Arial" w:hAnsi="Arial" w:cs="Arial"/><w:b/><w:spacing w:val="-2"/><w:sz w:val="24"/><w:szCs w:val="18"/></w:rPr><w:t xml:space="preserve"> </w:t></w:r><w:r><w:rPr><w:rFonts w:ascii="Arial" w:hAnsi="Arial" w:cs="Arial"/><w:b/><w:sz w:val="24"/><w:szCs w:val="18"/></w:rPr><w:t>Nº1</w:t></w:r></w:p><w:p><w:pPr><w:spacing w:before="24"/><w:ind w:left="48" w:right="684"/><w:jc w:val="center"/><w:rPr><w:rFonts w:ascii="Arial" w:hAnsi="Arial" w:cs="Arial"/><w:b/><w:sz w:val="24"/><w:szCs w:val="18"/></w:rPr></w:pPr><w:r><w:rPr><w:rFonts w:ascii="Arial" w:hAnsi="Arial" w:cs="Arial"/><w:b/><w:sz w:val="24"/><w:szCs w:val="18"/></w:rPr><w:t>IDENTIFICACION</w:t></w:r><w:r><w:rPr><w:rFonts w:ascii="Arial" w:hAnsi="Arial" w:cs="Arial"/><w:b/><w:spacing w:val="-6"/><w:sz w:val="24"/><w:szCs w:val="18"/></w:rPr><w:t xml:space="preserve"> </w:t></w:r><w:r><w:rPr><w:rFonts w:ascii="Arial" w:hAnsi="Arial" w:cs="Arial"/><w:b/><w:sz w:val="24"/><w:szCs w:val="18"/></w:rPr><w:t>DEL</w:t></w:r><w:r><w:rPr><w:rFonts w:ascii="Arial" w:hAnsi="Arial" w:cs="Arial"/><w:b/><w:spacing w:val="-10"/><w:sz w:val="24"/><w:szCs w:val="18"/></w:rPr><w:t xml:space="preserve"> </w:t></w:r><w:r><w:rPr><w:rFonts w:ascii="Arial" w:hAnsi="Arial" w:cs="Arial"/><w:b/><w:sz w:val="24"/><w:szCs w:val="18"/></w:rPr><w:t>OFERENTE</w:t></w:r></w:p><w:p><w:pPr><w:pStyle w:val="Textoindependiente"/><w:spacing w:before="6"/><w:rPr><w:rFonts w:ascii="Arial" w:hAnsi="Arial" w:cs="Arial"/><w:b/><w:sz w:val="27"/></w:rPr></w:pPr></w:p><w:p><w:pPr><w:rPr><w:rFonts w:ascii="Arial" w:hAnsi="Arial" w:cs="Arial"/><w:b/><w:bCs/><w:spacing w:val="-9"/><w:sz w:val="24"/><w:lang w:val="es-CL"/></w:rPr></w:pPr><w:r><w:rPr><w:rFonts w:ascii="Arial" w:hAnsi="Arial" w:cs="Arial"/><w:b/><w:sz w:val="24"/></w:rPr><w:t>Nombre:</w:t></w:r><w:r><w:rPr><w:rFonts w:ascii="Arial" w:hAnsi="Arial" w:cs="Arial"/><w:b/><w:spacing w:val="-9"/><w:sz w:val="24"/></w:rPr><w:t xml:space="preserve"> </w:t></w:r><w:r><w:rPr><w:rFonts w:ascii="Arial" w:hAnsi="Arial" w:cs="Arial"/><w:b/><w:bCs/><w:spacing w:val="-9"/><w:sz w:val="24"/><w:lang w:val="es-CL"/></w:rPr><w:t>“ADQUISICIÓN DE MATERIALES, IMPLEMENTOS DE SEGURIDAD Y HERRAMIENTAS NECESARIAS PARA</w:t></w:r><w:r><w:rPr><w:rFonts w:ascii="Arial" w:hAnsi="Arial" w:cs="Arial"/><w:b/><w:bCs/><w:spacing w:val="-9"/><w:sz w:val="24"/><w:lang w:val="es-CL"/></w:rPr><w:t xml:space="preserve"> </w:t></w:r><w:r><w:rPr><w:rFonts w:ascii="Arial" w:hAnsi="Arial" w:cs="Arial"/><w:b/><w:bCs/><w:spacing w:val="-9"/><w:sz w:val="24"/><w:lang w:val="es-CL"/></w:rPr><w:t>LA EJECUCION DEL PROYECTO REPOSICIÓN VEREDAS ESTACIÓN VILLA ALEGRE”</w:t></w:r></w:p><w:p><w:pPr><w:pBdr><w:bottom w:val="single" w:sz="12" w:space="1" w:color="000000"/></w:pBdr><w:rPr><w:rFonts w:ascii="Arial" w:hAnsi="Arial" w:cs="Arial"/><w:b/><w:spacing w:val="-9"/><w:sz w:val="24"/></w:rPr></w:pPr></w:p><w:p><w:pPr><w:ind w:left="131" w:right="684"/><w:jc w:val="both"/><w:rPr><w:rFonts w:ascii="Arial" w:hAnsi="Arial" w:cs="Arial"/><w:b/></w:rPr></w:pPr></w:p><w:p><w:pPr><w:pStyle w:val="Textoindependiente"/><w:spacing w:before="6"/><w:rPr><w:rFonts w:ascii="Arial" w:hAnsi="Arial" w:cs="Arial"/><w:b/><w:sz w:val="13"/></w:rPr></w:pPr></w:p><w:p><w:pPr><w:pStyle w:val="Textoindependiente"/><w:spacing w:before="6"/><w:rPr><w:rFonts w:ascii="Arial" w:hAnsi="Arial" w:cs="Arial"/><w:b/><w:sz w:val="24"/></w:rPr></w:pPr></w:p><w:p><w:pPr><w:rPr><w:rFonts w:ascii="Arial" w:hAnsi="Arial" w:cs="Arial"/><w:b/><w:sz w:val="24"/></w:rPr></w:pPr><w:r><w:rPr><w:rFonts w:ascii="Arial" w:hAnsi="Arial" w:cs="Arial"/><w:b/><w:sz w:val="24"/></w:rPr><w:t>1.-</w:t></w:r><w:r><w:rPr><w:rFonts w:ascii="Arial" w:hAnsi="Arial" w:cs="Arial"/><w:b/><w:spacing w:val="-5"/><w:sz w:val="24"/></w:rPr><w:t xml:space="preserve"> </w:t></w:r><w:r><w:rPr><w:rFonts w:ascii="Arial" w:hAnsi="Arial" w:cs="Arial"/><w:b/><w:sz w:val="24"/></w:rPr><w:t>NOMBRE</w:t></w:r><w:r><w:rPr><w:rFonts w:ascii="Arial" w:hAnsi="Arial" w:cs="Arial"/><w:b/><w:spacing w:val="-4"/><w:sz w:val="24"/></w:rPr><w:t xml:space="preserve"> </w:t></w:r><w:r><w:rPr><w:rFonts w:ascii="Arial" w:hAnsi="Arial" w:cs="Arial"/><w:b/><w:sz w:val="24"/></w:rPr><w:t>COMPLETO</w:t></w:r><w:r><w:rPr><w:rFonts w:ascii="Arial" w:hAnsi="Arial" w:cs="Arial"/><w:b/><w:spacing w:val="-5"/><w:sz w:val="24"/></w:rPr><w:t xml:space="preserve"> </w:t></w:r><w:r><w:rPr><w:rFonts w:ascii="Arial" w:hAnsi="Arial" w:cs="Arial"/><w:b/><w:sz w:val="24"/></w:rPr><w:t>DEL</w:t></w:r><w:r><w:rPr><w:rFonts w:ascii="Arial" w:hAnsi="Arial" w:cs="Arial"/><w:b/><w:spacing w:val="-5"/><w:sz w:val="24"/></w:rPr><w:t xml:space="preserve"> </w:t></w:r><w:r><w:rPr><w:rFonts w:ascii="Arial" w:hAnsi="Arial" w:cs="Arial"/><w:b/><w:sz w:val="24"/></w:rPr><w:t>PROPONENTE</w:t></w:r><w:r><w:rPr><w:rFonts w:ascii="Arial" w:hAnsi="Arial" w:cs="Arial"/><w:b/><w:spacing w:val="-7"/><w:sz w:val="24"/></w:rPr><w:t xml:space="preserve"> </w:t></w:r><w:r><w:rPr><w:rFonts w:ascii="Arial" w:hAnsi="Arial" w:cs="Arial"/><w:b/><w:sz w:val="24"/></w:rPr><w:t>O</w:t></w:r><w:r><w:rPr><w:rFonts w:ascii="Arial" w:hAnsi="Arial" w:cs="Arial"/><w:b/><w:spacing w:val="-6"/><w:sz w:val="24"/></w:rPr><w:t xml:space="preserve"> </w:t></w:r><w:r><w:rPr><w:rFonts w:ascii="Arial" w:hAnsi="Arial" w:cs="Arial"/><w:b/><w:sz w:val="24"/></w:rPr><w:t>RAZON</w:t></w:r><w:r><w:rPr><w:rFonts w:ascii="Arial" w:hAnsi="Arial" w:cs="Arial"/><w:b/><w:spacing w:val="-4"/><w:sz w:val="24"/></w:rPr><w:t xml:space="preserve"> </w:t></w:r><w:r><w:rPr><w:rFonts w:ascii="Arial" w:hAnsi="Arial" w:cs="Arial"/><w:b/><w:sz w:val="24"/></w:rPr><w:t xml:space="preserve">SOCIAL: </w:t></w:r></w:p><w:p><w:pPr><w:pStyle w:val="Textoindependiente"/><w:rPr><w:rFonts w:ascii="Arial" w:hAnsi="Arial" w:cs="Arial"/><w:b/><w:sz w:val="24"/></w:rPr></w:pPr><w:r><w:rPr><w:rFonts w:ascii="Arial" w:hAnsi="Arial" w:cs="Arial"/><w:b/><w:sz w:val="24"/></w:rPr><w:t xml:space="preserve">Comercial MP SpA</w:t></w:r></w:p><w:p><w:pPr><w:pStyle w:val="Textoindependiente"/><w:spacing w:before="7"/><w:rPr><w:rFonts w:ascii="Arial" w:hAnsi="Arial" w:cs="Arial"/><w:b/><w:sz w:val="24"/></w:rPr></w:pPr></w:p><w:p><w:pPr><w:rPr><w:rFonts w:ascii="Arial" w:hAnsi="Arial" w:cs="Arial"/><w:b/><w:sz w:val="24"/></w:rPr></w:pPr><w:r><w:rPr><w:rFonts w:ascii="Arial" w:hAnsi="Arial" w:cs="Arial"/><w:b/><w:sz w:val="24"/></w:rPr><w:t>2.-</w:t></w:r><w:r><w:rPr><w:rFonts w:ascii="Arial" w:hAnsi="Arial" w:cs="Arial"/><w:b/><w:spacing w:val="-8"/><w:sz w:val="24"/></w:rPr><w:t xml:space="preserve"> </w:t></w:r><w:r><w:rPr><w:rFonts w:ascii="Arial" w:hAnsi="Arial" w:cs="Arial"/><w:b/><w:sz w:val="24"/></w:rPr><w:t xml:space="preserve">RUT: </w:t></w:r></w:p><w:p><w:pPr><w:pStyle w:val="Textoindependiente"/><w:rPr><w:rFonts w:ascii="Arial" w:hAnsi="Arial" w:cs="Arial"/><w:b/><w:sz w:val="24"/></w:rPr></w:pPr><w:r><w:rPr><w:rFonts w:ascii="Arial" w:hAnsi="Arial" w:cs="Arial"/><w:b/><w:sz w:val="24"/></w:rPr><w:t xml:space="preserve">78.388.175-6</w:t></w:r></w:p><w:p><w:pPr><w:pStyle w:val="Textoindependiente"/><w:spacing w:before="4"/><w:rPr><w:rFonts w:ascii="Arial" w:hAnsi="Arial" w:cs="Arial"/><w:b/><w:sz w:val="24"/></w:rPr></w:pPr></w:p><w:p><w:pPr><w:spacing w:before="1"/><w:rPr><w:rFonts w:ascii="Arial" w:hAnsi="Arial" w:cs="Arial"/><w:b/><w:sz w:val="24"/></w:rPr></w:pPr><w:r><w:rPr><w:rFonts w:ascii="Arial" w:hAnsi="Arial" w:cs="Arial"/><w:b/><w:sz w:val="24"/></w:rPr><w:t>3.-</w:t></w:r><w:r><w:rPr><w:rFonts w:ascii="Arial" w:hAnsi="Arial" w:cs="Arial"/><w:b/><w:spacing w:val="-8"/><w:sz w:val="24"/></w:rPr><w:t xml:space="preserve"> </w:t></w:r><w:r><w:rPr><w:rFonts w:ascii="Arial" w:hAnsi="Arial" w:cs="Arial"/><w:b/><w:sz w:val="24"/></w:rPr><w:t>NOMBRE</w:t></w:r><w:r><w:rPr><w:rFonts w:ascii="Arial" w:hAnsi="Arial" w:cs="Arial"/><w:b/><w:spacing w:val="-8"/><w:sz w:val="24"/></w:rPr><w:t xml:space="preserve"> </w:t></w:r><w:r><w:rPr><w:rFonts w:ascii="Arial" w:hAnsi="Arial" w:cs="Arial"/><w:b/><w:sz w:val="24"/></w:rPr><w:t>DEL</w:t></w:r><w:r><w:rPr><w:rFonts w:ascii="Arial" w:hAnsi="Arial" w:cs="Arial"/><w:b/><w:spacing w:val="-9"/><w:sz w:val="24"/></w:rPr><w:t xml:space="preserve"> </w:t></w:r><w:r><w:rPr><w:rFonts w:ascii="Arial" w:hAnsi="Arial" w:cs="Arial"/><w:b/><w:sz w:val="24"/></w:rPr><w:t>REPRESENTANTE</w:t></w:r><w:r><w:rPr><w:rFonts w:ascii="Arial" w:hAnsi="Arial" w:cs="Arial"/><w:b/><w:spacing w:val="-8"/><w:sz w:val="24"/></w:rPr><w:t xml:space="preserve"> </w:t></w:r><w:r><w:rPr><w:rFonts w:ascii="Arial" w:hAnsi="Arial" w:cs="Arial"/><w:b/><w:sz w:val="24"/></w:rPr><w:t xml:space="preserve">LEGAL: </w:t></w:r></w:p><w:p><w:pPr><w:pStyle w:val="Textoindependiente"/><w:rPr><w:rFonts w:ascii="Arial" w:hAnsi="Arial" w:cs="Arial"/><w:b/><w:sz w:val="24"/></w:rPr></w:pPr><w:r><w:rPr><w:rFonts w:ascii="Arial" w:hAnsi="Arial" w:cs="Arial"/><w:b/><w:sz w:val="24"/></w:rPr><w:t xml:space="preserve">Lidia Valenzuela</w:t></w:r></w:p><w:p><w:pPr><w:pStyle w:val="Textoindependiente"/><w:spacing w:before="6"/><w:rPr><w:rFonts w:ascii="Arial" w:hAnsi="Arial" w:cs="Arial"/><w:b/><w:sz w:val="24"/></w:rPr></w:pPr></w:p><w:p><w:pPr><w:rPr><w:rFonts w:ascii="Arial" w:hAnsi="Arial" w:cs="Arial"/><w:b/><w:sz w:val="24"/></w:rPr></w:pPr><w:r><w:rPr><w:rFonts w:ascii="Arial" w:hAnsi="Arial" w:cs="Arial"/><w:b/><w:sz w:val="24"/></w:rPr><w:t>4.-</w:t></w:r><w:r><w:rPr><w:rFonts w:ascii="Arial" w:hAnsi="Arial" w:cs="Arial"/><w:b/><w:spacing w:val="-8"/><w:sz w:val="24"/></w:rPr><w:t xml:space="preserve"> </w:t></w:r><w:r><w:rPr><w:rFonts w:ascii="Arial" w:hAnsi="Arial" w:cs="Arial"/><w:b/><w:sz w:val="24"/></w:rPr><w:t>RUT</w:t></w:r><w:r><w:rPr><w:rFonts w:ascii="Arial" w:hAnsi="Arial" w:cs="Arial"/><w:b/><w:spacing w:val="-9"/><w:sz w:val="24"/></w:rPr><w:t xml:space="preserve"> </w:t></w:r><w:r><w:rPr><w:rFonts w:ascii="Arial" w:hAnsi="Arial" w:cs="Arial"/><w:b/><w:sz w:val="24"/></w:rPr><w:t>DEL</w:t></w:r><w:r><w:rPr><w:rFonts w:ascii="Arial" w:hAnsi="Arial" w:cs="Arial"/><w:b/><w:spacing w:val="-8"/><w:sz w:val="24"/></w:rPr><w:t xml:space="preserve"> </w:t></w:r><w:r><w:rPr><w:rFonts w:ascii="Arial" w:hAnsi="Arial" w:cs="Arial"/><w:b/><w:sz w:val="24"/></w:rPr><w:t>REPRESENTANTE</w:t></w:r><w:r><w:rPr><w:rFonts w:ascii="Arial" w:hAnsi="Arial" w:cs="Arial"/><w:b/><w:spacing w:val="-10"/><w:sz w:val="24"/></w:rPr><w:t xml:space="preserve"> </w:t></w:r><w:r><w:rPr><w:rFonts w:ascii="Arial" w:hAnsi="Arial" w:cs="Arial"/><w:b/><w:sz w:val="24"/></w:rPr><w:t xml:space="preserve">LEGAL: </w:t></w:r></w:p><w:p><w:pPr><w:pStyle w:val="Textoindependiente"/><w:rPr><w:rFonts w:ascii="Arial" w:hAnsi="Arial" w:cs="Arial"/><w:b/><w:sz w:val="24"/></w:rPr></w:pPr><w:r><w:rPr><w:rFonts w:ascii="Arial" w:hAnsi="Arial" w:cs="Arial"/><w:b/><w:sz w:val="24"/></w:rPr><w:t xml:space="preserve">6.736.698-0</w:t></w:r></w:p><w:p><w:pPr><w:pStyle w:val="Textoindependiente"/><w:spacing w:before="7"/><w:rPr><w:rFonts w:ascii="Arial" w:hAnsi="Arial" w:cs="Arial"/><w:b/><w:sz w:val="24"/></w:rPr></w:pPr></w:p><w:p><w:pPr><w:rPr><w:rFonts w:ascii="Arial" w:hAnsi="Arial" w:cs="Arial"/><w:b/><w:sz w:val="24"/></w:rPr></w:pPr><w:r><w:rPr><w:rFonts w:ascii="Arial" w:hAnsi="Arial" w:cs="Arial"/><w:b/><w:sz w:val="24"/></w:rPr><w:t>5.-</w:t></w:r><w:r><w:rPr><w:rFonts w:ascii="Arial" w:hAnsi="Arial" w:cs="Arial"/><w:b/><w:spacing w:val="-5"/><w:sz w:val="24"/></w:rPr><w:t xml:space="preserve"> </w:t></w:r><w:r><w:rPr><w:rFonts w:ascii="Arial" w:hAnsi="Arial" w:cs="Arial"/><w:b/><w:sz w:val="24"/></w:rPr><w:t>DIRECCION</w:t></w:r><w:r><w:rPr><w:rFonts w:ascii="Arial" w:hAnsi="Arial" w:cs="Arial"/><w:b/><w:spacing w:val="-4"/><w:sz w:val="24"/></w:rPr><w:t xml:space="preserve"> </w:t></w:r><w:r><w:rPr><w:rFonts w:ascii="Arial" w:hAnsi="Arial" w:cs="Arial"/><w:b/><w:sz w:val="24"/></w:rPr><w:t>(Calle,</w:t></w:r><w:r><w:rPr><w:rFonts w:ascii="Arial" w:hAnsi="Arial" w:cs="Arial"/><w:b/><w:spacing w:val="-4"/><w:sz w:val="24"/></w:rPr><w:t xml:space="preserve"> </w:t></w:r><w:r><w:rPr><w:rFonts w:ascii="Arial" w:hAnsi="Arial" w:cs="Arial"/><w:b/><w:sz w:val="24"/></w:rPr><w:t>N°,</w:t></w:r><w:r><w:rPr><w:rFonts w:ascii="Arial" w:hAnsi="Arial" w:cs="Arial"/><w:b/><w:spacing w:val="-7"/><w:sz w:val="24"/></w:rPr><w:t xml:space="preserve"> </w:t></w:r><w:proofErr w:type="spellStart"/><w:r><w:rPr><w:rFonts w:ascii="Arial" w:hAnsi="Arial" w:cs="Arial"/><w:b/><w:sz w:val="24"/></w:rPr><w:t>Comuna</w:t></w:r><w:proofErr w:type="spellEnd"/><w:r><w:rPr><w:rFonts w:ascii="Arial" w:hAnsi="Arial" w:cs="Arial"/><w:b/><w:sz w:val="24"/></w:rPr><w:t xml:space="preserve">): </w:t></w:r></w:p><w:p><w:pPr><w:pStyle w:val="Textoindependiente"/><w:rPr><w:rFonts w:ascii="Arial" w:hAnsi="Arial" w:cs="Arial"/><w:b/><w:sz w:val="24"/></w:rPr></w:pPr><w:r><w:rPr><w:rFonts w:ascii="Arial" w:hAnsi="Arial" w:cs="Arial"/><w:b/><w:sz w:val="24"/></w:rPr><w:t xml:space="preserve">Camino El Oliveto N° 575 N° 6, Talagante</w:t></w:r></w:p><w:p><w:pPr><w:pStyle w:val="Textoindependiente"/><w:spacing w:before="4"/><w:rPr><w:rFonts w:ascii="Arial" w:hAnsi="Arial" w:cs="Arial"/><w:b/><w:sz w:val="24"/></w:rPr></w:pPr></w:p><w:p><w:pPr><w:rPr><w:rFonts w:ascii="Arial" w:hAnsi="Arial" w:cs="Arial"/><w:b/><w:sz w:val="24"/></w:rPr></w:pPr><w:r><w:rPr><w:rFonts w:ascii="Arial" w:hAnsi="Arial" w:cs="Arial"/><w:b/><w:sz w:val="24"/></w:rPr><w:t>6.-</w:t></w:r><w:r><w:rPr><w:rFonts w:ascii="Arial" w:hAnsi="Arial" w:cs="Arial"/><w:b/><w:spacing w:val="-3"/><w:sz w:val="24"/></w:rPr><w:t xml:space="preserve"> </w:t></w:r><w:r><w:rPr><w:rFonts w:ascii="Arial" w:hAnsi="Arial" w:cs="Arial"/><w:b/><w:sz w:val="24"/></w:rPr><w:t>N°</w:t></w:r><w:r><w:rPr><w:rFonts w:ascii="Arial" w:hAnsi="Arial" w:cs="Arial"/><w:b/><w:spacing w:val="-5"/><w:sz w:val="24"/></w:rPr><w:t xml:space="preserve"> </w:t></w:r><w:r><w:rPr><w:rFonts w:ascii="Arial" w:hAnsi="Arial" w:cs="Arial"/><w:b/><w:sz w:val="24"/></w:rPr><w:t>DE</w:t></w:r><w:r><w:rPr><w:rFonts w:ascii="Arial" w:hAnsi="Arial" w:cs="Arial"/><w:b/><w:spacing w:val="-5"/><w:sz w:val="24"/></w:rPr><w:t xml:space="preserve"> </w:t></w:r><w:r><w:rPr><w:rFonts w:ascii="Arial" w:hAnsi="Arial" w:cs="Arial"/><w:b/><w:sz w:val="24"/></w:rPr><w:t xml:space="preserve">TELEFONO: </w:t></w:r></w:p><w:p><w:pPr><w:pStyle w:val="Textoindependiente"/><w:rPr><w:rFonts w:ascii="Arial" w:hAnsi="Arial" w:cs="Arial"/><w:b/><w:sz w:val="24"/></w:rPr></w:pPr><w:r><w:rPr><w:rFonts w:ascii="Arial" w:hAnsi="Arial" w:cs="Arial"/><w:b/><w:sz w:val="24"/></w:rPr><w:t xml:space="preserve">+569 7549 1833</w:t></w:r></w:p><w:p><w:pPr><w:pStyle w:val="Textoindependiente"/><w:spacing w:before="7"/><w:rPr><w:rFonts w:ascii="Arial" w:hAnsi="Arial" w:cs="Arial"/><w:b/><w:sz w:val="24"/></w:rPr></w:pPr></w:p><w:p><w:pPr><w:rPr><w:rFonts w:ascii="Arial" w:hAnsi="Arial" w:cs="Arial"/><w:b/><w:sz w:val="24"/></w:rPr></w:pPr><w:r><w:rPr><w:rFonts w:ascii="Arial" w:hAnsi="Arial" w:cs="Arial"/><w:b/><w:sz w:val="24"/></w:rPr><w:t>7.-</w:t></w:r><w:r><w:rPr><w:rFonts w:ascii="Arial" w:hAnsi="Arial" w:cs="Arial"/><w:b/><w:spacing w:val="-9"/><w:sz w:val="24"/></w:rPr><w:t xml:space="preserve"> </w:t></w:r><w:r><w:rPr><w:rFonts w:ascii="Arial" w:hAnsi="Arial" w:cs="Arial"/><w:b/><w:sz w:val="24"/></w:rPr><w:t>CORREO</w:t></w:r><w:r><w:rPr><w:rFonts w:ascii="Arial" w:hAnsi="Arial" w:cs="Arial"/><w:b/><w:spacing w:val="-10"/><w:sz w:val="24"/></w:rPr><w:t xml:space="preserve"> </w:t></w:r><w:r><w:rPr><w:rFonts w:ascii="Arial" w:hAnsi="Arial" w:cs="Arial"/><w:b/><w:sz w:val="24"/></w:rPr><w:t xml:space="preserve">ELECTRÓNICO: </w:t></w:r></w:p><w:p><w:pPr><w:pStyle w:val="Textoindependiente"/><w:rPr><w:rFonts w:ascii="Arial" w:hAnsi="Arial" w:cs="Arial"/><w:b/><w:sz w:val="24"/></w:rPr></w:pPr><w:r><w:rPr><w:rFonts w:ascii="Arial" w:hAnsi="Arial" w:cs="Arial"/><w:b/><w:sz w:val="24"/></w:rPr><w:t xml:space="preserve">ventas@sociedadcomercialmp.cl</w:t></w:r></w:p><w:p><w:pPr><w:pStyle w:val="Textoindependiente"/><w:spacing w:before="7"/><w:rPr><w:rFonts w:ascii="Arial" w:hAnsi="Arial" w:cs="Arial"/><w:b/><w:sz w:val="24"/></w:rPr></w:pPr></w:p><w:p><w:pPr><w:rPr><w:rFonts w:ascii="Arial" w:hAnsi="Arial" w:cs="Arial"/><w:b/><w:sz w:val="24"/></w:rPr></w:pPr><w:r><w:rPr><w:rFonts w:ascii="Arial" w:hAnsi="Arial" w:cs="Arial"/><w:b/><w:sz w:val="24"/></w:rPr><w:t>8.-</w:t></w:r><w:r><w:rPr><w:rFonts w:ascii="Arial" w:hAnsi="Arial" w:cs="Arial"/><w:b/><w:spacing w:val="-8"/><w:sz w:val="24"/></w:rPr><w:t xml:space="preserve"> </w:t></w:r><w:r><w:rPr><w:rFonts w:ascii="Arial" w:hAnsi="Arial" w:cs="Arial"/><w:b/><w:sz w:val="24"/></w:rPr><w:t>NOMBRE</w:t></w:r><w:r><w:rPr><w:rFonts w:ascii="Arial" w:hAnsi="Arial" w:cs="Arial"/><w:b/><w:spacing w:val="-7"/><w:sz w:val="24"/></w:rPr><w:t xml:space="preserve"> </w:t></w:r><w:r><w:rPr><w:rFonts w:ascii="Arial" w:hAnsi="Arial" w:cs="Arial"/><w:b/><w:sz w:val="24"/></w:rPr><w:t>Y</w:t></w:r><w:r><w:rPr><w:rFonts w:ascii="Arial" w:hAnsi="Arial" w:cs="Arial"/><w:b/><w:spacing w:val="-10"/><w:sz w:val="24"/></w:rPr><w:t xml:space="preserve"> </w:t></w:r><w:r><w:rPr><w:rFonts w:ascii="Arial" w:hAnsi="Arial" w:cs="Arial"/><w:b/><w:sz w:val="24"/></w:rPr><w:t>TELEFONO</w:t></w:r><w:r><w:rPr><w:rFonts w:ascii="Arial" w:hAnsi="Arial" w:cs="Arial"/><w:b/><w:spacing w:val="-8"/><w:sz w:val="24"/></w:rPr><w:t xml:space="preserve"> </w:t></w:r><w:r><w:rPr><w:rFonts w:ascii="Arial" w:hAnsi="Arial" w:cs="Arial"/><w:b/><w:sz w:val="24"/></w:rPr><w:t>DE</w:t></w:r><w:r><w:rPr><w:rFonts w:ascii="Arial" w:hAnsi="Arial" w:cs="Arial"/><w:b/><w:spacing w:val="-7"/><w:sz w:val="24"/></w:rPr><w:t xml:space="preserve"> </w:t></w:r><w:r><w:rPr><w:rFonts w:ascii="Arial" w:hAnsi="Arial" w:cs="Arial"/><w:b/><w:sz w:val="24"/></w:rPr><w:t xml:space="preserve">CONTACTO: </w:t></w:r></w:p><w:p><w:pPr><w:pStyle w:val="Textoindependiente"/><w:rPr><w:rFonts w:ascii="Arial" w:hAnsi="Arial" w:cs="Arial"/><w:b/></w:rPr></w:pPr></w:p><w:p><w:pPr><w:pStyle w:val="Textoindependiente"/><w:rPr><w:rFonts w:ascii="Arial" w:hAnsi="Arial" w:cs="Arial"/><w:b/></w:rPr></w:pPr></w:p><w:p><w:pPr><w:pStyle w:val="Textoindependiente"/><w:rPr><w:rFonts w:ascii="Arial" w:hAnsi="Arial" w:cs="Arial"/><w:b/></w:rPr></w:pPr></w:p><w:p><w:pPr><w:pStyle w:val="Textoindependiente"/><w:rPr><w:rFonts w:ascii="Arial" w:hAnsi="Arial" w:cs="Arial"/><w:b/></w:rPr></w:pPr></w:p><w:p><w:pPr><w:pStyle w:val="Textoindependiente"/><w:rPr><w:rFonts w:ascii="Arial" w:hAnsi="Arial" w:cs="Arial"/><w:b/></w:rPr></w:pPr></w:p><w:p><w:pPr><w:pStyle w:val="Textoindependiente"/><w:jc w:val="center"/><w:rPr><w:rFonts w:ascii="Arial" w:hAnsi="Arial" w:cs="Arial"/><w:b/></w:rPr></w:pPr></w:p><w:p><w:pPr><w:pStyle w:val="Textoindependiente"/><w:rPr><w:rFonts w:ascii="Arial" w:hAnsi="Arial" w:cs="Arial"/><w:b/></w:rPr></w:pPr></w:p><w:p><w:pPr><w:pStyle w:val="Textoindependiente"/><w:rPr><w:rFonts w:ascii="Arial" w:hAnsi="Arial" w:cs="Arial"/><w:b/><w:sz w:val="26"/></w:rPr></w:pPr><w:r><w:rPr><w:rFonts w:ascii="Arial" w:hAnsi="Arial" w:cs="Arial"/><w:noProof/></w:rPr><mc:AlternateContent><mc:Choice Requires="wps"><w:drawing><wp:anchor distT="0" distB="0" distL="0" distR="0" simplePos="0" relativeHeight="251659264" behindDoc="1" locked="0" layoutInCell="1" allowOverlap="1" wp14:anchorId="422207AE" wp14:editId="2E8D67CB"><wp:simplePos x="0" y="0"/><wp:positionH relativeFrom="page"><wp:posOffset>2673985</wp:posOffset></wp:positionH><wp:positionV relativeFrom="paragraph"><wp:posOffset>233045</wp:posOffset></wp:positionV><wp:extent cx="2202815" cy="1270"/><wp:effectExtent l="0" t="0" r="0" b="0"/><wp:wrapTopAndBottom/><wp:docPr id="533083118" name="Freeform 2"/><wp:cNvGraphicFramePr><a:graphicFrameLocks xmlns:a="http://schemas.openxmlformats.org/drawingml/2006/main"/></wp:cNvGraphicFramePr><a:graphic xmlns:a="http://schemas.openxmlformats.org/drawingml/2006/main"><a:graphicData uri="http://schemas.microsoft.com/office/word/2010/wordprocessingShape"><wps:wsp><wps:cNvSpPr><a:spLocks/></wps:cNvSpPr><wps:spPr bwMode="auto"><a:xfrm><a:off x="0" y="0"/><a:ext cx="2202815" cy="1270"/></a:xfrm><a:custGeom><a:avLst/><a:gdLst><a:gd name="T0" fmla="+- 0 4211 4211"/><a:gd name="T1" fmla="*/ T0 w 3469"/><a:gd name="T2" fmla="+- 0 7679 4211"/><a:gd name="T3" fmla="*/ T2 w 3469"/></a:gdLst><a:ahLst/><a:cxnLst><a:cxn ang="0"><a:pos x="T1" y="0"/></a:cxn><a:cxn ang="0"><a:pos x="T3" y="0"/></a:cxn></a:cxnLst><a:rect l="0" t="0" r="r" b="b"/><a:pathLst><a:path w="3469"><a:moveTo><a:pt x="0" y="0"/></a:moveTo><a:lnTo><a:pt x="3468" y="0"/></a:lnTo></a:path></a:pathLst></a:custGeom><a:noFill/><a:ln w="13564"><a:solidFill><a:srgbClr val="000000"/></a:solidFill><a:round/><a:headEnd/><a:tailEnd/></a:ln><a:extLst><a:ext uri="{909E8E84-426E-40DD-AFC4-6F175D3DCCD1}"><a14:hiddenFill xmlns:a14="http://schemas.microsoft.com/office/drawing/2010/main"><a:solidFill><a:srgbClr val="FFFFFF"/></a:solidFill></a14:hiddenFill></a:ext></a:extLst></wps:spPr><wps:bodyPr rot="0" vert="horz" wrap="square" lIns="91440" tIns="45720" rIns="91440" bIns="45720" anchor="t" anchorCtr="0" upright="1"><a:noAutofit/></wps:bodyPr></wps:wsp></a:graphicData></a:graphic><wp14:sizeRelH relativeFrom="page"><wp14:pctWidth>0</wp14:pctWidth></wp14:sizeRelH><wp14:sizeRelV relativeFrom="page"><wp14:pctHeight>0</wp14:pctHeight></wp14:sizeRelV></wp:anchor></w:drawing></mc:Choice><mc:Fallback><w:pict><v:shape w14:anchorId="7CFFE317" id="Freeform 2" o:spid="_x0000_s1026" style="position:absolute;margin-left:210.55pt;margin-top:18.35pt;width:173.45pt;height:.1pt;z-index:-251657216;visibility:visible;mso-wrap-style:square;mso-width-percent:0;mso-height-percent:0;mso-wrap-distance-left:0;mso-wrap-distance-top:0;mso-wrap-distance-right:0;mso-wrap-distance-bottom:0;mso-position-horizontal:absolute;mso-position-horizontal-relative:page;mso-position-vertical:absolute;mso-position-vertical-relative:text;mso-width-percent:0;mso-height-percent:0;mso-width-relative:page;mso-height-relative:page;v-text-anchor:top" coordsize="3469,1270" o:gfxdata="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" path="m,l3468,e" filled="f" strokeweight=".37678mm"><v:path arrowok="t" o:connecttype="custom" o:connectlocs="0,0;2202180,0" o:connectangles="0,0"/><w10:wrap type="topAndBottom" anchorx="page"/></v:shape></w:pict></mc:Fallback></mc:AlternateContent></w:r></w:p><w:p><w:pPr><w:spacing w:line="264" w:lineRule="auto"/><w:ind w:left="2840" w:right="2835" w:hanging="243"/><w:rPr><w:rFonts w:ascii="Arial" w:hAnsi="Arial" w:cs="Arial"/><w:b/><w:sz w:val="24"/></w:rPr></w:pPr><w:r><w:rPr><w:rFonts w:ascii="Arial" w:hAnsi="Arial" w:cs="Arial"/><w:b/><w:sz w:val="24"/></w:rPr><w:t>FIRMA</w:t></w:r><w:r><w:rPr><w:rFonts w:ascii="Arial" w:hAnsi="Arial" w:cs="Arial"/><w:b/><w:spacing w:val="-16"/><w:sz w:val="24"/></w:rPr><w:t xml:space="preserve"> </w:t></w:r><w:r><w:rPr><w:rFonts w:ascii="Arial" w:hAnsi="Arial" w:cs="Arial"/><w:b/><w:sz w:val="24"/></w:rPr><w:t>Y</w:t></w:r><w:r><w:rPr><w:rFonts w:ascii="Arial" w:hAnsi="Arial" w:cs="Arial"/><w:b/><w:spacing w:val="-8"/><w:sz w:val="24"/></w:rPr><w:t xml:space="preserve"> </w:t></w:r><w:r><w:rPr><w:rFonts w:ascii="Arial" w:hAnsi="Arial" w:cs="Arial"/><w:b/><w:sz w:val="24"/></w:rPr><w:t>TIMBRE</w:t></w:r><w:r><w:rPr><w:rFonts w:ascii="Arial" w:hAnsi="Arial" w:cs="Arial"/><w:b/><w:spacing w:val="-4"/><w:sz w:val="24"/></w:rPr><w:t xml:space="preserve"> </w:t></w:r><w:r><w:rPr><w:rFonts w:ascii="Arial" w:hAnsi="Arial" w:cs="Arial"/><w:b/><w:sz w:val="24"/></w:rPr><w:t>OFERENTE</w:t></w:r><w:r><w:rPr><w:rFonts w:ascii="Arial" w:hAnsi="Arial" w:cs="Arial"/><w:b/><w:spacing w:val="-4"/><w:sz w:val="24"/></w:rPr><w:t xml:space="preserve"> </w:t></w:r><w:r><w:rPr><w:rFonts w:ascii="Arial" w:hAnsi="Arial" w:cs="Arial"/><w:b/><w:sz w:val="24"/></w:rPr><w:t>O</w:t></w:r><w:r><w:rPr><w:rFonts w:ascii="Arial" w:hAnsi="Arial" w:cs="Arial"/><w:b/><w:spacing w:val="-64"/><w:sz w:val="24"/></w:rPr><w:t xml:space="preserve"> </w:t></w:r><w:r><w:rPr><w:rFonts w:ascii="Arial" w:hAnsi="Arial" w:cs="Arial"/><w:b/><w:sz w:val="24"/></w:rPr><w:t>REPRESENTANTE</w:t></w:r><w:r><w:rPr><w:rFonts w:ascii="Arial" w:hAnsi="Arial" w:cs="Arial"/><w:b/><w:spacing w:val="-5"/><w:sz w:val="24"/></w:rPr><w:t xml:space="preserve"> </w:t></w:r><w:r><w:rPr><w:rFonts w:ascii="Arial" w:hAnsi="Arial" w:cs="Arial"/><w:b/><w:sz w:val="24"/></w:rPr><w:t>LEGAL</w:t></w:r></w:p><w:p><w:pPr><w:spacing w:line="264" w:lineRule="auto"/><w:rPr><w:rFonts w:ascii="Arial" w:hAnsi="Arial" w:cs="Arial"/><w:sz w:val="24"/></w:rPr><w:sectPr><w:headerReference w:type="default" r:id="rId7"/><w:footerReference w:type="default" r:id="rId8"/><w:pgSz w:w="12240" w:h="18720"/><w:pgMar w:top="1640" w:right="1660" w:bottom="280" w:left="1560" w:header="825" w:footer="0" w:gutter="0"/><w:cols w:space="720"/></w:sectPr></w:pPr><w:r><w:drawing><wp:inline distT="0" distB="0" distL="0" distR="0"><wp:extent cx="1260000" cy="795273"/><wp:effectExtent l="0" t="0" r="0" b="0"/><wp:docPr id="570906" name="Firma"/><wp:cNvGraphicFramePr><a:graphicFrameLocks noChangeAspect="1"/></wp:cNvGraphicFramePr><a:graphic><a:graphicData uri="http://schemas.openxmlformats.org/drawingml/2006/picture"><pic:pic><pic:nvPicPr><pic:cNvPr id="570906" name="Firma"/><pic:cNvPicPr/></pic:nvPicPr><pic:blipFill><a:blip r:embed="rId13"/><a:stretch><a:fillRect/></a:stretch></pic:blipFill><pic:spPr><a:xfrm><a:off x="0" y="0"/><a:ext cx="1260000" cy="795273"/></a:xfrm><a:prstGeom prst="rect"><a:avLst/></a:prstGeom></pic:spPr></pic:pic></a:graphicData></a:graphic></wp:inline></w:drawing></w:r></w:p><w:sectPr><w:headerReference w:type="default" r:id="rId7"/><w:footerReference w:type="default" r:id="rId8"/><w:pgSz w:w="12240" w:h="18720"/><w:pgMar w:top="1640" w:right="1660" w:bottom="280" w:left="1560" w:header="825" w:footer="0" w:gutter="0"/><w:cols w:space="720"/></w:sectPr></w:pPr><w:r><w:drawing><wp:inline distT="0" distB="0" distL="0" distR="0"><wp:extent cx="1260000" cy="795273"/><wp:effectExtent l="0" t="0" r="0" b="0"/><wp:docPr id="570906" name="Firma"/><wp:cNvGraphicFramePr><a:graphicFrameLocks noChangeAspect="1"/></wp:cNvGraphicFramePr><a:graphic><a:graphicData uri="http://schemas.openxmlformats.org/drawingml/2006/picture"><pic:pic><pic:nvPicPr><pic:cNvPr id="570906" name="Firma"/><pic:cNvPicPr/></pic:nvPicPr><pic:blipFill><a:blip r:embed="rId13"/><a:stretch><a:fillRect/></a:stretch></pic:blipFill><pic:spPr><a:xfrm><a:off x="0" y="0"/><a:ext cx="1260000" cy="795273"/></a:xfrm><a:prstGeom prst="rect"><a:avLst/></a:prstGeom></pic:spPr></pic:pic></a:graphicData></a:graphic></wp:inline></w:drawing></w:r></w:p><w:p><w:pPr><w:spacing w:before="83"/><w:ind w:left="2442" w:right="2731"/><w:jc w:val="center"/><w:rPr><w:rFonts w:ascii="Arial" w:hAnsi="Arial" w:cs="Arial"/><w:b/><w:sz w:val="24"/></w:rPr></w:pPr><w:r><w:rPr><w:rFonts w:ascii="Arial" w:hAnsi="Arial" w:cs="Arial"/><w:b/><w:sz w:val="24"/></w:rPr><w:lastRenderedPageBreak/><w:t>ANEXO</w:t></w:r><w:r><w:rPr><w:rFonts w:ascii="Arial" w:hAnsi="Arial" w:cs="Arial"/><w:b/><w:spacing w:val="-4"/><w:sz w:val="24"/></w:rPr><w:t xml:space="preserve"> </w:t></w:r><w:r><w:rPr><w:rFonts w:ascii="Arial" w:hAnsi="Arial" w:cs="Arial"/><w:b/><w:sz w:val="24"/></w:rPr><w:t>N°2</w:t></w:r><w:r><w:rPr><w:rFonts w:ascii="Arial" w:hAnsi="Arial" w:cs="Arial"/><w:b/><w:spacing w:val="-3"/><w:sz w:val="24"/></w:rPr><w:t xml:space="preserve"> </w:t></w:r><w:r><w:rPr><w:rFonts w:ascii="Arial" w:hAnsi="Arial" w:cs="Arial"/><w:b/><w:sz w:val="24"/></w:rPr><w:t>ECONOMICO</w:t></w:r></w:p><w:p><w:pPr><w:pStyle w:val="Textoindependiente"/><w:spacing w:before="7"/><w:rPr><w:rFonts w:ascii="Arial" w:hAnsi="Arial" w:cs="Arial"/><w:b/><w:sz w:val="27"/></w:rPr></w:pPr></w:p><w:p><w:pPr><w:rPr><w:rFonts w:ascii="Arial" w:hAnsi="Arial" w:cs="Arial"/><w:b/><w:bCs/><w:spacing w:val="-9"/><w:sz w:val="24"/><w:lang w:val="es-CL"/></w:rPr></w:pPr><w:r><w:rPr><w:rFonts w:ascii="Arial" w:hAnsi="Arial" w:cs="Arial"/><w:b/><w:spacing w:val="-1"/><w:sz w:val="24"/></w:rPr><w:t>Nombre:</w:t></w:r><w:r><w:rPr><w:rFonts w:ascii="Arial" w:hAnsi="Arial" w:cs="Arial"/><w:b/><w:spacing w:val="-3"/><w:sz w:val="24"/></w:rPr><w:t xml:space="preserve"> </w:t></w:r><w:r><w:rPr><w:rFonts w:ascii="Arial" w:hAnsi="Arial" w:cs="Arial"/><w:b/><w:spacing w:val="-9"/><w:sz w:val="24"/></w:rPr><w:t>“</w:t></w:r><w:r><w:rPr><w:rFonts w:ascii="Arial" w:hAnsi="Arial" w:cs="Arial"/><w:b/><w:bCs/><w:spacing w:val="-9"/><w:sz w:val="24"/><w:lang w:val="es-CL"/></w:rPr><w:t>ADQUISICIÓN DE MATERIALES, IMPLEMENTOS DE SEGURIDAD Y HERRAMIENTAS NECESARIAS PARA</w:t></w:r><w:r><w:rPr><w:rFonts w:ascii="Arial" w:hAnsi="Arial" w:cs="Arial"/><w:b/><w:bCs/><w:spacing w:val="-9"/><w:sz w:val="24"/><w:lang w:val="es-CL"/></w:rPr><w:t xml:space="preserve"> </w:t></w:r><w:r><w:rPr><w:rFonts w:ascii="Arial" w:hAnsi="Arial" w:cs="Arial"/><w:b/><w:bCs/><w:spacing w:val="-9"/><w:sz w:val="24"/><w:lang w:val="es-CL"/></w:rPr><w:t>LA EJECUCION DEL PROYECTO REPOSICIÓN VEREDAS ESTACIÓN VILLA ALEGRE”</w:t></w:r></w:p><w:p><w:pPr><w:pBdr><w:bottom w:val="single" w:sz="12" w:space="1" w:color="000000"/></w:pBdr><w:rPr><w:rFonts w:ascii="Arial" w:eastAsia="Arial" w:hAnsi="Arial" w:cs="Arial"/><w:b/><w:bCs/></w:rPr></w:pPr></w:p><w:p><w:pPr><w:spacing w:before="1"/><w:rPr><w:rFonts w:ascii="Arial" w:hAnsi="Arial" w:cs="Arial"/><w:b/><w:sz w:val="24"/></w:rPr></w:pPr></w:p><w:p><w:pPr><w:pStyle w:val="Textoindependiente"/><w:rPr><w:rFonts w:ascii="Arial" w:hAnsi="Arial" w:cs="Arial"/><w:b/></w:rPr></w:pPr></w:p><w:p><w:pPr><w:pStyle w:val="Textoindependiente"/><w:spacing w:before="5"/><w:rPr><w:rFonts w:ascii="Arial" w:hAnsi="Arial" w:cs="Arial"/><w:b/><w:sz w:val="10"/></w:rPr></w:pPr></w:p><w:tbl><w:tblPr><w:tblStyle w:val="TableNormal"/><w:tblW w:w="9055" w:type="dxa"/><w:tblInd w:w="154" w:type="dxa"/><w:tblBorders><w:top w:val="single" w:sz="4" w:space="0" w:color="000000"/><w:left w:val="single" w:sz="4" w:space="0" w:color="000000"/><w:bottom w:val="single" w:sz="4" w:space="0" w:color="000000"/><w:right w:val="single" w:sz="4" w:space="0" w:color="000000"/><w:insideH w:val="single" w:sz="4" w:space="0" w:color="000000"/><w:insideV w:val="single" w:sz="4" w:space="0" w:color="000000"/></w:tblBorders><w:tblLayout w:type="fixed"/><w:tblLook w:val="01E0" w:firstRow="1" w:lastRow="1" w:firstColumn="1" w:lastColumn="1" w:noHBand="0" w:noVBand="0"/></w:tblPr><w:tblGrid><w:gridCol w:w="4810"/><w:gridCol w:w="4245"/></w:tblGrid><w:tr><w:trPr><w:trHeight w:val="536"/></w:trPr><w:tc><w:tcPr><w:tcW w:w="4810" w:type="dxa"/></w:tcPr><w:p><w:pPr><w:pStyle w:val="TableParagraph"/><w:ind w:left="107"/><w:rPr><w:rFonts w:ascii="Arial" w:hAnsi="Arial" w:cs="Arial"/><w:b/><w:bCs/><w:sz w:val="24"/></w:rPr></w:pPr><w:r><w:rPr><w:rFonts w:ascii="Arial" w:hAnsi="Arial" w:cs="Arial"/><w:b/><w:bCs/><w:sz w:val="24"/></w:rPr><w:t>IDENTIFICACIÓN</w:t></w:r><w:r><w:rPr><w:rFonts w:ascii="Arial" w:hAnsi="Arial" w:cs="Arial"/><w:b/><w:bCs/><w:spacing w:val="-5"/><w:sz w:val="24"/></w:rPr><w:t xml:space="preserve"> </w:t></w:r><w:r><w:rPr><w:rFonts w:ascii="Arial" w:hAnsi="Arial" w:cs="Arial"/><w:b/><w:bCs/><w:sz w:val="24"/></w:rPr><w:t>DEL</w:t></w:r><w:r><w:rPr><w:rFonts w:ascii="Arial" w:hAnsi="Arial" w:cs="Arial"/><w:b/><w:bCs/><w:spacing w:val="-12"/><w:sz w:val="24"/></w:rPr><w:t xml:space="preserve"> </w:t></w:r><w:r><w:rPr><w:rFonts w:ascii="Arial" w:hAnsi="Arial" w:cs="Arial"/><w:b/><w:bCs/><w:sz w:val="24"/></w:rPr><w:t>OFERENTE</w:t></w:r></w:p></w:tc><w:tc><w:tcPr><w:tcW w:w="4245" w:type="dxa"/></w:tcPr><w:p><w:pPr><w:pStyle w:val="TableParagraph"/><w:rPr><w:rFonts w:ascii="Arial" w:hAnsi="Arial" w:cs="Arial"/><w:sz w:val="20"/></w:rPr></w:pPr><w:r><w:rPr><w:rFonts w:ascii="Arial" w:hAnsi="Arial" w:cs="Arial"/><w:sz w:val="20"/></w:rPr><w:t xml:space="preserve">Comercial MP SpA</w:t></w:r></w:p></w:tc></w:tr><w:tr><w:trPr><w:trHeight w:val="482"/></w:trPr><w:tc><w:tcPr><w:tcW w:w="4810" w:type="dxa"/></w:tcPr><w:p><w:pPr><w:pStyle w:val="TableParagraph"/><w:spacing w:before="2"/><w:rPr><w:rFonts w:ascii="Arial" w:hAnsi="Arial" w:cs="Arial"/><w:b/><w:bCs/><w:sz w:val="24"/></w:rPr></w:pPr><w:r><w:rPr><w:rFonts w:ascii="Arial" w:hAnsi="Arial" w:cs="Arial"/><w:b/><w:bCs/><w:sz w:val="24"/></w:rPr><w:t xml:space="preserve">  </w:t></w:r><w:r><w:rPr><w:rFonts w:ascii="Arial" w:hAnsi="Arial" w:cs="Arial"/><w:b/><w:bCs/><w:sz w:val="24"/></w:rPr><w:t>RUT</w:t></w:r></w:p></w:tc><w:tc><w:tcPr><w:tcW w:w="4245" w:type="dxa"/></w:tcPr><w:p><w:pPr><w:pStyle w:val="TableParagraph"/><w:rPr><w:rFonts w:ascii="Arial" w:hAnsi="Arial" w:cs="Arial"/><w:sz w:val="20"/></w:rPr></w:pPr><w:r><w:rPr><w:rFonts w:ascii="Arial" w:hAnsi="Arial" w:cs="Arial"/><w:sz w:val="20"/></w:rPr><w:t xml:space="preserve">78.388.175-6</w:t></w:r></w:p></w:tc></w:tr><w:tr><w:trPr><w:trHeight w:val="585"/></w:trPr><w:tc><w:tcPr><w:tcW w:w="4810" w:type="dxa"/></w:tcPr><w:p><w:pPr><w:pStyle w:val="TableParagraph"/><w:ind w:left="107"/><w:rPr><w:rFonts w:ascii="Arial" w:hAnsi="Arial" w:cs="Arial"/><w:b/><w:bCs/><w:spacing w:val="-1"/><w:sz w:val="24"/></w:rPr></w:pPr></w:p><w:p><w:pPr><w:pStyle w:val="TableParagraph"/><w:ind w:left="107"/><w:rPr><w:rFonts w:ascii="Arial" w:hAnsi="Arial" w:cs="Arial"/><w:b/><w:bCs/><w:sz w:val="24"/></w:rPr></w:pPr><w:r><w:rPr><w:rFonts w:ascii="Arial" w:hAnsi="Arial" w:cs="Arial"/><w:b/><w:bCs/><w:spacing w:val="-1"/><w:sz w:val="24"/></w:rPr><w:t>IDENTIFICACIÓN</w:t></w:r><w:r><w:rPr><w:rFonts w:ascii="Arial" w:hAnsi="Arial" w:cs="Arial"/><w:b/><w:bCs/><w:spacing w:val="-8"/><w:sz w:val="24"/></w:rPr><w:t xml:space="preserve"> </w:t></w:r><w:r><w:rPr><w:rFonts w:ascii="Arial" w:hAnsi="Arial" w:cs="Arial"/><w:b/><w:bCs/><w:sz w:val="24"/></w:rPr><w:t>DEL</w:t></w:r><w:r><w:rPr><w:rFonts w:ascii="Arial" w:hAnsi="Arial" w:cs="Arial"/><w:b/><w:bCs/><w:spacing w:val="-15"/><w:sz w:val="24"/></w:rPr><w:t xml:space="preserve"> </w:t></w:r><w:r><w:rPr><w:rFonts w:ascii="Arial" w:hAnsi="Arial" w:cs="Arial"/><w:b/><w:bCs/><w:sz w:val="24"/></w:rPr><w:t>REP.</w:t></w:r><w:r><w:rPr><w:rFonts w:ascii="Arial" w:hAnsi="Arial" w:cs="Arial"/><w:b/><w:bCs/><w:spacing w:val="-6"/><w:sz w:val="24"/></w:rPr><w:t xml:space="preserve"> </w:t></w:r><w:r><w:rPr><w:rFonts w:ascii="Arial" w:hAnsi="Arial" w:cs="Arial"/><w:b/><w:bCs/><w:sz w:val="24"/></w:rPr><w:t>LEGAL</w:t></w:r></w:p></w:tc><w:tc><w:tcPr><w:tcW w:w="4245" w:type="dxa"/></w:tcPr><w:p><w:pPr><w:pStyle w:val="TableParagraph"/><w:rPr><w:rFonts w:ascii="Arial" w:hAnsi="Arial" w:cs="Arial"/><w:sz w:val="20"/></w:rPr></w:pPr><w:r><w:rPr><w:rFonts w:ascii="Arial" w:hAnsi="Arial" w:cs="Arial"/><w:sz w:val="20"/></w:rPr><w:t xml:space="preserve">Lidia Valenzuela</w:t></w:r></w:p></w:tc></w:tr><w:tr><w:trPr><w:trHeight w:val="588"/></w:trPr><w:tc><w:tcPr><w:tcW w:w="4810" w:type="dxa"/></w:tcPr><w:p><w:pPr><w:pStyle w:val="TableParagraph"/><w:spacing w:before="3"/><w:rPr><w:rFonts w:ascii="Arial" w:hAnsi="Arial" w:cs="Arial"/><w:b/><w:bCs/><w:sz w:val="25"/></w:rPr></w:pPr></w:p><w:p><w:pPr><w:pStyle w:val="TableParagraph"/><w:ind w:left="107"/><w:rPr><w:rFonts w:ascii="Arial" w:hAnsi="Arial" w:cs="Arial"/><w:b/><w:bCs/><w:sz w:val="24"/></w:rPr></w:pPr><w:r><w:rPr><w:rFonts w:ascii="Arial" w:hAnsi="Arial" w:cs="Arial"/><w:b/><w:bCs/><w:sz w:val="24"/></w:rPr><w:t>RUT</w:t></w:r></w:p></w:tc><w:tc><w:tcPr><w:tcW w:w="4245" w:type="dxa"/></w:tcPr><w:p><w:pPr><w:pStyle w:val="TableParagraph"/><w:rPr><w:rFonts w:ascii="Arial" w:hAnsi="Arial" w:cs="Arial"/><w:sz w:val="20"/></w:rPr></w:pPr><w:r><w:rPr><w:rFonts w:ascii="Arial" w:hAnsi="Arial" w:cs="Arial"/><w:sz w:val="20"/></w:rPr><w:t xml:space="preserve">6.736.698-0</w:t></w:r></w:p></w:tc></w:tr><w:tr><w:trPr><w:trHeight w:val="700"/></w:trPr><w:tc><w:tcPr><w:tcW w:w="4810" w:type="dxa"/></w:tcPr><w:p><w:pPr><w:pStyle w:val="TableParagraph"/><w:spacing w:before="3"/><w:rPr><w:rFonts w:ascii="Arial" w:hAnsi="Arial" w:cs="Arial"/><w:b/><w:bCs/><w:sz w:val="25"/></w:rPr></w:pPr></w:p><w:p><w:pPr><w:pStyle w:val="TableParagraph"/><w:ind w:left="107"/><w:rPr><w:rFonts w:ascii="Arial" w:hAnsi="Arial" w:cs="Arial"/><w:b/><w:bCs/><w:sz w:val="24"/></w:rPr></w:pPr><w:r><w:rPr><w:rFonts w:ascii="Arial" w:hAnsi="Arial" w:cs="Arial"/><w:b/><w:bCs/><w:sz w:val="24"/></w:rPr><w:t>DOMICILIO</w:t></w:r><w:r><w:rPr><w:rFonts w:ascii="Arial" w:hAnsi="Arial" w:cs="Arial"/><w:b/><w:bCs/><w:spacing w:val="-5"/><w:sz w:val="24"/></w:rPr><w:t xml:space="preserve"> </w:t></w:r><w:r><w:rPr><w:rFonts w:ascii="Arial" w:hAnsi="Arial" w:cs="Arial"/><w:b/><w:bCs/><w:sz w:val="24"/></w:rPr><w:t>COMERCIAL</w:t></w:r></w:p></w:tc><w:tc><w:tcPr><w:tcW w:w="4245" w:type="dxa"/></w:tcPr><w:p><w:pPr><w:pStyle w:val="TableParagraph"/><w:rPr><w:rFonts w:ascii="Arial" w:hAnsi="Arial" w:cs="Arial"/><w:sz w:val="20"/></w:rPr></w:pPr><w:r><w:rPr><w:rFonts w:ascii="Arial" w:hAnsi="Arial" w:cs="Arial"/><w:sz w:val="20"/></w:rPr><w:t xml:space="preserve">Camino El Oliveto N° 575 N° 6, Talagante</w:t></w:r></w:p></w:tc></w:tr><w:tr><w:trPr><w:trHeight w:val="587"/></w:trPr><w:tc><w:tcPr><w:tcW w:w="4810" w:type="dxa"/></w:tcPr><w:p><w:pPr><w:pStyle w:val="TableParagraph"/><w:spacing w:before="3"/><w:rPr><w:rFonts w:ascii="Arial" w:hAnsi="Arial" w:cs="Arial"/><w:b/><w:bCs/><w:sz w:val="25"/></w:rPr></w:pPr></w:p><w:p><w:pPr><w:pStyle w:val="TableParagraph"/><w:ind w:left="107"/><w:rPr><w:rFonts w:ascii="Arial" w:hAnsi="Arial" w:cs="Arial"/><w:b/><w:bCs/><w:sz w:val="24"/></w:rPr></w:pPr><w:r><w:rPr><w:rFonts w:ascii="Arial" w:hAnsi="Arial" w:cs="Arial"/><w:b/><w:bCs/><w:sz w:val="24"/></w:rPr><w:t>TELÉFONO</w:t></w:r></w:p></w:tc><w:tc><w:tcPr><w:tcW w:w="4245" w:type="dxa"/></w:tcPr><w:p><w:pPr><w:pStyle w:val="TableParagraph"/><w:rPr><w:rFonts w:ascii="Arial" w:hAnsi="Arial" w:cs="Arial"/><w:sz w:val="20"/></w:rPr></w:pPr><w:r><w:rPr><w:rFonts w:ascii="Arial" w:hAnsi="Arial" w:cs="Arial"/><w:sz w:val="20"/></w:rPr><w:t xml:space="preserve">+569 7549 1833</w:t></w:r></w:p></w:tc></w:tr><w:tr><w:trPr><w:trHeight w:val="587"/></w:trPr><w:tc><w:tcPr><w:tcW w:w="4810" w:type="dxa"/></w:tcPr><w:p><w:pPr><w:pStyle w:val="TableParagraph"/><w:spacing w:before="3"/><w:rPr><w:rFonts w:ascii="Arial" w:hAnsi="Arial" w:cs="Arial"/><w:b/><w:bCs/><w:sz w:val="25"/></w:rPr></w:pPr></w:p><w:p><w:pPr><w:pStyle w:val="TableParagraph"/><w:ind w:left="107"/><w:rPr><w:rFonts w:ascii="Arial" w:hAnsi="Arial" w:cs="Arial"/><w:b/><w:bCs/><w:sz w:val="24"/></w:rPr></w:pPr><w:r><w:rPr><w:rFonts w:ascii="Arial" w:hAnsi="Arial" w:cs="Arial"/><w:b/><w:bCs/><w:sz w:val="24"/></w:rPr><w:t>E-MAIL</w:t></w:r></w:p></w:tc><w:tc><w:tcPr><w:tcW w:w="4245" w:type="dxa"/></w:tcPr><w:p><w:pPr><w:pStyle w:val="TableParagraph"/><w:rPr><w:rFonts w:ascii="Arial" w:hAnsi="Arial" w:cs="Arial"/><w:sz w:val="20"/></w:rPr></w:pPr><w:r><w:rPr><w:rFonts w:ascii="Arial" w:hAnsi="Arial" w:cs="Arial"/><w:sz w:val="20"/></w:rPr><w:t xml:space="preserve">ventas@sociedadcomercialmp.cl</w:t></w:r></w:p></w:tc></w:tr></w:tbl><w:p><w:pPr><w:ind w:right="82"/><w:jc w:val="both"/><w:rPr><w:rFonts w:ascii="Arial" w:eastAsia="Arial" w:hAnsi="Arial" w:cs="Arial"/><w:spacing w:val="3"/><w:lang w:val="es-CL"/></w:rPr></w:pPr></w:p><w:p><w:pPr><w:ind w:right="82"/><w:jc w:val="both"/><w:rPr><w:rFonts w:ascii="Arial" w:eastAsia="Arial" w:hAnsi="Arial" w:cs="Arial"/><w:spacing w:val="3"/><w:lang w:val="es-CL"/></w:rPr></w:pPr></w:p><w:p><w:pPr><w:ind w:left="677" w:right="82"/><w:jc w:val="both"/><w:rPr><w:rFonts w:ascii="Arial" w:eastAsia="Arial" w:hAnsi="Arial" w:cs="Arial"/><w:b/><w:bCs/><w:spacing w:val="3"/><w:lang w:val="es-CL"/></w:rPr></w:pPr><w:r><w:rPr><w:rFonts w:ascii="Arial" w:eastAsia="Arial" w:hAnsi="Arial" w:cs="Arial"/><w:b/><w:bCs/><w:spacing w:val="3"/><w:lang w:val="es-CL"/></w:rPr><w:t>LÍNEA 1:</w:t></w:r><w:r><w:rPr><w:rFonts w:ascii="Arial" w:eastAsia="Arial" w:hAnsi="Arial" w:cs="Arial"/><w:b/><w:bCs/><w:spacing w:val="3"/><w:lang w:val="es-CL"/></w:rPr><w:t xml:space="preserve"> </w:t></w:r><w:r><w:rPr><w:rFonts w:ascii="Arial" w:eastAsia="Arial" w:hAnsi="Arial" w:cs="Arial"/><w:b/><w:bCs/><w:spacing w:val="3"/><w:lang w:val="es-CL"/></w:rPr><w:t>LETRERO DE OBRAS</w:t></w:r></w:p><w:p><w:pPr><w:ind w:left="677" w:right="82"/><w:jc w:val="both"/><w:rPr><w:rFonts w:ascii="Arial" w:eastAsia="Arial" w:hAnsi="Arial" w:cs="Arial"/><w:b/><w:bCs/><w:spacing w:val="3"/><w:lang w:val="es-CL"/></w:rPr></w:pPr></w:p><w:tbl><w:tblPr><w:tblW w:w="5000" w:type="pct"/><w:tblCellMar><w:left w:w="70" w:type="dxa"/><w:right w:w="70" w:type="dxa"/></w:tblCellMar><w:tblLook w:val="04A0" w:firstRow="1" w:lastRow="0" w:firstColumn="1" w:lastColumn="0" w:noHBand="0" w:noVBand="1"/></w:tblPr><w:tblGrid><w:gridCol w:w="523"/><w:gridCol w:w="519"/><w:gridCol w:w="519"/><w:gridCol w:w="4100"/><w:gridCol w:w="1520"/><w:gridCol w:w="1185"/><w:gridCol w:w="2234"/></w:tblGrid><w:tr><w:trPr><w:trHeight w:val="514"/></w:trPr><w:tc><w:tcPr><w:tcW w:w="735" w:type="pct"/><w:gridSpan w:val="3"/><w:tcBorders><w:top w:val="single" w:sz="8" w:space="0" w:color="auto"/><w:left w:val="single" w:sz="8" w:space="0" w:color="auto"/><w:bottom w:val="nil"/><w:right w:val="single" w:sz="8" w:space="0" w:color="000000"/></w:tcBorders><w:shd w:val="clear" w:color="000000" w:fill="D9D9D9"/><w:vAlign w:val="center"/><w:hideMark/></w:tcPr><w:p><w:pPr><w:rPr><w:rFonts w:ascii="Arial" w:hAnsi="Arial" w:cs="Arial"/><w:b/><w:bCs/><w:color w:val="000000"/><w:lang w:val="es-CL" w:eastAsia="es-CL"/></w:rPr></w:pPr><w:r><w:rPr><w:rFonts w:ascii="Arial" w:hAnsi="Arial" w:cs="Arial"/><w:color w:val="000000"/><w:lang w:val="es-CL" w:eastAsia="es-CL"/></w:rPr><w:t>LETRERO INDICADOR DE OBRAS</w:t></w:r></w:p></w:tc><w:tc><w:tcPr><w:tcW w:w="1934" w:type="pct"/><w:tcBorders><w:top w:val="single" w:sz="8" w:space="0" w:color="auto"/><w:left w:val="nil"/><w:bottom w:val="single" w:sz="8" w:space="0" w:color="auto"/><w:right w:val="single" w:sz="8" w:space="0" w:color="000000"/></w:tcBorders><w:shd w:val="clear" w:color="000000" w:fill="D9D9D9"/><w:noWrap/><w:hideMark/></w:tcPr><w:p><w:pPr><w:rPr><w:rFonts w:ascii="Arial" w:hAnsi="Arial" w:cs="Arial"/><w:b/><w:bCs/><w:color w:val="000000"/><w:lang w:val="es-CL" w:eastAsia="es-CL"/></w:rPr></w:pPr></w:p><w:p><w:pPr><w:rPr><w:rFonts w:ascii="Arial" w:hAnsi="Arial" w:cs="Arial"/><w:b/><w:bCs/><w:color w:val="000000"/><w:lang w:val="es-CL" w:eastAsia="es-CL"/></w:rPr></w:pPr><w:r><w:rPr><w:rFonts w:ascii="Arial" w:hAnsi="Arial" w:cs="Arial"/><w:b/><w:bCs/><w:color w:val="000000"/><w:lang w:val="es-CL" w:eastAsia="es-CL"/></w:rPr><w:t>DESCRIPCIÓN</w:t></w:r></w:p></w:tc><w:tc><w:tcPr><w:tcW w:w="717" w:type="pct"/><w:tcBorders><w:top w:val="single" w:sz="8" w:space="0" w:color="auto"/><w:left w:val="nil"/><w:bottom w:val="single" w:sz="8" w:space="0" w:color="auto"/><w:right w:val="single" w:sz="8" w:space="0" w:color="auto"/></w:tcBorders><w:shd w:val="clear" w:color="000000" w:fill="D9D9D9"/><w:noWrap/><w:vAlign w:val="center"/><w:hideMark/></w:tcPr><w:p><w:pPr><w:rPr><w:rFonts w:ascii="Arial" w:hAnsi="Arial" w:cs="Arial"/><w:b/><w:bCs/><w:color w:val="000000"/><w:lang w:val="es-CL" w:eastAsia="es-CL"/></w:rPr></w:pPr><w:r><w:rPr><w:rFonts w:ascii="Arial" w:hAnsi="Arial" w:cs="Arial"/><w:b/><w:bCs/><w:color w:val="000000"/><w:lang w:val="es-CL" w:eastAsia="es-CL"/></w:rPr><w:t>UNIDAD</w:t></w:r></w:p></w:tc><w:tc><w:tcPr><w:tcW w:w="559" w:type="pct"/><w:tcBorders><w:top w:val="single" w:sz="8" w:space="0" w:color="auto"/><w:left w:val="nil"/><w:bottom w:val="single" w:sz="8" w:space="0" w:color="auto"/><w:right w:val="single" w:sz="8" w:space="0" w:color="auto"/></w:tcBorders><w:shd w:val="clear" w:color="000000" w:fill="D9D9D9"/><w:noWrap/><w:vAlign w:val="center"/><w:hideMark/></w:tcPr><w:p><w:pPr><w:rPr><w:rFonts w:ascii="Arial" w:hAnsi="Arial" w:cs="Arial"/><w:b/><w:bCs/><w:color w:val="000000"/><w:lang w:val="es-CL" w:eastAsia="es-CL"/></w:rPr></w:pPr><w:r><w:rPr><w:rFonts w:ascii="Arial" w:hAnsi="Arial" w:cs="Arial"/><w:b/><w:bCs/><w:color w:val="000000"/><w:lang w:val="es-CL" w:eastAsia="es-CL"/></w:rPr><w:t>CANTIDAD</w:t></w:r></w:p></w:tc><w:tc><w:tcPr><w:tcW w:w="1054" w:type="pct"/><w:tcBorders><w:top w:val="single" w:sz="8" w:space="0" w:color="auto"/><w:left w:val="nil"/><w:bottom w:val="single" w:sz="8" w:space="0" w:color="auto"/><w:right w:val="single" w:sz="8" w:space="0" w:color="auto"/></w:tcBorders><w:shd w:val="clear" w:color="000000" w:fill="D9D9D9"/></w:tcPr><w:p><w:pPr><w:rPr><w:rFonts w:ascii="Arial" w:hAnsi="Arial" w:cs="Arial"/><w:b/><w:bCs/><w:color w:val="000000"/><w:lang w:val="es-CL" w:eastAsia="es-CL"/></w:rPr></w:pPr></w:p><w:p><w:pPr><w:rPr><w:rFonts w:ascii="Arial" w:hAnsi="Arial" w:cs="Arial"/><w:b/><w:bCs/><w:color w:val="000000"/><w:lang w:val="es-CL" w:eastAsia="es-CL"/></w:rPr></w:pPr><w:r><w:rPr><w:rFonts w:ascii="Arial" w:hAnsi="Arial" w:cs="Arial"/><w:b/><w:bCs/><w:color w:val="000000"/><w:lang w:val="es-CL" w:eastAsia="es-CL"/></w:rPr><w:t>PRECIO</w:t></w:r></w:p></w:tc></w:tr><w:tr><w:trPr><w:trHeight w:val="330"/></w:trPr><w:tc><w:tcPr><w:tcW w:w="246" w:type="pct"/><w:tcBorders><w:top w:val="nil"/><w:left w:val="single" w:sz="8" w:space="0" w:color="auto"/><w:bottom w:val="nil"/><w:right w:val="nil"/></w:tcBorders><w:shd w:val="clear" w:color="000000" w:fill="D9D9D9"/><w:vAlign w:val="center"/><w:hideMark/></w:tcPr><w:p><w:pPr><w:jc w:val="center"/><w:rPr><w:rFonts w:ascii="Arial" w:hAnsi="Arial" w:cs="Arial"/><w:b/><w:bCs/><w:color w:val="000000"/><w:lang w:val="es-CL" w:eastAsia="es-CL"/></w:rPr></w:pPr><w:r><w:rPr><w:rFonts w:ascii="Arial" w:hAnsi="Arial" w:cs="Arial"/><w:b/><w:bCs/><w:color w:val="000000"/><w:lang w:val="es-CL" w:eastAsia="es-CL"/></w:rPr><w:t> </w:t></w:r></w:p></w:tc><w:tc><w:tcPr><w:tcW w:w="245" w:type="pct"/><w:tcBorders><w:top w:val="nil"/><w:left w:val="nil"/><w:bottom w:val="nil"/><w:right w:val="nil"/></w:tcBorders><w:shd w:val="clear" w:color="000000" w:fill="D9D9D9"/><w:vAlign w:val="center"/><w:hideMark/></w:tcPr><w:p><w:pPr><w:jc w:val="center"/><w:rPr><w:rFonts w:ascii="Arial" w:hAnsi="Arial" w:cs="Arial"/><w:b/><w:bCs/><w:color w:val="000000"/><w:lang w:val="es-CL" w:eastAsia="es-CL"/></w:rPr></w:pPr><w:r><w:rPr><w:rFonts w:ascii="Arial" w:hAnsi="Arial" w:cs="Arial"/><w:b/><w:bCs/><w:color w:val="000000"/><w:lang w:val="es-CL" w:eastAsia="es-CL"/></w:rPr><w:t> </w:t></w:r></w:p></w:tc><w:tc><w:tcPr><w:tcW w:w="245" w:type="pct"/><w:tcBorders><w:top w:val="nil"/><w:left w:val="nil"/><w:bottom w:val="nil"/><w:right w:val="single" w:sz="8" w:space="0" w:color="auto"/></w:tcBorders><w:shd w:val="clear" w:color="000000" w:fill="D9D9D9"/><w:vAlign w:val="center"/><w:hideMark/></w:tcPr><w:p><w:pPr><w:jc w:val="center"/><w:rPr><w:rFonts w:ascii="Arial" w:hAnsi="Arial" w:cs="Arial"/><w:b/><w:bCs/><w:color w:val="000000"/><w:lang w:val="es-CL" w:eastAsia="es-CL"/></w:rPr></w:pPr><w:r><w:rPr><w:rFonts w:ascii="Arial" w:hAnsi="Arial" w:cs="Arial"/><w:b/><w:bCs/><w:color w:val="000000"/><w:lang w:val="es-CL" w:eastAsia="es-CL"/></w:rPr><w:t> </w:t></w:r></w:p></w:tc><w:tc><w:tcPr><w:tcW w:w="1934" w:type="pct"/><w:tcBorders><w:top w:val="single" w:sz="4" w:space="0" w:color="auto"/><w:left w:val="nil"/><w:bottom w:val="single" w:sz="4" w:space="0" w:color="auto"/><w:right w:val="single" w:sz="4" w:space="0" w:color="auto"/></w:tcBorders><w:noWrap/><w:hideMark/></w:tcPr><w:p><w:pPr><w:rPr><w:rFonts w:ascii="Arial" w:hAnsi="Arial" w:cs="Arial"/><w:color w:val="000000"/><w:lang w:val="es-CL" w:eastAsia="es-CL"/></w:rPr></w:pPr><w:r><w:rPr><w:rFonts w:ascii="Arial" w:hAnsi="Arial" w:cs="Arial"/><w:color w:val="000000"/><w:lang w:val="es-CL" w:eastAsia="es-CL"/></w:rPr><w:t>CUARTON 4"x 4"</w:t></w:r></w:p></w:tc><w:tc><w:tcPr><w:tcW w:w="717" w:type="pct"/><w:tcBorders><w:top w:val="nil"/><w:left w:val="nil"/><w:bottom w:val="single" w:sz="4" w:space="0" w:color="auto"/><w:right w:val="single" w:sz="4" w:space="0" w:color="auto"/></w:tcBorders><w:noWrap/><w:vAlign w:val="center"/></w:tcPr><w:p><w:pPr><w:jc w:val="center"/><w:rPr><w:rFonts w:ascii="Arial" w:hAnsi="Arial" w:cs="Arial"/><w:color w:val="000000"/><w:lang w:val="es-CL" w:eastAsia="es-CL"/></w:rPr></w:pPr><w:r><w:rPr><w:rFonts w:ascii="Arial" w:hAnsi="Arial" w:cs="Arial"/><w:lang w:val="es-CL" w:eastAsia="es-CL"/></w:rPr><w:t>UN</w:t></w:r></w:p></w:tc><w:tc><w:tcPr><w:tcW w:w="559" w:type="pct"/><w:tcBorders><w:top w:val="nil"/><w:left w:val="nil"/><w:bottom w:val="single" w:sz="4" w:space="0" w:color="auto"/><w:right w:val="single" w:sz="4" w:space="0" w:color="auto"/></w:tcBorders><w:noWrap/><w:vAlign w:val="center"/></w:tcPr><w:p><w:pPr><w:jc w:val="center"/><w:rPr><w:rFonts w:ascii="Arial" w:hAnsi="Arial" w:cs="Arial"/><w:color w:val="000000"/><w:lang w:val="es-CL" w:eastAsia="es-CL"/></w:rPr></w:pPr><w:r><w:rPr><w:rFonts w:ascii="Arial" w:hAnsi="Arial" w:cs="Arial"/><w:lang w:val="es-CL" w:eastAsia="es-CL"/></w:rPr><w:t>6.0</w:t></w:r></w:p></w:tc><w:tc><w:tcPr><w:tcW w:w="1054" w:type="pct"/><w:tcBorders><w:top w:val="nil"/><w:left w:val="nil"/><w:bottom w:val="single" w:sz="4" w:space="0" w:color="auto"/><w:right w:val="single" w:sz="4" w:space="0" w:color="auto"/></w:tcBorders></w:tcPr><w:p><w:pPr><w:jc w:val="center"/><w:rPr><w:rFonts w:ascii="Arial" w:hAnsi="Arial" w:cs="Arial"/><w:lang w:val="es-CL" w:eastAsia="es-CL"/></w:rPr></w:pPr></w:p></w:tc></w:tr><w:tr><w:trPr><w:trHeight w:val="330"/></w:trPr><w:tc><w:tcPr><w:tcW w:w="246" w:type="pct"/><w:tcBorders><w:top w:val="nil"/><w:left w:val="single" w:sz="8" w:space="0" w:color="auto"/><w:bottom w:val="nil"/><w:right w:val="nil"/></w:tcBorders><w:shd w:val="clear" w:color="000000" w:fill="D9D9D9"/><w:vAlign w:val="center"/><w:hideMark/></w:tcPr><w:p><w:pPr><w:jc w:val="center"/><w:rPr><w:rFonts w:ascii="Arial" w:hAnsi="Arial" w:cs="Arial"/><w:b/><w:bCs/><w:color w:val="000000"/><w:lang w:val="es-CL" w:eastAsia="es-CL"/></w:rPr></w:pPr><w:r><w:rPr><w:rFonts w:ascii="Arial" w:hAnsi="Arial" w:cs="Arial"/><w:b/><w:bCs/><w:color w:val="000000"/><w:lang w:val="es-CL" w:eastAsia="es-CL"/></w:rPr><w:t> </w:t></w:r></w:p></w:tc><w:tc><w:tcPr><w:tcW w:w="245" w:type="pct"/><w:tcBorders><w:top w:val="nil"/><w:left w:val="nil"/><w:bottom w:val="nil"/><w:right w:val="nil"/></w:tcBorders><w:shd w:val="clear" w:color="000000" w:fill="D9D9D9"/><w:vAlign w:val="center"/><w:hideMark/></w:tcPr><w:p><w:pPr><w:jc w:val="center"/><w:rPr><w:rFonts w:ascii="Arial" w:hAnsi="Arial" w:cs="Arial"/><w:b/><w:bCs/><w:color w:val="000000"/><w:lang w:val="es-CL" w:eastAsia="es-CL"/></w:rPr></w:pPr><w:r><w:rPr><w:rFonts w:ascii="Arial" w:hAnsi="Arial" w:cs="Arial"/><w:b/><w:bCs/><w:color w:val="000000"/><w:lang w:val="es-CL" w:eastAsia="es-CL"/></w:rPr><w:t> </w:t></w:r></w:p></w:tc><w:tc><w:tcPr><w:tcW w:w="245" w:type="pct"/><w:tcBorders><w:top w:val="nil"/><w:left w:val="nil"/><w:bottom w:val="nil"/><w:right w:val="single" w:sz="8" w:space="0" w:color="auto"/></w:tcBorders><w:shd w:val="clear" w:color="000000" w:fill="D9D9D9"/><w:vAlign w:val="center"/><w:hideMark/></w:tcPr><w:p><w:pPr><w:jc w:val="center"/><w:rPr><w:rFonts w:ascii="Arial" w:hAnsi="Arial" w:cs="Arial"/><w:b/><w:bCs/><w:color w:val="000000"/><w:lang w:val="es-CL" w:eastAsia="es-CL"/></w:rPr></w:pPr><w:r><w:rPr><w:rFonts w:ascii="Arial" w:hAnsi="Arial" w:cs="Arial"/><w:b/><w:bCs/><w:color w:val="000000"/><w:lang w:val="es-CL" w:eastAsia="es-CL"/></w:rPr><w:t> </w:t></w:r></w:p></w:tc><w:tc><w:tcPr><w:tcW w:w="1934" w:type="pct"/><w:tcBorders><w:top w:val="single" w:sz="4" w:space="0" w:color="auto"/><w:left w:val="nil"/><w:bottom w:val="single" w:sz="4" w:space="0" w:color="auto"/><w:right w:val="single" w:sz="4" w:space="0" w:color="auto"/></w:tcBorders><w:noWrap/><w:hideMark/></w:tcPr><w:p><w:pPr><w:rPr><w:rFonts w:ascii="Arial" w:hAnsi="Arial" w:cs="Arial"/><w:color w:val="000000"/><w:lang w:val="es-CL" w:eastAsia="es-CL"/></w:rPr></w:pPr><w:r><w:rPr><w:rFonts w:ascii="Arial" w:hAnsi="Arial" w:cs="Arial"/><w:color w:val="000000"/><w:lang w:val="es-CL" w:eastAsia="es-CL"/></w:rPr><w:t>LISTÓN 2"x 3"</w:t></w:r></w:p></w:tc><w:tc><w:tcPr><w:tcW w:w="717" w:type="pct"/><w:tcBorders><w:top w:val="nil"/><w:left w:val="nil"/><w:bottom w:val="single" w:sz="4" w:space="0" w:color="auto"/><w:right w:val="single" w:sz="4" w:space="0" w:color="auto"/></w:tcBorders><w:noWrap/><w:vAlign w:val="center"/></w:tcPr><w:p><w:pPr><w:jc w:val="center"/><w:rPr><w:rFonts w:ascii="Arial" w:hAnsi="Arial" w:cs="Arial"/><w:color w:val="000000"/><w:lang w:val="es-CL" w:eastAsia="es-CL"/></w:rPr></w:pPr><w:r><w:rPr><w:rFonts w:ascii="Arial" w:hAnsi="Arial" w:cs="Arial"/><w:color w:val="000000"/><w:lang w:val="es-CL" w:eastAsia="es-CL"/></w:rPr><w:t>UN</w:t></w:r></w:p></w:tc><w:tc><w:tcPr><w:tcW w:w="559" w:type="pct"/><w:tcBorders><w:top w:val="nil"/><w:left w:val="nil"/><w:bottom w:val="single" w:sz="4" w:space="0" w:color="auto"/><w:right w:val="single" w:sz="4" w:space="0" w:color="auto"/></w:tcBorders><w:noWrap/><w:vAlign w:val="center"/></w:tcPr><w:p><w:pPr><w:jc w:val="center"/><w:rPr><w:rFonts w:ascii="Arial" w:hAnsi="Arial" w:cs="Arial"/><w:color w:val="000000"/><w:lang w:val="es-CL" w:eastAsia="es-CL"/></w:rPr></w:pPr><w:r><w:rPr><w:rFonts w:ascii="Arial" w:hAnsi="Arial" w:cs="Arial"/><w:lang w:val="es-CL" w:eastAsia="es-CL"/></w:rPr><w:t>6.0</w:t></w:r></w:p></w:tc><w:tc><w:tcPr><w:tcW w:w="1054" w:type="pct"/><w:tcBorders><w:top w:val="nil"/><w:left w:val="nil"/><w:bottom w:val="single" w:sz="4" w:space="0" w:color="auto"/><w:right w:val="single" w:sz="4" w:space="0" w:color="auto"/></w:tcBorders></w:tcPr><w:p><w:pPr><w:jc w:val="center"/><w:rPr><w:rFonts w:ascii="Arial" w:hAnsi="Arial" w:cs="Arial"/><w:lang w:val="es-CL" w:eastAsia="es-CL"/></w:rPr></w:pPr></w:p></w:tc></w:tr><w:tr><w:trPr><w:trHeight w:val="330"/></w:trPr><w:tc><w:tcPr><w:tcW w:w="246" w:type="pct"/><w:tcBorders><w:top w:val="nil"/><w:left w:val="single" w:sz="8" w:space="0" w:color="auto"/><w:bottom w:val="nil"/><w:right w:val="nil"/></w:tcBorders><w:shd w:val="clear" w:color="000000" w:fill="D9D9D9"/><w:vAlign w:val="center"/></w:tcPr><w:p><w:pPr><w:jc w:val="center"/><w:rPr><w:rFonts w:ascii="Arial" w:hAnsi="Arial" w:cs="Arial"/><w:b/><w:bCs/><w:color w:val="000000"/><w:lang w:val="es-CL" w:eastAsia="es-CL"/></w:rPr></w:pPr></w:p></w:tc><w:tc><w:tcPr><w:tcW w:w="245" w:type="pct"/><w:tcBorders><w:top w:val="nil"/><w:left w:val="nil"/><w:bottom w:val="nil"/><w:right w:val="nil"/></w:tcBorders><w:shd w:val="clear" w:color="000000" w:fill="D9D9D9"/><w:vAlign w:val="center"/></w:tcPr><w:p><w:pPr><w:jc w:val="center"/><w:rPr><w:rFonts w:ascii="Arial" w:hAnsi="Arial" w:cs="Arial"/><w:b/><w:bCs/><w:color w:val="000000"/><w:lang w:val="es-CL" w:eastAsia="es-CL"/></w:rPr></w:pPr></w:p></w:tc><w:tc><w:tcPr><w:tcW w:w="245" w:type="pct"/><w:tcBorders><w:top w:val="nil"/><w:left w:val="nil"/><w:bottom w:val="nil"/><w:right w:val="single" w:sz="8" w:space="0" w:color="auto"/></w:tcBorders><w:shd w:val="clear" w:color="000000" w:fill="D9D9D9"/><w:vAlign w:val="center"/></w:tcPr><w:p><w:pPr><w:jc w:val="center"/><w:rPr><w:rFonts w:ascii="Arial" w:hAnsi="Arial" w:cs="Arial"/><w:b/><w:bCs/><w:color w:val="000000"/><w:lang w:val="es-CL" w:eastAsia="es-CL"/></w:rPr></w:pPr></w:p></w:tc><w:tc><w:tcPr><w:tcW w:w="1934" w:type="pct"/><w:tcBorders><w:top w:val="single" w:sz="4" w:space="0" w:color="auto"/><w:left w:val="nil"/><w:bottom w:val="single" w:sz="4" w:space="0" w:color="auto"/><w:right w:val="single" w:sz="4" w:space="0" w:color="auto"/></w:tcBorders><w:noWrap/></w:tcPr><w:p><w:pPr><w:rPr><w:rFonts w:ascii="Arial" w:hAnsi="Arial" w:cs="Arial"/><w:color w:val="000000"/><w:lang w:val="es-CL" w:eastAsia="es-CL"/></w:rPr></w:pPr><w:r><w:rPr><w:rFonts w:ascii="Arial" w:hAnsi="Arial" w:cs="Arial"/><w:color w:val="000000"/><w:lang w:val="es-CL" w:eastAsia="es-CL"/></w:rPr><w:t>LIENZO DE 3,6 x 1,5 METROS</w:t></w:r></w:p></w:tc><w:tc><w:tcPr><w:tcW w:w="717" w:type="pct"/><w:tcBorders><w:top w:val="single" w:sz="4" w:space="0" w:color="auto"/><w:left w:val="nil"/><w:bottom w:val="single" w:sz="4" w:space="0" w:color="auto"/><w:right w:val="single" w:sz="4" w:space="0" w:color="auto"/></w:tcBorders><w:noWrap/><w:vAlign w:val="center"/></w:tcPr><w:p><w:pPr><w:jc w:val="center"/><w:rPr><w:rFonts w:ascii="Arial" w:hAnsi="Arial" w:cs="Arial"/><w:color w:val="000000"/><w:lang w:val="es-CL" w:eastAsia="es-CL"/></w:rPr></w:pPr><w:r><w:rPr><w:rFonts w:ascii="Arial" w:hAnsi="Arial" w:cs="Arial"/><w:color w:val="000000"/><w:lang w:val="es-CL" w:eastAsia="es-CL"/></w:rPr><w:t>UN</w:t></w:r></w:p></w:tc><w:tc><w:tcPr><w:tcW w:w="559" w:type="pct"/><w:tcBorders><w:top w:val="single" w:sz="4" w:space="0" w:color="auto"/><w:left w:val="nil"/><w:bottom w:val="single" w:sz="4" w:space="0" w:color="auto"/><w:right w:val="single" w:sz="4" w:space="0" w:color="auto"/></w:tcBorders><w:noWrap/><w:vAlign w:val="center"/></w:tcPr><w:p><w:pPr><w:jc w:val="center"/><w:rPr><w:rFonts w:ascii="Arial" w:hAnsi="Arial" w:cs="Arial"/><w:color w:val="000000"/><w:lang w:val="es-CL" w:eastAsia="es-CL"/></w:rPr></w:pPr><w:r><w:rPr><w:rFonts w:ascii="Arial" w:hAnsi="Arial" w:cs="Arial"/><w:lang w:val="es-CL" w:eastAsia="es-CL"/></w:rPr><w:t>1.0</w:t></w:r></w:p></w:tc><w:tc><w:tcPr><w:tcW w:w="1054" w:type="pct"/><w:tcBorders><w:top w:val="single" w:sz="4" w:space="0" w:color="auto"/><w:left w:val="nil"/><w:bottom w:val="single" w:sz="4" w:space="0" w:color="auto"/><w:right w:val="single" w:sz="4" w:space="0" w:color="auto"/></w:tcBorders></w:tcPr><w:p><w:pPr><w:jc w:val="center"/><w:rPr><w:rFonts w:ascii="Arial" w:hAnsi="Arial" w:cs="Arial"/><w:lang w:val="es-CL" w:eastAsia="es-CL"/></w:rPr></w:pPr></w:p></w:tc></w:tr><w:tr><w:trPr><w:trHeight w:val="330"/></w:trPr><w:tc><w:tcPr><w:tcW w:w="246" w:type="pct"/><w:tcBorders><w:top w:val="nil"/><w:left w:val="single" w:sz="8" w:space="0" w:color="auto"/><w:bottom w:val="single" w:sz="8" w:space="0" w:color="auto"/><w:right w:val="nil"/></w:tcBorders><w:shd w:val="clear" w:color="000000" w:fill="D9D9D9"/><w:vAlign w:val="center"/></w:tcPr><w:p><w:pPr><w:jc w:val="center"/><w:rPr><w:rFonts w:ascii="Arial" w:hAnsi="Arial" w:cs="Arial"/><w:b/><w:bCs/><w:color w:val="000000"/><w:lang w:val="es-CL" w:eastAsia="es-CL"/></w:rPr></w:pPr></w:p></w:tc><w:tc><w:tcPr><w:tcW w:w="245" w:type="pct"/><w:tcBorders><w:top w:val="nil"/><w:left w:val="nil"/><w:bottom w:val="single" w:sz="8" w:space="0" w:color="auto"/><w:right w:val="nil"/></w:tcBorders><w:shd w:val="clear" w:color="000000" w:fill="D9D9D9"/><w:vAlign w:val="center"/></w:tcPr><w:p><w:pPr><w:jc w:val="center"/><w:rPr><w:rFonts w:ascii="Arial" w:hAnsi="Arial" w:cs="Arial"/><w:b/><w:bCs/><w:color w:val="000000"/><w:lang w:val="es-CL" w:eastAsia="es-CL"/></w:rPr></w:pPr></w:p></w:tc><w:tc><w:tcPr><w:tcW w:w="245" w:type="pct"/><w:tcBorders><w:top w:val="nil"/><w:left w:val="nil"/><w:bottom w:val="single" w:sz="8" w:space="0" w:color="auto"/><w:right w:val="single" w:sz="8" w:space="0" w:color="auto"/></w:tcBorders><w:shd w:val="clear" w:color="000000" w:fill="D9D9D9"/><w:vAlign w:val="center"/></w:tcPr><w:p><w:pPr><w:jc w:val="center"/><w:rPr><w:rFonts w:ascii="Arial" w:hAnsi="Arial" w:cs="Arial"/><w:b/><w:bCs/><w:color w:val="000000"/><w:lang w:val="es-CL" w:eastAsia="es-CL"/></w:rPr></w:pPr></w:p></w:tc><w:tc><w:tcPr><w:tcW w:w="1934" w:type="pct"/><w:tcBorders><w:top w:val="single" w:sz="4" w:space="0" w:color="auto"/><w:left w:val="nil"/><w:bottom w:val="single" w:sz="8" w:space="0" w:color="auto"/><w:right w:val="single" w:sz="4" w:space="0" w:color="auto"/></w:tcBorders><w:noWrap/></w:tcPr><w:p><w:pPr><w:rPr><w:rFonts w:ascii="Arial" w:hAnsi="Arial" w:cs="Arial"/><w:color w:val="000000"/><w:lang w:val="es-CL" w:eastAsia="es-CL"/></w:rPr></w:pPr><w:r><w:rPr><w:rFonts w:ascii="Arial" w:hAnsi="Arial" w:cs="Arial"/><w:color w:val="000000"/><w:lang w:val="es-CL" w:eastAsia="es-CL"/></w:rPr><w:t>CLAVOS 6"</w:t></w:r></w:p></w:tc><w:tc><w:tcPr><w:tcW w:w="717" w:type="pct"/><w:tcBorders><w:top w:val="single" w:sz="4" w:space="0" w:color="auto"/><w:left w:val="nil"/><w:bottom w:val="single" w:sz="8" w:space="0" w:color="auto"/><w:right w:val="single" w:sz="4" w:space="0" w:color="auto"/></w:tcBorders><w:noWrap/><w:vAlign w:val="center"/></w:tcPr><w:p><w:pPr><w:jc w:val="center"/><w:rPr><w:rFonts w:ascii="Arial" w:hAnsi="Arial" w:cs="Arial"/><w:color w:val="000000"/><w:lang w:val="es-CL" w:eastAsia="es-CL"/></w:rPr></w:pPr><w:r><w:rPr><w:rFonts w:ascii="Arial" w:hAnsi="Arial" w:cs="Arial"/><w:color w:val="000000"/><w:lang w:val="es-CL" w:eastAsia="es-CL"/></w:rPr><w:t>KG</w:t></w:r></w:p></w:tc><w:tc><w:tcPr><w:tcW w:w="559" w:type="pct"/><w:tcBorders><w:top w:val="single" w:sz="4" w:space="0" w:color="auto"/><w:left w:val="nil"/><w:bottom w:val="single" w:sz="8" w:space="0" w:color="auto"/><w:right w:val="single" w:sz="4" w:space="0" w:color="auto"/></w:tcBorders><w:noWrap/><w:vAlign w:val="center"/></w:tcPr><w:p><w:pPr><w:jc w:val="center"/><w:rPr><w:rFonts w:ascii="Arial" w:hAnsi="Arial" w:cs="Arial"/><w:color w:val="000000"/><w:lang w:val="es-CL" w:eastAsia="es-CL"/></w:rPr></w:pPr><w:r><w:rPr><w:rFonts w:ascii="Arial" w:hAnsi="Arial" w:cs="Arial"/><w:color w:val="000000"/><w:lang w:val="es-CL" w:eastAsia="es-CL"/></w:rPr><w:t>2.0</w:t></w:r></w:p></w:tc><w:tc><w:tcPr><w:tcW w:w="1054" w:type="pct"/><w:tcBorders><w:top w:val="single" w:sz="4" w:space="0" w:color="auto"/><w:left w:val="nil"/><w:bottom w:val="single" w:sz="8" w:space="0" w:color="auto"/><w:right w:val="single" w:sz="4" w:space="0" w:color="auto"/></w:tcBorders></w:tcPr><w:p><w:pPr><w:jc w:val="center"/><w:rPr><w:rFonts w:ascii="Arial" w:hAnsi="Arial" w:cs="Arial"/><w:color w:val="000000"/><w:lang w:val="es-CL" w:eastAsia="es-CL"/></w:rPr></w:pPr></w:p></w:tc></w:tr></w:tbl><w:p><w:pPr><w:ind w:right="82"/><w:jc w:val="both"/><w:rPr><w:rFonts w:ascii="Arial" w:eastAsia="Arial" w:hAnsi="Arial" w:cs="Arial"/><w:b/><w:bCs/><w:spacing w:val="3"/><w:lang w:val="es-CL"/></w:rPr></w:pPr></w:p><w:p><w:pPr><w:ind w:left="677" w:right="82"/><w:jc w:val="both"/><w:rPr><w:rFonts w:ascii="Arial" w:eastAsia="Arial" w:hAnsi="Arial" w:cs="Arial"/><w:b/><w:bCs/><w:spacing w:val="3"/><w:lang w:val="es-CL"/></w:rPr></w:pPr><w:r><w:rPr><w:rFonts w:ascii="Arial" w:eastAsia="Arial" w:hAnsi="Arial" w:cs="Arial"/><w:b/><w:bCs/><w:spacing w:val="3"/><w:lang w:val="es-CL"/></w:rPr><w:t>LÍNEA 2: ARRIENDO BAÑOS QUIMICO</w:t></w:r></w:p><w:p><w:pPr><w:ind w:left="677" w:right="82"/><w:jc w:val="both"/><w:rPr><w:rFonts w:ascii="Arial" w:eastAsia="Arial" w:hAnsi="Arial" w:cs="Arial"/><w:b/><w:bCs/><w:spacing w:val="3"/><w:lang w:val="es-CL"/></w:rPr></w:pPr></w:p><w:tbl><w:tblPr><w:tblW w:w="5000" w:type="pct"/><w:tblCellMar><w:left w:w="70" w:type="dxa"/><w:right w:w="70" w:type="dxa"/></w:tblCellMar><w:tblLook w:val="04A0" w:firstRow="1" w:lastRow="0" w:firstColumn="1" w:lastColumn="0" w:noHBand="0" w:noVBand="1"/></w:tblPr><w:tblGrid><w:gridCol w:w="1513"/><w:gridCol w:w="4194"/><w:gridCol w:w="1511"/><w:gridCol w:w="1185"/><w:gridCol w:w="2202"/></w:tblGrid><w:tr><w:trPr><w:trHeight w:val="345"/></w:trPr><w:tc><w:tcPr><w:tcW w:w="736" w:type="pct"/><w:tcBorders><w:top w:val="single" w:sz="8" w:space="0" w:color="auto"/><w:left w:val="single" w:sz="8" w:space="0" w:color="auto"/><w:bottom w:val="single" w:sz="8" w:space="0" w:color="auto"/><w:right w:val="single" w:sz="8" w:space="0" w:color="auto"/></w:tcBorders><w:shd w:val="clear" w:color="000000" w:fill="D9D9D9"/><w:noWrap/><w:vAlign w:val="center"/></w:tcPr><w:p><w:pPr><w:rPr><w:rFonts w:ascii="Arial" w:hAnsi="Arial" w:cs="Arial"/><w:b/><w:bCs/><w:color w:val="000000"/><w:lang w:val="es-CL" w:eastAsia="es-CL"/></w:rPr></w:pPr><w:r><w:rPr><w:rFonts w:ascii="Arial" w:hAnsi="Arial" w:cs="Arial"/><w:b/><w:bCs/><w:color w:val="000000"/><w:lang w:val="es-CL" w:eastAsia="es-CL"/></w:rPr><w:t>PARTIDA</w:t></w:r></w:p></w:tc><w:tc><w:tcPr><w:tcW w:w="2000" w:type="pct"/><w:tcBorders><w:top w:val="single" w:sz="8" w:space="0" w:color="auto"/><w:left w:val="nil"/><w:bottom w:val="single" w:sz="8" w:space="0" w:color="auto"/><w:right w:val="single" w:sz="8" w:space="0" w:color="000000"/></w:tcBorders><w:shd w:val="clear" w:color="000000" w:fill="D9D9D9"/><w:noWrap/><w:vAlign w:val="center"/><w:hideMark/></w:tcPr><w:p><w:pPr><w:rPr><w:rFonts w:ascii="Arial" w:hAnsi="Arial" w:cs="Arial"/><w:b/><w:bCs/><w:color w:val="000000"/><w:lang w:val="es-CL" w:eastAsia="es-CL"/></w:rPr></w:pPr><w:r><w:rPr><w:rFonts w:ascii="Arial" w:hAnsi="Arial" w:cs="Arial"/><w:b/><w:bCs/><w:color w:val="000000"/><w:lang w:val="es-CL" w:eastAsia="es-CL"/></w:rPr><w:t>DESCRIPCIÓN</w:t></w:r></w:p></w:tc><w:tc><w:tcPr><w:tcW w:w="735" w:type="pct"/><w:tcBorders><w:top w:val="single" w:sz="8" w:space="0" w:color="auto"/><w:left w:val="nil"/><w:bottom w:val="single" w:sz="8" w:space="0" w:color="auto"/><w:right w:val="single" w:sz="8" w:space="0" w:color="auto"/></w:tcBorders><w:shd w:val="clear" w:color="000000" w:fill="D9D9D9"/><w:noWrap/><w:vAlign w:val="center"/><w:hideMark/></w:tcPr><w:p><w:pPr><w:rPr><w:rFonts w:ascii="Arial" w:hAnsi="Arial" w:cs="Arial"/><w:b/><w:bCs/><w:color w:val="000000"/><w:lang w:val="es-CL" w:eastAsia="es-CL"/></w:rPr></w:pPr><w:r><w:rPr><w:rFonts w:ascii="Arial" w:hAnsi="Arial" w:cs="Arial"/><w:b/><w:bCs/><w:color w:val="000000"/><w:lang w:val="es-CL" w:eastAsia="es-CL"/></w:rPr><w:t>UNIDAD</w:t></w:r></w:p></w:tc><w:tc><w:tcPr><w:tcW w:w="468" w:type="pct"/><w:tcBorders><w:top w:val="single" w:sz="8" w:space="0" w:color="auto"/><w:left w:val="nil"/><w:bottom w:val="single" w:sz="8" w:space="0" w:color="auto"/><w:right w:val="single" w:sz="4" w:space="0" w:color="auto"/></w:tcBorders><w:shd w:val="clear" w:color="000000" w:fill="D9D9D9"/><w:noWrap/><w:vAlign w:val="center"/><w:hideMark/></w:tcPr><w:p><w:pPr><w:jc w:val="center"/><w:rPr><w:rFonts w:ascii="Arial" w:hAnsi="Arial" w:cs="Arial"/><w:b/><w:bCs/><w:color w:val="000000"/><w:lang w:val="es-CL" w:eastAsia="es-CL"/></w:rPr></w:pPr><w:r><w:rPr><w:rFonts w:ascii="Arial" w:hAnsi="Arial" w:cs="Arial"/><w:b/><w:bCs/><w:color w:val="000000"/><w:lang w:val="es-CL" w:eastAsia="es-CL"/></w:rPr><w:t>CANTIDAD</w:t></w:r></w:p></w:tc><w:tc><w:tcPr><w:tcW w:w="1061" w:type="pct"/><w:tcBorders><w:top w:val="single" w:sz="8" w:space="0" w:color="auto"/><w:left w:val="nil"/><w:bottom w:val="single" w:sz="8" w:space="0" w:color="auto"/><w:right w:val="single" w:sz="4" w:space="0" w:color="auto"/></w:tcBorders><w:shd w:val="clear" w:color="000000" w:fill="D9D9D9"/></w:tcPr><w:p><w:pPr><w:jc w:val="center"/><w:rPr><w:rFonts w:ascii="Arial" w:hAnsi="Arial" w:cs="Arial"/><w:b/><w:bCs/><w:color w:val="000000"/><w:lang w:val="es-CL" w:eastAsia="es-CL"/></w:rPr></w:pPr><w:r><w:rPr><w:rFonts w:ascii="Arial" w:hAnsi="Arial" w:cs="Arial"/><w:b/><w:bCs/><w:color w:val="000000"/><w:lang w:val="es-CL" w:eastAsia="es-CL"/></w:rPr><w:t>PRECIO</w:t></w:r></w:p></w:tc></w:tr><w:tr><w:trPr><w:trHeight w:val="330"/></w:trPr><w:tc><w:tcPr><w:tcW w:w="736" w:type="pct"/><w:tcBorders><w:top w:val="nil"/><w:left w:val="single" w:sz="8" w:space="0" w:color="auto"/><w:bottom w:val="single" w:sz="4" w:space="0" w:color="auto"/><w:right w:val="single" w:sz="4" w:space="0" w:color="auto"/></w:tcBorders><w:shd w:val="clear" w:color="000000" w:fill="FFFFFF"/><w:noWrap/></w:tcPr><w:p><w:pPr><w:rPr><w:rFonts w:ascii="Arial" w:hAnsi="Arial" w:cs="Arial"/><w:color w:val="000000"/><w:lang w:val="es-CL" w:eastAsia="es-CL"/></w:rPr></w:pPr><w:r><w:rPr><w:rFonts w:ascii="Arial" w:hAnsi="Arial" w:cs="Arial"/><w:color w:val="000000"/><w:lang w:val="es-CL" w:eastAsia="es-CL"/></w:rPr><w:t>ARRIENDO</w:t></w:r></w:p></w:tc><w:tc><w:tcPr><w:tcW w:w="2000" w:type="pct"/><w:tcBorders><w:top w:val="single" w:sz="4" w:space="0" w:color="auto"/><w:left w:val="nil"/><w:bottom w:val="single" w:sz="4" w:space="0" w:color="auto"/><w:right w:val="nil"/></w:tcBorders><w:noWrap/><w:hideMark/></w:tcPr><w:p><w:pPr><w:rPr><w:rFonts w:ascii="Arial" w:hAnsi="Arial" w:cs="Arial"/><w:color w:val="000000"/><w:lang w:val="es-CL" w:eastAsia="es-CL"/></w:rPr></w:pPr><w:r><w:rPr><w:rFonts w:ascii="Arial" w:hAnsi="Arial" w:cs="Arial"/><w:color w:val="000000"/><w:lang w:val="es-CL" w:eastAsia="es-CL"/></w:rPr><w:t>ARRIENDO BAÑO QUÍMICO 2 UNIDADES</w:t></w:r></w:p></w:tc><w:tc><w:tcPr><w:tcW w:w="735" w:type="pct"/><w:tcBorders><w:top w:val="nil"/><w:left w:val="single" w:sz="4" w:space="0" w:color="auto"/><w:bottom w:val="single" w:sz="4" w:space="0" w:color="auto"/><w:right w:val="single" w:sz="4" w:space="0" w:color="auto"/></w:tcBorders><w:shd w:val="clear" w:color="000000" w:fill="FFFFFF"/><w:noWrap/><w:vAlign w:val="center"/><w:hideMark/></w:tcPr><w:p><w:pPr><w:jc w:val="center"/><w:rPr><w:rFonts w:ascii="Arial" w:hAnsi="Arial" w:cs="Arial"/><w:lang w:val="es-CL" w:eastAsia="es-CL"/></w:rPr></w:pPr><w:r><w:rPr><w:rFonts w:ascii="Arial" w:hAnsi="Arial" w:cs="Arial"/><w:lang w:val="es-CL" w:eastAsia="es-CL"/></w:rPr><w:t>MES</w:t></w:r></w:p></w:tc><w:tc><w:tcPr><w:tcW w:w="468" w:type="pct"/><w:tcBorders><w:top w:val="nil"/><w:left w:val="nil"/><w:bottom w:val="single" w:sz="4" w:space="0" w:color="auto"/><w:right w:val="single" w:sz="4" w:space="0" w:color="auto"/></w:tcBorders><w:shd w:val="clear" w:color="000000" w:fill="FFFFFF"/><w:noWrap/><w:vAlign w:val="center"/><w:hideMark/></w:tcPr><w:p><w:pPr><w:jc w:val="right"/><w:rPr><w:rFonts w:ascii="Arial" w:hAnsi="Arial" w:cs="Arial"/><w:lang w:val="es-CL" w:eastAsia="es-CL"/></w:rPr></w:pPr><w:r><w:rPr><w:rFonts w:ascii="Arial" w:hAnsi="Arial" w:cs="Arial"/><w:lang w:val="es-CL" w:eastAsia="es-CL"/></w:rPr><w:t>6.0</w:t></w:r></w:p></w:tc><w:tc><w:tcPr><w:tcW w:w="1061" w:type="pct"/><w:tcBorders><w:top w:val="nil"/><w:left w:val="nil"/><w:bottom w:val="single" w:sz="4" w:space="0" w:color="auto"/><w:right w:val="single" w:sz="4" w:space="0" w:color="auto"/></w:tcBorders><w:shd w:val="clear" w:color="000000" w:fill="FFFFFF"/></w:tcPr><w:p><w:pPr><w:jc w:val="right"/><w:rPr><w:rFonts w:ascii="Arial" w:hAnsi="Arial" w:cs="Arial"/><w:lang w:val="es-CL" w:eastAsia="es-CL"/></w:rPr></w:pPr></w:p></w:tc></w:tr></w:tbl><w:p><w:pPr><w:ind w:right="82"/><w:jc w:val="both"/><w:rPr><w:rFonts w:ascii="Arial" w:eastAsia="Arial" w:hAnsi="Arial" w:cs="Arial"/><w:b/><w:bCs/><w:spacing w:val="3"/><w:lang w:val="es-CL"/></w:rPr></w:pPr></w:p><w:p><w:pPr><w:ind w:left="677" w:right="82"/><w:jc w:val="both"/><w:rPr><w:rFonts w:ascii="Arial" w:eastAsia="Arial" w:hAnsi="Arial" w:cs="Arial"/><w:b/><w:bCs/><w:spacing w:val="3"/><w:lang w:val="es-CL"/></w:rPr></w:pPr></w:p><w:p><w:pPr><w:ind w:left="677" w:right="82"/><w:jc w:val="both"/><w:rPr><w:rFonts w:ascii="Arial" w:eastAsia="Arial" w:hAnsi="Arial" w:cs="Arial"/><w:b/><w:bCs/><w:spacing w:val="3"/><w:lang w:val="es-CL"/></w:rPr></w:pPr></w:p><w:p><w:pPr><w:ind w:left="677" w:right="82"/><w:jc w:val="both"/><w:rPr><w:rFonts w:ascii="Arial" w:eastAsia="Arial" w:hAnsi="Arial" w:cs="Arial"/><w:b/><w:bCs/><w:spacing w:val="3"/><w:lang w:val="es-CL"/></w:rPr></w:pPr></w:p><w:p><w:pPr><w:ind w:left="677" w:right="82"/><w:jc w:val="both"/><w:rPr><w:rFonts w:ascii="Arial" w:eastAsia="Arial" w:hAnsi="Arial" w:cs="Arial"/><w:b/><w:bCs/><w:spacing w:val="3"/><w:lang w:val="es-CL"/></w:rPr></w:pPr></w:p><w:p><w:pPr><w:ind w:left="677" w:right="82"/><w:jc w:val="both"/><w:rPr><w:rFonts w:ascii="Arial" w:eastAsia="Arial" w:hAnsi="Arial" w:cs="Arial"/><w:b/><w:bCs/><w:spacing w:val="3"/><w:lang w:val="es-CL"/></w:rPr></w:pPr></w:p><w:p><w:pPr><w:ind w:left="677" w:right="82"/><w:jc w:val="both"/><w:rPr><w:rFonts w:ascii="Arial" w:eastAsia="Arial" w:hAnsi="Arial" w:cs="Arial"/><w:b/><w:bCs/><w:spacing w:val="3"/><w:lang w:val="es-CL"/></w:rPr></w:pPr></w:p><w:p><w:pPr><w:ind w:left="677" w:right="82"/><w:jc w:val="both"/><w:rPr><w:rFonts w:ascii="Arial" w:eastAsia="Arial" w:hAnsi="Arial" w:cs="Arial"/><w:b/><w:bCs/><w:spacing w:val="3"/><w:lang w:val="es-CL"/></w:rPr></w:pPr></w:p><w:p><w:pPr><w:ind w:left="677" w:right="82"/><w:jc w:val="both"/><w:rPr><w:rFonts w:ascii="Arial" w:eastAsia="Arial" w:hAnsi="Arial" w:cs="Arial"/><w:b/><w:bCs/><w:spacing w:val="3"/><w:lang w:val="es-CL"/></w:rPr></w:pPr><w:r><w:rPr><w:rFonts w:ascii="Arial" w:eastAsia="Arial" w:hAnsi="Arial" w:cs="Arial"/><w:b/><w:bCs/><w:spacing w:val="3"/><w:lang w:val="es-CL"/></w:rPr><w:lastRenderedPageBreak/><w:t>LÍNEA 3:</w:t></w:r><w:r><w:rPr><w:rFonts w:ascii="Arial" w:eastAsia="Arial" w:hAnsi="Arial" w:cs="Arial"/><w:b/><w:bCs/><w:spacing w:val="3"/><w:lang w:val="es-CL"/></w:rPr><w:t xml:space="preserve"> MATERIALES</w:t></w:r></w:p><w:p><w:pPr><w:ind w:left="677" w:right="82"/><w:jc w:val="both"/><w:rPr><w:rFonts w:ascii="Arial" w:eastAsia="Arial" w:hAnsi="Arial" w:cs="Arial"/><w:spacing w:val="3"/><w:lang w:val="es-CL"/></w:rPr></w:pPr></w:p><w:tbl><w:tblPr><w:tblW w:w="5000" w:type="pct"/><w:tblLayout w:type="fixed"/><w:tblCellMar><w:left w:w="70" w:type="dxa"/><w:right w:w="70" w:type="dxa"/></w:tblCellMar><w:tblLook w:val="04A0" w:firstRow="1" w:lastRow="0" w:firstColumn="1" w:lastColumn="0" w:noHBand="0" w:noVBand="1"/></w:tblPr><w:tblGrid><w:gridCol w:w="332"/><w:gridCol w:w="335"/><w:gridCol w:w="929"/><w:gridCol w:w="4821"/><w:gridCol w:w="365"/><w:gridCol w:w="297"/><w:gridCol w:w="66"/><w:gridCol w:w="161"/><w:gridCol w:w="1066"/><w:gridCol w:w="1115"/><w:gridCol w:w="1113"/></w:tblGrid><w:tr><w:trPr><w:trHeight w:val="345"/></w:trPr><w:tc><w:tcPr><w:tcW w:w="752" w:type="pct"/><w:gridSpan w:val="3"/><w:tcBorders><w:top w:val="single" w:sz="8" w:space="0" w:color="auto"/><w:left w:val="single" w:sz="8" w:space="0" w:color="auto"/><w:bottom w:val="single" w:sz="8" w:space="0" w:color="auto"/><w:right w:val="single" w:sz="8" w:space="0" w:color="000000"/></w:tcBorders><w:shd w:val="clear" w:color="000000" w:fill="D9D9D9"/><w:noWrap/><w:vAlign w:val="center"/><w:hideMark/></w:tcPr><w:p><w:pPr><w:rPr><w:rFonts w:ascii="Arial" w:hAnsi="Arial" w:cs="Arial"/><w:b/><w:bCs/><w:color w:val="000000"/><w:lang w:val="es-CL" w:eastAsia="es-CL"/></w:rPr></w:pPr><w:r><w:rPr><w:rFonts w:ascii="Arial" w:hAnsi="Arial" w:cs="Arial"/><w:b/><w:bCs/><w:color w:val="000000"/><w:lang w:val="es-CL" w:eastAsia="es-CL"/></w:rPr><w:t>PARTIDA</w:t></w:r></w:p></w:tc><w:tc><w:tcPr><w:tcW w:w="2586" w:type="pct"/><w:gridSpan w:val="3"/><w:tcBorders><w:top w:val="single" w:sz="8" w:space="0" w:color="auto"/><w:left w:val="nil"/><w:bottom w:val="single" w:sz="8" w:space="0" w:color="auto"/><w:right w:val="single" w:sz="8" w:space="0" w:color="000000"/></w:tcBorders><w:shd w:val="clear" w:color="000000" w:fill="D9D9D9"/><w:noWrap/><w:vAlign w:val="center"/><w:hideMark/></w:tcPr><w:p><w:pPr><w:rPr><w:rFonts w:ascii="Arial" w:hAnsi="Arial" w:cs="Arial"/><w:b/><w:bCs/><w:color w:val="000000"/><w:lang w:val="es-CL" w:eastAsia="es-CL"/></w:rPr></w:pPr><w:r><w:rPr><w:rFonts w:ascii="Arial" w:hAnsi="Arial" w:cs="Arial"/><w:b/><w:bCs/><w:color w:val="000000"/><w:lang w:val="es-CL" w:eastAsia="es-CL"/></w:rPr><w:t>DESCRIPCIÓN</w:t></w:r></w:p></w:tc><w:tc><w:tcPr><w:tcW w:w="610" w:type="pct"/><w:gridSpan w:val="3"/><w:tcBorders><w:top w:val="single" w:sz="8" w:space="0" w:color="auto"/><w:left w:val="nil"/><w:bottom w:val="single" w:sz="8" w:space="0" w:color="auto"/><w:right w:val="single" w:sz="8" w:space="0" w:color="auto"/></w:tcBorders><w:shd w:val="clear" w:color="000000" w:fill="D9D9D9"/><w:noWrap/><w:vAlign w:val="center"/><w:hideMark/></w:tcPr><w:p><w:pPr><w:rPr><w:rFonts w:ascii="Arial" w:hAnsi="Arial" w:cs="Arial"/><w:b/><w:bCs/><w:color w:val="000000"/><w:lang w:val="es-CL" w:eastAsia="es-CL"/></w:rPr></w:pPr><w:r><w:rPr><w:rFonts w:ascii="Arial" w:hAnsi="Arial" w:cs="Arial"/><w:b/><w:bCs/><w:color w:val="000000"/><w:lang w:val="es-CL" w:eastAsia="es-CL"/></w:rPr><w:t>UNIDAD</w:t></w:r></w:p></w:tc><w:tc><w:tcPr><w:tcW w:w="526" w:type="pct"/><w:tcBorders><w:top w:val="single" w:sz="8" w:space="0" w:color="auto"/><w:left w:val="nil"/><w:bottom w:val="single" w:sz="8" w:space="0" w:color="auto"/><w:right w:val="single" w:sz="8" w:space="0" w:color="auto"/></w:tcBorders><w:shd w:val="clear" w:color="000000" w:fill="D9D9D9"/><w:noWrap/><w:vAlign w:val="center"/><w:hideMark/></w:tcPr><w:p><w:pPr><w:jc w:val="center"/><w:rPr><w:rFonts w:ascii="Arial" w:hAnsi="Arial" w:cs="Arial"/><w:b/><w:bCs/><w:color w:val="000000"/><w:lang w:val="es-CL" w:eastAsia="es-CL"/></w:rPr></w:pPr><w:r><w:rPr><w:rFonts w:ascii="Arial" w:hAnsi="Arial" w:cs="Arial"/><w:b/><w:bCs/><w:color w:val="000000"/><w:lang w:val="es-CL" w:eastAsia="es-CL"/></w:rPr><w:t>CANTIDAD</w:t></w:r></w:p></w:tc><w:tc><w:tcPr><w:tcW w:w="525" w:type="pct"/><w:tcBorders><w:top w:val="single" w:sz="8" w:space="0" w:color="auto"/><w:left w:val="nil"/><w:bottom w:val="single" w:sz="8" w:space="0" w:color="auto"/><w:right w:val="single" w:sz="8" w:space="0" w:color="auto"/></w:tcBorders><w:shd w:val="clear" w:color="000000" w:fill="D9D9D9"/></w:tcPr><w:p><w:pPr><w:jc w:val="center"/><w:rPr><w:rFonts w:ascii="Arial" w:hAnsi="Arial" w:cs="Arial"/><w:b/><w:bCs/><w:color w:val="000000"/><w:lang w:val="es-CL" w:eastAsia="es-CL"/></w:rPr></w:pPr><w:r><w:rPr><w:rFonts w:ascii="Arial" w:hAnsi="Arial" w:cs="Arial"/><w:b/><w:bCs/><w:color w:val="000000"/><w:lang w:val="es-CL" w:eastAsia="es-CL"/></w:rPr><w:t>PRECIO</w:t></w:r></w:p></w:tc></w:tr><w:tr><w:trPr><w:trHeight w:val="289"/></w:trPr><w:tc><w:tcPr><w:tcW w:w="752" w:type="pct"/><w:gridSpan w:val="3"/><w:vMerge w:val="restart"/><w:tcBorders><w:top w:val="single" w:sz="8" w:space="0" w:color="auto"/><w:left w:val="single" w:sz="8" w:space="0" w:color="auto"/><w:bottom w:val="nil"/><w:right w:val="single" w:sz="8" w:space="0" w:color="000000"/></w:tcBorders><w:vAlign w:val="center"/><w:hideMark/></w:tcPr><w:p><w:pPr><w:rPr><w:rFonts w:ascii="Arial" w:hAnsi="Arial" w:cs="Arial"/><w:b/><w:bCs/><w:color w:val="000000"/><w:lang w:val="es-CL" w:eastAsia="es-CL"/></w:rPr></w:pPr><w:r><w:rPr><w:rFonts w:ascii="Arial" w:hAnsi="Arial" w:cs="Arial"/><w:b/><w:bCs/><w:color w:val="000000"/><w:lang w:val="es-CL" w:eastAsia="es-CL"/></w:rPr><w:t>MATERIAL</w:t></w:r></w:p></w:tc><w:tc><w:tcPr><w:tcW w:w="2586" w:type="pct"/><w:gridSpan w:val="3"/><w:tcBorders><w:top w:val="single" w:sz="4" w:space="0" w:color="auto"/><w:left w:val="nil"/><w:bottom w:val="single" w:sz="4" w:space="0" w:color="auto"/><w:right w:val="single" w:sz="4" w:space="0" w:color="auto"/></w:tcBorders><w:noWrap/><w:vAlign w:val="center"/><w:hideMark/></w:tcPr><w:p><w:pPr><w:rPr><w:rFonts w:ascii="Arial" w:hAnsi="Arial" w:cs="Arial"/><w:b/><w:bCs/><w:color w:val="000000"/><w:lang w:val="es-CL" w:eastAsia="es-CL"/></w:rPr></w:pPr><w:r><w:rPr><w:rFonts w:ascii="Arial" w:hAnsi="Arial" w:cs="Arial"/><w:b/><w:bCs/><w:color w:val="000000"/><w:lang w:val="es-CL" w:eastAsia="es-CL"/></w:rPr><w:t>OBRAS DE CONSTRUCCIÓN</w:t></w:r></w:p></w:tc><w:tc><w:tcPr><w:tcW w:w="610" w:type="pct"/><w:gridSpan w:val="3"/><w:tcBorders><w:top w:val="nil"/><w:left w:val="single" w:sz="4" w:space="0" w:color="auto"/><w:bottom w:val="single" w:sz="4" w:space="0" w:color="auto"/><w:right w:val="nil"/></w:tcBorders><w:shd w:val="clear" w:color="000000" w:fill="FFFFFF"/><w:noWrap/><w:vAlign w:val="center"/><w:hideMark/></w:tcPr><w:p><w:pPr><w:jc w:val="center"/><w:rPr><w:rFonts w:ascii="Arial" w:hAnsi="Arial" w:cs="Arial"/><w:b/><w:bCs/><w:lang w:val="es-CL" w:eastAsia="es-CL"/></w:rPr></w:pPr><w:r><w:rPr><w:rFonts w:ascii="Arial" w:hAnsi="Arial" w:cs="Arial"/><w:b/><w:bCs/><w:lang w:val="es-CL" w:eastAsia="es-CL"/></w:rPr><w:t> </w:t></w:r></w:p></w:tc><w:tc><w:tcPr><w:tcW w:w="526" w:type="pct"/><w:tcBorders><w:top w:val="nil"/><w:left w:val="nil"/><w:bottom w:val="single" w:sz="4" w:space="0" w:color="auto"/><w:right w:val="single" w:sz="4" w:space="0" w:color="auto"/></w:tcBorders><w:shd w:val="clear" w:color="000000" w:fill="FFFFFF"/><w:noWrap/><w:vAlign w:val="center"/><w:hideMark/></w:tcPr><w:p><w:pPr><w:rPr><w:rFonts w:ascii="Arial" w:hAnsi="Arial" w:cs="Arial"/><w:b/><w:bCs/><w:lang w:val="es-CL" w:eastAsia="es-CL"/></w:rPr></w:pPr><w:r><w:rPr><w:rFonts w:ascii="Arial" w:hAnsi="Arial" w:cs="Arial"/><w:b/><w:bCs/><w:lang w:val="es-CL" w:eastAsia="es-CL"/></w:rPr><w:t> </w:t></w:r></w:p></w:tc><w:tc><w:tcPr><w:tcW w:w="525" w:type="pct"/><w:tcBorders><w:top w:val="nil"/><w:left w:val="nil"/><w:bottom w:val="single" w:sz="4" w:space="0" w:color="auto"/><w:right w:val="single" w:sz="4" w:space="0" w:color="auto"/></w:tcBorders><w:shd w:val="clear" w:color="000000" w:fill="FFFFFF"/></w:tcPr><w:p><w:pPr><w:rPr><w:rFonts w:ascii="Arial" w:hAnsi="Arial" w:cs="Arial"/><w:b/><w:bCs/><w:lang w:val="es-CL" w:eastAsia="es-CL"/></w:rPr></w:pPr><w:r><w:rPr><w:rFonts w:ascii="Arial" w:hAnsi="Arial" w:cs="Arial"/><w:b/><w:bCs/><w:lang w:val="es-CL" w:eastAsia="es-CL"/></w:rPr><w:t>-</w:t></w:r></w:p></w:tc></w:tr><w:tr><w:trPr><w:trHeight w:val="330"/></w:trPr><w:tc><w:tcPr><w:tcW w:w="752" w:type="pct"/><w:gridSpan w:val="3"/><w:vMerge/><w:tcBorders><w:top w:val="single" w:sz="8" w:space="0" w:color="auto"/><w:left w:val="single" w:sz="8" w:space="0" w:color="auto"/><w:bottom w:val="nil"/><w:right w:val="single" w:sz="8" w:space="0" w:color="000000"/></w:tcBorders><w:vAlign w:val="center"/><w:hideMark/></w:tcPr><w:p><w:pPr><w:rPr><w:rFonts w:ascii="Arial" w:hAnsi="Arial" w:cs="Arial"/><w:b/><w:bCs/><w:color w:val="000000"/><w:lang w:val="es-CL" w:eastAsia="es-CL"/></w:rPr></w:pPr></w:p></w:tc><w:tc><w:tcPr><w:tcW w:w="2586" w:type="pct"/><w:gridSpan w:val="3"/><w:tcBorders><w:top w:val="single" w:sz="4" w:space="0" w:color="auto"/><w:left w:val="nil"/><w:bottom w:val="single" w:sz="4" w:space="0" w:color="auto"/><w:right w:val="single" w:sz="4" w:space="0" w:color="auto"/></w:tcBorders><w:shd w:val="clear" w:color="000000" w:fill="FFFFFF"/><w:noWrap/><w:vAlign w:val="center"/><w:hideMark/></w:tcPr><w:p><w:pPr><w:rPr><w:rFonts w:ascii="Arial" w:hAnsi="Arial" w:cs="Arial"/><w:lang w:val="es-CL" w:eastAsia="es-CL"/></w:rPr></w:pPr><w:r><w:rPr><w:rFonts w:ascii="Arial" w:hAnsi="Arial" w:cs="Arial"/><w:lang w:val="es-CL" w:eastAsia="es-CL"/></w:rPr><w:t>TRAZADO Y NIVELES</w:t></w:r></w:p></w:tc><w:tc><w:tcPr><w:tcW w:w="610" w:type="pct"/><w:gridSpan w:val="3"/><w:tcBorders><w:top w:val="nil"/><w:left w:val="nil"/><w:bottom w:val="single" w:sz="4" w:space="0" w:color="auto"/><w:right w:val="nil"/></w:tcBorders><w:shd w:val="clear" w:color="000000" w:fill="FFFFFF"/><w:noWrap/><w:vAlign w:val="center"/><w:hideMark/></w:tcPr><w:p><w:pPr><w:jc w:val="center"/><w:rPr><w:rFonts w:ascii="Arial" w:hAnsi="Arial" w:cs="Arial"/><w:lang w:val="es-CL" w:eastAsia="es-CL"/></w:rPr></w:pPr><w:r><w:rPr><w:rFonts w:ascii="Arial" w:hAnsi="Arial" w:cs="Arial"/><w:lang w:val="es-CL" w:eastAsia="es-CL"/></w:rPr><w:t> </w:t></w:r></w:p></w:tc><w:tc><w:tcPr><w:tcW w:w="526" w:type="pct"/><w:tcBorders><w:top w:val="nil"/><w:left w:val="nil"/><w:bottom w:val="single" w:sz="4" w:space="0" w:color="auto"/><w:right w:val="single" w:sz="4" w:space="0" w:color="auto"/></w:tcBorders><w:shd w:val="clear" w:color="000000" w:fill="FFFFFF"/><w:noWrap/><w:vAlign w:val="center"/><w:hideMark/></w:tcPr><w:p><w:pPr><w:rPr><w:rFonts w:ascii="Arial" w:hAnsi="Arial" w:cs="Arial"/><w:lang w:val="es-CL" w:eastAsia="es-CL"/></w:rPr></w:pPr><w:r><w:rPr><w:rFonts w:ascii="Arial" w:hAnsi="Arial" w:cs="Arial"/><w:lang w:val="es-CL" w:eastAsia="es-CL"/></w:rPr><w:t> </w:t></w:r></w:p></w:tc><w:tc><w:tcPr><w:tcW w:w="525" w:type="pct"/><w:tcBorders><w:top w:val="nil"/><w:left w:val="nil"/><w:bottom w:val="single" w:sz="4" w:space="0" w:color="auto"/><w:right w:val="single" w:sz="4" w:space="0" w:color="auto"/></w:tcBorders><w:shd w:val="clear" w:color="000000" w:fill="FFFFFF"/></w:tcPr><w:p><w:pPr><w:rPr><w:rFonts w:ascii="Arial" w:hAnsi="Arial" w:cs="Arial"/><w:lang w:val="es-CL" w:eastAsia="es-CL"/></w:rPr></w:pPr></w:p></w:tc></w:tr><w:tr><w:trPr><w:trHeight w:val="330"/></w:trPr><w:tc><w:tcPr><w:tcW w:w="752" w:type="pct"/><w:gridSpan w:val="3"/><w:vMerge/><w:tcBorders><w:top w:val="single" w:sz="8" w:space="0" w:color="auto"/><w:left w:val="single" w:sz="8" w:space="0" w:color="auto"/><w:bottom w:val="nil"/><w:right w:val="single" w:sz="8" w:space="0" w:color="000000"/></w:tcBorders><w:vAlign w:val="center"/><w:hideMark/></w:tcPr><w:p><w:pPr><w:rPr><w:rFonts w:ascii="Arial" w:hAnsi="Arial" w:cs="Arial"/><w:b/><w:bCs/><w:color w:val="000000"/><w:lang w:val="es-CL" w:eastAsia="es-CL"/></w:rPr></w:pPr></w:p></w:tc><w:tc><w:tcPr><w:tcW w:w="2586" w:type="pct"/><w:gridSpan w:val="3"/><w:tcBorders><w:top w:val="single" w:sz="4" w:space="0" w:color="auto"/><w:left w:val="nil"/><w:bottom w:val="single" w:sz="4" w:space="0" w:color="auto"/><w:right w:val="single" w:sz="4" w:space="0" w:color="auto"/></w:tcBorders><w:shd w:val="clear" w:color="000000" w:fill="FFFFFF"/><w:noWrap/><w:vAlign w:val="center"/><w:hideMark/></w:tcPr><w:p><w:pPr><w:rPr><w:rFonts w:ascii="Arial" w:hAnsi="Arial" w:cs="Arial"/><w:lang w:val="es-CL" w:eastAsia="es-CL"/></w:rPr></w:pPr><w:r><w:rPr><w:rFonts w:ascii="Arial" w:hAnsi="Arial" w:cs="Arial"/><w:lang w:val="es-CL" w:eastAsia="es-CL"/></w:rPr><w:t>FIERRO Ø 12 ESTRIADO</w:t></w:r></w:p></w:tc><w:tc><w:tcPr><w:tcW w:w="610" w:type="pct"/><w:gridSpan w:val="3"/><w:tcBorders><w:top w:val="nil"/><w:left w:val="single" w:sz="4" w:space="0" w:color="auto"/><w:bottom w:val="single" w:sz="4" w:space="0" w:color="auto"/><w:right w:val="single" w:sz="4" w:space="0" w:color="auto"/></w:tcBorders><w:shd w:val="clear" w:color="000000" w:fill="FFFFFF"/><w:noWrap/><w:vAlign w:val="center"/><w:hideMark/></w:tcPr><w:p><w:pPr><w:jc w:val="center"/><w:rPr><w:rFonts w:ascii="Arial" w:hAnsi="Arial" w:cs="Arial"/><w:lang w:val="es-CL" w:eastAsia="es-CL"/></w:rPr></w:pPr><w:r><w:rPr><w:rFonts w:ascii="Arial" w:hAnsi="Arial" w:cs="Arial"/><w:lang w:val="es-CL" w:eastAsia="es-CL"/></w:rPr><w:t>BARRA</w:t></w:r></w:p></w:tc><w:tc><w:tcPr><w:tcW w:w="526" w:type="pct"/><w:tcBorders><w:top w:val="nil"/><w:left w:val="nil"/><w:bottom w:val="single" w:sz="4" w:space="0" w:color="auto"/><w:right w:val="single" w:sz="4" w:space="0" w:color="auto"/></w:tcBorders><w:shd w:val="clear" w:color="000000" w:fill="FFFFFF"/><w:noWrap/><w:vAlign w:val="center"/><w:hideMark/></w:tcPr><w:p><w:pPr><w:jc w:val="center"/><w:rPr><w:rFonts w:ascii="Arial" w:hAnsi="Arial" w:cs="Arial"/><w:lang w:val="es-CL" w:eastAsia="es-CL"/></w:rPr></w:pPr><w:r><w:rPr><w:rFonts w:ascii="Arial" w:hAnsi="Arial" w:cs="Arial"/><w:lang w:val="es-CL" w:eastAsia="es-CL"/></w:rPr><w:t>25.0</w:t></w:r></w:p></w:tc><w:tc><w:tcPr><w:tcW w:w="525" w:type="pct"/><w:tcBorders><w:top w:val="nil"/><w:left w:val="nil"/><w:bottom w:val="single" w:sz="4" w:space="0" w:color="auto"/><w:right w:val="single" w:sz="4" w:space="0" w:color="auto"/></w:tcBorders><w:shd w:val="clear" w:color="000000" w:fill="FFFFFF"/></w:tcPr><w:p><w:pPr><w:jc w:val="center"/><w:rPr><w:rFonts w:ascii="Arial" w:hAnsi="Arial" w:cs="Arial"/><w:lang w:val="es-CL" w:eastAsia="es-CL"/></w:rPr></w:pPr></w:p></w:tc></w:tr><w:tr><w:trPr><w:trHeight w:val="330"/></w:trPr><w:tc><w:tcPr><w:tcW w:w="752" w:type="pct"/><w:gridSpan w:val="3"/><w:vMerge/><w:tcBorders><w:top w:val="single" w:sz="8" w:space="0" w:color="auto"/><w:left w:val="single" w:sz="8" w:space="0" w:color="auto"/><w:bottom w:val="nil"/><w:right w:val="single" w:sz="8" w:space="0" w:color="000000"/></w:tcBorders><w:vAlign w:val="center"/><w:hideMark/></w:tcPr><w:p><w:pPr><w:rPr><w:rFonts w:ascii="Arial" w:hAnsi="Arial" w:cs="Arial"/><w:b/><w:bCs/><w:color w:val="000000"/><w:lang w:val="es-CL" w:eastAsia="es-CL"/></w:rPr></w:pPr></w:p></w:tc><w:tc><w:tcPr><w:tcW w:w="2586" w:type="pct"/><w:gridSpan w:val="3"/><w:tcBorders><w:top w:val="single" w:sz="4" w:space="0" w:color="auto"/><w:left w:val="nil"/><w:bottom w:val="single" w:sz="4" w:space="0" w:color="auto"/><w:right w:val="single" w:sz="4" w:space="0" w:color="auto"/></w:tcBorders><w:shd w:val="clear" w:color="000000" w:fill="FFFFFF"/><w:noWrap/><w:vAlign w:val="center"/><w:hideMark/></w:tcPr><w:p><w:pPr><w:rPr><w:rFonts w:ascii="Arial" w:hAnsi="Arial" w:cs="Arial"/><w:lang w:val="es-CL" w:eastAsia="es-CL"/></w:rPr></w:pPr><w:r><w:rPr><w:rFonts w:ascii="Arial" w:hAnsi="Arial" w:cs="Arial"/><w:lang w:val="es-CL" w:eastAsia="es-CL"/></w:rPr><w:t xml:space="preserve">MADERA DE PINO 1" </w:t></w:r><w:proofErr w:type="gramStart"/><w:r><w:rPr><w:rFonts w:ascii="Arial" w:hAnsi="Arial" w:cs="Arial"/><w:lang w:val="es-CL" w:eastAsia="es-CL"/></w:rPr><w:t>x  4</w:t></w:r><w:proofErr w:type="gramEnd"/><w:r><w:rPr><w:rFonts w:ascii="Arial" w:hAnsi="Arial" w:cs="Arial"/><w:lang w:val="es-CL" w:eastAsia="es-CL"/></w:rPr><w:t>"</w:t></w:r></w:p></w:tc><w:tc><w:tcPr><w:tcW w:w="610" w:type="pct"/><w:gridSpan w:val="3"/><w:tcBorders><w:top w:val="nil"/><w:left w:val="single" w:sz="4" w:space="0" w:color="auto"/><w:bottom w:val="single" w:sz="4" w:space="0" w:color="auto"/><w:right w:val="single" w:sz="4" w:space="0" w:color="auto"/></w:tcBorders><w:shd w:val="clear" w:color="000000" w:fill="FFFFFF"/><w:noWrap/><w:vAlign w:val="center"/><w:hideMark/></w:tcPr><w:p><w:pPr><w:jc w:val="center"/><w:rPr><w:rFonts w:ascii="Arial" w:hAnsi="Arial" w:cs="Arial"/><w:lang w:val="es-CL" w:eastAsia="es-CL"/></w:rPr></w:pPr><w:r><w:rPr><w:rFonts w:ascii="Arial" w:hAnsi="Arial" w:cs="Arial"/><w:lang w:val="es-CL" w:eastAsia="es-CL"/></w:rPr><w:t>UN</w:t></w:r></w:p></w:tc><w:tc><w:tcPr><w:tcW w:w="526" w:type="pct"/><w:tcBorders><w:top w:val="nil"/><w:left w:val="nil"/><w:bottom w:val="single" w:sz="4" w:space="0" w:color="auto"/><w:right w:val="single" w:sz="4" w:space="0" w:color="auto"/></w:tcBorders><w:shd w:val="clear" w:color="000000" w:fill="FFFFFF"/><w:noWrap/><w:vAlign w:val="center"/><w:hideMark/></w:tcPr><w:p><w:pPr><w:jc w:val="center"/><w:rPr><w:rFonts w:ascii="Arial" w:hAnsi="Arial" w:cs="Arial"/><w:lang w:val="es-CL" w:eastAsia="es-CL"/></w:rPr></w:pPr><w:r><w:rPr><w:rFonts w:ascii="Arial" w:hAnsi="Arial" w:cs="Arial"/><w:lang w:val="es-CL" w:eastAsia="es-CL"/></w:rPr><w:t>150.0</w:t></w:r></w:p></w:tc><w:tc><w:tcPr><w:tcW w:w="525" w:type="pct"/><w:tcBorders><w:top w:val="nil"/><w:left w:val="nil"/><w:bottom w:val="single" w:sz="4" w:space="0" w:color="auto"/><w:right w:val="single" w:sz="4" w:space="0" w:color="auto"/></w:tcBorders><w:shd w:val="clear" w:color="000000" w:fill="FFFFFF"/></w:tcPr><w:p><w:pPr><w:jc w:val="center"/><w:rPr><w:rFonts w:ascii="Arial" w:hAnsi="Arial" w:cs="Arial"/><w:lang w:val="es-CL" w:eastAsia="es-CL"/></w:rPr></w:pPr></w:p></w:tc></w:tr><w:tr><w:trPr><w:trHeight w:val="330"/></w:trPr><w:tc><w:tcPr><w:tcW w:w="752" w:type="pct"/><w:gridSpan w:val="3"/><w:vMerge/><w:tcBorders><w:top w:val="single" w:sz="8" w:space="0" w:color="auto"/><w:left w:val="single" w:sz="8" w:space="0" w:color="auto"/><w:bottom w:val="nil"/><w:right w:val="single" w:sz="8" w:space="0" w:color="000000"/></w:tcBorders><w:vAlign w:val="center"/><w:hideMark/></w:tcPr><w:p><w:pPr><w:rPr><w:rFonts w:ascii="Arial" w:hAnsi="Arial" w:cs="Arial"/><w:b/><w:bCs/><w:color w:val="000000"/><w:lang w:val="es-CL" w:eastAsia="es-CL"/></w:rPr></w:pPr></w:p></w:tc><w:tc><w:tcPr><w:tcW w:w="2446" w:type="pct"/><w:gridSpan w:val="2"/><w:tcBorders><w:top w:val="single" w:sz="4" w:space="0" w:color="auto"/><w:left w:val="single" w:sz="4" w:space="0" w:color="auto"/><w:bottom w:val="single" w:sz="4" w:space="0" w:color="auto"/><w:right w:val="nil"/></w:tcBorders><w:shd w:val="clear" w:color="000000" w:fill="FFFFFF"/><w:noWrap/><w:vAlign w:val="center"/><w:hideMark/></w:tcPr><w:p><w:pPr><w:rPr><w:rFonts w:ascii="Arial" w:hAnsi="Arial" w:cs="Arial"/><w:lang w:val="es-CL" w:eastAsia="es-CL"/></w:rPr></w:pPr><w:r><w:rPr><w:rFonts w:ascii="Arial" w:hAnsi="Arial" w:cs="Arial"/><w:lang w:val="es-CL" w:eastAsia="es-CL"/></w:rPr><w:t>MADERA DE PINO  2x2"</w:t></w:r></w:p></w:tc><w:tc><w:tcPr><w:tcW w:w="171" w:type="pct"/><w:gridSpan w:val="2"/><w:tcBorders><w:top w:val="nil"/><w:left w:val="nil"/><w:bottom w:val="single" w:sz="4" w:space="0" w:color="auto"/><w:right w:val="nil"/></w:tcBorders><w:shd w:val="clear" w:color="000000" w:fill="FFFFFF"/><w:noWrap/><w:vAlign w:val="center"/><w:hideMark/></w:tcPr><w:p><w:pPr><w:rPr><w:rFonts w:ascii="Arial" w:hAnsi="Arial" w:cs="Arial"/><w:lang w:val="es-CL" w:eastAsia="es-CL"/></w:rPr></w:pPr><w:r><w:rPr><w:rFonts w:ascii="Arial" w:hAnsi="Arial" w:cs="Arial"/><w:lang w:val="es-CL" w:eastAsia="es-CL"/></w:rPr><w:t> </w:t></w:r></w:p></w:tc><w:tc><w:tcPr><w:tcW w:w="76" w:type="pct"/><w:tcBorders><w:top w:val="nil"/><w:left w:val="nil"/><w:bottom w:val="single" w:sz="4" w:space="0" w:color="auto"/><w:right w:val="nil"/></w:tcBorders><w:shd w:val="clear" w:color="000000" w:fill="FFFFFF"/><w:noWrap/><w:vAlign w:val="center"/><w:hideMark/></w:tcPr><w:p><w:pPr><w:rPr><w:rFonts w:ascii="Arial" w:hAnsi="Arial" w:cs="Arial"/><w:lang w:val="es-CL" w:eastAsia="es-CL"/></w:rPr></w:pPr><w:r><w:rPr><w:rFonts w:ascii="Arial" w:hAnsi="Arial" w:cs="Arial"/><w:lang w:val="es-CL" w:eastAsia="es-CL"/></w:rPr><w:t> </w:t></w:r></w:p></w:tc><w:tc><w:tcPr><w:tcW w:w="503" w:type="pct"/><w:tcBorders><w:top w:val="nil"/><w:left w:val="single" w:sz="4" w:space="0" w:color="auto"/><w:bottom w:val="single" w:sz="4" w:space="0" w:color="auto"/><w:right w:val="single" w:sz="4" w:space="0" w:color="auto"/></w:tcBorders><w:shd w:val="clear" w:color="000000" w:fill="FFFFFF"/><w:noWrap/><w:vAlign w:val="center"/><w:hideMark/></w:tcPr><w:p><w:pPr><w:jc w:val="center"/><w:rPr><w:rFonts w:ascii="Arial" w:hAnsi="Arial" w:cs="Arial"/><w:lang w:val="es-CL" w:eastAsia="es-CL"/></w:rPr></w:pPr><w:r><w:rPr><w:rFonts w:ascii="Arial" w:hAnsi="Arial" w:cs="Arial"/><w:lang w:val="es-CL" w:eastAsia="es-CL"/></w:rPr><w:t>UN</w:t></w:r></w:p></w:tc><w:tc><w:tcPr><w:tcW w:w="526" w:type="pct"/><w:tcBorders><w:top w:val="nil"/><w:left w:val="nil"/><w:bottom w:val="single" w:sz="4" w:space="0" w:color="auto"/><w:right w:val="single" w:sz="4" w:space="0" w:color="auto"/></w:tcBorders><w:shd w:val="clear" w:color="000000" w:fill="FFFFFF"/><w:noWrap/><w:vAlign w:val="center"/><w:hideMark/></w:tcPr><w:p><w:pPr><w:jc w:val="center"/><w:rPr><w:rFonts w:ascii="Arial" w:hAnsi="Arial" w:cs="Arial"/><w:lang w:val="es-CL" w:eastAsia="es-CL"/></w:rPr></w:pPr><w:r><w:rPr><w:rFonts w:ascii="Arial" w:hAnsi="Arial" w:cs="Arial"/><w:lang w:val="es-CL" w:eastAsia="es-CL"/></w:rPr><w:t>120.0</w:t></w:r></w:p></w:tc><w:tc><w:tcPr><w:tcW w:w="525" w:type="pct"/><w:tcBorders><w:top w:val="nil"/><w:left w:val="nil"/><w:bottom w:val="single" w:sz="4" w:space="0" w:color="auto"/><w:right w:val="single" w:sz="4" w:space="0" w:color="auto"/></w:tcBorders><w:shd w:val="clear" w:color="000000" w:fill="FFFFFF"/></w:tcPr><w:p><w:pPr><w:jc w:val="center"/><w:rPr><w:rFonts w:ascii="Arial" w:hAnsi="Arial" w:cs="Arial"/><w:lang w:val="es-CL" w:eastAsia="es-CL"/></w:rPr></w:pPr></w:p></w:tc></w:tr><w:tr><w:trPr><w:trHeight w:val="330"/></w:trPr><w:tc><w:tcPr><w:tcW w:w="752" w:type="pct"/><w:gridSpan w:val="3"/><w:vMerge/><w:tcBorders><w:top w:val="single" w:sz="8" w:space="0" w:color="auto"/><w:left w:val="single" w:sz="8" w:space="0" w:color="auto"/><w:bottom w:val="nil"/><w:right w:val="single" w:sz="8" w:space="0" w:color="000000"/></w:tcBorders><w:vAlign w:val="center"/><w:hideMark/></w:tcPr><w:p><w:pPr><w:rPr><w:rFonts w:ascii="Arial" w:hAnsi="Arial" w:cs="Arial"/><w:b/><w:bCs/><w:color w:val="000000"/><w:lang w:val="es-CL" w:eastAsia="es-CL"/></w:rPr></w:pPr></w:p></w:tc><w:tc><w:tcPr><w:tcW w:w="2274" w:type="pct"/><w:tcBorders><w:top w:val="single" w:sz="4" w:space="0" w:color="auto"/><w:left w:val="single" w:sz="4" w:space="0" w:color="auto"/><w:bottom w:val="single" w:sz="4" w:space="0" w:color="auto"/><w:right w:val="nil"/></w:tcBorders><w:shd w:val="clear" w:color="000000" w:fill="FFFFFF"/><w:noWrap/><w:vAlign w:val="center"/><w:hideMark/></w:tcPr><w:p><w:pPr><w:rPr><w:rFonts w:ascii="Arial" w:hAnsi="Arial" w:cs="Arial"/><w:lang w:val="es-CL" w:eastAsia="es-CL"/></w:rPr></w:pPr><w:r><w:rPr><w:rFonts w:ascii="Arial" w:hAnsi="Arial" w:cs="Arial"/><w:lang w:val="es-CL" w:eastAsia="es-CL"/></w:rPr><w:t>CLAVOS  2,5"</w:t></w:r></w:p></w:tc><w:tc><w:tcPr><w:tcW w:w="172" w:type="pct"/><w:tcBorders><w:top w:val="nil"/><w:left w:val="nil"/><w:bottom w:val="single" w:sz="4" w:space="0" w:color="auto"/><w:right w:val="nil"/></w:tcBorders><w:shd w:val="clear" w:color="000000" w:fill="FFFFFF"/><w:noWrap/><w:vAlign w:val="center"/><w:hideMark/></w:tcPr><w:p><w:pPr><w:rPr><w:rFonts w:ascii="Arial" w:hAnsi="Arial" w:cs="Arial"/><w:lang w:val="es-CL" w:eastAsia="es-CL"/></w:rPr></w:pPr><w:r><w:rPr><w:rFonts w:ascii="Arial" w:hAnsi="Arial" w:cs="Arial"/><w:lang w:val="es-CL" w:eastAsia="es-CL"/></w:rPr><w:t> </w:t></w:r></w:p></w:tc><w:tc><w:tcPr><w:tcW w:w="171" w:type="pct"/><w:gridSpan w:val="2"/><w:tcBorders><w:top w:val="nil"/><w:left w:val="nil"/><w:bottom w:val="single" w:sz="4" w:space="0" w:color="auto"/><w:right w:val="nil"/></w:tcBorders><w:shd w:val="clear" w:color="000000" w:fill="FFFFFF"/><w:noWrap/><w:vAlign w:val="center"/><w:hideMark/></w:tcPr><w:p><w:pPr><w:rPr><w:rFonts w:ascii="Arial" w:hAnsi="Arial" w:cs="Arial"/><w:lang w:val="es-CL" w:eastAsia="es-CL"/></w:rPr></w:pPr><w:r><w:rPr><w:rFonts w:ascii="Arial" w:hAnsi="Arial" w:cs="Arial"/><w:lang w:val="es-CL" w:eastAsia="es-CL"/></w:rPr><w:t> </w:t></w:r></w:p></w:tc><w:tc><w:tcPr><w:tcW w:w="76" w:type="pct"/><w:tcBorders><w:top w:val="nil"/><w:left w:val="nil"/><w:bottom w:val="single" w:sz="4" w:space="0" w:color="auto"/><w:right w:val="nil"/></w:tcBorders><w:shd w:val="clear" w:color="000000" w:fill="FFFFFF"/><w:noWrap/><w:vAlign w:val="center"/><w:hideMark/></w:tcPr><w:p><w:pPr><w:rPr><w:rFonts w:ascii="Arial" w:hAnsi="Arial" w:cs="Arial"/><w:lang w:val="es-CL" w:eastAsia="es-CL"/></w:rPr></w:pPr><w:r><w:rPr><w:rFonts w:ascii="Arial" w:hAnsi="Arial" w:cs="Arial"/><w:lang w:val="es-CL" w:eastAsia="es-CL"/></w:rPr><w:t> </w:t></w:r></w:p></w:tc><w:tc><w:tcPr><w:tcW w:w="503" w:type="pct"/><w:tcBorders><w:top w:val="nil"/><w:left w:val="single" w:sz="4" w:space="0" w:color="auto"/><w:bottom w:val="single" w:sz="4" w:space="0" w:color="auto"/><w:right w:val="single" w:sz="4" w:space="0" w:color="auto"/></w:tcBorders><w:shd w:val="clear" w:color="000000" w:fill="FFFFFF"/><w:noWrap/><w:vAlign w:val="center"/><w:hideMark/></w:tcPr><w:p><w:pPr><w:jc w:val="center"/><w:rPr><w:rFonts w:ascii="Arial" w:hAnsi="Arial" w:cs="Arial"/><w:lang w:val="es-CL" w:eastAsia="es-CL"/></w:rPr></w:pPr><w:r><w:rPr><w:rFonts w:ascii="Arial" w:hAnsi="Arial" w:cs="Arial"/><w:lang w:val="es-CL" w:eastAsia="es-CL"/></w:rPr><w:t>KG</w:t></w:r></w:p></w:tc><w:tc><w:tcPr><w:tcW w:w="526" w:type="pct"/><w:tcBorders><w:top w:val="nil"/><w:left w:val="nil"/><w:bottom w:val="single" w:sz="4" w:space="0" w:color="auto"/><w:right w:val="single" w:sz="4" w:space="0" w:color="auto"/></w:tcBorders><w:shd w:val="clear" w:color="000000" w:fill="FFFFFF"/><w:noWrap/><w:vAlign w:val="center"/><w:hideMark/></w:tcPr><w:p><w:pPr><w:jc w:val="center"/><w:rPr><w:rFonts w:ascii="Arial" w:hAnsi="Arial" w:cs="Arial"/><w:lang w:val="es-CL" w:eastAsia="es-CL"/></w:rPr></w:pPr><w:r><w:rPr><w:rFonts w:ascii="Arial" w:hAnsi="Arial" w:cs="Arial"/><w:lang w:val="es-CL" w:eastAsia="es-CL"/></w:rPr><w:t>25.0</w:t></w:r></w:p></w:tc><w:tc><w:tcPr><w:tcW w:w="525" w:type="pct"/><w:tcBorders><w:top w:val="nil"/><w:left w:val="nil"/><w:bottom w:val="single" w:sz="4" w:space="0" w:color="auto"/><w:right w:val="single" w:sz="4" w:space="0" w:color="auto"/></w:tcBorders><w:shd w:val="clear" w:color="000000" w:fill="FFFFFF"/></w:tcPr><w:p><w:pPr><w:jc w:val="center"/><w:rPr><w:rFonts w:ascii="Arial" w:hAnsi="Arial" w:cs="Arial"/><w:lang w:val="es-CL" w:eastAsia="es-CL"/></w:rPr></w:pPr></w:p></w:tc></w:tr><w:tr><w:trPr><w:trHeight w:val="330"/></w:trPr><w:tc><w:tcPr><w:tcW w:w="752" w:type="pct"/><w:gridSpan w:val="3"/><w:vMerge/><w:tcBorders><w:top w:val="single" w:sz="8" w:space="0" w:color="auto"/><w:left w:val="single" w:sz="8" w:space="0" w:color="auto"/><w:bottom w:val="nil"/><w:right w:val="single" w:sz="8" w:space="0" w:color="000000"/></w:tcBorders><w:vAlign w:val="center"/><w:hideMark/></w:tcPr><w:p><w:pPr><w:rPr><w:rFonts w:ascii="Arial" w:hAnsi="Arial" w:cs="Arial"/><w:b/><w:bCs/><w:color w:val="000000"/><w:lang w:val="es-CL" w:eastAsia="es-CL"/></w:rPr></w:pPr></w:p></w:tc><w:tc><w:tcPr><w:tcW w:w="2586" w:type="pct"/><w:gridSpan w:val="3"/><w:tcBorders><w:top w:val="single" w:sz="4" w:space="0" w:color="auto"/><w:left w:val="nil"/><w:bottom w:val="single" w:sz="4" w:space="0" w:color="auto"/><w:right w:val="nil"/></w:tcBorders><w:shd w:val="clear" w:color="000000" w:fill="FFFFFF"/><w:noWrap/><w:vAlign w:val="center"/><w:hideMark/></w:tcPr><w:p><w:pPr><w:rPr><w:rFonts w:ascii="Arial" w:hAnsi="Arial" w:cs="Arial"/><w:b/><w:bCs/><w:lang w:val="es-CL" w:eastAsia="es-CL"/></w:rPr></w:pPr><w:r><w:rPr><w:rFonts w:ascii="Arial" w:hAnsi="Arial" w:cs="Arial"/><w:b/><w:bCs/><w:lang w:val="es-CL" w:eastAsia="es-CL"/></w:rPr><w:t>OBRA GRUESA</w:t></w:r></w:p></w:tc><w:tc><w:tcPr><w:tcW w:w="610" w:type="pct"/><w:gridSpan w:val="3"/><w:tcBorders><w:top w:val="nil"/><w:left w:val="nil"/><w:bottom w:val="single" w:sz="4" w:space="0" w:color="auto"/><w:right w:val="nil"/></w:tcBorders><w:shd w:val="clear" w:color="000000" w:fill="FFFFFF"/><w:noWrap/><w:vAlign w:val="center"/><w:hideMark/></w:tcPr><w:p><w:pPr><w:jc w:val="center"/><w:rPr><w:rFonts w:ascii="Arial" w:hAnsi="Arial" w:cs="Arial"/><w:lang w:val="es-CL" w:eastAsia="es-CL"/></w:rPr></w:pPr><w:r><w:rPr><w:rFonts w:ascii="Arial" w:hAnsi="Arial" w:cs="Arial"/><w:lang w:val="es-CL" w:eastAsia="es-CL"/></w:rPr><w:t> </w:t></w:r></w:p></w:tc><w:tc><w:tcPr><w:tcW w:w="526" w:type="pct"/><w:tcBorders><w:top w:val="nil"/><w:left w:val="nil"/><w:bottom w:val="single" w:sz="4" w:space="0" w:color="auto"/><w:right w:val="single" w:sz="4" w:space="0" w:color="auto"/></w:tcBorders><w:shd w:val="clear" w:color="000000" w:fill="FFFFFF"/><w:noWrap/><w:vAlign w:val="center"/><w:hideMark/></w:tcPr><w:p><w:pPr><w:jc w:val="center"/><w:rPr><w:rFonts w:ascii="Arial" w:hAnsi="Arial" w:cs="Arial"/><w:lang w:val="es-CL" w:eastAsia="es-CL"/></w:rPr></w:pPr><w:r><w:rPr><w:rFonts w:ascii="Arial" w:hAnsi="Arial" w:cs="Arial"/><w:lang w:val="es-CL" w:eastAsia="es-CL"/></w:rPr><w:t> </w:t></w:r></w:p></w:tc><w:tc><w:tcPr><w:tcW w:w="525" w:type="pct"/><w:tcBorders><w:top w:val="nil"/><w:left w:val="nil"/><w:bottom w:val="single" w:sz="4" w:space="0" w:color="auto"/><w:right w:val="single" w:sz="4" w:space="0" w:color="auto"/></w:tcBorders><w:shd w:val="clear" w:color="000000" w:fill="FFFFFF"/></w:tcPr><w:p><w:pPr><w:jc w:val="center"/><w:rPr><w:rFonts w:ascii="Arial" w:hAnsi="Arial" w:cs="Arial"/><w:lang w:val="es-CL" w:eastAsia="es-CL"/></w:rPr></w:pPr><w:r><w:rPr><w:rFonts w:ascii="Arial" w:hAnsi="Arial" w:cs="Arial"/><w:lang w:val="es-CL" w:eastAsia="es-CL"/></w:rPr><w:t>-</w:t></w:r></w:p></w:tc></w:tr><w:tr><w:trPr><w:trHeight w:val="330"/></w:trPr><w:tc><w:tcPr><w:tcW w:w="752" w:type="pct"/><w:gridSpan w:val="3"/><w:vMerge/><w:tcBorders><w:top w:val="single" w:sz="8" w:space="0" w:color="auto"/><w:left w:val="single" w:sz="8" w:space="0" w:color="auto"/><w:bottom w:val="nil"/><w:right w:val="single" w:sz="8" w:space="0" w:color="000000"/></w:tcBorders><w:vAlign w:val="center"/><w:hideMark/></w:tcPr><w:p><w:pPr><w:rPr><w:rFonts w:ascii="Arial" w:hAnsi="Arial" w:cs="Arial"/><w:b/><w:bCs/><w:color w:val="000000"/><w:lang w:val="es-CL" w:eastAsia="es-CL"/></w:rPr></w:pPr></w:p></w:tc><w:tc><w:tcPr><w:tcW w:w="2586" w:type="pct"/><w:gridSpan w:val="3"/><w:tcBorders><w:top w:val="single" w:sz="4" w:space="0" w:color="auto"/><w:left w:val="nil"/><w:bottom w:val="single" w:sz="4" w:space="0" w:color="auto"/><w:right w:val="nil"/></w:tcBorders><w:shd w:val="clear" w:color="000000" w:fill="FFFFFF"/><w:noWrap/><w:vAlign w:val="center"/><w:hideMark/></w:tcPr><w:p><w:pPr><w:rPr><w:rFonts w:ascii="Arial" w:hAnsi="Arial" w:cs="Arial"/><w:b/><w:bCs/><w:lang w:val="es-CL" w:eastAsia="es-CL"/></w:rPr></w:pPr><w:r><w:rPr><w:rFonts w:ascii="Arial" w:hAnsi="Arial" w:cs="Arial"/><w:b/><w:bCs/><w:lang w:val="es-CL" w:eastAsia="es-CL"/></w:rPr><w:t>VEREDAS PEATONALES e:0,07 METROS</w:t></w:r></w:p></w:tc><w:tc><w:tcPr><w:tcW w:w="610" w:type="pct"/><w:gridSpan w:val="3"/><w:tcBorders><w:top w:val="nil"/><w:left w:val="nil"/><w:bottom w:val="single" w:sz="4" w:space="0" w:color="auto"/><w:right w:val="nil"/></w:tcBorders><w:shd w:val="clear" w:color="000000" w:fill="FFFFFF"/><w:noWrap/><w:vAlign w:val="center"/><w:hideMark/></w:tcPr><w:p><w:pPr><w:jc w:val="center"/><w:rPr><w:rFonts w:ascii="Arial" w:hAnsi="Arial" w:cs="Arial"/><w:lang w:val="es-CL" w:eastAsia="es-CL"/></w:rPr></w:pPr><w:r><w:rPr><w:rFonts w:ascii="Arial" w:hAnsi="Arial" w:cs="Arial"/><w:lang w:val="es-CL" w:eastAsia="es-CL"/></w:rPr><w:t> </w:t></w:r></w:p></w:tc><w:tc><w:tcPr><w:tcW w:w="526" w:type="pct"/><w:tcBorders><w:top w:val="nil"/><w:left w:val="nil"/><w:bottom w:val="single" w:sz="4" w:space="0" w:color="auto"/><w:right w:val="single" w:sz="4" w:space="0" w:color="auto"/></w:tcBorders><w:shd w:val="clear" w:color="000000" w:fill="FFFFFF"/><w:noWrap/><w:vAlign w:val="center"/><w:hideMark/></w:tcPr><w:p><w:pPr><w:jc w:val="center"/><w:rPr><w:rFonts w:ascii="Arial" w:hAnsi="Arial" w:cs="Arial"/><w:lang w:val="es-CL" w:eastAsia="es-CL"/></w:rPr></w:pPr><w:r><w:rPr><w:rFonts w:ascii="Arial" w:hAnsi="Arial" w:cs="Arial"/><w:lang w:val="es-CL" w:eastAsia="es-CL"/></w:rPr><w:t> </w:t></w:r></w:p></w:tc><w:tc><w:tcPr><w:tcW w:w="525" w:type="pct"/><w:tcBorders><w:top w:val="nil"/><w:left w:val="nil"/><w:bottom w:val="single" w:sz="4" w:space="0" w:color="auto"/><w:right w:val="single" w:sz="4" w:space="0" w:color="auto"/></w:tcBorders><w:shd w:val="clear" w:color="000000" w:fill="FFFFFF"/></w:tcPr><w:p><w:pPr><w:jc w:val="center"/><w:rPr><w:rFonts w:ascii="Arial" w:hAnsi="Arial" w:cs="Arial"/><w:lang w:val="es-CL" w:eastAsia="es-CL"/></w:rPr></w:pPr><w:r><w:rPr><w:rFonts w:ascii="Arial" w:hAnsi="Arial" w:cs="Arial"/><w:lang w:val="es-CL" w:eastAsia="es-CL"/></w:rPr><w:t>-</w:t></w:r></w:p></w:tc></w:tr><w:tr><w:trPr><w:trHeight w:val="330"/></w:trPr><w:tc><w:tcPr><w:tcW w:w="752" w:type="pct"/><w:gridSpan w:val="3"/><w:vMerge/><w:tcBorders><w:top w:val="single" w:sz="8" w:space="0" w:color="auto"/><w:left w:val="single" w:sz="8" w:space="0" w:color="auto"/><w:bottom w:val="nil"/><w:right w:val="single" w:sz="8" w:space="0" w:color="000000"/></w:tcBorders><w:vAlign w:val="center"/><w:hideMark/></w:tcPr><w:p><w:pPr><w:rPr><w:rFonts w:ascii="Arial" w:hAnsi="Arial" w:cs="Arial"/><w:b/><w:bCs/><w:color w:val="000000"/><w:lang w:val="es-CL" w:eastAsia="es-CL"/></w:rPr></w:pPr></w:p></w:tc><w:tc><w:tcPr><w:tcW w:w="2586" w:type="pct"/><w:gridSpan w:val="3"/><w:tcBorders><w:top w:val="single" w:sz="4" w:space="0" w:color="auto"/><w:left w:val="nil"/><w:bottom w:val="single" w:sz="4" w:space="0" w:color="auto"/><w:right w:val="single" w:sz="4" w:space="0" w:color="auto"/></w:tcBorders><w:noWrap/><w:vAlign w:val="center"/><w:hideMark/></w:tcPr><w:p><w:pPr><w:rPr><w:rFonts w:ascii="Arial" w:hAnsi="Arial" w:cs="Arial"/><w:lang w:val="es-CL" w:eastAsia="es-CL"/></w:rPr></w:pPr><w:r><w:rPr><w:rFonts w:ascii="Arial" w:hAnsi="Arial" w:cs="Arial"/><w:lang w:val="es-CL" w:eastAsia="es-CL"/></w:rPr><w:t>BASE ESTABILIZADA e:0,10 METROS</w:t></w:r></w:p></w:tc><w:tc><w:tcPr><w:tcW w:w="610" w:type="pct"/><w:gridSpan w:val="3"/><w:tcBorders><w:top w:val="nil"/><w:left w:val="nil"/><w:bottom w:val="single" w:sz="4" w:space="0" w:color="auto"/><w:right w:val="single" w:sz="4" w:space="0" w:color="auto"/></w:tcBorders><w:noWrap/><w:vAlign w:val="center"/><w:hideMark/></w:tcPr><w:p><w:pPr><w:jc w:val="center"/><w:rPr><w:rFonts w:ascii="Arial" w:hAnsi="Arial" w:cs="Arial"/><w:lang w:val="es-CL" w:eastAsia="es-CL"/></w:rPr></w:pPr><w:r><w:rPr><w:rFonts w:ascii="Arial" w:hAnsi="Arial" w:cs="Arial"/><w:lang w:val="es-CL" w:eastAsia="es-CL"/></w:rPr><w:t>M3</w:t></w:r></w:p></w:tc><w:tc><w:tcPr><w:tcW w:w="526" w:type="pct"/><w:tcBorders><w:top w:val="nil"/><w:left w:val="nil"/><w:bottom w:val="single" w:sz="4" w:space="0" w:color="auto"/><w:right w:val="single" w:sz="4" w:space="0" w:color="auto"/></w:tcBorders><w:noWrap/><w:vAlign w:val="center"/><w:hideMark/></w:tcPr><w:p><w:pPr><w:jc w:val="center"/><w:rPr><w:rFonts w:ascii="Arial" w:hAnsi="Arial" w:cs="Arial"/><w:lang w:val="es-CL" w:eastAsia="es-CL"/></w:rPr></w:pPr><w:r><w:rPr><w:rFonts w:ascii="Arial" w:hAnsi="Arial" w:cs="Arial"/><w:lang w:val="es-CL" w:eastAsia="es-CL"/></w:rPr><w:t>115.6</w:t></w:r></w:p></w:tc><w:tc><w:tcPr><w:tcW w:w="525" w:type="pct"/><w:tcBorders><w:top w:val="nil"/><w:left w:val="nil"/><w:bottom w:val="single" w:sz="4" w:space="0" w:color="auto"/><w:right w:val="single" w:sz="4" w:space="0" w:color="auto"/></w:tcBorders></w:tcPr><w:p><w:pPr><w:jc w:val="center"/><w:rPr><w:rFonts w:ascii="Arial" w:hAnsi="Arial" w:cs="Arial"/><w:lang w:val="es-CL" w:eastAsia="es-CL"/></w:rPr></w:pPr></w:p></w:tc></w:tr><w:tr><w:trPr><w:trHeight w:val="330"/></w:trPr><w:tc><w:tcPr><w:tcW w:w="752" w:type="pct"/><w:gridSpan w:val="3"/><w:vMerge/><w:tcBorders><w:top w:val="single" w:sz="8" w:space="0" w:color="auto"/><w:left w:val="single" w:sz="8" w:space="0" w:color="auto"/><w:bottom w:val="nil"/><w:right w:val="single" w:sz="8" w:space="0" w:color="000000"/></w:tcBorders><w:vAlign w:val="center"/><w:hideMark/></w:tcPr><w:p><w:pPr><w:rPr><w:rFonts w:ascii="Arial" w:hAnsi="Arial" w:cs="Arial"/><w:b/><w:bCs/><w:color w:val="000000"/><w:lang w:val="es-CL" w:eastAsia="es-CL"/></w:rPr></w:pPr></w:p></w:tc><w:tc><w:tcPr><w:tcW w:w="2586" w:type="pct"/><w:gridSpan w:val="3"/><w:tcBorders><w:top w:val="single" w:sz="4" w:space="0" w:color="auto"/><w:left w:val="nil"/><w:bottom w:val="single" w:sz="4" w:space="0" w:color="auto"/><w:right w:val="single" w:sz="4" w:space="0" w:color="000000"/></w:tcBorders><w:noWrap/><w:vAlign w:val="center"/><w:hideMark/></w:tcPr><w:p><w:pPr><w:rPr><w:rFonts w:ascii="Arial" w:hAnsi="Arial" w:cs="Arial"/><w:lang w:val="es-CL" w:eastAsia="es-CL"/></w:rPr></w:pPr><w:r><w:rPr><w:rFonts w:ascii="Arial" w:hAnsi="Arial" w:cs="Arial"/><w:lang w:val="es-CL" w:eastAsia="es-CL"/></w:rPr><w:t>HORMIGÓN G-25 e:0,07 METROS</w:t></w:r></w:p></w:tc><w:tc><w:tcPr><w:tcW w:w="610" w:type="pct"/><w:gridSpan w:val="3"/><w:tcBorders><w:top w:val="nil"/><w:left w:val="nil"/><w:bottom w:val="single" w:sz="4" w:space="0" w:color="auto"/><w:right w:val="single" w:sz="4" w:space="0" w:color="auto"/></w:tcBorders><w:noWrap/><w:vAlign w:val="center"/><w:hideMark/></w:tcPr><w:p><w:pPr><w:jc w:val="center"/><w:rPr><w:rFonts w:ascii="Arial" w:hAnsi="Arial" w:cs="Arial"/><w:lang w:val="es-CL" w:eastAsia="es-CL"/></w:rPr></w:pPr><w:r><w:rPr><w:rFonts w:ascii="Arial" w:hAnsi="Arial" w:cs="Arial"/><w:lang w:val="es-CL" w:eastAsia="es-CL"/></w:rPr><w:t>M3</w:t></w:r></w:p></w:tc><w:tc><w:tcPr><w:tcW w:w="526" w:type="pct"/><w:tcBorders><w:top w:val="nil"/><w:left w:val="nil"/><w:bottom w:val="single" w:sz="4" w:space="0" w:color="auto"/><w:right w:val="single" w:sz="4" w:space="0" w:color="auto"/></w:tcBorders><w:noWrap/><w:vAlign w:val="center"/><w:hideMark/></w:tcPr><w:p><w:pPr><w:jc w:val="center"/><w:rPr><w:rFonts w:ascii="Arial" w:hAnsi="Arial" w:cs="Arial"/><w:lang w:val="es-CL" w:eastAsia="es-CL"/></w:rPr></w:pPr><w:r><w:rPr><w:rFonts w:ascii="Arial" w:hAnsi="Arial" w:cs="Arial"/><w:lang w:val="es-CL" w:eastAsia="es-CL"/></w:rPr><w:t>82.0</w:t></w:r></w:p></w:tc><w:tc><w:tcPr><w:tcW w:w="525" w:type="pct"/><w:tcBorders><w:top w:val="nil"/><w:left w:val="nil"/><w:bottom w:val="single" w:sz="4" w:space="0" w:color="auto"/><w:right w:val="single" w:sz="4" w:space="0" w:color="auto"/></w:tcBorders></w:tcPr><w:p><w:pPr><w:jc w:val="center"/><w:rPr><w:rFonts w:ascii="Arial" w:hAnsi="Arial" w:cs="Arial"/><w:lang w:val="es-CL" w:eastAsia="es-CL"/></w:rPr></w:pPr></w:p></w:tc></w:tr><w:tr><w:trPr><w:trHeight w:val="330"/></w:trPr><w:tc><w:tcPr><w:tcW w:w="752" w:type="pct"/><w:gridSpan w:val="3"/><w:vMerge/><w:tcBorders><w:top w:val="single" w:sz="8" w:space="0" w:color="auto"/><w:left w:val="single" w:sz="8" w:space="0" w:color="auto"/><w:bottom w:val="nil"/><w:right w:val="single" w:sz="8" w:space="0" w:color="000000"/></w:tcBorders><w:vAlign w:val="center"/><w:hideMark/></w:tcPr><w:p><w:pPr><w:rPr><w:rFonts w:ascii="Arial" w:hAnsi="Arial" w:cs="Arial"/><w:b/><w:bCs/><w:color w:val="000000"/><w:lang w:val="es-CL" w:eastAsia="es-CL"/></w:rPr></w:pPr></w:p></w:tc><w:tc><w:tcPr><w:tcW w:w="2586" w:type="pct"/><w:gridSpan w:val="3"/><w:tcBorders><w:top w:val="single" w:sz="4" w:space="0" w:color="auto"/><w:left w:val="nil"/><w:bottom w:val="single" w:sz="4" w:space="0" w:color="auto"/><w:right w:val="nil"/></w:tcBorders><w:noWrap/><w:vAlign w:val="center"/><w:hideMark/></w:tcPr><w:p><w:pPr><w:rPr><w:rFonts w:ascii="Arial" w:hAnsi="Arial" w:cs="Arial"/><w:b/><w:bCs/><w:lang w:val="es-CL" w:eastAsia="es-CL"/></w:rPr></w:pPr><w:r><w:rPr><w:rFonts w:ascii="Arial" w:hAnsi="Arial" w:cs="Arial"/><w:b/><w:bCs/><w:lang w:val="es-CL" w:eastAsia="es-CL"/></w:rPr><w:t>VEREDAS REFORZADAS (ACCESOS VEHICULARES) e: 0,10 METROS</w:t></w:r></w:p></w:tc><w:tc><w:tcPr><w:tcW w:w="610" w:type="pct"/><w:gridSpan w:val="3"/><w:tcBorders><w:top w:val="nil"/><w:left w:val="nil"/><w:bottom w:val="single" w:sz="4" w:space="0" w:color="auto"/><w:right w:val="nil"/></w:tcBorders><w:noWrap/><w:vAlign w:val="center"/><w:hideMark/></w:tcPr><w:p><w:pPr><w:jc w:val="center"/><w:rPr><w:rFonts w:ascii="Arial" w:hAnsi="Arial" w:cs="Arial"/><w:lang w:val="es-CL" w:eastAsia="es-CL"/></w:rPr></w:pPr><w:r><w:rPr><w:rFonts w:ascii="Arial" w:hAnsi="Arial" w:cs="Arial"/><w:lang w:val="es-CL" w:eastAsia="es-CL"/></w:rPr><w:t> </w:t></w:r></w:p></w:tc><w:tc><w:tcPr><w:tcW w:w="526" w:type="pct"/><w:tcBorders><w:top w:val="nil"/><w:left w:val="nil"/><w:bottom w:val="single" w:sz="4" w:space="0" w:color="auto"/><w:right w:val="single" w:sz="4" w:space="0" w:color="auto"/></w:tcBorders><w:noWrap/><w:vAlign w:val="center"/><w:hideMark/></w:tcPr><w:p><w:pPr><w:jc w:val="center"/><w:rPr><w:rFonts w:ascii="Arial" w:hAnsi="Arial" w:cs="Arial"/><w:lang w:val="es-CL" w:eastAsia="es-CL"/></w:rPr></w:pPr><w:r><w:rPr><w:rFonts w:ascii="Arial" w:hAnsi="Arial" w:cs="Arial"/><w:lang w:val="es-CL" w:eastAsia="es-CL"/></w:rPr><w:t> </w:t></w:r></w:p></w:tc><w:tc><w:tcPr><w:tcW w:w="525" w:type="pct"/><w:tcBorders><w:top w:val="nil"/><w:left w:val="nil"/><w:bottom w:val="single" w:sz="4" w:space="0" w:color="auto"/><w:right w:val="single" w:sz="4" w:space="0" w:color="auto"/></w:tcBorders></w:tcPr><w:p><w:pPr><w:jc w:val="center"/><w:rPr><w:rFonts w:ascii="Arial" w:hAnsi="Arial" w:cs="Arial"/><w:lang w:val="es-CL" w:eastAsia="es-CL"/></w:rPr></w:pPr><w:r><w:rPr><w:rFonts w:ascii="Arial" w:hAnsi="Arial" w:cs="Arial"/><w:lang w:val="es-CL" w:eastAsia="es-CL"/></w:rPr><w:t>-</w:t></w:r></w:p></w:tc></w:tr><w:tr><w:trPr><w:trHeight w:val="330"/></w:trPr><w:tc><w:tcPr><w:tcW w:w="752" w:type="pct"/><w:gridSpan w:val="3"/><w:vMerge/><w:tcBorders><w:top w:val="single" w:sz="8" w:space="0" w:color="auto"/><w:left w:val="single" w:sz="8" w:space="0" w:color="auto"/><w:bottom w:val="nil"/><w:right w:val="single" w:sz="8" w:space="0" w:color="000000"/></w:tcBorders><w:vAlign w:val="center"/><w:hideMark/></w:tcPr><w:p><w:pPr><w:rPr><w:rFonts w:ascii="Arial" w:hAnsi="Arial" w:cs="Arial"/><w:b/><w:bCs/><w:color w:val="000000"/><w:lang w:val="es-CL" w:eastAsia="es-CL"/></w:rPr></w:pPr></w:p></w:tc><w:tc><w:tcPr><w:tcW w:w="2586" w:type="pct"/><w:gridSpan w:val="3"/><w:tcBorders><w:top w:val="single" w:sz="4" w:space="0" w:color="auto"/><w:left w:val="nil"/><w:bottom w:val="single" w:sz="4" w:space="0" w:color="auto"/><w:right w:val="single" w:sz="4" w:space="0" w:color="auto"/></w:tcBorders><w:noWrap/><w:vAlign w:val="center"/><w:hideMark/></w:tcPr><w:p><w:pPr><w:rPr><w:rFonts w:ascii="Arial" w:hAnsi="Arial" w:cs="Arial"/><w:lang w:val="es-CL" w:eastAsia="es-CL"/></w:rPr></w:pPr><w:r><w:rPr><w:rFonts w:ascii="Arial" w:hAnsi="Arial" w:cs="Arial"/><w:lang w:val="es-CL" w:eastAsia="es-CL"/></w:rPr><w:t>BASE ESTABILIZADA e:0,10 METROS</w:t></w:r></w:p></w:tc><w:tc><w:tcPr><w:tcW w:w="610" w:type="pct"/><w:gridSpan w:val="3"/><w:tcBorders><w:top w:val="nil"/><w:left w:val="nil"/><w:bottom w:val="single" w:sz="4" w:space="0" w:color="auto"/><w:right w:val="single" w:sz="4" w:space="0" w:color="auto"/></w:tcBorders><w:noWrap/><w:vAlign w:val="center"/><w:hideMark/></w:tcPr><w:p><w:pPr><w:jc w:val="center"/><w:rPr><w:rFonts w:ascii="Arial" w:hAnsi="Arial" w:cs="Arial"/><w:lang w:val="es-CL" w:eastAsia="es-CL"/></w:rPr></w:pPr><w:r><w:rPr><w:rFonts w:ascii="Arial" w:hAnsi="Arial" w:cs="Arial"/><w:lang w:val="es-CL" w:eastAsia="es-CL"/></w:rPr><w:t>M3</w:t></w:r></w:p></w:tc><w:tc><w:tcPr><w:tcW w:w="526" w:type="pct"/><w:tcBorders><w:top w:val="nil"/><w:left w:val="nil"/><w:bottom w:val="single" w:sz="4" w:space="0" w:color="auto"/><w:right w:val="single" w:sz="4" w:space="0" w:color="auto"/></w:tcBorders><w:noWrap/><w:vAlign w:val="center"/><w:hideMark/></w:tcPr><w:p><w:pPr><w:jc w:val="center"/><w:rPr><w:rFonts w:ascii="Arial" w:hAnsi="Arial" w:cs="Arial"/><w:lang w:val="es-CL" w:eastAsia="es-CL"/></w:rPr></w:pPr><w:r><w:rPr><w:rFonts w:ascii="Arial" w:hAnsi="Arial" w:cs="Arial"/><w:lang w:val="es-CL" w:eastAsia="es-CL"/></w:rPr><w:t>21.0</w:t></w:r></w:p></w:tc><w:tc><w:tcPr><w:tcW w:w="525" w:type="pct"/><w:tcBorders><w:top w:val="nil"/><w:left w:val="nil"/><w:bottom w:val="single" w:sz="4" w:space="0" w:color="auto"/><w:right w:val="single" w:sz="4" w:space="0" w:color="auto"/></w:tcBorders></w:tcPr><w:p><w:pPr><w:jc w:val="center"/><w:rPr><w:rFonts w:ascii="Arial" w:hAnsi="Arial" w:cs="Arial"/><w:lang w:val="es-CL" w:eastAsia="es-CL"/></w:rPr></w:pPr></w:p></w:tc></w:tr><w:tr><w:trPr><w:trHeight w:val="330"/></w:trPr><w:tc><w:tcPr><w:tcW w:w="752" w:type="pct"/><w:gridSpan w:val="3"/><w:vMerge/><w:tcBorders><w:top w:val="single" w:sz="8" w:space="0" w:color="auto"/><w:left w:val="single" w:sz="8" w:space="0" w:color="auto"/><w:bottom w:val="nil"/><w:right w:val="single" w:sz="8" w:space="0" w:color="000000"/></w:tcBorders><w:vAlign w:val="center"/><w:hideMark/></w:tcPr><w:p><w:pPr><w:rPr><w:rFonts w:ascii="Arial" w:hAnsi="Arial" w:cs="Arial"/><w:b/><w:bCs/><w:color w:val="000000"/><w:lang w:val="es-CL" w:eastAsia="es-CL"/></w:rPr></w:pPr></w:p></w:tc><w:tc><w:tcPr><w:tcW w:w="2586" w:type="pct"/><w:gridSpan w:val="3"/><w:tcBorders><w:top w:val="single" w:sz="4" w:space="0" w:color="auto"/><w:left w:val="nil"/><w:bottom w:val="single" w:sz="4" w:space="0" w:color="auto"/><w:right w:val="single" w:sz="4" w:space="0" w:color="000000"/></w:tcBorders><w:noWrap/><w:vAlign w:val="center"/><w:hideMark/></w:tcPr><w:p><w:pPr><w:rPr><w:rFonts w:ascii="Arial" w:hAnsi="Arial" w:cs="Arial"/><w:lang w:val="es-CL" w:eastAsia="es-CL"/></w:rPr></w:pPr><w:r><w:rPr><w:rFonts w:ascii="Arial" w:hAnsi="Arial" w:cs="Arial"/><w:lang w:val="es-CL" w:eastAsia="es-CL"/></w:rPr><w:t>HORMIGÓN G-25 e:0,1 METROS</w:t></w:r></w:p></w:tc><w:tc><w:tcPr><w:tcW w:w="610" w:type="pct"/><w:gridSpan w:val="3"/><w:tcBorders><w:top w:val="nil"/><w:left w:val="nil"/><w:bottom w:val="single" w:sz="4" w:space="0" w:color="auto"/><w:right w:val="single" w:sz="4" w:space="0" w:color="auto"/></w:tcBorders><w:noWrap/><w:vAlign w:val="center"/><w:hideMark/></w:tcPr><w:p><w:pPr><w:jc w:val="center"/><w:rPr><w:rFonts w:ascii="Arial" w:hAnsi="Arial" w:cs="Arial"/><w:lang w:val="es-CL" w:eastAsia="es-CL"/></w:rPr></w:pPr><w:r><w:rPr><w:rFonts w:ascii="Arial" w:hAnsi="Arial" w:cs="Arial"/><w:lang w:val="es-CL" w:eastAsia="es-CL"/></w:rPr><w:t>M3</w:t></w:r></w:p></w:tc><w:tc><w:tcPr><w:tcW w:w="526" w:type="pct"/><w:tcBorders><w:top w:val="nil"/><w:left w:val="nil"/><w:bottom w:val="single" w:sz="4" w:space="0" w:color="auto"/><w:right w:val="single" w:sz="4" w:space="0" w:color="auto"/></w:tcBorders><w:noWrap/><w:vAlign w:val="center"/><w:hideMark/></w:tcPr><w:p><w:pPr><w:jc w:val="center"/><w:rPr><w:rFonts w:ascii="Arial" w:hAnsi="Arial" w:cs="Arial"/><w:lang w:val="es-CL" w:eastAsia="es-CL"/></w:rPr></w:pPr><w:r><w:rPr><w:rFonts w:ascii="Arial" w:hAnsi="Arial" w:cs="Arial"/><w:lang w:val="es-CL" w:eastAsia="es-CL"/></w:rPr><w:t>22.0</w:t></w:r></w:p></w:tc><w:tc><w:tcPr><w:tcW w:w="525" w:type="pct"/><w:tcBorders><w:top w:val="nil"/><w:left w:val="nil"/><w:bottom w:val="single" w:sz="4" w:space="0" w:color="auto"/><w:right w:val="single" w:sz="4" w:space="0" w:color="auto"/></w:tcBorders></w:tcPr><w:p><w:pPr><w:jc w:val="center"/><w:rPr><w:rFonts w:ascii="Arial" w:hAnsi="Arial" w:cs="Arial"/><w:lang w:val="es-CL" w:eastAsia="es-CL"/></w:rPr></w:pPr></w:p></w:tc></w:tr><w:tr><w:trPr><w:trHeight w:val="330"/></w:trPr><w:tc><w:tcPr><w:tcW w:w="752" w:type="pct"/><w:gridSpan w:val="3"/><w:vMerge/><w:tcBorders><w:top w:val="single" w:sz="8" w:space="0" w:color="auto"/><w:left w:val="single" w:sz="8" w:space="0" w:color="auto"/><w:bottom w:val="nil"/><w:right w:val="single" w:sz="8" w:space="0" w:color="000000"/></w:tcBorders><w:vAlign w:val="center"/><w:hideMark/></w:tcPr><w:p><w:pPr><w:rPr><w:rFonts w:ascii="Arial" w:hAnsi="Arial" w:cs="Arial"/><w:b/><w:bCs/><w:color w:val="000000"/><w:lang w:val="es-CL" w:eastAsia="es-CL"/></w:rPr></w:pPr></w:p></w:tc><w:tc><w:tcPr><w:tcW w:w="2586" w:type="pct"/><w:gridSpan w:val="3"/><w:tcBorders><w:top w:val="single" w:sz="4" w:space="0" w:color="auto"/><w:left w:val="nil"/><w:bottom w:val="single" w:sz="4" w:space="0" w:color="auto"/><w:right w:val="single" w:sz="4" w:space="0" w:color="000000"/></w:tcBorders><w:noWrap/><w:vAlign w:val="center"/><w:hideMark/></w:tcPr><w:p><w:pPr><w:rPr><w:rFonts w:ascii="Arial" w:hAnsi="Arial" w:cs="Arial"/><w:lang w:val="es-CL" w:eastAsia="es-CL"/></w:rPr></w:pPr><w:r><w:rPr><w:rFonts w:ascii="Arial" w:hAnsi="Arial" w:cs="Arial"/><w:lang w:val="es-CL" w:eastAsia="es-CL"/></w:rPr><w:t>MALLA ACMA C-139</w:t></w:r></w:p></w:tc><w:tc><w:tcPr><w:tcW w:w="610" w:type="pct"/><w:gridSpan w:val="3"/><w:tcBorders><w:top w:val="nil"/><w:left w:val="nil"/><w:bottom w:val="single" w:sz="4" w:space="0" w:color="auto"/><w:right w:val="single" w:sz="4" w:space="0" w:color="auto"/></w:tcBorders><w:noWrap/><w:vAlign w:val="center"/><w:hideMark/></w:tcPr><w:p><w:pPr><w:jc w:val="center"/><w:rPr><w:rFonts w:ascii="Arial" w:hAnsi="Arial" w:cs="Arial"/><w:lang w:val="es-CL" w:eastAsia="es-CL"/></w:rPr></w:pPr><w:r><w:rPr><w:rFonts w:ascii="Arial" w:hAnsi="Arial" w:cs="Arial"/><w:lang w:val="es-CL" w:eastAsia="es-CL"/></w:rPr><w:t>UN</w:t></w:r></w:p></w:tc><w:tc><w:tcPr><w:tcW w:w="526" w:type="pct"/><w:tcBorders><w:top w:val="nil"/><w:left w:val="nil"/><w:bottom w:val="single" w:sz="4" w:space="0" w:color="auto"/><w:right w:val="single" w:sz="4" w:space="0" w:color="auto"/></w:tcBorders><w:noWrap/><w:vAlign w:val="center"/><w:hideMark/></w:tcPr><w:p><w:pPr><w:jc w:val="center"/><w:rPr><w:rFonts w:ascii="Arial" w:hAnsi="Arial" w:cs="Arial"/><w:lang w:val="es-CL" w:eastAsia="es-CL"/></w:rPr></w:pPr><w:r><w:rPr><w:rFonts w:ascii="Arial" w:hAnsi="Arial" w:cs="Arial"/><w:lang w:val="es-CL" w:eastAsia="es-CL"/></w:rPr><w:t>10.0</w:t></w:r></w:p></w:tc><w:tc><w:tcPr><w:tcW w:w="525" w:type="pct"/><w:tcBorders><w:top w:val="nil"/><w:left w:val="nil"/><w:bottom w:val="single" w:sz="4" w:space="0" w:color="auto"/><w:right w:val="single" w:sz="4" w:space="0" w:color="auto"/></w:tcBorders></w:tcPr><w:p><w:pPr><w:jc w:val="center"/><w:rPr><w:rFonts w:ascii="Arial" w:hAnsi="Arial" w:cs="Arial"/><w:lang w:val="es-CL" w:eastAsia="es-CL"/></w:rPr></w:pPr></w:p></w:tc></w:tr><w:tr><w:trPr><w:trHeight w:val="330"/></w:trPr><w:tc><w:tcPr><w:tcW w:w="752" w:type="pct"/><w:gridSpan w:val="3"/><w:vMerge/><w:tcBorders><w:top w:val="single" w:sz="8" w:space="0" w:color="auto"/><w:left w:val="single" w:sz="8" w:space="0" w:color="auto"/><w:bottom w:val="nil"/><w:right w:val="single" w:sz="8" w:space="0" w:color="000000"/></w:tcBorders><w:vAlign w:val="center"/><w:hideMark/></w:tcPr><w:p><w:pPr><w:rPr><w:rFonts w:ascii="Arial" w:hAnsi="Arial" w:cs="Arial"/><w:b/><w:bCs/><w:color w:val="000000"/><w:lang w:val="es-CL" w:eastAsia="es-CL"/></w:rPr></w:pPr></w:p></w:tc><w:tc><w:tcPr><w:tcW w:w="2586" w:type="pct"/><w:gridSpan w:val="3"/><w:tcBorders><w:top w:val="single" w:sz="4" w:space="0" w:color="auto"/><w:left w:val="nil"/><w:bottom w:val="single" w:sz="4" w:space="0" w:color="auto"/><w:right w:val="single" w:sz="4" w:space="0" w:color="000000"/></w:tcBorders><w:noWrap/><w:vAlign w:val="center"/><w:hideMark/></w:tcPr><w:p><w:pPr><w:rPr><w:rFonts w:ascii="Arial" w:hAnsi="Arial" w:cs="Arial"/><w:lang w:val="es-CL" w:eastAsia="es-CL"/></w:rPr></w:pPr><w:r><w:rPr><w:rFonts w:ascii="Arial" w:hAnsi="Arial" w:cs="Arial"/><w:lang w:val="es-CL" w:eastAsia="es-CL"/></w:rPr><w:t>CALUGAS SEPARADORAS BOLSA 100 UNIDADES</w:t></w:r></w:p></w:tc><w:tc><w:tcPr><w:tcW w:w="610" w:type="pct"/><w:gridSpan w:val="3"/><w:tcBorders><w:top w:val="nil"/><w:left w:val="nil"/><w:bottom w:val="single" w:sz="4" w:space="0" w:color="auto"/><w:right w:val="single" w:sz="4" w:space="0" w:color="auto"/></w:tcBorders><w:noWrap/><w:vAlign w:val="center"/><w:hideMark/></w:tcPr><w:p><w:pPr><w:jc w:val="center"/><w:rPr><w:rFonts w:ascii="Arial" w:hAnsi="Arial" w:cs="Arial"/><w:lang w:val="es-CL" w:eastAsia="es-CL"/></w:rPr></w:pPr><w:r><w:rPr><w:rFonts w:ascii="Arial" w:hAnsi="Arial" w:cs="Arial"/><w:lang w:val="es-CL" w:eastAsia="es-CL"/></w:rPr><w:t>UN</w:t></w:r></w:p></w:tc><w:tc><w:tcPr><w:tcW w:w="526" w:type="pct"/><w:tcBorders><w:top w:val="nil"/><w:left w:val="nil"/><w:bottom w:val="single" w:sz="4" w:space="0" w:color="auto"/><w:right w:val="single" w:sz="4" w:space="0" w:color="auto"/></w:tcBorders><w:noWrap/><w:vAlign w:val="center"/><w:hideMark/></w:tcPr><w:p><w:pPr><w:jc w:val="center"/><w:rPr><w:rFonts w:ascii="Arial" w:hAnsi="Arial" w:cs="Arial"/><w:lang w:val="es-CL" w:eastAsia="es-CL"/></w:rPr></w:pPr><w:r><w:rPr><w:rFonts w:ascii="Arial" w:hAnsi="Arial" w:cs="Arial"/><w:lang w:val="es-CL" w:eastAsia="es-CL"/></w:rPr><w:t>3.0</w:t></w:r></w:p></w:tc><w:tc><w:tcPr><w:tcW w:w="525" w:type="pct"/><w:tcBorders><w:top w:val="nil"/><w:left w:val="nil"/><w:bottom w:val="single" w:sz="4" w:space="0" w:color="auto"/><w:right w:val="single" w:sz="4" w:space="0" w:color="auto"/></w:tcBorders></w:tcPr><w:p><w:pPr><w:jc w:val="center"/><w:rPr><w:rFonts w:ascii="Arial" w:hAnsi="Arial" w:cs="Arial"/><w:lang w:val="es-CL" w:eastAsia="es-CL"/></w:rPr></w:pPr></w:p></w:tc></w:tr><w:tr><w:trPr><w:trHeight w:val="330"/></w:trPr><w:tc><w:tcPr><w:tcW w:w="752" w:type="pct"/><w:gridSpan w:val="3"/><w:vMerge/><w:tcBorders><w:top w:val="single" w:sz="8" w:space="0" w:color="auto"/><w:left w:val="single" w:sz="8" w:space="0" w:color="auto"/><w:bottom w:val="nil"/><w:right w:val="single" w:sz="8" w:space="0" w:color="000000"/></w:tcBorders><w:vAlign w:val="center"/><w:hideMark/></w:tcPr><w:p><w:pPr><w:rPr><w:rFonts w:ascii="Arial" w:hAnsi="Arial" w:cs="Arial"/><w:b/><w:bCs/><w:color w:val="000000"/><w:lang w:val="es-CL" w:eastAsia="es-CL"/></w:rPr></w:pPr></w:p></w:tc><w:tc><w:tcPr><w:tcW w:w="2586" w:type="pct"/><w:gridSpan w:val="3"/><w:tcBorders><w:top w:val="single" w:sz="4" w:space="0" w:color="auto"/><w:left w:val="nil"/><w:bottom w:val="single" w:sz="4" w:space="0" w:color="auto"/><w:right w:val="nil"/></w:tcBorders><w:noWrap/><w:vAlign w:val="center"/><w:hideMark/></w:tcPr><w:p><w:pPr><w:rPr><w:rFonts w:ascii="Arial" w:hAnsi="Arial" w:cs="Arial"/><w:lang w:val="es-CL" w:eastAsia="es-CL"/></w:rPr></w:pPr><w:r><w:rPr><w:rFonts w:ascii="Arial" w:hAnsi="Arial" w:cs="Arial"/><w:lang w:val="es-CL" w:eastAsia="es-CL"/></w:rPr><w:t xml:space="preserve">MOLDAJE </w:t></w:r></w:p></w:tc><w:tc><w:tcPr><w:tcW w:w="610" w:type="pct"/><w:gridSpan w:val="3"/><w:tcBorders><w:top w:val="nil"/><w:left w:val="nil"/><w:bottom w:val="single" w:sz="4" w:space="0" w:color="auto"/><w:right w:val="nil"/></w:tcBorders><w:noWrap/><w:vAlign w:val="center"/><w:hideMark/></w:tcPr><w:p><w:pPr><w:jc w:val="center"/><w:rPr><w:rFonts w:ascii="Arial" w:hAnsi="Arial" w:cs="Arial"/><w:lang w:val="es-CL" w:eastAsia="es-CL"/></w:rPr></w:pPr><w:r><w:rPr><w:rFonts w:ascii="Arial" w:hAnsi="Arial" w:cs="Arial"/><w:lang w:val="es-CL" w:eastAsia="es-CL"/></w:rPr><w:t> </w:t></w:r></w:p></w:tc><w:tc><w:tcPr><w:tcW w:w="526" w:type="pct"/><w:tcBorders><w:top w:val="nil"/><w:left w:val="nil"/><w:bottom w:val="single" w:sz="4" w:space="0" w:color="auto"/><w:right w:val="single" w:sz="4" w:space="0" w:color="auto"/></w:tcBorders><w:noWrap/><w:vAlign w:val="center"/><w:hideMark/></w:tcPr><w:p><w:pPr><w:jc w:val="center"/><w:rPr><w:rFonts w:ascii="Arial" w:hAnsi="Arial" w:cs="Arial"/><w:lang w:val="es-CL" w:eastAsia="es-CL"/></w:rPr></w:pPr><w:r><w:rPr><w:rFonts w:ascii="Arial" w:hAnsi="Arial" w:cs="Arial"/><w:lang w:val="es-CL" w:eastAsia="es-CL"/></w:rPr><w:t> </w:t></w:r></w:p></w:tc><w:tc><w:tcPr><w:tcW w:w="525" w:type="pct"/><w:tcBorders><w:top w:val="nil"/><w:left w:val="nil"/><w:bottom w:val="single" w:sz="4" w:space="0" w:color="auto"/><w:right w:val="single" w:sz="4" w:space="0" w:color="auto"/></w:tcBorders></w:tcPr><w:p><w:pPr><w:jc w:val="center"/><w:rPr><w:rFonts w:ascii="Arial" w:hAnsi="Arial" w:cs="Arial"/><w:lang w:val="es-CL" w:eastAsia="es-CL"/></w:rPr></w:pPr></w:p></w:tc></w:tr><w:tr><w:trPr><w:trHeight w:val="330"/></w:trPr><w:tc><w:tcPr><w:tcW w:w="752" w:type="pct"/><w:gridSpan w:val="3"/><w:vMerge/><w:tcBorders><w:top w:val="single" w:sz="8" w:space="0" w:color="auto"/><w:left w:val="single" w:sz="8" w:space="0" w:color="auto"/><w:bottom w:val="nil"/><w:right w:val="single" w:sz="8" w:space="0" w:color="000000"/></w:tcBorders><w:vAlign w:val="center"/><w:hideMark/></w:tcPr><w:p><w:pPr><w:rPr><w:rFonts w:ascii="Arial" w:hAnsi="Arial" w:cs="Arial"/><w:b/><w:bCs/><w:color w:val="000000"/><w:lang w:val="es-CL" w:eastAsia="es-CL"/></w:rPr></w:pPr></w:p></w:tc><w:tc><w:tcPr><w:tcW w:w="2586" w:type="pct"/><w:gridSpan w:val="3"/><w:tcBorders><w:top w:val="single" w:sz="4" w:space="0" w:color="auto"/><w:left w:val="nil"/><w:bottom w:val="single" w:sz="4" w:space="0" w:color="auto"/><w:right w:val="single" w:sz="4" w:space="0" w:color="000000"/></w:tcBorders><w:noWrap/><w:vAlign w:val="center"/><w:hideMark/></w:tcPr><w:p><w:pPr><w:rPr><w:rFonts w:ascii="Arial" w:hAnsi="Arial" w:cs="Arial"/><w:lang w:val="es-CL" w:eastAsia="es-CL"/></w:rPr></w:pPr><w:r><w:rPr><w:rFonts w:ascii="Arial" w:hAnsi="Arial" w:cs="Arial"/><w:lang w:val="es-CL" w:eastAsia="es-CL"/></w:rPr><w:t>MADERA TAPA</w:t></w:r></w:p></w:tc><w:tc><w:tcPr><w:tcW w:w="610" w:type="pct"/><w:gridSpan w:val="3"/><w:tcBorders><w:top w:val="nil"/><w:left w:val="nil"/><w:bottom w:val="single" w:sz="4" w:space="0" w:color="auto"/><w:right w:val="single" w:sz="4" w:space="0" w:color="auto"/></w:tcBorders><w:noWrap/><w:vAlign w:val="center"/><w:hideMark/></w:tcPr><w:p><w:pPr><w:jc w:val="center"/><w:rPr><w:rFonts w:ascii="Arial" w:hAnsi="Arial" w:cs="Arial"/><w:lang w:val="es-CL" w:eastAsia="es-CL"/></w:rPr></w:pPr><w:r><w:rPr><w:rFonts w:ascii="Arial" w:hAnsi="Arial" w:cs="Arial"/><w:lang w:val="es-CL" w:eastAsia="es-CL"/></w:rPr><w:t>UN</w:t></w:r></w:p></w:tc><w:tc><w:tcPr><w:tcW w:w="526" w:type="pct"/><w:tcBorders><w:top w:val="nil"/><w:left w:val="nil"/><w:bottom w:val="single" w:sz="4" w:space="0" w:color="auto"/><w:right w:val="single" w:sz="4" w:space="0" w:color="auto"/></w:tcBorders><w:noWrap/><w:vAlign w:val="center"/><w:hideMark/></w:tcPr><w:p><w:pPr><w:jc w:val="center"/><w:rPr><w:rFonts w:ascii="Arial" w:hAnsi="Arial" w:cs="Arial"/><w:lang w:val="es-CL" w:eastAsia="es-CL"/></w:rPr></w:pPr><w:r><w:rPr><w:rFonts w:ascii="Arial" w:hAnsi="Arial" w:cs="Arial"/><w:lang w:val="es-CL" w:eastAsia="es-CL"/></w:rPr><w:t>190.0</w:t></w:r></w:p></w:tc><w:tc><w:tcPr><w:tcW w:w="525" w:type="pct"/><w:tcBorders><w:top w:val="nil"/><w:left w:val="nil"/><w:bottom w:val="single" w:sz="4" w:space="0" w:color="auto"/><w:right w:val="single" w:sz="4" w:space="0" w:color="auto"/></w:tcBorders></w:tcPr><w:p><w:pPr><w:jc w:val="center"/><w:rPr><w:rFonts w:ascii="Arial" w:hAnsi="Arial" w:cs="Arial"/><w:lang w:val="es-CL" w:eastAsia="es-CL"/></w:rPr></w:pPr></w:p></w:tc></w:tr><w:tr><w:trPr><w:trHeight w:val="330"/></w:trPr><w:tc><w:tcPr><w:tcW w:w="752" w:type="pct"/><w:gridSpan w:val="3"/><w:vMerge/><w:tcBorders><w:top w:val="single" w:sz="8" w:space="0" w:color="auto"/><w:left w:val="single" w:sz="8" w:space="0" w:color="auto"/><w:bottom w:val="nil"/><w:right w:val="single" w:sz="8" w:space="0" w:color="000000"/></w:tcBorders><w:vAlign w:val="center"/><w:hideMark/></w:tcPr><w:p><w:pPr><w:rPr><w:rFonts w:ascii="Arial" w:hAnsi="Arial" w:cs="Arial"/><w:b/><w:bCs/><w:color w:val="000000"/><w:lang w:val="es-CL" w:eastAsia="es-CL"/></w:rPr></w:pPr></w:p></w:tc><w:tc><w:tcPr><w:tcW w:w="2586" w:type="pct"/><w:gridSpan w:val="3"/><w:tcBorders><w:top w:val="single" w:sz="4" w:space="0" w:color="auto"/><w:left w:val="nil"/><w:bottom w:val="single" w:sz="4" w:space="0" w:color="auto"/><w:right w:val="single" w:sz="4" w:space="0" w:color="000000"/></w:tcBorders><w:noWrap/><w:vAlign w:val="center"/><w:hideMark/></w:tcPr><w:p><w:pPr><w:rPr><w:rFonts w:ascii="Arial" w:hAnsi="Arial" w:cs="Arial"/><w:lang w:val="es-CL" w:eastAsia="es-CL"/></w:rPr></w:pPr><w:r><w:rPr><w:rFonts w:ascii="Arial" w:hAnsi="Arial" w:cs="Arial"/><w:lang w:val="es-CL" w:eastAsia="es-CL"/></w:rPr><w:t>TERCIADO 12MM</w:t></w:r></w:p></w:tc><w:tc><w:tcPr><w:tcW w:w="610" w:type="pct"/><w:gridSpan w:val="3"/><w:tcBorders><w:top w:val="nil"/><w:left w:val="nil"/><w:bottom w:val="single" w:sz="4" w:space="0" w:color="auto"/><w:right w:val="single" w:sz="4" w:space="0" w:color="auto"/></w:tcBorders><w:noWrap/><w:vAlign w:val="center"/><w:hideMark/></w:tcPr><w:p><w:pPr><w:jc w:val="center"/><w:rPr><w:rFonts w:ascii="Arial" w:hAnsi="Arial" w:cs="Arial"/><w:lang w:val="es-CL" w:eastAsia="es-CL"/></w:rPr></w:pPr><w:r><w:rPr><w:rFonts w:ascii="Arial" w:hAnsi="Arial" w:cs="Arial"/><w:lang w:val="es-CL" w:eastAsia="es-CL"/></w:rPr><w:t>UN</w:t></w:r></w:p></w:tc><w:tc><w:tcPr><w:tcW w:w="526" w:type="pct"/><w:tcBorders><w:top w:val="nil"/><w:left w:val="nil"/><w:bottom w:val="single" w:sz="4" w:space="0" w:color="auto"/><w:right w:val="single" w:sz="4" w:space="0" w:color="auto"/></w:tcBorders><w:noWrap/><w:vAlign w:val="center"/><w:hideMark/></w:tcPr><w:p><w:pPr><w:jc w:val="center"/><w:rPr><w:rFonts w:ascii="Arial" w:hAnsi="Arial" w:cs="Arial"/><w:lang w:val="es-CL" w:eastAsia="es-CL"/></w:rPr></w:pPr><w:r><w:rPr><w:rFonts w:ascii="Arial" w:hAnsi="Arial" w:cs="Arial"/><w:lang w:val="es-CL" w:eastAsia="es-CL"/></w:rPr><w:t>10.0</w:t></w:r></w:p></w:tc><w:tc><w:tcPr><w:tcW w:w="525" w:type="pct"/><w:tcBorders><w:top w:val="nil"/><w:left w:val="nil"/><w:bottom w:val="single" w:sz="4" w:space="0" w:color="auto"/><w:right w:val="single" w:sz="4" w:space="0" w:color="auto"/></w:tcBorders></w:tcPr><w:p><w:pPr><w:jc w:val="center"/><w:rPr><w:rFonts w:ascii="Arial" w:hAnsi="Arial" w:cs="Arial"/><w:lang w:val="es-CL" w:eastAsia="es-CL"/></w:rPr></w:pPr></w:p></w:tc></w:tr><w:tr><w:trPr><w:trHeight w:val="330"/></w:trPr><w:tc><w:tcPr><w:tcW w:w="752" w:type="pct"/><w:gridSpan w:val="3"/><w:vMerge/><w:tcBorders><w:top w:val="single" w:sz="8" w:space="0" w:color="auto"/><w:left w:val="single" w:sz="8" w:space="0" w:color="auto"/><w:bottom w:val="nil"/><w:right w:val="single" w:sz="8" w:space="0" w:color="000000"/></w:tcBorders><w:vAlign w:val="center"/><w:hideMark/></w:tcPr><w:p><w:pPr><w:rPr><w:rFonts w:ascii="Arial" w:hAnsi="Arial" w:cs="Arial"/><w:b/><w:bCs/><w:color w:val="000000"/><w:lang w:val="es-CL" w:eastAsia="es-CL"/></w:rPr></w:pPr></w:p></w:tc><w:tc><w:tcPr><w:tcW w:w="2586" w:type="pct"/><w:gridSpan w:val="3"/><w:tcBorders><w:top w:val="single" w:sz="4" w:space="0" w:color="auto"/><w:left w:val="nil"/><w:bottom w:val="single" w:sz="4" w:space="0" w:color="auto"/><w:right w:val="single" w:sz="4" w:space="0" w:color="000000"/></w:tcBorders><w:noWrap/><w:vAlign w:val="center"/><w:hideMark/></w:tcPr><w:p><w:pPr><w:rPr><w:rFonts w:ascii="Arial" w:hAnsi="Arial" w:cs="Arial"/><w:lang w:val="es-CL" w:eastAsia="es-CL"/></w:rPr></w:pPr><w:r><w:rPr><w:rFonts w:ascii="Arial" w:hAnsi="Arial" w:cs="Arial"/><w:lang w:val="es-CL" w:eastAsia="es-CL"/></w:rPr><w:t xml:space="preserve">DESMOLDANTE </w:t></w:r></w:p></w:tc><w:tc><w:tcPr><w:tcW w:w="610" w:type="pct"/><w:gridSpan w:val="3"/><w:tcBorders><w:top w:val="nil"/><w:left w:val="nil"/><w:bottom w:val="single" w:sz="4" w:space="0" w:color="auto"/><w:right w:val="single" w:sz="4" w:space="0" w:color="auto"/></w:tcBorders><w:noWrap/><w:vAlign w:val="center"/><w:hideMark/></w:tcPr><w:p><w:pPr><w:jc w:val="center"/><w:rPr><w:rFonts w:ascii="Arial" w:hAnsi="Arial" w:cs="Arial"/><w:lang w:val="es-CL" w:eastAsia="es-CL"/></w:rPr></w:pPr><w:r><w:rPr><w:rFonts w:ascii="Arial" w:hAnsi="Arial" w:cs="Arial"/><w:lang w:val="es-CL" w:eastAsia="es-CL"/></w:rPr><w:t>GALÓN</w:t></w:r></w:p></w:tc><w:tc><w:tcPr><w:tcW w:w="526" w:type="pct"/><w:tcBorders><w:top w:val="nil"/><w:left w:val="nil"/><w:bottom w:val="single" w:sz="4" w:space="0" w:color="auto"/><w:right w:val="single" w:sz="4" w:space="0" w:color="auto"/></w:tcBorders><w:noWrap/><w:vAlign w:val="center"/><w:hideMark/></w:tcPr><w:p><w:pPr><w:jc w:val="center"/><w:rPr><w:rFonts w:ascii="Arial" w:hAnsi="Arial" w:cs="Arial"/><w:lang w:val="es-CL" w:eastAsia="es-CL"/></w:rPr></w:pPr><w:r><w:rPr><w:rFonts w:ascii="Arial" w:hAnsi="Arial" w:cs="Arial"/><w:lang w:val="es-CL" w:eastAsia="es-CL"/></w:rPr><w:t>5.0</w:t></w:r></w:p></w:tc><w:tc><w:tcPr><w:tcW w:w="525" w:type="pct"/><w:tcBorders><w:top w:val="nil"/><w:left w:val="nil"/><w:bottom w:val="single" w:sz="4" w:space="0" w:color="auto"/><w:right w:val="single" w:sz="4" w:space="0" w:color="auto"/></w:tcBorders></w:tcPr><w:p><w:pPr><w:jc w:val="center"/><w:rPr><w:rFonts w:ascii="Arial" w:hAnsi="Arial" w:cs="Arial"/><w:lang w:val="es-CL" w:eastAsia="es-CL"/></w:rPr></w:pPr></w:p></w:tc></w:tr><w:tr><w:trPr><w:trHeight w:val="330"/></w:trPr><w:tc><w:tcPr><w:tcW w:w="752" w:type="pct"/><w:gridSpan w:val="3"/><w:vMerge/><w:tcBorders><w:top w:val="single" w:sz="8" w:space="0" w:color="auto"/><w:left w:val="single" w:sz="8" w:space="0" w:color="auto"/><w:bottom w:val="nil"/><w:right w:val="single" w:sz="8" w:space="0" w:color="000000"/></w:tcBorders><w:vAlign w:val="center"/><w:hideMark/></w:tcPr><w:p><w:pPr><w:rPr><w:rFonts w:ascii="Arial" w:hAnsi="Arial" w:cs="Arial"/><w:b/><w:bCs/><w:color w:val="000000"/><w:lang w:val="es-CL" w:eastAsia="es-CL"/></w:rPr></w:pPr></w:p></w:tc><w:tc><w:tcPr><w:tcW w:w="2586" w:type="pct"/><w:gridSpan w:val="3"/><w:tcBorders><w:top w:val="single" w:sz="4" w:space="0" w:color="auto"/><w:left w:val="nil"/><w:bottom w:val="single" w:sz="4" w:space="0" w:color="auto"/><w:right w:val="single" w:sz="4" w:space="0" w:color="000000"/></w:tcBorders><w:noWrap/><w:vAlign w:val="center"/><w:hideMark/></w:tcPr><w:p><w:pPr><w:rPr><w:rFonts w:ascii="Arial" w:hAnsi="Arial" w:cs="Arial"/><w:lang w:val="es-CL" w:eastAsia="es-CL"/></w:rPr></w:pPr><w:r><w:rPr><w:rFonts w:ascii="Arial" w:hAnsi="Arial" w:cs="Arial"/><w:lang w:val="es-CL" w:eastAsia="es-CL"/></w:rPr><w:t>MEMBRANA DE CURADO ANTISOL SIKA</w:t></w:r></w:p></w:tc><w:tc><w:tcPr><w:tcW w:w="610" w:type="pct"/><w:gridSpan w:val="3"/><w:tcBorders><w:top w:val="nil"/><w:left w:val="nil"/><w:bottom w:val="single" w:sz="4" w:space="0" w:color="auto"/><w:right w:val="single" w:sz="4" w:space="0" w:color="auto"/></w:tcBorders><w:noWrap/><w:vAlign w:val="center"/><w:hideMark/></w:tcPr><w:p><w:pPr><w:jc w:val="center"/><w:rPr><w:rFonts w:ascii="Arial" w:hAnsi="Arial" w:cs="Arial"/><w:lang w:val="es-CL" w:eastAsia="es-CL"/></w:rPr></w:pPr><w:r><w:rPr><w:rFonts w:ascii="Arial" w:hAnsi="Arial" w:cs="Arial"/><w:lang w:val="es-CL" w:eastAsia="es-CL"/></w:rPr><w:t>GALÓN</w:t></w:r></w:p></w:tc><w:tc><w:tcPr><w:tcW w:w="526" w:type="pct"/><w:tcBorders><w:top w:val="nil"/><w:left w:val="nil"/><w:bottom w:val="single" w:sz="4" w:space="0" w:color="auto"/><w:right w:val="single" w:sz="4" w:space="0" w:color="auto"/></w:tcBorders><w:noWrap/><w:vAlign w:val="center"/><w:hideMark/></w:tcPr><w:p><w:pPr><w:jc w:val="center"/><w:rPr><w:rFonts w:ascii="Arial" w:hAnsi="Arial" w:cs="Arial"/><w:lang w:val="es-CL" w:eastAsia="es-CL"/></w:rPr></w:pPr><w:r><w:rPr><w:rFonts w:ascii="Arial" w:hAnsi="Arial" w:cs="Arial"/><w:lang w:val="es-CL" w:eastAsia="es-CL"/></w:rPr><w:t>9.0</w:t></w:r></w:p></w:tc><w:tc><w:tcPr><w:tcW w:w="525" w:type="pct"/><w:tcBorders><w:top w:val="nil"/><w:left w:val="nil"/><w:bottom w:val="single" w:sz="4" w:space="0" w:color="auto"/><w:right w:val="single" w:sz="4" w:space="0" w:color="auto"/></w:tcBorders></w:tcPr><w:p><w:pPr><w:jc w:val="center"/><w:rPr><w:rFonts w:ascii="Arial" w:hAnsi="Arial" w:cs="Arial"/><w:lang w:val="es-CL" w:eastAsia="es-CL"/></w:rPr></w:pPr></w:p></w:tc></w:tr><w:tr><w:trPr><w:trHeight w:val="330"/></w:trPr><w:tc><w:tcPr><w:tcW w:w="752" w:type="pct"/><w:gridSpan w:val="3"/><w:vMerge/><w:tcBorders><w:top w:val="single" w:sz="8" w:space="0" w:color="auto"/><w:left w:val="single" w:sz="8" w:space="0" w:color="auto"/><w:bottom w:val="nil"/><w:right w:val="single" w:sz="8" w:space="0" w:color="000000"/></w:tcBorders><w:vAlign w:val="center"/><w:hideMark/></w:tcPr><w:p><w:pPr><w:rPr><w:rFonts w:ascii="Arial" w:hAnsi="Arial" w:cs="Arial"/><w:b/><w:bCs/><w:color w:val="000000"/><w:lang w:val="es-CL" w:eastAsia="es-CL"/></w:rPr></w:pPr></w:p></w:tc><w:tc><w:tcPr><w:tcW w:w="2586" w:type="pct"/><w:gridSpan w:val="3"/><w:tcBorders><w:top w:val="single" w:sz="4" w:space="0" w:color="auto"/><w:left w:val="nil"/><w:bottom w:val="single" w:sz="4" w:space="0" w:color="auto"/><w:right w:val="nil"/></w:tcBorders><w:noWrap/><w:vAlign w:val="center"/><w:hideMark/></w:tcPr><w:p><w:pPr><w:rPr><w:rFonts w:ascii="Arial" w:hAnsi="Arial" w:cs="Arial"/><w:b/><w:bCs/><w:lang w:val="es-CL" w:eastAsia="es-CL"/></w:rPr></w:pPr><w:r><w:rPr><w:rFonts w:ascii="Arial" w:hAnsi="Arial" w:cs="Arial"/><w:b/><w:bCs/><w:lang w:val="es-CL" w:eastAsia="es-CL"/></w:rPr><w:t>SUMINISTRO Y COLOCACIÓN DE SOLERAS</w:t></w:r></w:p></w:tc><w:tc><w:tcPr><w:tcW w:w="610" w:type="pct"/><w:gridSpan w:val="3"/><w:tcBorders><w:top w:val="nil"/><w:left w:val="nil"/><w:bottom w:val="single" w:sz="4" w:space="0" w:color="auto"/><w:right w:val="nil"/></w:tcBorders><w:noWrap/><w:vAlign w:val="center"/><w:hideMark/></w:tcPr><w:p><w:pPr><w:jc w:val="center"/><w:rPr><w:rFonts w:ascii="Arial" w:hAnsi="Arial" w:cs="Arial"/><w:b/><w:bCs/><w:lang w:val="es-CL" w:eastAsia="es-CL"/></w:rPr></w:pPr><w:r><w:rPr><w:rFonts w:ascii="Arial" w:hAnsi="Arial" w:cs="Arial"/><w:b/><w:bCs/><w:lang w:val="es-CL" w:eastAsia="es-CL"/></w:rPr><w:t> </w:t></w:r></w:p></w:tc><w:tc><w:tcPr><w:tcW w:w="526" w:type="pct"/><w:tcBorders><w:top w:val="nil"/><w:left w:val="nil"/><w:bottom w:val="single" w:sz="4" w:space="0" w:color="auto"/><w:right w:val="single" w:sz="4" w:space="0" w:color="auto"/></w:tcBorders><w:noWrap/><w:vAlign w:val="center"/><w:hideMark/></w:tcPr><w:p><w:pPr><w:jc w:val="center"/><w:rPr><w:rFonts w:ascii="Arial" w:hAnsi="Arial" w:cs="Arial"/><w:b/><w:bCs/><w:lang w:val="es-CL" w:eastAsia="es-CL"/></w:rPr></w:pPr><w:r><w:rPr><w:rFonts w:ascii="Arial" w:hAnsi="Arial" w:cs="Arial"/><w:b/><w:bCs/><w:lang w:val="es-CL" w:eastAsia="es-CL"/></w:rPr><w:t> </w:t></w:r></w:p></w:tc><w:tc><w:tcPr><w:tcW w:w="525" w:type="pct"/><w:tcBorders><w:top w:val="nil"/><w:left w:val="nil"/><w:bottom w:val="single" w:sz="4" w:space="0" w:color="auto"/><w:right w:val="single" w:sz="4" w:space="0" w:color="auto"/></w:tcBorders></w:tcPr><w:p><w:pPr><w:jc w:val="center"/><w:rPr><w:rFonts w:ascii="Arial" w:hAnsi="Arial" w:cs="Arial"/><w:b/><w:bCs/><w:lang w:val="es-CL" w:eastAsia="es-CL"/></w:rPr></w:pPr><w:r><w:rPr><w:rFonts w:ascii="Arial" w:hAnsi="Arial" w:cs="Arial"/><w:b/><w:bCs/><w:lang w:val="es-CL" w:eastAsia="es-CL"/></w:rPr><w:t>-</w:t></w:r></w:p></w:tc></w:tr><w:tr><w:trPr><w:trHeight w:val="330"/></w:trPr><w:tc><w:tcPr><w:tcW w:w="752" w:type="pct"/><w:gridSpan w:val="3"/><w:vMerge/><w:tcBorders><w:top w:val="single" w:sz="8" w:space="0" w:color="auto"/><w:left w:val="single" w:sz="8" w:space="0" w:color="auto"/><w:bottom w:val="nil"/><w:right w:val="single" w:sz="8" w:space="0" w:color="000000"/></w:tcBorders><w:vAlign w:val="center"/><w:hideMark/></w:tcPr><w:p><w:pPr><w:rPr><w:rFonts w:ascii="Arial" w:hAnsi="Arial" w:cs="Arial"/><w:b/><w:bCs/><w:color w:val="000000"/><w:lang w:val="es-CL" w:eastAsia="es-CL"/></w:rPr></w:pPr></w:p></w:tc><w:tc><w:tcPr><w:tcW w:w="2586" w:type="pct"/><w:gridSpan w:val="3"/><w:tcBorders><w:top w:val="single" w:sz="4" w:space="0" w:color="auto"/><w:left w:val="nil"/><w:bottom w:val="single" w:sz="4" w:space="0" w:color="auto"/><w:right w:val="single" w:sz="4" w:space="0" w:color="000000"/></w:tcBorders><w:noWrap/><w:vAlign w:val="center"/><w:hideMark/></w:tcPr><w:p><w:pPr><w:rPr><w:rFonts w:ascii="Arial" w:hAnsi="Arial" w:cs="Arial"/><w:color w:val="000000"/><w:lang w:val="es-CL" w:eastAsia="es-CL"/></w:rPr></w:pPr><w:r><w:rPr><w:rFonts w:ascii="Arial" w:hAnsi="Arial" w:cs="Arial"/><w:color w:val="000000"/><w:lang w:val="es-CL" w:eastAsia="es-CL"/></w:rPr><w:t>SOLERAS TIPO A</w:t></w:r></w:p></w:tc><w:tc><w:tcPr><w:tcW w:w="610" w:type="pct"/><w:gridSpan w:val="3"/><w:tcBorders><w:top w:val="nil"/><w:left w:val="nil"/><w:bottom w:val="single" w:sz="4" w:space="0" w:color="auto"/><w:right w:val="single" w:sz="4" w:space="0" w:color="auto"/></w:tcBorders><w:noWrap/><w:vAlign w:val="center"/><w:hideMark/></w:tcPr><w:p><w:pPr><w:jc w:val="center"/><w:rPr><w:rFonts w:ascii="Arial" w:hAnsi="Arial" w:cs="Arial"/><w:lang w:val="es-CL" w:eastAsia="es-CL"/></w:rPr></w:pPr><w:r><w:rPr><w:rFonts w:ascii="Arial" w:hAnsi="Arial" w:cs="Arial"/><w:lang w:val="es-CL" w:eastAsia="es-CL"/></w:rPr><w:t>ML</w:t></w:r></w:p></w:tc><w:tc><w:tcPr><w:tcW w:w="526" w:type="pct"/><w:tcBorders><w:top w:val="nil"/><w:left w:val="nil"/><w:bottom w:val="single" w:sz="4" w:space="0" w:color="auto"/><w:right w:val="single" w:sz="4" w:space="0" w:color="auto"/></w:tcBorders><w:noWrap/><w:vAlign w:val="center"/><w:hideMark/></w:tcPr><w:p><w:pPr><w:jc w:val="center"/><w:rPr><w:rFonts w:ascii="Arial" w:hAnsi="Arial" w:cs="Arial"/><w:lang w:val="es-CL" w:eastAsia="es-CL"/></w:rPr></w:pPr><w:r><w:rPr><w:rFonts w:ascii="Arial" w:hAnsi="Arial" w:cs="Arial"/><w:lang w:val="es-CL" w:eastAsia="es-CL"/></w:rPr><w:t>100.0</w:t></w:r></w:p></w:tc><w:tc><w:tcPr><w:tcW w:w="525" w:type="pct"/><w:tcBorders><w:top w:val="nil"/><w:left w:val="nil"/><w:bottom w:val="single" w:sz="4" w:space="0" w:color="auto"/><w:right w:val="single" w:sz="4" w:space="0" w:color="auto"/></w:tcBorders></w:tcPr><w:p><w:pPr><w:jc w:val="center"/><w:rPr><w:rFonts w:ascii="Arial" w:hAnsi="Arial" w:cs="Arial"/><w:lang w:val="es-CL" w:eastAsia="es-CL"/></w:rPr></w:pPr></w:p></w:tc></w:tr><w:tr><w:trPr><w:trHeight w:val="330"/></w:trPr><w:tc><w:tcPr><w:tcW w:w="752" w:type="pct"/><w:gridSpan w:val="3"/><w:vMerge/><w:tcBorders><w:top w:val="single" w:sz="8" w:space="0" w:color="auto"/><w:left w:val="single" w:sz="8" w:space="0" w:color="auto"/><w:bottom w:val="nil"/><w:right w:val="single" w:sz="8" w:space="0" w:color="000000"/></w:tcBorders><w:vAlign w:val="center"/><w:hideMark/></w:tcPr><w:p><w:pPr><w:rPr><w:rFonts w:ascii="Arial" w:hAnsi="Arial" w:cs="Arial"/><w:b/><w:bCs/><w:color w:val="000000"/><w:lang w:val="es-CL" w:eastAsia="es-CL"/></w:rPr></w:pPr></w:p></w:tc><w:tc><w:tcPr><w:tcW w:w="2586" w:type="pct"/><w:gridSpan w:val="3"/><w:tcBorders><w:top w:val="single" w:sz="4" w:space="0" w:color="auto"/><w:left w:val="nil"/><w:bottom w:val="single" w:sz="4" w:space="0" w:color="auto"/><w:right w:val="single" w:sz="4" w:space="0" w:color="auto"/></w:tcBorders><w:noWrap/><w:vAlign w:val="center"/><w:hideMark/></w:tcPr><w:p><w:pPr><w:rPr><w:rFonts w:ascii="Arial" w:hAnsi="Arial" w:cs="Arial"/><w:color w:val="000000"/><w:lang w:val="es-CL" w:eastAsia="es-CL"/></w:rPr></w:pPr><w:r><w:rPr><w:rFonts w:ascii="Arial" w:hAnsi="Arial" w:cs="Arial"/><w:color w:val="000000"/><w:lang w:val="es-CL" w:eastAsia="es-CL"/></w:rPr><w:t>SOLERILLAS</w:t></w:r></w:p></w:tc><w:tc><w:tcPr><w:tcW w:w="610" w:type="pct"/><w:gridSpan w:val="3"/><w:tcBorders><w:top w:val="nil"/><w:left w:val="nil"/><w:bottom w:val="single" w:sz="4" w:space="0" w:color="auto"/><w:right w:val="single" w:sz="4" w:space="0" w:color="auto"/></w:tcBorders><w:noWrap/><w:vAlign w:val="center"/><w:hideMark/></w:tcPr><w:p><w:pPr><w:jc w:val="center"/><w:rPr><w:rFonts w:ascii="Arial" w:hAnsi="Arial" w:cs="Arial"/><w:lang w:val="es-CL" w:eastAsia="es-CL"/></w:rPr></w:pPr><w:r><w:rPr><w:rFonts w:ascii="Arial" w:hAnsi="Arial" w:cs="Arial"/><w:lang w:val="es-CL" w:eastAsia="es-CL"/></w:rPr><w:t>ML</w:t></w:r></w:p></w:tc><w:tc><w:tcPr><w:tcW w:w="526" w:type="pct"/><w:tcBorders><w:top w:val="nil"/><w:left w:val="nil"/><w:bottom w:val="single" w:sz="4" w:space="0" w:color="auto"/><w:right w:val="single" w:sz="4" w:space="0" w:color="auto"/></w:tcBorders><w:noWrap/><w:vAlign w:val="center"/><w:hideMark/></w:tcPr><w:p><w:pPr><w:jc w:val="center"/><w:rPr><w:rFonts w:ascii="Arial" w:hAnsi="Arial" w:cs="Arial"/><w:lang w:val="es-CL" w:eastAsia="es-CL"/></w:rPr></w:pPr><w:r><w:rPr><w:rFonts w:ascii="Arial" w:hAnsi="Arial" w:cs="Arial"/><w:lang w:val="es-CL" w:eastAsia="es-CL"/></w:rPr><w:t>125.0</w:t></w:r></w:p></w:tc><w:tc><w:tcPr><w:tcW w:w="525" w:type="pct"/><w:tcBorders><w:top w:val="nil"/><w:left w:val="nil"/><w:bottom w:val="single" w:sz="4" w:space="0" w:color="auto"/><w:right w:val="single" w:sz="4" w:space="0" w:color="auto"/></w:tcBorders></w:tcPr><w:p><w:pPr><w:jc w:val="center"/><w:rPr><w:rFonts w:ascii="Arial" w:hAnsi="Arial" w:cs="Arial"/><w:lang w:val="es-CL" w:eastAsia="es-CL"/></w:rPr></w:pPr></w:p></w:tc></w:tr><w:tr><w:trPr><w:trHeight w:val="330"/></w:trPr><w:tc><w:tcPr><w:tcW w:w="752" w:type="pct"/><w:gridSpan w:val="3"/><w:vMerge/><w:tcBorders><w:top w:val="single" w:sz="8" w:space="0" w:color="auto"/><w:left w:val="single" w:sz="8" w:space="0" w:color="auto"/><w:bottom w:val="nil"/><w:right w:val="single" w:sz="8" w:space="0" w:color="000000"/></w:tcBorders><w:vAlign w:val="center"/><w:hideMark/></w:tcPr><w:p><w:pPr><w:rPr><w:rFonts w:ascii="Arial" w:hAnsi="Arial" w:cs="Arial"/><w:b/><w:bCs/><w:color w:val="000000"/><w:lang w:val="es-CL" w:eastAsia="es-CL"/></w:rPr></w:pPr></w:p></w:tc><w:tc><w:tcPr><w:tcW w:w="2586" w:type="pct"/><w:gridSpan w:val="3"/><w:tcBorders><w:top w:val="single" w:sz="4" w:space="0" w:color="auto"/><w:left w:val="nil"/><w:bottom w:val="single" w:sz="4" w:space="0" w:color="auto"/><w:right w:val="single" w:sz="4" w:space="0" w:color="auto"/></w:tcBorders><w:noWrap/><w:vAlign w:val="center"/><w:hideMark/></w:tcPr><w:p><w:pPr><w:rPr><w:rFonts w:ascii="Arial" w:hAnsi="Arial" w:cs="Arial"/><w:color w:val="000000"/><w:lang w:val="es-CL" w:eastAsia="es-CL"/></w:rPr></w:pPr><w:r><w:rPr><w:rFonts w:ascii="Arial" w:hAnsi="Arial" w:cs="Arial"/><w:color w:val="000000"/><w:lang w:val="es-CL" w:eastAsia="es-CL"/></w:rPr><w:t>SACOS DE CEMENTO DE 25 KG</w:t></w:r></w:p></w:tc><w:tc><w:tcPr><w:tcW w:w="610" w:type="pct"/><w:gridSpan w:val="3"/><w:tcBorders><w:top w:val="nil"/><w:left w:val="nil"/><w:bottom w:val="single" w:sz="4" w:space="0" w:color="auto"/><w:right w:val="single" w:sz="4" w:space="0" w:color="auto"/></w:tcBorders><w:noWrap/><w:vAlign w:val="center"/><w:hideMark/></w:tcPr><w:p><w:pPr><w:jc w:val="center"/><w:rPr><w:rFonts w:ascii="Arial" w:hAnsi="Arial" w:cs="Arial"/><w:lang w:val="es-CL" w:eastAsia="es-CL"/></w:rPr></w:pPr><w:r><w:rPr><w:rFonts w:ascii="Arial" w:hAnsi="Arial" w:cs="Arial"/><w:lang w:val="es-CL" w:eastAsia="es-CL"/></w:rPr><w:t>UN</w:t></w:r></w:p></w:tc><w:tc><w:tcPr><w:tcW w:w="526" w:type="pct"/><w:tcBorders><w:top w:val="nil"/><w:left w:val="nil"/><w:bottom w:val="single" w:sz="4" w:space="0" w:color="auto"/><w:right w:val="single" w:sz="4" w:space="0" w:color="auto"/></w:tcBorders><w:noWrap/><w:vAlign w:val="center"/><w:hideMark/></w:tcPr><w:p><w:pPr><w:jc w:val="center"/><w:rPr><w:rFonts w:ascii="Arial" w:hAnsi="Arial" w:cs="Arial"/><w:lang w:val="es-CL" w:eastAsia="es-CL"/></w:rPr></w:pPr><w:r><w:rPr><w:rFonts w:ascii="Arial" w:hAnsi="Arial" w:cs="Arial"/><w:lang w:val="es-CL" w:eastAsia="es-CL"/></w:rPr><w:t>95.0</w:t></w:r></w:p></w:tc><w:tc><w:tcPr><w:tcW w:w="525" w:type="pct"/><w:tcBorders><w:top w:val="nil"/><w:left w:val="nil"/><w:bottom w:val="single" w:sz="4" w:space="0" w:color="auto"/><w:right w:val="single" w:sz="4" w:space="0" w:color="auto"/></w:tcBorders></w:tcPr><w:p><w:pPr><w:jc w:val="center"/><w:rPr><w:rFonts w:ascii="Arial" w:hAnsi="Arial" w:cs="Arial"/><w:lang w:val="es-CL" w:eastAsia="es-CL"/></w:rPr></w:pPr></w:p></w:tc></w:tr><w:tr><w:trPr><w:trHeight w:val="330"/></w:trPr><w:tc><w:tcPr><w:tcW w:w="752" w:type="pct"/><w:gridSpan w:val="3"/><w:vMerge/><w:tcBorders><w:top w:val="single" w:sz="8" w:space="0" w:color="auto"/><w:left w:val="single" w:sz="8" w:space="0" w:color="auto"/><w:bottom w:val="nil"/><w:right w:val="single" w:sz="8" w:space="0" w:color="000000"/></w:tcBorders><w:vAlign w:val="center"/><w:hideMark/></w:tcPr><w:p><w:pPr><w:rPr><w:rFonts w:ascii="Arial" w:hAnsi="Arial" w:cs="Arial"/><w:b/><w:bCs/><w:color w:val="000000"/><w:lang w:val="es-CL" w:eastAsia="es-CL"/></w:rPr></w:pPr></w:p></w:tc><w:tc><w:tcPr><w:tcW w:w="2586" w:type="pct"/><w:gridSpan w:val="3"/><w:tcBorders><w:top w:val="single" w:sz="4" w:space="0" w:color="auto"/><w:left w:val="nil"/><w:bottom w:val="single" w:sz="4" w:space="0" w:color="auto"/><w:right w:val="single" w:sz="4" w:space="0" w:color="auto"/></w:tcBorders><w:noWrap/><w:vAlign w:val="center"/><w:hideMark/></w:tcPr><w:p><w:pPr><w:rPr><w:rFonts w:ascii="Arial" w:hAnsi="Arial" w:cs="Arial"/><w:color w:val="000000"/><w:lang w:val="es-CL" w:eastAsia="es-CL"/></w:rPr></w:pPr><w:r><w:rPr><w:rFonts w:ascii="Arial" w:hAnsi="Arial" w:cs="Arial"/><w:color w:val="000000"/><w:lang w:val="es-CL" w:eastAsia="es-CL"/></w:rPr><w:t>ARENA</w:t></w:r></w:p></w:tc><w:tc><w:tcPr><w:tcW w:w="610" w:type="pct"/><w:gridSpan w:val="3"/><w:tcBorders><w:top w:val="nil"/><w:left w:val="nil"/><w:bottom w:val="single" w:sz="4" w:space="0" w:color="auto"/><w:right w:val="single" w:sz="4" w:space="0" w:color="auto"/></w:tcBorders><w:noWrap/><w:vAlign w:val="center"/><w:hideMark/></w:tcPr><w:p><w:pPr><w:jc w:val="center"/><w:rPr><w:rFonts w:ascii="Arial" w:hAnsi="Arial" w:cs="Arial"/><w:lang w:val="es-CL" w:eastAsia="es-CL"/></w:rPr></w:pPr><w:r><w:rPr><w:rFonts w:ascii="Arial" w:hAnsi="Arial" w:cs="Arial"/><w:lang w:val="es-CL" w:eastAsia="es-CL"/></w:rPr><w:t>M3</w:t></w:r></w:p></w:tc><w:tc><w:tcPr><w:tcW w:w="526" w:type="pct"/><w:tcBorders><w:top w:val="nil"/><w:left w:val="nil"/><w:bottom w:val="single" w:sz="4" w:space="0" w:color="auto"/><w:right w:val="single" w:sz="4" w:space="0" w:color="auto"/></w:tcBorders><w:noWrap/><w:vAlign w:val="center"/><w:hideMark/></w:tcPr><w:p><w:pPr><w:jc w:val="center"/><w:rPr><w:rFonts w:ascii="Arial" w:hAnsi="Arial" w:cs="Arial"/><w:lang w:val="es-CL" w:eastAsia="es-CL"/></w:rPr></w:pPr><w:r><w:rPr><w:rFonts w:ascii="Arial" w:hAnsi="Arial" w:cs="Arial"/><w:lang w:val="es-CL" w:eastAsia="es-CL"/></w:rPr><w:t>7.0</w:t></w:r></w:p></w:tc><w:tc><w:tcPr><w:tcW w:w="525" w:type="pct"/><w:tcBorders><w:top w:val="nil"/><w:left w:val="nil"/><w:bottom w:val="single" w:sz="4" w:space="0" w:color="auto"/><w:right w:val="single" w:sz="4" w:space="0" w:color="auto"/></w:tcBorders></w:tcPr><w:p><w:pPr><w:jc w:val="center"/><w:rPr><w:rFonts w:ascii="Arial" w:hAnsi="Arial" w:cs="Arial"/><w:lang w:val="es-CL" w:eastAsia="es-CL"/></w:rPr></w:pPr></w:p></w:tc></w:tr><w:tr><w:trPr><w:trHeight w:val="330"/></w:trPr><w:tc><w:tcPr><w:tcW w:w="752" w:type="pct"/><w:gridSpan w:val="3"/><w:vMerge/><w:tcBorders><w:top w:val="single" w:sz="8" w:space="0" w:color="auto"/><w:left w:val="single" w:sz="8" w:space="0" w:color="auto"/><w:bottom w:val="nil"/><w:right w:val="single" w:sz="8" w:space="0" w:color="000000"/></w:tcBorders><w:vAlign w:val="center"/><w:hideMark/></w:tcPr><w:p><w:pPr><w:rPr><w:rFonts w:ascii="Arial" w:hAnsi="Arial" w:cs="Arial"/><w:b/><w:bCs/><w:color w:val="000000"/><w:lang w:val="es-CL" w:eastAsia="es-CL"/></w:rPr></w:pPr></w:p></w:tc><w:tc><w:tcPr><w:tcW w:w="2586" w:type="pct"/><w:gridSpan w:val="3"/><w:tcBorders><w:top w:val="single" w:sz="4" w:space="0" w:color="auto"/><w:left w:val="nil"/><w:bottom w:val="single" w:sz="4" w:space="0" w:color="auto"/><w:right w:val="single" w:sz="4" w:space="0" w:color="auto"/></w:tcBorders><w:noWrap/><w:vAlign w:val="center"/><w:hideMark/></w:tcPr><w:p><w:pPr><w:rPr><w:rFonts w:ascii="Arial" w:hAnsi="Arial" w:cs="Arial"/><w:color w:val="000000"/><w:lang w:val="es-CL" w:eastAsia="es-CL"/></w:rPr></w:pPr><w:r><w:rPr><w:rFonts w:ascii="Arial" w:hAnsi="Arial" w:cs="Arial"/><w:color w:val="000000"/><w:lang w:val="es-CL" w:eastAsia="es-CL"/></w:rPr><w:t>RIPIO</w:t></w:r></w:p></w:tc><w:tc><w:tcPr><w:tcW w:w="610" w:type="pct"/><w:gridSpan w:val="3"/><w:tcBorders><w:top w:val="nil"/><w:left w:val="nil"/><w:bottom w:val="single" w:sz="4" w:space="0" w:color="auto"/><w:right w:val="single" w:sz="4" w:space="0" w:color="auto"/></w:tcBorders><w:noWrap/><w:vAlign w:val="center"/><w:hideMark/></w:tcPr><w:p><w:pPr><w:jc w:val="center"/><w:rPr><w:rFonts w:ascii="Arial" w:hAnsi="Arial" w:cs="Arial"/><w:lang w:val="es-CL" w:eastAsia="es-CL"/></w:rPr></w:pPr><w:r><w:rPr><w:rFonts w:ascii="Arial" w:hAnsi="Arial" w:cs="Arial"/><w:lang w:val="es-CL" w:eastAsia="es-CL"/></w:rPr><w:t>M3</w:t></w:r></w:p></w:tc><w:tc><w:tcPr><w:tcW w:w="526" w:type="pct"/><w:tcBorders><w:top w:val="nil"/><w:left w:val="nil"/><w:bottom w:val="single" w:sz="4" w:space="0" w:color="auto"/><w:right w:val="single" w:sz="4" w:space="0" w:color="auto"/></w:tcBorders><w:noWrap/><w:vAlign w:val="center"/><w:hideMark/></w:tcPr><w:p><w:pPr><w:jc w:val="center"/><w:rPr><w:rFonts w:ascii="Arial" w:hAnsi="Arial" w:cs="Arial"/><w:lang w:val="es-CL" w:eastAsia="es-CL"/></w:rPr></w:pPr><w:r><w:rPr><w:rFonts w:ascii="Arial" w:hAnsi="Arial" w:cs="Arial"/><w:lang w:val="es-CL" w:eastAsia="es-CL"/></w:rPr><w:t>11.0</w:t></w:r></w:p></w:tc><w:tc><w:tcPr><w:tcW w:w="525" w:type="pct"/><w:tcBorders><w:top w:val="nil"/><w:left w:val="nil"/><w:bottom w:val="single" w:sz="4" w:space="0" w:color="auto"/><w:right w:val="single" w:sz="4" w:space="0" w:color="auto"/></w:tcBorders></w:tcPr><w:p><w:pPr><w:jc w:val="center"/><w:rPr><w:rFonts w:ascii="Arial" w:hAnsi="Arial" w:cs="Arial"/><w:lang w:val="es-CL" w:eastAsia="es-CL"/></w:rPr></w:pPr></w:p></w:tc></w:tr><w:tr><w:trPr><w:trHeight w:val="330"/></w:trPr><w:tc><w:tcPr><w:tcW w:w="752" w:type="pct"/><w:gridSpan w:val="3"/><w:vMerge/><w:tcBorders><w:top w:val="single" w:sz="8" w:space="0" w:color="auto"/><w:left w:val="single" w:sz="8" w:space="0" w:color="auto"/><w:bottom w:val="nil"/><w:right w:val="single" w:sz="8" w:space="0" w:color="000000"/></w:tcBorders><w:vAlign w:val="center"/><w:hideMark/></w:tcPr><w:p><w:pPr><w:rPr><w:rFonts w:ascii="Arial" w:hAnsi="Arial" w:cs="Arial"/><w:b/><w:bCs/><w:color w:val="000000"/><w:lang w:val="es-CL" w:eastAsia="es-CL"/></w:rPr></w:pPr></w:p></w:tc><w:tc><w:tcPr><w:tcW w:w="2586" w:type="pct"/><w:gridSpan w:val="3"/><w:tcBorders><w:top w:val="single" w:sz="4" w:space="0" w:color="auto"/><w:left w:val="nil"/><w:bottom w:val="single" w:sz="4" w:space="0" w:color="auto"/><w:right w:val="nil"/></w:tcBorders><w:noWrap/><w:vAlign w:val="center"/><w:hideMark/></w:tcPr><w:p><w:pPr><w:rPr><w:rFonts w:ascii="Arial" w:hAnsi="Arial" w:cs="Arial"/><w:b/><w:bCs/><w:lang w:val="es-CL" w:eastAsia="es-CL"/></w:rPr></w:pPr><w:r><w:rPr><w:rFonts w:ascii="Arial" w:hAnsi="Arial" w:cs="Arial"/><w:b/><w:bCs/><w:lang w:val="es-CL" w:eastAsia="es-CL"/></w:rPr><w:t xml:space="preserve">ACCESIBILIDAD UNIVERSAL </w:t></w:r></w:p></w:tc><w:tc><w:tcPr><w:tcW w:w="610" w:type="pct"/><w:gridSpan w:val="3"/><w:tcBorders><w:top w:val="nil"/><w:left w:val="nil"/><w:bottom w:val="single" w:sz="4" w:space="0" w:color="auto"/><w:right w:val="nil"/></w:tcBorders><w:shd w:val="clear" w:color="000000" w:fill="FFFFFF"/><w:noWrap/><w:vAlign w:val="center"/><w:hideMark/></w:tcPr><w:p><w:pPr><w:jc w:val="center"/><w:rPr><w:rFonts w:ascii="Arial" w:hAnsi="Arial" w:cs="Arial"/><w:b/><w:bCs/><w:lang w:val="es-CL" w:eastAsia="es-CL"/></w:rPr></w:pPr><w:r><w:rPr><w:rFonts w:ascii="Arial" w:hAnsi="Arial" w:cs="Arial"/><w:b/><w:bCs/><w:lang w:val="es-CL" w:eastAsia="es-CL"/></w:rPr><w:t> </w:t></w:r></w:p></w:tc><w:tc><w:tcPr><w:tcW w:w="526" w:type="pct"/><w:tcBorders><w:top w:val="nil"/><w:left w:val="nil"/><w:bottom w:val="single" w:sz="4" w:space="0" w:color="auto"/><w:right w:val="single" w:sz="4" w:space="0" w:color="auto"/></w:tcBorders><w:shd w:val="clear" w:color="000000" w:fill="FFFFFF"/><w:noWrap/><w:vAlign w:val="center"/><w:hideMark/></w:tcPr><w:p><w:pPr><w:jc w:val="center"/><w:rPr><w:rFonts w:ascii="Arial" w:hAnsi="Arial" w:cs="Arial"/><w:b/><w:bCs/><w:lang w:val="es-CL" w:eastAsia="es-CL"/></w:rPr></w:pPr><w:r><w:rPr><w:rFonts w:ascii="Arial" w:hAnsi="Arial" w:cs="Arial"/><w:b/><w:bCs/><w:lang w:val="es-CL" w:eastAsia="es-CL"/></w:rPr><w:t> </w:t></w:r></w:p></w:tc><w:tc><w:tcPr><w:tcW w:w="525" w:type="pct"/><w:tcBorders><w:top w:val="nil"/><w:left w:val="nil"/><w:bottom w:val="single" w:sz="4" w:space="0" w:color="auto"/><w:right w:val="single" w:sz="4" w:space="0" w:color="auto"/></w:tcBorders><w:shd w:val="clear" w:color="000000" w:fill="FFFFFF"/></w:tcPr><w:p><w:pPr><w:jc w:val="center"/><w:rPr><w:rFonts w:ascii="Arial" w:hAnsi="Arial" w:cs="Arial"/><w:b/><w:bCs/><w:lang w:val="es-CL" w:eastAsia="es-CL"/></w:rPr></w:pPr><w:r><w:rPr><w:rFonts w:ascii="Arial" w:hAnsi="Arial" w:cs="Arial"/><w:b/><w:bCs/><w:lang w:val="es-CL" w:eastAsia="es-CL"/></w:rPr><w:t>-</w:t></w:r></w:p></w:tc></w:tr><w:tr><w:trPr><w:trHeight w:val="330"/></w:trPr><w:tc><w:tcPr><w:tcW w:w="752" w:type="pct"/><w:gridSpan w:val="3"/><w:vMerge/><w:tcBorders><w:top w:val="single" w:sz="8" w:space="0" w:color="auto"/><w:left w:val="single" w:sz="8" w:space="0" w:color="auto"/><w:bottom w:val="nil"/><w:right w:val="single" w:sz="8" w:space="0" w:color="000000"/></w:tcBorders><w:vAlign w:val="center"/><w:hideMark/></w:tcPr><w:p><w:pPr><w:rPr><w:rFonts w:ascii="Arial" w:hAnsi="Arial" w:cs="Arial"/><w:b/><w:bCs/><w:color w:val="000000"/><w:lang w:val="es-CL" w:eastAsia="es-CL"/></w:rPr></w:pPr></w:p></w:tc><w:tc><w:tcPr><w:tcW w:w="2586" w:type="pct"/><w:gridSpan w:val="3"/><w:tcBorders><w:top w:val="single" w:sz="4" w:space="0" w:color="auto"/><w:left w:val="nil"/><w:bottom w:val="single" w:sz="4" w:space="0" w:color="auto"/><w:right w:val="single" w:sz="4" w:space="0" w:color="auto"/></w:tcBorders><w:noWrap/><w:vAlign w:val="center"/><w:hideMark/></w:tcPr><w:p><w:pPr><w:rPr><w:rFonts w:ascii="Arial" w:hAnsi="Arial" w:cs="Arial"/><w:color w:val="000000"/><w:lang w:val="es-CL" w:eastAsia="es-CL"/></w:rPr></w:pPr><w:r><w:rPr><w:rFonts w:ascii="Arial" w:hAnsi="Arial" w:cs="Arial"/><w:color w:val="000000"/><w:lang w:val="es-CL" w:eastAsia="es-CL"/></w:rPr><w:t>BALDOSA TÁCTIL MINVU 0 (0,40 x 0,40 METROS)</w:t></w:r></w:p></w:tc><w:tc><w:tcPr><w:tcW w:w="610" w:type="pct"/><w:gridSpan w:val="3"/><w:tcBorders><w:top w:val="nil"/><w:left w:val="nil"/><w:bottom w:val="single" w:sz="4" w:space="0" w:color="auto"/><w:right w:val="single" w:sz="4" w:space="0" w:color="auto"/></w:tcBorders><w:shd w:val="clear" w:color="000000" w:fill="FFFFFF"/><w:noWrap/><w:vAlign w:val="center"/><w:hideMark/></w:tcPr><w:p><w:pPr><w:jc w:val="center"/><w:rPr><w:rFonts w:ascii="Arial" w:hAnsi="Arial" w:cs="Arial"/><w:lang w:val="es-CL" w:eastAsia="es-CL"/></w:rPr></w:pPr><w:r><w:rPr><w:rFonts w:ascii="Arial" w:hAnsi="Arial" w:cs="Arial"/><w:lang w:val="es-CL" w:eastAsia="es-CL"/></w:rPr><w:t>M2</w:t></w:r></w:p></w:tc><w:tc><w:tcPr><w:tcW w:w="526" w:type="pct"/><w:tcBorders><w:top w:val="nil"/><w:left w:val="nil"/><w:bottom w:val="single" w:sz="4" w:space="0" w:color="auto"/><w:right w:val="single" w:sz="4" w:space="0" w:color="auto"/></w:tcBorders><w:shd w:val="clear" w:color="000000" w:fill="FFFFFF"/><w:noWrap/><w:vAlign w:val="center"/><w:hideMark/></w:tcPr><w:p><w:pPr><w:jc w:val="center"/><w:rPr><w:rFonts w:ascii="Arial" w:hAnsi="Arial" w:cs="Arial"/><w:lang w:val="es-CL" w:eastAsia="es-CL"/></w:rPr></w:pPr><w:r><w:rPr><w:rFonts w:ascii="Arial" w:hAnsi="Arial" w:cs="Arial"/><w:lang w:val="es-CL" w:eastAsia="es-CL"/></w:rPr><w:t>25.00</w:t></w:r></w:p></w:tc><w:tc><w:tcPr><w:tcW w:w="525" w:type="pct"/><w:tcBorders><w:top w:val="nil"/><w:left w:val="nil"/><w:bottom w:val="single" w:sz="4" w:space="0" w:color="auto"/><w:right w:val="single" w:sz="4" w:space="0" w:color="auto"/></w:tcBorders><w:shd w:val="clear" w:color="000000" w:fill="FFFFFF"/></w:tcPr><w:p><w:pPr><w:jc w:val="center"/><w:rPr><w:rFonts w:ascii="Arial" w:hAnsi="Arial" w:cs="Arial"/><w:lang w:val="es-CL" w:eastAsia="es-CL"/></w:rPr></w:pPr></w:p></w:tc></w:tr><w:tr><w:trPr><w:trHeight w:val="330"/></w:trPr><w:tc><w:tcPr><w:tcW w:w="752" w:type="pct"/><w:gridSpan w:val="3"/><w:vMerge/><w:tcBorders><w:top w:val="single" w:sz="8" w:space="0" w:color="auto"/><w:left w:val="single" w:sz="8" w:space="0" w:color="auto"/><w:bottom w:val="nil"/><w:right w:val="single" w:sz="8" w:space="0" w:color="000000"/></w:tcBorders><w:vAlign w:val="center"/><w:hideMark/></w:tcPr><w:p><w:pPr><w:rPr><w:rFonts w:ascii="Arial" w:hAnsi="Arial" w:cs="Arial"/><w:b/><w:bCs/><w:color w:val="000000"/><w:lang w:val="es-CL" w:eastAsia="es-CL"/></w:rPr></w:pPr></w:p></w:tc><w:tc><w:tcPr><w:tcW w:w="2586" w:type="pct"/><w:gridSpan w:val="3"/><w:tcBorders><w:top w:val="single" w:sz="4" w:space="0" w:color="auto"/><w:left w:val="nil"/><w:bottom w:val="single" w:sz="4" w:space="0" w:color="auto"/><w:right w:val="single" w:sz="4" w:space="0" w:color="auto"/></w:tcBorders><w:noWrap/><w:vAlign w:val="center"/><w:hideMark/></w:tcPr><w:p><w:pPr><w:rPr><w:rFonts w:ascii="Arial" w:hAnsi="Arial" w:cs="Arial"/><w:color w:val="000000"/><w:lang w:val="es-CL" w:eastAsia="es-CL"/></w:rPr></w:pPr><w:r><w:rPr><w:rFonts w:ascii="Arial" w:hAnsi="Arial" w:cs="Arial"/><w:color w:val="000000"/><w:lang w:val="es-CL" w:eastAsia="es-CL"/></w:rPr><w:t>SACOS DE CEMENTO DE 25 KG</w:t></w:r></w:p></w:tc><w:tc><w:tcPr><w:tcW w:w="610" w:type="pct"/><w:gridSpan w:val="3"/><w:tcBorders><w:top w:val="nil"/><w:left w:val="nil"/><w:bottom w:val="single" w:sz="4" w:space="0" w:color="auto"/><w:right w:val="single" w:sz="4" w:space="0" w:color="auto"/></w:tcBorders><w:shd w:val="clear" w:color="000000" w:fill="FFFFFF"/><w:noWrap/><w:vAlign w:val="center"/><w:hideMark/></w:tcPr><w:p><w:pPr><w:jc w:val="center"/><w:rPr><w:rFonts w:ascii="Arial" w:hAnsi="Arial" w:cs="Arial"/><w:lang w:val="es-CL" w:eastAsia="es-CL"/></w:rPr></w:pPr><w:r><w:rPr><w:rFonts w:ascii="Arial" w:hAnsi="Arial" w:cs="Arial"/><w:lang w:val="es-CL" w:eastAsia="es-CL"/></w:rPr><w:t>UN</w:t></w:r></w:p></w:tc><w:tc><w:tcPr><w:tcW w:w="526" w:type="pct"/><w:tcBorders><w:top w:val="nil"/><w:left w:val="nil"/><w:bottom w:val="single" w:sz="4" w:space="0" w:color="auto"/><w:right w:val="single" w:sz="4" w:space="0" w:color="auto"/></w:tcBorders><w:shd w:val="clear" w:color="000000" w:fill="FFFFFF"/><w:noWrap/><w:vAlign w:val="center"/><w:hideMark/></w:tcPr><w:p><w:pPr><w:jc w:val="center"/><w:rPr><w:rFonts w:ascii="Arial" w:hAnsi="Arial" w:cs="Arial"/><w:lang w:val="es-CL" w:eastAsia="es-CL"/></w:rPr></w:pPr><w:r><w:rPr><w:rFonts w:ascii="Arial" w:hAnsi="Arial" w:cs="Arial"/><w:lang w:val="es-CL" w:eastAsia="es-CL"/></w:rPr><w:t>15.0</w:t></w:r></w:p></w:tc><w:tc><w:tcPr><w:tcW w:w="525" w:type="pct"/><w:tcBorders><w:top w:val="nil"/><w:left w:val="nil"/><w:bottom w:val="single" w:sz="4" w:space="0" w:color="auto"/><w:right w:val="single" w:sz="4" w:space="0" w:color="auto"/></w:tcBorders><w:shd w:val="clear" w:color="000000" w:fill="FFFFFF"/></w:tcPr><w:p><w:pPr><w:jc w:val="center"/><w:rPr><w:rFonts w:ascii="Arial" w:hAnsi="Arial" w:cs="Arial"/><w:lang w:val="es-CL" w:eastAsia="es-CL"/></w:rPr></w:pPr></w:p></w:tc></w:tr><w:tr><w:trPr><w:trHeight w:val="330"/></w:trPr><w:tc><w:tcPr><w:tcW w:w="752" w:type="pct"/><w:gridSpan w:val="3"/><w:vMerge/><w:tcBorders><w:top w:val="single" w:sz="8" w:space="0" w:color="auto"/><w:left w:val="single" w:sz="8" w:space="0" w:color="auto"/><w:bottom w:val="nil"/><w:right w:val="single" w:sz="8" w:space="0" w:color="000000"/></w:tcBorders><w:vAlign w:val="center"/><w:hideMark/></w:tcPr><w:p><w:pPr><w:rPr><w:rFonts w:ascii="Arial" w:hAnsi="Arial" w:cs="Arial"/><w:b/><w:bCs/><w:color w:val="000000"/><w:lang w:val="es-CL" w:eastAsia="es-CL"/></w:rPr></w:pPr></w:p></w:tc><w:tc><w:tcPr><w:tcW w:w="2586" w:type="pct"/><w:gridSpan w:val="3"/><w:tcBorders><w:top w:val="single" w:sz="4" w:space="0" w:color="auto"/><w:left w:val="nil"/><w:bottom w:val="nil"/><w:right w:val="single" w:sz="4" w:space="0" w:color="auto"/></w:tcBorders><w:noWrap/><w:vAlign w:val="center"/><w:hideMark/></w:tcPr><w:p><w:pPr><w:rPr><w:rFonts w:ascii="Arial" w:hAnsi="Arial" w:cs="Arial"/><w:color w:val="000000"/><w:lang w:val="es-CL" w:eastAsia="es-CL"/></w:rPr></w:pPr><w:r><w:rPr><w:rFonts w:ascii="Arial" w:hAnsi="Arial" w:cs="Arial"/><w:color w:val="000000"/><w:lang w:val="es-CL" w:eastAsia="es-CL"/></w:rPr><w:t>ARENA</w:t></w:r></w:p></w:tc><w:tc><w:tcPr><w:tcW w:w="610" w:type="pct"/><w:gridSpan w:val="3"/><w:tcBorders><w:top w:val="single" w:sz="4" w:space="0" w:color="auto"/><w:left w:val="nil"/><w:bottom w:val="nil"/><w:right w:val="single" w:sz="4" w:space="0" w:color="auto"/></w:tcBorders><w:shd w:val="clear" w:color="000000" w:fill="FFFFFF"/><w:noWrap/><w:vAlign w:val="center"/><w:hideMark/></w:tcPr><w:p><w:pPr><w:jc w:val="center"/><w:rPr><w:rFonts w:ascii="Arial" w:hAnsi="Arial" w:cs="Arial"/><w:lang w:val="es-CL" w:eastAsia="es-CL"/></w:rPr></w:pPr><w:r><w:rPr><w:rFonts w:ascii="Arial" w:hAnsi="Arial" w:cs="Arial"/><w:lang w:val="es-CL" w:eastAsia="es-CL"/></w:rPr><w:t>M3</w:t></w:r></w:p></w:tc><w:tc><w:tcPr><w:tcW w:w="526" w:type="pct"/><w:tcBorders><w:top w:val="single" w:sz="4" w:space="0" w:color="auto"/><w:left w:val="nil"/><w:bottom w:val="nil"/><w:right w:val="single" w:sz="4" w:space="0" w:color="auto"/></w:tcBorders><w:shd w:val="clear" w:color="000000" w:fill="FFFFFF"/><w:noWrap/><w:vAlign w:val="center"/><w:hideMark/></w:tcPr><w:p><w:pPr><w:jc w:val="center"/><w:rPr><w:rFonts w:ascii="Arial" w:hAnsi="Arial" w:cs="Arial"/><w:lang w:val="es-CL" w:eastAsia="es-CL"/></w:rPr></w:pPr><w:r><w:rPr><w:rFonts w:ascii="Arial" w:hAnsi="Arial" w:cs="Arial"/><w:lang w:val="es-CL" w:eastAsia="es-CL"/></w:rPr><w:t>3.0</w:t></w:r></w:p></w:tc><w:tc><w:tcPr><w:tcW w:w="525" w:type="pct"/><w:tcBorders><w:top w:val="single" w:sz="4" w:space="0" w:color="auto"/><w:left w:val="nil"/><w:bottom w:val="nil"/><w:right w:val="single" w:sz="4" w:space="0" w:color="auto"/></w:tcBorders><w:shd w:val="clear" w:color="000000" w:fill="FFFFFF"/></w:tcPr><w:p><w:pPr><w:jc w:val="center"/><w:rPr><w:rFonts w:ascii="Arial" w:hAnsi="Arial" w:cs="Arial"/><w:lang w:val="es-CL" w:eastAsia="es-CL"/></w:rPr></w:pPr></w:p></w:tc></w:tr><w:tr><w:trPr><w:trHeight w:val="330"/></w:trPr><w:tc><w:tcPr><w:tcW w:w="157" w:type="pct"/><w:tcBorders><w:top w:val="nil"/><w:left w:val="single" w:sz="8" w:space="0" w:color="auto"/><w:bottom w:val="nil"/><w:right w:val="nil"/></w:tcBorders><w:shd w:val="clear" w:color="000000" w:fill="D9D9D9"/><w:vAlign w:val="center"/><w:hideMark/></w:tcPr><w:p><w:pPr><w:jc w:val="center"/><w:rPr><w:rFonts w:ascii="Arial" w:hAnsi="Arial" w:cs="Arial"/><w:b/><w:bCs/><w:color w:val="000000"/><w:lang w:val="es-CL" w:eastAsia="es-CL"/></w:rPr></w:pPr><w:r><w:rPr><w:rFonts w:ascii="Arial" w:hAnsi="Arial" w:cs="Arial"/><w:b/><w:bCs/><w:color w:val="000000"/><w:lang w:val="es-CL" w:eastAsia="es-CL"/></w:rPr><w:t> </w:t></w:r></w:p></w:tc><w:tc><w:tcPr><w:tcW w:w="158" w:type="pct"/><w:tcBorders><w:top w:val="nil"/><w:left w:val="nil"/><w:bottom w:val="nil"/><w:right w:val="nil"/></w:tcBorders><w:shd w:val="clear" w:color="000000" w:fill="D9D9D9"/><w:vAlign w:val="center"/><w:hideMark/></w:tcPr><w:p><w:pPr><w:jc w:val="center"/><w:rPr><w:rFonts w:ascii="Arial" w:hAnsi="Arial" w:cs="Arial"/><w:b/><w:bCs/><w:color w:val="000000"/><w:lang w:val="es-CL" w:eastAsia="es-CL"/></w:rPr></w:pPr><w:r><w:rPr><w:rFonts w:ascii="Arial" w:hAnsi="Arial" w:cs="Arial"/><w:b/><w:bCs/><w:color w:val="000000"/><w:lang w:val="es-CL" w:eastAsia="es-CL"/></w:rPr><w:t> </w:t></w:r></w:p></w:tc><w:tc><w:tcPr><w:tcW w:w="438" w:type="pct"/><w:tcBorders><w:top w:val="nil"/><w:left w:val="nil"/><w:bottom w:val="nil"/><w:right w:val="single" w:sz="8" w:space="0" w:color="auto"/></w:tcBorders><w:shd w:val="clear" w:color="000000" w:fill="D9D9D9"/><w:vAlign w:val="center"/><w:hideMark/></w:tcPr><w:p><w:pPr><w:jc w:val="center"/><w:rPr><w:rFonts w:ascii="Arial" w:hAnsi="Arial" w:cs="Arial"/><w:b/><w:bCs/><w:color w:val="000000"/><w:lang w:val="es-CL" w:eastAsia="es-CL"/></w:rPr></w:pPr><w:r><w:rPr><w:rFonts w:ascii="Arial" w:hAnsi="Arial" w:cs="Arial"/><w:b/><w:bCs/><w:color w:val="000000"/><w:lang w:val="es-CL" w:eastAsia="es-CL"/></w:rPr><w:t> </w:t></w:r></w:p></w:tc><w:tc><w:tcPr><w:tcW w:w="2586" w:type="pct"/><w:gridSpan w:val="3"/><w:tcBorders><w:top w:val="single" w:sz="4" w:space="0" w:color="auto"/><w:left w:val="nil"/><w:bottom w:val="single" w:sz="4" w:space="0" w:color="auto"/><w:right w:val="nil"/></w:tcBorders><w:noWrap/><w:vAlign w:val="center"/><w:hideMark/></w:tcPr><w:p><w:pPr><w:rPr><w:rFonts w:ascii="Arial" w:hAnsi="Arial" w:cs="Arial"/><w:b/><w:bCs/><w:lang w:val="es-CL" w:eastAsia="es-CL"/></w:rPr></w:pPr><w:r><w:rPr><w:rFonts w:ascii="Arial" w:hAnsi="Arial" w:cs="Arial"/><w:b/><w:bCs/><w:lang w:val="es-CL" w:eastAsia="es-CL"/></w:rPr><w:t>OTROS</w:t></w:r></w:p></w:tc><w:tc><w:tcPr><w:tcW w:w="610" w:type="pct"/><w:gridSpan w:val="3"/><w:tcBorders><w:top w:val="single" w:sz="4" w:space="0" w:color="auto"/><w:left w:val="nil"/><w:bottom w:val="single" w:sz="4" w:space="0" w:color="auto"/><w:right w:val="nil"/></w:tcBorders><w:shd w:val="clear" w:color="000000" w:fill="FFFFFF"/><w:noWrap/><w:vAlign w:val="center"/><w:hideMark/></w:tcPr><w:p><w:pPr><w:jc w:val="center"/><w:rPr><w:rFonts w:ascii="Arial" w:hAnsi="Arial" w:cs="Arial"/><w:b/><w:bCs/><w:lang w:val="es-CL" w:eastAsia="es-CL"/></w:rPr></w:pPr><w:r><w:rPr><w:rFonts w:ascii="Arial" w:hAnsi="Arial" w:cs="Arial"/><w:b/><w:bCs/><w:lang w:val="es-CL" w:eastAsia="es-CL"/></w:rPr><w:t> </w:t></w:r></w:p></w:tc><w:tc><w:tcPr><w:tcW w:w="526" w:type="pct"/><w:tcBorders><w:top w:val="single" w:sz="4" w:space="0" w:color="auto"/><w:left w:val="nil"/><w:bottom w:val="single" w:sz="4" w:space="0" w:color="auto"/><w:right w:val="single" w:sz="4" w:space="0" w:color="auto"/></w:tcBorders><w:shd w:val="clear" w:color="000000" w:fill="FFFFFF"/><w:noWrap/><w:vAlign w:val="center"/><w:hideMark/></w:tcPr><w:p><w:pPr><w:jc w:val="center"/><w:rPr><w:rFonts w:ascii="Arial" w:hAnsi="Arial" w:cs="Arial"/><w:b/><w:bCs/><w:lang w:val="es-CL" w:eastAsia="es-CL"/></w:rPr></w:pPr><w:r><w:rPr><w:rFonts w:ascii="Arial" w:hAnsi="Arial" w:cs="Arial"/><w:b/><w:bCs/><w:lang w:val="es-CL" w:eastAsia="es-CL"/></w:rPr><w:t> </w:t></w:r></w:p></w:tc><w:tc><w:tcPr><w:tcW w:w="525" w:type="pct"/><w:tcBorders><w:top w:val="single" w:sz="4" w:space="0" w:color="auto"/><w:left w:val="nil"/><w:bottom w:val="single" w:sz="4" w:space="0" w:color="auto"/><w:right w:val="single" w:sz="4" w:space="0" w:color="auto"/></w:tcBorders><w:shd w:val="clear" w:color="000000" w:fill="FFFFFF"/></w:tcPr><w:p><w:pPr><w:jc w:val="center"/><w:rPr><w:rFonts w:ascii="Arial" w:hAnsi="Arial" w:cs="Arial"/><w:b/><w:bCs/><w:lang w:val="es-CL" w:eastAsia="es-CL"/></w:rPr></w:pPr><w:r><w:rPr><w:rFonts w:ascii="Arial" w:hAnsi="Arial" w:cs="Arial"/><w:b/><w:bCs/><w:lang w:val="es-CL" w:eastAsia="es-CL"/></w:rPr><w:t>-</w:t></w:r></w:p></w:tc></w:tr><w:tr><w:trPr><w:trHeight w:val="345"/></w:trPr><w:tc><w:tcPr><w:tcW w:w="157" w:type="pct"/><w:tcBorders><w:top w:val="nil"/><w:left w:val="single" w:sz="8" w:space="0" w:color="auto"/><w:bottom w:val="single" w:sz="8" w:space="0" w:color="auto"/><w:right w:val="nil"/></w:tcBorders><w:shd w:val="clear" w:color="000000" w:fill="D9D9D9"/><w:vAlign w:val="center"/><w:hideMark/></w:tcPr><w:p><w:pPr><w:jc w:val="center"/><w:rPr><w:rFonts w:ascii="Arial" w:hAnsi="Arial" w:cs="Arial"/><w:b/><w:bCs/><w:color w:val="000000"/><w:lang w:val="es-CL" w:eastAsia="es-CL"/></w:rPr></w:pPr><w:r><w:rPr><w:rFonts w:ascii="Arial" w:hAnsi="Arial" w:cs="Arial"/><w:b/><w:bCs/><w:color w:val="000000"/><w:lang w:val="es-CL" w:eastAsia="es-CL"/></w:rPr><w:t> </w:t></w:r></w:p></w:tc><w:tc><w:tcPr><w:tcW w:w="158" w:type="pct"/><w:tcBorders><w:top w:val="nil"/><w:left w:val="nil"/><w:bottom w:val="single" w:sz="8" w:space="0" w:color="auto"/><w:right w:val="nil"/></w:tcBorders><w:shd w:val="clear" w:color="000000" w:fill="D9D9D9"/><w:vAlign w:val="center"/><w:hideMark/></w:tcPr><w:p><w:pPr><w:jc w:val="center"/><w:rPr><w:rFonts w:ascii="Arial" w:hAnsi="Arial" w:cs="Arial"/><w:b/><w:bCs/><w:color w:val="000000"/><w:lang w:val="es-CL" w:eastAsia="es-CL"/></w:rPr></w:pPr><w:r><w:rPr><w:rFonts w:ascii="Arial" w:hAnsi="Arial" w:cs="Arial"/><w:b/><w:bCs/><w:color w:val="000000"/><w:lang w:val="es-CL" w:eastAsia="es-CL"/></w:rPr><w:t> </w:t></w:r></w:p></w:tc><w:tc><w:tcPr><w:tcW w:w="438" w:type="pct"/><w:tcBorders><w:top w:val="nil"/><w:left w:val="nil"/><w:bottom w:val="single" w:sz="8" w:space="0" w:color="auto"/><w:right w:val="single" w:sz="8" w:space="0" w:color="auto"/></w:tcBorders><w:shd w:val="clear" w:color="000000" w:fill="D9D9D9"/><w:vAlign w:val="center"/><w:hideMark/></w:tcPr><w:p><w:pPr><w:jc w:val="center"/><w:rPr><w:rFonts w:ascii="Arial" w:hAnsi="Arial" w:cs="Arial"/><w:b/><w:bCs/><w:color w:val="000000"/><w:lang w:val="es-CL" w:eastAsia="es-CL"/></w:rPr></w:pPr><w:r><w:rPr><w:rFonts w:ascii="Arial" w:hAnsi="Arial" w:cs="Arial"/><w:b/><w:bCs/><w:color w:val="000000"/><w:lang w:val="es-CL" w:eastAsia="es-CL"/></w:rPr><w:t> </w:t></w:r></w:p></w:tc><w:tc><w:tcPr><w:tcW w:w="2586" w:type="pct"/><w:gridSpan w:val="3"/><w:tcBorders><w:top w:val="single" w:sz="4" w:space="0" w:color="auto"/><w:left w:val="nil"/><w:bottom w:val="single" w:sz="8" w:space="0" w:color="auto"/><w:right w:val="single" w:sz="4" w:space="0" w:color="auto"/></w:tcBorders><w:noWrap/><w:vAlign w:val="center"/><w:hideMark/></w:tcPr><w:p><w:pPr><w:rPr><w:rFonts w:ascii="Arial" w:hAnsi="Arial" w:cs="Arial"/><w:color w:val="000000"/><w:lang w:val="es-CL" w:eastAsia="es-CL"/></w:rPr></w:pPr><w:r><w:rPr><w:rFonts w:ascii="Arial" w:hAnsi="Arial" w:cs="Arial"/><w:color w:val="000000"/><w:lang w:val="es-CL" w:eastAsia="es-CL"/></w:rPr><w:t>HERBICIDA</w:t></w:r></w:p></w:tc><w:tc><w:tcPr><w:tcW w:w="610" w:type="pct"/><w:gridSpan w:val="3"/><w:tcBorders><w:top w:val="nil"/><w:left w:val="nil"/><w:bottom w:val="single" w:sz="8" w:space="0" w:color="auto"/><w:right w:val="single" w:sz="4" w:space="0" w:color="auto"/></w:tcBorders><w:shd w:val="clear" w:color="000000" w:fill="FFFFFF"/><w:noWrap/><w:vAlign w:val="center"/><w:hideMark/></w:tcPr><w:p><w:pPr><w:jc w:val="center"/><w:rPr><w:rFonts w:ascii="Arial" w:hAnsi="Arial" w:cs="Arial"/><w:lang w:val="es-CL" w:eastAsia="es-CL"/></w:rPr></w:pPr><w:r><w:rPr><w:rFonts w:ascii="Arial" w:hAnsi="Arial" w:cs="Arial"/><w:lang w:val="es-CL" w:eastAsia="es-CL"/></w:rPr><w:t>UN</w:t></w:r></w:p></w:tc><w:tc><w:tcPr><w:tcW w:w="526" w:type="pct"/><w:tcBorders><w:top w:val="nil"/><w:left w:val="nil"/><w:bottom w:val="single" w:sz="8" w:space="0" w:color="auto"/><w:right w:val="single" w:sz="4" w:space="0" w:color="auto"/></w:tcBorders><w:shd w:val="clear" w:color="000000" w:fill="FFFFFF"/><w:noWrap/><w:vAlign w:val="center"/><w:hideMark/></w:tcPr><w:p><w:pPr><w:jc w:val="center"/><w:rPr><w:rFonts w:ascii="Arial" w:hAnsi="Arial" w:cs="Arial"/><w:lang w:val="es-CL" w:eastAsia="es-CL"/></w:rPr></w:pPr><w:r><w:rPr><w:rFonts w:ascii="Arial" w:hAnsi="Arial" w:cs="Arial"/><w:lang w:val="es-CL" w:eastAsia="es-CL"/></w:rPr><w:t>1.0</w:t></w:r></w:p></w:tc><w:tc><w:tcPr><w:tcW w:w="525" w:type="pct"/><w:tcBorders><w:top w:val="nil"/><w:left w:val="nil"/><w:bottom w:val="single" w:sz="8" w:space="0" w:color="auto"/><w:right w:val="single" w:sz="4" w:space="0" w:color="auto"/></w:tcBorders><w:shd w:val="clear" w:color="000000" w:fill="FFFFFF"/></w:tcPr><w:p><w:pPr><w:jc w:val="center"/><w:rPr><w:rFonts w:ascii="Arial" w:hAnsi="Arial" w:cs="Arial"/><w:lang w:val="es-CL" w:eastAsia="es-CL"/></w:rPr></w:pPr></w:p></w:tc></w:tr></w:tbl><w:p><w:pPr><w:ind w:left="677" w:right="82"/><w:jc w:val="both"/><w:rPr><w:rFonts w:ascii="Arial" w:eastAsia="Arial" w:hAnsi="Arial" w:cs="Arial"/><w:spacing w:val="3"/><w:lang w:val="es-CL"/></w:rPr></w:pPr></w:p><w:p><w:pPr><w:ind w:left="677" w:right="82"/><w:jc w:val="both"/><w:rPr><w:rFonts w:ascii="Arial" w:hAnsi="Arial" w:cs="Arial"/><w:b/><w:bCs/><w:lang w:val="es-CL"/></w:rPr></w:pPr></w:p><w:p><w:pPr><w:ind w:left="677" w:right="82"/><w:jc w:val="both"/><w:rPr><w:rFonts w:ascii="Arial" w:hAnsi="Arial" w:cs="Arial"/><w:b/><w:bCs/><w:lang w:val="es-CL"/></w:rPr></w:pPr></w:p><w:p><w:pPr><w:ind w:left="677" w:right="82"/><w:jc w:val="both"/><w:rPr><w:rFonts w:ascii="Arial" w:hAnsi="Arial" w:cs="Arial"/><w:b/><w:bCs/><w:lang w:val="es-CL"/></w:rPr></w:pPr><w:r><w:rPr><w:rFonts w:ascii="Arial" w:hAnsi="Arial" w:cs="Arial"/><w:b/><w:bCs/><w:lang w:val="es-CL"/></w:rPr><w:lastRenderedPageBreak/><w:t xml:space="preserve">LINEA </w:t></w:r><w:r><w:rPr><w:rFonts w:ascii="Arial" w:hAnsi="Arial" w:cs="Arial"/><w:b/><w:bCs/><w:lang w:val="es-CL"/></w:rPr><w:t>4</w:t></w:r><w:r><w:rPr><w:rFonts w:ascii="Arial" w:hAnsi="Arial" w:cs="Arial"/><w:b/><w:bCs/><w:lang w:val="es-CL"/></w:rPr><w:t>:</w:t></w:r><w:r><w:rPr><w:rFonts w:ascii="Arial" w:hAnsi="Arial" w:cs="Arial"/><w:b/><w:bCs/><w:lang w:val="es-CL"/></w:rPr><w:t xml:space="preserve"> IMPLEMENTOS DE SEGURIDAD</w:t></w:r></w:p><w:p><w:pPr><w:ind w:left="677" w:right="82"/><w:jc w:val="both"/><w:rPr><w:rFonts w:ascii="Arial" w:hAnsi="Arial" w:cs="Arial"/><w:lang w:val="es-CL"/></w:rPr></w:pPr></w:p><w:tbl><w:tblPr><w:tblW w:w="5000" w:type="pct"/><w:tblCellMar><w:left w:w="70" w:type="dxa"/><w:right w:w="70" w:type="dxa"/></w:tblCellMar><w:tblLook w:val="04A0" w:firstRow="1" w:lastRow="0" w:firstColumn="1" w:lastColumn="0" w:noHBand="0" w:noVBand="1"/></w:tblPr><w:tblGrid><w:gridCol w:w="1607"/><w:gridCol w:w="5832"/><w:gridCol w:w="918"/><w:gridCol w:w="1185"/><w:gridCol w:w="1058"/></w:tblGrid><w:tr><w:trPr><w:trHeight w:val="289"/></w:trPr><w:tc><w:tcPr><w:tcW w:w="758" w:type="pct"/><w:vMerge w:val="restart"/><w:tcBorders><w:top w:val="single" w:sz="8" w:space="0" w:color="auto"/><w:left w:val="single" w:sz="8" w:space="0" w:color="auto"/><w:bottom w:val="single" w:sz="8" w:space="0" w:color="000000"/><w:right w:val="single" w:sz="8" w:space="0" w:color="000000"/></w:tcBorders><w:shd w:val="clear" w:color="000000" w:fill="D9D9D9"/><w:vAlign w:val="center"/><w:hideMark/></w:tcPr><w:p><w:pPr><w:jc w:val="center"/><w:rPr><w:rFonts w:ascii="Arial" w:hAnsi="Arial" w:cs="Arial"/><w:b/><w:bCs/><w:color w:val="000000"/><w:lang w:val="es-CL" w:eastAsia="es-CL"/></w:rPr></w:pPr><w:r><w:rPr><w:rFonts w:ascii="Arial" w:hAnsi="Arial" w:cs="Arial"/><w:b/><w:bCs/><w:color w:val="000000"/><w:lang w:val="es-CL" w:eastAsia="es-CL"/></w:rPr><w:t>IMPLEMENTOS DE SEGURIDAD</w:t></w:r></w:p></w:tc><w:tc><w:tcPr><w:tcW w:w="2751" w:type="pct"/><w:tcBorders><w:top w:val="single" w:sz="8" w:space="0" w:color="auto"/><w:left w:val="nil"/><w:bottom w:val="single" w:sz="8" w:space="0" w:color="auto"/><w:right w:val="nil"/></w:tcBorders><w:shd w:val="clear" w:color="000000" w:fill="D9D9D9"/><w:noWrap/><w:vAlign w:val="center"/><w:hideMark/></w:tcPr><w:p><w:pPr><w:rPr><w:rFonts w:ascii="Arial" w:hAnsi="Arial" w:cs="Arial"/><w:b/><w:bCs/><w:color w:val="000000"/><w:lang w:val="es-CL" w:eastAsia="es-CL"/></w:rPr></w:pPr><w:r><w:rPr><w:rFonts w:ascii="Arial" w:hAnsi="Arial" w:cs="Arial"/><w:b/><w:bCs/><w:color w:val="000000"/><w:lang w:val="es-CL" w:eastAsia="es-CL"/></w:rPr><w:t>DESCRIPCIÓN</w:t></w:r></w:p></w:tc><w:tc><w:tcPr><w:tcW w:w="433" w:type="pct"/><w:tcBorders><w:top w:val="single" w:sz="8" w:space="0" w:color="auto"/><w:left w:val="single" w:sz="8" w:space="0" w:color="auto"/><w:bottom w:val="single" w:sz="8" w:space="0" w:color="auto"/><w:right w:val="single" w:sz="8" w:space="0" w:color="auto"/></w:tcBorders><w:shd w:val="clear" w:color="000000" w:fill="D9D9D9"/><w:noWrap/><w:vAlign w:val="center"/><w:hideMark/></w:tcPr><w:p><w:pPr><w:rPr><w:rFonts w:ascii="Arial" w:hAnsi="Arial" w:cs="Arial"/><w:b/><w:bCs/><w:color w:val="000000"/><w:lang w:val="es-CL" w:eastAsia="es-CL"/></w:rPr></w:pPr><w:r><w:rPr><w:rFonts w:ascii="Arial" w:hAnsi="Arial" w:cs="Arial"/><w:b/><w:bCs/><w:color w:val="000000"/><w:lang w:val="es-CL" w:eastAsia="es-CL"/></w:rPr><w:t>UNIDAD</w:t></w:r></w:p></w:tc><w:tc><w:tcPr><w:tcW w:w="559" w:type="pct"/><w:tcBorders><w:top w:val="single" w:sz="8" w:space="0" w:color="auto"/><w:left w:val="nil"/><w:bottom w:val="single" w:sz="8" w:space="0" w:color="auto"/><w:right w:val="single" w:sz="8" w:space="0" w:color="auto"/></w:tcBorders><w:shd w:val="clear" w:color="000000" w:fill="D9D9D9"/><w:noWrap/><w:vAlign w:val="center"/><w:hideMark/></w:tcPr><w:p><w:pPr><w:jc w:val="center"/><w:rPr><w:rFonts w:ascii="Arial" w:hAnsi="Arial" w:cs="Arial"/><w:b/><w:bCs/><w:color w:val="000000"/><w:lang w:val="es-CL" w:eastAsia="es-CL"/></w:rPr></w:pPr><w:r><w:rPr><w:rFonts w:ascii="Arial" w:hAnsi="Arial" w:cs="Arial"/><w:b/><w:bCs/><w:color w:val="000000"/><w:lang w:val="es-CL" w:eastAsia="es-CL"/></w:rPr><w:t>CANTIDAD</w:t></w:r></w:p></w:tc><w:tc><w:tcPr><w:tcW w:w="499" w:type="pct"/><w:tcBorders><w:top w:val="single" w:sz="8" w:space="0" w:color="auto"/><w:left w:val="nil"/><w:bottom w:val="single" w:sz="8" w:space="0" w:color="auto"/><w:right w:val="single" w:sz="8" w:space="0" w:color="auto"/></w:tcBorders><w:shd w:val="clear" w:color="000000" w:fill="D9D9D9"/></w:tcPr><w:p><w:pPr><w:jc w:val="center"/><w:rPr><w:rFonts w:ascii="Arial" w:hAnsi="Arial" w:cs="Arial"/><w:b/><w:bCs/><w:color w:val="000000"/><w:lang w:val="es-CL" w:eastAsia="es-CL"/></w:rPr></w:pPr><w:r><w:rPr><w:rFonts w:ascii="Arial" w:hAnsi="Arial" w:cs="Arial"/><w:b/><w:bCs/><w:color w:val="000000"/><w:lang w:val="es-CL" w:eastAsia="es-CL"/></w:rPr><w:t>PRECIO</w:t></w:r></w:p></w:tc></w:tr><w:tr><w:trPr><w:trHeight w:val="330"/></w:trPr><w:tc><w:tcPr><w:tcW w:w="758" w:type="pct"/><w:vMerge/><w:tcBorders><w:top w:val="single" w:sz="8" w:space="0" w:color="auto"/><w:left w:val="single" w:sz="8" w:space="0" w:color="auto"/><w:bottom w:val="single" w:sz="8" w:space="0" w:color="000000"/><w:right w:val="single" w:sz="8" w:space="0" w:color="000000"/></w:tcBorders><w:vAlign w:val="center"/><w:hideMark/></w:tcPr><w:p><w:pPr><w:rPr><w:rFonts w:ascii="Arial" w:hAnsi="Arial" w:cs="Arial"/><w:b/><w:bCs/><w:color w:val="000000"/><w:lang w:val="es-CL" w:eastAsia="es-CL"/></w:rPr></w:pPr></w:p></w:tc><w:tc><w:tcPr><w:tcW w:w="2751" w:type="pct"/><w:tcBorders><w:top w:val="nil"/><w:left w:val="nil"/><w:bottom w:val="single" w:sz="4" w:space="0" w:color="auto"/><w:right w:val="single" w:sz="4" w:space="0" w:color="auto"/></w:tcBorders><w:shd w:val="clear" w:color="000000" w:fill="FFFFFF"/><w:noWrap/><w:vAlign w:val="center"/><w:hideMark/></w:tcPr><w:p><w:pPr><w:rPr><w:rFonts w:ascii="Arial" w:hAnsi="Arial" w:cs="Arial"/><w:lang w:val="es-CL" w:eastAsia="es-CL"/></w:rPr></w:pPr><w:r><w:rPr><w:rFonts w:ascii="Arial" w:hAnsi="Arial" w:cs="Arial"/><w:lang w:val="es-CL" w:eastAsia="es-CL"/></w:rPr><w:t>PROTECTOR SOLAR 1 KG FACTOR 50+</w:t></w:r></w:p></w:tc><w:tc><w:tcPr><w:tcW w:w="433" w:type="pct"/><w:tcBorders><w:top w:val="nil"/><w:left w:val="nil"/><w:bottom w:val="single" w:sz="4" w:space="0" w:color="auto"/><w:right w:val="single" w:sz="4" w:space="0" w:color="auto"/></w:tcBorders><w:shd w:val="clear" w:color="000000" w:fill="FFFFFF"/><w:noWrap/><w:vAlign w:val="center"/><w:hideMark/></w:tcPr><w:p><w:pPr><w:jc w:val="center"/><w:rPr><w:rFonts w:ascii="Arial" w:hAnsi="Arial" w:cs="Arial"/><w:lang w:val="es-CL" w:eastAsia="es-CL"/></w:rPr></w:pPr><w:r><w:rPr><w:rFonts w:ascii="Arial" w:hAnsi="Arial" w:cs="Arial"/><w:lang w:val="es-CL" w:eastAsia="es-CL"/></w:rPr><w:t>UN</w:t></w:r></w:p></w:tc><w:tc><w:tcPr><w:tcW w:w="559" w:type="pct"/><w:tcBorders><w:top w:val="nil"/><w:left w:val="nil"/><w:bottom w:val="single" w:sz="4" w:space="0" w:color="auto"/><w:right w:val="single" w:sz="4" w:space="0" w:color="auto"/></w:tcBorders><w:noWrap/><w:vAlign w:val="center"/><w:hideMark/></w:tcPr><w:p><w:pPr><w:jc w:val="center"/><w:rPr><w:rFonts w:ascii="Arial" w:hAnsi="Arial" w:cs="Arial"/><w:lang w:val="es-CL" w:eastAsia="es-CL"/></w:rPr></w:pPr><w:r><w:rPr><w:rFonts w:ascii="Arial" w:hAnsi="Arial" w:cs="Arial"/><w:lang w:val="es-CL" w:eastAsia="es-CL"/></w:rPr><w:t>5</w:t></w:r></w:p></w:tc><w:tc><w:tcPr><w:tcW w:w="499" w:type="pct"/><w:tcBorders><w:top w:val="nil"/><w:left w:val="nil"/><w:bottom w:val="single" w:sz="4" w:space="0" w:color="auto"/><w:right w:val="single" w:sz="4" w:space="0" w:color="auto"/></w:tcBorders></w:tcPr><w:p><w:pPr><w:jc w:val="center"/><w:rPr><w:rFonts w:ascii="Arial" w:hAnsi="Arial" w:cs="Arial"/><w:lang w:val="es-CL" w:eastAsia="es-CL"/></w:rPr></w:pPr></w:p></w:tc></w:tr><w:tr><w:trPr><w:trHeight w:val="330"/></w:trPr><w:tc><w:tcPr><w:tcW w:w="758" w:type="pct"/><w:vMerge/><w:tcBorders><w:top w:val="single" w:sz="8" w:space="0" w:color="auto"/><w:left w:val="single" w:sz="8" w:space="0" w:color="auto"/><w:bottom w:val="single" w:sz="8" w:space="0" w:color="000000"/><w:right w:val="single" w:sz="8" w:space="0" w:color="000000"/></w:tcBorders><w:vAlign w:val="center"/><w:hideMark/></w:tcPr><w:p><w:pPr><w:rPr><w:rFonts w:ascii="Arial" w:hAnsi="Arial" w:cs="Arial"/><w:b/><w:bCs/><w:color w:val="000000"/><w:lang w:val="es-CL" w:eastAsia="es-CL"/></w:rPr></w:pPr></w:p></w:tc><w:tc><w:tcPr><w:tcW w:w="2751" w:type="pct"/><w:tcBorders><w:top w:val="single" w:sz="4" w:space="0" w:color="auto"/><w:left w:val="nil"/><w:bottom w:val="single" w:sz="4" w:space="0" w:color="auto"/><w:right w:val="single" w:sz="4" w:space="0" w:color="auto"/></w:tcBorders><w:shd w:val="clear" w:color="000000" w:fill="FFFFFF"/><w:noWrap/><w:vAlign w:val="center"/><w:hideMark/></w:tcPr><w:p><w:pPr><w:rPr><w:rFonts w:ascii="Arial" w:hAnsi="Arial" w:cs="Arial"/><w:lang w:val="es-CL" w:eastAsia="es-CL"/></w:rPr></w:pPr><w:r><w:rPr><w:rFonts w:ascii="Arial" w:hAnsi="Arial" w:cs="Arial"/><w:lang w:val="es-CL" w:eastAsia="es-CL"/></w:rPr><w:t>ZAPATOS DE SEGURIDAD</w:t></w:r></w:p></w:tc><w:tc><w:tcPr><w:tcW w:w="433" w:type="pct"/><w:tcBorders><w:top w:val="nil"/><w:left w:val="nil"/><w:bottom w:val="single" w:sz="4" w:space="0" w:color="auto"/><w:right w:val="single" w:sz="4" w:space="0" w:color="auto"/></w:tcBorders><w:shd w:val="clear" w:color="000000" w:fill="FFFFFF"/><w:noWrap/><w:vAlign w:val="center"/><w:hideMark/></w:tcPr><w:p><w:pPr><w:jc w:val="center"/><w:rPr><w:rFonts w:ascii="Arial" w:hAnsi="Arial" w:cs="Arial"/><w:lang w:val="es-CL" w:eastAsia="es-CL"/></w:rPr></w:pPr><w:r><w:rPr><w:rFonts w:ascii="Arial" w:hAnsi="Arial" w:cs="Arial"/><w:lang w:val="es-CL" w:eastAsia="es-CL"/></w:rPr><w:t>UN</w:t></w:r></w:p></w:tc><w:tc><w:tcPr><w:tcW w:w="559" w:type="pct"/><w:tcBorders><w:top w:val="single" w:sz="4" w:space="0" w:color="auto"/><w:left w:val="nil"/><w:bottom w:val="single" w:sz="4" w:space="0" w:color="auto"/><w:right w:val="single" w:sz="4" w:space="0" w:color="auto"/></w:tcBorders><w:noWrap/><w:vAlign w:val="center"/><w:hideMark/></w:tcPr><w:p><w:pPr><w:jc w:val="center"/><w:rPr><w:rFonts w:ascii="Arial" w:hAnsi="Arial" w:cs="Arial"/><w:lang w:val="es-CL" w:eastAsia="es-CL"/></w:rPr></w:pPr><w:r><w:rPr><w:rFonts w:ascii="Arial" w:hAnsi="Arial" w:cs="Arial"/><w:lang w:val="es-CL" w:eastAsia="es-CL"/></w:rPr><w:t>18</w:t></w:r></w:p></w:tc><w:tc><w:tcPr><w:tcW w:w="499" w:type="pct"/><w:tcBorders><w:top w:val="single" w:sz="4" w:space="0" w:color="auto"/><w:left w:val="nil"/><w:bottom w:val="single" w:sz="4" w:space="0" w:color="auto"/><w:right w:val="single" w:sz="4" w:space="0" w:color="auto"/></w:tcBorders></w:tcPr><w:p><w:pPr><w:jc w:val="center"/><w:rPr><w:rFonts w:ascii="Arial" w:hAnsi="Arial" w:cs="Arial"/><w:lang w:val="es-CL" w:eastAsia="es-CL"/></w:rPr></w:pPr></w:p></w:tc></w:tr><w:tr><w:trPr><w:trHeight w:val="330"/></w:trPr><w:tc><w:tcPr><w:tcW w:w="758" w:type="pct"/><w:vMerge/><w:tcBorders><w:top w:val="single" w:sz="8" w:space="0" w:color="auto"/><w:left w:val="single" w:sz="8" w:space="0" w:color="auto"/><w:bottom w:val="single" w:sz="8" w:space="0" w:color="000000"/><w:right w:val="single" w:sz="8" w:space="0" w:color="000000"/></w:tcBorders><w:vAlign w:val="center"/><w:hideMark/></w:tcPr><w:p><w:pPr><w:rPr><w:rFonts w:ascii="Arial" w:hAnsi="Arial" w:cs="Arial"/><w:b/><w:bCs/><w:color w:val="000000"/><w:lang w:val="es-CL" w:eastAsia="es-CL"/></w:rPr></w:pPr></w:p></w:tc><w:tc><w:tcPr><w:tcW w:w="2751" w:type="pct"/><w:tcBorders><w:top w:val="single" w:sz="4" w:space="0" w:color="auto"/><w:left w:val="nil"/><w:bottom w:val="single" w:sz="4" w:space="0" w:color="auto"/><w:right w:val="single" w:sz="4" w:space="0" w:color="auto"/></w:tcBorders><w:shd w:val="clear" w:color="000000" w:fill="FFFFFF"/><w:noWrap/><w:vAlign w:val="center"/><w:hideMark/></w:tcPr><w:p><w:pPr><w:rPr><w:rFonts w:ascii="Arial" w:hAnsi="Arial" w:cs="Arial"/><w:lang w:val="es-CL" w:eastAsia="es-CL"/></w:rPr></w:pPr><w:r><w:rPr><w:rFonts w:ascii="Arial" w:hAnsi="Arial" w:cs="Arial"/><w:lang w:val="es-CL" w:eastAsia="es-CL"/></w:rPr><w:t>OVEROL POLIÉSTER</w:t></w:r></w:p></w:tc><w:tc><w:tcPr><w:tcW w:w="433" w:type="pct"/><w:tcBorders><w:top w:val="nil"/><w:left w:val="nil"/><w:bottom w:val="single" w:sz="4" w:space="0" w:color="auto"/><w:right w:val="single" w:sz="4" w:space="0" w:color="auto"/></w:tcBorders><w:shd w:val="clear" w:color="000000" w:fill="FFFFFF"/><w:noWrap/><w:vAlign w:val="center"/><w:hideMark/></w:tcPr><w:p><w:pPr><w:jc w:val="center"/><w:rPr><w:rFonts w:ascii="Arial" w:hAnsi="Arial" w:cs="Arial"/><w:lang w:val="es-CL" w:eastAsia="es-CL"/></w:rPr></w:pPr><w:r><w:rPr><w:rFonts w:ascii="Arial" w:hAnsi="Arial" w:cs="Arial"/><w:lang w:val="es-CL" w:eastAsia="es-CL"/></w:rPr><w:t>UN</w:t></w:r></w:p></w:tc><w:tc><w:tcPr><w:tcW w:w="559" w:type="pct"/><w:tcBorders><w:top w:val="nil"/><w:left w:val="nil"/><w:bottom w:val="single" w:sz="4" w:space="0" w:color="auto"/><w:right w:val="single" w:sz="4" w:space="0" w:color="auto"/></w:tcBorders><w:noWrap/><w:vAlign w:val="center"/><w:hideMark/></w:tcPr><w:p><w:pPr><w:jc w:val="center"/><w:rPr><w:rFonts w:ascii="Arial" w:hAnsi="Arial" w:cs="Arial"/><w:lang w:val="es-CL" w:eastAsia="es-CL"/></w:rPr></w:pPr><w:r><w:rPr><w:rFonts w:ascii="Arial" w:hAnsi="Arial" w:cs="Arial"/><w:lang w:val="es-CL" w:eastAsia="es-CL"/></w:rPr><w:t>18</w:t></w:r></w:p></w:tc><w:tc><w:tcPr><w:tcW w:w="499" w:type="pct"/><w:tcBorders><w:top w:val="nil"/><w:left w:val="nil"/><w:bottom w:val="single" w:sz="4" w:space="0" w:color="auto"/><w:right w:val="single" w:sz="4" w:space="0" w:color="auto"/></w:tcBorders></w:tcPr><w:p><w:pPr><w:jc w:val="center"/><w:rPr><w:rFonts w:ascii="Arial" w:hAnsi="Arial" w:cs="Arial"/><w:lang w:val="es-CL" w:eastAsia="es-CL"/></w:rPr></w:pPr></w:p></w:tc></w:tr><w:tr><w:trPr><w:trHeight w:val="330"/></w:trPr><w:tc><w:tcPr><w:tcW w:w="758" w:type="pct"/><w:vMerge/><w:tcBorders><w:top w:val="single" w:sz="8" w:space="0" w:color="auto"/><w:left w:val="single" w:sz="8" w:space="0" w:color="auto"/><w:bottom w:val="single" w:sz="8" w:space="0" w:color="000000"/><w:right w:val="single" w:sz="8" w:space="0" w:color="000000"/></w:tcBorders><w:vAlign w:val="center"/><w:hideMark/></w:tcPr><w:p><w:pPr><w:rPr><w:rFonts w:ascii="Arial" w:hAnsi="Arial" w:cs="Arial"/><w:b/><w:bCs/><w:color w:val="000000"/><w:lang w:val="es-CL" w:eastAsia="es-CL"/></w:rPr></w:pPr></w:p></w:tc><w:tc><w:tcPr><w:tcW w:w="2751" w:type="pct"/><w:tcBorders><w:top w:val="single" w:sz="4" w:space="0" w:color="auto"/><w:left w:val="nil"/><w:bottom w:val="single" w:sz="4" w:space="0" w:color="auto"/><w:right w:val="single" w:sz="4" w:space="0" w:color="auto"/></w:tcBorders><w:shd w:val="clear" w:color="000000" w:fill="FFFFFF"/><w:noWrap/><w:vAlign w:val="center"/><w:hideMark/></w:tcPr><w:p><w:pPr><w:rPr><w:rFonts w:ascii="Arial" w:hAnsi="Arial" w:cs="Arial"/><w:lang w:val="es-CL" w:eastAsia="es-CL"/></w:rPr></w:pPr><w:r><w:rPr><w:rFonts w:ascii="Arial" w:hAnsi="Arial" w:cs="Arial"/><w:lang w:val="es-CL" w:eastAsia="es-CL"/></w:rPr><w:t>CASCO DE SEGURIDAD</w:t></w:r></w:p></w:tc><w:tc><w:tcPr><w:tcW w:w="433" w:type="pct"/><w:tcBorders><w:top w:val="nil"/><w:left w:val="nil"/><w:bottom w:val="single" w:sz="4" w:space="0" w:color="auto"/><w:right w:val="single" w:sz="4" w:space="0" w:color="auto"/></w:tcBorders><w:shd w:val="clear" w:color="000000" w:fill="FFFFFF"/><w:noWrap/><w:vAlign w:val="center"/><w:hideMark/></w:tcPr><w:p><w:pPr><w:jc w:val="center"/><w:rPr><w:rFonts w:ascii="Arial" w:hAnsi="Arial" w:cs="Arial"/><w:lang w:val="es-CL" w:eastAsia="es-CL"/></w:rPr></w:pPr><w:r><w:rPr><w:rFonts w:ascii="Arial" w:hAnsi="Arial" w:cs="Arial"/><w:lang w:val="es-CL" w:eastAsia="es-CL"/></w:rPr><w:t>UN</w:t></w:r></w:p></w:tc><w:tc><w:tcPr><w:tcW w:w="559" w:type="pct"/><w:tcBorders><w:top w:val="nil"/><w:left w:val="nil"/><w:bottom w:val="single" w:sz="4" w:space="0" w:color="auto"/><w:right w:val="single" w:sz="4" w:space="0" w:color="auto"/></w:tcBorders><w:noWrap/><w:vAlign w:val="center"/><w:hideMark/></w:tcPr><w:p><w:pPr><w:jc w:val="center"/><w:rPr><w:rFonts w:ascii="Arial" w:hAnsi="Arial" w:cs="Arial"/><w:color w:val="000000"/><w:lang w:val="es-CL" w:eastAsia="es-CL"/></w:rPr></w:pPr><w:r><w:rPr><w:rFonts w:ascii="Arial" w:hAnsi="Arial" w:cs="Arial"/><w:color w:val="000000"/><w:lang w:val="es-CL" w:eastAsia="es-CL"/></w:rPr><w:t>18</w:t></w:r></w:p></w:tc><w:tc><w:tcPr><w:tcW w:w="499" w:type="pct"/><w:tcBorders><w:top w:val="nil"/><w:left w:val="nil"/><w:bottom w:val="single" w:sz="4" w:space="0" w:color="auto"/><w:right w:val="single" w:sz="4" w:space="0" w:color="auto"/></w:tcBorders></w:tcPr><w:p><w:pPr><w:jc w:val="center"/><w:rPr><w:rFonts w:ascii="Arial" w:hAnsi="Arial" w:cs="Arial"/><w:color w:val="000000"/><w:lang w:val="es-CL" w:eastAsia="es-CL"/></w:rPr></w:pPr></w:p></w:tc></w:tr><w:tr><w:trPr><w:trHeight w:val="330"/></w:trPr><w:tc><w:tcPr><w:tcW w:w="758" w:type="pct"/><w:vMerge/><w:tcBorders><w:top w:val="single" w:sz="8" w:space="0" w:color="auto"/><w:left w:val="single" w:sz="8" w:space="0" w:color="auto"/><w:bottom w:val="single" w:sz="8" w:space="0" w:color="000000"/><w:right w:val="single" w:sz="8" w:space="0" w:color="000000"/></w:tcBorders><w:vAlign w:val="center"/><w:hideMark/></w:tcPr><w:p><w:pPr><w:rPr><w:rFonts w:ascii="Arial" w:hAnsi="Arial" w:cs="Arial"/><w:b/><w:bCs/><w:color w:val="000000"/><w:lang w:val="es-CL" w:eastAsia="es-CL"/></w:rPr></w:pPr></w:p></w:tc><w:tc><w:tcPr><w:tcW w:w="2751" w:type="pct"/><w:tcBorders><w:top w:val="single" w:sz="4" w:space="0" w:color="auto"/><w:left w:val="nil"/><w:bottom w:val="single" w:sz="4" w:space="0" w:color="auto"/><w:right w:val="single" w:sz="4" w:space="0" w:color="auto"/></w:tcBorders><w:noWrap/><w:vAlign w:val="center"/><w:hideMark/></w:tcPr><w:p><w:pPr><w:rPr><w:rFonts w:ascii="Arial" w:hAnsi="Arial" w:cs="Arial"/><w:lang w:val="es-CL" w:eastAsia="es-CL"/></w:rPr></w:pPr><w:hyperlink r:id="rId9" w:anchor="RANGE!_Toc62081011" w:history="1"><w:r><w:rPr><w:rFonts w:ascii="Arial" w:hAnsi="Arial" w:cs="Arial"/><w:lang w:val="es-CL" w:eastAsia="es-CL"/></w:rPr><w:t>CAPUCHA LEGINARIA</w:t></w:r></w:hyperlink></w:p></w:tc><w:tc><w:tcPr><w:tcW w:w="433" w:type="pct"/><w:tcBorders><w:top w:val="nil"/><w:left w:val="nil"/><w:bottom w:val="single" w:sz="4" w:space="0" w:color="auto"/><w:right w:val="single" w:sz="4" w:space="0" w:color="auto"/></w:tcBorders><w:shd w:val="clear" w:color="000000" w:fill="FFFFFF"/><w:noWrap/><w:vAlign w:val="center"/><w:hideMark/></w:tcPr><w:p><w:pPr><w:jc w:val="center"/><w:rPr><w:rFonts w:ascii="Arial" w:hAnsi="Arial" w:cs="Arial"/><w:lang w:val="es-CL" w:eastAsia="es-CL"/></w:rPr></w:pPr><w:r><w:rPr><w:rFonts w:ascii="Arial" w:hAnsi="Arial" w:cs="Arial"/><w:lang w:val="es-CL" w:eastAsia="es-CL"/></w:rPr><w:t>UN</w:t></w:r></w:p></w:tc><w:tc><w:tcPr><w:tcW w:w="559" w:type="pct"/><w:tcBorders><w:top w:val="nil"/><w:left w:val="nil"/><w:bottom w:val="single" w:sz="4" w:space="0" w:color="auto"/><w:right w:val="single" w:sz="4" w:space="0" w:color="auto"/></w:tcBorders><w:noWrap/><w:vAlign w:val="center"/><w:hideMark/></w:tcPr><w:p><w:pPr><w:jc w:val="center"/><w:rPr><w:rFonts w:ascii="Arial" w:hAnsi="Arial" w:cs="Arial"/><w:lang w:val="es-CL" w:eastAsia="es-CL"/></w:rPr></w:pPr><w:r><w:rPr><w:rFonts w:ascii="Arial" w:hAnsi="Arial" w:cs="Arial"/><w:lang w:val="es-CL" w:eastAsia="es-CL"/></w:rPr><w:t>18</w:t></w:r></w:p></w:tc><w:tc><w:tcPr><w:tcW w:w="499" w:type="pct"/><w:tcBorders><w:top w:val="nil"/><w:left w:val="nil"/><w:bottom w:val="single" w:sz="4" w:space="0" w:color="auto"/><w:right w:val="single" w:sz="4" w:space="0" w:color="auto"/></w:tcBorders></w:tcPr><w:p><w:pPr><w:jc w:val="center"/><w:rPr><w:rFonts w:ascii="Arial" w:hAnsi="Arial" w:cs="Arial"/><w:lang w:val="es-CL" w:eastAsia="es-CL"/></w:rPr></w:pPr></w:p></w:tc></w:tr><w:tr><w:trPr><w:trHeight w:val="330"/></w:trPr><w:tc><w:tcPr><w:tcW w:w="758" w:type="pct"/><w:vMerge/><w:tcBorders><w:top w:val="single" w:sz="8" w:space="0" w:color="auto"/><w:left w:val="single" w:sz="8" w:space="0" w:color="auto"/><w:bottom w:val="single" w:sz="8" w:space="0" w:color="000000"/><w:right w:val="single" w:sz="8" w:space="0" w:color="000000"/></w:tcBorders><w:vAlign w:val="center"/><w:hideMark/></w:tcPr><w:p><w:pPr><w:rPr><w:rFonts w:ascii="Arial" w:hAnsi="Arial" w:cs="Arial"/><w:b/><w:bCs/><w:color w:val="000000"/><w:lang w:val="es-CL" w:eastAsia="es-CL"/></w:rPr></w:pPr></w:p></w:tc><w:tc><w:tcPr><w:tcW w:w="2751" w:type="pct"/><w:tcBorders><w:top w:val="single" w:sz="4" w:space="0" w:color="auto"/><w:left w:val="nil"/><w:bottom w:val="single" w:sz="4" w:space="0" w:color="auto"/><w:right w:val="single" w:sz="4" w:space="0" w:color="auto"/></w:tcBorders><w:noWrap/><w:vAlign w:val="center"/><w:hideMark/></w:tcPr><w:p><w:pPr><w:rPr><w:rFonts w:ascii="Arial" w:hAnsi="Arial" w:cs="Arial"/><w:lang w:val="es-CL" w:eastAsia="es-CL"/></w:rPr></w:pPr><w:r><w:rPr><w:rFonts w:ascii="Arial" w:hAnsi="Arial" w:cs="Arial"/><w:lang w:val="es-CL" w:eastAsia="es-CL"/></w:rPr><w:t>ANTIPARRAS</w:t></w:r></w:p></w:tc><w:tc><w:tcPr><w:tcW w:w="433" w:type="pct"/><w:tcBorders><w:top w:val="nil"/><w:left w:val="nil"/><w:bottom w:val="single" w:sz="4" w:space="0" w:color="auto"/><w:right w:val="single" w:sz="4" w:space="0" w:color="auto"/></w:tcBorders><w:shd w:val="clear" w:color="000000" w:fill="FFFFFF"/><w:noWrap/><w:vAlign w:val="center"/><w:hideMark/></w:tcPr><w:p><w:pPr><w:jc w:val="center"/><w:rPr><w:rFonts w:ascii="Arial" w:hAnsi="Arial" w:cs="Arial"/><w:lang w:val="es-CL" w:eastAsia="es-CL"/></w:rPr></w:pPr><w:r><w:rPr><w:rFonts w:ascii="Arial" w:hAnsi="Arial" w:cs="Arial"/><w:lang w:val="es-CL" w:eastAsia="es-CL"/></w:rPr><w:t>UN</w:t></w:r></w:p></w:tc><w:tc><w:tcPr><w:tcW w:w="559" w:type="pct"/><w:tcBorders><w:top w:val="nil"/><w:left w:val="nil"/><w:bottom w:val="single" w:sz="4" w:space="0" w:color="auto"/><w:right w:val="single" w:sz="4" w:space="0" w:color="auto"/></w:tcBorders><w:noWrap/><w:vAlign w:val="center"/><w:hideMark/></w:tcPr><w:p><w:pPr><w:jc w:val="center"/><w:rPr><w:rFonts w:ascii="Arial" w:hAnsi="Arial" w:cs="Arial"/><w:lang w:val="es-CL" w:eastAsia="es-CL"/></w:rPr></w:pPr><w:r><w:rPr><w:rFonts w:ascii="Arial" w:hAnsi="Arial" w:cs="Arial"/><w:lang w:val="es-CL" w:eastAsia="es-CL"/></w:rPr><w:t>36</w:t></w:r></w:p></w:tc><w:tc><w:tcPr><w:tcW w:w="499" w:type="pct"/><w:tcBorders><w:top w:val="nil"/><w:left w:val="nil"/><w:bottom w:val="single" w:sz="4" w:space="0" w:color="auto"/><w:right w:val="single" w:sz="4" w:space="0" w:color="auto"/></w:tcBorders></w:tcPr><w:p><w:pPr><w:jc w:val="center"/><w:rPr><w:rFonts w:ascii="Arial" w:hAnsi="Arial" w:cs="Arial"/><w:lang w:val="es-CL" w:eastAsia="es-CL"/></w:rPr></w:pPr></w:p></w:tc></w:tr><w:tr><w:trPr><w:trHeight w:val="330"/></w:trPr><w:tc><w:tcPr><w:tcW w:w="758" w:type="pct"/><w:vMerge/><w:tcBorders><w:top w:val="single" w:sz="8" w:space="0" w:color="auto"/><w:left w:val="single" w:sz="8" w:space="0" w:color="auto"/><w:bottom w:val="single" w:sz="8" w:space="0" w:color="000000"/><w:right w:val="single" w:sz="8" w:space="0" w:color="000000"/></w:tcBorders><w:vAlign w:val="center"/><w:hideMark/></w:tcPr><w:p><w:pPr><w:rPr><w:rFonts w:ascii="Arial" w:hAnsi="Arial" w:cs="Arial"/><w:b/><w:bCs/><w:color w:val="000000"/><w:lang w:val="es-CL" w:eastAsia="es-CL"/></w:rPr></w:pPr></w:p></w:tc><w:tc><w:tcPr><w:tcW w:w="2751" w:type="pct"/><w:tcBorders><w:top w:val="single" w:sz="4" w:space="0" w:color="auto"/><w:left w:val="nil"/><w:bottom w:val="single" w:sz="4" w:space="0" w:color="auto"/><w:right w:val="single" w:sz="4" w:space="0" w:color="000000"/></w:tcBorders><w:shd w:val="clear" w:color="000000" w:fill="FFFFFF"/><w:vAlign w:val="center"/><w:hideMark/></w:tcPr><w:p><w:pPr><w:rPr><w:rFonts w:ascii="Arial" w:hAnsi="Arial" w:cs="Arial"/><w:lang w:val="es-CL" w:eastAsia="es-CL"/></w:rPr></w:pPr><w:r><w:rPr><w:rFonts w:ascii="Arial" w:hAnsi="Arial" w:cs="Arial"/><w:lang w:val="es-CL" w:eastAsia="es-CL"/></w:rPr><w:t>TAPÓN AUDITIVO</w:t></w:r></w:p></w:tc><w:tc><w:tcPr><w:tcW w:w="433" w:type="pct"/><w:tcBorders><w:top w:val="nil"/><w:left w:val="nil"/><w:bottom w:val="single" w:sz="4" w:space="0" w:color="auto"/><w:right w:val="single" w:sz="4" w:space="0" w:color="auto"/></w:tcBorders><w:shd w:val="clear" w:color="000000" w:fill="FFFFFF"/><w:noWrap/><w:vAlign w:val="center"/><w:hideMark/></w:tcPr><w:p><w:pPr><w:jc w:val="center"/><w:rPr><w:rFonts w:ascii="Arial" w:hAnsi="Arial" w:cs="Arial"/><w:lang w:val="es-CL" w:eastAsia="es-CL"/></w:rPr></w:pPr><w:r><w:rPr><w:rFonts w:ascii="Arial" w:hAnsi="Arial" w:cs="Arial"/><w:lang w:val="es-CL" w:eastAsia="es-CL"/></w:rPr><w:t>UN</w:t></w:r></w:p></w:tc><w:tc><w:tcPr><w:tcW w:w="559" w:type="pct"/><w:tcBorders><w:top w:val="nil"/><w:left w:val="nil"/><w:bottom w:val="single" w:sz="4" w:space="0" w:color="auto"/><w:right w:val="single" w:sz="4" w:space="0" w:color="auto"/></w:tcBorders><w:noWrap/><w:vAlign w:val="center"/><w:hideMark/></w:tcPr><w:p><w:pPr><w:jc w:val="center"/><w:rPr><w:rFonts w:ascii="Arial" w:hAnsi="Arial" w:cs="Arial"/><w:lang w:val="es-CL" w:eastAsia="es-CL"/></w:rPr></w:pPr><w:r><w:rPr><w:rFonts w:ascii="Arial" w:hAnsi="Arial" w:cs="Arial"/><w:lang w:val="es-CL" w:eastAsia="es-CL"/></w:rPr><w:t>18</w:t></w:r></w:p></w:tc><w:tc><w:tcPr><w:tcW w:w="499" w:type="pct"/><w:tcBorders><w:top w:val="nil"/><w:left w:val="nil"/><w:bottom w:val="single" w:sz="4" w:space="0" w:color="auto"/><w:right w:val="single" w:sz="4" w:space="0" w:color="auto"/></w:tcBorders></w:tcPr><w:p><w:pPr><w:jc w:val="center"/><w:rPr><w:rFonts w:ascii="Arial" w:hAnsi="Arial" w:cs="Arial"/><w:lang w:val="es-CL" w:eastAsia="es-CL"/></w:rPr></w:pPr></w:p></w:tc></w:tr><w:tr><w:trPr><w:trHeight w:val="330"/></w:trPr><w:tc><w:tcPr><w:tcW w:w="758" w:type="pct"/><w:vMerge/><w:tcBorders><w:top w:val="single" w:sz="8" w:space="0" w:color="auto"/><w:left w:val="single" w:sz="8" w:space="0" w:color="auto"/><w:bottom w:val="single" w:sz="8" w:space="0" w:color="000000"/><w:right w:val="single" w:sz="8" w:space="0" w:color="000000"/></w:tcBorders><w:vAlign w:val="center"/><w:hideMark/></w:tcPr><w:p><w:pPr><w:rPr><w:rFonts w:ascii="Arial" w:hAnsi="Arial" w:cs="Arial"/><w:b/><w:bCs/><w:color w:val="000000"/><w:lang w:val="es-CL" w:eastAsia="es-CL"/></w:rPr></w:pPr></w:p></w:tc><w:tc><w:tcPr><w:tcW w:w="2751" w:type="pct"/><w:tcBorders><w:top w:val="single" w:sz="4" w:space="0" w:color="auto"/><w:left w:val="nil"/><w:bottom w:val="single" w:sz="4" w:space="0" w:color="auto"/><w:right w:val="single" w:sz="4" w:space="0" w:color="000000"/></w:tcBorders><w:shd w:val="clear" w:color="000000" w:fill="FFFFFF"/><w:vAlign w:val="center"/><w:hideMark/></w:tcPr><w:p><w:pPr><w:rPr><w:rFonts w:ascii="Arial" w:hAnsi="Arial" w:cs="Arial"/><w:lang w:val="es-CL" w:eastAsia="es-CL"/></w:rPr></w:pPr><w:r><w:rPr><w:rFonts w:ascii="Arial" w:hAnsi="Arial" w:cs="Arial"/><w:lang w:val="es-CL" w:eastAsia="es-CL"/></w:rPr><w:t>RESPIRADOR PARA PARTICULAS (MASCARILLAS)</w:t></w:r></w:p></w:tc><w:tc><w:tcPr><w:tcW w:w="433" w:type="pct"/><w:tcBorders><w:top w:val="nil"/><w:left w:val="nil"/><w:bottom w:val="single" w:sz="4" w:space="0" w:color="auto"/><w:right w:val="single" w:sz="4" w:space="0" w:color="auto"/></w:tcBorders><w:shd w:val="clear" w:color="000000" w:fill="FFFFFF"/><w:noWrap/><w:vAlign w:val="center"/><w:hideMark/></w:tcPr><w:p><w:pPr><w:jc w:val="center"/><w:rPr><w:rFonts w:ascii="Arial" w:hAnsi="Arial" w:cs="Arial"/><w:lang w:val="es-CL" w:eastAsia="es-CL"/></w:rPr></w:pPr><w:r><w:rPr><w:rFonts w:ascii="Arial" w:hAnsi="Arial" w:cs="Arial"/><w:lang w:val="es-CL" w:eastAsia="es-CL"/></w:rPr><w:t>CAJA</w:t></w:r></w:p></w:tc><w:tc><w:tcPr><w:tcW w:w="559" w:type="pct"/><w:tcBorders><w:top w:val="nil"/><w:left w:val="nil"/><w:bottom w:val="single" w:sz="4" w:space="0" w:color="auto"/><w:right w:val="single" w:sz="4" w:space="0" w:color="auto"/></w:tcBorders><w:noWrap/><w:vAlign w:val="center"/><w:hideMark/></w:tcPr><w:p><w:pPr><w:jc w:val="center"/><w:rPr><w:rFonts w:ascii="Arial" w:hAnsi="Arial" w:cs="Arial"/><w:lang w:val="es-CL" w:eastAsia="es-CL"/></w:rPr></w:pPr><w:r><w:rPr><w:rFonts w:ascii="Arial" w:hAnsi="Arial" w:cs="Arial"/><w:lang w:val="es-CL" w:eastAsia="es-CL"/></w:rPr><w:t>33</w:t></w:r></w:p></w:tc><w:tc><w:tcPr><w:tcW w:w="499" w:type="pct"/><w:tcBorders><w:top w:val="nil"/><w:left w:val="nil"/><w:bottom w:val="single" w:sz="4" w:space="0" w:color="auto"/><w:right w:val="single" w:sz="4" w:space="0" w:color="auto"/></w:tcBorders></w:tcPr><w:p><w:pPr><w:jc w:val="center"/><w:rPr><w:rFonts w:ascii="Arial" w:hAnsi="Arial" w:cs="Arial"/><w:lang w:val="es-CL" w:eastAsia="es-CL"/></w:rPr></w:pPr></w:p></w:tc></w:tr><w:tr><w:trPr><w:trHeight w:val="330"/></w:trPr><w:tc><w:tcPr><w:tcW w:w="758" w:type="pct"/><w:vMerge/><w:tcBorders><w:top w:val="single" w:sz="8" w:space="0" w:color="auto"/><w:left w:val="single" w:sz="8" w:space="0" w:color="auto"/><w:bottom w:val="single" w:sz="8" w:space="0" w:color="000000"/><w:right w:val="single" w:sz="8" w:space="0" w:color="000000"/></w:tcBorders><w:vAlign w:val="center"/><w:hideMark/></w:tcPr><w:p><w:pPr><w:rPr><w:rFonts w:ascii="Arial" w:hAnsi="Arial" w:cs="Arial"/><w:b/><w:bCs/><w:color w:val="000000"/><w:lang w:val="es-CL" w:eastAsia="es-CL"/></w:rPr></w:pPr></w:p></w:tc><w:tc><w:tcPr><w:tcW w:w="2751" w:type="pct"/><w:tcBorders><w:top w:val="single" w:sz="4" w:space="0" w:color="auto"/><w:left w:val="nil"/><w:bottom w:val="single" w:sz="4" w:space="0" w:color="auto"/><w:right w:val="single" w:sz="4" w:space="0" w:color="000000"/></w:tcBorders><w:shd w:val="clear" w:color="000000" w:fill="FFFFFF"/><w:vAlign w:val="center"/><w:hideMark/></w:tcPr><w:p><w:pPr><w:rPr><w:rFonts w:ascii="Arial" w:hAnsi="Arial" w:cs="Arial"/><w:lang w:val="es-CL" w:eastAsia="es-CL"/></w:rPr></w:pPr><w:r><w:rPr><w:rFonts w:ascii="Arial" w:hAnsi="Arial" w:cs="Arial"/><w:lang w:val="es-CL" w:eastAsia="es-CL"/></w:rPr><w:t>GUANTE CABRITILLA PAR</w:t></w:r></w:p></w:tc><w:tc><w:tcPr><w:tcW w:w="433" w:type="pct"/><w:tcBorders><w:top w:val="nil"/><w:left w:val="nil"/><w:bottom w:val="single" w:sz="4" w:space="0" w:color="auto"/><w:right w:val="single" w:sz="4" w:space="0" w:color="auto"/></w:tcBorders><w:shd w:val="clear" w:color="000000" w:fill="FFFFFF"/><w:noWrap/><w:vAlign w:val="center"/><w:hideMark/></w:tcPr><w:p><w:pPr><w:jc w:val="center"/><w:rPr><w:rFonts w:ascii="Arial" w:hAnsi="Arial" w:cs="Arial"/><w:lang w:val="es-CL" w:eastAsia="es-CL"/></w:rPr></w:pPr><w:r><w:rPr><w:rFonts w:ascii="Arial" w:hAnsi="Arial" w:cs="Arial"/><w:lang w:val="es-CL" w:eastAsia="es-CL"/></w:rPr><w:t>UN</w:t></w:r></w:p></w:tc><w:tc><w:tcPr><w:tcW w:w="559" w:type="pct"/><w:tcBorders><w:top w:val="nil"/><w:left w:val="nil"/><w:bottom w:val="single" w:sz="4" w:space="0" w:color="auto"/><w:right w:val="single" w:sz="4" w:space="0" w:color="auto"/></w:tcBorders><w:noWrap/><w:vAlign w:val="center"/><w:hideMark/></w:tcPr><w:p><w:pPr><w:jc w:val="center"/><w:rPr><w:rFonts w:ascii="Arial" w:hAnsi="Arial" w:cs="Arial"/><w:lang w:val="es-CL" w:eastAsia="es-CL"/></w:rPr></w:pPr><w:r><w:rPr><w:rFonts w:ascii="Arial" w:hAnsi="Arial" w:cs="Arial"/><w:lang w:val="es-CL" w:eastAsia="es-CL"/></w:rPr><w:t>216</w:t></w:r></w:p></w:tc><w:tc><w:tcPr><w:tcW w:w="499" w:type="pct"/><w:tcBorders><w:top w:val="nil"/><w:left w:val="nil"/><w:bottom w:val="single" w:sz="4" w:space="0" w:color="auto"/><w:right w:val="single" w:sz="4" w:space="0" w:color="auto"/></w:tcBorders></w:tcPr><w:p><w:pPr><w:jc w:val="center"/><w:rPr><w:rFonts w:ascii="Arial" w:hAnsi="Arial" w:cs="Arial"/><w:lang w:val="es-CL" w:eastAsia="es-CL"/></w:rPr></w:pPr></w:p></w:tc></w:tr><w:tr><w:trPr><w:trHeight w:val="330"/></w:trPr><w:tc><w:tcPr><w:tcW w:w="758" w:type="pct"/><w:vMerge/><w:tcBorders><w:top w:val="single" w:sz="8" w:space="0" w:color="auto"/><w:left w:val="single" w:sz="8" w:space="0" w:color="auto"/><w:bottom w:val="single" w:sz="8" w:space="0" w:color="000000"/><w:right w:val="single" w:sz="8" w:space="0" w:color="000000"/></w:tcBorders><w:vAlign w:val="center"/><w:hideMark/></w:tcPr><w:p><w:pPr><w:rPr><w:rFonts w:ascii="Arial" w:hAnsi="Arial" w:cs="Arial"/><w:b/><w:bCs/><w:color w:val="000000"/><w:lang w:val="es-CL" w:eastAsia="es-CL"/></w:rPr></w:pPr></w:p></w:tc><w:tc><w:tcPr><w:tcW w:w="2751" w:type="pct"/><w:tcBorders><w:top w:val="single" w:sz="4" w:space="0" w:color="auto"/><w:left w:val="nil"/><w:bottom w:val="single" w:sz="4" w:space="0" w:color="auto"/><w:right w:val="single" w:sz="4" w:space="0" w:color="000000"/></w:tcBorders><w:shd w:val="clear" w:color="000000" w:fill="FFFFFF"/><w:vAlign w:val="center"/><w:hideMark/></w:tcPr><w:p><w:pPr><w:rPr><w:rFonts w:ascii="Arial" w:hAnsi="Arial" w:cs="Arial"/><w:lang w:val="es-CL" w:eastAsia="es-CL"/></w:rPr></w:pPr><w:r><w:rPr><w:rFonts w:ascii="Arial" w:hAnsi="Arial" w:cs="Arial"/><w:lang w:val="es-CL" w:eastAsia="es-CL"/></w:rPr><w:t>GUANTE MULTIFLEX</w:t></w:r></w:p></w:tc><w:tc><w:tcPr><w:tcW w:w="433" w:type="pct"/><w:tcBorders><w:top w:val="single" w:sz="4" w:space="0" w:color="auto"/><w:left w:val="nil"/><w:bottom w:val="single" w:sz="4" w:space="0" w:color="auto"/><w:right w:val="single" w:sz="4" w:space="0" w:color="auto"/></w:tcBorders><w:shd w:val="clear" w:color="000000" w:fill="FFFFFF"/><w:noWrap/><w:vAlign w:val="center"/><w:hideMark/></w:tcPr><w:p><w:pPr><w:jc w:val="center"/><w:rPr><w:rFonts w:ascii="Arial" w:hAnsi="Arial" w:cs="Arial"/><w:lang w:val="es-CL" w:eastAsia="es-CL"/></w:rPr></w:pPr><w:r><w:rPr><w:rFonts w:ascii="Arial" w:hAnsi="Arial" w:cs="Arial"/><w:lang w:val="es-CL" w:eastAsia="es-CL"/></w:rPr><w:t>UN</w:t></w:r></w:p></w:tc><w:tc><w:tcPr><w:tcW w:w="559" w:type="pct"/><w:tcBorders><w:top w:val="single" w:sz="4" w:space="0" w:color="auto"/><w:left w:val="nil"/><w:bottom w:val="single" w:sz="4" w:space="0" w:color="auto"/><w:right w:val="single" w:sz="4" w:space="0" w:color="auto"/></w:tcBorders><w:noWrap/><w:vAlign w:val="center"/><w:hideMark/></w:tcPr><w:p><w:pPr><w:jc w:val="center"/><w:rPr><w:rFonts w:ascii="Arial" w:hAnsi="Arial" w:cs="Arial"/><w:lang w:val="es-CL" w:eastAsia="es-CL"/></w:rPr></w:pPr><w:r><w:rPr><w:rFonts w:ascii="Arial" w:hAnsi="Arial" w:cs="Arial"/><w:lang w:val="es-CL" w:eastAsia="es-CL"/></w:rPr><w:t>216</w:t></w:r></w:p></w:tc><w:tc><w:tcPr><w:tcW w:w="499" w:type="pct"/><w:tcBorders><w:top w:val="single" w:sz="4" w:space="0" w:color="auto"/><w:left w:val="nil"/><w:bottom w:val="single" w:sz="4" w:space="0" w:color="auto"/><w:right w:val="single" w:sz="4" w:space="0" w:color="auto"/></w:tcBorders></w:tcPr><w:p><w:pPr><w:jc w:val="center"/><w:rPr><w:rFonts w:ascii="Arial" w:hAnsi="Arial" w:cs="Arial"/><w:lang w:val="es-CL" w:eastAsia="es-CL"/></w:rPr></w:pPr></w:p></w:tc></w:tr><w:tr><w:trPr><w:trHeight w:val="330"/></w:trPr><w:tc><w:tcPr><w:tcW w:w="758" w:type="pct"/><w:vMerge/><w:tcBorders><w:top w:val="single" w:sz="8" w:space="0" w:color="auto"/><w:left w:val="single" w:sz="8" w:space="0" w:color="auto"/><w:bottom w:val="single" w:sz="8" w:space="0" w:color="000000"/><w:right w:val="single" w:sz="8" w:space="0" w:color="000000"/></w:tcBorders><w:vAlign w:val="center"/><w:hideMark/></w:tcPr><w:p><w:pPr><w:rPr><w:rFonts w:ascii="Arial" w:hAnsi="Arial" w:cs="Arial"/><w:b/><w:bCs/><w:color w:val="000000"/><w:lang w:val="es-CL" w:eastAsia="es-CL"/></w:rPr></w:pPr></w:p></w:tc><w:tc><w:tcPr><w:tcW w:w="2751" w:type="pct"/><w:tcBorders><w:top w:val="single" w:sz="4" w:space="0" w:color="auto"/><w:left w:val="nil"/><w:bottom w:val="single" w:sz="4" w:space="0" w:color="auto"/><w:right w:val="single" w:sz="4" w:space="0" w:color="000000"/></w:tcBorders><w:shd w:val="clear" w:color="000000" w:fill="FFFFFF"/><w:vAlign w:val="center"/><w:hideMark/></w:tcPr><w:p><w:pPr><w:rPr><w:rFonts w:ascii="Arial" w:hAnsi="Arial" w:cs="Arial"/><w:lang w:val="es-CL" w:eastAsia="es-CL"/></w:rPr></w:pPr><w:r><w:rPr><w:rFonts w:ascii="Arial" w:hAnsi="Arial" w:cs="Arial"/><w:lang w:val="es-CL" w:eastAsia="es-CL"/></w:rPr><w:t>GUANTE ANTICORTE</w:t></w:r></w:p></w:tc><w:tc><w:tcPr><w:tcW w:w="433" w:type="pct"/><w:tcBorders><w:top w:val="nil"/><w:left w:val="nil"/><w:bottom w:val="single" w:sz="4" w:space="0" w:color="auto"/><w:right w:val="single" w:sz="4" w:space="0" w:color="auto"/></w:tcBorders><w:shd w:val="clear" w:color="000000" w:fill="FFFFFF"/><w:noWrap/><w:vAlign w:val="center"/><w:hideMark/></w:tcPr><w:p><w:pPr><w:jc w:val="center"/><w:rPr><w:rFonts w:ascii="Arial" w:hAnsi="Arial" w:cs="Arial"/><w:lang w:val="es-CL" w:eastAsia="es-CL"/></w:rPr></w:pPr><w:r><w:rPr><w:rFonts w:ascii="Arial" w:hAnsi="Arial" w:cs="Arial"/><w:lang w:val="es-CL" w:eastAsia="es-CL"/></w:rPr><w:t>UN</w:t></w:r></w:p></w:tc><w:tc><w:tcPr><w:tcW w:w="559" w:type="pct"/><w:tcBorders><w:top w:val="nil"/><w:left w:val="nil"/><w:bottom w:val="single" w:sz="4" w:space="0" w:color="auto"/><w:right w:val="single" w:sz="4" w:space="0" w:color="auto"/></w:tcBorders><w:noWrap/><w:vAlign w:val="center"/><w:hideMark/></w:tcPr><w:p><w:pPr><w:jc w:val="center"/><w:rPr><w:rFonts w:ascii="Arial" w:hAnsi="Arial" w:cs="Arial"/><w:lang w:val="es-CL" w:eastAsia="es-CL"/></w:rPr></w:pPr><w:r><w:rPr><w:rFonts w:ascii="Arial" w:hAnsi="Arial" w:cs="Arial"/><w:lang w:val="es-CL" w:eastAsia="es-CL"/></w:rPr><w:t>108</w:t></w:r></w:p></w:tc><w:tc><w:tcPr><w:tcW w:w="499" w:type="pct"/><w:tcBorders><w:top w:val="nil"/><w:left w:val="nil"/><w:bottom w:val="single" w:sz="4" w:space="0" w:color="auto"/><w:right w:val="single" w:sz="4" w:space="0" w:color="auto"/></w:tcBorders></w:tcPr><w:p><w:pPr><w:jc w:val="center"/><w:rPr><w:rFonts w:ascii="Arial" w:hAnsi="Arial" w:cs="Arial"/><w:lang w:val="es-CL" w:eastAsia="es-CL"/></w:rPr></w:pPr></w:p></w:tc></w:tr><w:tr><w:trPr><w:trHeight w:val="330"/></w:trPr><w:tc><w:tcPr><w:tcW w:w="758" w:type="pct"/><w:vMerge/><w:tcBorders><w:top w:val="single" w:sz="8" w:space="0" w:color="auto"/><w:left w:val="single" w:sz="8" w:space="0" w:color="auto"/><w:bottom w:val="single" w:sz="8" w:space="0" w:color="000000"/><w:right w:val="single" w:sz="8" w:space="0" w:color="000000"/></w:tcBorders><w:vAlign w:val="center"/><w:hideMark/></w:tcPr><w:p><w:pPr><w:rPr><w:rFonts w:ascii="Arial" w:hAnsi="Arial" w:cs="Arial"/><w:b/><w:bCs/><w:color w:val="000000"/><w:lang w:val="es-CL" w:eastAsia="es-CL"/></w:rPr></w:pPr></w:p></w:tc><w:tc><w:tcPr><w:tcW w:w="2751" w:type="pct"/><w:tcBorders><w:top w:val="single" w:sz="4" w:space="0" w:color="auto"/><w:left w:val="nil"/><w:bottom w:val="single" w:sz="4" w:space="0" w:color="auto"/><w:right w:val="single" w:sz="4" w:space="0" w:color="000000"/></w:tcBorders><w:shd w:val="clear" w:color="000000" w:fill="FFFFFF"/><w:vAlign w:val="center"/><w:hideMark/></w:tcPr><w:p><w:pPr><w:rPr><w:rFonts w:ascii="Arial" w:hAnsi="Arial" w:cs="Arial"/><w:lang w:val="es-CL" w:eastAsia="es-CL"/></w:rPr></w:pPr><w:r><w:rPr><w:rFonts w:ascii="Arial" w:hAnsi="Arial" w:cs="Arial"/><w:lang w:val="es-CL" w:eastAsia="es-CL"/></w:rPr><w:t>CHALECO REFLECTANTE</w:t></w:r></w:p></w:tc><w:tc><w:tcPr><w:tcW w:w="433" w:type="pct"/><w:tcBorders><w:top w:val="nil"/><w:left w:val="nil"/><w:bottom w:val="single" w:sz="4" w:space="0" w:color="auto"/><w:right w:val="single" w:sz="4" w:space="0" w:color="auto"/></w:tcBorders><w:shd w:val="clear" w:color="000000" w:fill="FFFFFF"/><w:noWrap/><w:vAlign w:val="center"/><w:hideMark/></w:tcPr><w:p><w:pPr><w:jc w:val="center"/><w:rPr><w:rFonts w:ascii="Arial" w:hAnsi="Arial" w:cs="Arial"/><w:lang w:val="es-CL" w:eastAsia="es-CL"/></w:rPr></w:pPr><w:r><w:rPr><w:rFonts w:ascii="Arial" w:hAnsi="Arial" w:cs="Arial"/><w:lang w:val="es-CL" w:eastAsia="es-CL"/></w:rPr><w:t>UN</w:t></w:r></w:p></w:tc><w:tc><w:tcPr><w:tcW w:w="559" w:type="pct"/><w:tcBorders><w:top w:val="nil"/><w:left w:val="nil"/><w:bottom w:val="single" w:sz="4" w:space="0" w:color="auto"/><w:right w:val="single" w:sz="4" w:space="0" w:color="auto"/></w:tcBorders><w:noWrap/><w:vAlign w:val="center"/><w:hideMark/></w:tcPr><w:p><w:pPr><w:jc w:val="center"/><w:rPr><w:rFonts w:ascii="Arial" w:hAnsi="Arial" w:cs="Arial"/><w:lang w:val="es-CL" w:eastAsia="es-CL"/></w:rPr></w:pPr><w:r><w:rPr><w:rFonts w:ascii="Arial" w:hAnsi="Arial" w:cs="Arial"/><w:lang w:val="es-CL" w:eastAsia="es-CL"/></w:rPr><w:t>18</w:t></w:r></w:p></w:tc><w:tc><w:tcPr><w:tcW w:w="499" w:type="pct"/><w:tcBorders><w:top w:val="nil"/><w:left w:val="nil"/><w:bottom w:val="single" w:sz="4" w:space="0" w:color="auto"/><w:right w:val="single" w:sz="4" w:space="0" w:color="auto"/></w:tcBorders></w:tcPr><w:p><w:pPr><w:jc w:val="center"/><w:rPr><w:rFonts w:ascii="Arial" w:hAnsi="Arial" w:cs="Arial"/><w:lang w:val="es-CL" w:eastAsia="es-CL"/></w:rPr></w:pPr></w:p></w:tc></w:tr><w:tr><w:trPr><w:trHeight w:val="330"/></w:trPr><w:tc><w:tcPr><w:tcW w:w="758" w:type="pct"/><w:vMerge/><w:tcBorders><w:top w:val="single" w:sz="8" w:space="0" w:color="auto"/><w:left w:val="single" w:sz="8" w:space="0" w:color="auto"/><w:bottom w:val="single" w:sz="8" w:space="0" w:color="000000"/><w:right w:val="single" w:sz="8" w:space="0" w:color="000000"/></w:tcBorders><w:vAlign w:val="center"/><w:hideMark/></w:tcPr><w:p><w:pPr><w:rPr><w:rFonts w:ascii="Arial" w:hAnsi="Arial" w:cs="Arial"/><w:b/><w:bCs/><w:color w:val="000000"/><w:lang w:val="es-CL" w:eastAsia="es-CL"/></w:rPr></w:pPr></w:p></w:tc><w:tc><w:tcPr><w:tcW w:w="2751" w:type="pct"/><w:tcBorders><w:top w:val="single" w:sz="4" w:space="0" w:color="auto"/><w:left w:val="nil"/><w:bottom w:val="single" w:sz="4" w:space="0" w:color="auto"/><w:right w:val="single" w:sz="4" w:space="0" w:color="000000"/></w:tcBorders><w:shd w:val="clear" w:color="000000" w:fill="FFFFFF"/><w:vAlign w:val="center"/><w:hideMark/></w:tcPr><w:p><w:pPr><w:rPr><w:rFonts w:ascii="Arial" w:hAnsi="Arial" w:cs="Arial"/><w:lang w:val="es-CL" w:eastAsia="es-CL"/></w:rPr></w:pPr><w:r><w:rPr><w:rFonts w:ascii="Arial" w:hAnsi="Arial" w:cs="Arial"/><w:lang w:val="es-CL" w:eastAsia="es-CL"/></w:rPr><w:t>ROLLO CINTA PELIGRO RFX 350 METROS</w:t></w:r></w:p></w:tc><w:tc><w:tcPr><w:tcW w:w="433" w:type="pct"/><w:tcBorders><w:top w:val="nil"/><w:left w:val="nil"/><w:bottom w:val="single" w:sz="4" w:space="0" w:color="auto"/><w:right w:val="single" w:sz="4" w:space="0" w:color="auto"/></w:tcBorders><w:shd w:val="clear" w:color="000000" w:fill="FFFFFF"/><w:noWrap/><w:vAlign w:val="center"/><w:hideMark/></w:tcPr><w:p><w:pPr><w:jc w:val="center"/><w:rPr><w:rFonts w:ascii="Arial" w:hAnsi="Arial" w:cs="Arial"/><w:lang w:val="es-CL" w:eastAsia="es-CL"/></w:rPr></w:pPr><w:r><w:rPr><w:rFonts w:ascii="Arial" w:hAnsi="Arial" w:cs="Arial"/><w:lang w:val="es-CL" w:eastAsia="es-CL"/></w:rPr><w:t>UN</w:t></w:r></w:p></w:tc><w:tc><w:tcPr><w:tcW w:w="559" w:type="pct"/><w:tcBorders><w:top w:val="nil"/><w:left w:val="nil"/><w:bottom w:val="single" w:sz="4" w:space="0" w:color="auto"/><w:right w:val="single" w:sz="4" w:space="0" w:color="auto"/></w:tcBorders><w:noWrap/><w:vAlign w:val="center"/><w:hideMark/></w:tcPr><w:p><w:pPr><w:jc w:val="center"/><w:rPr><w:rFonts w:ascii="Arial" w:hAnsi="Arial" w:cs="Arial"/><w:lang w:val="es-CL" w:eastAsia="es-CL"/></w:rPr></w:pPr><w:r><w:rPr><w:rFonts w:ascii="Arial" w:hAnsi="Arial" w:cs="Arial"/><w:lang w:val="es-CL" w:eastAsia="es-CL"/></w:rPr><w:t>7</w:t></w:r></w:p></w:tc><w:tc><w:tcPr><w:tcW w:w="499" w:type="pct"/><w:tcBorders><w:top w:val="nil"/><w:left w:val="nil"/><w:bottom w:val="single" w:sz="4" w:space="0" w:color="auto"/><w:right w:val="single" w:sz="4" w:space="0" w:color="auto"/></w:tcBorders></w:tcPr><w:p><w:pPr><w:jc w:val="center"/><w:rPr><w:rFonts w:ascii="Arial" w:hAnsi="Arial" w:cs="Arial"/><w:lang w:val="es-CL" w:eastAsia="es-CL"/></w:rPr></w:pPr></w:p></w:tc></w:tr><w:tr><w:trPr><w:trHeight w:val="330"/></w:trPr><w:tc><w:tcPr><w:tcW w:w="758" w:type="pct"/><w:vMerge/><w:tcBorders><w:top w:val="single" w:sz="8" w:space="0" w:color="auto"/><w:left w:val="single" w:sz="8" w:space="0" w:color="auto"/><w:bottom w:val="single" w:sz="8" w:space="0" w:color="000000"/><w:right w:val="single" w:sz="8" w:space="0" w:color="000000"/></w:tcBorders><w:vAlign w:val="center"/><w:hideMark/></w:tcPr><w:p><w:pPr><w:rPr><w:rFonts w:ascii="Arial" w:hAnsi="Arial" w:cs="Arial"/><w:b/><w:bCs/><w:color w:val="000000"/><w:lang w:val="es-CL" w:eastAsia="es-CL"/></w:rPr></w:pPr></w:p></w:tc><w:tc><w:tcPr><w:tcW w:w="2751" w:type="pct"/><w:tcBorders><w:top w:val="single" w:sz="4" w:space="0" w:color="auto"/><w:left w:val="nil"/><w:bottom w:val="single" w:sz="4" w:space="0" w:color="auto"/><w:right w:val="single" w:sz="4" w:space="0" w:color="000000"/></w:tcBorders><w:shd w:val="clear" w:color="000000" w:fill="FFFFFF"/><w:vAlign w:val="center"/><w:hideMark/></w:tcPr><w:p><w:pPr><w:rPr><w:rFonts w:ascii="Arial" w:hAnsi="Arial" w:cs="Arial"/><w:lang w:val="es-CL" w:eastAsia="es-CL"/></w:rPr></w:pPr><w:r><w:rPr><w:rFonts w:ascii="Arial" w:hAnsi="Arial" w:cs="Arial"/><w:lang w:val="es-CL" w:eastAsia="es-CL"/></w:rPr><w:t>CONO DE SEÑALIZACIÓN 70 CM NARANJO</w:t></w:r></w:p></w:tc><w:tc><w:tcPr><w:tcW w:w="433" w:type="pct"/><w:tcBorders><w:top w:val="nil"/><w:left w:val="nil"/><w:bottom w:val="single" w:sz="4" w:space="0" w:color="auto"/><w:right w:val="single" w:sz="4" w:space="0" w:color="auto"/></w:tcBorders><w:shd w:val="clear" w:color="000000" w:fill="FFFFFF"/><w:noWrap/><w:vAlign w:val="center"/><w:hideMark/></w:tcPr><w:p><w:pPr><w:jc w:val="center"/><w:rPr><w:rFonts w:ascii="Arial" w:hAnsi="Arial" w:cs="Arial"/><w:lang w:val="es-CL" w:eastAsia="es-CL"/></w:rPr></w:pPr><w:r><w:rPr><w:rFonts w:ascii="Arial" w:hAnsi="Arial" w:cs="Arial"/><w:lang w:val="es-CL" w:eastAsia="es-CL"/></w:rPr><w:t>UN</w:t></w:r></w:p></w:tc><w:tc><w:tcPr><w:tcW w:w="559" w:type="pct"/><w:tcBorders><w:top w:val="nil"/><w:left w:val="nil"/><w:bottom w:val="single" w:sz="4" w:space="0" w:color="auto"/><w:right w:val="single" w:sz="4" w:space="0" w:color="auto"/></w:tcBorders><w:noWrap/><w:vAlign w:val="center"/><w:hideMark/></w:tcPr><w:p><w:pPr><w:jc w:val="center"/><w:rPr><w:rFonts w:ascii="Arial" w:hAnsi="Arial" w:cs="Arial"/><w:lang w:val="es-CL" w:eastAsia="es-CL"/></w:rPr></w:pPr><w:r><w:rPr><w:rFonts w:ascii="Arial" w:hAnsi="Arial" w:cs="Arial"/><w:lang w:val="es-CL" w:eastAsia="es-CL"/></w:rPr><w:t>6</w:t></w:r></w:p></w:tc><w:tc><w:tcPr><w:tcW w:w="499" w:type="pct"/><w:tcBorders><w:top w:val="nil"/><w:left w:val="nil"/><w:bottom w:val="single" w:sz="4" w:space="0" w:color="auto"/><w:right w:val="single" w:sz="4" w:space="0" w:color="auto"/></w:tcBorders></w:tcPr><w:p><w:pPr><w:jc w:val="center"/><w:rPr><w:rFonts w:ascii="Arial" w:hAnsi="Arial" w:cs="Arial"/><w:lang w:val="es-CL" w:eastAsia="es-CL"/></w:rPr></w:pPr></w:p></w:tc></w:tr><w:tr><w:trPr><w:trHeight w:val="330"/></w:trPr><w:tc><w:tcPr><w:tcW w:w="758" w:type="pct"/><w:vMerge/><w:tcBorders><w:top w:val="single" w:sz="8" w:space="0" w:color="auto"/><w:left w:val="single" w:sz="8" w:space="0" w:color="auto"/><w:bottom w:val="single" w:sz="8" w:space="0" w:color="000000"/><w:right w:val="single" w:sz="8" w:space="0" w:color="000000"/></w:tcBorders><w:vAlign w:val="center"/><w:hideMark/></w:tcPr><w:p><w:pPr><w:rPr><w:rFonts w:ascii="Arial" w:hAnsi="Arial" w:cs="Arial"/><w:b/><w:bCs/><w:color w:val="000000"/><w:lang w:val="es-CL" w:eastAsia="es-CL"/></w:rPr></w:pPr></w:p></w:tc><w:tc><w:tcPr><w:tcW w:w="2751" w:type="pct"/><w:tcBorders><w:top w:val="single" w:sz="4" w:space="0" w:color="auto"/><w:left w:val="nil"/><w:bottom w:val="single" w:sz="4" w:space="0" w:color="auto"/><w:right w:val="single" w:sz="4" w:space="0" w:color="000000"/></w:tcBorders><w:shd w:val="clear" w:color="000000" w:fill="FFFFFF"/><w:vAlign w:val="center"/><w:hideMark/></w:tcPr><w:p><w:pPr><w:rPr><w:rFonts w:ascii="Arial" w:hAnsi="Arial" w:cs="Arial"/><w:lang w:val="es-CL" w:eastAsia="es-CL"/></w:rPr></w:pPr><w:r><w:rPr><w:rFonts w:ascii="Arial" w:hAnsi="Arial" w:cs="Arial"/><w:lang w:val="es-CL" w:eastAsia="es-CL"/></w:rPr><w:t>MALLA DE FAENA VICSA 1 M DE ALTURA POR 45 M</w:t></w:r></w:p></w:tc><w:tc><w:tcPr><w:tcW w:w="433" w:type="pct"/><w:tcBorders><w:top w:val="nil"/><w:left w:val="nil"/><w:bottom w:val="single" w:sz="4" w:space="0" w:color="auto"/><w:right w:val="single" w:sz="4" w:space="0" w:color="auto"/></w:tcBorders><w:shd w:val="clear" w:color="000000" w:fill="FFFFFF"/><w:noWrap/><w:vAlign w:val="center"/><w:hideMark/></w:tcPr><w:p><w:pPr><w:jc w:val="center"/><w:rPr><w:rFonts w:ascii="Arial" w:hAnsi="Arial" w:cs="Arial"/><w:lang w:val="es-CL" w:eastAsia="es-CL"/></w:rPr></w:pPr><w:r><w:rPr><w:rFonts w:ascii="Arial" w:hAnsi="Arial" w:cs="Arial"/><w:lang w:val="es-CL" w:eastAsia="es-CL"/></w:rPr><w:t>UN</w:t></w:r></w:p></w:tc><w:tc><w:tcPr><w:tcW w:w="559" w:type="pct"/><w:tcBorders><w:top w:val="nil"/><w:left w:val="nil"/><w:bottom w:val="single" w:sz="4" w:space="0" w:color="auto"/><w:right w:val="single" w:sz="4" w:space="0" w:color="auto"/></w:tcBorders><w:noWrap/><w:vAlign w:val="center"/><w:hideMark/></w:tcPr><w:p><w:pPr><w:jc w:val="center"/><w:rPr><w:rFonts w:ascii="Arial" w:hAnsi="Arial" w:cs="Arial"/><w:lang w:val="es-CL" w:eastAsia="es-CL"/></w:rPr></w:pPr><w:r><w:rPr><w:rFonts w:ascii="Arial" w:hAnsi="Arial" w:cs="Arial"/><w:lang w:val="es-CL" w:eastAsia="es-CL"/></w:rPr><w:t>12</w:t></w:r></w:p></w:tc><w:tc><w:tcPr><w:tcW w:w="499" w:type="pct"/><w:tcBorders><w:top w:val="nil"/><w:left w:val="nil"/><w:bottom w:val="single" w:sz="4" w:space="0" w:color="auto"/><w:right w:val="single" w:sz="4" w:space="0" w:color="auto"/></w:tcBorders></w:tcPr><w:p><w:pPr><w:jc w:val="center"/><w:rPr><w:rFonts w:ascii="Arial" w:hAnsi="Arial" w:cs="Arial"/><w:lang w:val="es-CL" w:eastAsia="es-CL"/></w:rPr></w:pPr></w:p></w:tc></w:tr><w:tr><w:trPr><w:trHeight w:val="345"/></w:trPr><w:tc><w:tcPr><w:tcW w:w="758" w:type="pct"/><w:vMerge/><w:tcBorders><w:top w:val="single" w:sz="8" w:space="0" w:color="auto"/><w:left w:val="single" w:sz="8" w:space="0" w:color="auto"/><w:bottom w:val="single" w:sz="8" w:space="0" w:color="000000"/><w:right w:val="single" w:sz="8" w:space="0" w:color="000000"/></w:tcBorders><w:vAlign w:val="center"/><w:hideMark/></w:tcPr><w:p><w:pPr><w:rPr><w:rFonts w:ascii="Arial" w:hAnsi="Arial" w:cs="Arial"/><w:b/><w:bCs/><w:color w:val="000000"/><w:lang w:val="es-CL" w:eastAsia="es-CL"/></w:rPr></w:pPr></w:p></w:tc><w:tc><w:tcPr><w:tcW w:w="2751" w:type="pct"/><w:tcBorders><w:top w:val="single" w:sz="4" w:space="0" w:color="auto"/><w:left w:val="nil"/><w:bottom w:val="single" w:sz="4" w:space="0" w:color="auto"/><w:right w:val="single" w:sz="4" w:space="0" w:color="000000"/></w:tcBorders><w:shd w:val="clear" w:color="000000" w:fill="FFFFFF"/><w:vAlign w:val="center"/><w:hideMark/></w:tcPr><w:p><w:pPr><w:rPr><w:rFonts w:ascii="Arial" w:hAnsi="Arial" w:cs="Arial"/><w:lang w:val="es-CL" w:eastAsia="es-CL"/></w:rPr></w:pPr><w:r><w:rPr><w:rFonts w:ascii="Arial" w:hAnsi="Arial" w:cs="Arial"/><w:lang w:val="es-CL" w:eastAsia="es-CL"/></w:rPr><w:t>EXTINTOR</w:t></w:r></w:p></w:tc><w:tc><w:tcPr><w:tcW w:w="433" w:type="pct"/><w:tcBorders><w:top w:val="nil"/><w:left w:val="nil"/><w:bottom w:val="single" w:sz="4" w:space="0" w:color="auto"/><w:right w:val="single" w:sz="4" w:space="0" w:color="auto"/></w:tcBorders><w:shd w:val="clear" w:color="000000" w:fill="FFFFFF"/><w:noWrap/><w:vAlign w:val="center"/><w:hideMark/></w:tcPr><w:p><w:pPr><w:jc w:val="center"/><w:rPr><w:rFonts w:ascii="Arial" w:hAnsi="Arial" w:cs="Arial"/><w:lang w:val="es-CL" w:eastAsia="es-CL"/></w:rPr></w:pPr><w:r><w:rPr><w:rFonts w:ascii="Arial" w:hAnsi="Arial" w:cs="Arial"/><w:lang w:val="es-CL" w:eastAsia="es-CL"/></w:rPr><w:t>UN</w:t></w:r></w:p></w:tc><w:tc><w:tcPr><w:tcW w:w="559" w:type="pct"/><w:tcBorders><w:top w:val="nil"/><w:left w:val="nil"/><w:bottom w:val="single" w:sz="4" w:space="0" w:color="auto"/><w:right w:val="single" w:sz="4" w:space="0" w:color="auto"/></w:tcBorders><w:noWrap/><w:vAlign w:val="center"/><w:hideMark/></w:tcPr><w:p><w:pPr><w:jc w:val="center"/><w:rPr><w:rFonts w:ascii="Arial" w:hAnsi="Arial" w:cs="Arial"/><w:lang w:val="es-CL" w:eastAsia="es-CL"/></w:rPr></w:pPr><w:r><w:rPr><w:rFonts w:ascii="Arial" w:hAnsi="Arial" w:cs="Arial"/><w:lang w:val="es-CL" w:eastAsia="es-CL"/></w:rPr><w:t>2</w:t></w:r></w:p></w:tc><w:tc><w:tcPr><w:tcW w:w="499" w:type="pct"/><w:tcBorders><w:top w:val="nil"/><w:left w:val="nil"/><w:bottom w:val="single" w:sz="4" w:space="0" w:color="auto"/><w:right w:val="single" w:sz="4" w:space="0" w:color="auto"/></w:tcBorders></w:tcPr><w:p><w:pPr><w:jc w:val="center"/><w:rPr><w:rFonts w:ascii="Arial" w:hAnsi="Arial" w:cs="Arial"/><w:lang w:val="es-CL" w:eastAsia="es-CL"/></w:rPr></w:pPr></w:p></w:tc></w:tr></w:tbl><w:p><w:pPr><w:ind w:left="677" w:right="82"/><w:jc w:val="both"/><w:rPr><w:rFonts w:ascii="Arial" w:hAnsi="Arial" w:cs="Arial"/><w:lang w:val="es-CL"/></w:rPr></w:pPr></w:p><w:p><w:pPr><w:ind w:left="677" w:right="82"/><w:jc w:val="both"/><w:rPr><w:rFonts w:ascii="Arial" w:hAnsi="Arial" w:cs="Arial"/><w:b/><w:bCs/><w:lang w:val="es-CL"/></w:rPr></w:pPr><w:r><w:rPr><w:rFonts w:ascii="Arial" w:hAnsi="Arial" w:cs="Arial"/><w:b/><w:bCs/><w:lang w:val="es-CL"/></w:rPr><w:t>LÍNEA 5: IMPLEMENTOS Y HERRAMIENTAS</w:t></w:r></w:p><w:p><w:pPr><w:ind w:left="677" w:right="82"/><w:jc w:val="both"/><w:rPr><w:rFonts w:ascii="Arial" w:hAnsi="Arial" w:cs="Arial"/><w:b/><w:bCs/><w:lang w:val="es-CL"/></w:rPr></w:pPr></w:p><w:tbl><w:tblPr><w:tblW w:w="5000" w:type="pct"/><w:tblCellMar><w:left w:w="70" w:type="dxa"/><w:right w:w="70" w:type="dxa"/></w:tblCellMar><w:tblLook w:val="04A0" w:firstRow="1" w:lastRow="0" w:firstColumn="1" w:lastColumn="0" w:noHBand="0" w:noVBand="1"/></w:tblPr><w:tblGrid><w:gridCol w:w="1752"/><w:gridCol w:w="5746"/><w:gridCol w:w="918"/><w:gridCol w:w="1185"/><w:gridCol w:w="999"/></w:tblGrid><w:tr><w:trPr><w:trHeight w:val="289"/></w:trPr><w:tc><w:tcPr><w:tcW w:w="826" w:type="pct"/><w:vMerge w:val="restart"/><w:tcBorders><w:top w:val="single" w:sz="8" w:space="0" w:color="auto"/><w:left w:val="single" w:sz="8" w:space="0" w:color="auto"/><w:bottom w:val="nil"/><w:right w:val="single" w:sz="8" w:space="0" w:color="000000"/></w:tcBorders><w:shd w:val="clear" w:color="000000" w:fill="D9D9D9"/><w:vAlign w:val="center"/><w:hideMark/></w:tcPr><w:p><w:pPr><w:rPr><w:rFonts w:ascii="Arial" w:hAnsi="Arial" w:cs="Arial"/><w:b/><w:bCs/><w:color w:val="000000"/><w:lang w:val="es-CL" w:eastAsia="es-CL"/></w:rPr></w:pPr><w:r><w:rPr><w:rFonts w:ascii="Arial" w:hAnsi="Arial" w:cs="Arial"/><w:b/><w:bCs/><w:color w:val="000000"/><w:lang w:val="es-CL" w:eastAsia="es-CL"/></w:rPr><w:t xml:space="preserve">IMPLEMENTOS Y </w:t></w:r><w:r><w:rPr><w:rFonts w:ascii="Arial" w:hAnsi="Arial" w:cs="Arial"/><w:b/><w:bCs/><w:color w:val="000000"/><w:lang w:val="es-CL" w:eastAsia="es-CL"/></w:rPr><w:t>HERRAMIENTAS</w:t></w:r></w:p></w:tc><w:tc><w:tcPr><w:tcW w:w="2711" w:type="pct"/><w:tcBorders><w:top w:val="single" w:sz="8" w:space="0" w:color="auto"/><w:left w:val="nil"/><w:bottom w:val="single" w:sz="8" w:space="0" w:color="auto"/><w:right w:val="single" w:sz="8" w:space="0" w:color="000000"/></w:tcBorders><w:shd w:val="clear" w:color="000000" w:fill="D9D9D9"/><w:noWrap/><w:hideMark/></w:tcPr><w:p><w:pPr><w:rPr><w:rFonts w:ascii="Arial" w:hAnsi="Arial" w:cs="Arial"/><w:b/><w:bCs/><w:color w:val="000000"/><w:lang w:val="es-CL" w:eastAsia="es-CL"/></w:rPr></w:pPr><w:r><w:rPr><w:rFonts w:ascii="Arial" w:hAnsi="Arial" w:cs="Arial"/><w:b/><w:bCs/><w:color w:val="000000"/><w:lang w:val="es-CL" w:eastAsia="es-CL"/></w:rPr><w:t>DESCRIPCIÓN</w:t></w:r></w:p></w:tc><w:tc><w:tcPr><w:tcW w:w="433" w:type="pct"/><w:tcBorders><w:top w:val="single" w:sz="8" w:space="0" w:color="auto"/><w:left w:val="nil"/><w:bottom w:val="single" w:sz="8" w:space="0" w:color="auto"/><w:right w:val="single" w:sz="8" w:space="0" w:color="auto"/></w:tcBorders><w:shd w:val="clear" w:color="000000" w:fill="D9D9D9"/><w:noWrap/><w:vAlign w:val="center"/><w:hideMark/></w:tcPr><w:p><w:pPr><w:rPr><w:rFonts w:ascii="Arial" w:hAnsi="Arial" w:cs="Arial"/><w:b/><w:bCs/><w:color w:val="000000"/><w:lang w:val="es-CL" w:eastAsia="es-CL"/></w:rPr></w:pPr><w:r><w:rPr><w:rFonts w:ascii="Arial" w:hAnsi="Arial" w:cs="Arial"/><w:b/><w:bCs/><w:color w:val="000000"/><w:lang w:val="es-CL" w:eastAsia="es-CL"/></w:rPr><w:t>UNIDAD</w:t></w:r></w:p></w:tc><w:tc><w:tcPr><w:tcW w:w="559" w:type="pct"/><w:tcBorders><w:top w:val="single" w:sz="8" w:space="0" w:color="auto"/><w:left w:val="nil"/><w:bottom w:val="single" w:sz="8" w:space="0" w:color="auto"/><w:right w:val="single" w:sz="8" w:space="0" w:color="auto"/></w:tcBorders><w:shd w:val="clear" w:color="000000" w:fill="D9D9D9"/><w:noWrap/><w:vAlign w:val="center"/><w:hideMark/></w:tcPr><w:p><w:pPr><w:jc w:val="center"/><w:rPr><w:rFonts w:ascii="Arial" w:hAnsi="Arial" w:cs="Arial"/><w:b/><w:bCs/><w:color w:val="000000"/><w:lang w:val="es-CL" w:eastAsia="es-CL"/></w:rPr></w:pPr><w:r><w:rPr><w:rFonts w:ascii="Arial" w:hAnsi="Arial" w:cs="Arial"/><w:b/><w:bCs/><w:color w:val="000000"/><w:lang w:val="es-CL" w:eastAsia="es-CL"/></w:rPr><w:t>CANTIDAD</w:t></w:r></w:p></w:tc><w:tc><w:tcPr><w:tcW w:w="471" w:type="pct"/><w:tcBorders><w:top w:val="single" w:sz="8" w:space="0" w:color="auto"/><w:left w:val="nil"/><w:bottom w:val="single" w:sz="8" w:space="0" w:color="auto"/><w:right w:val="single" w:sz="8" w:space="0" w:color="auto"/></w:tcBorders><w:shd w:val="clear" w:color="000000" w:fill="D9D9D9"/></w:tcPr><w:p><w:pPr><w:jc w:val="center"/><w:rPr><w:rFonts w:ascii="Arial" w:hAnsi="Arial" w:cs="Arial"/><w:b/><w:bCs/><w:color w:val="000000"/><w:lang w:val="es-CL" w:eastAsia="es-CL"/></w:rPr></w:pPr><w:r><w:rPr><w:rFonts w:ascii="Arial" w:hAnsi="Arial" w:cs="Arial"/><w:b/><w:bCs/><w:color w:val="000000"/><w:lang w:val="es-CL" w:eastAsia="es-CL"/></w:rPr><w:t>PRECIO</w:t></w:r></w:p></w:tc></w:tr><w:tr><w:trPr><w:trHeight w:val="289"/></w:trPr><w:tc><w:tcPr><w:tcW w:w="826" w:type="pct"/><w:vMerge/><w:tcBorders><w:top w:val="single" w:sz="8" w:space="0" w:color="auto"/><w:left w:val="single" w:sz="8" w:space="0" w:color="auto"/><w:bottom w:val="nil"/><w:right w:val="single" w:sz="8" w:space="0" w:color="000000"/></w:tcBorders><w:vAlign w:val="center"/><w:hideMark/></w:tcPr><w:p><w:pPr><w:rPr><w:rFonts w:ascii="Arial" w:hAnsi="Arial" w:cs="Arial"/><w:b/><w:bCs/><w:color w:val="000000"/><w:lang w:val="es-CL" w:eastAsia="es-CL"/></w:rPr></w:pPr></w:p></w:tc><w:tc><w:tcPr><w:tcW w:w="2711" w:type="pct"/><w:tcBorders><w:top w:val="nil"/><w:left w:val="nil"/><w:bottom w:val="single" w:sz="4" w:space="0" w:color="auto"/><w:right w:val="single" w:sz="4" w:space="0" w:color="auto"/></w:tcBorders><w:noWrap/><w:hideMark/></w:tcPr><w:p><w:pPr><w:rPr><w:rFonts w:ascii="Arial" w:hAnsi="Arial" w:cs="Arial"/><w:color w:val="000000"/><w:lang w:val="es-CL" w:eastAsia="es-CL"/></w:rPr></w:pPr><w:r><w:rPr><w:rFonts w:ascii="Arial" w:hAnsi="Arial" w:cs="Arial"/><w:color w:val="000000"/><w:lang w:val="es-CL" w:eastAsia="es-CL"/></w:rPr><w:t>PALA</w:t></w:r></w:p></w:tc><w:tc><w:tcPr><w:tcW w:w="433" w:type="pct"/><w:tcBorders><w:top w:val="single" w:sz="4" w:space="0" w:color="auto"/><w:left w:val="nil"/><w:bottom w:val="single" w:sz="4" w:space="0" w:color="auto"/><w:right w:val="single" w:sz="4" w:space="0" w:color="auto"/></w:tcBorders><w:noWrap/><w:vAlign w:val="center"/><w:hideMark/></w:tcPr><w:p><w:pPr><w:jc w:val="center"/><w:rPr><w:rFonts w:ascii="Arial" w:hAnsi="Arial" w:cs="Arial"/><w:color w:val="000000"/><w:lang w:val="es-CL" w:eastAsia="es-CL"/></w:rPr></w:pPr><w:r><w:rPr><w:rFonts w:ascii="Arial" w:hAnsi="Arial" w:cs="Arial"/><w:color w:val="000000"/><w:lang w:val="es-CL" w:eastAsia="es-CL"/></w:rPr><w:t>UN</w:t></w:r></w:p></w:tc><w:tc><w:tcPr><w:tcW w:w="559" w:type="pct"/><w:tcBorders><w:top w:val="single" w:sz="4" w:space="0" w:color="auto"/><w:left w:val="nil"/><w:bottom w:val="single" w:sz="4" w:space="0" w:color="auto"/><w:right w:val="single" w:sz="4" w:space="0" w:color="auto"/></w:tcBorders><w:noWrap/><w:vAlign w:val="center"/><w:hideMark/></w:tcPr><w:p><w:pPr><w:jc w:val="center"/><w:rPr><w:rFonts w:ascii="Arial" w:hAnsi="Arial" w:cs="Arial"/><w:color w:val="000000"/><w:lang w:val="es-CL" w:eastAsia="es-CL"/></w:rPr></w:pPr><w:r><w:rPr><w:rFonts w:ascii="Arial" w:hAnsi="Arial" w:cs="Arial"/><w:color w:val="000000"/><w:lang w:val="es-CL" w:eastAsia="es-CL"/></w:rPr><w:t>5</w:t></w:r></w:p></w:tc><w:tc><w:tcPr><w:tcW w:w="471" w:type="pct"/><w:tcBorders><w:top w:val="single" w:sz="4" w:space="0" w:color="auto"/><w:left w:val="nil"/><w:bottom w:val="single" w:sz="4" w:space="0" w:color="auto"/><w:right w:val="single" w:sz="4" w:space="0" w:color="auto"/></w:tcBorders></w:tcPr><w:p><w:pPr><w:jc w:val="center"/><w:rPr><w:rFonts w:ascii="Arial" w:hAnsi="Arial" w:cs="Arial"/><w:color w:val="000000"/><w:lang w:val="es-CL" w:eastAsia="es-CL"/></w:rPr></w:pPr></w:p></w:tc></w:tr><w:tr><w:trPr><w:trHeight w:val="289"/></w:trPr><w:tc><w:tcPr><w:tcW w:w="826" w:type="pct"/><w:vMerge/><w:tcBorders><w:top w:val="single" w:sz="8" w:space="0" w:color="auto"/><w:left w:val="single" w:sz="8" w:space="0" w:color="auto"/><w:bottom w:val="nil"/><w:right w:val="single" w:sz="8" w:space="0" w:color="000000"/></w:tcBorders><w:vAlign w:val="center"/><w:hideMark/></w:tcPr><w:p><w:pPr><w:rPr><w:rFonts w:ascii="Arial" w:hAnsi="Arial" w:cs="Arial"/><w:b/><w:bCs/><w:color w:val="000000"/><w:lang w:val="es-CL" w:eastAsia="es-CL"/></w:rPr></w:pPr></w:p></w:tc><w:tc><w:tcPr><w:tcW w:w="2711" w:type="pct"/><w:tcBorders><w:top w:val="nil"/><w:left w:val="nil"/><w:bottom w:val="single" w:sz="4" w:space="0" w:color="auto"/><w:right w:val="single" w:sz="4" w:space="0" w:color="auto"/></w:tcBorders><w:noWrap/><w:hideMark/></w:tcPr><w:p><w:pPr><w:rPr><w:rFonts w:ascii="Arial" w:hAnsi="Arial" w:cs="Arial"/><w:color w:val="000000"/><w:lang w:val="es-CL" w:eastAsia="es-CL"/></w:rPr></w:pPr><w:r><w:rPr><w:rFonts w:ascii="Arial" w:hAnsi="Arial" w:cs="Arial"/><w:color w:val="000000"/><w:lang w:val="es-CL" w:eastAsia="es-CL"/></w:rPr><w:t>PICOTA</w:t></w:r></w:p></w:tc><w:tc><w:tcPr><w:tcW w:w="433" w:type="pct"/><w:tcBorders><w:top w:val="nil"/><w:left w:val="nil"/><w:bottom w:val="single" w:sz="4" w:space="0" w:color="auto"/><w:right w:val="single" w:sz="4" w:space="0" w:color="auto"/></w:tcBorders><w:noWrap/><w:vAlign w:val="center"/><w:hideMark/></w:tcPr><w:p><w:pPr><w:jc w:val="center"/><w:rPr><w:rFonts w:ascii="Arial" w:hAnsi="Arial" w:cs="Arial"/><w:color w:val="000000"/><w:lang w:val="es-CL" w:eastAsia="es-CL"/></w:rPr></w:pPr><w:r><w:rPr><w:rFonts w:ascii="Arial" w:hAnsi="Arial" w:cs="Arial"/><w:color w:val="000000"/><w:lang w:val="es-CL" w:eastAsia="es-CL"/></w:rPr><w:t>UN</w:t></w:r></w:p></w:tc><w:tc><w:tcPr><w:tcW w:w="559" w:type="pct"/><w:tcBorders><w:top w:val="nil"/><w:left w:val="nil"/><w:bottom w:val="single" w:sz="4" w:space="0" w:color="auto"/><w:right w:val="single" w:sz="4" w:space="0" w:color="auto"/></w:tcBorders><w:noWrap/><w:vAlign w:val="center"/><w:hideMark/></w:tcPr><w:p><w:pPr><w:jc w:val="center"/><w:rPr><w:rFonts w:ascii="Arial" w:hAnsi="Arial" w:cs="Arial"/><w:color w:val="000000"/><w:lang w:val="es-CL" w:eastAsia="es-CL"/></w:rPr></w:pPr><w:r><w:rPr><w:rFonts w:ascii="Arial" w:hAnsi="Arial" w:cs="Arial"/><w:color w:val="000000"/><w:lang w:val="es-CL" w:eastAsia="es-CL"/></w:rPr><w:t>3</w:t></w:r></w:p></w:tc><w:tc><w:tcPr><w:tcW w:w="471" w:type="pct"/><w:tcBorders><w:top w:val="nil"/><w:left w:val="nil"/><w:bottom w:val="single" w:sz="4" w:space="0" w:color="auto"/><w:right w:val="single" w:sz="4" w:space="0" w:color="auto"/></w:tcBorders></w:tcPr><w:p><w:pPr><w:jc w:val="center"/><w:rPr><w:rFonts w:ascii="Arial" w:hAnsi="Arial" w:cs="Arial"/><w:color w:val="000000"/><w:lang w:val="es-CL" w:eastAsia="es-CL"/></w:rPr></w:pPr></w:p></w:tc></w:tr><w:tr><w:trPr><w:trHeight w:val="289"/></w:trPr><w:tc><w:tcPr><w:tcW w:w="826" w:type="pct"/><w:vMerge/><w:tcBorders><w:top w:val="single" w:sz="8" w:space="0" w:color="auto"/><w:left w:val="single" w:sz="8" w:space="0" w:color="auto"/><w:bottom w:val="nil"/><w:right w:val="single" w:sz="8" w:space="0" w:color="000000"/></w:tcBorders><w:vAlign w:val="center"/><w:hideMark/></w:tcPr><w:p><w:pPr><w:rPr><w:rFonts w:ascii="Arial" w:hAnsi="Arial" w:cs="Arial"/><w:b/><w:bCs/><w:color w:val="000000"/><w:lang w:val="es-CL" w:eastAsia="es-CL"/></w:rPr></w:pPr></w:p></w:tc><w:tc><w:tcPr><w:tcW w:w="2711" w:type="pct"/><w:tcBorders><w:top w:val="nil"/><w:left w:val="nil"/><w:bottom w:val="single" w:sz="4" w:space="0" w:color="auto"/><w:right w:val="single" w:sz="4" w:space="0" w:color="auto"/></w:tcBorders><w:noWrap/><w:hideMark/></w:tcPr><w:p><w:pPr><w:rPr><w:rFonts w:ascii="Arial" w:hAnsi="Arial" w:cs="Arial"/><w:color w:val="000000"/><w:lang w:val="es-CL" w:eastAsia="es-CL"/></w:rPr></w:pPr><w:r><w:rPr><w:rFonts w:ascii="Arial" w:hAnsi="Arial" w:cs="Arial"/><w:color w:val="000000"/><w:lang w:val="es-CL" w:eastAsia="es-CL"/></w:rPr><w:t>CHUZO</w:t></w:r></w:p></w:tc><w:tc><w:tcPr><w:tcW w:w="433" w:type="pct"/><w:tcBorders><w:top w:val="nil"/><w:left w:val="nil"/><w:bottom w:val="single" w:sz="4" w:space="0" w:color="auto"/><w:right w:val="single" w:sz="4" w:space="0" w:color="auto"/></w:tcBorders><w:noWrap/><w:vAlign w:val="center"/><w:hideMark/></w:tcPr><w:p><w:pPr><w:jc w:val="center"/><w:rPr><w:rFonts w:ascii="Arial" w:hAnsi="Arial" w:cs="Arial"/><w:color w:val="000000"/><w:lang w:val="es-CL" w:eastAsia="es-CL"/></w:rPr></w:pPr><w:r><w:rPr><w:rFonts w:ascii="Arial" w:hAnsi="Arial" w:cs="Arial"/><w:color w:val="000000"/><w:lang w:val="es-CL" w:eastAsia="es-CL"/></w:rPr><w:t>UN</w:t></w:r></w:p></w:tc><w:tc><w:tcPr><w:tcW w:w="559" w:type="pct"/><w:tcBorders><w:top w:val="nil"/><w:left w:val="nil"/><w:bottom w:val="single" w:sz="4" w:space="0" w:color="auto"/><w:right w:val="single" w:sz="4" w:space="0" w:color="auto"/></w:tcBorders><w:noWrap/><w:vAlign w:val="center"/><w:hideMark/></w:tcPr><w:p><w:pPr><w:jc w:val="center"/><w:rPr><w:rFonts w:ascii="Arial" w:hAnsi="Arial" w:cs="Arial"/><w:color w:val="000000"/><w:lang w:val="es-CL" w:eastAsia="es-CL"/></w:rPr></w:pPr><w:r><w:rPr><w:rFonts w:ascii="Arial" w:hAnsi="Arial" w:cs="Arial"/><w:color w:val="000000"/><w:lang w:val="es-CL" w:eastAsia="es-CL"/></w:rPr><w:t>2</w:t></w:r></w:p></w:tc><w:tc><w:tcPr><w:tcW w:w="471" w:type="pct"/><w:tcBorders><w:top w:val="nil"/><w:left w:val="nil"/><w:bottom w:val="single" w:sz="4" w:space="0" w:color="auto"/><w:right w:val="single" w:sz="4" w:space="0" w:color="auto"/></w:tcBorders></w:tcPr><w:p><w:pPr><w:jc w:val="center"/><w:rPr><w:rFonts w:ascii="Arial" w:hAnsi="Arial" w:cs="Arial"/><w:color w:val="000000"/><w:lang w:val="es-CL" w:eastAsia="es-CL"/></w:rPr></w:pPr></w:p></w:tc></w:tr><w:tr><w:trPr><w:trHeight w:val="330"/></w:trPr><w:tc><w:tcPr><w:tcW w:w="826" w:type="pct"/><w:vMerge/><w:tcBorders><w:top w:val="single" w:sz="8" w:space="0" w:color="auto"/><w:left w:val="single" w:sz="8" w:space="0" w:color="auto"/><w:bottom w:val="nil"/><w:right w:val="single" w:sz="8" w:space="0" w:color="000000"/></w:tcBorders><w:vAlign w:val="center"/><w:hideMark/></w:tcPr><w:p><w:pPr><w:rPr><w:rFonts w:ascii="Arial" w:hAnsi="Arial" w:cs="Arial"/><w:b/><w:bCs/><w:color w:val="000000"/><w:lang w:val="es-CL" w:eastAsia="es-CL"/></w:rPr></w:pPr></w:p></w:tc><w:tc><w:tcPr><w:tcW w:w="2711" w:type="pct"/><w:tcBorders><w:top w:val="nil"/><w:left w:val="nil"/><w:bottom w:val="single" w:sz="4" w:space="0" w:color="auto"/><w:right w:val="single" w:sz="4" w:space="0" w:color="auto"/></w:tcBorders><w:noWrap/><w:hideMark/></w:tcPr><w:p><w:pPr><w:rPr><w:rFonts w:ascii="Arial" w:hAnsi="Arial" w:cs="Arial"/><w:color w:val="000000"/><w:lang w:val="es-CL" w:eastAsia="es-CL"/></w:rPr></w:pPr><w:r><w:rPr><w:rFonts w:ascii="Arial" w:hAnsi="Arial" w:cs="Arial"/><w:color w:val="000000"/><w:lang w:val="es-CL" w:eastAsia="es-CL"/></w:rPr><w:t>DISCO DE DIAMANTE 7" ACERO BAUKER</w:t></w:r></w:p></w:tc><w:tc><w:tcPr><w:tcW w:w="433" w:type="pct"/><w:tcBorders><w:top w:val="nil"/><w:left w:val="nil"/><w:bottom w:val="single" w:sz="4" w:space="0" w:color="auto"/><w:right w:val="single" w:sz="4" w:space="0" w:color="auto"/></w:tcBorders><w:noWrap/><w:vAlign w:val="center"/><w:hideMark/></w:tcPr><w:p><w:pPr><w:jc w:val="center"/><w:rPr><w:rFonts w:ascii="Arial" w:hAnsi="Arial" w:cs="Arial"/><w:color w:val="000000"/><w:lang w:val="es-CL" w:eastAsia="es-CL"/></w:rPr></w:pPr><w:r><w:rPr><w:rFonts w:ascii="Arial" w:hAnsi="Arial" w:cs="Arial"/><w:color w:val="000000"/><w:lang w:val="es-CL" w:eastAsia="es-CL"/></w:rPr><w:t>UN</w:t></w:r></w:p></w:tc><w:tc><w:tcPr><w:tcW w:w="559" w:type="pct"/><w:tcBorders><w:top w:val="nil"/><w:left w:val="nil"/><w:bottom w:val="single" w:sz="4" w:space="0" w:color="auto"/><w:right w:val="single" w:sz="4" w:space="0" w:color="auto"/></w:tcBorders><w:noWrap/><w:vAlign w:val="center"/><w:hideMark/></w:tcPr><w:p><w:pPr><w:jc w:val="center"/><w:rPr><w:rFonts w:ascii="Arial" w:hAnsi="Arial" w:cs="Arial"/><w:color w:val="000000"/><w:lang w:val="es-CL" w:eastAsia="es-CL"/></w:rPr></w:pPr><w:r><w:rPr><w:rFonts w:ascii="Arial" w:hAnsi="Arial" w:cs="Arial"/><w:color w:val="000000"/><w:lang w:val="es-CL" w:eastAsia="es-CL"/></w:rPr><w:t>10</w:t></w:r></w:p></w:tc><w:tc><w:tcPr><w:tcW w:w="471" w:type="pct"/><w:tcBorders><w:top w:val="nil"/><w:left w:val="nil"/><w:bottom w:val="single" w:sz="4" w:space="0" w:color="auto"/><w:right w:val="single" w:sz="4" w:space="0" w:color="auto"/></w:tcBorders></w:tcPr><w:p><w:pPr><w:jc w:val="center"/><w:rPr><w:rFonts w:ascii="Arial" w:hAnsi="Arial" w:cs="Arial"/><w:color w:val="000000"/><w:lang w:val="es-CL" w:eastAsia="es-CL"/></w:rPr></w:pPr></w:p></w:tc></w:tr><w:tr><w:trPr><w:trHeight w:val="330"/></w:trPr><w:tc><w:tcPr><w:tcW w:w="826" w:type="pct"/><w:vMerge/><w:tcBorders><w:top w:val="single" w:sz="8" w:space="0" w:color="auto"/><w:left w:val="single" w:sz="8" w:space="0" w:color="auto"/><w:bottom w:val="nil"/><w:right w:val="single" w:sz="8" w:space="0" w:color="000000"/></w:tcBorders><w:vAlign w:val="center"/><w:hideMark/></w:tcPr><w:p><w:pPr><w:rPr><w:rFonts w:ascii="Arial" w:hAnsi="Arial" w:cs="Arial"/><w:b/><w:bCs/><w:color w:val="000000"/><w:lang w:val="es-CL" w:eastAsia="es-CL"/></w:rPr></w:pPr></w:p></w:tc><w:tc><w:tcPr><w:tcW w:w="2711" w:type="pct"/><w:tcBorders><w:top w:val="nil"/><w:left w:val="nil"/><w:bottom w:val="single" w:sz="4" w:space="0" w:color="auto"/><w:right w:val="single" w:sz="4" w:space="0" w:color="auto"/></w:tcBorders><w:noWrap/><w:hideMark/></w:tcPr><w:p><w:pPr><w:rPr><w:rFonts w:ascii="Arial" w:hAnsi="Arial" w:cs="Arial"/><w:color w:val="000000"/><w:lang w:val="es-CL" w:eastAsia="es-CL"/></w:rPr></w:pPr><w:r><w:rPr><w:rFonts w:ascii="Arial" w:hAnsi="Arial" w:cs="Arial"/><w:color w:val="000000"/><w:lang w:val="es-CL" w:eastAsia="es-CL"/></w:rPr><w:t>DISCO CORTE METAL 4 1/2"</w:t></w:r></w:p></w:tc><w:tc><w:tcPr><w:tcW w:w="433" w:type="pct"/><w:tcBorders><w:top w:val="nil"/><w:left w:val="nil"/><w:bottom w:val="single" w:sz="4" w:space="0" w:color="auto"/><w:right w:val="single" w:sz="4" w:space="0" w:color="auto"/></w:tcBorders><w:noWrap/><w:vAlign w:val="center"/><w:hideMark/></w:tcPr><w:p><w:pPr><w:jc w:val="center"/><w:rPr><w:rFonts w:ascii="Arial" w:hAnsi="Arial" w:cs="Arial"/><w:color w:val="000000"/><w:lang w:val="es-CL" w:eastAsia="es-CL"/></w:rPr></w:pPr><w:r><w:rPr><w:rFonts w:ascii="Arial" w:hAnsi="Arial" w:cs="Arial"/><w:color w:val="000000"/><w:lang w:val="es-CL" w:eastAsia="es-CL"/></w:rPr><w:t>UN</w:t></w:r></w:p></w:tc><w:tc><w:tcPr><w:tcW w:w="559" w:type="pct"/><w:tcBorders><w:top w:val="nil"/><w:left w:val="nil"/><w:bottom w:val="single" w:sz="4" w:space="0" w:color="auto"/><w:right w:val="single" w:sz="4" w:space="0" w:color="auto"/></w:tcBorders><w:noWrap/><w:vAlign w:val="center"/><w:hideMark/></w:tcPr><w:p><w:pPr><w:jc w:val="center"/><w:rPr><w:rFonts w:ascii="Arial" w:hAnsi="Arial" w:cs="Arial"/><w:color w:val="000000"/><w:lang w:val="es-CL" w:eastAsia="es-CL"/></w:rPr></w:pPr><w:r><w:rPr><w:rFonts w:ascii="Arial" w:hAnsi="Arial" w:cs="Arial"/><w:color w:val="000000"/><w:lang w:val="es-CL" w:eastAsia="es-CL"/></w:rPr><w:t>30</w:t></w:r></w:p></w:tc><w:tc><w:tcPr><w:tcW w:w="471" w:type="pct"/><w:tcBorders><w:top w:val="nil"/><w:left w:val="nil"/><w:bottom w:val="single" w:sz="4" w:space="0" w:color="auto"/><w:right w:val="single" w:sz="4" w:space="0" w:color="auto"/></w:tcBorders></w:tcPr><w:p><w:pPr><w:jc w:val="center"/><w:rPr><w:rFonts w:ascii="Arial" w:hAnsi="Arial" w:cs="Arial"/><w:color w:val="000000"/><w:lang w:val="es-CL" w:eastAsia="es-CL"/></w:rPr></w:pPr></w:p></w:tc></w:tr><w:tr><w:trPr><w:trHeight w:val="330"/></w:trPr><w:tc><w:tcPr><w:tcW w:w="826" w:type="pct"/><w:vMerge/><w:tcBorders><w:top w:val="single" w:sz="8" w:space="0" w:color="auto"/><w:left w:val="single" w:sz="8" w:space="0" w:color="auto"/><w:bottom w:val="nil"/><w:right w:val="single" w:sz="8" w:space="0" w:color="000000"/></w:tcBorders><w:vAlign w:val="center"/><w:hideMark/></w:tcPr><w:p><w:pPr><w:rPr><w:rFonts w:ascii="Arial" w:hAnsi="Arial" w:cs="Arial"/><w:b/><w:bCs/><w:color w:val="000000"/><w:lang w:val="es-CL" w:eastAsia="es-CL"/></w:rPr></w:pPr></w:p></w:tc><w:tc><w:tcPr><w:tcW w:w="2711" w:type="pct"/><w:tcBorders><w:top w:val="single" w:sz="4" w:space="0" w:color="auto"/><w:left w:val="nil"/><w:bottom w:val="single" w:sz="4" w:space="0" w:color="auto"/><w:right w:val="single" w:sz="4" w:space="0" w:color="000000"/></w:tcBorders><w:noWrap/><w:hideMark/></w:tcPr><w:p><w:pPr><w:rPr><w:rFonts w:ascii="Arial" w:hAnsi="Arial" w:cs="Arial"/><w:color w:val="000000"/><w:lang w:val="es-CL" w:eastAsia="es-CL"/></w:rPr></w:pPr><w:r><w:rPr><w:rFonts w:ascii="Arial" w:hAnsi="Arial" w:cs="Arial"/><w:color w:val="000000"/><w:lang w:val="es-CL" w:eastAsia="es-CL"/></w:rPr><w:t>DIABLO ACERO INOXIDABLE 24" REDLINE</w:t></w:r></w:p></w:tc><w:tc><w:tcPr><w:tcW w:w="433" w:type="pct"/><w:tcBorders><w:top w:val="nil"/><w:left w:val="nil"/><w:bottom w:val="single" w:sz="4" w:space="0" w:color="auto"/><w:right w:val="single" w:sz="4" w:space="0" w:color="auto"/></w:tcBorders><w:noWrap/><w:vAlign w:val="center"/><w:hideMark/></w:tcPr><w:p><w:pPr><w:jc w:val="center"/><w:rPr><w:rFonts w:ascii="Arial" w:hAnsi="Arial" w:cs="Arial"/><w:color w:val="000000"/><w:lang w:val="es-CL" w:eastAsia="es-CL"/></w:rPr></w:pPr><w:r><w:rPr><w:rFonts w:ascii="Arial" w:hAnsi="Arial" w:cs="Arial"/><w:color w:val="000000"/><w:lang w:val="es-CL" w:eastAsia="es-CL"/></w:rPr><w:t>UN</w:t></w:r></w:p></w:tc><w:tc><w:tcPr><w:tcW w:w="559" w:type="pct"/><w:tcBorders><w:top w:val="nil"/><w:left w:val="nil"/><w:bottom w:val="single" w:sz="4" w:space="0" w:color="auto"/><w:right w:val="single" w:sz="4" w:space="0" w:color="auto"/></w:tcBorders><w:noWrap/><w:vAlign w:val="center"/><w:hideMark/></w:tcPr><w:p><w:pPr><w:jc w:val="center"/><w:rPr><w:rFonts w:ascii="Arial" w:hAnsi="Arial" w:cs="Arial"/><w:color w:val="000000"/><w:lang w:val="es-CL" w:eastAsia="es-CL"/></w:rPr></w:pPr><w:r><w:rPr><w:rFonts w:ascii="Arial" w:hAnsi="Arial" w:cs="Arial"/><w:color w:val="000000"/><w:lang w:val="es-CL" w:eastAsia="es-CL"/></w:rPr><w:t>4</w:t></w:r></w:p></w:tc><w:tc><w:tcPr><w:tcW w:w="471" w:type="pct"/><w:tcBorders><w:top w:val="nil"/><w:left w:val="nil"/><w:bottom w:val="single" w:sz="4" w:space="0" w:color="auto"/><w:right w:val="single" w:sz="4" w:space="0" w:color="auto"/></w:tcBorders></w:tcPr><w:p><w:pPr><w:jc w:val="center"/><w:rPr><w:rFonts w:ascii="Arial" w:hAnsi="Arial" w:cs="Arial"/><w:color w:val="000000"/><w:lang w:val="es-CL" w:eastAsia="es-CL"/></w:rPr></w:pPr></w:p></w:tc></w:tr><w:tr><w:trPr><w:trHeight w:val="330"/></w:trPr><w:tc><w:tcPr><w:tcW w:w="826" w:type="pct"/><w:vMerge/><w:tcBorders><w:top w:val="single" w:sz="8" w:space="0" w:color="auto"/><w:left w:val="single" w:sz="8" w:space="0" w:color="auto"/><w:bottom w:val="nil"/><w:right w:val="single" w:sz="8" w:space="0" w:color="000000"/></w:tcBorders><w:vAlign w:val="center"/><w:hideMark/></w:tcPr><w:p><w:pPr><w:rPr><w:rFonts w:ascii="Arial" w:hAnsi="Arial" w:cs="Arial"/><w:b/><w:bCs/><w:color w:val="000000"/><w:lang w:val="es-CL" w:eastAsia="es-CL"/></w:rPr></w:pPr></w:p></w:tc><w:tc><w:tcPr><w:tcW w:w="2711" w:type="pct"/><w:tcBorders><w:top w:val="single" w:sz="4" w:space="0" w:color="auto"/><w:left w:val="nil"/><w:bottom w:val="single" w:sz="4" w:space="0" w:color="auto"/><w:right w:val="single" w:sz="4" w:space="0" w:color="000000"/></w:tcBorders><w:noWrap/><w:hideMark/></w:tcPr><w:p><w:pPr><w:rPr><w:rFonts w:ascii="Arial" w:hAnsi="Arial" w:cs="Arial"/><w:color w:val="000000"/><w:lang w:val="es-CL" w:eastAsia="es-CL"/></w:rPr></w:pPr><w:r><w:rPr><w:rFonts w:ascii="Arial" w:hAnsi="Arial" w:cs="Arial"/><w:color w:val="000000"/><w:lang w:val="es-CL" w:eastAsia="es-CL"/></w:rPr><w:t xml:space="preserve">NIVEL DE ALUMINIO 48" GRIS STANLEY </w:t></w:r></w:p></w:tc><w:tc><w:tcPr><w:tcW w:w="433" w:type="pct"/><w:tcBorders><w:top w:val="nil"/><w:left w:val="nil"/><w:bottom w:val="single" w:sz="4" w:space="0" w:color="auto"/><w:right w:val="single" w:sz="4" w:space="0" w:color="auto"/></w:tcBorders><w:noWrap/><w:vAlign w:val="center"/><w:hideMark/></w:tcPr><w:p><w:pPr><w:jc w:val="center"/><w:rPr><w:rFonts w:ascii="Arial" w:hAnsi="Arial" w:cs="Arial"/><w:color w:val="000000"/><w:lang w:val="es-CL" w:eastAsia="es-CL"/></w:rPr></w:pPr><w:r><w:rPr><w:rFonts w:ascii="Arial" w:hAnsi="Arial" w:cs="Arial"/><w:color w:val="000000"/><w:lang w:val="es-CL" w:eastAsia="es-CL"/></w:rPr><w:t>UN</w:t></w:r></w:p></w:tc><w:tc><w:tcPr><w:tcW w:w="559" w:type="pct"/><w:tcBorders><w:top w:val="nil"/><w:left w:val="nil"/><w:bottom w:val="single" w:sz="4" w:space="0" w:color="auto"/><w:right w:val="single" w:sz="4" w:space="0" w:color="auto"/></w:tcBorders><w:noWrap/><w:vAlign w:val="center"/><w:hideMark/></w:tcPr><w:p><w:pPr><w:jc w:val="center"/><w:rPr><w:rFonts w:ascii="Arial" w:hAnsi="Arial" w:cs="Arial"/><w:color w:val="000000"/><w:lang w:val="es-CL" w:eastAsia="es-CL"/></w:rPr></w:pPr><w:r><w:rPr><w:rFonts w:ascii="Arial" w:hAnsi="Arial" w:cs="Arial"/><w:color w:val="000000"/><w:lang w:val="es-CL" w:eastAsia="es-CL"/></w:rPr><w:t>3</w:t></w:r></w:p></w:tc><w:tc><w:tcPr><w:tcW w:w="471" w:type="pct"/><w:tcBorders><w:top w:val="nil"/><w:left w:val="nil"/><w:bottom w:val="single" w:sz="4" w:space="0" w:color="auto"/><w:right w:val="single" w:sz="4" w:space="0" w:color="auto"/></w:tcBorders></w:tcPr><w:p><w:pPr><w:jc w:val="center"/><w:rPr><w:rFonts w:ascii="Arial" w:hAnsi="Arial" w:cs="Arial"/><w:color w:val="000000"/><w:lang w:val="es-CL" w:eastAsia="es-CL"/></w:rPr></w:pPr></w:p></w:tc></w:tr><w:tr><w:trPr><w:trHeight w:val="330"/></w:trPr><w:tc><w:tcPr><w:tcW w:w="826" w:type="pct"/><w:vMerge/><w:tcBorders><w:top w:val="single" w:sz="8" w:space="0" w:color="auto"/><w:left w:val="single" w:sz="8" w:space="0" w:color="auto"/><w:bottom w:val="nil"/><w:right w:val="single" w:sz="8" w:space="0" w:color="000000"/></w:tcBorders><w:vAlign w:val="center"/><w:hideMark/></w:tcPr><w:p><w:pPr><w:rPr><w:rFonts w:ascii="Arial" w:hAnsi="Arial" w:cs="Arial"/><w:b/><w:bCs/><w:color w:val="000000"/><w:lang w:val="es-CL" w:eastAsia="es-CL"/></w:rPr></w:pPr></w:p></w:tc><w:tc><w:tcPr><w:tcW w:w="2711" w:type="pct"/><w:tcBorders><w:top w:val="single" w:sz="4" w:space="0" w:color="auto"/><w:left w:val="nil"/><w:bottom w:val="single" w:sz="4" w:space="0" w:color="auto"/><w:right w:val="single" w:sz="4" w:space="0" w:color="000000"/></w:tcBorders><w:noWrap/><w:hideMark/></w:tcPr><w:p><w:pPr><w:rPr><w:rFonts w:ascii="Arial" w:hAnsi="Arial" w:cs="Arial"/><w:color w:val="000000"/><w:lang w:val="es-CL" w:eastAsia="es-CL"/></w:rPr></w:pPr><w:r><w:rPr><w:rFonts w:ascii="Arial" w:hAnsi="Arial" w:cs="Arial"/><w:color w:val="000000"/><w:lang w:val="es-CL" w:eastAsia="es-CL"/></w:rPr><w:t>ESCOBILLONES INDUSTRIALES</w:t></w:r></w:p></w:tc><w:tc><w:tcPr><w:tcW w:w="433" w:type="pct"/><w:tcBorders><w:top w:val="nil"/><w:left w:val="nil"/><w:bottom w:val="single" w:sz="4" w:space="0" w:color="auto"/><w:right w:val="single" w:sz="4" w:space="0" w:color="auto"/></w:tcBorders><w:noWrap/><w:vAlign w:val="center"/><w:hideMark/></w:tcPr><w:p><w:pPr><w:jc w:val="center"/><w:rPr><w:rFonts w:ascii="Arial" w:hAnsi="Arial" w:cs="Arial"/><w:color w:val="000000"/><w:lang w:val="es-CL" w:eastAsia="es-CL"/></w:rPr></w:pPr><w:r><w:rPr><w:rFonts w:ascii="Arial" w:hAnsi="Arial" w:cs="Arial"/><w:color w:val="000000"/><w:lang w:val="es-CL" w:eastAsia="es-CL"/></w:rPr><w:t>UN</w:t></w:r></w:p></w:tc><w:tc><w:tcPr><w:tcW w:w="559" w:type="pct"/><w:tcBorders><w:top w:val="nil"/><w:left w:val="nil"/><w:bottom w:val="single" w:sz="4" w:space="0" w:color="auto"/><w:right w:val="single" w:sz="4" w:space="0" w:color="auto"/></w:tcBorders><w:noWrap/><w:vAlign w:val="center"/><w:hideMark/></w:tcPr><w:p><w:pPr><w:jc w:val="center"/><w:rPr><w:rFonts w:ascii="Arial" w:hAnsi="Arial" w:cs="Arial"/><w:color w:val="000000"/><w:lang w:val="es-CL" w:eastAsia="es-CL"/></w:rPr></w:pPr><w:r><w:rPr><w:rFonts w:ascii="Arial" w:hAnsi="Arial" w:cs="Arial"/><w:color w:val="000000"/><w:lang w:val="es-CL" w:eastAsia="es-CL"/></w:rPr><w:t>10</w:t></w:r></w:p></w:tc><w:tc><w:tcPr><w:tcW w:w="471" w:type="pct"/><w:tcBorders><w:top w:val="nil"/><w:left w:val="nil"/><w:bottom w:val="single" w:sz="4" w:space="0" w:color="auto"/><w:right w:val="single" w:sz="4" w:space="0" w:color="auto"/></w:tcBorders></w:tcPr><w:p><w:pPr><w:jc w:val="center"/><w:rPr><w:rFonts w:ascii="Arial" w:hAnsi="Arial" w:cs="Arial"/><w:color w:val="000000"/><w:lang w:val="es-CL" w:eastAsia="es-CL"/></w:rPr></w:pPr></w:p></w:tc></w:tr><w:tr><w:trPr><w:trHeight w:val="330"/></w:trPr><w:tc><w:tcPr><w:tcW w:w="826" w:type="pct"/><w:vMerge/><w:tcBorders><w:top w:val="single" w:sz="8" w:space="0" w:color="auto"/><w:left w:val="single" w:sz="8" w:space="0" w:color="auto"/><w:bottom w:val="nil"/><w:right w:val="single" w:sz="8" w:space="0" w:color="000000"/></w:tcBorders><w:vAlign w:val="center"/><w:hideMark/></w:tcPr><w:p><w:pPr><w:rPr><w:rFonts w:ascii="Arial" w:hAnsi="Arial" w:cs="Arial"/><w:b/><w:bCs/><w:color w:val="000000"/><w:lang w:val="es-CL" w:eastAsia="es-CL"/></w:rPr></w:pPr></w:p></w:tc><w:tc><w:tcPr><w:tcW w:w="2711" w:type="pct"/><w:tcBorders><w:top w:val="single" w:sz="4" w:space="0" w:color="auto"/><w:left w:val="nil"/><w:bottom w:val="single" w:sz="4" w:space="0" w:color="auto"/><w:right w:val="single" w:sz="4" w:space="0" w:color="000000"/></w:tcBorders><w:noWrap/><w:hideMark/></w:tcPr><w:p><w:pPr><w:rPr><w:rFonts w:ascii="Arial" w:hAnsi="Arial" w:cs="Arial"/><w:color w:val="000000"/><w:lang w:val="es-CL" w:eastAsia="es-CL"/></w:rPr></w:pPr><w:r><w:rPr><w:rFonts w:ascii="Arial" w:hAnsi="Arial" w:cs="Arial"/><w:color w:val="000000"/><w:lang w:val="es-CL" w:eastAsia="es-CL"/></w:rPr><w:t>MARTILLO MICROFIBRA 16 OZ 428-16 BAHCO</w:t></w:r></w:p></w:tc><w:tc><w:tcPr><w:tcW w:w="433" w:type="pct"/><w:tcBorders><w:top w:val="nil"/><w:left w:val="nil"/><w:bottom w:val="single" w:sz="4" w:space="0" w:color="auto"/><w:right w:val="single" w:sz="4" w:space="0" w:color="auto"/></w:tcBorders><w:noWrap/><w:vAlign w:val="center"/><w:hideMark/></w:tcPr><w:p><w:pPr><w:jc w:val="center"/><w:rPr><w:rFonts w:ascii="Arial" w:hAnsi="Arial" w:cs="Arial"/><w:color w:val="000000"/><w:lang w:val="es-CL" w:eastAsia="es-CL"/></w:rPr></w:pPr><w:r><w:rPr><w:rFonts w:ascii="Arial" w:hAnsi="Arial" w:cs="Arial"/><w:color w:val="000000"/><w:lang w:val="es-CL" w:eastAsia="es-CL"/></w:rPr><w:t>UN</w:t></w:r></w:p></w:tc><w:tc><w:tcPr><w:tcW w:w="559" w:type="pct"/><w:tcBorders><w:top w:val="nil"/><w:left w:val="nil"/><w:bottom w:val="single" w:sz="4" w:space="0" w:color="auto"/><w:right w:val="single" w:sz="4" w:space="0" w:color="auto"/></w:tcBorders><w:noWrap/><w:vAlign w:val="center"/><w:hideMark/></w:tcPr><w:p><w:pPr><w:jc w:val="center"/><w:rPr><w:rFonts w:ascii="Arial" w:hAnsi="Arial" w:cs="Arial"/><w:color w:val="000000"/><w:lang w:val="es-CL" w:eastAsia="es-CL"/></w:rPr></w:pPr><w:r><w:rPr><w:rFonts w:ascii="Arial" w:hAnsi="Arial" w:cs="Arial"/><w:color w:val="000000"/><w:lang w:val="es-CL" w:eastAsia="es-CL"/></w:rPr><w:t>8</w:t></w:r></w:p></w:tc><w:tc><w:tcPr><w:tcW w:w="471" w:type="pct"/><w:tcBorders><w:top w:val="nil"/><w:left w:val="nil"/><w:bottom w:val="single" w:sz="4" w:space="0" w:color="auto"/><w:right w:val="single" w:sz="4" w:space="0" w:color="auto"/></w:tcBorders></w:tcPr><w:p><w:pPr><w:jc w:val="center"/><w:rPr><w:rFonts w:ascii="Arial" w:hAnsi="Arial" w:cs="Arial"/><w:color w:val="000000"/><w:lang w:val="es-CL" w:eastAsia="es-CL"/></w:rPr></w:pPr></w:p></w:tc></w:tr><w:tr><w:trPr><w:trHeight w:val="330"/></w:trPr><w:tc><w:tcPr><w:tcW w:w="826" w:type="pct"/><w:vMerge/><w:tcBorders><w:top w:val="single" w:sz="8" w:space="0" w:color="auto"/><w:left w:val="single" w:sz="8" w:space="0" w:color="auto"/><w:bottom w:val="nil"/><w:right w:val="single" w:sz="8" w:space="0" w:color="000000"/></w:tcBorders><w:vAlign w:val="center"/><w:hideMark/></w:tcPr><w:p><w:pPr><w:rPr><w:rFonts w:ascii="Arial" w:hAnsi="Arial" w:cs="Arial"/><w:b/><w:bCs/><w:color w:val="000000"/><w:lang w:val="es-CL" w:eastAsia="es-CL"/></w:rPr></w:pPr></w:p></w:tc><w:tc><w:tcPr><w:tcW w:w="2711" w:type="pct"/><w:tcBorders><w:top w:val="single" w:sz="4" w:space="0" w:color="auto"/><w:left w:val="nil"/><w:bottom w:val="single" w:sz="4" w:space="0" w:color="auto"/><w:right w:val="single" w:sz="4" w:space="0" w:color="000000"/></w:tcBorders><w:noWrap/><w:hideMark/></w:tcPr><w:p><w:pPr><w:rPr><w:rFonts w:ascii="Arial" w:hAnsi="Arial" w:cs="Arial"/><w:color w:val="000000"/><w:lang w:val="es-CL" w:eastAsia="es-CL"/></w:rPr></w:pPr><w:r><w:rPr><w:rFonts w:ascii="Arial" w:hAnsi="Arial" w:cs="Arial"/><w:color w:val="000000"/><w:lang w:val="es-CL" w:eastAsia="es-CL"/></w:rPr><w:t>INGLETE SERRUCHO BASE 12 PULG 300 MM</w:t></w:r></w:p></w:tc><w:tc><w:tcPr><w:tcW w:w="433" w:type="pct"/><w:tcBorders><w:top w:val="nil"/><w:left w:val="nil"/><w:bottom w:val="nil"/><w:right w:val="single" w:sz="4" w:space="0" w:color="auto"/></w:tcBorders><w:noWrap/><w:vAlign w:val="center"/><w:hideMark/></w:tcPr><w:p><w:pPr><w:jc w:val="center"/><w:rPr><w:rFonts w:ascii="Arial" w:hAnsi="Arial" w:cs="Arial"/><w:color w:val="000000"/><w:lang w:val="es-CL" w:eastAsia="es-CL"/></w:rPr></w:pPr><w:r><w:rPr><w:rFonts w:ascii="Arial" w:hAnsi="Arial" w:cs="Arial"/><w:color w:val="000000"/><w:lang w:val="es-CL" w:eastAsia="es-CL"/></w:rPr><w:t>UN</w:t></w:r></w:p></w:tc><w:tc><w:tcPr><w:tcW w:w="559" w:type="pct"/><w:tcBorders><w:top w:val="nil"/><w:left w:val="nil"/><w:bottom w:val="nil"/><w:right w:val="single" w:sz="4" w:space="0" w:color="auto"/></w:tcBorders><w:noWrap/><w:vAlign w:val="center"/><w:hideMark/></w:tcPr><w:p><w:pPr><w:jc w:val="center"/><w:rPr><w:rFonts w:ascii="Arial" w:hAnsi="Arial" w:cs="Arial"/><w:color w:val="000000"/><w:lang w:val="es-CL" w:eastAsia="es-CL"/></w:rPr></w:pPr><w:r><w:rPr><w:rFonts w:ascii="Arial" w:hAnsi="Arial" w:cs="Arial"/><w:color w:val="000000"/><w:lang w:val="es-CL" w:eastAsia="es-CL"/></w:rPr><w:t>4</w:t></w:r></w:p></w:tc><w:tc><w:tcPr><w:tcW w:w="471" w:type="pct"/><w:tcBorders><w:top w:val="nil"/><w:left w:val="nil"/><w:bottom w:val="nil"/><w:right w:val="single" w:sz="4" w:space="0" w:color="auto"/></w:tcBorders></w:tcPr><w:p><w:pPr><w:jc w:val="center"/><w:rPr><w:rFonts w:ascii="Arial" w:hAnsi="Arial" w:cs="Arial"/><w:color w:val="000000"/><w:lang w:val="es-CL" w:eastAsia="es-CL"/></w:rPr></w:pPr></w:p></w:tc></w:tr><w:tr><w:trPr><w:trHeight w:val="330"/></w:trPr><w:tc><w:tcPr><w:tcW w:w="826" w:type="pct"/><w:vMerge/><w:tcBorders><w:top w:val="single" w:sz="8" w:space="0" w:color="auto"/><w:left w:val="single" w:sz="8" w:space="0" w:color="auto"/><w:bottom w:val="nil"/><w:right w:val="single" w:sz="8" w:space="0" w:color="000000"/></w:tcBorders><w:vAlign w:val="center"/><w:hideMark/></w:tcPr><w:p><w:pPr><w:rPr><w:rFonts w:ascii="Arial" w:hAnsi="Arial" w:cs="Arial"/><w:b/><w:bCs/><w:color w:val="000000"/><w:lang w:val="es-CL" w:eastAsia="es-CL"/></w:rPr></w:pPr></w:p></w:tc><w:tc><w:tcPr><w:tcW w:w="2711" w:type="pct"/><w:tcBorders><w:top w:val="single" w:sz="4" w:space="0" w:color="auto"/><w:left w:val="nil"/><w:bottom w:val="single" w:sz="4" w:space="0" w:color="auto"/><w:right w:val="single" w:sz="4" w:space="0" w:color="auto"/></w:tcBorders><w:noWrap/><w:hideMark/></w:tcPr><w:p><w:pPr><w:rPr><w:rFonts w:ascii="Arial" w:hAnsi="Arial" w:cs="Arial"/><w:color w:val="000000"/><w:lang w:val="es-CL" w:eastAsia="es-CL"/></w:rPr></w:pPr><w:r><w:rPr><w:rFonts w:ascii="Arial" w:hAnsi="Arial" w:cs="Arial"/><w:color w:val="000000"/><w:lang w:val="es-CL" w:eastAsia="es-CL"/></w:rPr><w:t>LIENZA CARPINTERA</w:t></w:r></w:p></w:tc><w:tc><w:tcPr><w:tcW w:w="433" w:type="pct"/><w:tcBorders><w:top w:val="single" w:sz="4" w:space="0" w:color="auto"/><w:left w:val="nil"/><w:bottom w:val="nil"/><w:right w:val="single" w:sz="4" w:space="0" w:color="auto"/></w:tcBorders><w:noWrap/><w:vAlign w:val="center"/><w:hideMark/></w:tcPr><w:p><w:pPr><w:jc w:val="center"/><w:rPr><w:rFonts w:ascii="Arial" w:hAnsi="Arial" w:cs="Arial"/><w:color w:val="000000"/><w:lang w:val="es-CL" w:eastAsia="es-CL"/></w:rPr></w:pPr><w:r><w:rPr><w:rFonts w:ascii="Arial" w:hAnsi="Arial" w:cs="Arial"/><w:color w:val="000000"/><w:lang w:val="es-CL" w:eastAsia="es-CL"/></w:rPr><w:t>UN</w:t></w:r></w:p></w:tc><w:tc><w:tcPr><w:tcW w:w="559" w:type="pct"/><w:tcBorders><w:top w:val="single" w:sz="4" w:space="0" w:color="auto"/><w:left w:val="nil"/><w:bottom w:val="nil"/><w:right w:val="single" w:sz="4" w:space="0" w:color="auto"/></w:tcBorders><w:noWrap/><w:vAlign w:val="center"/><w:hideMark/></w:tcPr><w:p><w:pPr><w:jc w:val="center"/><w:rPr><w:rFonts w:ascii="Arial" w:hAnsi="Arial" w:cs="Arial"/><w:color w:val="000000"/><w:lang w:val="es-CL" w:eastAsia="es-CL"/></w:rPr></w:pPr><w:r><w:rPr><w:rFonts w:ascii="Arial" w:hAnsi="Arial" w:cs="Arial"/><w:color w:val="000000"/><w:lang w:val="es-CL" w:eastAsia="es-CL"/></w:rPr><w:t>5</w:t></w:r></w:p></w:tc><w:tc><w:tcPr><w:tcW w:w="471" w:type="pct"/><w:tcBorders><w:top w:val="single" w:sz="4" w:space="0" w:color="auto"/><w:left w:val="nil"/><w:bottom w:val="nil"/><w:right w:val="single" w:sz="4" w:space="0" w:color="auto"/></w:tcBorders></w:tcPr><w:p><w:pPr><w:jc w:val="center"/><w:rPr><w:rFonts w:ascii="Arial" w:hAnsi="Arial" w:cs="Arial"/><w:color w:val="000000"/><w:lang w:val="es-CL" w:eastAsia="es-CL"/></w:rPr></w:pPr></w:p></w:tc></w:tr><w:tr><w:trPr><w:trHeight w:val="375"/></w:trPr><w:tc><w:tcPr><w:tcW w:w="826" w:type="pct"/><w:vMerge/><w:tcBorders><w:top w:val="single" w:sz="8" w:space="0" w:color="auto"/><w:left w:val="single" w:sz="8" w:space="0" w:color="auto"/><w:bottom w:val="nil"/><w:right w:val="single" w:sz="8" w:space="0" w:color="000000"/></w:tcBorders><w:vAlign w:val="center"/><w:hideMark/></w:tcPr><w:p><w:pPr><w:rPr><w:rFonts w:ascii="Arial" w:hAnsi="Arial" w:cs="Arial"/><w:b/><w:bCs/><w:color w:val="000000"/><w:lang w:val="es-CL" w:eastAsia="es-CL"/></w:rPr></w:pPr></w:p></w:tc><w:tc><w:tcPr><w:tcW w:w="2711" w:type="pct"/><w:tcBorders><w:top w:val="single" w:sz="4" w:space="0" w:color="auto"/><w:left w:val="nil"/><w:bottom w:val="single" w:sz="4" w:space="0" w:color="auto"/><w:right w:val="single" w:sz="4" w:space="0" w:color="auto"/></w:tcBorders><w:noWrap/><w:vAlign w:val="center"/><w:hideMark/></w:tcPr><w:p><w:pPr><w:rPr><w:rFonts w:ascii="Arial" w:hAnsi="Arial" w:cs="Arial"/><w:color w:val="000000"/><w:lang w:val="es-CL" w:eastAsia="es-CL"/></w:rPr></w:pPr><w:r><w:rPr><w:rFonts w:ascii="Arial" w:hAnsi="Arial" w:cs="Arial"/><w:color w:val="000000"/><w:lang w:val="es-CL" w:eastAsia="es-CL"/></w:rPr><w:t>PINTACAL</w:t></w:r></w:p></w:tc><w:tc><w:tcPr><w:tcW w:w="433" w:type="pct"/><w:tcBorders><w:top w:val="single" w:sz="4" w:space="0" w:color="auto"/><w:left w:val="nil"/><w:bottom w:val="nil"/><w:right w:val="single" w:sz="4" w:space="0" w:color="auto"/></w:tcBorders><w:noWrap/><w:vAlign w:val="center"/><w:hideMark/></w:tcPr><w:p><w:pPr><w:jc w:val="center"/><w:rPr><w:rFonts w:ascii="Arial" w:hAnsi="Arial" w:cs="Arial"/><w:color w:val="000000"/><w:lang w:val="es-CL" w:eastAsia="es-CL"/></w:rPr></w:pPr><w:r><w:rPr><w:rFonts w:ascii="Arial" w:hAnsi="Arial" w:cs="Arial"/><w:color w:val="000000"/><w:lang w:val="es-CL" w:eastAsia="es-CL"/></w:rPr><w:t>UN</w:t></w:r></w:p></w:tc><w:tc><w:tcPr><w:tcW w:w="559" w:type="pct"/><w:tcBorders><w:top w:val="single" w:sz="4" w:space="0" w:color="auto"/><w:left w:val="nil"/><w:bottom w:val="nil"/><w:right w:val="single" w:sz="4" w:space="0" w:color="auto"/></w:tcBorders><w:noWrap/><w:vAlign w:val="center"/><w:hideMark/></w:tcPr><w:p><w:pPr><w:jc w:val="center"/><w:rPr><w:rFonts w:ascii="Arial" w:hAnsi="Arial" w:cs="Arial"/><w:color w:val="000000"/><w:lang w:val="es-CL" w:eastAsia="es-CL"/></w:rPr></w:pPr><w:r><w:rPr><w:rFonts w:ascii="Arial" w:hAnsi="Arial" w:cs="Arial"/><w:color w:val="000000"/><w:lang w:val="es-CL" w:eastAsia="es-CL"/></w:rPr><w:t>8</w:t></w:r></w:p></w:tc><w:tc><w:tcPr><w:tcW w:w="471" w:type="pct"/><w:tcBorders><w:top w:val="single" w:sz="4" w:space="0" w:color="auto"/><w:left w:val="nil"/><w:bottom w:val="nil"/><w:right w:val="single" w:sz="4" w:space="0" w:color="auto"/></w:tcBorders></w:tcPr><w:p><w:pPr><w:jc w:val="center"/><w:rPr><w:rFonts w:ascii="Arial" w:hAnsi="Arial" w:cs="Arial"/><w:color w:val="000000"/><w:lang w:val="es-CL" w:eastAsia="es-CL"/></w:rPr></w:pPr></w:p></w:tc></w:tr><w:tr><w:trPr><w:trHeight w:val="390"/></w:trPr><w:tc><w:tcPr><w:tcW w:w="826" w:type="pct"/><w:vMerge/><w:tcBorders><w:top w:val="single" w:sz="8" w:space="0" w:color="auto"/><w:left w:val="single" w:sz="8" w:space="0" w:color="auto"/><w:bottom w:val="nil"/><w:right w:val="single" w:sz="8" w:space="0" w:color="000000"/></w:tcBorders><w:vAlign w:val="center"/><w:hideMark/></w:tcPr><w:p><w:pPr><w:rPr><w:rFonts w:ascii="Arial" w:hAnsi="Arial" w:cs="Arial"/><w:b/><w:bCs/><w:color w:val="000000"/><w:lang w:val="es-CL" w:eastAsia="es-CL"/></w:rPr></w:pPr></w:p></w:tc><w:tc><w:tcPr><w:tcW w:w="2711" w:type="pct"/><w:tcBorders><w:top w:val="single" w:sz="4" w:space="0" w:color="auto"/><w:left w:val="nil"/><w:bottom w:val="single" w:sz="4" w:space="0" w:color="auto"/><w:right w:val="single" w:sz="4" w:space="0" w:color="auto"/></w:tcBorders><w:noWrap/><w:hideMark/></w:tcPr><w:p><w:pPr><w:rPr><w:rFonts w:ascii="Arial" w:hAnsi="Arial" w:cs="Arial"/><w:color w:val="000000"/><w:lang w:val="es-CL" w:eastAsia="es-CL"/></w:rPr></w:pPr><w:r><w:rPr><w:rFonts w:ascii="Arial" w:hAnsi="Arial" w:cs="Arial"/><w:color w:val="000000"/><w:lang w:val="es-CL" w:eastAsia="es-CL"/></w:rPr><w:t>LAPIZ CARPINTERO</w:t></w:r></w:p></w:tc><w:tc><w:tcPr><w:tcW w:w="433" w:type="pct"/><w:tcBorders><w:top w:val="single" w:sz="4" w:space="0" w:color="auto"/><w:left w:val="nil"/><w:bottom w:val="nil"/><w:right w:val="single" w:sz="4" w:space="0" w:color="auto"/></w:tcBorders><w:noWrap/><w:vAlign w:val="center"/><w:hideMark/></w:tcPr><w:p><w:pPr><w:jc w:val="center"/><w:rPr><w:rFonts w:ascii="Arial" w:hAnsi="Arial" w:cs="Arial"/><w:color w:val="000000"/><w:lang w:val="es-CL" w:eastAsia="es-CL"/></w:rPr></w:pPr><w:r><w:rPr><w:rFonts w:ascii="Arial" w:hAnsi="Arial" w:cs="Arial"/><w:color w:val="000000"/><w:lang w:val="es-CL" w:eastAsia="es-CL"/></w:rPr><w:t>UN</w:t></w:r></w:p></w:tc><w:tc><w:tcPr><w:tcW w:w="559" w:type="pct"/><w:tcBorders><w:top w:val="single" w:sz="4" w:space="0" w:color="auto"/><w:left w:val="nil"/><w:bottom w:val="nil"/><w:right w:val="single" w:sz="4" w:space="0" w:color="auto"/></w:tcBorders><w:noWrap/><w:vAlign w:val="center"/><w:hideMark/></w:tcPr><w:p><w:pPr><w:jc w:val="center"/><w:rPr><w:rFonts w:ascii="Arial" w:hAnsi="Arial" w:cs="Arial"/><w:color w:val="000000"/><w:lang w:val="es-CL" w:eastAsia="es-CL"/></w:rPr></w:pPr><w:r><w:rPr><w:rFonts w:ascii="Arial" w:hAnsi="Arial" w:cs="Arial"/><w:color w:val="000000"/><w:lang w:val="es-CL" w:eastAsia="es-CL"/></w:rPr><w:t>10</w:t></w:r></w:p></w:tc><w:tc><w:tcPr><w:tcW w:w="471" w:type="pct"/><w:tcBorders><w:top w:val="single" w:sz="4" w:space="0" w:color="auto"/><w:left w:val="nil"/><w:bottom w:val="nil"/><w:right w:val="single" w:sz="4" w:space="0" w:color="auto"/></w:tcBorders></w:tcPr><w:p><w:pPr><w:jc w:val="center"/><w:rPr><w:rFonts w:ascii="Arial" w:hAnsi="Arial" w:cs="Arial"/><w:color w:val="000000"/><w:lang w:val="es-CL" w:eastAsia="es-CL"/></w:rPr></w:pPr></w:p></w:tc></w:tr><w:tr><w:trPr><w:trHeight w:val="315"/></w:trPr><w:tc><w:tcPr><w:tcW w:w="826" w:type="pct"/><w:vMerge/><w:tcBorders><w:top w:val="single" w:sz="8" w:space="0" w:color="auto"/><w:left w:val="single" w:sz="8" w:space="0" w:color="auto"/><w:bottom w:val="nil"/><w:right w:val="single" w:sz="8" w:space="0" w:color="000000"/></w:tcBorders><w:vAlign w:val="center"/><w:hideMark/></w:tcPr><w:p><w:pPr><w:rPr><w:rFonts w:ascii="Arial" w:hAnsi="Arial" w:cs="Arial"/><w:b/><w:bCs/><w:color w:val="000000"/><w:lang w:val="es-CL" w:eastAsia="es-CL"/></w:rPr></w:pPr></w:p></w:tc><w:tc><w:tcPr><w:tcW w:w="2711" w:type="pct"/><w:tcBorders><w:top w:val="single" w:sz="4" w:space="0" w:color="auto"/><w:left w:val="nil"/><w:bottom w:val="single" w:sz="4" w:space="0" w:color="auto"/><w:right w:val="single" w:sz="4" w:space="0" w:color="auto"/></w:tcBorders><w:noWrap/><w:hideMark/></w:tcPr><w:p><w:pPr><w:rPr><w:rFonts w:ascii="Arial" w:hAnsi="Arial" w:cs="Arial"/><w:color w:val="000000"/><w:lang w:val="es-CL" w:eastAsia="es-CL"/></w:rPr></w:pPr><w:r><w:rPr><w:rFonts w:ascii="Arial" w:hAnsi="Arial" w:cs="Arial"/><w:color w:val="000000"/><w:lang w:val="es-CL" w:eastAsia="es-CL"/></w:rPr><w:t xml:space="preserve">LAPIZ MARCA METAL </w:t></w:r></w:p></w:tc><w:tc><w:tcPr><w:tcW w:w="433" w:type="pct"/><w:tcBorders><w:top w:val="single" w:sz="4" w:space="0" w:color="auto"/><w:left w:val="nil"/><w:bottom w:val="single" w:sz="4" w:space="0" w:color="auto"/><w:right w:val="single" w:sz="4" w:space="0" w:color="auto"/></w:tcBorders><w:noWrap/><w:vAlign w:val="center"/><w:hideMark/></w:tcPr><w:p><w:pPr><w:jc w:val="center"/><w:rPr><w:rFonts w:ascii="Arial" w:hAnsi="Arial" w:cs="Arial"/><w:color w:val="000000"/><w:lang w:val="es-CL" w:eastAsia="es-CL"/></w:rPr></w:pPr><w:r><w:rPr><w:rFonts w:ascii="Arial" w:hAnsi="Arial" w:cs="Arial"/><w:color w:val="000000"/><w:lang w:val="es-CL" w:eastAsia="es-CL"/></w:rPr><w:t>UN</w:t></w:r></w:p></w:tc><w:tc><w:tcPr><w:tcW w:w="559" w:type="pct"/><w:tcBorders><w:top w:val="single" w:sz="4" w:space="0" w:color="auto"/><w:left w:val="nil"/><w:bottom w:val="single" w:sz="4" w:space="0" w:color="auto"/><w:right w:val="single" w:sz="4" w:space="0" w:color="auto"/></w:tcBorders><w:noWrap/><w:vAlign w:val="center"/><w:hideMark/></w:tcPr><w:p><w:pPr><w:jc w:val="center"/><w:rPr><w:rFonts w:ascii="Arial" w:hAnsi="Arial" w:cs="Arial"/><w:color w:val="000000"/><w:lang w:val="es-CL" w:eastAsia="es-CL"/></w:rPr></w:pPr><w:r><w:rPr><w:rFonts w:ascii="Arial" w:hAnsi="Arial" w:cs="Arial"/><w:color w:val="000000"/><w:lang w:val="es-CL" w:eastAsia="es-CL"/></w:rPr><w:t>6</w:t></w:r></w:p></w:tc><w:tc><w:tcPr><w:tcW w:w="471" w:type="pct"/><w:tcBorders><w:top w:val="single" w:sz="4" w:space="0" w:color="auto"/><w:left w:val="nil"/><w:bottom w:val="single" w:sz="4" w:space="0" w:color="auto"/><w:right w:val="single" w:sz="4" w:space="0" w:color="auto"/></w:tcBorders></w:tcPr><w:p><w:pPr><w:jc w:val="center"/><w:rPr><w:rFonts w:ascii="Arial" w:hAnsi="Arial" w:cs="Arial"/><w:color w:val="000000"/><w:lang w:val="es-CL" w:eastAsia="es-CL"/></w:rPr></w:pPr></w:p></w:tc></w:tr></w:tbl><w:p><w:pPr><w:ind w:right="82"/><w:jc w:val="both"/><w:rPr><w:rFonts w:ascii="Arial" w:hAnsi="Arial" w:cs="Arial"/><w:lang w:val="es-CL"/></w:rPr></w:pPr></w:p><w:p><w:pPr><w:ind w:right="82"/><w:jc w:val="both"/><w:rPr><w:rFonts w:ascii="Arial" w:hAnsi="Arial" w:cs="Arial"/><w:lang w:val="es-CL"/></w:rPr></w:pPr></w:p><w:p><w:pPr><w:ind w:right="82"/><w:jc w:val="both"/><w:rPr><w:rFonts w:ascii="Arial" w:hAnsi="Arial" w:cs="Arial"/><w:lang w:val="es-CL"/></w:rPr></w:pPr></w:p><w:p><w:pPr><w:ind w:right="82"/><w:jc w:val="both"/><w:rPr><w:rFonts w:ascii="Arial" w:hAnsi="Arial" w:cs="Arial"/><w:lang w:val="es-CL"/></w:rPr></w:pPr></w:p><w:p><w:pPr><w:ind w:right="82"/><w:jc w:val="both"/><w:rPr><w:rFonts w:ascii="Arial" w:hAnsi="Arial" w:cs="Arial"/><w:lang w:val="es-CL"/></w:rPr></w:pPr></w:p><w:p><w:pPr><w:ind w:right="82"/><w:jc w:val="both"/><w:rPr><w:rFonts w:ascii="Arial" w:hAnsi="Arial" w:cs="Arial"/><w:lang w:val="es-CL"/></w:rPr></w:pPr></w:p><w:p><w:pPr><w:ind w:left="677" w:right="82"/><w:jc w:val="both"/><w:rPr><w:rFonts w:ascii="Arial" w:hAnsi="Arial" w:cs="Arial"/><w:b/><w:bCs/><w:lang w:val="es-CL"/></w:rPr></w:pPr><w:r><w:rPr><w:rFonts w:ascii="Arial" w:hAnsi="Arial" w:cs="Arial"/><w:b/><w:bCs/><w:lang w:val="es-CL"/></w:rPr><w:t xml:space="preserve">LÍNEA </w:t></w:r><w:r><w:rPr><w:rFonts w:ascii="Arial" w:hAnsi="Arial" w:cs="Arial"/><w:b/><w:bCs/><w:lang w:val="es-CL"/></w:rPr><w:t>6</w:t></w:r><w:r><w:rPr><w:rFonts w:ascii="Arial" w:hAnsi="Arial" w:cs="Arial"/><w:b/><w:bCs/><w:lang w:val="es-CL"/></w:rPr><w:t>: ARRIENDO MAQUINARIA</w:t></w:r><w:r><w:rPr><w:rFonts w:ascii="Arial" w:hAnsi="Arial" w:cs="Arial"/><w:b/><w:bCs/><w:lang w:val="es-CL"/></w:rPr><w:t>S</w:t></w:r></w:p><w:p><w:pPr><w:ind w:left="677" w:right="82"/><w:jc w:val="both"/><w:rPr><w:rFonts w:ascii="Arial" w:hAnsi="Arial" w:cs="Arial"/><w:b/><w:bCs/><w:lang w:val="es-CL"/></w:rPr></w:pPr></w:p><w:tbl><w:tblPr><w:tblW w:w="5000" w:type="pct"/><w:tblCellMar><w:left w:w="70" w:type="dxa"/><w:right w:w="70" w:type="dxa"/></w:tblCellMar><w:tblLook w:val="04A0" w:firstRow="1" w:lastRow="0" w:firstColumn="1" w:lastColumn="0" w:noHBand="0" w:noVBand="1"/></w:tblPr><w:tblGrid><w:gridCol w:w="526"/><w:gridCol w:w="525"/><w:gridCol w:w="524"/><w:gridCol w:w="5815"/><w:gridCol w:w="918"/><w:gridCol w:w="1185"/><w:gridCol w:w="1107"/></w:tblGrid><w:tr><w:trPr><w:trHeight w:val="289"/></w:trPr><w:tc><w:tcPr><w:tcW w:w="742" w:type="pct"/><w:gridSpan w:val="3"/><w:tcBorders><w:top w:val="single" w:sz="8" w:space="0" w:color="auto"/><w:left w:val="single" w:sz="8" w:space="0" w:color="auto"/><w:bottom w:val="nil"/><w:right w:val="single" w:sz="8" w:space="0" w:color="000000"/></w:tcBorders><w:shd w:val="clear" w:color="000000" w:fill="D9D9D9"/><w:vAlign w:val="center"/><w:hideMark/></w:tcPr><w:p><w:pPr><w:jc w:val="center"/><w:rPr><w:rFonts w:ascii="Arial" w:hAnsi="Arial" w:cs="Arial"/><w:b/><w:bCs/><w:color w:val="000000"/><w:lang w:val="es-CL" w:eastAsia="es-CL"/></w:rPr></w:pPr><w:r><w:rPr><w:rFonts w:ascii="Arial" w:hAnsi="Arial" w:cs="Arial"/><w:b/><w:bCs/><w:color w:val="000000"/><w:lang w:val="es-CL" w:eastAsia="es-CL"/></w:rPr><w:t>ARRIENDO DE MAQUINARIA</w:t></w:r><w:r><w:rPr><w:rFonts w:ascii="Arial" w:hAnsi="Arial" w:cs="Arial"/><w:b/><w:bCs/><w:color w:val="000000"/><w:lang w:val="es-CL" w:eastAsia="es-CL"/></w:rPr><w:t>S</w:t></w:r></w:p></w:tc><w:tc><w:tcPr><w:tcW w:w="2743" w:type="pct"/><w:tcBorders><w:top w:val="single" w:sz="8" w:space="0" w:color="auto"/><w:left w:val="nil"/><w:bottom w:val="single" w:sz="8" w:space="0" w:color="auto"/><w:right w:val="single" w:sz="8" w:space="0" w:color="000000"/></w:tcBorders><w:shd w:val="clear" w:color="000000" w:fill="D9D9D9"/><w:noWrap/><w:hideMark/></w:tcPr><w:p><w:pPr><w:rPr><w:rFonts w:ascii="Arial" w:hAnsi="Arial" w:cs="Arial"/><w:b/><w:bCs/><w:color w:val="000000"/><w:lang w:val="es-CL" w:eastAsia="es-CL"/></w:rPr></w:pPr><w:r><w:rPr><w:rFonts w:ascii="Arial" w:hAnsi="Arial" w:cs="Arial"/><w:b/><w:bCs/><w:color w:val="000000"/><w:lang w:val="es-CL" w:eastAsia="es-CL"/></w:rPr><w:t>DESCRIPCIÓN</w:t></w:r></w:p></w:tc><w:tc><w:tcPr><w:tcW w:w="433" w:type="pct"/><w:tcBorders><w:top w:val="single" w:sz="8" w:space="0" w:color="auto"/><w:left w:val="nil"/><w:bottom w:val="single" w:sz="8" w:space="0" w:color="auto"/><w:right w:val="single" w:sz="8" w:space="0" w:color="auto"/></w:tcBorders><w:shd w:val="clear" w:color="000000" w:fill="D9D9D9"/><w:noWrap/><w:vAlign w:val="center"/><w:hideMark/></w:tcPr><w:p><w:pPr><w:rPr><w:rFonts w:ascii="Arial" w:hAnsi="Arial" w:cs="Arial"/><w:b/><w:bCs/><w:color w:val="000000"/><w:lang w:val="es-CL" w:eastAsia="es-CL"/></w:rPr></w:pPr><w:r><w:rPr><w:rFonts w:ascii="Arial" w:hAnsi="Arial" w:cs="Arial"/><w:b/><w:bCs/><w:color w:val="000000"/><w:lang w:val="es-CL" w:eastAsia="es-CL"/></w:rPr><w:t>UNIDAD</w:t></w:r></w:p></w:tc><w:tc><w:tcPr><w:tcW w:w="559" w:type="pct"/><w:tcBorders><w:top w:val="single" w:sz="8" w:space="0" w:color="auto"/><w:left w:val="nil"/><w:bottom w:val="single" w:sz="8" w:space="0" w:color="auto"/><w:right w:val="single" w:sz="8" w:space="0" w:color="auto"/></w:tcBorders><w:shd w:val="clear" w:color="000000" w:fill="D9D9D9"/><w:noWrap/><w:vAlign w:val="center"/><w:hideMark/></w:tcPr><w:p><w:pPr><w:jc w:val="center"/><w:rPr><w:rFonts w:ascii="Arial" w:hAnsi="Arial" w:cs="Arial"/><w:b/><w:bCs/><w:color w:val="000000"/><w:lang w:val="es-CL" w:eastAsia="es-CL"/></w:rPr></w:pPr><w:r><w:rPr><w:rFonts w:ascii="Arial" w:hAnsi="Arial" w:cs="Arial"/><w:b/><w:bCs/><w:color w:val="000000"/><w:lang w:val="es-CL" w:eastAsia="es-CL"/></w:rPr><w:t>CANTIDAD</w:t></w:r></w:p></w:tc><w:tc><w:tcPr><w:tcW w:w="523" w:type="pct"/><w:tcBorders><w:top w:val="single" w:sz="8" w:space="0" w:color="auto"/><w:left w:val="nil"/><w:bottom w:val="single" w:sz="8" w:space="0" w:color="auto"/><w:right w:val="single" w:sz="8" w:space="0" w:color="auto"/></w:tcBorders><w:shd w:val="clear" w:color="000000" w:fill="D9D9D9"/></w:tcPr><w:p><w:pPr><w:rPr><w:rFonts w:ascii="Arial" w:hAnsi="Arial" w:cs="Arial"/><w:b/><w:bCs/><w:color w:val="000000"/><w:lang w:val="es-CL" w:eastAsia="es-CL"/></w:rPr></w:pPr><w:r><w:rPr><w:rFonts w:ascii="Arial" w:hAnsi="Arial" w:cs="Arial"/><w:b/><w:bCs/><w:color w:val="000000"/><w:lang w:val="es-CL" w:eastAsia="es-CL"/></w:rPr><w:t>PRECIO</w:t></w:r></w:p></w:tc></w:tr><w:tr><w:trPr><w:trHeight w:val="330"/></w:trPr><w:tc><w:tcPr><w:tcW w:w="248" w:type="pct"/><w:tcBorders><w:top w:val="nil"/><w:left w:val="single" w:sz="8" w:space="0" w:color="auto"/><w:bottom w:val="nil"/><w:right w:val="nil"/></w:tcBorders><w:shd w:val="clear" w:color="000000" w:fill="D9D9D9"/><w:vAlign w:val="center"/><w:hideMark/></w:tcPr><w:p><w:pPr><w:jc w:val="center"/><w:rPr><w:rFonts w:ascii="Arial" w:hAnsi="Arial" w:cs="Arial"/><w:b/><w:bCs/><w:color w:val="000000"/><w:lang w:val="es-CL" w:eastAsia="es-CL"/></w:rPr></w:pPr><w:r><w:rPr><w:rFonts w:ascii="Arial" w:hAnsi="Arial" w:cs="Arial"/><w:b/><w:bCs/><w:color w:val="000000"/><w:lang w:val="es-CL" w:eastAsia="es-CL"/></w:rPr><w:t> </w:t></w:r></w:p></w:tc><w:tc><w:tcPr><w:tcW w:w="248" w:type="pct"/><w:tcBorders><w:top w:val="nil"/><w:left w:val="nil"/><w:bottom w:val="nil"/><w:right w:val="nil"/></w:tcBorders><w:shd w:val="clear" w:color="000000" w:fill="D9D9D9"/><w:vAlign w:val="center"/><w:hideMark/></w:tcPr><w:p><w:pPr><w:jc w:val="center"/><w:rPr><w:rFonts w:ascii="Arial" w:hAnsi="Arial" w:cs="Arial"/><w:b/><w:bCs/><w:color w:val="000000"/><w:lang w:val="es-CL" w:eastAsia="es-CL"/></w:rPr></w:pPr><w:r><w:rPr><w:rFonts w:ascii="Arial" w:hAnsi="Arial" w:cs="Arial"/><w:b/><w:bCs/><w:color w:val="000000"/><w:lang w:val="es-CL" w:eastAsia="es-CL"/></w:rPr><w:t> </w:t></w:r></w:p></w:tc><w:tc><w:tcPr><w:tcW w:w="247" w:type="pct"/><w:tcBorders><w:top w:val="nil"/><w:left w:val="nil"/><w:bottom w:val="nil"/><w:right w:val="single" w:sz="8" w:space="0" w:color="auto"/></w:tcBorders><w:shd w:val="clear" w:color="000000" w:fill="D9D9D9"/><w:vAlign w:val="center"/><w:hideMark/></w:tcPr><w:p><w:pPr><w:jc w:val="center"/><w:rPr><w:rFonts w:ascii="Arial" w:hAnsi="Arial" w:cs="Arial"/><w:b/><w:bCs/><w:color w:val="000000"/><w:lang w:val="es-CL" w:eastAsia="es-CL"/></w:rPr></w:pPr><w:r><w:rPr><w:rFonts w:ascii="Arial" w:hAnsi="Arial" w:cs="Arial"/><w:b/><w:bCs/><w:color w:val="000000"/><w:lang w:val="es-CL" w:eastAsia="es-CL"/></w:rPr><w:t> </w:t></w:r></w:p></w:tc><w:tc><w:tcPr><w:tcW w:w="2743" w:type="pct"/><w:tcBorders><w:top w:val="single" w:sz="4" w:space="0" w:color="auto"/><w:left w:val="nil"/><w:bottom w:val="single" w:sz="4" w:space="0" w:color="auto"/><w:right w:val="single" w:sz="4" w:space="0" w:color="auto"/></w:tcBorders><w:noWrap/><w:hideMark/></w:tcPr><w:p><w:pPr><w:rPr><w:rFonts w:ascii="Arial" w:hAnsi="Arial" w:cs="Arial"/><w:color w:val="000000"/><w:lang w:val="es-CL" w:eastAsia="es-CL"/></w:rPr></w:pPr><w:r><w:rPr><w:rFonts w:ascii="Arial" w:hAnsi="Arial" w:cs="Arial"/><w:color w:val="000000"/><w:lang w:val="es-CL" w:eastAsia="es-CL"/></w:rPr><w:t xml:space="preserve">ARRIENDO RETROEXCAVADORA </w:t></w:r></w:p></w:tc><w:tc><w:tcPr><w:tcW w:w="433" w:type="pct"/><w:tcBorders><w:top w:val="nil"/><w:left w:val="nil"/><w:bottom w:val="single" w:sz="4" w:space="0" w:color="auto"/><w:right w:val="single" w:sz="4" w:space="0" w:color="auto"/></w:tcBorders><w:noWrap/><w:vAlign w:val="center"/><w:hideMark/></w:tcPr><w:p><w:pPr><w:jc w:val="center"/><w:rPr><w:rFonts w:ascii="Arial" w:hAnsi="Arial" w:cs="Arial"/><w:color w:val="000000"/><w:lang w:val="es-CL" w:eastAsia="es-CL"/></w:rPr></w:pPr><w:r><w:rPr><w:rFonts w:ascii="Arial" w:hAnsi="Arial" w:cs="Arial"/><w:color w:val="000000"/><w:lang w:val="es-CL" w:eastAsia="es-CL"/></w:rPr><w:t>H/M</w:t></w:r></w:p></w:tc><w:tc><w:tcPr><w:tcW w:w="559" w:type="pct"/><w:tcBorders><w:top w:val="nil"/><w:left w:val="nil"/><w:bottom w:val="single" w:sz="4" w:space="0" w:color="auto"/><w:right w:val="single" w:sz="4" w:space="0" w:color="auto"/></w:tcBorders><w:noWrap/><w:vAlign w:val="center"/><w:hideMark/></w:tcPr><w:p><w:pPr><w:jc w:val="center"/><w:rPr><w:rFonts w:ascii="Arial" w:hAnsi="Arial" w:cs="Arial"/><w:color w:val="000000"/><w:lang w:val="es-CL" w:eastAsia="es-CL"/></w:rPr></w:pPr><w:r><w:rPr><w:rFonts w:ascii="Arial" w:hAnsi="Arial" w:cs="Arial"/><w:color w:val="000000"/><w:lang w:val="es-CL" w:eastAsia="es-CL"/></w:rPr><w:t>45</w:t></w:r></w:p></w:tc><w:tc><w:tcPr><w:tcW w:w="523" w:type="pct"/><w:tcBorders><w:top w:val="nil"/><w:left w:val="nil"/><w:bottom w:val="single" w:sz="4" w:space="0" w:color="auto"/><w:right w:val="single" w:sz="4" w:space="0" w:color="auto"/></w:tcBorders></w:tcPr><w:p><w:pPr><w:jc w:val="center"/><w:rPr><w:rFonts w:ascii="Arial" w:hAnsi="Arial" w:cs="Arial"/><w:color w:val="000000"/><w:lang w:val="es-CL" w:eastAsia="es-CL"/></w:rPr></w:pPr></w:p></w:tc></w:tr><w:tr><w:trPr><w:trHeight w:val="330"/></w:trPr><w:tc><w:tcPr><w:tcW w:w="248" w:type="pct"/><w:tcBorders><w:top w:val="nil"/><w:left w:val="single" w:sz="8" w:space="0" w:color="auto"/><w:bottom w:val="single" w:sz="8" w:space="0" w:color="auto"/><w:right w:val="nil"/></w:tcBorders><w:shd w:val="clear" w:color="000000" w:fill="D9D9D9"/><w:vAlign w:val="center"/><w:hideMark/></w:tcPr><w:p><w:pPr><w:jc w:val="center"/><w:rPr><w:rFonts w:ascii="Arial" w:hAnsi="Arial" w:cs="Arial"/><w:b/><w:bCs/><w:color w:val="000000"/><w:lang w:val="es-CL" w:eastAsia="es-CL"/></w:rPr></w:pPr><w:r><w:rPr><w:rFonts w:ascii="Arial" w:hAnsi="Arial" w:cs="Arial"/><w:b/><w:bCs/><w:color w:val="000000"/><w:lang w:val="es-CL" w:eastAsia="es-CL"/></w:rPr><w:t> </w:t></w:r></w:p></w:tc><w:tc><w:tcPr><w:tcW w:w="248" w:type="pct"/><w:tcBorders><w:top w:val="nil"/><w:left w:val="nil"/><w:bottom w:val="single" w:sz="8" w:space="0" w:color="auto"/><w:right w:val="nil"/></w:tcBorders><w:shd w:val="clear" w:color="000000" w:fill="D9D9D9"/><w:vAlign w:val="center"/><w:hideMark/></w:tcPr><w:p><w:pPr><w:jc w:val="center"/><w:rPr><w:rFonts w:ascii="Arial" w:hAnsi="Arial" w:cs="Arial"/><w:b/><w:bCs/><w:color w:val="000000"/><w:lang w:val="es-CL" w:eastAsia="es-CL"/></w:rPr></w:pPr><w:r><w:rPr><w:rFonts w:ascii="Arial" w:hAnsi="Arial" w:cs="Arial"/><w:b/><w:bCs/><w:color w:val="000000"/><w:lang w:val="es-CL" w:eastAsia="es-CL"/></w:rPr><w:t> </w:t></w:r></w:p></w:tc><w:tc><w:tcPr><w:tcW w:w="247" w:type="pct"/><w:tcBorders><w:top w:val="nil"/><w:left w:val="nil"/><w:bottom w:val="single" w:sz="8" w:space="0" w:color="auto"/><w:right w:val="single" w:sz="8" w:space="0" w:color="auto"/></w:tcBorders><w:shd w:val="clear" w:color="000000" w:fill="D9D9D9"/><w:vAlign w:val="center"/><w:hideMark/></w:tcPr><w:p><w:pPr><w:jc w:val="center"/><w:rPr><w:rFonts w:ascii="Arial" w:hAnsi="Arial" w:cs="Arial"/><w:b/><w:bCs/><w:color w:val="000000"/><w:lang w:val="es-CL" w:eastAsia="es-CL"/></w:rPr></w:pPr><w:r><w:rPr><w:rFonts w:ascii="Arial" w:hAnsi="Arial" w:cs="Arial"/><w:b/><w:bCs/><w:color w:val="000000"/><w:lang w:val="es-CL" w:eastAsia="es-CL"/></w:rPr><w:t> </w:t></w:r></w:p></w:tc><w:tc><w:tcPr><w:tcW w:w="2743" w:type="pct"/><w:tcBorders><w:top w:val="single" w:sz="4" w:space="0" w:color="auto"/><w:left w:val="nil"/><w:bottom w:val="single" w:sz="8" w:space="0" w:color="auto"/><w:right w:val="single" w:sz="4" w:space="0" w:color="auto"/></w:tcBorders><w:noWrap/><w:hideMark/></w:tcPr><w:p><w:pPr><w:rPr><w:rFonts w:ascii="Arial" w:hAnsi="Arial" w:cs="Arial"/><w:color w:val="000000"/><w:lang w:val="es-CL" w:eastAsia="es-CL"/></w:rPr></w:pPr><w:r><w:rPr><w:rFonts w:ascii="Arial" w:hAnsi="Arial" w:cs="Arial"/><w:color w:val="000000"/><w:lang w:val="es-CL" w:eastAsia="es-CL"/></w:rPr><w:t xml:space="preserve">ARRIENDO CAMIÓN TOLVA </w:t></w:r></w:p></w:tc><w:tc><w:tcPr><w:tcW w:w="433" w:type="pct"/><w:tcBorders><w:top w:val="nil"/><w:left w:val="nil"/><w:bottom w:val="single" w:sz="8" w:space="0" w:color="auto"/><w:right w:val="single" w:sz="4" w:space="0" w:color="auto"/></w:tcBorders><w:noWrap/><w:vAlign w:val="center"/><w:hideMark/></w:tcPr><w:p><w:pPr><w:jc w:val="center"/><w:rPr><w:rFonts w:ascii="Arial" w:hAnsi="Arial" w:cs="Arial"/><w:color w:val="000000"/><w:lang w:val="es-CL" w:eastAsia="es-CL"/></w:rPr></w:pPr><w:r><w:rPr><w:rFonts w:ascii="Arial" w:hAnsi="Arial" w:cs="Arial"/><w:color w:val="000000"/><w:lang w:val="es-CL" w:eastAsia="es-CL"/></w:rPr><w:t>H/M</w:t></w:r></w:p></w:tc><w:tc><w:tcPr><w:tcW w:w="559" w:type="pct"/><w:tcBorders><w:top w:val="nil"/><w:left w:val="nil"/><w:bottom w:val="single" w:sz="8" w:space="0" w:color="auto"/><w:right w:val="single" w:sz="4" w:space="0" w:color="auto"/></w:tcBorders><w:noWrap/><w:vAlign w:val="center"/><w:hideMark/></w:tcPr><w:p><w:pPr><w:jc w:val="center"/><w:rPr><w:rFonts w:ascii="Arial" w:hAnsi="Arial" w:cs="Arial"/><w:color w:val="000000"/><w:lang w:val="es-CL" w:eastAsia="es-CL"/></w:rPr></w:pPr><w:r><w:rPr><w:rFonts w:ascii="Arial" w:hAnsi="Arial" w:cs="Arial"/><w:color w:val="000000"/><w:lang w:val="es-CL" w:eastAsia="es-CL"/></w:rPr><w:t>45</w:t></w:r></w:p></w:tc><w:tc><w:tcPr><w:tcW w:w="523" w:type="pct"/><w:tcBorders><w:top w:val="nil"/><w:left w:val="nil"/><w:bottom w:val="single" w:sz="8" w:space="0" w:color="auto"/><w:right w:val="single" w:sz="4" w:space="0" w:color="auto"/></w:tcBorders></w:tcPr><w:p><w:pPr><w:jc w:val="center"/><w:rPr><w:rFonts w:ascii="Arial" w:hAnsi="Arial" w:cs="Arial"/><w:color w:val="000000"/><w:lang w:val="es-CL" w:eastAsia="es-CL"/></w:rPr></w:pPr></w:p></w:tc></w:tr></w:tbl><w:p><w:pPr><w:ind w:left="677" w:right="82"/><w:jc w:val="both"/><w:rPr><w:rFonts w:ascii="Arial" w:hAnsi="Arial" w:cs="Arial"/><w:b/><w:bCs/><w:lang w:val="es-CL"/></w:rPr></w:pPr></w:p><w:p><w:pPr><w:ind w:left="677" w:right="82"/><w:jc w:val="both"/><w:rPr><w:rFonts w:ascii="Arial" w:hAnsi="Arial" w:cs="Arial"/><w:b/><w:bCs/><w:lang w:val="es-CL"/></w:rPr></w:pPr><w:r><w:rPr><w:rFonts w:ascii="Arial" w:hAnsi="Arial" w:cs="Arial"/><w:b/><w:bCs/><w:lang w:val="es-CL"/></w:rPr><w:t>Nota:</w:t></w:r><w:r><w:t xml:space="preserve"> </w:t></w:r><w:r><w:rPr><w:rFonts w:ascii="Arial" w:hAnsi="Arial" w:cs="Arial"/><w:lang w:val="es-CL"/></w:rPr><w:t>La presente licitación contempla adjudicación múltiple, por lo que un mismo oferente podrá adjudicarse la totalidad de las líneas licitadas o solo una o algunas de ellas, de acuerdo con el resultado de la evaluación y el cumplimiento de los requisitos establecidos en las</w:t></w:r><w:r><w:rPr><w:rFonts w:ascii="Arial" w:hAnsi="Arial" w:cs="Arial"/><w:lang w:val="es-CL"/></w:rPr><w:t xml:space="preserve"> presentes</w:t></w:r><w:r><w:rPr><w:rFonts w:ascii="Arial" w:hAnsi="Arial" w:cs="Arial"/><w:lang w:val="es-CL"/></w:rPr><w:t xml:space="preserve"> bases de licitación.</w:t></w:r></w:p><w:p><w:pPr><w:ind w:right="82"/><w:jc w:val="both"/><w:rPr><w:sz w:val="22"/><w:szCs w:val="22"/><w:lang w:val="es-CL"/></w:rPr></w:pPr></w:p><w:p><w:pPr><w:ind w:right="82"/><w:jc w:val="both"/><w:rPr><w:sz w:val="22"/><w:szCs w:val="22"/><w:lang w:val="es-CL"/></w:rPr></w:pPr></w:p><w:p><w:pPr><w:ind w:left="677" w:right="82"/><w:jc w:val="both"/><w:rPr><w:rFonts w:ascii="Arial" w:eastAsia="Arial" w:hAnsi="Arial" w:cs="Arial"/><w:b/><w:bCs/><w:spacing w:val="3"/><w:lang w:val="es-CL"/></w:rPr></w:pPr><w:r><w:rPr><w:rFonts w:ascii="Arial" w:eastAsia="Arial" w:hAnsi="Arial" w:cs="Arial"/><w:b/><w:bCs/><w:spacing w:val="3"/><w:lang w:val="es-CL"/></w:rPr><w:t>RESUMEN:</w:t></w:r><w:r><w:rPr><w:rFonts w:ascii="Arial" w:eastAsia="Arial" w:hAnsi="Arial" w:cs="Arial"/><w:b/><w:bCs/><w:spacing w:val="3"/><w:lang w:val="es-CL"/></w:rPr><w:t xml:space="preserve"> </w:t></w:r></w:p><w:p><w:pPr><w:ind w:right="82"/><w:jc w:val="both"/><w:rPr><w:rFonts w:ascii="Arial" w:eastAsia="Arial" w:hAnsi="Arial" w:cs="Arial"/><w:b/><w:bCs/><w:spacing w:val="3"/><w:lang w:val="es-CL"/></w:rPr></w:pPr></w:p><w:p><w:pPr><w:ind w:right="82"/><w:jc w:val="both"/><w:rPr><w:rFonts w:ascii="Arial" w:eastAsia="Arial" w:hAnsi="Arial" w:cs="Arial"/><w:b/><w:bCs/><w:spacing w:val="3"/><w:lang w:val="es-CL"/></w:rPr></w:pPr></w:p><w:tbl><w:tblPr><w:tblStyle w:val="Tablaconcuadrcula"/><w:tblW w:w="0" w:type="auto"/><w:tblLook w:val="04A0" w:firstRow="1" w:lastRow="0" w:firstColumn="1" w:lastColumn="0" w:noHBand="0" w:noVBand="1"/></w:tblPr><w:tblGrid><w:gridCol w:w="3437"/><w:gridCol w:w="3696"/><w:gridCol w:w="3477"/></w:tblGrid><w:tr><w:trPr><w:trHeight w:val="600"/></w:trPr><w:tc><w:tcPr><w:tcW w:w="3437" w:type="dxa"/></w:tcPr><w:p><w:pPr><w:ind w:right="82"/><w:jc w:val="both"/><w:rPr><w:rFonts w:ascii="Arial" w:eastAsia="Arial" w:hAnsi="Arial" w:cs="Arial"/><w:b/><w:bCs/><w:spacing w:val="3"/><w:lang w:val="es-CL"/></w:rPr></w:pPr><w:r><w:rPr><w:rFonts w:ascii="Arial" w:eastAsia="Arial" w:hAnsi="Arial" w:cs="Arial"/><w:b/><w:bCs/><w:spacing w:val="3"/><w:lang w:val="es-CL"/></w:rPr><w:t>LÍNEA</w:t></w:r></w:p></w:tc><w:tc><w:tcPr><w:tcW w:w="3696" w:type="dxa"/></w:tcPr><w:p><w:pPr><w:ind w:right="82"/><w:jc w:val="both"/><w:rPr><w:rFonts w:ascii="Arial" w:eastAsia="Arial" w:hAnsi="Arial" w:cs="Arial"/><w:b/><w:bCs/><w:spacing w:val="3"/><w:lang w:val="es-CL"/></w:rPr></w:pPr><w:r><w:rPr><w:rFonts w:ascii="Arial" w:eastAsia="Arial" w:hAnsi="Arial" w:cs="Arial"/><w:b/><w:bCs/><w:spacing w:val="3"/><w:lang w:val="es-CL"/></w:rPr><w:t xml:space="preserve">MONTO TOTAL OFERTADO </w:t></w:r></w:p></w:tc><w:tc><w:tcPr><w:tcW w:w="3477" w:type="dxa"/></w:tcPr><w:p><w:pPr><w:ind w:right="82"/><w:jc w:val="both"/><w:rPr><w:rFonts w:ascii="Arial" w:eastAsia="Arial" w:hAnsi="Arial" w:cs="Arial"/><w:b/><w:bCs/><w:spacing w:val="3"/><w:lang w:val="es-CL"/></w:rPr></w:pPr><w:r><w:rPr><w:rFonts w:ascii="Arial" w:eastAsia="Arial" w:hAnsi="Arial" w:cs="Arial"/><w:b/><w:bCs/><w:spacing w:val="3"/><w:lang w:val="es-CL"/></w:rPr><w:t>PLAZO DE ENTREGA (DIAS HABILES)</w:t></w:r></w:p></w:tc></w:tr><w:tr><w:trPr><w:trHeight w:val="490"/></w:trPr><w:tc><w:tcPr><w:tcW w:w="3437" w:type="dxa"/></w:tcPr><w:p><w:pPr><w:ind w:right="82"/><w:jc w:val="both"/><w:rPr><w:rFonts w:ascii="Arial" w:eastAsia="Arial" w:hAnsi="Arial" w:cs="Arial"/><w:b/><w:bCs/><w:spacing w:val="3"/><w:lang w:val="es-CL"/></w:rPr></w:pPr><w:r><w:rPr><w:rFonts w:ascii="Arial" w:eastAsia="Arial" w:hAnsi="Arial" w:cs="Arial"/><w:b/><w:bCs/><w:spacing w:val="3"/><w:lang w:val="es-CL"/></w:rPr><w:t>LÍNEA 1: LETRERO DE OBRAS</w:t></w:r></w:p><w:p><w:pPr><w:ind w:right="82"/><w:jc w:val="both"/><w:rPr><w:rFonts w:ascii="Arial" w:eastAsia="Arial" w:hAnsi="Arial" w:cs="Arial"/><w:b/><w:bCs/><w:spacing w:val="3"/><w:lang w:val="es-CL"/></w:rPr></w:pPr></w:p></w:tc><w:tc><w:tcPr><w:tcW w:w="3696" w:type="dxa"/></w:tcPr><w:p><w:pPr><w:ind w:right="82"/><w:jc w:val="both"/><w:rPr><w:rFonts w:ascii="Arial" w:eastAsia="Arial" w:hAnsi="Arial" w:cs="Arial"/><w:b/><w:bCs/><w:spacing w:val="3"/><w:lang w:val="es-CL"/></w:rPr></w:pPr><w:r><w:rPr><w:rFonts w:ascii="Arial" w:eastAsia="Arial" w:hAnsi="Arial" w:cs="Arial"/><w:b/><w:bCs/><w:spacing w:val="3"/><w:lang w:val="es-CL"/></w:rPr><w:t>$</w:t></w:r></w:p></w:tc><w:tc><w:tcPr><w:tcW w:w="3477" w:type="dxa"/></w:tcPr><w:p><w:pPr><w:ind w:right="82"/><w:jc w:val="both"/><w:rPr><w:rFonts w:ascii="Arial" w:eastAsia="Arial" w:hAnsi="Arial" w:cs="Arial"/><w:b/><w:bCs/><w:spacing w:val="3"/><w:lang w:val="es-CL"/></w:rPr></w:pPr></w:p></w:tc></w:tr><w:tr><w:trPr><w:trHeight w:val="490"/></w:trPr><w:tc><w:tcPr><w:tcW w:w="3437" w:type="dxa"/></w:tcPr><w:p><w:pPr><w:ind w:right="82"/><w:jc w:val="both"/><w:rPr><w:rFonts w:ascii="Arial" w:eastAsia="Arial" w:hAnsi="Arial" w:cs="Arial"/><w:b/><w:bCs/><w:spacing w:val="3"/><w:lang w:val="es-CL"/></w:rPr></w:pPr><w:r><w:rPr><w:rFonts w:ascii="Arial" w:eastAsia="Arial" w:hAnsi="Arial" w:cs="Arial"/><w:b/><w:bCs/><w:spacing w:val="3"/><w:lang w:val="es-CL"/></w:rPr><w:t>LÍNEA 2: ARRIENDO BAÑOS QUIMICO</w:t></w:r></w:p><w:p><w:pPr><w:ind w:right="82"/><w:jc w:val="both"/><w:rPr><w:rFonts w:ascii="Arial" w:eastAsia="Arial" w:hAnsi="Arial" w:cs="Arial"/><w:b/><w:bCs/><w:spacing w:val="3"/><w:lang w:val="es-CL"/></w:rPr></w:pPr></w:p></w:tc><w:tc><w:tcPr><w:tcW w:w="3696" w:type="dxa"/></w:tcPr><w:p><w:pPr><w:ind w:right="82"/><w:jc w:val="both"/><w:rPr><w:rFonts w:ascii="Arial" w:eastAsia="Arial" w:hAnsi="Arial" w:cs="Arial"/><w:b/><w:bCs/><w:spacing w:val="3"/><w:lang w:val="es-CL"/></w:rPr></w:pPr><w:r><w:rPr><w:rFonts w:ascii="Arial" w:eastAsia="Arial" w:hAnsi="Arial" w:cs="Arial"/><w:b/><w:bCs/><w:spacing w:val="3"/><w:lang w:val="es-CL"/></w:rPr><w:t>$</w:t></w:r></w:p></w:tc><w:tc><w:tcPr><w:tcW w:w="3477" w:type="dxa"/></w:tcPr><w:p><w:pPr><w:ind w:right="82"/><w:jc w:val="both"/><w:rPr><w:rFonts w:ascii="Arial" w:eastAsia="Arial" w:hAnsi="Arial" w:cs="Arial"/><w:b/><w:bCs/><w:spacing w:val="3"/><w:lang w:val="es-CL"/></w:rPr></w:pPr></w:p></w:tc></w:tr><w:tr><w:trPr><w:trHeight w:val="490"/></w:trPr><w:tc><w:tcPr><w:tcW w:w="3437" w:type="dxa"/></w:tcPr><w:p><w:pPr><w:ind w:right="82"/><w:jc w:val="both"/><w:rPr><w:rFonts w:ascii="Arial" w:eastAsia="Arial" w:hAnsi="Arial" w:cs="Arial"/><w:b/><w:bCs/><w:spacing w:val="3"/><w:lang w:val="es-CL"/></w:rPr></w:pPr><w:r><w:rPr><w:rFonts w:ascii="Arial" w:eastAsia="Arial" w:hAnsi="Arial" w:cs="Arial"/><w:b/><w:bCs/><w:spacing w:val="3"/><w:lang w:val="es-CL"/></w:rPr><w:t>LÍNEA 3: MATERIALES</w:t></w:r></w:p><w:p><w:pPr><w:ind w:right="82"/><w:jc w:val="both"/><w:rPr><w:rFonts w:ascii="Arial" w:eastAsia="Arial" w:hAnsi="Arial" w:cs="Arial"/><w:b/><w:bCs/><w:spacing w:val="3"/><w:lang w:val="es-CL"/></w:rPr></w:pPr></w:p></w:tc><w:tc><w:tcPr><w:tcW w:w="3696" w:type="dxa"/></w:tcPr><w:p><w:pPr><w:ind w:right="82"/><w:jc w:val="both"/><w:rPr><w:rFonts w:ascii="Arial" w:eastAsia="Arial" w:hAnsi="Arial" w:cs="Arial"/><w:b/><w:bCs/><w:spacing w:val="3"/><w:lang w:val="es-CL"/></w:rPr></w:pPr><w:r><w:rPr><w:rFonts w:ascii="Arial" w:eastAsia="Arial" w:hAnsi="Arial" w:cs="Arial"/><w:b/><w:bCs/><w:spacing w:val="3"/><w:lang w:val="es-CL"/></w:rPr><w:t>$</w:t></w:r></w:p></w:tc><w:tc><w:tcPr><w:tcW w:w="3477" w:type="dxa"/></w:tcPr><w:p><w:pPr><w:ind w:right="82"/><w:jc w:val="both"/><w:rPr><w:rFonts w:ascii="Arial" w:eastAsia="Arial" w:hAnsi="Arial" w:cs="Arial"/><w:b/><w:bCs/><w:spacing w:val="3"/><w:lang w:val="es-CL"/></w:rPr></w:pPr></w:p></w:tc></w:tr><w:tr><w:trPr><w:trHeight w:val="490"/></w:trPr><w:tc><w:tcPr><w:tcW w:w="3437" w:type="dxa"/></w:tcPr><w:p><w:pPr><w:ind w:right="82"/><w:jc w:val="both"/><w:rPr><w:rFonts w:ascii="Arial" w:hAnsi="Arial" w:cs="Arial"/><w:b/><w:bCs/><w:lang w:val="es-CL"/></w:rPr></w:pPr><w:r><w:rPr><w:rFonts w:ascii="Arial" w:hAnsi="Arial" w:cs="Arial"/><w:b/><w:bCs/><w:lang w:val="es-CL"/></w:rPr><w:t>LINEA 4: IMPLEMENTOS DE SEGURIDAD</w:t></w:r></w:p><w:p><w:pPr><w:ind w:right="82"/><w:jc w:val="both"/><w:rPr><w:rFonts w:ascii="Arial" w:eastAsia="Arial" w:hAnsi="Arial" w:cs="Arial"/><w:b/><w:bCs/><w:spacing w:val="3"/><w:lang w:val="es-CL"/></w:rPr></w:pPr></w:p></w:tc><w:tc><w:tcPr><w:tcW w:w="3696" w:type="dxa"/></w:tcPr><w:p><w:pPr><w:ind w:right="82"/><w:jc w:val="both"/><w:rPr><w:rFonts w:ascii="Arial" w:eastAsia="Arial" w:hAnsi="Arial" w:cs="Arial"/><w:b/><w:bCs/><w:spacing w:val="3"/><w:lang w:val="es-CL"/></w:rPr></w:pPr><w:r><w:rPr><w:rFonts w:ascii="Arial" w:eastAsia="Arial" w:hAnsi="Arial" w:cs="Arial"/><w:b/><w:bCs/><w:spacing w:val="3"/><w:lang w:val="es-CL"/></w:rPr><w:t>$</w:t></w:r></w:p></w:tc><w:tc><w:tcPr><w:tcW w:w="3477" w:type="dxa"/></w:tcPr><w:p><w:pPr><w:ind w:right="82"/><w:jc w:val="both"/><w:rPr><w:rFonts w:ascii="Arial" w:eastAsia="Arial" w:hAnsi="Arial" w:cs="Arial"/><w:b/><w:bCs/><w:spacing w:val="3"/><w:lang w:val="es-CL"/></w:rPr></w:pPr></w:p></w:tc></w:tr><w:tr><w:trPr><w:trHeight w:val="490"/></w:trPr><w:tc><w:tcPr><w:tcW w:w="3437" w:type="dxa"/></w:tcPr><w:p><w:pPr><w:ind w:right="82"/><w:jc w:val="both"/><w:rPr><w:rFonts w:ascii="Arial" w:hAnsi="Arial" w:cs="Arial"/><w:b/><w:bCs/><w:lang w:val="es-CL"/></w:rPr></w:pPr><w:r><w:rPr><w:rFonts w:ascii="Arial" w:hAnsi="Arial" w:cs="Arial"/><w:b/><w:bCs/><w:lang w:val="es-CL"/></w:rPr><w:t>LÍNEA 5: IMPLEMENTOS Y HERRAMIENTAS</w:t></w:r></w:p><w:p><w:pPr><w:ind w:right="82"/><w:jc w:val="both"/><w:rPr><w:rFonts w:ascii="Arial" w:hAnsi="Arial" w:cs="Arial"/><w:b/><w:bCs/><w:lang w:val="es-CL"/></w:rPr></w:pPr></w:p></w:tc><w:tc><w:tcPr><w:tcW w:w="3696" w:type="dxa"/></w:tcPr><w:p><w:pPr><w:ind w:right="82"/><w:jc w:val="both"/><w:rPr><w:rFonts w:ascii="Arial" w:eastAsia="Arial" w:hAnsi="Arial" w:cs="Arial"/><w:b/><w:bCs/><w:spacing w:val="3"/><w:lang w:val="es-CL"/></w:rPr></w:pPr><w:r><w:rPr><w:rFonts w:ascii="Arial" w:eastAsia="Arial" w:hAnsi="Arial" w:cs="Arial"/><w:b/><w:bCs/><w:spacing w:val="3"/><w:lang w:val="es-CL"/></w:rPr><w:t>$</w:t></w:r></w:p></w:tc><w:tc><w:tcPr><w:tcW w:w="3477" w:type="dxa"/></w:tcPr><w:p><w:pPr><w:ind w:right="82"/><w:jc w:val="both"/><w:rPr><w:rFonts w:ascii="Arial" w:eastAsia="Arial" w:hAnsi="Arial" w:cs="Arial"/><w:b/><w:bCs/><w:spacing w:val="3"/><w:lang w:val="es-CL"/></w:rPr></w:pPr></w:p></w:tc></w:tr><w:tr><w:trPr><w:trHeight w:val="490"/></w:trPr><w:tc><w:tcPr><w:tcW w:w="3437" w:type="dxa"/></w:tcPr><w:p><w:pPr><w:ind w:right="82"/><w:jc w:val="both"/><w:rPr><w:rFonts w:ascii="Arial" w:hAnsi="Arial" w:cs="Arial"/><w:b/><w:bCs/><w:lang w:val="es-CL"/></w:rPr></w:pPr><w:r><w:rPr><w:rFonts w:ascii="Arial" w:hAnsi="Arial" w:cs="Arial"/><w:b/><w:bCs/><w:lang w:val="es-CL"/></w:rPr><w:t xml:space="preserve">LÍNEA </w:t></w:r><w:r><w:rPr><w:rFonts w:ascii="Arial" w:hAnsi="Arial" w:cs="Arial"/><w:b/><w:bCs/><w:lang w:val="es-CL"/></w:rPr><w:t>6</w:t></w:r><w:r><w:rPr><w:rFonts w:ascii="Arial" w:hAnsi="Arial" w:cs="Arial"/><w:b/><w:bCs/><w:lang w:val="es-CL"/></w:rPr><w:t>: ARRIENDO MAQUINARIA</w:t></w:r><w:r><w:rPr><w:rFonts w:ascii="Arial" w:hAnsi="Arial" w:cs="Arial"/><w:b/><w:bCs/><w:lang w:val="es-CL"/></w:rPr><w:t>S</w:t></w:r></w:p><w:p><w:pPr><w:ind w:right="82"/><w:jc w:val="both"/><w:rPr><w:rFonts w:ascii="Arial" w:hAnsi="Arial" w:cs="Arial"/><w:b/><w:bCs/><w:lang w:val="es-CL"/></w:rPr></w:pPr></w:p></w:tc><w:tc><w:tcPr><w:tcW w:w="3696" w:type="dxa"/></w:tcPr><w:p><w:pPr><w:ind w:right="82"/><w:jc w:val="both"/><w:rPr><w:rFonts w:ascii="Arial" w:eastAsia="Arial" w:hAnsi="Arial" w:cs="Arial"/><w:b/><w:bCs/><w:spacing w:val="3"/><w:lang w:val="es-CL"/></w:rPr></w:pPr><w:r><w:rPr><w:rFonts w:ascii="Arial" w:eastAsia="Arial" w:hAnsi="Arial" w:cs="Arial"/><w:b/><w:bCs/><w:spacing w:val="3"/><w:lang w:val="es-CL"/></w:rPr><w:t>$</w:t></w:r></w:p></w:tc><w:tc><w:tcPr><w:tcW w:w="3477" w:type="dxa"/></w:tcPr><w:p><w:pPr><w:ind w:right="82"/><w:jc w:val="both"/><w:rPr><w:rFonts w:ascii="Arial" w:eastAsia="Arial" w:hAnsi="Arial" w:cs="Arial"/><w:b/><w:bCs/><w:spacing w:val="3"/><w:lang w:val="es-CL"/></w:rPr></w:pPr></w:p></w:tc></w:tr></w:tbl><w:p><w:pPr><w:ind w:right="82"/><w:jc w:val="both"/><w:rPr><w:sz w:val="22"/><w:szCs w:val="22"/><w:lang w:val="es-CL"/></w:rPr></w:pPr></w:p><w:p><w:pPr><w:ind w:right="82"/><w:jc w:val="both"/><w:rPr><w:sz w:val="22"/><w:szCs w:val="22"/><w:lang w:val="es-CL"/></w:rPr></w:pPr></w:p><w:p><w:pPr><w:ind w:right="82"/><w:jc w:val="both"/><w:rPr><w:sz w:val="22"/><w:szCs w:val="22"/><w:lang w:val="es-CL"/></w:rPr></w:pPr></w:p><w:p><w:pPr><w:pStyle w:val="Textoindependiente"/><w:rPr><w:rFonts w:ascii="Arial" w:hAnsi="Arial" w:cs="Arial"/><w:b/><w:sz w:val="26"/></w:rPr></w:pPr></w:p><w:p><w:pPr><w:spacing w:line="264" w:lineRule="auto"/><w:ind w:left="2840" w:right="2835" w:hanging="243"/><w:rPr><w:rFonts w:ascii="Arial" w:hAnsi="Arial" w:cs="Arial"/><w:b/><w:sz w:val="24"/></w:rPr></w:pPr><w:r><w:rPr><w:rFonts w:ascii="Arial" w:hAnsi="Arial" w:cs="Arial"/><w:b/><w:sz w:val="24"/></w:rPr><w:t>FIRMA</w:t></w:r><w:r><w:rPr><w:rFonts w:ascii="Arial" w:hAnsi="Arial" w:cs="Arial"/><w:b/><w:spacing w:val="-16"/><w:sz w:val="24"/></w:rPr><w:t xml:space="preserve"> </w:t></w:r><w:r><w:rPr><w:rFonts w:ascii="Arial" w:hAnsi="Arial" w:cs="Arial"/><w:b/><w:sz w:val="24"/></w:rPr><w:t>Y</w:t></w:r><w:r><w:rPr><w:rFonts w:ascii="Arial" w:hAnsi="Arial" w:cs="Arial"/><w:b/><w:spacing w:val="-8"/><w:sz w:val="24"/></w:rPr><w:t xml:space="preserve"> </w:t></w:r><w:r><w:rPr><w:rFonts w:ascii="Arial" w:hAnsi="Arial" w:cs="Arial"/><w:b/><w:sz w:val="24"/></w:rPr><w:t>TIMBRE</w:t></w:r><w:r><w:rPr><w:rFonts w:ascii="Arial" w:hAnsi="Arial" w:cs="Arial"/><w:b/><w:spacing w:val="-4"/><w:sz w:val="24"/></w:rPr><w:t xml:space="preserve"> </w:t></w:r><w:r><w:rPr><w:rFonts w:ascii="Arial" w:hAnsi="Arial" w:cs="Arial"/><w:b/><w:sz w:val="24"/></w:rPr><w:t>OFERENTE</w:t></w:r><w:r><w:rPr><w:rFonts w:ascii="Arial" w:hAnsi="Arial" w:cs="Arial"/><w:b/><w:spacing w:val="-4"/><w:sz w:val="24"/></w:rPr><w:t xml:space="preserve"> </w:t></w:r><w:r><w:rPr><w:rFonts w:ascii="Arial" w:hAnsi="Arial" w:cs="Arial"/><w:b/><w:sz w:val="24"/></w:rPr><w:t>O</w:t></w:r><w:r><w:rPr><w:rFonts w:ascii="Arial" w:hAnsi="Arial" w:cs="Arial"/><w:b/><w:spacing w:val="-64"/><w:sz w:val="24"/></w:rPr><w:t xml:space="preserve"> </w:t></w:r><w:r><w:rPr><w:rFonts w:ascii="Arial" w:hAnsi="Arial" w:cs="Arial"/><w:b/><w:sz w:val="24"/></w:rPr><w:t>REPRESENTANTE</w:t></w:r><w:r><w:rPr><w:rFonts w:ascii="Arial" w:hAnsi="Arial" w:cs="Arial"/><w:b/><w:spacing w:val="-5"/><w:sz w:val="24"/></w:rPr><w:t xml:space="preserve"> </w:t></w:r><w:r><w:rPr><w:rFonts w:ascii="Arial" w:hAnsi="Arial" w:cs="Arial"/><w:b/><w:sz w:val="24"/></w:rPr><w:t>LEGAL</w:t></w:r></w:p><w:p><w:pPr><w:ind w:right="82"/><w:jc w:val="both"/><w:rPr><w:sz w:val="22"/><w:szCs w:val="22"/></w:rPr></w:pPr><w:r><w:drawing><wp:inline distT="0" distB="0" distL="0" distR="0"><wp:extent cx="1260000" cy="795273"/><wp:effectExtent l="0" t="0" r="0" b="0"/><wp:docPr id="351706" name="Firma"/><wp:cNvGraphicFramePr><a:graphicFrameLocks noChangeAspect="1"/></wp:cNvGraphicFramePr><a:graphic><a:graphicData uri="http://schemas.openxmlformats.org/drawingml/2006/picture"><pic:pic><pic:nvPicPr><pic:cNvPr id="351706" name="Firma"/><pic:cNvPicPr/></pic:nvPicPr><pic:blipFill><a:blip r:embed="rId14"/><a:stretch><a:fillRect/></a:stretch></pic:blipFill><pic:spPr><a:xfrm><a:off x="0" y="0"/><a:ext cx="1260000" cy="795273"/></a:xfrm><a:prstGeom prst="rect"><a:avLst/></a:prstGeom></pic:spPr></pic:pic></a:graphicData></a:graphic></wp:inline></w:drawing></w:r></w:p><w:sectPr><w:headerReference w:type="default" r:id="rId10"/><w:pgSz w:w="12240" w:h="15840"/><w:pgMar w:top="0" w:right="1020" w:bottom="280" w:left="600" w:header="210" w:footer="1020" w:gutter="0"/><w:cols w:space="720"/></w:sectPr></w:body></w:document>
+<w:document xmlns:pic="http://schemas.openxmlformats.org/drawingml/2006/picture" xmlns:wpc="http://schemas.microsoft.com/office/word/2010/wordprocessingCanvas" xmlns:cx="http://schemas.microsoft.com/office/drawing/2014/chartex" xmlns:cx1="http://schemas.microsoft.com/office/drawing/2015/9/8/chartex" xmlns:cx2="http://schemas.microsoft.com/office/drawing/2015/10/21/chartex" xmlns:cx3="http://schemas.microsoft.com/office/drawing/2016/5/9/chartex" xmlns:cx4="http://schemas.microsoft.com/office/drawing/2016/5/10/chartex" xmlns:cx5="http://schemas.microsoft.com/office/drawing/2016/5/11/chartex" xmlns:cx6="http://schemas.microsoft.com/office/drawing/2016/5/12/chartex" xmlns:cx7="http://schemas.microsoft.com/office/drawing/2016/5/13/chartex" xmlns:cx8="http://schemas.microsoft.com/office/drawing/2016/5/14/chartex" xmlns:mc="http://schemas.openxmlformats.org/markup-compatibility/2006" xmlns:aink="http://schemas.microsoft.com/office/drawing/2016/ink" xmlns:am3d="http://schemas.microsoft.com/office/drawing/2017/model3d" xmlns:o="urn:schemas-microsoft-com:office:office" xmlns:oel="http://schemas.microsoft.com/office/2019/extlst" xmlns:r="http://schemas.openxmlformats.org/officeDocument/2006/relationships" xmlns:m="http://schemas.openxmlformats.org/officeDocument/2006/math" xmlns:v="urn:schemas-microsoft-com:vml" xmlns:wp14="http://schemas.microsoft.com/office/word/2010/wordprocessingDrawing" xmlns:wp="http://schemas.openxmlformats.org/drawingml/2006/wordprocessingDrawing" xmlns:w10="urn:schemas-microsoft-com:office:word" xmlns:w="http://schemas.openxmlformats.org/wordprocessingml/2006/main" xmlns:w14="http://schemas.microsoft.com/office/word/2010/wordml" xmlns:w15="http://schemas.microsoft.com/office/word/2012/wordml" xmlns:w16cex="http://schemas.microsoft.com/office/word/2018/wordml/cex" xmlns:w16cid="http://schemas.microsoft.com/office/word/2016/wordml/cid" xmlns:w16="http://schemas.microsoft.com/office/word/2018/wordml" xmlns:w16du="http://schemas.microsoft.com/office/word/2023/wordml/word16du" xmlns:w16sdtdh="http://schemas.microsoft.com/office/word/2020/wordml/sdtdatahash" xmlns:w16sdtfl="http://schemas.microsoft.com/office/word/2024/wordml/sdtformatlock" xmlns:w16se="http://schemas.microsoft.com/office/word/2015/wordml/symex" xmlns:wpg="http://schemas.microsoft.com/office/word/2010/wordprocessingGroup" xmlns:wpi="http://schemas.microsoft.com/office/word/2010/wordprocessingInk" xmlns:wne="http://schemas.microsoft.com/office/word/2006/wordml" xmlns:wps="http://schemas.microsoft.com/office/word/2010/wordprocessingShape" mc:Ignorable="w14 w15 w16se w16cid w16 w16cex w16sdtdh w16sdtfl w16du wp14"><w:body><w:p><w:pPr><w:spacing w:before="91"/><w:ind w:left="131" w:right="421"/><w:jc w:val="center"/><w:rPr><w:rFonts w:ascii="Arial" w:hAnsi="Arial" w:cs="Arial"/><w:b/><w:sz w:val="24"/><w:szCs w:val="18"/></w:rPr></w:pPr><w:r><w:rPr><w:rFonts w:ascii="Arial" w:hAnsi="Arial" w:cs="Arial"/><w:b/><w:sz w:val="24"/><w:szCs w:val="18"/></w:rPr><w:t>ANEXO</w:t></w:r><w:r><w:rPr><w:rFonts w:ascii="Arial" w:hAnsi="Arial" w:cs="Arial"/><w:b/><w:spacing w:val="-2"/><w:sz w:val="24"/><w:szCs w:val="18"/></w:rPr><w:t xml:space="preserve"> </w:t></w:r><w:r><w:rPr><w:rFonts w:ascii="Arial" w:hAnsi="Arial" w:cs="Arial"/><w:b/><w:sz w:val="24"/><w:szCs w:val="18"/></w:rPr><w:t>Nº1</w:t></w:r></w:p><w:p><w:pPr><w:spacing w:before="24"/><w:ind w:left="48" w:right="684"/><w:jc w:val="center"/><w:rPr><w:rFonts w:ascii="Arial" w:hAnsi="Arial" w:cs="Arial"/><w:b/><w:sz w:val="24"/><w:szCs w:val="18"/></w:rPr></w:pPr><w:r><w:rPr><w:rFonts w:ascii="Arial" w:hAnsi="Arial" w:cs="Arial"/><w:b/><w:sz w:val="24"/><w:szCs w:val="18"/></w:rPr><w:t>IDENTIFICACION</w:t></w:r><w:r><w:rPr><w:rFonts w:ascii="Arial" w:hAnsi="Arial" w:cs="Arial"/><w:b/><w:spacing w:val="-6"/><w:sz w:val="24"/><w:szCs w:val="18"/></w:rPr><w:t xml:space="preserve"> </w:t></w:r><w:r><w:rPr><w:rFonts w:ascii="Arial" w:hAnsi="Arial" w:cs="Arial"/><w:b/><w:sz w:val="24"/><w:szCs w:val="18"/></w:rPr><w:t>DEL</w:t></w:r><w:r><w:rPr><w:rFonts w:ascii="Arial" w:hAnsi="Arial" w:cs="Arial"/><w:b/><w:spacing w:val="-10"/><w:sz w:val="24"/><w:szCs w:val="18"/></w:rPr><w:t xml:space="preserve"> </w:t></w:r><w:r><w:rPr><w:rFonts w:ascii="Arial" w:hAnsi="Arial" w:cs="Arial"/><w:b/><w:sz w:val="24"/><w:szCs w:val="18"/></w:rPr><w:t>OFERENTE</w:t></w:r></w:p><w:p><w:pPr><w:pStyle w:val="Textoindependiente"/><w:spacing w:before="6"/><w:rPr><w:rFonts w:ascii="Arial" w:hAnsi="Arial" w:cs="Arial"/><w:b/><w:sz w:val="27"/></w:rPr></w:pPr></w:p><w:p><w:pPr><w:rPr><w:rFonts w:ascii="Arial" w:hAnsi="Arial" w:cs="Arial"/><w:b/><w:bCs/><w:spacing w:val="-9"/><w:sz w:val="24"/><w:lang w:val="es-CL"/></w:rPr></w:pPr><w:r><w:rPr><w:rFonts w:ascii="Arial" w:hAnsi="Arial" w:cs="Arial"/><w:b/><w:sz w:val="24"/></w:rPr><w:t>Nombre:</w:t></w:r><w:r><w:rPr><w:rFonts w:ascii="Arial" w:hAnsi="Arial" w:cs="Arial"/><w:b/><w:spacing w:val="-9"/><w:sz w:val="24"/></w:rPr><w:t xml:space="preserve"> </w:t></w:r><w:r><w:rPr><w:rFonts w:ascii="Arial" w:hAnsi="Arial" w:cs="Arial"/><w:b/><w:bCs/><w:spacing w:val="-9"/><w:sz w:val="24"/><w:lang w:val="es-CL"/></w:rPr><w:t>“ADQUISICIÓN DE MATERIALES, IMPLEMENTOS DE SEGURIDAD Y HERRAMIENTAS NECESARIAS PARA</w:t></w:r><w:r><w:rPr><w:rFonts w:ascii="Arial" w:hAnsi="Arial" w:cs="Arial"/><w:b/><w:bCs/><w:spacing w:val="-9"/><w:sz w:val="24"/><w:lang w:val="es-CL"/></w:rPr><w:t xml:space="preserve"> </w:t></w:r><w:r><w:rPr><w:rFonts w:ascii="Arial" w:hAnsi="Arial" w:cs="Arial"/><w:b/><w:bCs/><w:spacing w:val="-9"/><w:sz w:val="24"/><w:lang w:val="es-CL"/></w:rPr><w:t>LA EJECUCION DEL PROYECTO REPOSICIÓN VEREDAS ESTACIÓN VILLA ALEGRE”</w:t></w:r></w:p><w:p><w:pPr><w:pBdr><w:bottom w:val="single" w:sz="12" w:space="1" w:color="000000"/></w:pBdr><w:rPr><w:rFonts w:ascii="Arial" w:hAnsi="Arial" w:cs="Arial"/><w:b/><w:spacing w:val="-9"/><w:sz w:val="24"/></w:rPr></w:pPr></w:p><w:p><w:pPr><w:ind w:left="131" w:right="684"/><w:jc w:val="both"/><w:rPr><w:rFonts w:ascii="Arial" w:hAnsi="Arial" w:cs="Arial"/><w:b/></w:rPr></w:pPr></w:p><w:p><w:pPr><w:pStyle w:val="Textoindependiente"/><w:spacing w:before="6"/><w:rPr><w:rFonts w:ascii="Arial" w:hAnsi="Arial" w:cs="Arial"/><w:b/><w:sz w:val="13"/></w:rPr></w:pPr></w:p><w:p><w:pPr><w:pStyle w:val="Textoindependiente"/><w:spacing w:before="6"/><w:rPr><w:rFonts w:ascii="Arial" w:hAnsi="Arial" w:cs="Arial"/><w:b/><w:sz w:val="24"/></w:rPr></w:pPr></w:p><w:p><w:pPr><w:rPr><w:rFonts w:ascii="Arial" w:hAnsi="Arial" w:cs="Arial"/><w:b/><w:sz w:val="24"/></w:rPr></w:pPr><w:r><w:rPr><w:rFonts w:ascii="Arial" w:hAnsi="Arial" w:cs="Arial"/><w:b/><w:sz w:val="24"/></w:rPr><w:t>1.-</w:t></w:r><w:r><w:rPr><w:rFonts w:ascii="Arial" w:hAnsi="Arial" w:cs="Arial"/><w:b/><w:spacing w:val="-5"/><w:sz w:val="24"/></w:rPr><w:t xml:space="preserve"> </w:t></w:r><w:r><w:rPr><w:rFonts w:ascii="Arial" w:hAnsi="Arial" w:cs="Arial"/><w:b/><w:sz w:val="24"/></w:rPr><w:t>NOMBRE</w:t></w:r><w:r><w:rPr><w:rFonts w:ascii="Arial" w:hAnsi="Arial" w:cs="Arial"/><w:b/><w:spacing w:val="-4"/><w:sz w:val="24"/></w:rPr><w:t xml:space="preserve"> </w:t></w:r><w:r><w:rPr><w:rFonts w:ascii="Arial" w:hAnsi="Arial" w:cs="Arial"/><w:b/><w:sz w:val="24"/></w:rPr><w:t>COMPLETO</w:t></w:r><w:r><w:rPr><w:rFonts w:ascii="Arial" w:hAnsi="Arial" w:cs="Arial"/><w:b/><w:spacing w:val="-5"/><w:sz w:val="24"/></w:rPr><w:t xml:space="preserve"> </w:t></w:r><w:r><w:rPr><w:rFonts w:ascii="Arial" w:hAnsi="Arial" w:cs="Arial"/><w:b/><w:sz w:val="24"/></w:rPr><w:t>DEL</w:t></w:r><w:r><w:rPr><w:rFonts w:ascii="Arial" w:hAnsi="Arial" w:cs="Arial"/><w:b/><w:spacing w:val="-5"/><w:sz w:val="24"/></w:rPr><w:t xml:space="preserve"> </w:t></w:r><w:r><w:rPr><w:rFonts w:ascii="Arial" w:hAnsi="Arial" w:cs="Arial"/><w:b/><w:sz w:val="24"/></w:rPr><w:t>PROPONENTE</w:t></w:r><w:r><w:rPr><w:rFonts w:ascii="Arial" w:hAnsi="Arial" w:cs="Arial"/><w:b/><w:spacing w:val="-7"/><w:sz w:val="24"/></w:rPr><w:t xml:space="preserve"> </w:t></w:r><w:r><w:rPr><w:rFonts w:ascii="Arial" w:hAnsi="Arial" w:cs="Arial"/><w:b/><w:sz w:val="24"/></w:rPr><w:t>O</w:t></w:r><w:r><w:rPr><w:rFonts w:ascii="Arial" w:hAnsi="Arial" w:cs="Arial"/><w:b/><w:spacing w:val="-6"/><w:sz w:val="24"/></w:rPr><w:t xml:space="preserve"> </w:t></w:r><w:r><w:rPr><w:rFonts w:ascii="Arial" w:hAnsi="Arial" w:cs="Arial"/><w:b/><w:sz w:val="24"/></w:rPr><w:t>RAZON</w:t></w:r><w:r><w:rPr><w:rFonts w:ascii="Arial" w:hAnsi="Arial" w:cs="Arial"/><w:b/><w:spacing w:val="-4"/><w:sz w:val="24"/></w:rPr><w:t xml:space="preserve"> </w:t></w:r><w:r><w:rPr><w:rFonts w:ascii="Arial" w:hAnsi="Arial" w:cs="Arial"/><w:b/><w:sz w:val="24"/></w:rPr><w:t xml:space="preserve">SOCIAL: </w:t></w:r></w:p><w:p><w:pPr><w:pStyle w:val="Textoindependiente"/><w:rPr><w:rFonts w:ascii="Arial" w:hAnsi="Arial" w:cs="Arial"/><w:b/><w:sz w:val="24"/></w:rPr></w:pPr><w:r><w:rPr><w:rFonts w:ascii="Arial" w:hAnsi="Arial" w:cs="Arial"/><w:b/><w:sz w:val="24"/></w:rPr><w:t xml:space="preserve">Comercial MP SpA</w:t></w:r></w:p><w:p><w:pPr><w:pStyle w:val="Textoindependiente"/><w:spacing w:before="7"/><w:rPr><w:rFonts w:ascii="Arial" w:hAnsi="Arial" w:cs="Arial"/><w:b/><w:sz w:val="24"/></w:rPr></w:pPr></w:p><w:p><w:pPr><w:rPr><w:rFonts w:ascii="Arial" w:hAnsi="Arial" w:cs="Arial"/><w:b/><w:sz w:val="24"/></w:rPr></w:pPr><w:r><w:rPr><w:rFonts w:ascii="Arial" w:hAnsi="Arial" w:cs="Arial"/><w:b/><w:sz w:val="24"/></w:rPr><w:t>2.-</w:t></w:r><w:r><w:rPr><w:rFonts w:ascii="Arial" w:hAnsi="Arial" w:cs="Arial"/><w:b/><w:spacing w:val="-8"/><w:sz w:val="24"/></w:rPr><w:t xml:space="preserve"> </w:t></w:r><w:r><w:rPr><w:rFonts w:ascii="Arial" w:hAnsi="Arial" w:cs="Arial"/><w:b/><w:sz w:val="24"/></w:rPr><w:t xml:space="preserve">RUT: </w:t></w:r></w:p><w:p><w:pPr><w:pStyle w:val="Textoindependiente"/><w:rPr><w:rFonts w:ascii="Arial" w:hAnsi="Arial" w:cs="Arial"/><w:b/><w:sz w:val="24"/></w:rPr></w:pPr><w:r><w:rPr><w:rFonts w:ascii="Arial" w:hAnsi="Arial" w:cs="Arial"/><w:b/><w:sz w:val="24"/></w:rPr><w:t xml:space="preserve">78.388.175-6</w:t></w:r></w:p><w:p><w:pPr><w:pStyle w:val="Textoindependiente"/><w:spacing w:before="4"/><w:rPr><w:rFonts w:ascii="Arial" w:hAnsi="Arial" w:cs="Arial"/><w:b/><w:sz w:val="24"/></w:rPr></w:pPr></w:p><w:p><w:pPr><w:spacing w:before="1"/><w:rPr><w:rFonts w:ascii="Arial" w:hAnsi="Arial" w:cs="Arial"/><w:b/><w:sz w:val="24"/></w:rPr></w:pPr><w:r><w:rPr><w:rFonts w:ascii="Arial" w:hAnsi="Arial" w:cs="Arial"/><w:b/><w:sz w:val="24"/></w:rPr><w:t>3.-</w:t></w:r><w:r><w:rPr><w:rFonts w:ascii="Arial" w:hAnsi="Arial" w:cs="Arial"/><w:b/><w:spacing w:val="-8"/><w:sz w:val="24"/></w:rPr><w:t xml:space="preserve"> </w:t></w:r><w:r><w:rPr><w:rFonts w:ascii="Arial" w:hAnsi="Arial" w:cs="Arial"/><w:b/><w:sz w:val="24"/></w:rPr><w:t>NOMBRE</w:t></w:r><w:r><w:rPr><w:rFonts w:ascii="Arial" w:hAnsi="Arial" w:cs="Arial"/><w:b/><w:spacing w:val="-8"/><w:sz w:val="24"/></w:rPr><w:t xml:space="preserve"> </w:t></w:r><w:r><w:rPr><w:rFonts w:ascii="Arial" w:hAnsi="Arial" w:cs="Arial"/><w:b/><w:sz w:val="24"/></w:rPr><w:t>DEL</w:t></w:r><w:r><w:rPr><w:rFonts w:ascii="Arial" w:hAnsi="Arial" w:cs="Arial"/><w:b/><w:spacing w:val="-9"/><w:sz w:val="24"/></w:rPr><w:t xml:space="preserve"> </w:t></w:r><w:r><w:rPr><w:rFonts w:ascii="Arial" w:hAnsi="Arial" w:cs="Arial"/><w:b/><w:sz w:val="24"/></w:rPr><w:t>REPRESENTANTE</w:t></w:r><w:r><w:rPr><w:rFonts w:ascii="Arial" w:hAnsi="Arial" w:cs="Arial"/><w:b/><w:spacing w:val="-8"/><w:sz w:val="24"/></w:rPr><w:t xml:space="preserve"> </w:t></w:r><w:r><w:rPr><w:rFonts w:ascii="Arial" w:hAnsi="Arial" w:cs="Arial"/><w:b/><w:sz w:val="24"/></w:rPr><w:t xml:space="preserve">LEGAL: </w:t></w:r></w:p><w:p><w:pPr><w:pStyle w:val="Textoindependiente"/><w:rPr><w:rFonts w:ascii="Arial" w:hAnsi="Arial" w:cs="Arial"/><w:b/><w:sz w:val="24"/></w:rPr></w:pPr><w:r><w:rPr><w:rFonts w:ascii="Arial" w:hAnsi="Arial" w:cs="Arial"/><w:b/><w:sz w:val="24"/></w:rPr><w:t xml:space="preserve">Lidia Valenzuela</w:t></w:r></w:p><w:p><w:pPr><w:pStyle w:val="Textoindependiente"/><w:spacing w:before="6"/><w:rPr><w:rFonts w:ascii="Arial" w:hAnsi="Arial" w:cs="Arial"/><w:b/><w:sz w:val="24"/></w:rPr></w:pPr></w:p><w:p><w:pPr><w:rPr><w:rFonts w:ascii="Arial" w:hAnsi="Arial" w:cs="Arial"/><w:b/><w:sz w:val="24"/></w:rPr></w:pPr><w:r><w:rPr><w:rFonts w:ascii="Arial" w:hAnsi="Arial" w:cs="Arial"/><w:b/><w:sz w:val="24"/></w:rPr><w:t>4.-</w:t></w:r><w:r><w:rPr><w:rFonts w:ascii="Arial" w:hAnsi="Arial" w:cs="Arial"/><w:b/><w:spacing w:val="-8"/><w:sz w:val="24"/></w:rPr><w:t xml:space="preserve"> </w:t></w:r><w:r><w:rPr><w:rFonts w:ascii="Arial" w:hAnsi="Arial" w:cs="Arial"/><w:b/><w:sz w:val="24"/></w:rPr><w:t>RUT</w:t></w:r><w:r><w:rPr><w:rFonts w:ascii="Arial" w:hAnsi="Arial" w:cs="Arial"/><w:b/><w:spacing w:val="-9"/><w:sz w:val="24"/></w:rPr><w:t xml:space="preserve"> </w:t></w:r><w:r><w:rPr><w:rFonts w:ascii="Arial" w:hAnsi="Arial" w:cs="Arial"/><w:b/><w:sz w:val="24"/></w:rPr><w:t>DEL</w:t></w:r><w:r><w:rPr><w:rFonts w:ascii="Arial" w:hAnsi="Arial" w:cs="Arial"/><w:b/><w:spacing w:val="-8"/><w:sz w:val="24"/></w:rPr><w:t xml:space="preserve"> </w:t></w:r><w:r><w:rPr><w:rFonts w:ascii="Arial" w:hAnsi="Arial" w:cs="Arial"/><w:b/><w:sz w:val="24"/></w:rPr><w:t>REPRESENTANTE</w:t></w:r><w:r><w:rPr><w:rFonts w:ascii="Arial" w:hAnsi="Arial" w:cs="Arial"/><w:b/><w:spacing w:val="-10"/><w:sz w:val="24"/></w:rPr><w:t xml:space="preserve"> </w:t></w:r><w:r><w:rPr><w:rFonts w:ascii="Arial" w:hAnsi="Arial" w:cs="Arial"/><w:b/><w:sz w:val="24"/></w:rPr><w:t xml:space="preserve">LEGAL: </w:t></w:r></w:p><w:p><w:pPr><w:pStyle w:val="Textoindependiente"/><w:rPr><w:rFonts w:ascii="Arial" w:hAnsi="Arial" w:cs="Arial"/><w:b/><w:sz w:val="24"/></w:rPr></w:pPr><w:r><w:rPr><w:rFonts w:ascii="Arial" w:hAnsi="Arial" w:cs="Arial"/><w:b/><w:sz w:val="24"/></w:rPr><w:t xml:space="preserve">6.736.698-0</w:t></w:r></w:p><w:p><w:pPr><w:pStyle w:val="Textoindependiente"/><w:spacing w:before="7"/><w:rPr><w:rFonts w:ascii="Arial" w:hAnsi="Arial" w:cs="Arial"/><w:b/><w:sz w:val="24"/></w:rPr></w:pPr></w:p><w:p><w:pPr><w:rPr><w:rFonts w:ascii="Arial" w:hAnsi="Arial" w:cs="Arial"/><w:b/><w:sz w:val="24"/></w:rPr></w:pPr><w:r><w:rPr><w:rFonts w:ascii="Arial" w:hAnsi="Arial" w:cs="Arial"/><w:b/><w:sz w:val="24"/></w:rPr><w:t>5.-</w:t></w:r><w:r><w:rPr><w:rFonts w:ascii="Arial" w:hAnsi="Arial" w:cs="Arial"/><w:b/><w:spacing w:val="-5"/><w:sz w:val="24"/></w:rPr><w:t xml:space="preserve"> </w:t></w:r><w:r><w:rPr><w:rFonts w:ascii="Arial" w:hAnsi="Arial" w:cs="Arial"/><w:b/><w:sz w:val="24"/></w:rPr><w:t>DIRECCION</w:t></w:r><w:r><w:rPr><w:rFonts w:ascii="Arial" w:hAnsi="Arial" w:cs="Arial"/><w:b/><w:spacing w:val="-4"/><w:sz w:val="24"/></w:rPr><w:t xml:space="preserve"> </w:t></w:r><w:r><w:rPr><w:rFonts w:ascii="Arial" w:hAnsi="Arial" w:cs="Arial"/><w:b/><w:sz w:val="24"/></w:rPr><w:t>(Calle,</w:t></w:r><w:r><w:rPr><w:rFonts w:ascii="Arial" w:hAnsi="Arial" w:cs="Arial"/><w:b/><w:spacing w:val="-4"/><w:sz w:val="24"/></w:rPr><w:t xml:space="preserve"> </w:t></w:r><w:r><w:rPr><w:rFonts w:ascii="Arial" w:hAnsi="Arial" w:cs="Arial"/><w:b/><w:sz w:val="24"/></w:rPr><w:t>N°,</w:t></w:r><w:r><w:rPr><w:rFonts w:ascii="Arial" w:hAnsi="Arial" w:cs="Arial"/><w:b/><w:spacing w:val="-7"/><w:sz w:val="24"/></w:rPr><w:t xml:space="preserve"> </w:t></w:r><w:proofErr w:type="spellStart"/><w:r><w:rPr><w:rFonts w:ascii="Arial" w:hAnsi="Arial" w:cs="Arial"/><w:b/><w:sz w:val="24"/></w:rPr><w:t>Comuna</w:t></w:r><w:proofErr w:type="spellEnd"/><w:r><w:rPr><w:rFonts w:ascii="Arial" w:hAnsi="Arial" w:cs="Arial"/><w:b/><w:sz w:val="24"/></w:rPr><w:t xml:space="preserve">): </w:t></w:r></w:p><w:p><w:pPr><w:pStyle w:val="Textoindependiente"/><w:rPr><w:rFonts w:ascii="Arial" w:hAnsi="Arial" w:cs="Arial"/><w:b/><w:sz w:val="24"/></w:rPr></w:pPr><w:r><w:rPr><w:rFonts w:ascii="Arial" w:hAnsi="Arial" w:cs="Arial"/><w:b/><w:sz w:val="24"/></w:rPr><w:t xml:space="preserve">Camino El Oliveto N° 575 N° 6, Talagante</w:t></w:r></w:p><w:p><w:pPr><w:pStyle w:val="Textoindependiente"/><w:spacing w:before="4"/><w:rPr><w:rFonts w:ascii="Arial" w:hAnsi="Arial" w:cs="Arial"/><w:b/><w:sz w:val="24"/></w:rPr></w:pPr></w:p><w:p><w:pPr><w:rPr><w:rFonts w:ascii="Arial" w:hAnsi="Arial" w:cs="Arial"/><w:b/><w:sz w:val="24"/></w:rPr></w:pPr><w:r><w:rPr><w:rFonts w:ascii="Arial" w:hAnsi="Arial" w:cs="Arial"/><w:b/><w:sz w:val="24"/></w:rPr><w:t>6.-</w:t></w:r><w:r><w:rPr><w:rFonts w:ascii="Arial" w:hAnsi="Arial" w:cs="Arial"/><w:b/><w:spacing w:val="-3"/><w:sz w:val="24"/></w:rPr><w:t xml:space="preserve"> </w:t></w:r><w:r><w:rPr><w:rFonts w:ascii="Arial" w:hAnsi="Arial" w:cs="Arial"/><w:b/><w:sz w:val="24"/></w:rPr><w:t>N°</w:t></w:r><w:r><w:rPr><w:rFonts w:ascii="Arial" w:hAnsi="Arial" w:cs="Arial"/><w:b/><w:spacing w:val="-5"/><w:sz w:val="24"/></w:rPr><w:t xml:space="preserve"> </w:t></w:r><w:r><w:rPr><w:rFonts w:ascii="Arial" w:hAnsi="Arial" w:cs="Arial"/><w:b/><w:sz w:val="24"/></w:rPr><w:t>DE</w:t></w:r><w:r><w:rPr><w:rFonts w:ascii="Arial" w:hAnsi="Arial" w:cs="Arial"/><w:b/><w:spacing w:val="-5"/><w:sz w:val="24"/></w:rPr><w:t xml:space="preserve"> </w:t></w:r><w:r><w:rPr><w:rFonts w:ascii="Arial" w:hAnsi="Arial" w:cs="Arial"/><w:b/><w:sz w:val="24"/></w:rPr><w:t xml:space="preserve">TELEFONO: </w:t></w:r></w:p><w:p><w:pPr><w:pStyle w:val="Textoindependiente"/><w:rPr><w:rFonts w:ascii="Arial" w:hAnsi="Arial" w:cs="Arial"/><w:b/><w:sz w:val="24"/></w:rPr></w:pPr><w:r><w:rPr><w:rFonts w:ascii="Arial" w:hAnsi="Arial" w:cs="Arial"/><w:b/><w:sz w:val="24"/></w:rPr><w:t xml:space="preserve">+569 7549 1833</w:t></w:r></w:p><w:p><w:pPr><w:pStyle w:val="Textoindependiente"/><w:spacing w:before="7"/><w:rPr><w:rFonts w:ascii="Arial" w:hAnsi="Arial" w:cs="Arial"/><w:b/><w:sz w:val="24"/></w:rPr></w:pPr></w:p><w:p><w:pPr><w:rPr><w:rFonts w:ascii="Arial" w:hAnsi="Arial" w:cs="Arial"/><w:b/><w:sz w:val="24"/></w:rPr></w:pPr><w:r><w:rPr><w:rFonts w:ascii="Arial" w:hAnsi="Arial" w:cs="Arial"/><w:b/><w:sz w:val="24"/></w:rPr><w:t>7.-</w:t></w:r><w:r><w:rPr><w:rFonts w:ascii="Arial" w:hAnsi="Arial" w:cs="Arial"/><w:b/><w:spacing w:val="-9"/><w:sz w:val="24"/></w:rPr><w:t xml:space="preserve"> </w:t></w:r><w:r><w:rPr><w:rFonts w:ascii="Arial" w:hAnsi="Arial" w:cs="Arial"/><w:b/><w:sz w:val="24"/></w:rPr><w:t>CORREO</w:t></w:r><w:r><w:rPr><w:rFonts w:ascii="Arial" w:hAnsi="Arial" w:cs="Arial"/><w:b/><w:spacing w:val="-10"/><w:sz w:val="24"/></w:rPr><w:t xml:space="preserve"> </w:t></w:r><w:r><w:rPr><w:rFonts w:ascii="Arial" w:hAnsi="Arial" w:cs="Arial"/><w:b/><w:sz w:val="24"/></w:rPr><w:t xml:space="preserve">ELECTRÓNICO: </w:t></w:r></w:p><w:p><w:pPr><w:pStyle w:val="Textoindependiente"/><w:rPr><w:rFonts w:ascii="Arial" w:hAnsi="Arial" w:cs="Arial"/><w:b/><w:sz w:val="24"/></w:rPr></w:pPr><w:r><w:rPr><w:rFonts w:ascii="Arial" w:hAnsi="Arial" w:cs="Arial"/><w:b/><w:sz w:val="24"/></w:rPr><w:t xml:space="preserve">ventas@sociedadcomercialmp.cl</w:t></w:r></w:p><w:p><w:pPr><w:pStyle w:val="Textoindependiente"/><w:spacing w:before="7"/><w:rPr><w:rFonts w:ascii="Arial" w:hAnsi="Arial" w:cs="Arial"/><w:b/><w:sz w:val="24"/></w:rPr></w:pPr></w:p><w:p><w:pPr><w:rPr><w:rFonts w:ascii="Arial" w:hAnsi="Arial" w:cs="Arial"/><w:b/><w:sz w:val="24"/></w:rPr></w:pPr><w:r><w:rPr><w:rFonts w:ascii="Arial" w:hAnsi="Arial" w:cs="Arial"/><w:b/><w:sz w:val="24"/></w:rPr><w:t>8.-</w:t></w:r><w:r><w:rPr><w:rFonts w:ascii="Arial" w:hAnsi="Arial" w:cs="Arial"/><w:b/><w:spacing w:val="-8"/><w:sz w:val="24"/></w:rPr><w:t xml:space="preserve"> </w:t></w:r><w:r><w:rPr><w:rFonts w:ascii="Arial" w:hAnsi="Arial" w:cs="Arial"/><w:b/><w:sz w:val="24"/></w:rPr><w:t>NOMBRE</w:t></w:r><w:r><w:rPr><w:rFonts w:ascii="Arial" w:hAnsi="Arial" w:cs="Arial"/><w:b/><w:spacing w:val="-7"/><w:sz w:val="24"/></w:rPr><w:t xml:space="preserve"> </w:t></w:r><w:r><w:rPr><w:rFonts w:ascii="Arial" w:hAnsi="Arial" w:cs="Arial"/><w:b/><w:sz w:val="24"/></w:rPr><w:t>Y</w:t></w:r><w:r><w:rPr><w:rFonts w:ascii="Arial" w:hAnsi="Arial" w:cs="Arial"/><w:b/><w:spacing w:val="-10"/><w:sz w:val="24"/></w:rPr><w:t xml:space="preserve"> </w:t></w:r><w:r><w:rPr><w:rFonts w:ascii="Arial" w:hAnsi="Arial" w:cs="Arial"/><w:b/><w:sz w:val="24"/></w:rPr><w:t>TELEFONO</w:t></w:r><w:r><w:rPr><w:rFonts w:ascii="Arial" w:hAnsi="Arial" w:cs="Arial"/><w:b/><w:spacing w:val="-8"/><w:sz w:val="24"/></w:rPr><w:t xml:space="preserve"> </w:t></w:r><w:r><w:rPr><w:rFonts w:ascii="Arial" w:hAnsi="Arial" w:cs="Arial"/><w:b/><w:sz w:val="24"/></w:rPr><w:t>DE</w:t></w:r><w:r><w:rPr><w:rFonts w:ascii="Arial" w:hAnsi="Arial" w:cs="Arial"/><w:b/><w:spacing w:val="-7"/><w:sz w:val="24"/></w:rPr><w:t xml:space="preserve"> </w:t></w:r><w:r><w:rPr><w:rFonts w:ascii="Arial" w:hAnsi="Arial" w:cs="Arial"/><w:b/><w:sz w:val="24"/></w:rPr><w:t xml:space="preserve">CONTACTO: </w:t></w:r></w:p><w:p><w:pPr><w:pStyle w:val="Textoindependiente"/><w:rPr><w:rFonts w:ascii="Arial" w:hAnsi="Arial" w:cs="Arial"/><w:b/></w:rPr></w:pPr></w:p><w:p><w:pPr><w:pStyle w:val="Textoindependiente"/><w:rPr><w:rFonts w:ascii="Arial" w:hAnsi="Arial" w:cs="Arial"/><w:b/></w:rPr></w:pPr></w:p><w:p><w:pPr><w:pStyle w:val="Textoindependiente"/><w:rPr><w:rFonts w:ascii="Arial" w:hAnsi="Arial" w:cs="Arial"/><w:b/></w:rPr></w:pPr></w:p><w:p><w:pPr><w:pStyle w:val="Textoindependiente"/><w:rPr><w:rFonts w:ascii="Arial" w:hAnsi="Arial" w:cs="Arial"/><w:b/></w:rPr></w:pPr></w:p><w:p><w:pPr><w:pStyle w:val="Textoindependiente"/><w:rPr><w:rFonts w:ascii="Arial" w:hAnsi="Arial" w:cs="Arial"/><w:b/></w:rPr></w:pPr></w:p><w:p><w:pPr><w:pStyle w:val="Textoindependiente"/><w:jc w:val="center"/><w:rPr><w:rFonts w:ascii="Arial" w:hAnsi="Arial" w:cs="Arial"/><w:b/></w:rPr></w:pPr></w:p><w:p><w:pPr><w:pStyle w:val="Textoindependiente"/><w:rPr><w:rFonts w:ascii="Arial" w:hAnsi="Arial" w:cs="Arial"/><w:b/></w:rPr></w:pPr></w:p><w:p><w:pPr><w:pStyle w:val="Textoindependiente"/><w:rPr><w:rFonts w:ascii="Arial" w:hAnsi="Arial" w:cs="Arial"/><w:b/><w:sz w:val="26"/></w:rPr></w:pPr><w:r><w:rPr><w:rFonts w:ascii="Arial" w:hAnsi="Arial" w:cs="Arial"/><w:noProof/></w:rPr><mc:AlternateContent><mc:Choice Requires="wps"><w:drawing><wp:anchor distT="0" distB="0" distL="0" distR="0" simplePos="0" relativeHeight="251659264" behindDoc="1" locked="0" layoutInCell="1" allowOverlap="1" wp14:anchorId="422207AE" wp14:editId="2E8D67CB"><wp:simplePos x="0" y="0"/><wp:positionH relativeFrom="page"><wp:posOffset>2673985</wp:posOffset></wp:positionH><wp:positionV relativeFrom="paragraph"><wp:posOffset>233045</wp:posOffset></wp:positionV><wp:extent cx="2202815" cy="1270"/><wp:effectExtent l="0" t="0" r="0" b="0"/><wp:wrapTopAndBottom/><wp:docPr id="533083118" name="Freeform 2"/><wp:cNvGraphicFramePr><a:graphicFrameLocks xmlns:a="http://schemas.openxmlformats.org/drawingml/2006/main"/></wp:cNvGraphicFramePr><a:graphic xmlns:a="http://schemas.openxmlformats.org/drawingml/2006/main"><a:graphicData uri="http://schemas.microsoft.com/office/word/2010/wordprocessingShape"><wps:wsp><wps:cNvSpPr><a:spLocks/></wps:cNvSpPr><wps:spPr bwMode="auto"><a:xfrm><a:off x="0" y="0"/><a:ext cx="2202815" cy="1270"/></a:xfrm><a:custGeom><a:avLst/><a:gdLst><a:gd name="T0" fmla="+- 0 4211 4211"/><a:gd name="T1" fmla="*/ T0 w 3469"/><a:gd name="T2" fmla="+- 0 7679 4211"/><a:gd name="T3" fmla="*/ T2 w 3469"/></a:gdLst><a:ahLst/><a:cxnLst><a:cxn ang="0"><a:pos x="T1" y="0"/></a:cxn><a:cxn ang="0"><a:pos x="T3" y="0"/></a:cxn></a:cxnLst><a:rect l="0" t="0" r="r" b="b"/><a:pathLst><a:path w="3469"><a:moveTo><a:pt x="0" y="0"/></a:moveTo><a:lnTo><a:pt x="3468" y="0"/></a:lnTo></a:path></a:pathLst></a:custGeom><a:noFill/><a:ln w="13564"><a:solidFill><a:srgbClr val="000000"/></a:solidFill><a:round/><a:headEnd/><a:tailEnd/></a:ln><a:extLst><a:ext uri="{909E8E84-426E-40DD-AFC4-6F175D3DCCD1}"><a14:hiddenFill xmlns:a14="http://schemas.microsoft.com/office/drawing/2010/main"><a:solidFill><a:srgbClr val="FFFFFF"/></a:solidFill></a14:hiddenFill></a:ext></a:extLst></wps:spPr><wps:bodyPr rot="0" vert="horz" wrap="square" lIns="91440" tIns="45720" rIns="91440" bIns="45720" anchor="t" anchorCtr="0" upright="1"><a:noAutofit/></wps:bodyPr></wps:wsp></a:graphicData></a:graphic><wp14:sizeRelH relativeFrom="page"><wp14:pctWidth>0</wp14:pctWidth></wp14:sizeRelH><wp14:sizeRelV relativeFrom="page"><wp14:pctHeight>0</wp14:pctHeight></wp14:sizeRelV></wp:anchor></w:drawing></mc:Choice><mc:Fallback><w:pict><v:shape w14:anchorId="7CFFE317" id="Freeform 2" o:spid="_x0000_s1026" style="position:absolute;margin-left:210.55pt;margin-top:18.35pt;width:173.45pt;height:.1pt;z-index:-251657216;visibility:visible;mso-wrap-style:square;mso-width-percent:0;mso-height-percent:0;mso-wrap-distance-left:0;mso-wrap-distance-top:0;mso-wrap-distance-right:0;mso-wrap-distance-bottom:0;mso-position-horizontal:absolute;mso-position-horizontal-relative:page;mso-position-vertical:absolute;mso-position-vertical-relative:text;mso-width-percent:0;mso-height-percent:0;mso-width-relative:page;mso-height-relative:page;v-text-anchor:top" coordsize="3469,1270" o:gfxdata="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" path="m,l3468,e" filled="f" strokeweight=".37678mm"><v:path arrowok="t" o:connecttype="custom" o:connectlocs="0,0;2202180,0" o:connectangles="0,0"/><w10:wrap type="topAndBottom" anchorx="page"/></v:shape></w:pict></mc:Fallback></mc:AlternateContent></w:r></w:p><w:p><w:pPr><w:spacing w:line="264" w:lineRule="auto"/><w:ind w:left="2840" w:right="2835" w:hanging="243"/><w:rPr><w:rFonts w:ascii="Arial" w:hAnsi="Arial" w:cs="Arial"/><w:b/><w:sz w:val="24"/></w:rPr></w:pPr><w:r><w:rPr><w:rFonts w:ascii="Arial" w:hAnsi="Arial" w:cs="Arial"/><w:b/><w:sz w:val="24"/></w:rPr><w:t>FIRMA</w:t></w:r><w:r><w:rPr><w:rFonts w:ascii="Arial" w:hAnsi="Arial" w:cs="Arial"/><w:b/><w:spacing w:val="-16"/><w:sz w:val="24"/></w:rPr><w:t xml:space="preserve"> </w:t></w:r><w:r><w:rPr><w:rFonts w:ascii="Arial" w:hAnsi="Arial" w:cs="Arial"/><w:b/><w:sz w:val="24"/></w:rPr><w:t>Y</w:t></w:r><w:r><w:rPr><w:rFonts w:ascii="Arial" w:hAnsi="Arial" w:cs="Arial"/><w:b/><w:spacing w:val="-8"/><w:sz w:val="24"/></w:rPr><w:t xml:space="preserve"> </w:t></w:r><w:r><w:rPr><w:rFonts w:ascii="Arial" w:hAnsi="Arial" w:cs="Arial"/><w:b/><w:sz w:val="24"/></w:rPr><w:t>TIMBRE</w:t></w:r><w:r><w:rPr><w:rFonts w:ascii="Arial" w:hAnsi="Arial" w:cs="Arial"/><w:b/><w:spacing w:val="-4"/><w:sz w:val="24"/></w:rPr><w:t xml:space="preserve"> </w:t></w:r><w:r><w:rPr><w:rFonts w:ascii="Arial" w:hAnsi="Arial" w:cs="Arial"/><w:b/><w:sz w:val="24"/></w:rPr><w:t>OFERENTE</w:t></w:r><w:r><w:rPr><w:rFonts w:ascii="Arial" w:hAnsi="Arial" w:cs="Arial"/><w:b/><w:spacing w:val="-4"/><w:sz w:val="24"/></w:rPr><w:t xml:space="preserve"> </w:t></w:r><w:r><w:rPr><w:rFonts w:ascii="Arial" w:hAnsi="Arial" w:cs="Arial"/><w:b/><w:sz w:val="24"/></w:rPr><w:t>O</w:t></w:r><w:r><w:rPr><w:rFonts w:ascii="Arial" w:hAnsi="Arial" w:cs="Arial"/><w:b/><w:spacing w:val="-64"/><w:sz w:val="24"/></w:rPr><w:t xml:space="preserve"> </w:t></w:r><w:r><w:rPr><w:rFonts w:ascii="Arial" w:hAnsi="Arial" w:cs="Arial"/><w:b/><w:sz w:val="24"/></w:rPr><w:t>REPRESENTANTE</w:t></w:r><w:r><w:rPr><w:rFonts w:ascii="Arial" w:hAnsi="Arial" w:cs="Arial"/><w:b/><w:spacing w:val="-5"/><w:sz w:val="24"/></w:rPr><w:t xml:space="preserve"> </w:t></w:r><w:r><w:rPr><w:rFonts w:ascii="Arial" w:hAnsi="Arial" w:cs="Arial"/><w:b/><w:sz w:val="24"/></w:rPr><w:t>LEGAL</w:t></w:r></w:p><w:p><w:pPr><w:spacing w:line="264" w:lineRule="auto"/><w:rPr><w:rFonts w:ascii="Arial" w:hAnsi="Arial" w:cs="Arial"/><w:sz w:val="24"/></w:rPr><w:sectPr><w:headerReference w:type="default" r:id="rId7"/><w:footerReference w:type="default" r:id="rId8"/><w:pgSz w:w="12240" w:h="18720"/><w:pgMar w:top="1640" w:right="1660" w:bottom="280" w:left="1560" w:header="825" w:footer="0" w:gutter="0"/><w:cols w:space="720"/></w:sectPr></w:pPr><w:r><w:drawing><wp:inline distT="0" distB="0" distL="0" distR="0"><wp:extent cx="1260000" cy="795273"/><wp:effectExtent l="0" t="0" r="0" b="0"/><wp:docPr id="78999" name="Firma"/><wp:cNvGraphicFramePr><a:graphicFrameLocks noChangeAspect="1"/></wp:cNvGraphicFramePr><a:graphic><a:graphicData uri="http://schemas.openxmlformats.org/drawingml/2006/picture"><pic:pic><pic:nvPicPr><pic:cNvPr id="78999" name="Firma"/><pic:cNvPicPr/></pic:nvPicPr><pic:blipFill><a:blip r:embed="rId13"/><a:stretch><a:fillRect/></a:stretch></pic:blipFill><pic:spPr><a:xfrm><a:off x="0" y="0"/><a:ext cx="1260000" cy="795273"/></a:xfrm><a:prstGeom prst="rect"><a:avLst/></a:prstGeom></pic:spPr></pic:pic></a:graphicData></a:graphic></wp:inline></w:drawing></w:r></w:p><w:sectPr><w:headerReference w:type="default" r:id="rId10"/><w:pgSz w:w="12240" w:h="15840"/><w:pgMar w:top="0" w:right="1020" w:bottom="280" w:left="600" w:header="210" w:footer="1020" w:gutter="0"/><w:cols w:space="720"/></w:sectPr></w:body></w:document>
 </file>
 
 <file path=word/endnotes.xml><?xml version="1.0" encoding="utf-8"?>

--- a/scripts/_out-anexo-1738/ANEXO_N1_ANEXOS_PMU.docx
+++ b/scripts/_out-anexo-1738/ANEXO_N1_ANEXOS_PMU.docx
@@ -1,6 +1,6 @@
 
 <file path=word/document.xml><?xml version="1.0" encoding="UTF-8" standalone="yes"?>
-<w:document xmlns:pic="http://schemas.openxmlformats.org/drawingml/2006/picture" xmlns:wpc="http://schemas.microsoft.com/office/word/2010/wordprocessingCanvas" xmlns:cx="http://schemas.microsoft.com/office/drawing/2014/chartex" xmlns:cx1="http://schemas.microsoft.com/office/drawing/2015/9/8/chartex" xmlns:cx2="http://schemas.microsoft.com/office/drawing/2015/10/21/chartex" xmlns:cx3="http://schemas.microsoft.com/office/drawing/2016/5/9/chartex" xmlns:cx4="http://schemas.microsoft.com/office/drawing/2016/5/10/chartex" xmlns:cx5="http://schemas.microsoft.com/office/drawing/2016/5/11/chartex" xmlns:cx6="http://schemas.microsoft.com/office/drawing/2016/5/12/chartex" xmlns:cx7="http://schemas.microsoft.com/office/drawing/2016/5/13/chartex" xmlns:cx8="http://schemas.microsoft.com/office/drawing/2016/5/14/chartex" xmlns:mc="http://schemas.openxmlformats.org/markup-compatibility/2006" xmlns:aink="http://schemas.microsoft.com/office/drawing/2016/ink" xmlns:am3d="http://schemas.microsoft.com/office/drawing/2017/model3d" xmlns:o="urn:schemas-microsoft-com:office:office" xmlns:oel="http://schemas.microsoft.com/office/2019/extlst" xmlns:r="http://schemas.openxmlformats.org/officeDocument/2006/relationships" xmlns:m="http://schemas.openxmlformats.org/officeDocument/2006/math" xmlns:v="urn:schemas-microsoft-com:vml" xmlns:wp14="http://schemas.microsoft.com/office/word/2010/wordprocessingDrawing" xmlns:wp="http://schemas.openxmlformats.org/drawingml/2006/wordprocessingDrawing" xmlns:w10="urn:schemas-microsoft-com:office:word" xmlns:w="http://schemas.openxmlformats.org/wordprocessingml/2006/main" xmlns:w14="http://schemas.microsoft.com/office/word/2010/wordml" xmlns:w15="http://schemas.microsoft.com/office/word/2012/wordml" xmlns:w16cex="http://schemas.microsoft.com/office/word/2018/wordml/cex" xmlns:w16cid="http://schemas.microsoft.com/office/word/2016/wordml/cid" xmlns:w16="http://schemas.microsoft.com/office/word/2018/wordml" xmlns:w16du="http://schemas.microsoft.com/office/word/2023/wordml/word16du" xmlns:w16sdtdh="http://schemas.microsoft.com/office/word/2020/wordml/sdtdatahash" xmlns:w16sdtfl="http://schemas.microsoft.com/office/word/2024/wordml/sdtformatlock" xmlns:w16se="http://schemas.microsoft.com/office/word/2015/wordml/symex" xmlns:wpg="http://schemas.microsoft.com/office/word/2010/wordprocessingGroup" xmlns:wpi="http://schemas.microsoft.com/office/word/2010/wordprocessingInk" xmlns:wne="http://schemas.microsoft.com/office/word/2006/wordml" xmlns:wps="http://schemas.microsoft.com/office/word/2010/wordprocessingShape" mc:Ignorable="w14 w15 w16se w16cid w16 w16cex w16sdtdh w16sdtfl w16du wp14"><w:body><w:p><w:pPr><w:spacing w:before="91"/><w:ind w:left="131" w:right="421"/><w:jc w:val="center"/><w:rPr><w:rFonts w:ascii="Arial" w:hAnsi="Arial" w:cs="Arial"/><w:b/><w:sz w:val="24"/><w:szCs w:val="18"/></w:rPr></w:pPr><w:r><w:rPr><w:rFonts w:ascii="Arial" w:hAnsi="Arial" w:cs="Arial"/><w:b/><w:sz w:val="24"/><w:szCs w:val="18"/></w:rPr><w:t>ANEXO</w:t></w:r><w:r><w:rPr><w:rFonts w:ascii="Arial" w:hAnsi="Arial" w:cs="Arial"/><w:b/><w:spacing w:val="-2"/><w:sz w:val="24"/><w:szCs w:val="18"/></w:rPr><w:t xml:space="preserve"> </w:t></w:r><w:r><w:rPr><w:rFonts w:ascii="Arial" w:hAnsi="Arial" w:cs="Arial"/><w:b/><w:sz w:val="24"/><w:szCs w:val="18"/></w:rPr><w:t>Nº1</w:t></w:r></w:p><w:p><w:pPr><w:spacing w:before="24"/><w:ind w:left="48" w:right="684"/><w:jc w:val="center"/><w:rPr><w:rFonts w:ascii="Arial" w:hAnsi="Arial" w:cs="Arial"/><w:b/><w:sz w:val="24"/><w:szCs w:val="18"/></w:rPr></w:pPr><w:r><w:rPr><w:rFonts w:ascii="Arial" w:hAnsi="Arial" w:cs="Arial"/><w:b/><w:sz w:val="24"/><w:szCs w:val="18"/></w:rPr><w:t>IDENTIFICACION</w:t></w:r><w:r><w:rPr><w:rFonts w:ascii="Arial" w:hAnsi="Arial" w:cs="Arial"/><w:b/><w:spacing w:val="-6"/><w:sz w:val="24"/><w:szCs w:val="18"/></w:rPr><w:t xml:space="preserve"> </w:t></w:r><w:r><w:rPr><w:rFonts w:ascii="Arial" w:hAnsi="Arial" w:cs="Arial"/><w:b/><w:sz w:val="24"/><w:szCs w:val="18"/></w:rPr><w:t>DEL</w:t></w:r><w:r><w:rPr><w:rFonts w:ascii="Arial" w:hAnsi="Arial" w:cs="Arial"/><w:b/><w:spacing w:val="-10"/><w:sz w:val="24"/><w:szCs w:val="18"/></w:rPr><w:t xml:space="preserve"> </w:t></w:r><w:r><w:rPr><w:rFonts w:ascii="Arial" w:hAnsi="Arial" w:cs="Arial"/><w:b/><w:sz w:val="24"/><w:szCs w:val="18"/></w:rPr><w:t>OFERENTE</w:t></w:r></w:p><w:p><w:pPr><w:pStyle w:val="Textoindependiente"/><w:spacing w:before="6"/><w:rPr><w:rFonts w:ascii="Arial" w:hAnsi="Arial" w:cs="Arial"/><w:b/><w:sz w:val="27"/></w:rPr></w:pPr></w:p><w:p><w:pPr><w:rPr><w:rFonts w:ascii="Arial" w:hAnsi="Arial" w:cs="Arial"/><w:b/><w:bCs/><w:spacing w:val="-9"/><w:sz w:val="24"/><w:lang w:val="es-CL"/></w:rPr></w:pPr><w:r><w:rPr><w:rFonts w:ascii="Arial" w:hAnsi="Arial" w:cs="Arial"/><w:b/><w:sz w:val="24"/></w:rPr><w:t>Nombre:</w:t></w:r><w:r><w:rPr><w:rFonts w:ascii="Arial" w:hAnsi="Arial" w:cs="Arial"/><w:b/><w:spacing w:val="-9"/><w:sz w:val="24"/></w:rPr><w:t xml:space="preserve"> </w:t></w:r><w:r><w:rPr><w:rFonts w:ascii="Arial" w:hAnsi="Arial" w:cs="Arial"/><w:b/><w:bCs/><w:spacing w:val="-9"/><w:sz w:val="24"/><w:lang w:val="es-CL"/></w:rPr><w:t>“ADQUISICIÓN DE MATERIALES, IMPLEMENTOS DE SEGURIDAD Y HERRAMIENTAS NECESARIAS PARA</w:t></w:r><w:r><w:rPr><w:rFonts w:ascii="Arial" w:hAnsi="Arial" w:cs="Arial"/><w:b/><w:bCs/><w:spacing w:val="-9"/><w:sz w:val="24"/><w:lang w:val="es-CL"/></w:rPr><w:t xml:space="preserve"> </w:t></w:r><w:r><w:rPr><w:rFonts w:ascii="Arial" w:hAnsi="Arial" w:cs="Arial"/><w:b/><w:bCs/><w:spacing w:val="-9"/><w:sz w:val="24"/><w:lang w:val="es-CL"/></w:rPr><w:t>LA EJECUCION DEL PROYECTO REPOSICIÓN VEREDAS ESTACIÓN VILLA ALEGRE”</w:t></w:r></w:p><w:p><w:pPr><w:pBdr><w:bottom w:val="single" w:sz="12" w:space="1" w:color="000000"/></w:pBdr><w:rPr><w:rFonts w:ascii="Arial" w:hAnsi="Arial" w:cs="Arial"/><w:b/><w:spacing w:val="-9"/><w:sz w:val="24"/></w:rPr></w:pPr></w:p><w:p><w:pPr><w:ind w:left="131" w:right="684"/><w:jc w:val="both"/><w:rPr><w:rFonts w:ascii="Arial" w:hAnsi="Arial" w:cs="Arial"/><w:b/></w:rPr></w:pPr></w:p><w:p><w:pPr><w:pStyle w:val="Textoindependiente"/><w:spacing w:before="6"/><w:rPr><w:rFonts w:ascii="Arial" w:hAnsi="Arial" w:cs="Arial"/><w:b/><w:sz w:val="13"/></w:rPr></w:pPr></w:p><w:p><w:pPr><w:pStyle w:val="Textoindependiente"/><w:spacing w:before="6"/><w:rPr><w:rFonts w:ascii="Arial" w:hAnsi="Arial" w:cs="Arial"/><w:b/><w:sz w:val="24"/></w:rPr></w:pPr></w:p><w:p><w:pPr><w:rPr><w:rFonts w:ascii="Arial" w:hAnsi="Arial" w:cs="Arial"/><w:b/><w:sz w:val="24"/></w:rPr></w:pPr><w:r><w:rPr><w:rFonts w:ascii="Arial" w:hAnsi="Arial" w:cs="Arial"/><w:b/><w:sz w:val="24"/></w:rPr><w:t>1.-</w:t></w:r><w:r><w:rPr><w:rFonts w:ascii="Arial" w:hAnsi="Arial" w:cs="Arial"/><w:b/><w:spacing w:val="-5"/><w:sz w:val="24"/></w:rPr><w:t xml:space="preserve"> </w:t></w:r><w:r><w:rPr><w:rFonts w:ascii="Arial" w:hAnsi="Arial" w:cs="Arial"/><w:b/><w:sz w:val="24"/></w:rPr><w:t>NOMBRE</w:t></w:r><w:r><w:rPr><w:rFonts w:ascii="Arial" w:hAnsi="Arial" w:cs="Arial"/><w:b/><w:spacing w:val="-4"/><w:sz w:val="24"/></w:rPr><w:t xml:space="preserve"> </w:t></w:r><w:r><w:rPr><w:rFonts w:ascii="Arial" w:hAnsi="Arial" w:cs="Arial"/><w:b/><w:sz w:val="24"/></w:rPr><w:t>COMPLETO</w:t></w:r><w:r><w:rPr><w:rFonts w:ascii="Arial" w:hAnsi="Arial" w:cs="Arial"/><w:b/><w:spacing w:val="-5"/><w:sz w:val="24"/></w:rPr><w:t xml:space="preserve"> </w:t></w:r><w:r><w:rPr><w:rFonts w:ascii="Arial" w:hAnsi="Arial" w:cs="Arial"/><w:b/><w:sz w:val="24"/></w:rPr><w:t>DEL</w:t></w:r><w:r><w:rPr><w:rFonts w:ascii="Arial" w:hAnsi="Arial" w:cs="Arial"/><w:b/><w:spacing w:val="-5"/><w:sz w:val="24"/></w:rPr><w:t xml:space="preserve"> </w:t></w:r><w:r><w:rPr><w:rFonts w:ascii="Arial" w:hAnsi="Arial" w:cs="Arial"/><w:b/><w:sz w:val="24"/></w:rPr><w:t>PROPONENTE</w:t></w:r><w:r><w:rPr><w:rFonts w:ascii="Arial" w:hAnsi="Arial" w:cs="Arial"/><w:b/><w:spacing w:val="-7"/><w:sz w:val="24"/></w:rPr><w:t xml:space="preserve"> </w:t></w:r><w:r><w:rPr><w:rFonts w:ascii="Arial" w:hAnsi="Arial" w:cs="Arial"/><w:b/><w:sz w:val="24"/></w:rPr><w:t>O</w:t></w:r><w:r><w:rPr><w:rFonts w:ascii="Arial" w:hAnsi="Arial" w:cs="Arial"/><w:b/><w:spacing w:val="-6"/><w:sz w:val="24"/></w:rPr><w:t xml:space="preserve"> </w:t></w:r><w:r><w:rPr><w:rFonts w:ascii="Arial" w:hAnsi="Arial" w:cs="Arial"/><w:b/><w:sz w:val="24"/></w:rPr><w:t>RAZON</w:t></w:r><w:r><w:rPr><w:rFonts w:ascii="Arial" w:hAnsi="Arial" w:cs="Arial"/><w:b/><w:spacing w:val="-4"/><w:sz w:val="24"/></w:rPr><w:t xml:space="preserve"> </w:t></w:r><w:r><w:rPr><w:rFonts w:ascii="Arial" w:hAnsi="Arial" w:cs="Arial"/><w:b/><w:sz w:val="24"/></w:rPr><w:t xml:space="preserve">SOCIAL: </w:t></w:r></w:p><w:p><w:pPr><w:pStyle w:val="Textoindependiente"/><w:rPr><w:rFonts w:ascii="Arial" w:hAnsi="Arial" w:cs="Arial"/><w:b/><w:sz w:val="24"/></w:rPr></w:pPr><w:r><w:rPr><w:rFonts w:ascii="Arial" w:hAnsi="Arial" w:cs="Arial"/><w:b/><w:sz w:val="24"/></w:rPr><w:t xml:space="preserve">Comercial MP SpA</w:t></w:r></w:p><w:p><w:pPr><w:pStyle w:val="Textoindependiente"/><w:spacing w:before="7"/><w:rPr><w:rFonts w:ascii="Arial" w:hAnsi="Arial" w:cs="Arial"/><w:b/><w:sz w:val="24"/></w:rPr></w:pPr></w:p><w:p><w:pPr><w:rPr><w:rFonts w:ascii="Arial" w:hAnsi="Arial" w:cs="Arial"/><w:b/><w:sz w:val="24"/></w:rPr></w:pPr><w:r><w:rPr><w:rFonts w:ascii="Arial" w:hAnsi="Arial" w:cs="Arial"/><w:b/><w:sz w:val="24"/></w:rPr><w:t>2.-</w:t></w:r><w:r><w:rPr><w:rFonts w:ascii="Arial" w:hAnsi="Arial" w:cs="Arial"/><w:b/><w:spacing w:val="-8"/><w:sz w:val="24"/></w:rPr><w:t xml:space="preserve"> </w:t></w:r><w:r><w:rPr><w:rFonts w:ascii="Arial" w:hAnsi="Arial" w:cs="Arial"/><w:b/><w:sz w:val="24"/></w:rPr><w:t xml:space="preserve">RUT: </w:t></w:r></w:p><w:p><w:pPr><w:pStyle w:val="Textoindependiente"/><w:rPr><w:rFonts w:ascii="Arial" w:hAnsi="Arial" w:cs="Arial"/><w:b/><w:sz w:val="24"/></w:rPr></w:pPr><w:r><w:rPr><w:rFonts w:ascii="Arial" w:hAnsi="Arial" w:cs="Arial"/><w:b/><w:sz w:val="24"/></w:rPr><w:t xml:space="preserve">78.388.175-6</w:t></w:r></w:p><w:p><w:pPr><w:pStyle w:val="Textoindependiente"/><w:spacing w:before="4"/><w:rPr><w:rFonts w:ascii="Arial" w:hAnsi="Arial" w:cs="Arial"/><w:b/><w:sz w:val="24"/></w:rPr></w:pPr></w:p><w:p><w:pPr><w:spacing w:before="1"/><w:rPr><w:rFonts w:ascii="Arial" w:hAnsi="Arial" w:cs="Arial"/><w:b/><w:sz w:val="24"/></w:rPr></w:pPr><w:r><w:rPr><w:rFonts w:ascii="Arial" w:hAnsi="Arial" w:cs="Arial"/><w:b/><w:sz w:val="24"/></w:rPr><w:t>3.-</w:t></w:r><w:r><w:rPr><w:rFonts w:ascii="Arial" w:hAnsi="Arial" w:cs="Arial"/><w:b/><w:spacing w:val="-8"/><w:sz w:val="24"/></w:rPr><w:t xml:space="preserve"> </w:t></w:r><w:r><w:rPr><w:rFonts w:ascii="Arial" w:hAnsi="Arial" w:cs="Arial"/><w:b/><w:sz w:val="24"/></w:rPr><w:t>NOMBRE</w:t></w:r><w:r><w:rPr><w:rFonts w:ascii="Arial" w:hAnsi="Arial" w:cs="Arial"/><w:b/><w:spacing w:val="-8"/><w:sz w:val="24"/></w:rPr><w:t xml:space="preserve"> </w:t></w:r><w:r><w:rPr><w:rFonts w:ascii="Arial" w:hAnsi="Arial" w:cs="Arial"/><w:b/><w:sz w:val="24"/></w:rPr><w:t>DEL</w:t></w:r><w:r><w:rPr><w:rFonts w:ascii="Arial" w:hAnsi="Arial" w:cs="Arial"/><w:b/><w:spacing w:val="-9"/><w:sz w:val="24"/></w:rPr><w:t xml:space="preserve"> </w:t></w:r><w:r><w:rPr><w:rFonts w:ascii="Arial" w:hAnsi="Arial" w:cs="Arial"/><w:b/><w:sz w:val="24"/></w:rPr><w:t>REPRESENTANTE</w:t></w:r><w:r><w:rPr><w:rFonts w:ascii="Arial" w:hAnsi="Arial" w:cs="Arial"/><w:b/><w:spacing w:val="-8"/><w:sz w:val="24"/></w:rPr><w:t xml:space="preserve"> </w:t></w:r><w:r><w:rPr><w:rFonts w:ascii="Arial" w:hAnsi="Arial" w:cs="Arial"/><w:b/><w:sz w:val="24"/></w:rPr><w:t xml:space="preserve">LEGAL: </w:t></w:r></w:p><w:p><w:pPr><w:pStyle w:val="Textoindependiente"/><w:rPr><w:rFonts w:ascii="Arial" w:hAnsi="Arial" w:cs="Arial"/><w:b/><w:sz w:val="24"/></w:rPr></w:pPr><w:r><w:rPr><w:rFonts w:ascii="Arial" w:hAnsi="Arial" w:cs="Arial"/><w:b/><w:sz w:val="24"/></w:rPr><w:t xml:space="preserve">Lidia Valenzuela</w:t></w:r></w:p><w:p><w:pPr><w:pStyle w:val="Textoindependiente"/><w:spacing w:before="6"/><w:rPr><w:rFonts w:ascii="Arial" w:hAnsi="Arial" w:cs="Arial"/><w:b/><w:sz w:val="24"/></w:rPr></w:pPr></w:p><w:p><w:pPr><w:rPr><w:rFonts w:ascii="Arial" w:hAnsi="Arial" w:cs="Arial"/><w:b/><w:sz w:val="24"/></w:rPr></w:pPr><w:r><w:rPr><w:rFonts w:ascii="Arial" w:hAnsi="Arial" w:cs="Arial"/><w:b/><w:sz w:val="24"/></w:rPr><w:t>4.-</w:t></w:r><w:r><w:rPr><w:rFonts w:ascii="Arial" w:hAnsi="Arial" w:cs="Arial"/><w:b/><w:spacing w:val="-8"/><w:sz w:val="24"/></w:rPr><w:t xml:space="preserve"> </w:t></w:r><w:r><w:rPr><w:rFonts w:ascii="Arial" w:hAnsi="Arial" w:cs="Arial"/><w:b/><w:sz w:val="24"/></w:rPr><w:t>RUT</w:t></w:r><w:r><w:rPr><w:rFonts w:ascii="Arial" w:hAnsi="Arial" w:cs="Arial"/><w:b/><w:spacing w:val="-9"/><w:sz w:val="24"/></w:rPr><w:t xml:space="preserve"> </w:t></w:r><w:r><w:rPr><w:rFonts w:ascii="Arial" w:hAnsi="Arial" w:cs="Arial"/><w:b/><w:sz w:val="24"/></w:rPr><w:t>DEL</w:t></w:r><w:r><w:rPr><w:rFonts w:ascii="Arial" w:hAnsi="Arial" w:cs="Arial"/><w:b/><w:spacing w:val="-8"/><w:sz w:val="24"/></w:rPr><w:t xml:space="preserve"> </w:t></w:r><w:r><w:rPr><w:rFonts w:ascii="Arial" w:hAnsi="Arial" w:cs="Arial"/><w:b/><w:sz w:val="24"/></w:rPr><w:t>REPRESENTANTE</w:t></w:r><w:r><w:rPr><w:rFonts w:ascii="Arial" w:hAnsi="Arial" w:cs="Arial"/><w:b/><w:spacing w:val="-10"/><w:sz w:val="24"/></w:rPr><w:t xml:space="preserve"> </w:t></w:r><w:r><w:rPr><w:rFonts w:ascii="Arial" w:hAnsi="Arial" w:cs="Arial"/><w:b/><w:sz w:val="24"/></w:rPr><w:t xml:space="preserve">LEGAL: </w:t></w:r></w:p><w:p><w:pPr><w:pStyle w:val="Textoindependiente"/><w:rPr><w:rFonts w:ascii="Arial" w:hAnsi="Arial" w:cs="Arial"/><w:b/><w:sz w:val="24"/></w:rPr></w:pPr><w:r><w:rPr><w:rFonts w:ascii="Arial" w:hAnsi="Arial" w:cs="Arial"/><w:b/><w:sz w:val="24"/></w:rPr><w:t xml:space="preserve">6.736.698-0</w:t></w:r></w:p><w:p><w:pPr><w:pStyle w:val="Textoindependiente"/><w:spacing w:before="7"/><w:rPr><w:rFonts w:ascii="Arial" w:hAnsi="Arial" w:cs="Arial"/><w:b/><w:sz w:val="24"/></w:rPr></w:pPr></w:p><w:p><w:pPr><w:rPr><w:rFonts w:ascii="Arial" w:hAnsi="Arial" w:cs="Arial"/><w:b/><w:sz w:val="24"/></w:rPr></w:pPr><w:r><w:rPr><w:rFonts w:ascii="Arial" w:hAnsi="Arial" w:cs="Arial"/><w:b/><w:sz w:val="24"/></w:rPr><w:t>5.-</w:t></w:r><w:r><w:rPr><w:rFonts w:ascii="Arial" w:hAnsi="Arial" w:cs="Arial"/><w:b/><w:spacing w:val="-5"/><w:sz w:val="24"/></w:rPr><w:t xml:space="preserve"> </w:t></w:r><w:r><w:rPr><w:rFonts w:ascii="Arial" w:hAnsi="Arial" w:cs="Arial"/><w:b/><w:sz w:val="24"/></w:rPr><w:t>DIRECCION</w:t></w:r><w:r><w:rPr><w:rFonts w:ascii="Arial" w:hAnsi="Arial" w:cs="Arial"/><w:b/><w:spacing w:val="-4"/><w:sz w:val="24"/></w:rPr><w:t xml:space="preserve"> </w:t></w:r><w:r><w:rPr><w:rFonts w:ascii="Arial" w:hAnsi="Arial" w:cs="Arial"/><w:b/><w:sz w:val="24"/></w:rPr><w:t>(Calle,</w:t></w:r><w:r><w:rPr><w:rFonts w:ascii="Arial" w:hAnsi="Arial" w:cs="Arial"/><w:b/><w:spacing w:val="-4"/><w:sz w:val="24"/></w:rPr><w:t xml:space="preserve"> </w:t></w:r><w:r><w:rPr><w:rFonts w:ascii="Arial" w:hAnsi="Arial" w:cs="Arial"/><w:b/><w:sz w:val="24"/></w:rPr><w:t>N°,</w:t></w:r><w:r><w:rPr><w:rFonts w:ascii="Arial" w:hAnsi="Arial" w:cs="Arial"/><w:b/><w:spacing w:val="-7"/><w:sz w:val="24"/></w:rPr><w:t xml:space="preserve"> </w:t></w:r><w:proofErr w:type="spellStart"/><w:r><w:rPr><w:rFonts w:ascii="Arial" w:hAnsi="Arial" w:cs="Arial"/><w:b/><w:sz w:val="24"/></w:rPr><w:t>Comuna</w:t></w:r><w:proofErr w:type="spellEnd"/><w:r><w:rPr><w:rFonts w:ascii="Arial" w:hAnsi="Arial" w:cs="Arial"/><w:b/><w:sz w:val="24"/></w:rPr><w:t xml:space="preserve">): </w:t></w:r></w:p><w:p><w:pPr><w:pStyle w:val="Textoindependiente"/><w:rPr><w:rFonts w:ascii="Arial" w:hAnsi="Arial" w:cs="Arial"/><w:b/><w:sz w:val="24"/></w:rPr></w:pPr><w:r><w:rPr><w:rFonts w:ascii="Arial" w:hAnsi="Arial" w:cs="Arial"/><w:b/><w:sz w:val="24"/></w:rPr><w:t xml:space="preserve">Camino El Oliveto N° 575 N° 6, Talagante</w:t></w:r></w:p><w:p><w:pPr><w:pStyle w:val="Textoindependiente"/><w:spacing w:before="4"/><w:rPr><w:rFonts w:ascii="Arial" w:hAnsi="Arial" w:cs="Arial"/><w:b/><w:sz w:val="24"/></w:rPr></w:pPr></w:p><w:p><w:pPr><w:rPr><w:rFonts w:ascii="Arial" w:hAnsi="Arial" w:cs="Arial"/><w:b/><w:sz w:val="24"/></w:rPr></w:pPr><w:r><w:rPr><w:rFonts w:ascii="Arial" w:hAnsi="Arial" w:cs="Arial"/><w:b/><w:sz w:val="24"/></w:rPr><w:t>6.-</w:t></w:r><w:r><w:rPr><w:rFonts w:ascii="Arial" w:hAnsi="Arial" w:cs="Arial"/><w:b/><w:spacing w:val="-3"/><w:sz w:val="24"/></w:rPr><w:t xml:space="preserve"> </w:t></w:r><w:r><w:rPr><w:rFonts w:ascii="Arial" w:hAnsi="Arial" w:cs="Arial"/><w:b/><w:sz w:val="24"/></w:rPr><w:t>N°</w:t></w:r><w:r><w:rPr><w:rFonts w:ascii="Arial" w:hAnsi="Arial" w:cs="Arial"/><w:b/><w:spacing w:val="-5"/><w:sz w:val="24"/></w:rPr><w:t xml:space="preserve"> </w:t></w:r><w:r><w:rPr><w:rFonts w:ascii="Arial" w:hAnsi="Arial" w:cs="Arial"/><w:b/><w:sz w:val="24"/></w:rPr><w:t>DE</w:t></w:r><w:r><w:rPr><w:rFonts w:ascii="Arial" w:hAnsi="Arial" w:cs="Arial"/><w:b/><w:spacing w:val="-5"/><w:sz w:val="24"/></w:rPr><w:t xml:space="preserve"> </w:t></w:r><w:r><w:rPr><w:rFonts w:ascii="Arial" w:hAnsi="Arial" w:cs="Arial"/><w:b/><w:sz w:val="24"/></w:rPr><w:t xml:space="preserve">TELEFONO: </w:t></w:r></w:p><w:p><w:pPr><w:pStyle w:val="Textoindependiente"/><w:rPr><w:rFonts w:ascii="Arial" w:hAnsi="Arial" w:cs="Arial"/><w:b/><w:sz w:val="24"/></w:rPr></w:pPr><w:r><w:rPr><w:rFonts w:ascii="Arial" w:hAnsi="Arial" w:cs="Arial"/><w:b/><w:sz w:val="24"/></w:rPr><w:t xml:space="preserve">+569 7549 1833</w:t></w:r></w:p><w:p><w:pPr><w:pStyle w:val="Textoindependiente"/><w:spacing w:before="7"/><w:rPr><w:rFonts w:ascii="Arial" w:hAnsi="Arial" w:cs="Arial"/><w:b/><w:sz w:val="24"/></w:rPr></w:pPr></w:p><w:p><w:pPr><w:rPr><w:rFonts w:ascii="Arial" w:hAnsi="Arial" w:cs="Arial"/><w:b/><w:sz w:val="24"/></w:rPr></w:pPr><w:r><w:rPr><w:rFonts w:ascii="Arial" w:hAnsi="Arial" w:cs="Arial"/><w:b/><w:sz w:val="24"/></w:rPr><w:t>7.-</w:t></w:r><w:r><w:rPr><w:rFonts w:ascii="Arial" w:hAnsi="Arial" w:cs="Arial"/><w:b/><w:spacing w:val="-9"/><w:sz w:val="24"/></w:rPr><w:t xml:space="preserve"> </w:t></w:r><w:r><w:rPr><w:rFonts w:ascii="Arial" w:hAnsi="Arial" w:cs="Arial"/><w:b/><w:sz w:val="24"/></w:rPr><w:t>CORREO</w:t></w:r><w:r><w:rPr><w:rFonts w:ascii="Arial" w:hAnsi="Arial" w:cs="Arial"/><w:b/><w:spacing w:val="-10"/><w:sz w:val="24"/></w:rPr><w:t xml:space="preserve"> </w:t></w:r><w:r><w:rPr><w:rFonts w:ascii="Arial" w:hAnsi="Arial" w:cs="Arial"/><w:b/><w:sz w:val="24"/></w:rPr><w:t xml:space="preserve">ELECTRÓNICO: </w:t></w:r></w:p><w:p><w:pPr><w:pStyle w:val="Textoindependiente"/><w:rPr><w:rFonts w:ascii="Arial" w:hAnsi="Arial" w:cs="Arial"/><w:b/><w:sz w:val="24"/></w:rPr></w:pPr><w:r><w:rPr><w:rFonts w:ascii="Arial" w:hAnsi="Arial" w:cs="Arial"/><w:b/><w:sz w:val="24"/></w:rPr><w:t xml:space="preserve">ventas@sociedadcomercialmp.cl</w:t></w:r></w:p><w:p><w:pPr><w:pStyle w:val="Textoindependiente"/><w:spacing w:before="7"/><w:rPr><w:rFonts w:ascii="Arial" w:hAnsi="Arial" w:cs="Arial"/><w:b/><w:sz w:val="24"/></w:rPr></w:pPr></w:p><w:p><w:pPr><w:rPr><w:rFonts w:ascii="Arial" w:hAnsi="Arial" w:cs="Arial"/><w:b/><w:sz w:val="24"/></w:rPr></w:pPr><w:r><w:rPr><w:rFonts w:ascii="Arial" w:hAnsi="Arial" w:cs="Arial"/><w:b/><w:sz w:val="24"/></w:rPr><w:t>8.-</w:t></w:r><w:r><w:rPr><w:rFonts w:ascii="Arial" w:hAnsi="Arial" w:cs="Arial"/><w:b/><w:spacing w:val="-8"/><w:sz w:val="24"/></w:rPr><w:t xml:space="preserve"> </w:t></w:r><w:r><w:rPr><w:rFonts w:ascii="Arial" w:hAnsi="Arial" w:cs="Arial"/><w:b/><w:sz w:val="24"/></w:rPr><w:t>NOMBRE</w:t></w:r><w:r><w:rPr><w:rFonts w:ascii="Arial" w:hAnsi="Arial" w:cs="Arial"/><w:b/><w:spacing w:val="-7"/><w:sz w:val="24"/></w:rPr><w:t xml:space="preserve"> </w:t></w:r><w:r><w:rPr><w:rFonts w:ascii="Arial" w:hAnsi="Arial" w:cs="Arial"/><w:b/><w:sz w:val="24"/></w:rPr><w:t>Y</w:t></w:r><w:r><w:rPr><w:rFonts w:ascii="Arial" w:hAnsi="Arial" w:cs="Arial"/><w:b/><w:spacing w:val="-10"/><w:sz w:val="24"/></w:rPr><w:t xml:space="preserve"> </w:t></w:r><w:r><w:rPr><w:rFonts w:ascii="Arial" w:hAnsi="Arial" w:cs="Arial"/><w:b/><w:sz w:val="24"/></w:rPr><w:t>TELEFONO</w:t></w:r><w:r><w:rPr><w:rFonts w:ascii="Arial" w:hAnsi="Arial" w:cs="Arial"/><w:b/><w:spacing w:val="-8"/><w:sz w:val="24"/></w:rPr><w:t xml:space="preserve"> </w:t></w:r><w:r><w:rPr><w:rFonts w:ascii="Arial" w:hAnsi="Arial" w:cs="Arial"/><w:b/><w:sz w:val="24"/></w:rPr><w:t>DE</w:t></w:r><w:r><w:rPr><w:rFonts w:ascii="Arial" w:hAnsi="Arial" w:cs="Arial"/><w:b/><w:spacing w:val="-7"/><w:sz w:val="24"/></w:rPr><w:t xml:space="preserve"> </w:t></w:r><w:r><w:rPr><w:rFonts w:ascii="Arial" w:hAnsi="Arial" w:cs="Arial"/><w:b/><w:sz w:val="24"/></w:rPr><w:t xml:space="preserve">CONTACTO: </w:t></w:r></w:p><w:p><w:pPr><w:pStyle w:val="Textoindependiente"/><w:rPr><w:rFonts w:ascii="Arial" w:hAnsi="Arial" w:cs="Arial"/><w:b/></w:rPr></w:pPr></w:p><w:p><w:pPr><w:pStyle w:val="Textoindependiente"/><w:rPr><w:rFonts w:ascii="Arial" w:hAnsi="Arial" w:cs="Arial"/><w:b/></w:rPr></w:pPr></w:p><w:p><w:pPr><w:pStyle w:val="Textoindependiente"/><w:rPr><w:rFonts w:ascii="Arial" w:hAnsi="Arial" w:cs="Arial"/><w:b/></w:rPr></w:pPr></w:p><w:p><w:pPr><w:pStyle w:val="Textoindependiente"/><w:rPr><w:rFonts w:ascii="Arial" w:hAnsi="Arial" w:cs="Arial"/><w:b/></w:rPr></w:pPr></w:p><w:p><w:pPr><w:pStyle w:val="Textoindependiente"/><w:rPr><w:rFonts w:ascii="Arial" w:hAnsi="Arial" w:cs="Arial"/><w:b/></w:rPr></w:pPr></w:p><w:p><w:pPr><w:pStyle w:val="Textoindependiente"/><w:jc w:val="center"/><w:rPr><w:rFonts w:ascii="Arial" w:hAnsi="Arial" w:cs="Arial"/><w:b/></w:rPr></w:pPr></w:p><w:p><w:pPr><w:pStyle w:val="Textoindependiente"/><w:rPr><w:rFonts w:ascii="Arial" w:hAnsi="Arial" w:cs="Arial"/><w:b/></w:rPr></w:pPr></w:p><w:p><w:pPr><w:pStyle w:val="Textoindependiente"/><w:rPr><w:rFonts w:ascii="Arial" w:hAnsi="Arial" w:cs="Arial"/><w:b/><w:sz w:val="26"/></w:rPr></w:pPr><w:r><w:rPr><w:rFonts w:ascii="Arial" w:hAnsi="Arial" w:cs="Arial"/><w:noProof/></w:rPr><mc:AlternateContent><mc:Choice Requires="wps"><w:drawing><wp:anchor distT="0" distB="0" distL="0" distR="0" simplePos="0" relativeHeight="251659264" behindDoc="1" locked="0" layoutInCell="1" allowOverlap="1" wp14:anchorId="422207AE" wp14:editId="2E8D67CB"><wp:simplePos x="0" y="0"/><wp:positionH relativeFrom="page"><wp:posOffset>2673985</wp:posOffset></wp:positionH><wp:positionV relativeFrom="paragraph"><wp:posOffset>233045</wp:posOffset></wp:positionV><wp:extent cx="2202815" cy="1270"/><wp:effectExtent l="0" t="0" r="0" b="0"/><wp:wrapTopAndBottom/><wp:docPr id="533083118" name="Freeform 2"/><wp:cNvGraphicFramePr><a:graphicFrameLocks xmlns:a="http://schemas.openxmlformats.org/drawingml/2006/main"/></wp:cNvGraphicFramePr><a:graphic xmlns:a="http://schemas.openxmlformats.org/drawingml/2006/main"><a:graphicData uri="http://schemas.microsoft.com/office/word/2010/wordprocessingShape"><wps:wsp><wps:cNvSpPr><a:spLocks/></wps:cNvSpPr><wps:spPr bwMode="auto"><a:xfrm><a:off x="0" y="0"/><a:ext cx="2202815" cy="1270"/></a:xfrm><a:custGeom><a:avLst/><a:gdLst><a:gd name="T0" fmla="+- 0 4211 4211"/><a:gd name="T1" fmla="*/ T0 w 3469"/><a:gd name="T2" fmla="+- 0 7679 4211"/><a:gd name="T3" fmla="*/ T2 w 3469"/></a:gdLst><a:ahLst/><a:cxnLst><a:cxn ang="0"><a:pos x="T1" y="0"/></a:cxn><a:cxn ang="0"><a:pos x="T3" y="0"/></a:cxn></a:cxnLst><a:rect l="0" t="0" r="r" b="b"/><a:pathLst><a:path w="3469"><a:moveTo><a:pt x="0" y="0"/></a:moveTo><a:lnTo><a:pt x="3468" y="0"/></a:lnTo></a:path></a:pathLst></a:custGeom><a:noFill/><a:ln w="13564"><a:solidFill><a:srgbClr val="000000"/></a:solidFill><a:round/><a:headEnd/><a:tailEnd/></a:ln><a:extLst><a:ext uri="{909E8E84-426E-40DD-AFC4-6F175D3DCCD1}"><a14:hiddenFill xmlns:a14="http://schemas.microsoft.com/office/drawing/2010/main"><a:solidFill><a:srgbClr val="FFFFFF"/></a:solidFill></a14:hiddenFill></a:ext></a:extLst></wps:spPr><wps:bodyPr rot="0" vert="horz" wrap="square" lIns="91440" tIns="45720" rIns="91440" bIns="45720" anchor="t" anchorCtr="0" upright="1"><a:noAutofit/></wps:bodyPr></wps:wsp></a:graphicData></a:graphic><wp14:sizeRelH relativeFrom="page"><wp14:pctWidth>0</wp14:pctWidth></wp14:sizeRelH><wp14:sizeRelV relativeFrom="page"><wp14:pctHeight>0</wp14:pctHeight></wp14:sizeRelV></wp:anchor></w:drawing></mc:Choice><mc:Fallback><w:pict><v:shape w14:anchorId="7CFFE317" id="Freeform 2" o:spid="_x0000_s1026" style="position:absolute;margin-left:210.55pt;margin-top:18.35pt;width:173.45pt;height:.1pt;z-index:-251657216;visibility:visible;mso-wrap-style:square;mso-width-percent:0;mso-height-percent:0;mso-wrap-distance-left:0;mso-wrap-distance-top:0;mso-wrap-distance-right:0;mso-wrap-distance-bottom:0;mso-position-horizontal:absolute;mso-position-horizontal-relative:page;mso-position-vertical:absolute;mso-position-vertical-relative:text;mso-width-percent:0;mso-height-percent:0;mso-width-relative:page;mso-height-relative:page;v-text-anchor:top" coordsize="3469,1270" o:gfxdata="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" path="m,l3468,e" filled="f" strokeweight=".37678mm"><v:path arrowok="t" o:connecttype="custom" o:connectlocs="0,0;2202180,0" o:connectangles="0,0"/><w10:wrap type="topAndBottom" anchorx="page"/></v:shape></w:pict></mc:Fallback></mc:AlternateContent></w:r></w:p><w:p><w:pPr><w:spacing w:line="264" w:lineRule="auto"/><w:ind w:left="2840" w:right="2835" w:hanging="243"/><w:rPr><w:rFonts w:ascii="Arial" w:hAnsi="Arial" w:cs="Arial"/><w:b/><w:sz w:val="24"/></w:rPr></w:pPr><w:r><w:rPr><w:rFonts w:ascii="Arial" w:hAnsi="Arial" w:cs="Arial"/><w:b/><w:sz w:val="24"/></w:rPr><w:t>FIRMA</w:t></w:r><w:r><w:rPr><w:rFonts w:ascii="Arial" w:hAnsi="Arial" w:cs="Arial"/><w:b/><w:spacing w:val="-16"/><w:sz w:val="24"/></w:rPr><w:t xml:space="preserve"> </w:t></w:r><w:r><w:rPr><w:rFonts w:ascii="Arial" w:hAnsi="Arial" w:cs="Arial"/><w:b/><w:sz w:val="24"/></w:rPr><w:t>Y</w:t></w:r><w:r><w:rPr><w:rFonts w:ascii="Arial" w:hAnsi="Arial" w:cs="Arial"/><w:b/><w:spacing w:val="-8"/><w:sz w:val="24"/></w:rPr><w:t xml:space="preserve"> </w:t></w:r><w:r><w:rPr><w:rFonts w:ascii="Arial" w:hAnsi="Arial" w:cs="Arial"/><w:b/><w:sz w:val="24"/></w:rPr><w:t>TIMBRE</w:t></w:r><w:r><w:rPr><w:rFonts w:ascii="Arial" w:hAnsi="Arial" w:cs="Arial"/><w:b/><w:spacing w:val="-4"/><w:sz w:val="24"/></w:rPr><w:t xml:space="preserve"> </w:t></w:r><w:r><w:rPr><w:rFonts w:ascii="Arial" w:hAnsi="Arial" w:cs="Arial"/><w:b/><w:sz w:val="24"/></w:rPr><w:t>OFERENTE</w:t></w:r><w:r><w:rPr><w:rFonts w:ascii="Arial" w:hAnsi="Arial" w:cs="Arial"/><w:b/><w:spacing w:val="-4"/><w:sz w:val="24"/></w:rPr><w:t xml:space="preserve"> </w:t></w:r><w:r><w:rPr><w:rFonts w:ascii="Arial" w:hAnsi="Arial" w:cs="Arial"/><w:b/><w:sz w:val="24"/></w:rPr><w:t>O</w:t></w:r><w:r><w:rPr><w:rFonts w:ascii="Arial" w:hAnsi="Arial" w:cs="Arial"/><w:b/><w:spacing w:val="-64"/><w:sz w:val="24"/></w:rPr><w:t xml:space="preserve"> </w:t></w:r><w:r><w:rPr><w:rFonts w:ascii="Arial" w:hAnsi="Arial" w:cs="Arial"/><w:b/><w:sz w:val="24"/></w:rPr><w:t>REPRESENTANTE</w:t></w:r><w:r><w:rPr><w:rFonts w:ascii="Arial" w:hAnsi="Arial" w:cs="Arial"/><w:b/><w:spacing w:val="-5"/><w:sz w:val="24"/></w:rPr><w:t xml:space="preserve"> </w:t></w:r><w:r><w:rPr><w:rFonts w:ascii="Arial" w:hAnsi="Arial" w:cs="Arial"/><w:b/><w:sz w:val="24"/></w:rPr><w:t>LEGAL</w:t></w:r></w:p><w:p><w:pPr><w:spacing w:line="264" w:lineRule="auto"/><w:rPr><w:rFonts w:ascii="Arial" w:hAnsi="Arial" w:cs="Arial"/><w:sz w:val="24"/></w:rPr><w:sectPr><w:headerReference w:type="default" r:id="rId7"/><w:footerReference w:type="default" r:id="rId8"/><w:pgSz w:w="12240" w:h="18720"/><w:pgMar w:top="1640" w:right="1660" w:bottom="280" w:left="1560" w:header="825" w:footer="0" w:gutter="0"/><w:cols w:space="720"/></w:sectPr></w:pPr><w:r><w:drawing><wp:inline distT="0" distB="0" distL="0" distR="0"><wp:extent cx="1260000" cy="795273"/><wp:effectExtent l="0" t="0" r="0" b="0"/><wp:docPr id="78999" name="Firma"/><wp:cNvGraphicFramePr><a:graphicFrameLocks noChangeAspect="1"/></wp:cNvGraphicFramePr><a:graphic><a:graphicData uri="http://schemas.openxmlformats.org/drawingml/2006/picture"><pic:pic><pic:nvPicPr><pic:cNvPr id="78999" name="Firma"/><pic:cNvPicPr/></pic:nvPicPr><pic:blipFill><a:blip r:embed="rId13"/><a:stretch><a:fillRect/></a:stretch></pic:blipFill><pic:spPr><a:xfrm><a:off x="0" y="0"/><a:ext cx="1260000" cy="795273"/></a:xfrm><a:prstGeom prst="rect"><a:avLst/></a:prstGeom></pic:spPr></pic:pic></a:graphicData></a:graphic></wp:inline></w:drawing></w:r></w:p><w:sectPr><w:headerReference w:type="default" r:id="rId10"/><w:pgSz w:w="12240" w:h="15840"/><w:pgMar w:top="0" w:right="1020" w:bottom="280" w:left="600" w:header="210" w:footer="1020" w:gutter="0"/><w:cols w:space="720"/></w:sectPr></w:body></w:document>
+<w:document xmlns:pic="http://schemas.openxmlformats.org/drawingml/2006/picture" xmlns:wpc="http://schemas.microsoft.com/office/word/2010/wordprocessingCanvas" xmlns:cx="http://schemas.microsoft.com/office/drawing/2014/chartex" xmlns:cx1="http://schemas.microsoft.com/office/drawing/2015/9/8/chartex" xmlns:cx2="http://schemas.microsoft.com/office/drawing/2015/10/21/chartex" xmlns:cx3="http://schemas.microsoft.com/office/drawing/2016/5/9/chartex" xmlns:cx4="http://schemas.microsoft.com/office/drawing/2016/5/10/chartex" xmlns:cx5="http://schemas.microsoft.com/office/drawing/2016/5/11/chartex" xmlns:cx6="http://schemas.microsoft.com/office/drawing/2016/5/12/chartex" xmlns:cx7="http://schemas.microsoft.com/office/drawing/2016/5/13/chartex" xmlns:cx8="http://schemas.microsoft.com/office/drawing/2016/5/14/chartex" xmlns:mc="http://schemas.openxmlformats.org/markup-compatibility/2006" xmlns:aink="http://schemas.microsoft.com/office/drawing/2016/ink" xmlns:am3d="http://schemas.microsoft.com/office/drawing/2017/model3d" xmlns:o="urn:schemas-microsoft-com:office:office" xmlns:oel="http://schemas.microsoft.com/office/2019/extlst" xmlns:r="http://schemas.openxmlformats.org/officeDocument/2006/relationships" xmlns:m="http://schemas.openxmlformats.org/officeDocument/2006/math" xmlns:v="urn:schemas-microsoft-com:vml" xmlns:wp14="http://schemas.microsoft.com/office/word/2010/wordprocessingDrawing" xmlns:wp="http://schemas.openxmlformats.org/drawingml/2006/wordprocessingDrawing" xmlns:w10="urn:schemas-microsoft-com:office:word" xmlns:w="http://schemas.openxmlformats.org/wordprocessingml/2006/main" xmlns:w14="http://schemas.microsoft.com/office/word/2010/wordml" xmlns:w15="http://schemas.microsoft.com/office/word/2012/wordml" xmlns:w16cex="http://schemas.microsoft.com/office/word/2018/wordml/cex" xmlns:w16cid="http://schemas.microsoft.com/office/word/2016/wordml/cid" xmlns:w16="http://schemas.microsoft.com/office/word/2018/wordml" xmlns:w16du="http://schemas.microsoft.com/office/word/2023/wordml/word16du" xmlns:w16sdtdh="http://schemas.microsoft.com/office/word/2020/wordml/sdtdatahash" xmlns:w16sdtfl="http://schemas.microsoft.com/office/word/2024/wordml/sdtformatlock" xmlns:w16se="http://schemas.microsoft.com/office/word/2015/wordml/symex" xmlns:wpg="http://schemas.microsoft.com/office/word/2010/wordprocessingGroup" xmlns:wpi="http://schemas.microsoft.com/office/word/2010/wordprocessingInk" xmlns:wne="http://schemas.microsoft.com/office/word/2006/wordml" xmlns:wps="http://schemas.microsoft.com/office/word/2010/wordprocessingShape" mc:Ignorable="w14 w15 w16se w16cid w16 w16cex w16sdtdh w16sdtfl w16du wp14"><w:body><w:p><w:pPr><w:spacing w:before="91"/><w:ind w:left="131" w:right="421"/><w:jc w:val="center"/><w:rPr><w:rFonts w:ascii="Arial" w:hAnsi="Arial" w:cs="Arial"/><w:b/><w:sz w:val="24"/><w:szCs w:val="18"/></w:rPr></w:pPr><w:r><w:rPr><w:rFonts w:ascii="Arial" w:hAnsi="Arial" w:cs="Arial"/><w:b/><w:sz w:val="24"/><w:szCs w:val="18"/></w:rPr><w:t>ANEXO</w:t></w:r><w:r><w:rPr><w:rFonts w:ascii="Arial" w:hAnsi="Arial" w:cs="Arial"/><w:b/><w:spacing w:val="-2"/><w:sz w:val="24"/><w:szCs w:val="18"/></w:rPr><w:t xml:space="preserve"> </w:t></w:r><w:r><w:rPr><w:rFonts w:ascii="Arial" w:hAnsi="Arial" w:cs="Arial"/><w:b/><w:sz w:val="24"/><w:szCs w:val="18"/></w:rPr><w:t>Nº1</w:t></w:r></w:p><w:p><w:pPr><w:spacing w:before="24"/><w:ind w:left="48" w:right="684"/><w:jc w:val="center"/><w:rPr><w:rFonts w:ascii="Arial" w:hAnsi="Arial" w:cs="Arial"/><w:b/><w:sz w:val="24"/><w:szCs w:val="18"/></w:rPr></w:pPr><w:r><w:rPr><w:rFonts w:ascii="Arial" w:hAnsi="Arial" w:cs="Arial"/><w:b/><w:sz w:val="24"/><w:szCs w:val="18"/></w:rPr><w:t>IDENTIFICACION</w:t></w:r><w:r><w:rPr><w:rFonts w:ascii="Arial" w:hAnsi="Arial" w:cs="Arial"/><w:b/><w:spacing w:val="-6"/><w:sz w:val="24"/><w:szCs w:val="18"/></w:rPr><w:t xml:space="preserve"> </w:t></w:r><w:r><w:rPr><w:rFonts w:ascii="Arial" w:hAnsi="Arial" w:cs="Arial"/><w:b/><w:sz w:val="24"/><w:szCs w:val="18"/></w:rPr><w:t>DEL</w:t></w:r><w:r><w:rPr><w:rFonts w:ascii="Arial" w:hAnsi="Arial" w:cs="Arial"/><w:b/><w:spacing w:val="-10"/><w:sz w:val="24"/><w:szCs w:val="18"/></w:rPr><w:t xml:space="preserve"> </w:t></w:r><w:r><w:rPr><w:rFonts w:ascii="Arial" w:hAnsi="Arial" w:cs="Arial"/><w:b/><w:sz w:val="24"/><w:szCs w:val="18"/></w:rPr><w:t>OFERENTE</w:t></w:r></w:p><w:p><w:pPr><w:pStyle w:val="Textoindependiente"/><w:spacing w:before="6"/><w:rPr><w:rFonts w:ascii="Arial" w:hAnsi="Arial" w:cs="Arial"/><w:b/><w:sz w:val="27"/></w:rPr></w:pPr></w:p><w:p><w:pPr><w:rPr><w:rFonts w:ascii="Arial" w:hAnsi="Arial" w:cs="Arial"/><w:b/><w:bCs/><w:spacing w:val="-9"/><w:sz w:val="24"/><w:lang w:val="es-CL"/></w:rPr></w:pPr><w:r><w:rPr><w:rFonts w:ascii="Arial" w:hAnsi="Arial" w:cs="Arial"/><w:b/><w:sz w:val="24"/></w:rPr><w:t>Nombre:</w:t></w:r><w:r><w:rPr><w:rFonts w:ascii="Arial" w:hAnsi="Arial" w:cs="Arial"/><w:b/><w:spacing w:val="-9"/><w:sz w:val="24"/></w:rPr><w:t xml:space="preserve"> </w:t></w:r><w:r><w:rPr><w:rFonts w:ascii="Arial" w:hAnsi="Arial" w:cs="Arial"/><w:b/><w:bCs/><w:spacing w:val="-9"/><w:sz w:val="24"/><w:lang w:val="es-CL"/></w:rPr><w:t>“ADQUISICIÓN DE MATERIALES, IMPLEMENTOS DE SEGURIDAD Y HERRAMIENTAS NECESARIAS PARA</w:t></w:r><w:r><w:rPr><w:rFonts w:ascii="Arial" w:hAnsi="Arial" w:cs="Arial"/><w:b/><w:bCs/><w:spacing w:val="-9"/><w:sz w:val="24"/><w:lang w:val="es-CL"/></w:rPr><w:t xml:space="preserve"> </w:t></w:r><w:r><w:rPr><w:rFonts w:ascii="Arial" w:hAnsi="Arial" w:cs="Arial"/><w:b/><w:bCs/><w:spacing w:val="-9"/><w:sz w:val="24"/><w:lang w:val="es-CL"/></w:rPr><w:t>LA EJECUCION DEL PROYECTO REPOSICIÓN VEREDAS ESTACIÓN VILLA ALEGRE”</w:t></w:r></w:p><w:p><w:pPr><w:pBdr><w:bottom w:val="single" w:sz="12" w:space="1" w:color="000000"/></w:pBdr><w:rPr><w:rFonts w:ascii="Arial" w:hAnsi="Arial" w:cs="Arial"/><w:b/><w:spacing w:val="-9"/><w:sz w:val="24"/></w:rPr></w:pPr></w:p><w:p><w:pPr><w:ind w:left="131" w:right="684"/><w:jc w:val="both"/><w:rPr><w:rFonts w:ascii="Arial" w:hAnsi="Arial" w:cs="Arial"/><w:b/></w:rPr></w:pPr></w:p><w:p><w:pPr><w:pStyle w:val="Textoindependiente"/><w:spacing w:before="6"/><w:rPr><w:rFonts w:ascii="Arial" w:hAnsi="Arial" w:cs="Arial"/><w:b/><w:sz w:val="13"/></w:rPr></w:pPr></w:p><w:p><w:pPr><w:pStyle w:val="Textoindependiente"/><w:spacing w:before="6"/><w:rPr><w:rFonts w:ascii="Arial" w:hAnsi="Arial" w:cs="Arial"/><w:b/><w:sz w:val="24"/></w:rPr></w:pPr></w:p><w:p><w:pPr><w:rPr><w:rFonts w:ascii="Arial" w:hAnsi="Arial" w:cs="Arial"/><w:b/><w:sz w:val="24"/></w:rPr></w:pPr><w:r><w:rPr><w:rFonts w:ascii="Arial" w:hAnsi="Arial" w:cs="Arial"/><w:b/><w:sz w:val="24"/></w:rPr><w:t>1.-</w:t></w:r><w:r><w:rPr><w:rFonts w:ascii="Arial" w:hAnsi="Arial" w:cs="Arial"/><w:b/><w:spacing w:val="-5"/><w:sz w:val="24"/></w:rPr><w:t xml:space="preserve"> </w:t></w:r><w:r><w:rPr><w:rFonts w:ascii="Arial" w:hAnsi="Arial" w:cs="Arial"/><w:b/><w:sz w:val="24"/></w:rPr><w:t>NOMBRE</w:t></w:r><w:r><w:rPr><w:rFonts w:ascii="Arial" w:hAnsi="Arial" w:cs="Arial"/><w:b/><w:spacing w:val="-4"/><w:sz w:val="24"/></w:rPr><w:t xml:space="preserve"> </w:t></w:r><w:r><w:rPr><w:rFonts w:ascii="Arial" w:hAnsi="Arial" w:cs="Arial"/><w:b/><w:sz w:val="24"/></w:rPr><w:t>COMPLETO</w:t></w:r><w:r><w:rPr><w:rFonts w:ascii="Arial" w:hAnsi="Arial" w:cs="Arial"/><w:b/><w:spacing w:val="-5"/><w:sz w:val="24"/></w:rPr><w:t xml:space="preserve"> </w:t></w:r><w:r><w:rPr><w:rFonts w:ascii="Arial" w:hAnsi="Arial" w:cs="Arial"/><w:b/><w:sz w:val="24"/></w:rPr><w:t>DEL</w:t></w:r><w:r><w:rPr><w:rFonts w:ascii="Arial" w:hAnsi="Arial" w:cs="Arial"/><w:b/><w:spacing w:val="-5"/><w:sz w:val="24"/></w:rPr><w:t xml:space="preserve"> </w:t></w:r><w:r><w:rPr><w:rFonts w:ascii="Arial" w:hAnsi="Arial" w:cs="Arial"/><w:b/><w:sz w:val="24"/></w:rPr><w:t>PROPONENTE</w:t></w:r><w:r><w:rPr><w:rFonts w:ascii="Arial" w:hAnsi="Arial" w:cs="Arial"/><w:b/><w:spacing w:val="-7"/><w:sz w:val="24"/></w:rPr><w:t xml:space="preserve"> </w:t></w:r><w:r><w:rPr><w:rFonts w:ascii="Arial" w:hAnsi="Arial" w:cs="Arial"/><w:b/><w:sz w:val="24"/></w:rPr><w:t>O</w:t></w:r><w:r><w:rPr><w:rFonts w:ascii="Arial" w:hAnsi="Arial" w:cs="Arial"/><w:b/><w:spacing w:val="-6"/><w:sz w:val="24"/></w:rPr><w:t xml:space="preserve"> </w:t></w:r><w:r><w:rPr><w:rFonts w:ascii="Arial" w:hAnsi="Arial" w:cs="Arial"/><w:b/><w:sz w:val="24"/></w:rPr><w:t>RAZON</w:t></w:r><w:r><w:rPr><w:rFonts w:ascii="Arial" w:hAnsi="Arial" w:cs="Arial"/><w:b/><w:spacing w:val="-4"/><w:sz w:val="24"/></w:rPr><w:t xml:space="preserve"> </w:t></w:r><w:r><w:rPr><w:rFonts w:ascii="Arial" w:hAnsi="Arial" w:cs="Arial"/><w:b/><w:sz w:val="24"/></w:rPr><w:t xml:space="preserve">SOCIAL: </w:t></w:r></w:p><w:p><w:pPr><w:pStyle w:val="Textoindependiente"/><w:rPr><w:rFonts w:ascii="Arial" w:hAnsi="Arial" w:cs="Arial"/><w:b/><w:sz w:val="24"/></w:rPr></w:pPr><w:r><w:rPr><w:rFonts w:ascii="Arial" w:hAnsi="Arial" w:cs="Arial"/><w:b/><w:sz w:val="24"/></w:rPr><w:t xml:space="preserve">Comercial MP SpA</w:t></w:r></w:p><w:p><w:pPr><w:pStyle w:val="Textoindependiente"/><w:spacing w:before="7"/><w:rPr><w:rFonts w:ascii="Arial" w:hAnsi="Arial" w:cs="Arial"/><w:b/><w:sz w:val="24"/></w:rPr></w:pPr></w:p><w:p><w:pPr><w:rPr><w:rFonts w:ascii="Arial" w:hAnsi="Arial" w:cs="Arial"/><w:b/><w:sz w:val="24"/></w:rPr></w:pPr><w:r><w:rPr><w:rFonts w:ascii="Arial" w:hAnsi="Arial" w:cs="Arial"/><w:b/><w:sz w:val="24"/></w:rPr><w:t>2.-</w:t></w:r><w:r><w:rPr><w:rFonts w:ascii="Arial" w:hAnsi="Arial" w:cs="Arial"/><w:b/><w:spacing w:val="-8"/><w:sz w:val="24"/></w:rPr><w:t xml:space="preserve"> </w:t></w:r><w:r><w:rPr><w:rFonts w:ascii="Arial" w:hAnsi="Arial" w:cs="Arial"/><w:b/><w:sz w:val="24"/></w:rPr><w:t xml:space="preserve">RUT: </w:t></w:r></w:p><w:p><w:pPr><w:pStyle w:val="Textoindependiente"/><w:rPr><w:rFonts w:ascii="Arial" w:hAnsi="Arial" w:cs="Arial"/><w:b/><w:sz w:val="24"/></w:rPr></w:pPr><w:r><w:rPr><w:rFonts w:ascii="Arial" w:hAnsi="Arial" w:cs="Arial"/><w:b/><w:sz w:val="24"/></w:rPr><w:t xml:space="preserve">78.388.175-6</w:t></w:r></w:p><w:p><w:pPr><w:pStyle w:val="Textoindependiente"/><w:spacing w:before="4"/><w:rPr><w:rFonts w:ascii="Arial" w:hAnsi="Arial" w:cs="Arial"/><w:b/><w:sz w:val="24"/></w:rPr></w:pPr></w:p><w:p><w:pPr><w:spacing w:before="1"/><w:rPr><w:rFonts w:ascii="Arial" w:hAnsi="Arial" w:cs="Arial"/><w:b/><w:sz w:val="24"/></w:rPr></w:pPr><w:r><w:rPr><w:rFonts w:ascii="Arial" w:hAnsi="Arial" w:cs="Arial"/><w:b/><w:sz w:val="24"/></w:rPr><w:t>3.-</w:t></w:r><w:r><w:rPr><w:rFonts w:ascii="Arial" w:hAnsi="Arial" w:cs="Arial"/><w:b/><w:spacing w:val="-8"/><w:sz w:val="24"/></w:rPr><w:t xml:space="preserve"> </w:t></w:r><w:r><w:rPr><w:rFonts w:ascii="Arial" w:hAnsi="Arial" w:cs="Arial"/><w:b/><w:sz w:val="24"/></w:rPr><w:t>NOMBRE</w:t></w:r><w:r><w:rPr><w:rFonts w:ascii="Arial" w:hAnsi="Arial" w:cs="Arial"/><w:b/><w:spacing w:val="-8"/><w:sz w:val="24"/></w:rPr><w:t xml:space="preserve"> </w:t></w:r><w:r><w:rPr><w:rFonts w:ascii="Arial" w:hAnsi="Arial" w:cs="Arial"/><w:b/><w:sz w:val="24"/></w:rPr><w:t>DEL</w:t></w:r><w:r><w:rPr><w:rFonts w:ascii="Arial" w:hAnsi="Arial" w:cs="Arial"/><w:b/><w:spacing w:val="-9"/><w:sz w:val="24"/></w:rPr><w:t xml:space="preserve"> </w:t></w:r><w:r><w:rPr><w:rFonts w:ascii="Arial" w:hAnsi="Arial" w:cs="Arial"/><w:b/><w:sz w:val="24"/></w:rPr><w:t>REPRESENTANTE</w:t></w:r><w:r><w:rPr><w:rFonts w:ascii="Arial" w:hAnsi="Arial" w:cs="Arial"/><w:b/><w:spacing w:val="-8"/><w:sz w:val="24"/></w:rPr><w:t xml:space="preserve"> </w:t></w:r><w:r><w:rPr><w:rFonts w:ascii="Arial" w:hAnsi="Arial" w:cs="Arial"/><w:b/><w:sz w:val="24"/></w:rPr><w:t xml:space="preserve">LEGAL: </w:t></w:r></w:p><w:p><w:pPr><w:pStyle w:val="Textoindependiente"/><w:rPr><w:rFonts w:ascii="Arial" w:hAnsi="Arial" w:cs="Arial"/><w:b/><w:sz w:val="24"/></w:rPr></w:pPr><w:r><w:rPr><w:rFonts w:ascii="Arial" w:hAnsi="Arial" w:cs="Arial"/><w:b/><w:sz w:val="24"/></w:rPr><w:t xml:space="preserve">Lidia Valenzuela</w:t></w:r></w:p><w:p><w:pPr><w:pStyle w:val="Textoindependiente"/><w:spacing w:before="6"/><w:rPr><w:rFonts w:ascii="Arial" w:hAnsi="Arial" w:cs="Arial"/><w:b/><w:sz w:val="24"/></w:rPr></w:pPr></w:p><w:p><w:pPr><w:rPr><w:rFonts w:ascii="Arial" w:hAnsi="Arial" w:cs="Arial"/><w:b/><w:sz w:val="24"/></w:rPr></w:pPr><w:r><w:rPr><w:rFonts w:ascii="Arial" w:hAnsi="Arial" w:cs="Arial"/><w:b/><w:sz w:val="24"/></w:rPr><w:t>4.-</w:t></w:r><w:r><w:rPr><w:rFonts w:ascii="Arial" w:hAnsi="Arial" w:cs="Arial"/><w:b/><w:spacing w:val="-8"/><w:sz w:val="24"/></w:rPr><w:t xml:space="preserve"> </w:t></w:r><w:r><w:rPr><w:rFonts w:ascii="Arial" w:hAnsi="Arial" w:cs="Arial"/><w:b/><w:sz w:val="24"/></w:rPr><w:t>RUT</w:t></w:r><w:r><w:rPr><w:rFonts w:ascii="Arial" w:hAnsi="Arial" w:cs="Arial"/><w:b/><w:spacing w:val="-9"/><w:sz w:val="24"/></w:rPr><w:t xml:space="preserve"> </w:t></w:r><w:r><w:rPr><w:rFonts w:ascii="Arial" w:hAnsi="Arial" w:cs="Arial"/><w:b/><w:sz w:val="24"/></w:rPr><w:t>DEL</w:t></w:r><w:r><w:rPr><w:rFonts w:ascii="Arial" w:hAnsi="Arial" w:cs="Arial"/><w:b/><w:spacing w:val="-8"/><w:sz w:val="24"/></w:rPr><w:t xml:space="preserve"> </w:t></w:r><w:r><w:rPr><w:rFonts w:ascii="Arial" w:hAnsi="Arial" w:cs="Arial"/><w:b/><w:sz w:val="24"/></w:rPr><w:t>REPRESENTANTE</w:t></w:r><w:r><w:rPr><w:rFonts w:ascii="Arial" w:hAnsi="Arial" w:cs="Arial"/><w:b/><w:spacing w:val="-10"/><w:sz w:val="24"/></w:rPr><w:t xml:space="preserve"> </w:t></w:r><w:r><w:rPr><w:rFonts w:ascii="Arial" w:hAnsi="Arial" w:cs="Arial"/><w:b/><w:sz w:val="24"/></w:rPr><w:t xml:space="preserve">LEGAL: </w:t></w:r></w:p><w:p><w:pPr><w:pStyle w:val="Textoindependiente"/><w:rPr><w:rFonts w:ascii="Arial" w:hAnsi="Arial" w:cs="Arial"/><w:b/><w:sz w:val="24"/></w:rPr></w:pPr><w:r><w:rPr><w:rFonts w:ascii="Arial" w:hAnsi="Arial" w:cs="Arial"/><w:b/><w:sz w:val="24"/></w:rPr><w:t xml:space="preserve">6.736.698-0</w:t></w:r></w:p><w:p><w:pPr><w:pStyle w:val="Textoindependiente"/><w:spacing w:before="7"/><w:rPr><w:rFonts w:ascii="Arial" w:hAnsi="Arial" w:cs="Arial"/><w:b/><w:sz w:val="24"/></w:rPr></w:pPr></w:p><w:p><w:pPr><w:rPr><w:rFonts w:ascii="Arial" w:hAnsi="Arial" w:cs="Arial"/><w:b/><w:sz w:val="24"/></w:rPr></w:pPr><w:r><w:rPr><w:rFonts w:ascii="Arial" w:hAnsi="Arial" w:cs="Arial"/><w:b/><w:sz w:val="24"/></w:rPr><w:t>5.-</w:t></w:r><w:r><w:rPr><w:rFonts w:ascii="Arial" w:hAnsi="Arial" w:cs="Arial"/><w:b/><w:spacing w:val="-5"/><w:sz w:val="24"/></w:rPr><w:t xml:space="preserve"> </w:t></w:r><w:r><w:rPr><w:rFonts w:ascii="Arial" w:hAnsi="Arial" w:cs="Arial"/><w:b/><w:sz w:val="24"/></w:rPr><w:t>DIRECCION</w:t></w:r><w:r><w:rPr><w:rFonts w:ascii="Arial" w:hAnsi="Arial" w:cs="Arial"/><w:b/><w:spacing w:val="-4"/><w:sz w:val="24"/></w:rPr><w:t xml:space="preserve"> </w:t></w:r><w:r><w:rPr><w:rFonts w:ascii="Arial" w:hAnsi="Arial" w:cs="Arial"/><w:b/><w:sz w:val="24"/></w:rPr><w:t>(Calle,</w:t></w:r><w:r><w:rPr><w:rFonts w:ascii="Arial" w:hAnsi="Arial" w:cs="Arial"/><w:b/><w:spacing w:val="-4"/><w:sz w:val="24"/></w:rPr><w:t xml:space="preserve"> </w:t></w:r><w:r><w:rPr><w:rFonts w:ascii="Arial" w:hAnsi="Arial" w:cs="Arial"/><w:b/><w:sz w:val="24"/></w:rPr><w:t>N°,</w:t></w:r><w:r><w:rPr><w:rFonts w:ascii="Arial" w:hAnsi="Arial" w:cs="Arial"/><w:b/><w:spacing w:val="-7"/><w:sz w:val="24"/></w:rPr><w:t xml:space="preserve"> </w:t></w:r><w:proofErr w:type="spellStart"/><w:r><w:rPr><w:rFonts w:ascii="Arial" w:hAnsi="Arial" w:cs="Arial"/><w:b/><w:sz w:val="24"/></w:rPr><w:t>Comuna</w:t></w:r><w:proofErr w:type="spellEnd"/><w:r><w:rPr><w:rFonts w:ascii="Arial" w:hAnsi="Arial" w:cs="Arial"/><w:b/><w:sz w:val="24"/></w:rPr><w:t xml:space="preserve">): </w:t></w:r></w:p><w:p><w:pPr><w:pStyle w:val="Textoindependiente"/><w:rPr><w:rFonts w:ascii="Arial" w:hAnsi="Arial" w:cs="Arial"/><w:b/><w:sz w:val="24"/></w:rPr></w:pPr><w:r><w:rPr><w:rFonts w:ascii="Arial" w:hAnsi="Arial" w:cs="Arial"/><w:b/><w:sz w:val="24"/></w:rPr><w:t xml:space="preserve">Camino El Oliveto N° 575 N° 6, Talagante</w:t></w:r></w:p><w:p><w:pPr><w:pStyle w:val="Textoindependiente"/><w:spacing w:before="4"/><w:rPr><w:rFonts w:ascii="Arial" w:hAnsi="Arial" w:cs="Arial"/><w:b/><w:sz w:val="24"/></w:rPr></w:pPr></w:p><w:p><w:pPr><w:rPr><w:rFonts w:ascii="Arial" w:hAnsi="Arial" w:cs="Arial"/><w:b/><w:sz w:val="24"/></w:rPr></w:pPr><w:r><w:rPr><w:rFonts w:ascii="Arial" w:hAnsi="Arial" w:cs="Arial"/><w:b/><w:sz w:val="24"/></w:rPr><w:t>6.-</w:t></w:r><w:r><w:rPr><w:rFonts w:ascii="Arial" w:hAnsi="Arial" w:cs="Arial"/><w:b/><w:spacing w:val="-3"/><w:sz w:val="24"/></w:rPr><w:t xml:space="preserve"> </w:t></w:r><w:r><w:rPr><w:rFonts w:ascii="Arial" w:hAnsi="Arial" w:cs="Arial"/><w:b/><w:sz w:val="24"/></w:rPr><w:t>N°</w:t></w:r><w:r><w:rPr><w:rFonts w:ascii="Arial" w:hAnsi="Arial" w:cs="Arial"/><w:b/><w:spacing w:val="-5"/><w:sz w:val="24"/></w:rPr><w:t xml:space="preserve"> </w:t></w:r><w:r><w:rPr><w:rFonts w:ascii="Arial" w:hAnsi="Arial" w:cs="Arial"/><w:b/><w:sz w:val="24"/></w:rPr><w:t>DE</w:t></w:r><w:r><w:rPr><w:rFonts w:ascii="Arial" w:hAnsi="Arial" w:cs="Arial"/><w:b/><w:spacing w:val="-5"/><w:sz w:val="24"/></w:rPr><w:t xml:space="preserve"> </w:t></w:r><w:r><w:rPr><w:rFonts w:ascii="Arial" w:hAnsi="Arial" w:cs="Arial"/><w:b/><w:sz w:val="24"/></w:rPr><w:t xml:space="preserve">TELEFONO: </w:t></w:r></w:p><w:p><w:pPr><w:pStyle w:val="Textoindependiente"/><w:rPr><w:rFonts w:ascii="Arial" w:hAnsi="Arial" w:cs="Arial"/><w:b/><w:sz w:val="24"/></w:rPr></w:pPr><w:r><w:rPr><w:rFonts w:ascii="Arial" w:hAnsi="Arial" w:cs="Arial"/><w:b/><w:sz w:val="24"/></w:rPr><w:t xml:space="preserve">+569 7549 1833</w:t></w:r></w:p><w:p><w:pPr><w:pStyle w:val="Textoindependiente"/><w:spacing w:before="7"/><w:rPr><w:rFonts w:ascii="Arial" w:hAnsi="Arial" w:cs="Arial"/><w:b/><w:sz w:val="24"/></w:rPr></w:pPr></w:p><w:p><w:pPr><w:rPr><w:rFonts w:ascii="Arial" w:hAnsi="Arial" w:cs="Arial"/><w:b/><w:sz w:val="24"/></w:rPr></w:pPr><w:r><w:rPr><w:rFonts w:ascii="Arial" w:hAnsi="Arial" w:cs="Arial"/><w:b/><w:sz w:val="24"/></w:rPr><w:t>7.-</w:t></w:r><w:r><w:rPr><w:rFonts w:ascii="Arial" w:hAnsi="Arial" w:cs="Arial"/><w:b/><w:spacing w:val="-9"/><w:sz w:val="24"/></w:rPr><w:t xml:space="preserve"> </w:t></w:r><w:r><w:rPr><w:rFonts w:ascii="Arial" w:hAnsi="Arial" w:cs="Arial"/><w:b/><w:sz w:val="24"/></w:rPr><w:t>CORREO</w:t></w:r><w:r><w:rPr><w:rFonts w:ascii="Arial" w:hAnsi="Arial" w:cs="Arial"/><w:b/><w:spacing w:val="-10"/><w:sz w:val="24"/></w:rPr><w:t xml:space="preserve"> </w:t></w:r><w:r><w:rPr><w:rFonts w:ascii="Arial" w:hAnsi="Arial" w:cs="Arial"/><w:b/><w:sz w:val="24"/></w:rPr><w:t xml:space="preserve">ELECTRÓNICO: </w:t></w:r></w:p><w:p><w:pPr><w:pStyle w:val="Textoindependiente"/><w:rPr><w:rFonts w:ascii="Arial" w:hAnsi="Arial" w:cs="Arial"/><w:b/><w:sz w:val="24"/></w:rPr></w:pPr><w:r><w:rPr><w:rFonts w:ascii="Arial" w:hAnsi="Arial" w:cs="Arial"/><w:b/><w:sz w:val="24"/></w:rPr><w:t xml:space="preserve">ventas@sociedadcomercialmp.cl</w:t></w:r></w:p><w:p><w:pPr><w:pStyle w:val="Textoindependiente"/><w:spacing w:before="7"/><w:rPr><w:rFonts w:ascii="Arial" w:hAnsi="Arial" w:cs="Arial"/><w:b/><w:sz w:val="24"/></w:rPr></w:pPr></w:p><w:p><w:pPr><w:rPr><w:rFonts w:ascii="Arial" w:hAnsi="Arial" w:cs="Arial"/><w:b/><w:sz w:val="24"/></w:rPr></w:pPr><w:r><w:rPr><w:rFonts w:ascii="Arial" w:hAnsi="Arial" w:cs="Arial"/><w:b/><w:sz w:val="24"/></w:rPr><w:t>8.-</w:t></w:r><w:r><w:rPr><w:rFonts w:ascii="Arial" w:hAnsi="Arial" w:cs="Arial"/><w:b/><w:spacing w:val="-8"/><w:sz w:val="24"/></w:rPr><w:t xml:space="preserve"> </w:t></w:r><w:r><w:rPr><w:rFonts w:ascii="Arial" w:hAnsi="Arial" w:cs="Arial"/><w:b/><w:sz w:val="24"/></w:rPr><w:t>NOMBRE</w:t></w:r><w:r><w:rPr><w:rFonts w:ascii="Arial" w:hAnsi="Arial" w:cs="Arial"/><w:b/><w:spacing w:val="-7"/><w:sz w:val="24"/></w:rPr><w:t xml:space="preserve"> </w:t></w:r><w:r><w:rPr><w:rFonts w:ascii="Arial" w:hAnsi="Arial" w:cs="Arial"/><w:b/><w:sz w:val="24"/></w:rPr><w:t>Y</w:t></w:r><w:r><w:rPr><w:rFonts w:ascii="Arial" w:hAnsi="Arial" w:cs="Arial"/><w:b/><w:spacing w:val="-10"/><w:sz w:val="24"/></w:rPr><w:t xml:space="preserve"> </w:t></w:r><w:r><w:rPr><w:rFonts w:ascii="Arial" w:hAnsi="Arial" w:cs="Arial"/><w:b/><w:sz w:val="24"/></w:rPr><w:t>TELEFONO</w:t></w:r><w:r><w:rPr><w:rFonts w:ascii="Arial" w:hAnsi="Arial" w:cs="Arial"/><w:b/><w:spacing w:val="-8"/><w:sz w:val="24"/></w:rPr><w:t xml:space="preserve"> </w:t></w:r><w:r><w:rPr><w:rFonts w:ascii="Arial" w:hAnsi="Arial" w:cs="Arial"/><w:b/><w:sz w:val="24"/></w:rPr><w:t>DE</w:t></w:r><w:r><w:rPr><w:rFonts w:ascii="Arial" w:hAnsi="Arial" w:cs="Arial"/><w:b/><w:spacing w:val="-7"/><w:sz w:val="24"/></w:rPr><w:t xml:space="preserve"> </w:t></w:r><w:r><w:rPr><w:rFonts w:ascii="Arial" w:hAnsi="Arial" w:cs="Arial"/><w:b/><w:sz w:val="24"/></w:rPr><w:t xml:space="preserve">CONTACTO: </w:t></w:r></w:p><w:p><w:pPr><w:pStyle w:val="Textoindependiente"/><w:rPr><w:rFonts w:ascii="Arial" w:hAnsi="Arial" w:cs="Arial"/><w:b/></w:rPr></w:pPr></w:p><w:p><w:pPr><w:pStyle w:val="Textoindependiente"/><w:rPr><w:rFonts w:ascii="Arial" w:hAnsi="Arial" w:cs="Arial"/><w:b/></w:rPr></w:pPr></w:p><w:p><w:pPr><w:pStyle w:val="Textoindependiente"/><w:rPr><w:rFonts w:ascii="Arial" w:hAnsi="Arial" w:cs="Arial"/><w:b/></w:rPr></w:pPr></w:p><w:p><w:pPr><w:pStyle w:val="Textoindependiente"/><w:rPr><w:rFonts w:ascii="Arial" w:hAnsi="Arial" w:cs="Arial"/><w:b/></w:rPr></w:pPr></w:p><w:p><w:pPr><w:pStyle w:val="Textoindependiente"/><w:rPr><w:rFonts w:ascii="Arial" w:hAnsi="Arial" w:cs="Arial"/><w:b/></w:rPr></w:pPr></w:p><w:p><w:pPr><w:pStyle w:val="Textoindependiente"/><w:jc w:val="center"/><w:rPr><w:rFonts w:ascii="Arial" w:hAnsi="Arial" w:cs="Arial"/><w:b/></w:rPr></w:pPr></w:p><w:p><w:pPr><w:pStyle w:val="Textoindependiente"/><w:rPr><w:rFonts w:ascii="Arial" w:hAnsi="Arial" w:cs="Arial"/><w:b/></w:rPr></w:pPr></w:p><w:p><w:pPr><w:pStyle w:val="Textoindependiente"/><w:rPr><w:rFonts w:ascii="Arial" w:hAnsi="Arial" w:cs="Arial"/><w:b/><w:sz w:val="26"/></w:rPr></w:pPr><w:r><w:rPr><w:rFonts w:ascii="Arial" w:hAnsi="Arial" w:cs="Arial"/><w:noProof/></w:rPr><mc:AlternateContent><mc:Choice Requires="wps"><w:drawing><wp:anchor distT="0" distB="0" distL="0" distR="0" simplePos="0" relativeHeight="251659264" behindDoc="1" locked="0" layoutInCell="1" allowOverlap="1" wp14:anchorId="422207AE" wp14:editId="2E8D67CB"><wp:simplePos x="0" y="0"/><wp:positionH relativeFrom="page"><wp:posOffset>2673985</wp:posOffset></wp:positionH><wp:positionV relativeFrom="paragraph"><wp:posOffset>233045</wp:posOffset></wp:positionV><wp:extent cx="2202815" cy="1270"/><wp:effectExtent l="0" t="0" r="0" b="0"/><wp:wrapTopAndBottom/><wp:docPr id="533083118" name="Freeform 2"/><wp:cNvGraphicFramePr><a:graphicFrameLocks xmlns:a="http://schemas.openxmlformats.org/drawingml/2006/main"/></wp:cNvGraphicFramePr><a:graphic xmlns:a="http://schemas.openxmlformats.org/drawingml/2006/main"><a:graphicData uri="http://schemas.microsoft.com/office/word/2010/wordprocessingShape"><wps:wsp><wps:cNvSpPr><a:spLocks/></wps:cNvSpPr><wps:spPr bwMode="auto"><a:xfrm><a:off x="0" y="0"/><a:ext cx="2202815" cy="1270"/></a:xfrm><a:custGeom><a:avLst/><a:gdLst><a:gd name="T0" fmla="+- 0 4211 4211"/><a:gd name="T1" fmla="*/ T0 w 3469"/><a:gd name="T2" fmla="+- 0 7679 4211"/><a:gd name="T3" fmla="*/ T2 w 3469"/></a:gdLst><a:ahLst/><a:cxnLst><a:cxn ang="0"><a:pos x="T1" y="0"/></a:cxn><a:cxn ang="0"><a:pos x="T3" y="0"/></a:cxn></a:cxnLst><a:rect l="0" t="0" r="r" b="b"/><a:pathLst><a:path w="3469"><a:moveTo><a:pt x="0" y="0"/></a:moveTo><a:lnTo><a:pt x="3468" y="0"/></a:lnTo></a:path></a:pathLst></a:custGeom><a:noFill/><a:ln w="13564"><a:solidFill><a:srgbClr val="000000"/></a:solidFill><a:round/><a:headEnd/><a:tailEnd/></a:ln><a:extLst><a:ext uri="{909E8E84-426E-40DD-AFC4-6F175D3DCCD1}"><a14:hiddenFill xmlns:a14="http://schemas.microsoft.com/office/drawing/2010/main"><a:solidFill><a:srgbClr val="FFFFFF"/></a:solidFill></a14:hiddenFill></a:ext></a:extLst></wps:spPr><wps:bodyPr rot="0" vert="horz" wrap="square" lIns="91440" tIns="45720" rIns="91440" bIns="45720" anchor="t" anchorCtr="0" upright="1"><a:noAutofit/></wps:bodyPr></wps:wsp></a:graphicData></a:graphic><wp14:sizeRelH relativeFrom="page"><wp14:pctWidth>0</wp14:pctWidth></wp14:sizeRelH><wp14:sizeRelV relativeFrom="page"><wp14:pctHeight>0</wp14:pctHeight></wp14:sizeRelV></wp:anchor></w:drawing></mc:Choice><mc:Fallback><w:pict><v:shape w14:anchorId="7CFFE317" id="Freeform 2" o:spid="_x0000_s1026" style="position:absolute;margin-left:210.55pt;margin-top:18.35pt;width:173.45pt;height:.1pt;z-index:-251657216;visibility:visible;mso-wrap-style:square;mso-width-percent:0;mso-height-percent:0;mso-wrap-distance-left:0;mso-wrap-distance-top:0;mso-wrap-distance-right:0;mso-wrap-distance-bottom:0;mso-position-horizontal:absolute;mso-position-horizontal-relative:page;mso-position-vertical:absolute;mso-position-vertical-relative:text;mso-width-percent:0;mso-height-percent:0;mso-width-relative:page;mso-height-relative:page;v-text-anchor:top" coordsize="3469,1270" o:gfxdata="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" path="m,l3468,e" filled="f" strokeweight=".37678mm"><v:path arrowok="t" o:connecttype="custom" o:connectlocs="0,0;2202180,0" o:connectangles="0,0"/><w10:wrap type="topAndBottom" anchorx="page"/></v:shape></w:pict></mc:Fallback></mc:AlternateContent></w:r></w:p><w:p><w:pPr><w:spacing w:line="264" w:lineRule="auto"/><w:ind w:left="2840" w:right="2835" w:hanging="243"/><w:rPr><w:rFonts w:ascii="Arial" w:hAnsi="Arial" w:cs="Arial"/><w:b/><w:sz w:val="24"/></w:rPr></w:pPr><w:r><w:rPr><w:rFonts w:ascii="Arial" w:hAnsi="Arial" w:cs="Arial"/><w:b/><w:sz w:val="24"/></w:rPr><w:t>FIRMA</w:t></w:r><w:r><w:rPr><w:rFonts w:ascii="Arial" w:hAnsi="Arial" w:cs="Arial"/><w:b/><w:spacing w:val="-16"/><w:sz w:val="24"/></w:rPr><w:t xml:space="preserve"> </w:t></w:r><w:r><w:rPr><w:rFonts w:ascii="Arial" w:hAnsi="Arial" w:cs="Arial"/><w:b/><w:sz w:val="24"/></w:rPr><w:t>Y</w:t></w:r><w:r><w:rPr><w:rFonts w:ascii="Arial" w:hAnsi="Arial" w:cs="Arial"/><w:b/><w:spacing w:val="-8"/><w:sz w:val="24"/></w:rPr><w:t xml:space="preserve"> </w:t></w:r><w:r><w:rPr><w:rFonts w:ascii="Arial" w:hAnsi="Arial" w:cs="Arial"/><w:b/><w:sz w:val="24"/></w:rPr><w:t>TIMBRE</w:t></w:r><w:r><w:rPr><w:rFonts w:ascii="Arial" w:hAnsi="Arial" w:cs="Arial"/><w:b/><w:spacing w:val="-4"/><w:sz w:val="24"/></w:rPr><w:t xml:space="preserve"> </w:t></w:r><w:r><w:rPr><w:rFonts w:ascii="Arial" w:hAnsi="Arial" w:cs="Arial"/><w:b/><w:sz w:val="24"/></w:rPr><w:t>OFERENTE</w:t></w:r><w:r><w:rPr><w:rFonts w:ascii="Arial" w:hAnsi="Arial" w:cs="Arial"/><w:b/><w:spacing w:val="-4"/><w:sz w:val="24"/></w:rPr><w:t xml:space="preserve"> </w:t></w:r><w:r><w:rPr><w:rFonts w:ascii="Arial" w:hAnsi="Arial" w:cs="Arial"/><w:b/><w:sz w:val="24"/></w:rPr><w:t>O</w:t></w:r><w:r><w:rPr><w:rFonts w:ascii="Arial" w:hAnsi="Arial" w:cs="Arial"/><w:b/><w:spacing w:val="-64"/><w:sz w:val="24"/></w:rPr><w:t xml:space="preserve"> </w:t></w:r><w:r><w:rPr><w:rFonts w:ascii="Arial" w:hAnsi="Arial" w:cs="Arial"/><w:b/><w:sz w:val="24"/></w:rPr><w:t>REPRESENTANTE</w:t></w:r><w:r><w:rPr><w:rFonts w:ascii="Arial" w:hAnsi="Arial" w:cs="Arial"/><w:b/><w:spacing w:val="-5"/><w:sz w:val="24"/></w:rPr><w:t xml:space="preserve"> </w:t></w:r><w:r><w:rPr><w:rFonts w:ascii="Arial" w:hAnsi="Arial" w:cs="Arial"/><w:b/><w:sz w:val="24"/></w:rPr><w:t>LEGAL</w:t></w:r></w:p><w:p><w:pPr><w:spacing w:line="264" w:lineRule="auto"/><w:rPr><w:rFonts w:ascii="Arial" w:hAnsi="Arial" w:cs="Arial"/><w:sz w:val="24"/></w:rPr><w:sectPr><w:headerReference w:type="default" r:id="rId7"/><w:footerReference w:type="default" r:id="rId8"/><w:pgSz w:w="12240" w:h="18720"/><w:pgMar w:top="1640" w:right="1660" w:bottom="280" w:left="1560" w:header="825" w:footer="0" w:gutter="0"/><w:cols w:space="720"/></w:sectPr></w:pPr><w:r><w:drawing><wp:inline distT="0" distB="0" distL="0" distR="0"><wp:extent cx="1260000" cy="795273"/><wp:effectExtent l="0" t="0" r="0" b="0"/><wp:docPr id="953149" name="Firma"/><wp:cNvGraphicFramePr><a:graphicFrameLocks noChangeAspect="1"/></wp:cNvGraphicFramePr><a:graphic><a:graphicData uri="http://schemas.openxmlformats.org/drawingml/2006/picture"><pic:pic><pic:nvPicPr><pic:cNvPr id="953149" name="Firma"/><pic:cNvPicPr/></pic:nvPicPr><pic:blipFill><a:blip r:embed="rId13"/><a:stretch><a:fillRect/></a:stretch></pic:blipFill><pic:spPr><a:xfrm><a:off x="0" y="0"/><a:ext cx="1260000" cy="795273"/></a:xfrm><a:prstGeom prst="rect"><a:avLst/></a:prstGeom></pic:spPr></pic:pic></a:graphicData></a:graphic></wp:inline></w:drawing></w:r></w:p><w:sectPr><w:headerReference w:type="default" r:id="rId10"/><w:pgSz w:w="12240" w:h="15840"/><w:pgMar w:top="0" w:right="1020" w:bottom="280" w:left="600" w:header="210" w:footer="1020" w:gutter="0"/><w:cols w:space="720"/></w:sectPr></w:body></w:document>
 </file>
 
 <file path=word/endnotes.xml><?xml version="1.0" encoding="utf-8"?>
